--- a/src/main/resources/ppc.docx
+++ b/src/main/resources/ppc.docx
@@ -2144,7 +2144,7 @@
         <w:pStyle w:val="Heading1"/>
         <w:numPr>
           <w:ilvl w:val="0"/>
-          <w:numId w:val="1"/>
+          <w:numId w:val="2"/>
         </w:numPr>
         <w:spacing w:before="0" w:after="120"/>
         <w:rPr/>
@@ -2161,7 +2161,7 @@
         <w:pStyle w:val="Heading1"/>
         <w:numPr>
           <w:ilvl w:val="0"/>
-          <w:numId w:val="1"/>
+          <w:numId w:val="2"/>
         </w:numPr>
         <w:rPr/>
       </w:pPr>
@@ -2177,7 +2177,7 @@
         <w:pStyle w:val="Heading2"/>
         <w:numPr>
           <w:ilvl w:val="1"/>
-          <w:numId w:val="1"/>
+          <w:numId w:val="2"/>
         </w:numPr>
         <w:rPr/>
       </w:pPr>
@@ -3432,7 +3432,7 @@
         <w:pStyle w:val="Heading2"/>
         <w:numPr>
           <w:ilvl w:val="1"/>
-          <w:numId w:val="1"/>
+          <w:numId w:val="2"/>
         </w:numPr>
         <w:rPr/>
       </w:pPr>
@@ -4791,7 +4791,7 @@
         <w:pStyle w:val="Heading2"/>
         <w:numPr>
           <w:ilvl w:val="1"/>
-          <w:numId w:val="1"/>
+          <w:numId w:val="2"/>
         </w:numPr>
         <w:rPr/>
       </w:pPr>
@@ -4872,8 +4872,8 @@
         </w:tblCellMar>
       </w:tblPr>
       <w:tblGrid>
-        <w:gridCol w:w="2643"/>
-        <w:gridCol w:w="7002"/>
+        <w:gridCol w:w="2642"/>
+        <w:gridCol w:w="7003"/>
       </w:tblGrid>
       <w:tr>
         <w:trPr>
@@ -4940,7 +4940,7 @@
         <w:trPr/>
         <w:tc>
           <w:tcPr>
-            <w:tcW w:w="2643" w:type="dxa"/>
+            <w:tcW w:w="2642" w:type="dxa"/>
             <w:tcBorders>
               <w:top w:val="single" w:sz="8" w:space="0" w:color="000000"/>
               <w:start w:val="single" w:sz="8" w:space="0" w:color="000000"/>
@@ -4993,7 +4993,7 @@
         </w:tc>
         <w:tc>
           <w:tcPr>
-            <w:tcW w:w="7002" w:type="dxa"/>
+            <w:tcW w:w="7003" w:type="dxa"/>
             <w:tcBorders>
               <w:top w:val="single" w:sz="8" w:space="0" w:color="000000"/>
               <w:start w:val="single" w:sz="8" w:space="0" w:color="000000"/>
@@ -5049,7 +5049,7 @@
         <w:trPr/>
         <w:tc>
           <w:tcPr>
-            <w:tcW w:w="2643" w:type="dxa"/>
+            <w:tcW w:w="2642" w:type="dxa"/>
             <w:tcBorders>
               <w:top w:val="single" w:sz="8" w:space="0" w:color="000000"/>
               <w:start w:val="single" w:sz="8" w:space="0" w:color="000000"/>
@@ -5102,7 +5102,7 @@
         </w:tc>
         <w:tc>
           <w:tcPr>
-            <w:tcW w:w="7002" w:type="dxa"/>
+            <w:tcW w:w="7003" w:type="dxa"/>
             <w:tcBorders>
               <w:top w:val="single" w:sz="8" w:space="0" w:color="000000"/>
               <w:start w:val="single" w:sz="8" w:space="0" w:color="000000"/>
@@ -5158,7 +5158,7 @@
         <w:trPr/>
         <w:tc>
           <w:tcPr>
-            <w:tcW w:w="2643" w:type="dxa"/>
+            <w:tcW w:w="2642" w:type="dxa"/>
             <w:tcBorders>
               <w:top w:val="single" w:sz="8" w:space="0" w:color="000000"/>
               <w:start w:val="single" w:sz="8" w:space="0" w:color="000000"/>
@@ -5211,7 +5211,7 @@
         </w:tc>
         <w:tc>
           <w:tcPr>
-            <w:tcW w:w="7002" w:type="dxa"/>
+            <w:tcW w:w="7003" w:type="dxa"/>
             <w:tcBorders>
               <w:top w:val="single" w:sz="8" w:space="0" w:color="000000"/>
               <w:start w:val="single" w:sz="8" w:space="0" w:color="000000"/>
@@ -5267,7 +5267,7 @@
         <w:trPr/>
         <w:tc>
           <w:tcPr>
-            <w:tcW w:w="2643" w:type="dxa"/>
+            <w:tcW w:w="2642" w:type="dxa"/>
             <w:tcBorders>
               <w:top w:val="single" w:sz="8" w:space="0" w:color="000000"/>
               <w:start w:val="single" w:sz="8" w:space="0" w:color="000000"/>
@@ -5320,7 +5320,7 @@
         </w:tc>
         <w:tc>
           <w:tcPr>
-            <w:tcW w:w="7002" w:type="dxa"/>
+            <w:tcW w:w="7003" w:type="dxa"/>
             <w:tcBorders>
               <w:top w:val="single" w:sz="8" w:space="0" w:color="000000"/>
               <w:start w:val="single" w:sz="8" w:space="0" w:color="000000"/>
@@ -5376,7 +5376,7 @@
         <w:trPr/>
         <w:tc>
           <w:tcPr>
-            <w:tcW w:w="2643" w:type="dxa"/>
+            <w:tcW w:w="2642" w:type="dxa"/>
             <w:tcBorders>
               <w:top w:val="single" w:sz="8" w:space="0" w:color="000000"/>
               <w:start w:val="single" w:sz="8" w:space="0" w:color="000000"/>
@@ -5429,7 +5429,7 @@
         </w:tc>
         <w:tc>
           <w:tcPr>
-            <w:tcW w:w="7002" w:type="dxa"/>
+            <w:tcW w:w="7003" w:type="dxa"/>
             <w:tcBorders>
               <w:top w:val="single" w:sz="8" w:space="0" w:color="000000"/>
               <w:start w:val="single" w:sz="8" w:space="0" w:color="000000"/>
@@ -5485,7 +5485,7 @@
         <w:trPr/>
         <w:tc>
           <w:tcPr>
-            <w:tcW w:w="2643" w:type="dxa"/>
+            <w:tcW w:w="2642" w:type="dxa"/>
             <w:tcBorders>
               <w:top w:val="single" w:sz="8" w:space="0" w:color="000000"/>
               <w:start w:val="single" w:sz="8" w:space="0" w:color="000000"/>
@@ -5538,7 +5538,7 @@
         </w:tc>
         <w:tc>
           <w:tcPr>
-            <w:tcW w:w="7002" w:type="dxa"/>
+            <w:tcW w:w="7003" w:type="dxa"/>
             <w:tcBorders>
               <w:top w:val="single" w:sz="8" w:space="0" w:color="000000"/>
               <w:start w:val="single" w:sz="8" w:space="0" w:color="000000"/>
@@ -5594,7 +5594,7 @@
         <w:trPr/>
         <w:tc>
           <w:tcPr>
-            <w:tcW w:w="2643" w:type="dxa"/>
+            <w:tcW w:w="2642" w:type="dxa"/>
             <w:tcBorders>
               <w:top w:val="single" w:sz="8" w:space="0" w:color="000000"/>
               <w:start w:val="single" w:sz="8" w:space="0" w:color="000000"/>
@@ -5647,7 +5647,7 @@
         </w:tc>
         <w:tc>
           <w:tcPr>
-            <w:tcW w:w="7002" w:type="dxa"/>
+            <w:tcW w:w="7003" w:type="dxa"/>
             <w:tcBorders>
               <w:top w:val="single" w:sz="8" w:space="0" w:color="000000"/>
               <w:start w:val="single" w:sz="8" w:space="0" w:color="000000"/>
@@ -5703,7 +5703,7 @@
         <w:trPr/>
         <w:tc>
           <w:tcPr>
-            <w:tcW w:w="2643" w:type="dxa"/>
+            <w:tcW w:w="2642" w:type="dxa"/>
             <w:tcBorders>
               <w:top w:val="single" w:sz="8" w:space="0" w:color="000000"/>
               <w:start w:val="single" w:sz="8" w:space="0" w:color="000000"/>
@@ -5756,7 +5756,7 @@
         </w:tc>
         <w:tc>
           <w:tcPr>
-            <w:tcW w:w="7002" w:type="dxa"/>
+            <w:tcW w:w="7003" w:type="dxa"/>
             <w:tcBorders>
               <w:top w:val="single" w:sz="8" w:space="0" w:color="000000"/>
               <w:start w:val="single" w:sz="8" w:space="0" w:color="000000"/>
@@ -5812,7 +5812,7 @@
         <w:trPr/>
         <w:tc>
           <w:tcPr>
-            <w:tcW w:w="2643" w:type="dxa"/>
+            <w:tcW w:w="2642" w:type="dxa"/>
             <w:tcBorders>
               <w:top w:val="single" w:sz="8" w:space="0" w:color="000000"/>
               <w:start w:val="single" w:sz="8" w:space="0" w:color="000000"/>
@@ -5865,7 +5865,7 @@
         </w:tc>
         <w:tc>
           <w:tcPr>
-            <w:tcW w:w="7002" w:type="dxa"/>
+            <w:tcW w:w="7003" w:type="dxa"/>
             <w:tcBorders>
               <w:top w:val="single" w:sz="8" w:space="0" w:color="000000"/>
               <w:start w:val="single" w:sz="8" w:space="0" w:color="000000"/>
@@ -5921,7 +5921,7 @@
         <w:trPr/>
         <w:tc>
           <w:tcPr>
-            <w:tcW w:w="2643" w:type="dxa"/>
+            <w:tcW w:w="2642" w:type="dxa"/>
             <w:tcBorders>
               <w:top w:val="single" w:sz="8" w:space="0" w:color="000000"/>
               <w:start w:val="single" w:sz="8" w:space="0" w:color="000000"/>
@@ -5974,7 +5974,7 @@
         </w:tc>
         <w:tc>
           <w:tcPr>
-            <w:tcW w:w="7002" w:type="dxa"/>
+            <w:tcW w:w="7003" w:type="dxa"/>
             <w:tcBorders>
               <w:top w:val="single" w:sz="8" w:space="0" w:color="000000"/>
               <w:start w:val="single" w:sz="8" w:space="0" w:color="000000"/>
@@ -6030,7 +6030,7 @@
         <w:trPr/>
         <w:tc>
           <w:tcPr>
-            <w:tcW w:w="2643" w:type="dxa"/>
+            <w:tcW w:w="2642" w:type="dxa"/>
             <w:tcBorders>
               <w:top w:val="single" w:sz="8" w:space="0" w:color="000000"/>
               <w:start w:val="single" w:sz="8" w:space="0" w:color="000000"/>
@@ -6083,7 +6083,7 @@
         </w:tc>
         <w:tc>
           <w:tcPr>
-            <w:tcW w:w="7002" w:type="dxa"/>
+            <w:tcW w:w="7003" w:type="dxa"/>
             <w:tcBorders>
               <w:top w:val="single" w:sz="8" w:space="0" w:color="000000"/>
               <w:start w:val="single" w:sz="8" w:space="0" w:color="000000"/>
@@ -6109,7 +6109,7 @@
         <w:trPr/>
         <w:tc>
           <w:tcPr>
-            <w:tcW w:w="2643" w:type="dxa"/>
+            <w:tcW w:w="2642" w:type="dxa"/>
             <w:tcBorders>
               <w:top w:val="single" w:sz="8" w:space="0" w:color="000000"/>
               <w:start w:val="single" w:sz="8" w:space="0" w:color="000000"/>
@@ -6162,7 +6162,7 @@
         </w:tc>
         <w:tc>
           <w:tcPr>
-            <w:tcW w:w="7002" w:type="dxa"/>
+            <w:tcW w:w="7003" w:type="dxa"/>
             <w:tcBorders>
               <w:top w:val="single" w:sz="8" w:space="0" w:color="000000"/>
               <w:start w:val="single" w:sz="8" w:space="0" w:color="000000"/>
@@ -6218,7 +6218,7 @@
         <w:trPr/>
         <w:tc>
           <w:tcPr>
-            <w:tcW w:w="2643" w:type="dxa"/>
+            <w:tcW w:w="2642" w:type="dxa"/>
             <w:tcBorders>
               <w:top w:val="single" w:sz="8" w:space="0" w:color="000000"/>
               <w:start w:val="single" w:sz="8" w:space="0" w:color="000000"/>
@@ -6271,7 +6271,7 @@
         </w:tc>
         <w:tc>
           <w:tcPr>
-            <w:tcW w:w="7002" w:type="dxa"/>
+            <w:tcW w:w="7003" w:type="dxa"/>
             <w:tcBorders>
               <w:top w:val="single" w:sz="8" w:space="0" w:color="000000"/>
               <w:start w:val="single" w:sz="8" w:space="0" w:color="000000"/>
@@ -6297,7 +6297,7 @@
         <w:trPr/>
         <w:tc>
           <w:tcPr>
-            <w:tcW w:w="2643" w:type="dxa"/>
+            <w:tcW w:w="2642" w:type="dxa"/>
             <w:tcBorders>
               <w:top w:val="single" w:sz="8" w:space="0" w:color="000000"/>
               <w:start w:val="single" w:sz="8" w:space="0" w:color="000000"/>
@@ -6391,7 +6391,7 @@
         </w:tc>
         <w:tc>
           <w:tcPr>
-            <w:tcW w:w="7002" w:type="dxa"/>
+            <w:tcW w:w="7003" w:type="dxa"/>
             <w:tcBorders>
               <w:top w:val="single" w:sz="8" w:space="0" w:color="000000"/>
               <w:start w:val="single" w:sz="8" w:space="0" w:color="000000"/>
@@ -6447,7 +6447,7 @@
         <w:trPr/>
         <w:tc>
           <w:tcPr>
-            <w:tcW w:w="2643" w:type="dxa"/>
+            <w:tcW w:w="2642" w:type="dxa"/>
             <w:tcBorders>
               <w:top w:val="single" w:sz="8" w:space="0" w:color="000000"/>
               <w:start w:val="single" w:sz="8" w:space="0" w:color="000000"/>
@@ -6500,7 +6500,7 @@
         </w:tc>
         <w:tc>
           <w:tcPr>
-            <w:tcW w:w="7002" w:type="dxa"/>
+            <w:tcW w:w="7003" w:type="dxa"/>
             <w:tcBorders>
               <w:top w:val="single" w:sz="8" w:space="0" w:color="000000"/>
               <w:start w:val="single" w:sz="8" w:space="0" w:color="000000"/>
@@ -6556,7 +6556,7 @@
         <w:trPr/>
         <w:tc>
           <w:tcPr>
-            <w:tcW w:w="2643" w:type="dxa"/>
+            <w:tcW w:w="2642" w:type="dxa"/>
             <w:tcBorders>
               <w:top w:val="single" w:sz="8" w:space="0" w:color="000000"/>
               <w:start w:val="single" w:sz="8" w:space="0" w:color="000000"/>
@@ -6609,7 +6609,7 @@
         </w:tc>
         <w:tc>
           <w:tcPr>
-            <w:tcW w:w="7002" w:type="dxa"/>
+            <w:tcW w:w="7003" w:type="dxa"/>
             <w:tcBorders>
               <w:top w:val="single" w:sz="8" w:space="0" w:color="000000"/>
               <w:start w:val="single" w:sz="8" w:space="0" w:color="000000"/>
@@ -6665,7 +6665,7 @@
         <w:trPr/>
         <w:tc>
           <w:tcPr>
-            <w:tcW w:w="2643" w:type="dxa"/>
+            <w:tcW w:w="2642" w:type="dxa"/>
             <w:tcBorders>
               <w:top w:val="single" w:sz="8" w:space="0" w:color="000000"/>
               <w:start w:val="single" w:sz="8" w:space="0" w:color="000000"/>
@@ -6730,7 +6730,7 @@
         </w:tc>
         <w:tc>
           <w:tcPr>
-            <w:tcW w:w="7002" w:type="dxa"/>
+            <w:tcW w:w="7003" w:type="dxa"/>
             <w:tcBorders>
               <w:top w:val="single" w:sz="8" w:space="0" w:color="000000"/>
               <w:start w:val="single" w:sz="8" w:space="0" w:color="000000"/>
@@ -6786,7 +6786,7 @@
         <w:trPr/>
         <w:tc>
           <w:tcPr>
-            <w:tcW w:w="2643" w:type="dxa"/>
+            <w:tcW w:w="2642" w:type="dxa"/>
             <w:tcBorders>
               <w:top w:val="single" w:sz="8" w:space="0" w:color="000000"/>
               <w:start w:val="single" w:sz="8" w:space="0" w:color="000000"/>
@@ -6839,7 +6839,7 @@
         </w:tc>
         <w:tc>
           <w:tcPr>
-            <w:tcW w:w="7002" w:type="dxa"/>
+            <w:tcW w:w="7003" w:type="dxa"/>
             <w:tcBorders>
               <w:top w:val="single" w:sz="8" w:space="0" w:color="000000"/>
               <w:start w:val="single" w:sz="8" w:space="0" w:color="000000"/>
@@ -6895,7 +6895,7 @@
         <w:trPr/>
         <w:tc>
           <w:tcPr>
-            <w:tcW w:w="2643" w:type="dxa"/>
+            <w:tcW w:w="2642" w:type="dxa"/>
             <w:tcBorders>
               <w:top w:val="single" w:sz="8" w:space="0" w:color="000000"/>
               <w:start w:val="single" w:sz="8" w:space="0" w:color="000000"/>
@@ -6960,7 +6960,7 @@
         </w:tc>
         <w:tc>
           <w:tcPr>
-            <w:tcW w:w="7002" w:type="dxa"/>
+            <w:tcW w:w="7003" w:type="dxa"/>
             <w:tcBorders>
               <w:top w:val="single" w:sz="8" w:space="0" w:color="000000"/>
               <w:start w:val="single" w:sz="8" w:space="0" w:color="000000"/>
@@ -7016,7 +7016,7 @@
         <w:trPr/>
         <w:tc>
           <w:tcPr>
-            <w:tcW w:w="2643" w:type="dxa"/>
+            <w:tcW w:w="2642" w:type="dxa"/>
             <w:tcBorders>
               <w:top w:val="single" w:sz="8" w:space="0" w:color="000000"/>
               <w:start w:val="single" w:sz="8" w:space="0" w:color="000000"/>
@@ -7081,7 +7081,7 @@
         </w:tc>
         <w:tc>
           <w:tcPr>
-            <w:tcW w:w="7002" w:type="dxa"/>
+            <w:tcW w:w="7003" w:type="dxa"/>
             <w:tcBorders>
               <w:top w:val="single" w:sz="8" w:space="0" w:color="000000"/>
               <w:start w:val="single" w:sz="8" w:space="0" w:color="000000"/>
@@ -7137,7 +7137,7 @@
         <w:trPr/>
         <w:tc>
           <w:tcPr>
-            <w:tcW w:w="2643" w:type="dxa"/>
+            <w:tcW w:w="2642" w:type="dxa"/>
             <w:tcBorders>
               <w:top w:val="single" w:sz="8" w:space="0" w:color="000000"/>
               <w:start w:val="single" w:sz="8" w:space="0" w:color="000000"/>
@@ -7202,7 +7202,7 @@
         </w:tc>
         <w:tc>
           <w:tcPr>
-            <w:tcW w:w="7002" w:type="dxa"/>
+            <w:tcW w:w="7003" w:type="dxa"/>
             <w:tcBorders>
               <w:top w:val="single" w:sz="8" w:space="0" w:color="000000"/>
               <w:start w:val="single" w:sz="8" w:space="0" w:color="000000"/>
@@ -7258,7 +7258,7 @@
         <w:trPr/>
         <w:tc>
           <w:tcPr>
-            <w:tcW w:w="2643" w:type="dxa"/>
+            <w:tcW w:w="2642" w:type="dxa"/>
             <w:tcBorders>
               <w:top w:val="single" w:sz="8" w:space="0" w:color="000000"/>
               <w:start w:val="single" w:sz="8" w:space="0" w:color="000000"/>
@@ -7311,7 +7311,7 @@
         </w:tc>
         <w:tc>
           <w:tcPr>
-            <w:tcW w:w="7002" w:type="dxa"/>
+            <w:tcW w:w="7003" w:type="dxa"/>
             <w:tcBorders>
               <w:top w:val="single" w:sz="8" w:space="0" w:color="000000"/>
               <w:start w:val="single" w:sz="8" w:space="0" w:color="000000"/>
@@ -7367,7 +7367,7 @@
         <w:trPr/>
         <w:tc>
           <w:tcPr>
-            <w:tcW w:w="2643" w:type="dxa"/>
+            <w:tcW w:w="2642" w:type="dxa"/>
             <w:tcBorders>
               <w:top w:val="single" w:sz="8" w:space="0" w:color="000000"/>
               <w:start w:val="single" w:sz="8" w:space="0" w:color="000000"/>
@@ -7420,7 +7420,7 @@
         </w:tc>
         <w:tc>
           <w:tcPr>
-            <w:tcW w:w="7002" w:type="dxa"/>
+            <w:tcW w:w="7003" w:type="dxa"/>
             <w:tcBorders>
               <w:top w:val="single" w:sz="8" w:space="0" w:color="000000"/>
               <w:start w:val="single" w:sz="8" w:space="0" w:color="000000"/>
@@ -7476,7 +7476,7 @@
         <w:trPr/>
         <w:tc>
           <w:tcPr>
-            <w:tcW w:w="2643" w:type="dxa"/>
+            <w:tcW w:w="2642" w:type="dxa"/>
             <w:tcBorders>
               <w:top w:val="single" w:sz="8" w:space="0" w:color="000000"/>
               <w:start w:val="single" w:sz="8" w:space="0" w:color="000000"/>
@@ -7529,7 +7529,7 @@
         </w:tc>
         <w:tc>
           <w:tcPr>
-            <w:tcW w:w="7002" w:type="dxa"/>
+            <w:tcW w:w="7003" w:type="dxa"/>
             <w:tcBorders>
               <w:top w:val="single" w:sz="8" w:space="0" w:color="000000"/>
               <w:start w:val="single" w:sz="8" w:space="0" w:color="000000"/>
@@ -7585,7 +7585,7 @@
         <w:trPr/>
         <w:tc>
           <w:tcPr>
-            <w:tcW w:w="2643" w:type="dxa"/>
+            <w:tcW w:w="2642" w:type="dxa"/>
             <w:tcBorders>
               <w:top w:val="single" w:sz="8" w:space="0" w:color="000000"/>
               <w:start w:val="single" w:sz="8" w:space="0" w:color="000000"/>
@@ -7638,7 +7638,7 @@
         </w:tc>
         <w:tc>
           <w:tcPr>
-            <w:tcW w:w="7002" w:type="dxa"/>
+            <w:tcW w:w="7003" w:type="dxa"/>
             <w:tcBorders>
               <w:top w:val="single" w:sz="8" w:space="0" w:color="000000"/>
               <w:start w:val="single" w:sz="8" w:space="0" w:color="000000"/>
@@ -7694,7 +7694,7 @@
         <w:trPr/>
         <w:tc>
           <w:tcPr>
-            <w:tcW w:w="2643" w:type="dxa"/>
+            <w:tcW w:w="2642" w:type="dxa"/>
             <w:tcBorders>
               <w:top w:val="single" w:sz="8" w:space="0" w:color="000000"/>
               <w:start w:val="single" w:sz="8" w:space="0" w:color="000000"/>
@@ -7747,7 +7747,7 @@
         </w:tc>
         <w:tc>
           <w:tcPr>
-            <w:tcW w:w="7002" w:type="dxa"/>
+            <w:tcW w:w="7003" w:type="dxa"/>
             <w:tcBorders>
               <w:top w:val="single" w:sz="8" w:space="0" w:color="000000"/>
               <w:start w:val="single" w:sz="8" w:space="0" w:color="000000"/>
@@ -7803,7 +7803,7 @@
         <w:trPr/>
         <w:tc>
           <w:tcPr>
-            <w:tcW w:w="2643" w:type="dxa"/>
+            <w:tcW w:w="2642" w:type="dxa"/>
             <w:tcBorders>
               <w:top w:val="single" w:sz="8" w:space="0" w:color="000000"/>
               <w:start w:val="single" w:sz="8" w:space="0" w:color="000000"/>
@@ -7856,7 +7856,7 @@
         </w:tc>
         <w:tc>
           <w:tcPr>
-            <w:tcW w:w="7002" w:type="dxa"/>
+            <w:tcW w:w="7003" w:type="dxa"/>
             <w:tcBorders>
               <w:top w:val="single" w:sz="8" w:space="0" w:color="000000"/>
               <w:start w:val="single" w:sz="8" w:space="0" w:color="000000"/>
@@ -7912,7 +7912,7 @@
         <w:trPr/>
         <w:tc>
           <w:tcPr>
-            <w:tcW w:w="2643" w:type="dxa"/>
+            <w:tcW w:w="2642" w:type="dxa"/>
             <w:tcBorders>
               <w:top w:val="single" w:sz="8" w:space="0" w:color="000000"/>
               <w:start w:val="single" w:sz="8" w:space="0" w:color="000000"/>
@@ -7965,7 +7965,7 @@
         </w:tc>
         <w:tc>
           <w:tcPr>
-            <w:tcW w:w="7002" w:type="dxa"/>
+            <w:tcW w:w="7003" w:type="dxa"/>
             <w:tcBorders>
               <w:top w:val="single" w:sz="8" w:space="0" w:color="000000"/>
               <w:start w:val="single" w:sz="8" w:space="0" w:color="000000"/>
@@ -8980,14 +8980,14 @@
         </w:tblCellMar>
       </w:tblPr>
       <w:tblGrid>
-        <w:gridCol w:w="4431"/>
-        <w:gridCol w:w="5214"/>
+        <w:gridCol w:w="4430"/>
+        <w:gridCol w:w="5215"/>
       </w:tblGrid>
       <w:tr>
         <w:trPr/>
         <w:tc>
           <w:tcPr>
-            <w:tcW w:w="4431" w:type="dxa"/>
+            <w:tcW w:w="4430" w:type="dxa"/>
             <w:tcBorders>
               <w:top w:val="single" w:sz="8" w:space="0" w:color="000000"/>
               <w:start w:val="single" w:sz="8" w:space="0" w:color="000000"/>
@@ -9040,7 +9040,7 @@
         </w:tc>
         <w:tc>
           <w:tcPr>
-            <w:tcW w:w="5214" w:type="dxa"/>
+            <w:tcW w:w="5215" w:type="dxa"/>
             <w:tcBorders>
               <w:top w:val="single" w:sz="8" w:space="0" w:color="000000"/>
               <w:start w:val="single" w:sz="8" w:space="0" w:color="000000"/>
@@ -9096,7 +9096,7 @@
         <w:trPr/>
         <w:tc>
           <w:tcPr>
-            <w:tcW w:w="4431" w:type="dxa"/>
+            <w:tcW w:w="4430" w:type="dxa"/>
             <w:tcBorders>
               <w:top w:val="single" w:sz="8" w:space="0" w:color="000000"/>
               <w:start w:val="single" w:sz="8" w:space="0" w:color="000000"/>
@@ -9149,7 +9149,7 @@
         </w:tc>
         <w:tc>
           <w:tcPr>
-            <w:tcW w:w="5214" w:type="dxa"/>
+            <w:tcW w:w="5215" w:type="dxa"/>
             <w:tcBorders>
               <w:top w:val="single" w:sz="8" w:space="0" w:color="000000"/>
               <w:start w:val="single" w:sz="8" w:space="0" w:color="000000"/>
@@ -9205,7 +9205,7 @@
         <w:trPr/>
         <w:tc>
           <w:tcPr>
-            <w:tcW w:w="4431" w:type="dxa"/>
+            <w:tcW w:w="4430" w:type="dxa"/>
             <w:tcBorders>
               <w:top w:val="single" w:sz="8" w:space="0" w:color="000000"/>
               <w:start w:val="single" w:sz="8" w:space="0" w:color="000000"/>
@@ -9258,7 +9258,7 @@
         </w:tc>
         <w:tc>
           <w:tcPr>
-            <w:tcW w:w="5214" w:type="dxa"/>
+            <w:tcW w:w="5215" w:type="dxa"/>
             <w:tcBorders>
               <w:top w:val="single" w:sz="8" w:space="0" w:color="000000"/>
               <w:start w:val="single" w:sz="8" w:space="0" w:color="000000"/>
@@ -9314,7 +9314,7 @@
         <w:trPr/>
         <w:tc>
           <w:tcPr>
-            <w:tcW w:w="4431" w:type="dxa"/>
+            <w:tcW w:w="4430" w:type="dxa"/>
             <w:tcBorders>
               <w:top w:val="single" w:sz="8" w:space="0" w:color="000000"/>
               <w:start w:val="single" w:sz="8" w:space="0" w:color="000000"/>
@@ -9367,7 +9367,7 @@
         </w:tc>
         <w:tc>
           <w:tcPr>
-            <w:tcW w:w="5214" w:type="dxa"/>
+            <w:tcW w:w="5215" w:type="dxa"/>
             <w:tcBorders>
               <w:top w:val="single" w:sz="8" w:space="0" w:color="000000"/>
               <w:start w:val="single" w:sz="8" w:space="0" w:color="000000"/>
@@ -9423,7 +9423,7 @@
         <w:trPr/>
         <w:tc>
           <w:tcPr>
-            <w:tcW w:w="4431" w:type="dxa"/>
+            <w:tcW w:w="4430" w:type="dxa"/>
             <w:tcBorders>
               <w:top w:val="single" w:sz="8" w:space="0" w:color="000000"/>
               <w:start w:val="single" w:sz="8" w:space="0" w:color="000000"/>
@@ -9476,7 +9476,7 @@
         </w:tc>
         <w:tc>
           <w:tcPr>
-            <w:tcW w:w="5214" w:type="dxa"/>
+            <w:tcW w:w="5215" w:type="dxa"/>
             <w:tcBorders>
               <w:top w:val="single" w:sz="8" w:space="0" w:color="000000"/>
               <w:start w:val="single" w:sz="8" w:space="0" w:color="000000"/>
@@ -9947,14 +9947,14 @@
         </w:tblCellMar>
       </w:tblPr>
       <w:tblGrid>
-        <w:gridCol w:w="3831"/>
-        <w:gridCol w:w="5814"/>
+        <w:gridCol w:w="3830"/>
+        <w:gridCol w:w="5815"/>
       </w:tblGrid>
       <w:tr>
         <w:trPr/>
         <w:tc>
           <w:tcPr>
-            <w:tcW w:w="3831" w:type="dxa"/>
+            <w:tcW w:w="3830" w:type="dxa"/>
             <w:tcBorders>
               <w:top w:val="single" w:sz="8" w:space="0" w:color="000000"/>
               <w:start w:val="single" w:sz="8" w:space="0" w:color="000000"/>
@@ -10010,7 +10010,7 @@
         </w:tc>
         <w:tc>
           <w:tcPr>
-            <w:tcW w:w="5814" w:type="dxa"/>
+            <w:tcW w:w="5815" w:type="dxa"/>
             <w:tcBorders>
               <w:top w:val="single" w:sz="8" w:space="0" w:color="000000"/>
               <w:start w:val="single" w:sz="8" w:space="0" w:color="000000"/>
@@ -10066,7 +10066,7 @@
         <w:trPr/>
         <w:tc>
           <w:tcPr>
-            <w:tcW w:w="3831" w:type="dxa"/>
+            <w:tcW w:w="3830" w:type="dxa"/>
             <w:tcBorders>
               <w:top w:val="single" w:sz="8" w:space="0" w:color="000000"/>
               <w:start w:val="single" w:sz="8" w:space="0" w:color="000000"/>
@@ -10119,7 +10119,7 @@
         </w:tc>
         <w:tc>
           <w:tcPr>
-            <w:tcW w:w="5814" w:type="dxa"/>
+            <w:tcW w:w="5815" w:type="dxa"/>
             <w:tcBorders>
               <w:top w:val="single" w:sz="8" w:space="0" w:color="000000"/>
               <w:start w:val="single" w:sz="8" w:space="0" w:color="000000"/>
@@ -10175,7 +10175,7 @@
         <w:trPr/>
         <w:tc>
           <w:tcPr>
-            <w:tcW w:w="3831" w:type="dxa"/>
+            <w:tcW w:w="3830" w:type="dxa"/>
             <w:tcBorders>
               <w:top w:val="single" w:sz="8" w:space="0" w:color="000000"/>
               <w:start w:val="single" w:sz="8" w:space="0" w:color="000000"/>
@@ -10228,7 +10228,7 @@
         </w:tc>
         <w:tc>
           <w:tcPr>
-            <w:tcW w:w="5814" w:type="dxa"/>
+            <w:tcW w:w="5815" w:type="dxa"/>
             <w:tcBorders>
               <w:top w:val="single" w:sz="8" w:space="0" w:color="000000"/>
               <w:start w:val="single" w:sz="8" w:space="0" w:color="000000"/>
@@ -10284,7 +10284,7 @@
         <w:trPr/>
         <w:tc>
           <w:tcPr>
-            <w:tcW w:w="3831" w:type="dxa"/>
+            <w:tcW w:w="3830" w:type="dxa"/>
             <w:tcBorders>
               <w:top w:val="single" w:sz="8" w:space="0" w:color="000000"/>
               <w:start w:val="single" w:sz="8" w:space="0" w:color="000000"/>
@@ -10340,7 +10340,7 @@
         </w:tc>
         <w:tc>
           <w:tcPr>
-            <w:tcW w:w="5814" w:type="dxa"/>
+            <w:tcW w:w="5815" w:type="dxa"/>
             <w:tcBorders>
               <w:top w:val="single" w:sz="8" w:space="0" w:color="000000"/>
               <w:start w:val="single" w:sz="8" w:space="0" w:color="000000"/>
@@ -10396,7 +10396,7 @@
         <w:trPr/>
         <w:tc>
           <w:tcPr>
-            <w:tcW w:w="3831" w:type="dxa"/>
+            <w:tcW w:w="3830" w:type="dxa"/>
             <w:tcBorders>
               <w:top w:val="single" w:sz="8" w:space="0" w:color="000000"/>
               <w:start w:val="single" w:sz="8" w:space="0" w:color="000000"/>
@@ -10452,7 +10452,7 @@
         </w:tc>
         <w:tc>
           <w:tcPr>
-            <w:tcW w:w="5814" w:type="dxa"/>
+            <w:tcW w:w="5815" w:type="dxa"/>
             <w:tcBorders>
               <w:top w:val="single" w:sz="8" w:space="0" w:color="000000"/>
               <w:start w:val="single" w:sz="8" w:space="0" w:color="000000"/>
@@ -10531,7 +10531,7 @@
         <w:pStyle w:val="Heading1"/>
         <w:numPr>
           <w:ilvl w:val="0"/>
-          <w:numId w:val="1"/>
+          <w:numId w:val="2"/>
         </w:numPr>
         <w:ind w:hanging="0" w:start="0"/>
         <w:rPr/>
@@ -10803,7 +10803,7 @@
         <w:pStyle w:val="Heading1"/>
         <w:numPr>
           <w:ilvl w:val="0"/>
-          <w:numId w:val="1"/>
+          <w:numId w:val="2"/>
         </w:numPr>
         <w:ind w:hanging="0" w:start="0"/>
         <w:rPr/>
@@ -10848,7 +10848,7 @@
         <w:pStyle w:val="Heading1"/>
         <w:numPr>
           <w:ilvl w:val="0"/>
-          <w:numId w:val="1"/>
+          <w:numId w:val="2"/>
         </w:numPr>
         <w:ind w:hanging="0" w:start="0"/>
         <w:rPr/>
@@ -10953,7 +10953,7 @@
         <w:pStyle w:val="Heading1"/>
         <w:numPr>
           <w:ilvl w:val="0"/>
-          <w:numId w:val="1"/>
+          <w:numId w:val="2"/>
         </w:numPr>
         <w:ind w:hanging="0" w:start="0"/>
         <w:rPr/>
@@ -11054,7 +11054,7 @@
         <w:pStyle w:val="Heading2"/>
         <w:numPr>
           <w:ilvl w:val="1"/>
-          <w:numId w:val="1"/>
+          <w:numId w:val="2"/>
         </w:numPr>
         <w:rPr/>
       </w:pPr>
@@ -11145,7 +11145,7 @@
         <w:pStyle w:val="Heading3"/>
         <w:numPr>
           <w:ilvl w:val="2"/>
-          <w:numId w:val="1"/>
+          <w:numId w:val="2"/>
         </w:numPr>
         <w:rPr>
           <w:b w:val="false"/>
@@ -11214,7 +11214,7 @@
         <w:pStyle w:val="Heading3"/>
         <w:numPr>
           <w:ilvl w:val="2"/>
-          <w:numId w:val="1"/>
+          <w:numId w:val="2"/>
         </w:numPr>
         <w:rPr>
           <w:b w:val="false"/>
@@ -11372,7 +11372,7 @@
         <w:pStyle w:val="Heading3"/>
         <w:numPr>
           <w:ilvl w:val="2"/>
-          <w:numId w:val="1"/>
+          <w:numId w:val="2"/>
         </w:numPr>
         <w:rPr>
           <w:b w:val="false"/>
@@ -11445,7 +11445,7 @@
         <w:pStyle w:val="Heading3"/>
         <w:numPr>
           <w:ilvl w:val="2"/>
-          <w:numId w:val="1"/>
+          <w:numId w:val="2"/>
         </w:numPr>
         <w:rPr>
           <w:b w:val="false"/>
@@ -11482,7 +11482,7 @@
         <w:pStyle w:val="Heading1"/>
         <w:numPr>
           <w:ilvl w:val="0"/>
-          <w:numId w:val="1"/>
+          <w:numId w:val="2"/>
         </w:numPr>
         <w:rPr/>
       </w:pPr>
@@ -11588,7 +11588,7 @@
         <w:pStyle w:val="Heading2"/>
         <w:numPr>
           <w:ilvl w:val="1"/>
-          <w:numId w:val="1"/>
+          <w:numId w:val="2"/>
         </w:numPr>
         <w:ind w:hanging="0" w:start="0"/>
         <w:rPr/>
@@ -11711,7 +11711,7 @@
         <w:pStyle w:val="Heading2"/>
         <w:numPr>
           <w:ilvl w:val="1"/>
-          <w:numId w:val="1"/>
+          <w:numId w:val="2"/>
         </w:numPr>
         <w:ind w:hanging="0" w:start="0"/>
         <w:rPr/>
@@ -11840,7 +11840,7 @@
         <w:pStyle w:val="Heading1"/>
         <w:numPr>
           <w:ilvl w:val="0"/>
-          <w:numId w:val="1"/>
+          <w:numId w:val="2"/>
         </w:numPr>
         <w:rPr/>
       </w:pPr>
@@ -11856,7 +11856,7 @@
         <w:pStyle w:val="Heading2"/>
         <w:numPr>
           <w:ilvl w:val="1"/>
-          <w:numId w:val="1"/>
+          <w:numId w:val="2"/>
         </w:numPr>
         <w:rPr/>
       </w:pPr>
@@ -12531,7 +12531,7 @@
         <w:pStyle w:val="Heading2"/>
         <w:numPr>
           <w:ilvl w:val="1"/>
-          <w:numId w:val="1"/>
+          <w:numId w:val="2"/>
         </w:numPr>
         <w:rPr/>
       </w:pPr>
@@ -12926,7 +12926,7 @@
         <w:pStyle w:val="Heading2"/>
         <w:numPr>
           <w:ilvl w:val="1"/>
-          <w:numId w:val="1"/>
+          <w:numId w:val="2"/>
         </w:numPr>
         <w:rPr/>
       </w:pPr>
@@ -13281,7 +13281,7 @@
         <w:pStyle w:val="Heading2"/>
         <w:numPr>
           <w:ilvl w:val="1"/>
-          <w:numId w:val="1"/>
+          <w:numId w:val="2"/>
         </w:numPr>
         <w:rPr/>
       </w:pPr>
@@ -13484,7 +13484,7 @@
         <w:pStyle w:val="Heading2"/>
         <w:numPr>
           <w:ilvl w:val="1"/>
-          <w:numId w:val="1"/>
+          <w:numId w:val="2"/>
         </w:numPr>
         <w:rPr/>
       </w:pPr>
@@ -14087,7 +14087,7 @@
         <w:pStyle w:val="Heading2"/>
         <w:numPr>
           <w:ilvl w:val="1"/>
-          <w:numId w:val="1"/>
+          <w:numId w:val="2"/>
         </w:numPr>
         <w:rPr/>
       </w:pPr>
@@ -14645,7 +14645,7 @@
         <w:pStyle w:val="Heading2"/>
         <w:numPr>
           <w:ilvl w:val="1"/>
-          <w:numId w:val="1"/>
+          <w:numId w:val="2"/>
         </w:numPr>
         <w:rPr/>
       </w:pPr>
@@ -14951,7 +14951,7 @@
         <w:pStyle w:val="Heading1"/>
         <w:numPr>
           <w:ilvl w:val="0"/>
-          <w:numId w:val="1"/>
+          <w:numId w:val="2"/>
         </w:numPr>
         <w:rPr/>
       </w:pPr>
@@ -15336,7 +15336,7 @@
         <w:pStyle w:val="Heading1"/>
         <w:numPr>
           <w:ilvl w:val="0"/>
-          <w:numId w:val="1"/>
+          <w:numId w:val="2"/>
         </w:numPr>
         <w:rPr/>
       </w:pPr>
@@ -15486,7 +15486,7 @@
         <w:pStyle w:val="Heading1"/>
         <w:numPr>
           <w:ilvl w:val="0"/>
-          <w:numId w:val="1"/>
+          <w:numId w:val="2"/>
         </w:numPr>
         <w:rPr/>
       </w:pPr>
@@ -15502,7 +15502,7 @@
         <w:pStyle w:val="Heading2"/>
         <w:numPr>
           <w:ilvl w:val="1"/>
-          <w:numId w:val="1"/>
+          <w:numId w:val="2"/>
         </w:numPr>
         <w:rPr/>
       </w:pPr>
@@ -15705,7 +15705,7 @@
         <w:pStyle w:val="Heading1"/>
         <w:numPr>
           <w:ilvl w:val="0"/>
-          <w:numId w:val="1"/>
+          <w:numId w:val="2"/>
         </w:numPr>
         <w:rPr/>
       </w:pPr>
@@ -15813,7 +15813,7 @@
         <w:pStyle w:val="Heading2"/>
         <w:numPr>
           <w:ilvl w:val="1"/>
-          <w:numId w:val="1"/>
+          <w:numId w:val="2"/>
         </w:numPr>
         <w:rPr/>
       </w:pPr>
@@ -15938,7 +15938,7 @@
         <w:pStyle w:val="Heading2"/>
         <w:numPr>
           <w:ilvl w:val="1"/>
-          <w:numId w:val="1"/>
+          <w:numId w:val="2"/>
         </w:numPr>
         <w:rPr/>
       </w:pPr>
@@ -16160,7 +16160,7 @@
         <w:pStyle w:val="Heading2"/>
         <w:numPr>
           <w:ilvl w:val="1"/>
-          <w:numId w:val="1"/>
+          <w:numId w:val="2"/>
         </w:numPr>
         <w:rPr/>
       </w:pPr>
@@ -16298,17 +16298,17 @@
         </w:tblCellMar>
       </w:tblPr>
       <w:tblGrid>
-        <w:gridCol w:w="1743"/>
+        <w:gridCol w:w="1742"/>
         <w:gridCol w:w="1739"/>
         <w:gridCol w:w="1736"/>
-        <w:gridCol w:w="1737"/>
+        <w:gridCol w:w="1738"/>
         <w:gridCol w:w="2690"/>
       </w:tblGrid>
       <w:tr>
         <w:trPr/>
         <w:tc>
           <w:tcPr>
-            <w:tcW w:w="1743" w:type="dxa"/>
+            <w:tcW w:w="1742" w:type="dxa"/>
             <w:tcBorders>
               <w:top w:val="single" w:sz="8" w:space="0" w:color="000000"/>
               <w:start w:val="single" w:sz="8" w:space="0" w:color="000000"/>
@@ -16371,7 +16371,7 @@
         </w:tc>
         <w:tc>
           <w:tcPr>
-            <w:tcW w:w="1737" w:type="dxa"/>
+            <w:tcW w:w="1738" w:type="dxa"/>
             <w:tcBorders>
               <w:top w:val="single" w:sz="8" w:space="0" w:color="000000"/>
               <w:start w:val="single" w:sz="8" w:space="0" w:color="000000"/>
@@ -16456,7 +16456,7 @@
         <w:pStyle w:val="Heading2"/>
         <w:numPr>
           <w:ilvl w:val="1"/>
-          <w:numId w:val="1"/>
+          <w:numId w:val="2"/>
         </w:numPr>
         <w:rPr/>
       </w:pPr>
@@ -16570,7 +16570,7 @@
         <w:pStyle w:val="Heading2"/>
         <w:numPr>
           <w:ilvl w:val="1"/>
-          <w:numId w:val="1"/>
+          <w:numId w:val="2"/>
         </w:numPr>
         <w:rPr/>
       </w:pPr>
@@ -16686,7 +16686,7 @@
         <w:pStyle w:val="Heading3"/>
         <w:numPr>
           <w:ilvl w:val="2"/>
-          <w:numId w:val="1"/>
+          <w:numId w:val="2"/>
         </w:numPr>
         <w:rPr>
           <w:b w:val="false"/>
@@ -16902,9 +16902,9 @@
         <w:gridCol w:w="1605"/>
         <w:gridCol w:w="1277"/>
         <w:gridCol w:w="717"/>
-        <w:gridCol w:w="552"/>
-        <w:gridCol w:w="1649"/>
-        <w:gridCol w:w="2391"/>
+        <w:gridCol w:w="551"/>
+        <w:gridCol w:w="1716"/>
+        <w:gridCol w:w="2325"/>
       </w:tblGrid>
       <w:tr>
         <w:trPr/>
@@ -17101,7 +17101,7 @@
         </w:tc>
         <w:tc>
           <w:tcPr>
-            <w:tcW w:w="1269" w:type="dxa"/>
+            <w:tcW w:w="1268" w:type="dxa"/>
             <w:gridSpan w:val="2"/>
             <w:tcBorders>
               <w:top w:val="single" w:sz="8" w:space="0" w:color="000000"/>
@@ -17123,7 +17123,7 @@
         </w:tc>
         <w:tc>
           <w:tcPr>
-            <w:tcW w:w="1649" w:type="dxa"/>
+            <w:tcW w:w="1716" w:type="dxa"/>
             <w:vMerge w:val="restart"/>
             <w:tcBorders>
               <w:top w:val="single" w:sz="8" w:space="0" w:color="000000"/>
@@ -17185,7 +17185,7 @@
         </w:tc>
         <w:tc>
           <w:tcPr>
-            <w:tcW w:w="2391" w:type="dxa"/>
+            <w:tcW w:w="2325" w:type="dxa"/>
             <w:vMerge w:val="restart"/>
             <w:tcBorders>
               <w:top w:val="single" w:sz="8" w:space="0" w:color="000000"/>
@@ -17388,7 +17388,7 @@
         </w:tc>
         <w:tc>
           <w:tcPr>
-            <w:tcW w:w="552" w:type="dxa"/>
+            <w:tcW w:w="551" w:type="dxa"/>
             <w:tcBorders>
               <w:start w:val="single" w:sz="8" w:space="0" w:color="000000"/>
               <w:end w:val="single" w:sz="8" w:space="0" w:color="000000"/>
@@ -17408,7 +17408,7 @@
         </w:tc>
         <w:tc>
           <w:tcPr>
-            <w:tcW w:w="1649" w:type="dxa"/>
+            <w:tcW w:w="1716" w:type="dxa"/>
             <w:vMerge w:val="continue"/>
             <w:tcBorders>
               <w:top w:val="single" w:sz="8" w:space="0" w:color="000000"/>
@@ -17460,7 +17460,7 @@
         </w:tc>
         <w:tc>
           <w:tcPr>
-            <w:tcW w:w="2391" w:type="dxa"/>
+            <w:tcW w:w="2325" w:type="dxa"/>
             <w:vMerge w:val="continue"/>
             <w:tcBorders>
               <w:top w:val="single" w:sz="8" w:space="0" w:color="000000"/>
@@ -17529,7 +17529,7 @@
         <w:pStyle w:val="Heading3"/>
         <w:numPr>
           <w:ilvl w:val="2"/>
-          <w:numId w:val="1"/>
+          <w:numId w:val="2"/>
         </w:numPr>
         <w:rPr>
           <w:b w:val="false"/>
@@ -17608,7 +17608,7 @@
         <w:pStyle w:val="Heading3"/>
         <w:numPr>
           <w:ilvl w:val="2"/>
-          <w:numId w:val="1"/>
+          <w:numId w:val="2"/>
         </w:numPr>
         <w:rPr>
           <w:b w:val="false"/>
@@ -17689,7 +17689,7 @@
         <w:pStyle w:val="Heading1"/>
         <w:numPr>
           <w:ilvl w:val="0"/>
-          <w:numId w:val="1"/>
+          <w:numId w:val="2"/>
         </w:numPr>
         <w:rPr/>
       </w:pPr>
@@ -17772,7 +17772,7 @@
         <w:pStyle w:val="Heading2"/>
         <w:numPr>
           <w:ilvl w:val="1"/>
-          <w:numId w:val="1"/>
+          <w:numId w:val="2"/>
         </w:numPr>
         <w:rPr/>
       </w:pPr>
@@ -17841,15 +17841,15 @@
         </w:tblCellMar>
       </w:tblPr>
       <w:tblGrid>
-        <w:gridCol w:w="4297"/>
-        <w:gridCol w:w="2332"/>
+        <w:gridCol w:w="4296"/>
+        <w:gridCol w:w="2333"/>
         <w:gridCol w:w="3016"/>
       </w:tblGrid>
       <w:tr>
         <w:trPr/>
         <w:tc>
           <w:tcPr>
-            <w:tcW w:w="4297" w:type="dxa"/>
+            <w:tcW w:w="4296" w:type="dxa"/>
             <w:tcBorders>
               <w:top w:val="single" w:sz="8" w:space="0" w:color="000000"/>
               <w:start w:val="single" w:sz="8" w:space="0" w:color="000000"/>
@@ -17884,7 +17884,7 @@
         </w:tc>
         <w:tc>
           <w:tcPr>
-            <w:tcW w:w="2332" w:type="dxa"/>
+            <w:tcW w:w="2333" w:type="dxa"/>
             <w:tcBorders>
               <w:top w:val="single" w:sz="8" w:space="0" w:color="000000"/>
               <w:start w:val="single" w:sz="8" w:space="0" w:color="000000"/>
@@ -17957,7 +17957,7 @@
         <w:trPr/>
         <w:tc>
           <w:tcPr>
-            <w:tcW w:w="4297" w:type="dxa"/>
+            <w:tcW w:w="4296" w:type="dxa"/>
             <w:tcBorders>
               <w:start w:val="single" w:sz="8" w:space="0" w:color="000000"/>
               <w:end w:val="single" w:sz="8" w:space="0" w:color="000000"/>
@@ -18011,7 +18011,7 @@
         </w:tc>
         <w:tc>
           <w:tcPr>
-            <w:tcW w:w="2332" w:type="dxa"/>
+            <w:tcW w:w="2333" w:type="dxa"/>
             <w:tcBorders>
               <w:start w:val="single" w:sz="8" w:space="0" w:color="000000"/>
               <w:end w:val="single" w:sz="8" w:space="0" w:color="000000"/>
@@ -18116,7 +18116,7 @@
         <w:trPr/>
         <w:tc>
           <w:tcPr>
-            <w:tcW w:w="4297" w:type="dxa"/>
+            <w:tcW w:w="4296" w:type="dxa"/>
             <w:tcBorders>
               <w:start w:val="single" w:sz="8" w:space="0" w:color="000000"/>
               <w:end w:val="single" w:sz="8" w:space="0" w:color="000000"/>
@@ -18170,7 +18170,7 @@
         </w:tc>
         <w:tc>
           <w:tcPr>
-            <w:tcW w:w="2332" w:type="dxa"/>
+            <w:tcW w:w="2333" w:type="dxa"/>
             <w:tcBorders>
               <w:start w:val="single" w:sz="8" w:space="0" w:color="000000"/>
               <w:end w:val="single" w:sz="8" w:space="0" w:color="000000"/>
@@ -18275,7 +18275,7 @@
         <w:trPr/>
         <w:tc>
           <w:tcPr>
-            <w:tcW w:w="4297" w:type="dxa"/>
+            <w:tcW w:w="4296" w:type="dxa"/>
             <w:tcBorders>
               <w:start w:val="single" w:sz="8" w:space="0" w:color="000000"/>
               <w:end w:val="single" w:sz="8" w:space="0" w:color="000000"/>
@@ -18329,7 +18329,7 @@
         </w:tc>
         <w:tc>
           <w:tcPr>
-            <w:tcW w:w="2332" w:type="dxa"/>
+            <w:tcW w:w="2333" w:type="dxa"/>
             <w:tcBorders>
               <w:start w:val="single" w:sz="8" w:space="0" w:color="000000"/>
               <w:end w:val="single" w:sz="8" w:space="0" w:color="000000"/>
@@ -18434,7 +18434,7 @@
         <w:trPr/>
         <w:tc>
           <w:tcPr>
-            <w:tcW w:w="4297" w:type="dxa"/>
+            <w:tcW w:w="4296" w:type="dxa"/>
             <w:tcBorders>
               <w:start w:val="single" w:sz="8" w:space="0" w:color="000000"/>
               <w:end w:val="single" w:sz="8" w:space="0" w:color="000000"/>
@@ -18488,7 +18488,7 @@
         </w:tc>
         <w:tc>
           <w:tcPr>
-            <w:tcW w:w="2332" w:type="dxa"/>
+            <w:tcW w:w="2333" w:type="dxa"/>
             <w:tcBorders>
               <w:start w:val="single" w:sz="8" w:space="0" w:color="000000"/>
               <w:end w:val="single" w:sz="8" w:space="0" w:color="000000"/>
@@ -18593,7 +18593,7 @@
         <w:trPr/>
         <w:tc>
           <w:tcPr>
-            <w:tcW w:w="4297" w:type="dxa"/>
+            <w:tcW w:w="4296" w:type="dxa"/>
             <w:tcBorders>
               <w:start w:val="single" w:sz="8" w:space="0" w:color="000000"/>
               <w:end w:val="single" w:sz="8" w:space="0" w:color="000000"/>
@@ -18647,7 +18647,7 @@
         </w:tc>
         <w:tc>
           <w:tcPr>
-            <w:tcW w:w="2332" w:type="dxa"/>
+            <w:tcW w:w="2333" w:type="dxa"/>
             <w:tcBorders>
               <w:start w:val="single" w:sz="8" w:space="0" w:color="000000"/>
               <w:end w:val="single" w:sz="8" w:space="0" w:color="000000"/>
@@ -18776,7 +18776,7 @@
         <w:pStyle w:val="Heading1"/>
         <w:numPr>
           <w:ilvl w:val="0"/>
-          <w:numId w:val="1"/>
+          <w:numId w:val="2"/>
         </w:numPr>
         <w:rPr/>
       </w:pPr>
@@ -18866,7 +18866,7 @@
         <w:pStyle w:val="Heading1"/>
         <w:numPr>
           <w:ilvl w:val="0"/>
-          <w:numId w:val="1"/>
+          <w:numId w:val="2"/>
         </w:numPr>
         <w:rPr/>
       </w:pPr>
@@ -18910,7 +18910,7 @@
         <w:pStyle w:val="Heading2"/>
         <w:numPr>
           <w:ilvl w:val="1"/>
-          <w:numId w:val="1"/>
+          <w:numId w:val="2"/>
         </w:numPr>
         <w:rPr/>
       </w:pPr>
@@ -19455,8 +19455,8 @@
       <w:tblGrid>
         <w:gridCol w:w="2141"/>
         <w:gridCol w:w="2123"/>
-        <w:gridCol w:w="2124"/>
-        <w:gridCol w:w="3257"/>
+        <w:gridCol w:w="2123"/>
+        <w:gridCol w:w="3258"/>
       </w:tblGrid>
       <w:tr>
         <w:trPr/>
@@ -19534,7 +19534,7 @@
         </w:tc>
         <w:tc>
           <w:tcPr>
-            <w:tcW w:w="2124" w:type="dxa"/>
+            <w:tcW w:w="2123" w:type="dxa"/>
             <w:tcBorders>
               <w:top w:val="single" w:sz="8" w:space="0" w:color="000000"/>
               <w:start w:val="single" w:sz="8" w:space="0" w:color="000000"/>
@@ -19570,7 +19570,7 @@
         </w:tc>
         <w:tc>
           <w:tcPr>
-            <w:tcW w:w="3257" w:type="dxa"/>
+            <w:tcW w:w="3258" w:type="dxa"/>
             <w:tcBorders>
               <w:top w:val="single" w:sz="8" w:space="0" w:color="000000"/>
               <w:start w:val="single" w:sz="8" w:space="0" w:color="000000"/>
@@ -19684,29 +19684,29 @@
         </w:tc>
         <w:tc>
           <w:tcPr>
-            <w:tcW w:w="2124" w:type="dxa"/>
-            <w:tcBorders>
-              <w:top w:val="single" w:sz="8" w:space="0" w:color="000000"/>
-              <w:start w:val="single" w:sz="8" w:space="0" w:color="000000"/>
-              <w:bottom w:val="single" w:sz="8" w:space="0" w:color="000000"/>
-              <w:end w:val="single" w:sz="8" w:space="0" w:color="000000"/>
-            </w:tcBorders>
-            <w:vAlign w:val="center"/>
-          </w:tcPr>
-          <w:p>
-            <w:pPr>
-              <w:pStyle w:val="TableContents"/>
-              <w:ind w:hanging="0" w:start="0" w:end="0"/>
-              <w:rPr/>
-            </w:pPr>
-            <w:r>
-              <w:rPr/>
-            </w:r>
-          </w:p>
-        </w:tc>
-        <w:tc>
-          <w:tcPr>
-            <w:tcW w:w="3257" w:type="dxa"/>
+            <w:tcW w:w="2123" w:type="dxa"/>
+            <w:tcBorders>
+              <w:top w:val="single" w:sz="8" w:space="0" w:color="000000"/>
+              <w:start w:val="single" w:sz="8" w:space="0" w:color="000000"/>
+              <w:bottom w:val="single" w:sz="8" w:space="0" w:color="000000"/>
+              <w:end w:val="single" w:sz="8" w:space="0" w:color="000000"/>
+            </w:tcBorders>
+            <w:vAlign w:val="center"/>
+          </w:tcPr>
+          <w:p>
+            <w:pPr>
+              <w:pStyle w:val="TableContents"/>
+              <w:ind w:hanging="0" w:start="0" w:end="0"/>
+              <w:rPr/>
+            </w:pPr>
+            <w:r>
+              <w:rPr/>
+            </w:r>
+          </w:p>
+        </w:tc>
+        <w:tc>
+          <w:tcPr>
+            <w:tcW w:w="3258" w:type="dxa"/>
             <w:tcBorders>
               <w:top w:val="single" w:sz="8" w:space="0" w:color="000000"/>
               <w:start w:val="single" w:sz="8" w:space="0" w:color="000000"/>
@@ -19806,29 +19806,29 @@
         </w:tc>
         <w:tc>
           <w:tcPr>
-            <w:tcW w:w="2124" w:type="dxa"/>
-            <w:tcBorders>
-              <w:top w:val="single" w:sz="8" w:space="0" w:color="000000"/>
-              <w:start w:val="single" w:sz="8" w:space="0" w:color="000000"/>
-              <w:bottom w:val="single" w:sz="8" w:space="0" w:color="000000"/>
-              <w:end w:val="single" w:sz="8" w:space="0" w:color="000000"/>
-            </w:tcBorders>
-            <w:vAlign w:val="center"/>
-          </w:tcPr>
-          <w:p>
-            <w:pPr>
-              <w:pStyle w:val="TableContents"/>
-              <w:ind w:hanging="0" w:start="0" w:end="0"/>
-              <w:rPr/>
-            </w:pPr>
-            <w:r>
-              <w:rPr/>
-            </w:r>
-          </w:p>
-        </w:tc>
-        <w:tc>
-          <w:tcPr>
-            <w:tcW w:w="3257" w:type="dxa"/>
+            <w:tcW w:w="2123" w:type="dxa"/>
+            <w:tcBorders>
+              <w:top w:val="single" w:sz="8" w:space="0" w:color="000000"/>
+              <w:start w:val="single" w:sz="8" w:space="0" w:color="000000"/>
+              <w:bottom w:val="single" w:sz="8" w:space="0" w:color="000000"/>
+              <w:end w:val="single" w:sz="8" w:space="0" w:color="000000"/>
+            </w:tcBorders>
+            <w:vAlign w:val="center"/>
+          </w:tcPr>
+          <w:p>
+            <w:pPr>
+              <w:pStyle w:val="TableContents"/>
+              <w:ind w:hanging="0" w:start="0" w:end="0"/>
+              <w:rPr/>
+            </w:pPr>
+            <w:r>
+              <w:rPr/>
+            </w:r>
+          </w:p>
+        </w:tc>
+        <w:tc>
+          <w:tcPr>
+            <w:tcW w:w="3258" w:type="dxa"/>
             <w:tcBorders>
               <w:top w:val="single" w:sz="8" w:space="0" w:color="000000"/>
               <w:start w:val="single" w:sz="8" w:space="0" w:color="000000"/>
@@ -19928,29 +19928,29 @@
         </w:tc>
         <w:tc>
           <w:tcPr>
-            <w:tcW w:w="2124" w:type="dxa"/>
-            <w:tcBorders>
-              <w:top w:val="single" w:sz="8" w:space="0" w:color="000000"/>
-              <w:start w:val="single" w:sz="8" w:space="0" w:color="000000"/>
-              <w:bottom w:val="single" w:sz="8" w:space="0" w:color="000000"/>
-              <w:end w:val="single" w:sz="8" w:space="0" w:color="000000"/>
-            </w:tcBorders>
-            <w:vAlign w:val="center"/>
-          </w:tcPr>
-          <w:p>
-            <w:pPr>
-              <w:pStyle w:val="TableContents"/>
-              <w:ind w:hanging="0" w:start="0" w:end="0"/>
-              <w:rPr/>
-            </w:pPr>
-            <w:r>
-              <w:rPr/>
-            </w:r>
-          </w:p>
-        </w:tc>
-        <w:tc>
-          <w:tcPr>
-            <w:tcW w:w="3257" w:type="dxa"/>
+            <w:tcW w:w="2123" w:type="dxa"/>
+            <w:tcBorders>
+              <w:top w:val="single" w:sz="8" w:space="0" w:color="000000"/>
+              <w:start w:val="single" w:sz="8" w:space="0" w:color="000000"/>
+              <w:bottom w:val="single" w:sz="8" w:space="0" w:color="000000"/>
+              <w:end w:val="single" w:sz="8" w:space="0" w:color="000000"/>
+            </w:tcBorders>
+            <w:vAlign w:val="center"/>
+          </w:tcPr>
+          <w:p>
+            <w:pPr>
+              <w:pStyle w:val="TableContents"/>
+              <w:ind w:hanging="0" w:start="0" w:end="0"/>
+              <w:rPr/>
+            </w:pPr>
+            <w:r>
+              <w:rPr/>
+            </w:r>
+          </w:p>
+        </w:tc>
+        <w:tc>
+          <w:tcPr>
+            <w:tcW w:w="3258" w:type="dxa"/>
             <w:tcBorders>
               <w:top w:val="single" w:sz="8" w:space="0" w:color="000000"/>
               <w:start w:val="single" w:sz="8" w:space="0" w:color="000000"/>
@@ -20050,29 +20050,29 @@
         </w:tc>
         <w:tc>
           <w:tcPr>
-            <w:tcW w:w="2124" w:type="dxa"/>
-            <w:tcBorders>
-              <w:top w:val="single" w:sz="8" w:space="0" w:color="000000"/>
-              <w:start w:val="single" w:sz="8" w:space="0" w:color="000000"/>
-              <w:bottom w:val="single" w:sz="8" w:space="0" w:color="000000"/>
-              <w:end w:val="single" w:sz="8" w:space="0" w:color="000000"/>
-            </w:tcBorders>
-            <w:vAlign w:val="center"/>
-          </w:tcPr>
-          <w:p>
-            <w:pPr>
-              <w:pStyle w:val="TableContents"/>
-              <w:ind w:hanging="0" w:start="0" w:end="0"/>
-              <w:rPr/>
-            </w:pPr>
-            <w:r>
-              <w:rPr/>
-            </w:r>
-          </w:p>
-        </w:tc>
-        <w:tc>
-          <w:tcPr>
-            <w:tcW w:w="3257" w:type="dxa"/>
+            <w:tcW w:w="2123" w:type="dxa"/>
+            <w:tcBorders>
+              <w:top w:val="single" w:sz="8" w:space="0" w:color="000000"/>
+              <w:start w:val="single" w:sz="8" w:space="0" w:color="000000"/>
+              <w:bottom w:val="single" w:sz="8" w:space="0" w:color="000000"/>
+              <w:end w:val="single" w:sz="8" w:space="0" w:color="000000"/>
+            </w:tcBorders>
+            <w:vAlign w:val="center"/>
+          </w:tcPr>
+          <w:p>
+            <w:pPr>
+              <w:pStyle w:val="TableContents"/>
+              <w:ind w:hanging="0" w:start="0" w:end="0"/>
+              <w:rPr/>
+            </w:pPr>
+            <w:r>
+              <w:rPr/>
+            </w:r>
+          </w:p>
+        </w:tc>
+        <w:tc>
+          <w:tcPr>
+            <w:tcW w:w="3258" w:type="dxa"/>
             <w:tcBorders>
               <w:top w:val="single" w:sz="8" w:space="0" w:color="000000"/>
               <w:start w:val="single" w:sz="8" w:space="0" w:color="000000"/>
@@ -20172,29 +20172,29 @@
         </w:tc>
         <w:tc>
           <w:tcPr>
-            <w:tcW w:w="2124" w:type="dxa"/>
-            <w:tcBorders>
-              <w:top w:val="single" w:sz="8" w:space="0" w:color="000000"/>
-              <w:start w:val="single" w:sz="8" w:space="0" w:color="000000"/>
-              <w:bottom w:val="single" w:sz="8" w:space="0" w:color="000000"/>
-              <w:end w:val="single" w:sz="8" w:space="0" w:color="000000"/>
-            </w:tcBorders>
-            <w:vAlign w:val="center"/>
-          </w:tcPr>
-          <w:p>
-            <w:pPr>
-              <w:pStyle w:val="TableContents"/>
-              <w:ind w:hanging="0" w:start="0" w:end="0"/>
-              <w:rPr/>
-            </w:pPr>
-            <w:r>
-              <w:rPr/>
-            </w:r>
-          </w:p>
-        </w:tc>
-        <w:tc>
-          <w:tcPr>
-            <w:tcW w:w="3257" w:type="dxa"/>
+            <w:tcW w:w="2123" w:type="dxa"/>
+            <w:tcBorders>
+              <w:top w:val="single" w:sz="8" w:space="0" w:color="000000"/>
+              <w:start w:val="single" w:sz="8" w:space="0" w:color="000000"/>
+              <w:bottom w:val="single" w:sz="8" w:space="0" w:color="000000"/>
+              <w:end w:val="single" w:sz="8" w:space="0" w:color="000000"/>
+            </w:tcBorders>
+            <w:vAlign w:val="center"/>
+          </w:tcPr>
+          <w:p>
+            <w:pPr>
+              <w:pStyle w:val="TableContents"/>
+              <w:ind w:hanging="0" w:start="0" w:end="0"/>
+              <w:rPr/>
+            </w:pPr>
+            <w:r>
+              <w:rPr/>
+            </w:r>
+          </w:p>
+        </w:tc>
+        <w:tc>
+          <w:tcPr>
+            <w:tcW w:w="3258" w:type="dxa"/>
             <w:tcBorders>
               <w:top w:val="single" w:sz="8" w:space="0" w:color="000000"/>
               <w:start w:val="single" w:sz="8" w:space="0" w:color="000000"/>
@@ -20294,29 +20294,29 @@
         </w:tc>
         <w:tc>
           <w:tcPr>
-            <w:tcW w:w="2124" w:type="dxa"/>
-            <w:tcBorders>
-              <w:top w:val="single" w:sz="8" w:space="0" w:color="000000"/>
-              <w:start w:val="single" w:sz="8" w:space="0" w:color="000000"/>
-              <w:bottom w:val="single" w:sz="8" w:space="0" w:color="000000"/>
-              <w:end w:val="single" w:sz="8" w:space="0" w:color="000000"/>
-            </w:tcBorders>
-            <w:vAlign w:val="center"/>
-          </w:tcPr>
-          <w:p>
-            <w:pPr>
-              <w:pStyle w:val="TableContents"/>
-              <w:ind w:hanging="0" w:start="0" w:end="0"/>
-              <w:rPr/>
-            </w:pPr>
-            <w:r>
-              <w:rPr/>
-            </w:r>
-          </w:p>
-        </w:tc>
-        <w:tc>
-          <w:tcPr>
-            <w:tcW w:w="3257" w:type="dxa"/>
+            <w:tcW w:w="2123" w:type="dxa"/>
+            <w:tcBorders>
+              <w:top w:val="single" w:sz="8" w:space="0" w:color="000000"/>
+              <w:start w:val="single" w:sz="8" w:space="0" w:color="000000"/>
+              <w:bottom w:val="single" w:sz="8" w:space="0" w:color="000000"/>
+              <w:end w:val="single" w:sz="8" w:space="0" w:color="000000"/>
+            </w:tcBorders>
+            <w:vAlign w:val="center"/>
+          </w:tcPr>
+          <w:p>
+            <w:pPr>
+              <w:pStyle w:val="TableContents"/>
+              <w:ind w:hanging="0" w:start="0" w:end="0"/>
+              <w:rPr/>
+            </w:pPr>
+            <w:r>
+              <w:rPr/>
+            </w:r>
+          </w:p>
+        </w:tc>
+        <w:tc>
+          <w:tcPr>
+            <w:tcW w:w="3258" w:type="dxa"/>
             <w:tcBorders>
               <w:top w:val="single" w:sz="8" w:space="0" w:color="000000"/>
               <w:start w:val="single" w:sz="8" w:space="0" w:color="000000"/>
@@ -20416,29 +20416,29 @@
         </w:tc>
         <w:tc>
           <w:tcPr>
-            <w:tcW w:w="2124" w:type="dxa"/>
-            <w:tcBorders>
-              <w:top w:val="single" w:sz="8" w:space="0" w:color="000000"/>
-              <w:start w:val="single" w:sz="8" w:space="0" w:color="000000"/>
-              <w:bottom w:val="single" w:sz="8" w:space="0" w:color="000000"/>
-              <w:end w:val="single" w:sz="8" w:space="0" w:color="000000"/>
-            </w:tcBorders>
-            <w:vAlign w:val="center"/>
-          </w:tcPr>
-          <w:p>
-            <w:pPr>
-              <w:pStyle w:val="TableContents"/>
-              <w:ind w:hanging="0" w:start="0" w:end="0"/>
-              <w:rPr/>
-            </w:pPr>
-            <w:r>
-              <w:rPr/>
-            </w:r>
-          </w:p>
-        </w:tc>
-        <w:tc>
-          <w:tcPr>
-            <w:tcW w:w="3257" w:type="dxa"/>
+            <w:tcW w:w="2123" w:type="dxa"/>
+            <w:tcBorders>
+              <w:top w:val="single" w:sz="8" w:space="0" w:color="000000"/>
+              <w:start w:val="single" w:sz="8" w:space="0" w:color="000000"/>
+              <w:bottom w:val="single" w:sz="8" w:space="0" w:color="000000"/>
+              <w:end w:val="single" w:sz="8" w:space="0" w:color="000000"/>
+            </w:tcBorders>
+            <w:vAlign w:val="center"/>
+          </w:tcPr>
+          <w:p>
+            <w:pPr>
+              <w:pStyle w:val="TableContents"/>
+              <w:ind w:hanging="0" w:start="0" w:end="0"/>
+              <w:rPr/>
+            </w:pPr>
+            <w:r>
+              <w:rPr/>
+            </w:r>
+          </w:p>
+        </w:tc>
+        <w:tc>
+          <w:tcPr>
+            <w:tcW w:w="3258" w:type="dxa"/>
             <w:tcBorders>
               <w:top w:val="single" w:sz="8" w:space="0" w:color="000000"/>
               <w:start w:val="single" w:sz="8" w:space="0" w:color="000000"/>
@@ -20994,7 +20994,7 @@
         <w:pStyle w:val="Heading1"/>
         <w:numPr>
           <w:ilvl w:val="0"/>
-          <w:numId w:val="1"/>
+          <w:numId w:val="2"/>
         </w:numPr>
         <w:rPr/>
       </w:pPr>
@@ -21062,7 +21062,7 @@
         <w:pStyle w:val="Heading1"/>
         <w:numPr>
           <w:ilvl w:val="0"/>
-          <w:numId w:val="1"/>
+          <w:numId w:val="2"/>
         </w:numPr>
         <w:rPr/>
       </w:pPr>
@@ -21344,7 +21344,7 @@
         <w:pStyle w:val="Heading1"/>
         <w:numPr>
           <w:ilvl w:val="0"/>
-          <w:numId w:val="1"/>
+          <w:numId w:val="2"/>
         </w:numPr>
         <w:rPr/>
       </w:pPr>
@@ -21551,7 +21551,7 @@
         <w:pStyle w:val="Heading1"/>
         <w:numPr>
           <w:ilvl w:val="0"/>
-          <w:numId w:val="1"/>
+          <w:numId w:val="2"/>
         </w:numPr>
         <w:rPr/>
       </w:pPr>
@@ -21750,7 +21750,7 @@
         <w:pStyle w:val="Heading1"/>
         <w:numPr>
           <w:ilvl w:val="0"/>
-          <w:numId w:val="1"/>
+          <w:numId w:val="2"/>
         </w:numPr>
         <w:rPr/>
       </w:pPr>
@@ -21876,7 +21876,7 @@
         <w:pStyle w:val="Heading1"/>
         <w:numPr>
           <w:ilvl w:val="0"/>
-          <w:numId w:val="1"/>
+          <w:numId w:val="2"/>
         </w:numPr>
         <w:rPr/>
       </w:pPr>
@@ -22079,7 +22079,7 @@
         <w:pStyle w:val="Heading1"/>
         <w:numPr>
           <w:ilvl w:val="0"/>
-          <w:numId w:val="1"/>
+          <w:numId w:val="2"/>
         </w:numPr>
         <w:rPr/>
       </w:pPr>
@@ -22095,7 +22095,7 @@
         <w:pStyle w:val="Heading2"/>
         <w:numPr>
           <w:ilvl w:val="1"/>
-          <w:numId w:val="1"/>
+          <w:numId w:val="2"/>
         </w:numPr>
         <w:rPr/>
       </w:pPr>
@@ -22343,7 +22343,7 @@
         <w:pStyle w:val="Heading2"/>
         <w:numPr>
           <w:ilvl w:val="1"/>
-          <w:numId w:val="1"/>
+          <w:numId w:val="2"/>
         </w:numPr>
         <w:rPr/>
       </w:pPr>
@@ -22392,7 +22392,7 @@
         <w:pStyle w:val="Heading2"/>
         <w:numPr>
           <w:ilvl w:val="1"/>
-          <w:numId w:val="1"/>
+          <w:numId w:val="2"/>
         </w:numPr>
         <w:rPr/>
       </w:pPr>
@@ -22660,7 +22660,7 @@
         <w:pStyle w:val="Heading2"/>
         <w:numPr>
           <w:ilvl w:val="1"/>
-          <w:numId w:val="1"/>
+          <w:numId w:val="2"/>
         </w:numPr>
         <w:rPr/>
       </w:pPr>
@@ -23074,7 +23074,7 @@
         <w:pStyle w:val="Heading1"/>
         <w:numPr>
           <w:ilvl w:val="0"/>
-          <w:numId w:val="1"/>
+          <w:numId w:val="2"/>
         </w:numPr>
         <w:rPr/>
       </w:pPr>
@@ -23258,7 +23258,7 @@
         <w:pStyle w:val="Heading1"/>
         <w:numPr>
           <w:ilvl w:val="0"/>
-          <w:numId w:val="1"/>
+          <w:numId w:val="2"/>
         </w:numPr>
         <w:rPr/>
       </w:pPr>
@@ -23461,7 +23461,7 @@
         <w:pStyle w:val="Heading1"/>
         <w:numPr>
           <w:ilvl w:val="0"/>
-          <w:numId w:val="1"/>
+          <w:numId w:val="2"/>
         </w:numPr>
         <w:rPr/>
       </w:pPr>
@@ -23588,7 +23588,7 @@
         <w:pStyle w:val="Heading2"/>
         <w:numPr>
           <w:ilvl w:val="1"/>
-          <w:numId w:val="1"/>
+          <w:numId w:val="2"/>
         </w:numPr>
         <w:spacing w:before="200" w:after="120"/>
         <w:rPr/>
@@ -23659,14 +23659,14 @@
         </w:tblCellMar>
       </w:tblPr>
       <w:tblGrid>
-        <w:gridCol w:w="4403"/>
-        <w:gridCol w:w="5242"/>
+        <w:gridCol w:w="4402"/>
+        <w:gridCol w:w="5243"/>
       </w:tblGrid>
       <w:tr>
         <w:trPr/>
         <w:tc>
           <w:tcPr>
-            <w:tcW w:w="4403" w:type="dxa"/>
+            <w:tcW w:w="4402" w:type="dxa"/>
             <w:tcBorders>
               <w:top w:val="single" w:sz="8" w:space="0" w:color="000000"/>
               <w:start w:val="single" w:sz="8" w:space="0" w:color="000000"/>
@@ -23687,7 +23687,7 @@
         </w:tc>
         <w:tc>
           <w:tcPr>
-            <w:tcW w:w="5242" w:type="dxa"/>
+            <w:tcW w:w="5243" w:type="dxa"/>
             <w:tcBorders>
               <w:top w:val="single" w:sz="8" w:space="0" w:color="000000"/>
               <w:start w:val="single" w:sz="8" w:space="0" w:color="000000"/>
@@ -23711,7 +23711,7 @@
         <w:trPr/>
         <w:tc>
           <w:tcPr>
-            <w:tcW w:w="4403" w:type="dxa"/>
+            <w:tcW w:w="4402" w:type="dxa"/>
             <w:tcBorders>
               <w:start w:val="single" w:sz="8" w:space="0" w:color="000000"/>
               <w:end w:val="single" w:sz="8" w:space="0" w:color="000000"/>
@@ -23745,7 +23745,7 @@
         </w:tc>
         <w:tc>
           <w:tcPr>
-            <w:tcW w:w="5242" w:type="dxa"/>
+            <w:tcW w:w="5243" w:type="dxa"/>
             <w:tcBorders>
               <w:start w:val="single" w:sz="8" w:space="0" w:color="000000"/>
               <w:end w:val="single" w:sz="8" w:space="0" w:color="000000"/>
@@ -23799,7 +23799,7 @@
         <w:trPr/>
         <w:tc>
           <w:tcPr>
-            <w:tcW w:w="4403" w:type="dxa"/>
+            <w:tcW w:w="4402" w:type="dxa"/>
             <w:tcBorders>
               <w:start w:val="single" w:sz="8" w:space="0" w:color="000000"/>
               <w:end w:val="single" w:sz="8" w:space="0" w:color="000000"/>
@@ -23825,7 +23825,7 @@
         </w:tc>
         <w:tc>
           <w:tcPr>
-            <w:tcW w:w="5242" w:type="dxa"/>
+            <w:tcW w:w="5243" w:type="dxa"/>
             <w:tcBorders>
               <w:start w:val="single" w:sz="8" w:space="0" w:color="000000"/>
               <w:end w:val="single" w:sz="8" w:space="0" w:color="000000"/>
@@ -23879,7 +23879,7 @@
         <w:trPr/>
         <w:tc>
           <w:tcPr>
-            <w:tcW w:w="4403" w:type="dxa"/>
+            <w:tcW w:w="4402" w:type="dxa"/>
             <w:tcBorders>
               <w:start w:val="single" w:sz="8" w:space="0" w:color="000000"/>
               <w:end w:val="single" w:sz="8" w:space="0" w:color="000000"/>
@@ -23933,7 +23933,7 @@
         </w:tc>
         <w:tc>
           <w:tcPr>
-            <w:tcW w:w="5242" w:type="dxa"/>
+            <w:tcW w:w="5243" w:type="dxa"/>
             <w:tcBorders>
               <w:start w:val="single" w:sz="8" w:space="0" w:color="000000"/>
               <w:end w:val="single" w:sz="8" w:space="0" w:color="000000"/>
@@ -23987,7 +23987,7 @@
         <w:trPr/>
         <w:tc>
           <w:tcPr>
-            <w:tcW w:w="4403" w:type="dxa"/>
+            <w:tcW w:w="4402" w:type="dxa"/>
             <w:tcBorders>
               <w:start w:val="single" w:sz="8" w:space="0" w:color="000000"/>
               <w:end w:val="single" w:sz="8" w:space="0" w:color="000000"/>
@@ -24041,7 +24041,7 @@
         </w:tc>
         <w:tc>
           <w:tcPr>
-            <w:tcW w:w="5242" w:type="dxa"/>
+            <w:tcW w:w="5243" w:type="dxa"/>
             <w:tcBorders>
               <w:start w:val="single" w:sz="8" w:space="0" w:color="000000"/>
               <w:end w:val="single" w:sz="8" w:space="0" w:color="000000"/>
@@ -24095,7 +24095,7 @@
         <w:trPr/>
         <w:tc>
           <w:tcPr>
-            <w:tcW w:w="4403" w:type="dxa"/>
+            <w:tcW w:w="4402" w:type="dxa"/>
             <w:tcBorders>
               <w:start w:val="single" w:sz="8" w:space="0" w:color="000000"/>
               <w:end w:val="single" w:sz="8" w:space="0" w:color="000000"/>
@@ -24149,7 +24149,7 @@
         </w:tc>
         <w:tc>
           <w:tcPr>
-            <w:tcW w:w="5242" w:type="dxa"/>
+            <w:tcW w:w="5243" w:type="dxa"/>
             <w:tcBorders>
               <w:start w:val="single" w:sz="8" w:space="0" w:color="000000"/>
               <w:end w:val="single" w:sz="8" w:space="0" w:color="000000"/>
@@ -24203,7 +24203,7 @@
         <w:trPr/>
         <w:tc>
           <w:tcPr>
-            <w:tcW w:w="4403" w:type="dxa"/>
+            <w:tcW w:w="4402" w:type="dxa"/>
             <w:tcBorders>
               <w:start w:val="single" w:sz="8" w:space="0" w:color="000000"/>
               <w:end w:val="single" w:sz="8" w:space="0" w:color="000000"/>
@@ -24257,7 +24257,7 @@
         </w:tc>
         <w:tc>
           <w:tcPr>
-            <w:tcW w:w="5242" w:type="dxa"/>
+            <w:tcW w:w="5243" w:type="dxa"/>
             <w:tcBorders>
               <w:start w:val="single" w:sz="8" w:space="0" w:color="000000"/>
               <w:end w:val="single" w:sz="8" w:space="0" w:color="000000"/>
@@ -24311,7 +24311,7 @@
         <w:trPr/>
         <w:tc>
           <w:tcPr>
-            <w:tcW w:w="4403" w:type="dxa"/>
+            <w:tcW w:w="4402" w:type="dxa"/>
             <w:tcBorders>
               <w:start w:val="single" w:sz="8" w:space="0" w:color="000000"/>
               <w:end w:val="single" w:sz="8" w:space="0" w:color="000000"/>
@@ -24365,7 +24365,7 @@
         </w:tc>
         <w:tc>
           <w:tcPr>
-            <w:tcW w:w="5242" w:type="dxa"/>
+            <w:tcW w:w="5243" w:type="dxa"/>
             <w:tcBorders>
               <w:start w:val="single" w:sz="8" w:space="0" w:color="000000"/>
               <w:end w:val="single" w:sz="8" w:space="0" w:color="000000"/>
@@ -24419,7 +24419,7 @@
         <w:trPr/>
         <w:tc>
           <w:tcPr>
-            <w:tcW w:w="4403" w:type="dxa"/>
+            <w:tcW w:w="4402" w:type="dxa"/>
             <w:tcBorders>
               <w:start w:val="single" w:sz="8" w:space="0" w:color="000000"/>
               <w:end w:val="single" w:sz="8" w:space="0" w:color="000000"/>
@@ -24473,7 +24473,7 @@
         </w:tc>
         <w:tc>
           <w:tcPr>
-            <w:tcW w:w="5242" w:type="dxa"/>
+            <w:tcW w:w="5243" w:type="dxa"/>
             <w:tcBorders>
               <w:start w:val="single" w:sz="8" w:space="0" w:color="000000"/>
               <w:end w:val="single" w:sz="8" w:space="0" w:color="000000"/>
@@ -24527,7 +24527,7 @@
         <w:trPr/>
         <w:tc>
           <w:tcPr>
-            <w:tcW w:w="4403" w:type="dxa"/>
+            <w:tcW w:w="4402" w:type="dxa"/>
             <w:tcBorders>
               <w:start w:val="single" w:sz="8" w:space="0" w:color="000000"/>
               <w:end w:val="single" w:sz="8" w:space="0" w:color="000000"/>
@@ -24581,7 +24581,7 @@
         </w:tc>
         <w:tc>
           <w:tcPr>
-            <w:tcW w:w="5242" w:type="dxa"/>
+            <w:tcW w:w="5243" w:type="dxa"/>
             <w:tcBorders>
               <w:start w:val="single" w:sz="8" w:space="0" w:color="000000"/>
               <w:end w:val="single" w:sz="8" w:space="0" w:color="000000"/>
@@ -24635,7 +24635,7 @@
         <w:trPr/>
         <w:tc>
           <w:tcPr>
-            <w:tcW w:w="4403" w:type="dxa"/>
+            <w:tcW w:w="4402" w:type="dxa"/>
             <w:tcBorders>
               <w:start w:val="single" w:sz="8" w:space="0" w:color="000000"/>
               <w:end w:val="single" w:sz="8" w:space="0" w:color="000000"/>
@@ -24689,7 +24689,7 @@
         </w:tc>
         <w:tc>
           <w:tcPr>
-            <w:tcW w:w="5242" w:type="dxa"/>
+            <w:tcW w:w="5243" w:type="dxa"/>
             <w:tcBorders>
               <w:start w:val="single" w:sz="8" w:space="0" w:color="000000"/>
               <w:end w:val="single" w:sz="8" w:space="0" w:color="000000"/>
@@ -24743,7 +24743,7 @@
         <w:trPr/>
         <w:tc>
           <w:tcPr>
-            <w:tcW w:w="4403" w:type="dxa"/>
+            <w:tcW w:w="4402" w:type="dxa"/>
             <w:tcBorders>
               <w:start w:val="single" w:sz="8" w:space="0" w:color="000000"/>
               <w:end w:val="single" w:sz="8" w:space="0" w:color="000000"/>
@@ -24797,7 +24797,7 @@
         </w:tc>
         <w:tc>
           <w:tcPr>
-            <w:tcW w:w="5242" w:type="dxa"/>
+            <w:tcW w:w="5243" w:type="dxa"/>
             <w:tcBorders>
               <w:start w:val="single" w:sz="8" w:space="0" w:color="000000"/>
               <w:end w:val="single" w:sz="8" w:space="0" w:color="000000"/>
@@ -24851,7 +24851,7 @@
         <w:trPr/>
         <w:tc>
           <w:tcPr>
-            <w:tcW w:w="4403" w:type="dxa"/>
+            <w:tcW w:w="4402" w:type="dxa"/>
             <w:tcBorders>
               <w:start w:val="single" w:sz="8" w:space="0" w:color="000000"/>
               <w:end w:val="single" w:sz="8" w:space="0" w:color="000000"/>
@@ -24905,7 +24905,7 @@
         </w:tc>
         <w:tc>
           <w:tcPr>
-            <w:tcW w:w="5242" w:type="dxa"/>
+            <w:tcW w:w="5243" w:type="dxa"/>
             <w:tcBorders>
               <w:start w:val="single" w:sz="8" w:space="0" w:color="000000"/>
               <w:end w:val="single" w:sz="8" w:space="0" w:color="000000"/>
@@ -24971,7 +24971,7 @@
         <w:pStyle w:val="Heading2"/>
         <w:numPr>
           <w:ilvl w:val="1"/>
-          <w:numId w:val="1"/>
+          <w:numId w:val="2"/>
         </w:numPr>
         <w:rPr/>
       </w:pPr>
@@ -25098,7 +25098,7 @@
         <w:pStyle w:val="Heading1"/>
         <w:numPr>
           <w:ilvl w:val="0"/>
-          <w:numId w:val="1"/>
+          <w:numId w:val="2"/>
         </w:numPr>
         <w:rPr/>
       </w:pPr>
@@ -25109,9 +25109,9 @@
     </w:p>
     <w:tbl>
       <w:tblPr>
-        <w:tblW w:w="10080" w:type="dxa"/>
+        <w:tblW w:w="9690" w:type="dxa"/>
         <w:jc w:val="start"/>
-        <w:tblInd w:w="-469" w:type="dxa"/>
+        <w:tblInd w:w="11" w:type="dxa"/>
         <w:tblLayout w:type="fixed"/>
         <w:tblCellMar>
           <w:top w:w="100" w:type="dxa"/>
@@ -25121,19 +25121,19 @@
         </w:tblCellMar>
       </w:tblPr>
       <w:tblGrid>
-        <w:gridCol w:w="445"/>
-        <w:gridCol w:w="1475"/>
-        <w:gridCol w:w="1688"/>
-        <w:gridCol w:w="1597"/>
-        <w:gridCol w:w="1755"/>
-        <w:gridCol w:w="2040"/>
+        <w:gridCol w:w="390"/>
+        <w:gridCol w:w="1410"/>
+        <w:gridCol w:w="1710"/>
+        <w:gridCol w:w="1590"/>
+        <w:gridCol w:w="1530"/>
+        <w:gridCol w:w="1980"/>
         <w:gridCol w:w="1080"/>
       </w:tblGrid>
       <w:tr>
         <w:trPr/>
         <w:tc>
           <w:tcPr>
-            <w:tcW w:w="445" w:type="dxa"/>
+            <w:tcW w:w="390" w:type="dxa"/>
             <w:tcBorders>
               <w:top w:val="single" w:sz="8" w:space="0" w:color="000000"/>
               <w:start w:val="single" w:sz="8" w:space="0" w:color="000000"/>
@@ -25159,7 +25159,7 @@
         </w:tc>
         <w:tc>
           <w:tcPr>
-            <w:tcW w:w="1475" w:type="dxa"/>
+            <w:tcW w:w="1410" w:type="dxa"/>
             <w:tcBorders>
               <w:top w:val="single" w:sz="8" w:space="0" w:color="000000"/>
               <w:start w:val="single" w:sz="8" w:space="0" w:color="000000"/>
@@ -25186,7 +25186,7 @@
         </w:tc>
         <w:tc>
           <w:tcPr>
-            <w:tcW w:w="1688" w:type="dxa"/>
+            <w:tcW w:w="1710" w:type="dxa"/>
             <w:tcBorders>
               <w:top w:val="single" w:sz="8" w:space="0" w:color="000000"/>
               <w:start w:val="single" w:sz="8" w:space="0" w:color="000000"/>
@@ -25212,7 +25212,7 @@
         </w:tc>
         <w:tc>
           <w:tcPr>
-            <w:tcW w:w="1597" w:type="dxa"/>
+            <w:tcW w:w="1590" w:type="dxa"/>
             <w:tcBorders>
               <w:top w:val="single" w:sz="8" w:space="0" w:color="000000"/>
               <w:start w:val="single" w:sz="8" w:space="0" w:color="000000"/>
@@ -25238,7 +25238,7 @@
         </w:tc>
         <w:tc>
           <w:tcPr>
-            <w:tcW w:w="1755" w:type="dxa"/>
+            <w:tcW w:w="1530" w:type="dxa"/>
             <w:tcBorders>
               <w:top w:val="single" w:sz="8" w:space="0" w:color="000000"/>
               <w:start w:val="single" w:sz="8" w:space="0" w:color="000000"/>
@@ -25264,7 +25264,7 @@
         </w:tc>
         <w:tc>
           <w:tcPr>
-            <w:tcW w:w="2040" w:type="dxa"/>
+            <w:tcW w:w="1980" w:type="dxa"/>
             <w:tcBorders>
               <w:top w:val="single" w:sz="8" w:space="0" w:color="000000"/>
               <w:start w:val="single" w:sz="8" w:space="0" w:color="000000"/>
@@ -25320,7 +25320,7 @@
         <w:trPr/>
         <w:tc>
           <w:tcPr>
-            <w:tcW w:w="445" w:type="dxa"/>
+            <w:tcW w:w="390" w:type="dxa"/>
             <w:tcBorders>
               <w:start w:val="single" w:sz="8" w:space="0" w:color="000000"/>
             </w:tcBorders>
@@ -25338,7 +25338,7 @@
         </w:tc>
         <w:tc>
           <w:tcPr>
-            <w:tcW w:w="1475" w:type="dxa"/>
+            <w:tcW w:w="1410" w:type="dxa"/>
             <w:tcBorders>
               <w:start w:val="single" w:sz="8" w:space="0" w:color="000000"/>
               <w:end w:val="single" w:sz="8" w:space="0" w:color="000000"/>
@@ -25357,7 +25357,7 @@
         </w:tc>
         <w:tc>
           <w:tcPr>
-            <w:tcW w:w="1688" w:type="dxa"/>
+            <w:tcW w:w="1710" w:type="dxa"/>
             <w:tcBorders>
               <w:start w:val="single" w:sz="8" w:space="0" w:color="000000"/>
             </w:tcBorders>
@@ -25375,7 +25375,7 @@
         </w:tc>
         <w:tc>
           <w:tcPr>
-            <w:tcW w:w="1597" w:type="dxa"/>
+            <w:tcW w:w="1590" w:type="dxa"/>
             <w:tcBorders>
               <w:start w:val="single" w:sz="8" w:space="0" w:color="000000"/>
             </w:tcBorders>
@@ -25393,7 +25393,7 @@
         </w:tc>
         <w:tc>
           <w:tcPr>
-            <w:tcW w:w="1755" w:type="dxa"/>
+            <w:tcW w:w="1530" w:type="dxa"/>
             <w:tcBorders>
               <w:start w:val="single" w:sz="8" w:space="0" w:color="000000"/>
             </w:tcBorders>
@@ -25411,7 +25411,7 @@
         </w:tc>
         <w:tc>
           <w:tcPr>
-            <w:tcW w:w="2040" w:type="dxa"/>
+            <w:tcW w:w="1980" w:type="dxa"/>
             <w:tcBorders>
               <w:start w:val="single" w:sz="8" w:space="0" w:color="000000"/>
             </w:tcBorders>
@@ -25451,7 +25451,7 @@
         <w:trPr/>
         <w:tc>
           <w:tcPr>
-            <w:tcW w:w="445" w:type="dxa"/>
+            <w:tcW w:w="390" w:type="dxa"/>
             <w:tcBorders>
               <w:start w:val="single" w:sz="8" w:space="0" w:color="000000"/>
             </w:tcBorders>
@@ -25469,7 +25469,7 @@
         </w:tc>
         <w:tc>
           <w:tcPr>
-            <w:tcW w:w="1475" w:type="dxa"/>
+            <w:tcW w:w="1410" w:type="dxa"/>
             <w:tcBorders>
               <w:start w:val="single" w:sz="8" w:space="0" w:color="000000"/>
               <w:end w:val="single" w:sz="8" w:space="0" w:color="000000"/>
@@ -25488,7 +25488,7 @@
         </w:tc>
         <w:tc>
           <w:tcPr>
-            <w:tcW w:w="1688" w:type="dxa"/>
+            <w:tcW w:w="1710" w:type="dxa"/>
             <w:tcBorders>
               <w:start w:val="single" w:sz="8" w:space="0" w:color="000000"/>
             </w:tcBorders>
@@ -25506,7 +25506,7 @@
         </w:tc>
         <w:tc>
           <w:tcPr>
-            <w:tcW w:w="1597" w:type="dxa"/>
+            <w:tcW w:w="1590" w:type="dxa"/>
             <w:tcBorders>
               <w:start w:val="single" w:sz="8" w:space="0" w:color="000000"/>
             </w:tcBorders>
@@ -25524,7 +25524,7 @@
         </w:tc>
         <w:tc>
           <w:tcPr>
-            <w:tcW w:w="1755" w:type="dxa"/>
+            <w:tcW w:w="1530" w:type="dxa"/>
             <w:tcBorders>
               <w:start w:val="single" w:sz="8" w:space="0" w:color="000000"/>
             </w:tcBorders>
@@ -25542,7 +25542,7 @@
         </w:tc>
         <w:tc>
           <w:tcPr>
-            <w:tcW w:w="2040" w:type="dxa"/>
+            <w:tcW w:w="1980" w:type="dxa"/>
             <w:tcBorders>
               <w:start w:val="single" w:sz="8" w:space="0" w:color="000000"/>
             </w:tcBorders>
@@ -25602,7 +25602,7 @@
         <w:pStyle w:val="Heading1"/>
         <w:numPr>
           <w:ilvl w:val="0"/>
-          <w:numId w:val="1"/>
+          <w:numId w:val="2"/>
         </w:numPr>
         <w:rPr/>
       </w:pPr>
@@ -25626,7 +25626,7 @@
         <w:pStyle w:val="Heading1"/>
         <w:numPr>
           <w:ilvl w:val="0"/>
-          <w:numId w:val="1"/>
+          <w:numId w:val="2"/>
         </w:numPr>
         <w:rPr/>
       </w:pPr>
@@ -25695,12 +25695,12 @@
         </w:tblCellMar>
       </w:tblPr>
       <w:tblGrid>
-        <w:gridCol w:w="788"/>
+        <w:gridCol w:w="787"/>
         <w:gridCol w:w="1410"/>
-        <w:gridCol w:w="1777"/>
+        <w:gridCol w:w="1778"/>
         <w:gridCol w:w="1678"/>
-        <w:gridCol w:w="2427"/>
-        <w:gridCol w:w="1670"/>
+        <w:gridCol w:w="2426"/>
+        <w:gridCol w:w="1671"/>
       </w:tblGrid>
       <w:tr>
         <w:trPr>
@@ -25708,7 +25708,7 @@
         </w:trPr>
         <w:tc>
           <w:tcPr>
-            <w:tcW w:w="788" w:type="dxa"/>
+            <w:tcW w:w="787" w:type="dxa"/>
             <w:tcBorders>
               <w:top w:val="single" w:sz="8" w:space="0" w:color="000000"/>
               <w:start w:val="single" w:sz="8" w:space="0" w:color="000000"/>
@@ -25822,7 +25822,7 @@
         </w:tc>
         <w:tc>
           <w:tcPr>
-            <w:tcW w:w="1777" w:type="dxa"/>
+            <w:tcW w:w="1778" w:type="dxa"/>
             <w:tcBorders>
               <w:top w:val="single" w:sz="8" w:space="0" w:color="000000"/>
               <w:start w:val="single" w:sz="8" w:space="0" w:color="000000"/>
@@ -25936,7 +25936,7 @@
         </w:tc>
         <w:tc>
           <w:tcPr>
-            <w:tcW w:w="2427" w:type="dxa"/>
+            <w:tcW w:w="2426" w:type="dxa"/>
             <w:tcBorders>
               <w:top w:val="single" w:sz="8" w:space="0" w:color="000000"/>
               <w:start w:val="single" w:sz="8" w:space="0" w:color="000000"/>
@@ -25993,7 +25993,7 @@
         </w:tc>
         <w:tc>
           <w:tcPr>
-            <w:tcW w:w="1670" w:type="dxa"/>
+            <w:tcW w:w="1671" w:type="dxa"/>
             <w:tcBorders>
               <w:top w:val="single" w:sz="8" w:space="0" w:color="000000"/>
               <w:start w:val="single" w:sz="8" w:space="0" w:color="000000"/>
@@ -26054,7 +26054,7 @@
         <w:trPr/>
         <w:tc>
           <w:tcPr>
-            <w:tcW w:w="788" w:type="dxa"/>
+            <w:tcW w:w="787" w:type="dxa"/>
             <w:tcBorders>
               <w:top w:val="single" w:sz="8" w:space="0" w:color="000000"/>
               <w:start w:val="single" w:sz="8" w:space="0" w:color="000000"/>
@@ -26094,7 +26094,7 @@
         </w:tc>
         <w:tc>
           <w:tcPr>
-            <w:tcW w:w="1777" w:type="dxa"/>
+            <w:tcW w:w="1778" w:type="dxa"/>
             <w:tcBorders>
               <w:top w:val="single" w:sz="8" w:space="0" w:color="000000"/>
               <w:start w:val="single" w:sz="8" w:space="0" w:color="000000"/>
@@ -26134,27 +26134,27 @@
         </w:tc>
         <w:tc>
           <w:tcPr>
-            <w:tcW w:w="2427" w:type="dxa"/>
-            <w:tcBorders>
-              <w:top w:val="single" w:sz="8" w:space="0" w:color="000000"/>
-              <w:start w:val="single" w:sz="8" w:space="0" w:color="000000"/>
-              <w:bottom w:val="single" w:sz="8" w:space="0" w:color="000000"/>
-            </w:tcBorders>
-            <w:vAlign w:val="center"/>
-          </w:tcPr>
-          <w:p>
-            <w:pPr>
-              <w:pStyle w:val="TableContents"/>
-              <w:rPr/>
-            </w:pPr>
-            <w:r>
-              <w:rPr/>
-            </w:r>
-          </w:p>
-        </w:tc>
-        <w:tc>
-          <w:tcPr>
-            <w:tcW w:w="1670" w:type="dxa"/>
+            <w:tcW w:w="2426" w:type="dxa"/>
+            <w:tcBorders>
+              <w:top w:val="single" w:sz="8" w:space="0" w:color="000000"/>
+              <w:start w:val="single" w:sz="8" w:space="0" w:color="000000"/>
+              <w:bottom w:val="single" w:sz="8" w:space="0" w:color="000000"/>
+            </w:tcBorders>
+            <w:vAlign w:val="center"/>
+          </w:tcPr>
+          <w:p>
+            <w:pPr>
+              <w:pStyle w:val="TableContents"/>
+              <w:rPr/>
+            </w:pPr>
+            <w:r>
+              <w:rPr/>
+            </w:r>
+          </w:p>
+        </w:tc>
+        <w:tc>
+          <w:tcPr>
+            <w:tcW w:w="1671" w:type="dxa"/>
             <w:tcBorders>
               <w:top w:val="single" w:sz="8" w:space="0" w:color="000000"/>
               <w:start w:val="single" w:sz="8" w:space="0" w:color="000000"/>
@@ -26178,7 +26178,7 @@
         <w:trPr/>
         <w:tc>
           <w:tcPr>
-            <w:tcW w:w="788" w:type="dxa"/>
+            <w:tcW w:w="787" w:type="dxa"/>
             <w:tcBorders>
               <w:start w:val="single" w:sz="8" w:space="0" w:color="000000"/>
               <w:bottom w:val="single" w:sz="8" w:space="0" w:color="000000"/>
@@ -26216,7 +26216,7 @@
         </w:tc>
         <w:tc>
           <w:tcPr>
-            <w:tcW w:w="1777" w:type="dxa"/>
+            <w:tcW w:w="1778" w:type="dxa"/>
             <w:tcBorders>
               <w:start w:val="single" w:sz="8" w:space="0" w:color="000000"/>
               <w:bottom w:val="single" w:sz="8" w:space="0" w:color="000000"/>
@@ -26254,26 +26254,26 @@
         </w:tc>
         <w:tc>
           <w:tcPr>
-            <w:tcW w:w="2427" w:type="dxa"/>
-            <w:tcBorders>
-              <w:start w:val="single" w:sz="8" w:space="0" w:color="000000"/>
-              <w:bottom w:val="single" w:sz="8" w:space="0" w:color="000000"/>
-            </w:tcBorders>
-            <w:vAlign w:val="center"/>
-          </w:tcPr>
-          <w:p>
-            <w:pPr>
-              <w:pStyle w:val="TableContents"/>
-              <w:rPr/>
-            </w:pPr>
-            <w:r>
-              <w:rPr/>
-            </w:r>
-          </w:p>
-        </w:tc>
-        <w:tc>
-          <w:tcPr>
-            <w:tcW w:w="1670" w:type="dxa"/>
+            <w:tcW w:w="2426" w:type="dxa"/>
+            <w:tcBorders>
+              <w:start w:val="single" w:sz="8" w:space="0" w:color="000000"/>
+              <w:bottom w:val="single" w:sz="8" w:space="0" w:color="000000"/>
+            </w:tcBorders>
+            <w:vAlign w:val="center"/>
+          </w:tcPr>
+          <w:p>
+            <w:pPr>
+              <w:pStyle w:val="TableContents"/>
+              <w:rPr/>
+            </w:pPr>
+            <w:r>
+              <w:rPr/>
+            </w:r>
+          </w:p>
+        </w:tc>
+        <w:tc>
+          <w:tcPr>
+            <w:tcW w:w="1671" w:type="dxa"/>
             <w:tcBorders>
               <w:start w:val="single" w:sz="8" w:space="0" w:color="000000"/>
               <w:bottom w:val="single" w:sz="8" w:space="0" w:color="000000"/>
@@ -26311,7 +26311,7 @@
         <w:pStyle w:val="Heading2"/>
         <w:numPr>
           <w:ilvl w:val="1"/>
-          <w:numId w:val="1"/>
+          <w:numId w:val="2"/>
         </w:numPr>
         <w:rPr/>
       </w:pPr>
@@ -26358,8 +26358,8 @@
       <w:tblGrid>
         <w:gridCol w:w="2156"/>
         <w:gridCol w:w="2138"/>
-        <w:gridCol w:w="2137"/>
-        <w:gridCol w:w="3199"/>
+        <w:gridCol w:w="2136"/>
+        <w:gridCol w:w="3200"/>
       </w:tblGrid>
       <w:tr>
         <w:trPr>
@@ -26479,7 +26479,7 @@
         </w:tc>
         <w:tc>
           <w:tcPr>
-            <w:tcW w:w="2137" w:type="dxa"/>
+            <w:tcW w:w="2136" w:type="dxa"/>
             <w:tcBorders>
               <w:top w:val="single" w:sz="8" w:space="0" w:color="000000"/>
               <w:start w:val="single" w:sz="8" w:space="0" w:color="000000"/>
@@ -26534,7 +26534,7 @@
         </w:tc>
         <w:tc>
           <w:tcPr>
-            <w:tcW w:w="3199" w:type="dxa"/>
+            <w:tcW w:w="3200" w:type="dxa"/>
             <w:tcBorders>
               <w:top w:val="single" w:sz="8" w:space="0" w:color="000000"/>
               <w:start w:val="single" w:sz="8" w:space="0" w:color="000000"/>
@@ -26636,29 +26636,29 @@
         </w:tc>
         <w:tc>
           <w:tcPr>
-            <w:tcW w:w="2137" w:type="dxa"/>
-            <w:tcBorders>
-              <w:top w:val="single" w:sz="8" w:space="0" w:color="000000"/>
-              <w:start w:val="single" w:sz="8" w:space="0" w:color="000000"/>
-              <w:bottom w:val="single" w:sz="8" w:space="0" w:color="000000"/>
-              <w:end w:val="single" w:sz="8" w:space="0" w:color="000000"/>
-            </w:tcBorders>
-            <w:vAlign w:val="center"/>
-          </w:tcPr>
-          <w:p>
-            <w:pPr>
-              <w:pStyle w:val="TableContents"/>
-              <w:ind w:hanging="0" w:start="0" w:end="0"/>
-              <w:rPr/>
-            </w:pPr>
-            <w:r>
-              <w:rPr/>
-            </w:r>
-          </w:p>
-        </w:tc>
-        <w:tc>
-          <w:tcPr>
-            <w:tcW w:w="3199" w:type="dxa"/>
+            <w:tcW w:w="2136" w:type="dxa"/>
+            <w:tcBorders>
+              <w:top w:val="single" w:sz="8" w:space="0" w:color="000000"/>
+              <w:start w:val="single" w:sz="8" w:space="0" w:color="000000"/>
+              <w:bottom w:val="single" w:sz="8" w:space="0" w:color="000000"/>
+              <w:end w:val="single" w:sz="8" w:space="0" w:color="000000"/>
+            </w:tcBorders>
+            <w:vAlign w:val="center"/>
+          </w:tcPr>
+          <w:p>
+            <w:pPr>
+              <w:pStyle w:val="TableContents"/>
+              <w:ind w:hanging="0" w:start="0" w:end="0"/>
+              <w:rPr/>
+            </w:pPr>
+            <w:r>
+              <w:rPr/>
+            </w:r>
+          </w:p>
+        </w:tc>
+        <w:tc>
+          <w:tcPr>
+            <w:tcW w:w="3200" w:type="dxa"/>
             <w:tcBorders>
               <w:top w:val="single" w:sz="8" w:space="0" w:color="000000"/>
               <w:start w:val="single" w:sz="8" w:space="0" w:color="000000"/>
@@ -26727,29 +26727,29 @@
         </w:tc>
         <w:tc>
           <w:tcPr>
-            <w:tcW w:w="2137" w:type="dxa"/>
-            <w:tcBorders>
-              <w:top w:val="single" w:sz="8" w:space="0" w:color="000000"/>
-              <w:start w:val="single" w:sz="8" w:space="0" w:color="000000"/>
-              <w:bottom w:val="single" w:sz="8" w:space="0" w:color="000000"/>
-              <w:end w:val="single" w:sz="8" w:space="0" w:color="000000"/>
-            </w:tcBorders>
-            <w:vAlign w:val="center"/>
-          </w:tcPr>
-          <w:p>
-            <w:pPr>
-              <w:pStyle w:val="TableContents"/>
-              <w:ind w:hanging="0" w:start="0" w:end="0"/>
-              <w:rPr/>
-            </w:pPr>
-            <w:r>
-              <w:rPr/>
-            </w:r>
-          </w:p>
-        </w:tc>
-        <w:tc>
-          <w:tcPr>
-            <w:tcW w:w="3199" w:type="dxa"/>
+            <w:tcW w:w="2136" w:type="dxa"/>
+            <w:tcBorders>
+              <w:top w:val="single" w:sz="8" w:space="0" w:color="000000"/>
+              <w:start w:val="single" w:sz="8" w:space="0" w:color="000000"/>
+              <w:bottom w:val="single" w:sz="8" w:space="0" w:color="000000"/>
+              <w:end w:val="single" w:sz="8" w:space="0" w:color="000000"/>
+            </w:tcBorders>
+            <w:vAlign w:val="center"/>
+          </w:tcPr>
+          <w:p>
+            <w:pPr>
+              <w:pStyle w:val="TableContents"/>
+              <w:ind w:hanging="0" w:start="0" w:end="0"/>
+              <w:rPr/>
+            </w:pPr>
+            <w:r>
+              <w:rPr/>
+            </w:r>
+          </w:p>
+        </w:tc>
+        <w:tc>
+          <w:tcPr>
+            <w:tcW w:w="3200" w:type="dxa"/>
             <w:tcBorders>
               <w:top w:val="single" w:sz="8" w:space="0" w:color="000000"/>
               <w:start w:val="single" w:sz="8" w:space="0" w:color="000000"/>
@@ -26818,29 +26818,29 @@
         </w:tc>
         <w:tc>
           <w:tcPr>
-            <w:tcW w:w="2137" w:type="dxa"/>
-            <w:tcBorders>
-              <w:top w:val="single" w:sz="8" w:space="0" w:color="000000"/>
-              <w:start w:val="single" w:sz="8" w:space="0" w:color="000000"/>
-              <w:bottom w:val="single" w:sz="8" w:space="0" w:color="000000"/>
-              <w:end w:val="single" w:sz="8" w:space="0" w:color="000000"/>
-            </w:tcBorders>
-            <w:vAlign w:val="center"/>
-          </w:tcPr>
-          <w:p>
-            <w:pPr>
-              <w:pStyle w:val="TableContents"/>
-              <w:ind w:hanging="0" w:start="0" w:end="0"/>
-              <w:rPr/>
-            </w:pPr>
-            <w:r>
-              <w:rPr/>
-            </w:r>
-          </w:p>
-        </w:tc>
-        <w:tc>
-          <w:tcPr>
-            <w:tcW w:w="3199" w:type="dxa"/>
+            <w:tcW w:w="2136" w:type="dxa"/>
+            <w:tcBorders>
+              <w:top w:val="single" w:sz="8" w:space="0" w:color="000000"/>
+              <w:start w:val="single" w:sz="8" w:space="0" w:color="000000"/>
+              <w:bottom w:val="single" w:sz="8" w:space="0" w:color="000000"/>
+              <w:end w:val="single" w:sz="8" w:space="0" w:color="000000"/>
+            </w:tcBorders>
+            <w:vAlign w:val="center"/>
+          </w:tcPr>
+          <w:p>
+            <w:pPr>
+              <w:pStyle w:val="TableContents"/>
+              <w:ind w:hanging="0" w:start="0" w:end="0"/>
+              <w:rPr/>
+            </w:pPr>
+            <w:r>
+              <w:rPr/>
+            </w:r>
+          </w:p>
+        </w:tc>
+        <w:tc>
+          <w:tcPr>
+            <w:tcW w:w="3200" w:type="dxa"/>
             <w:tcBorders>
               <w:top w:val="single" w:sz="8" w:space="0" w:color="000000"/>
               <w:start w:val="single" w:sz="8" w:space="0" w:color="000000"/>
@@ -26887,7 +26887,7 @@
         <w:pStyle w:val="Heading1"/>
         <w:numPr>
           <w:ilvl w:val="0"/>
-          <w:numId w:val="1"/>
+          <w:numId w:val="2"/>
         </w:numPr>
         <w:rPr/>
       </w:pPr>
@@ -26911,7 +26911,7 @@
         <w:pStyle w:val="Heading2"/>
         <w:numPr>
           <w:ilvl w:val="1"/>
-          <w:numId w:val="1"/>
+          <w:numId w:val="2"/>
         </w:numPr>
         <w:rPr/>
       </w:pPr>
@@ -28138,8 +28138,8 @@
       </w:tblPr>
       <w:tblGrid>
         <w:gridCol w:w="1717"/>
-        <w:gridCol w:w="2320"/>
-        <w:gridCol w:w="2053"/>
+        <w:gridCol w:w="2319"/>
+        <w:gridCol w:w="2054"/>
         <w:gridCol w:w="3540"/>
       </w:tblGrid>
       <w:tr>
@@ -28275,7 +28275,7 @@
         </w:tc>
         <w:tc>
           <w:tcPr>
-            <w:tcW w:w="2320" w:type="dxa"/>
+            <w:tcW w:w="2319" w:type="dxa"/>
             <w:tcBorders>
               <w:top w:val="single" w:sz="8" w:space="0" w:color="000000"/>
               <w:start w:val="single" w:sz="8" w:space="0" w:color="000000"/>
@@ -28297,7 +28297,7 @@
         </w:tc>
         <w:tc>
           <w:tcPr>
-            <w:tcW w:w="2053" w:type="dxa"/>
+            <w:tcW w:w="2054" w:type="dxa"/>
             <w:tcBorders>
               <w:top w:val="single" w:sz="8" w:space="0" w:color="000000"/>
               <w:start w:val="single" w:sz="8" w:space="0" w:color="000000"/>
@@ -28366,29 +28366,29 @@
         </w:tc>
         <w:tc>
           <w:tcPr>
-            <w:tcW w:w="2320" w:type="dxa"/>
-            <w:tcBorders>
-              <w:top w:val="single" w:sz="8" w:space="0" w:color="000000"/>
-              <w:start w:val="single" w:sz="8" w:space="0" w:color="000000"/>
-              <w:bottom w:val="single" w:sz="8" w:space="0" w:color="000000"/>
-              <w:end w:val="single" w:sz="8" w:space="0" w:color="000000"/>
-            </w:tcBorders>
-            <w:vAlign w:val="center"/>
-          </w:tcPr>
-          <w:p>
-            <w:pPr>
-              <w:pStyle w:val="TableContents"/>
-              <w:ind w:hanging="0" w:start="0" w:end="0"/>
-              <w:rPr/>
-            </w:pPr>
-            <w:r>
-              <w:rPr/>
-            </w:r>
-          </w:p>
-        </w:tc>
-        <w:tc>
-          <w:tcPr>
-            <w:tcW w:w="2053" w:type="dxa"/>
+            <w:tcW w:w="2319" w:type="dxa"/>
+            <w:tcBorders>
+              <w:top w:val="single" w:sz="8" w:space="0" w:color="000000"/>
+              <w:start w:val="single" w:sz="8" w:space="0" w:color="000000"/>
+              <w:bottom w:val="single" w:sz="8" w:space="0" w:color="000000"/>
+              <w:end w:val="single" w:sz="8" w:space="0" w:color="000000"/>
+            </w:tcBorders>
+            <w:vAlign w:val="center"/>
+          </w:tcPr>
+          <w:p>
+            <w:pPr>
+              <w:pStyle w:val="TableContents"/>
+              <w:ind w:hanging="0" w:start="0" w:end="0"/>
+              <w:rPr/>
+            </w:pPr>
+            <w:r>
+              <w:rPr/>
+            </w:r>
+          </w:p>
+        </w:tc>
+        <w:tc>
+          <w:tcPr>
+            <w:tcW w:w="2054" w:type="dxa"/>
             <w:tcBorders>
               <w:top w:val="single" w:sz="8" w:space="0" w:color="000000"/>
               <w:start w:val="single" w:sz="8" w:space="0" w:color="000000"/>
@@ -28457,29 +28457,29 @@
         </w:tc>
         <w:tc>
           <w:tcPr>
-            <w:tcW w:w="2320" w:type="dxa"/>
-            <w:tcBorders>
-              <w:top w:val="single" w:sz="8" w:space="0" w:color="000000"/>
-              <w:start w:val="single" w:sz="8" w:space="0" w:color="000000"/>
-              <w:bottom w:val="single" w:sz="8" w:space="0" w:color="000000"/>
-              <w:end w:val="single" w:sz="8" w:space="0" w:color="000000"/>
-            </w:tcBorders>
-            <w:vAlign w:val="center"/>
-          </w:tcPr>
-          <w:p>
-            <w:pPr>
-              <w:pStyle w:val="TableContents"/>
-              <w:ind w:hanging="0" w:start="0" w:end="0"/>
-              <w:rPr/>
-            </w:pPr>
-            <w:r>
-              <w:rPr/>
-            </w:r>
-          </w:p>
-        </w:tc>
-        <w:tc>
-          <w:tcPr>
-            <w:tcW w:w="2053" w:type="dxa"/>
+            <w:tcW w:w="2319" w:type="dxa"/>
+            <w:tcBorders>
+              <w:top w:val="single" w:sz="8" w:space="0" w:color="000000"/>
+              <w:start w:val="single" w:sz="8" w:space="0" w:color="000000"/>
+              <w:bottom w:val="single" w:sz="8" w:space="0" w:color="000000"/>
+              <w:end w:val="single" w:sz="8" w:space="0" w:color="000000"/>
+            </w:tcBorders>
+            <w:vAlign w:val="center"/>
+          </w:tcPr>
+          <w:p>
+            <w:pPr>
+              <w:pStyle w:val="TableContents"/>
+              <w:ind w:hanging="0" w:start="0" w:end="0"/>
+              <w:rPr/>
+            </w:pPr>
+            <w:r>
+              <w:rPr/>
+            </w:r>
+          </w:p>
+        </w:tc>
+        <w:tc>
+          <w:tcPr>
+            <w:tcW w:w="2054" w:type="dxa"/>
             <w:tcBorders>
               <w:top w:val="single" w:sz="8" w:space="0" w:color="000000"/>
               <w:start w:val="single" w:sz="8" w:space="0" w:color="000000"/>
@@ -28626,8 +28626,8 @@
         </w:tblCellMar>
       </w:tblPr>
       <w:tblGrid>
-        <w:gridCol w:w="1776"/>
-        <w:gridCol w:w="2386"/>
+        <w:gridCol w:w="1775"/>
+        <w:gridCol w:w="2387"/>
         <w:gridCol w:w="2032"/>
         <w:gridCol w:w="3436"/>
       </w:tblGrid>
@@ -28664,29 +28664,29 @@
         <w:trPr/>
         <w:tc>
           <w:tcPr>
-            <w:tcW w:w="1776" w:type="dxa"/>
-            <w:tcBorders>
-              <w:top w:val="single" w:sz="8" w:space="0" w:color="000000"/>
-              <w:start w:val="single" w:sz="8" w:space="0" w:color="000000"/>
-              <w:bottom w:val="single" w:sz="8" w:space="0" w:color="000000"/>
-              <w:end w:val="single" w:sz="8" w:space="0" w:color="000000"/>
-            </w:tcBorders>
-            <w:vAlign w:val="center"/>
-          </w:tcPr>
-          <w:p>
-            <w:pPr>
-              <w:pStyle w:val="TableContents"/>
-              <w:ind w:hanging="0" w:start="0" w:end="0"/>
-              <w:rPr/>
-            </w:pPr>
-            <w:r>
-              <w:rPr/>
-            </w:r>
-          </w:p>
-        </w:tc>
-        <w:tc>
-          <w:tcPr>
-            <w:tcW w:w="2386" w:type="dxa"/>
+            <w:tcW w:w="1775" w:type="dxa"/>
+            <w:tcBorders>
+              <w:top w:val="single" w:sz="8" w:space="0" w:color="000000"/>
+              <w:start w:val="single" w:sz="8" w:space="0" w:color="000000"/>
+              <w:bottom w:val="single" w:sz="8" w:space="0" w:color="000000"/>
+              <w:end w:val="single" w:sz="8" w:space="0" w:color="000000"/>
+            </w:tcBorders>
+            <w:vAlign w:val="center"/>
+          </w:tcPr>
+          <w:p>
+            <w:pPr>
+              <w:pStyle w:val="TableContents"/>
+              <w:ind w:hanging="0" w:start="0" w:end="0"/>
+              <w:rPr/>
+            </w:pPr>
+            <w:r>
+              <w:rPr/>
+            </w:r>
+          </w:p>
+        </w:tc>
+        <w:tc>
+          <w:tcPr>
+            <w:tcW w:w="2387" w:type="dxa"/>
             <w:tcBorders>
               <w:top w:val="single" w:sz="8" w:space="0" w:color="000000"/>
               <w:start w:val="single" w:sz="8" w:space="0" w:color="000000"/>
@@ -28755,29 +28755,29 @@
         <w:trPr/>
         <w:tc>
           <w:tcPr>
-            <w:tcW w:w="1776" w:type="dxa"/>
-            <w:tcBorders>
-              <w:top w:val="single" w:sz="8" w:space="0" w:color="000000"/>
-              <w:start w:val="single" w:sz="8" w:space="0" w:color="000000"/>
-              <w:bottom w:val="single" w:sz="8" w:space="0" w:color="000000"/>
-              <w:end w:val="single" w:sz="8" w:space="0" w:color="000000"/>
-            </w:tcBorders>
-            <w:vAlign w:val="center"/>
-          </w:tcPr>
-          <w:p>
-            <w:pPr>
-              <w:pStyle w:val="TableContents"/>
-              <w:ind w:hanging="0" w:start="0" w:end="0"/>
-              <w:rPr/>
-            </w:pPr>
-            <w:r>
-              <w:rPr/>
-            </w:r>
-          </w:p>
-        </w:tc>
-        <w:tc>
-          <w:tcPr>
-            <w:tcW w:w="2386" w:type="dxa"/>
+            <w:tcW w:w="1775" w:type="dxa"/>
+            <w:tcBorders>
+              <w:top w:val="single" w:sz="8" w:space="0" w:color="000000"/>
+              <w:start w:val="single" w:sz="8" w:space="0" w:color="000000"/>
+              <w:bottom w:val="single" w:sz="8" w:space="0" w:color="000000"/>
+              <w:end w:val="single" w:sz="8" w:space="0" w:color="000000"/>
+            </w:tcBorders>
+            <w:vAlign w:val="center"/>
+          </w:tcPr>
+          <w:p>
+            <w:pPr>
+              <w:pStyle w:val="TableContents"/>
+              <w:ind w:hanging="0" w:start="0" w:end="0"/>
+              <w:rPr/>
+            </w:pPr>
+            <w:r>
+              <w:rPr/>
+            </w:r>
+          </w:p>
+        </w:tc>
+        <w:tc>
+          <w:tcPr>
+            <w:tcW w:w="2387" w:type="dxa"/>
             <w:tcBorders>
               <w:top w:val="single" w:sz="8" w:space="0" w:color="000000"/>
               <w:start w:val="single" w:sz="8" w:space="0" w:color="000000"/>
@@ -28932,8 +28932,8 @@
         </w:tblCellMar>
       </w:tblPr>
       <w:tblGrid>
-        <w:gridCol w:w="4535"/>
-        <w:gridCol w:w="5095"/>
+        <w:gridCol w:w="4534"/>
+        <w:gridCol w:w="5096"/>
       </w:tblGrid>
       <w:tr>
         <w:trPr>
@@ -28941,7 +28941,7 @@
         </w:trPr>
         <w:tc>
           <w:tcPr>
-            <w:tcW w:w="4535" w:type="dxa"/>
+            <w:tcW w:w="4534" w:type="dxa"/>
             <w:tcBorders>
               <w:top w:val="single" w:sz="8" w:space="0" w:color="000000"/>
               <w:start w:val="single" w:sz="8" w:space="0" w:color="000000"/>
@@ -28998,7 +28998,7 @@
         </w:tc>
         <w:tc>
           <w:tcPr>
-            <w:tcW w:w="5095" w:type="dxa"/>
+            <w:tcW w:w="5096" w:type="dxa"/>
             <w:tcBorders>
               <w:top w:val="single" w:sz="8" w:space="0" w:color="000000"/>
               <w:start w:val="single" w:sz="8" w:space="0" w:color="000000"/>
@@ -29056,7 +29056,7 @@
         <w:trPr/>
         <w:tc>
           <w:tcPr>
-            <w:tcW w:w="4535" w:type="dxa"/>
+            <w:tcW w:w="4534" w:type="dxa"/>
             <w:tcBorders>
               <w:top w:val="single" w:sz="8" w:space="0" w:color="000000"/>
               <w:start w:val="single" w:sz="8" w:space="0" w:color="000000"/>
@@ -29109,7 +29109,7 @@
         </w:tc>
         <w:tc>
           <w:tcPr>
-            <w:tcW w:w="5095" w:type="dxa"/>
+            <w:tcW w:w="5096" w:type="dxa"/>
             <w:tcBorders>
               <w:top w:val="single" w:sz="8" w:space="0" w:color="000000"/>
               <w:start w:val="single" w:sz="8" w:space="0" w:color="000000"/>
@@ -29134,7 +29134,7 @@
         <w:trPr/>
         <w:tc>
           <w:tcPr>
-            <w:tcW w:w="4535" w:type="dxa"/>
+            <w:tcW w:w="4534" w:type="dxa"/>
             <w:tcBorders>
               <w:top w:val="single" w:sz="8" w:space="0" w:color="000000"/>
               <w:start w:val="single" w:sz="8" w:space="0" w:color="000000"/>
@@ -29187,7 +29187,7 @@
         </w:tc>
         <w:tc>
           <w:tcPr>
-            <w:tcW w:w="5095" w:type="dxa"/>
+            <w:tcW w:w="5096" w:type="dxa"/>
             <w:tcBorders>
               <w:top w:val="single" w:sz="8" w:space="0" w:color="000000"/>
               <w:start w:val="single" w:sz="8" w:space="0" w:color="000000"/>
@@ -29376,8 +29376,8 @@
       </w:tblPr>
       <w:tblGrid>
         <w:gridCol w:w="3329"/>
-        <w:gridCol w:w="2581"/>
-        <w:gridCol w:w="3720"/>
+        <w:gridCol w:w="2580"/>
+        <w:gridCol w:w="3721"/>
       </w:tblGrid>
       <w:tr>
         <w:trPr>
@@ -29442,7 +29442,7 @@
         </w:tc>
         <w:tc>
           <w:tcPr>
-            <w:tcW w:w="2581" w:type="dxa"/>
+            <w:tcW w:w="2580" w:type="dxa"/>
             <w:tcBorders>
               <w:top w:val="single" w:sz="8" w:space="0" w:color="000000"/>
               <w:start w:val="single" w:sz="8" w:space="0" w:color="000000"/>
@@ -29497,7 +29497,7 @@
         </w:tc>
         <w:tc>
           <w:tcPr>
-            <w:tcW w:w="3720" w:type="dxa"/>
+            <w:tcW w:w="3721" w:type="dxa"/>
             <w:tcBorders>
               <w:top w:val="single" w:sz="8" w:space="0" w:color="000000"/>
               <w:start w:val="single" w:sz="8" w:space="0" w:color="000000"/>
@@ -29608,29 +29608,29 @@
         </w:tc>
         <w:tc>
           <w:tcPr>
-            <w:tcW w:w="2581" w:type="dxa"/>
-            <w:tcBorders>
-              <w:top w:val="single" w:sz="8" w:space="0" w:color="000000"/>
-              <w:start w:val="single" w:sz="8" w:space="0" w:color="000000"/>
-              <w:bottom w:val="single" w:sz="8" w:space="0" w:color="000000"/>
-              <w:end w:val="single" w:sz="8" w:space="0" w:color="000000"/>
-            </w:tcBorders>
-            <w:vAlign w:val="center"/>
-          </w:tcPr>
-          <w:p>
-            <w:pPr>
-              <w:pStyle w:val="TableContents"/>
-              <w:ind w:hanging="0" w:start="0" w:end="0"/>
-              <w:rPr/>
-            </w:pPr>
-            <w:r>
-              <w:rPr/>
-            </w:r>
-          </w:p>
-        </w:tc>
-        <w:tc>
-          <w:tcPr>
-            <w:tcW w:w="3720" w:type="dxa"/>
+            <w:tcW w:w="2580" w:type="dxa"/>
+            <w:tcBorders>
+              <w:top w:val="single" w:sz="8" w:space="0" w:color="000000"/>
+              <w:start w:val="single" w:sz="8" w:space="0" w:color="000000"/>
+              <w:bottom w:val="single" w:sz="8" w:space="0" w:color="000000"/>
+              <w:end w:val="single" w:sz="8" w:space="0" w:color="000000"/>
+            </w:tcBorders>
+            <w:vAlign w:val="center"/>
+          </w:tcPr>
+          <w:p>
+            <w:pPr>
+              <w:pStyle w:val="TableContents"/>
+              <w:ind w:hanging="0" w:start="0" w:end="0"/>
+              <w:rPr/>
+            </w:pPr>
+            <w:r>
+              <w:rPr/>
+            </w:r>
+          </w:p>
+        </w:tc>
+        <w:tc>
+          <w:tcPr>
+            <w:tcW w:w="3721" w:type="dxa"/>
             <w:tcBorders>
               <w:top w:val="single" w:sz="8" w:space="0" w:color="000000"/>
               <w:start w:val="single" w:sz="8" w:space="0" w:color="000000"/>
@@ -29708,29 +29708,29 @@
         </w:tc>
         <w:tc>
           <w:tcPr>
-            <w:tcW w:w="2581" w:type="dxa"/>
-            <w:tcBorders>
-              <w:top w:val="single" w:sz="8" w:space="0" w:color="000000"/>
-              <w:start w:val="single" w:sz="8" w:space="0" w:color="000000"/>
-              <w:bottom w:val="single" w:sz="8" w:space="0" w:color="000000"/>
-              <w:end w:val="single" w:sz="8" w:space="0" w:color="000000"/>
-            </w:tcBorders>
-            <w:vAlign w:val="center"/>
-          </w:tcPr>
-          <w:p>
-            <w:pPr>
-              <w:pStyle w:val="TableContents"/>
-              <w:ind w:hanging="0" w:start="0" w:end="0"/>
-              <w:rPr/>
-            </w:pPr>
-            <w:r>
-              <w:rPr/>
-            </w:r>
-          </w:p>
-        </w:tc>
-        <w:tc>
-          <w:tcPr>
-            <w:tcW w:w="3720" w:type="dxa"/>
+            <w:tcW w:w="2580" w:type="dxa"/>
+            <w:tcBorders>
+              <w:top w:val="single" w:sz="8" w:space="0" w:color="000000"/>
+              <w:start w:val="single" w:sz="8" w:space="0" w:color="000000"/>
+              <w:bottom w:val="single" w:sz="8" w:space="0" w:color="000000"/>
+              <w:end w:val="single" w:sz="8" w:space="0" w:color="000000"/>
+            </w:tcBorders>
+            <w:vAlign w:val="center"/>
+          </w:tcPr>
+          <w:p>
+            <w:pPr>
+              <w:pStyle w:val="TableContents"/>
+              <w:ind w:hanging="0" w:start="0" w:end="0"/>
+              <w:rPr/>
+            </w:pPr>
+            <w:r>
+              <w:rPr/>
+            </w:r>
+          </w:p>
+        </w:tc>
+        <w:tc>
+          <w:tcPr>
+            <w:tcW w:w="3721" w:type="dxa"/>
             <w:tcBorders>
               <w:top w:val="single" w:sz="8" w:space="0" w:color="000000"/>
               <w:start w:val="single" w:sz="8" w:space="0" w:color="000000"/>
@@ -29765,7 +29765,7 @@
         <w:pStyle w:val="Heading2"/>
         <w:numPr>
           <w:ilvl w:val="1"/>
-          <w:numId w:val="1"/>
+          <w:numId w:val="2"/>
         </w:numPr>
         <w:rPr/>
       </w:pPr>
@@ -29944,8 +29944,8 @@
         </w:tblCellMar>
       </w:tblPr>
       <w:tblGrid>
-        <w:gridCol w:w="2841"/>
-        <w:gridCol w:w="2805"/>
+        <w:gridCol w:w="2840"/>
+        <w:gridCol w:w="2806"/>
         <w:gridCol w:w="3984"/>
       </w:tblGrid>
       <w:tr>
@@ -29981,7 +29981,7 @@
         <w:trPr/>
         <w:tc>
           <w:tcPr>
-            <w:tcW w:w="2841" w:type="dxa"/>
+            <w:tcW w:w="2840" w:type="dxa"/>
             <w:tcBorders>
               <w:top w:val="single" w:sz="8" w:space="0" w:color="000000"/>
               <w:start w:val="single" w:sz="8" w:space="0" w:color="000000"/>
@@ -30035,7 +30035,7 @@
         </w:tc>
         <w:tc>
           <w:tcPr>
-            <w:tcW w:w="2805" w:type="dxa"/>
+            <w:tcW w:w="2806" w:type="dxa"/>
             <w:tcBorders>
               <w:top w:val="single" w:sz="8" w:space="0" w:color="000000"/>
               <w:start w:val="single" w:sz="8" w:space="0" w:color="000000"/>
@@ -30145,29 +30145,29 @@
         <w:trPr/>
         <w:tc>
           <w:tcPr>
-            <w:tcW w:w="2841" w:type="dxa"/>
-            <w:tcBorders>
-              <w:top w:val="single" w:sz="8" w:space="0" w:color="000000"/>
-              <w:start w:val="single" w:sz="8" w:space="0" w:color="000000"/>
-              <w:bottom w:val="single" w:sz="8" w:space="0" w:color="000000"/>
-              <w:end w:val="single" w:sz="8" w:space="0" w:color="000000"/>
-            </w:tcBorders>
-            <w:vAlign w:val="center"/>
-          </w:tcPr>
-          <w:p>
-            <w:pPr>
-              <w:pStyle w:val="TableContents"/>
-              <w:ind w:hanging="0" w:start="0" w:end="0"/>
-              <w:rPr/>
-            </w:pPr>
-            <w:r>
-              <w:rPr/>
-            </w:r>
-          </w:p>
-        </w:tc>
-        <w:tc>
-          <w:tcPr>
-            <w:tcW w:w="2805" w:type="dxa"/>
+            <w:tcW w:w="2840" w:type="dxa"/>
+            <w:tcBorders>
+              <w:top w:val="single" w:sz="8" w:space="0" w:color="000000"/>
+              <w:start w:val="single" w:sz="8" w:space="0" w:color="000000"/>
+              <w:bottom w:val="single" w:sz="8" w:space="0" w:color="000000"/>
+              <w:end w:val="single" w:sz="8" w:space="0" w:color="000000"/>
+            </w:tcBorders>
+            <w:vAlign w:val="center"/>
+          </w:tcPr>
+          <w:p>
+            <w:pPr>
+              <w:pStyle w:val="TableContents"/>
+              <w:ind w:hanging="0" w:start="0" w:end="0"/>
+              <w:rPr/>
+            </w:pPr>
+            <w:r>
+              <w:rPr/>
+            </w:r>
+          </w:p>
+        </w:tc>
+        <w:tc>
+          <w:tcPr>
+            <w:tcW w:w="2806" w:type="dxa"/>
             <w:tcBorders>
               <w:top w:val="single" w:sz="8" w:space="0" w:color="000000"/>
               <w:start w:val="single" w:sz="8" w:space="0" w:color="000000"/>
@@ -30899,8 +30899,8 @@
         </w:tblCellMar>
       </w:tblPr>
       <w:tblGrid>
-        <w:gridCol w:w="4219"/>
-        <w:gridCol w:w="5411"/>
+        <w:gridCol w:w="4218"/>
+        <w:gridCol w:w="5412"/>
       </w:tblGrid>
       <w:tr>
         <w:trPr>
@@ -30935,7 +30935,7 @@
         <w:trPr/>
         <w:tc>
           <w:tcPr>
-            <w:tcW w:w="4219" w:type="dxa"/>
+            <w:tcW w:w="4218" w:type="dxa"/>
             <w:tcBorders>
               <w:top w:val="single" w:sz="8" w:space="0" w:color="000000"/>
               <w:start w:val="single" w:sz="8" w:space="0" w:color="000000"/>
@@ -30989,7 +30989,7 @@
         </w:tc>
         <w:tc>
           <w:tcPr>
-            <w:tcW w:w="5411" w:type="dxa"/>
+            <w:tcW w:w="5412" w:type="dxa"/>
             <w:tcBorders>
               <w:top w:val="single" w:sz="8" w:space="0" w:color="000000"/>
               <w:start w:val="single" w:sz="8" w:space="0" w:color="000000"/>
@@ -31046,29 +31046,29 @@
         <w:trPr/>
         <w:tc>
           <w:tcPr>
-            <w:tcW w:w="4219" w:type="dxa"/>
-            <w:tcBorders>
-              <w:top w:val="single" w:sz="8" w:space="0" w:color="000000"/>
-              <w:start w:val="single" w:sz="8" w:space="0" w:color="000000"/>
-              <w:bottom w:val="single" w:sz="8" w:space="0" w:color="000000"/>
-              <w:end w:val="single" w:sz="8" w:space="0" w:color="000000"/>
-            </w:tcBorders>
-            <w:vAlign w:val="center"/>
-          </w:tcPr>
-          <w:p>
-            <w:pPr>
-              <w:pStyle w:val="TableContents"/>
-              <w:ind w:hanging="0" w:start="0" w:end="0"/>
-              <w:rPr/>
-            </w:pPr>
-            <w:r>
-              <w:rPr/>
-            </w:r>
-          </w:p>
-        </w:tc>
-        <w:tc>
-          <w:tcPr>
-            <w:tcW w:w="5411" w:type="dxa"/>
+            <w:tcW w:w="4218" w:type="dxa"/>
+            <w:tcBorders>
+              <w:top w:val="single" w:sz="8" w:space="0" w:color="000000"/>
+              <w:start w:val="single" w:sz="8" w:space="0" w:color="000000"/>
+              <w:bottom w:val="single" w:sz="8" w:space="0" w:color="000000"/>
+              <w:end w:val="single" w:sz="8" w:space="0" w:color="000000"/>
+            </w:tcBorders>
+            <w:vAlign w:val="center"/>
+          </w:tcPr>
+          <w:p>
+            <w:pPr>
+              <w:pStyle w:val="TableContents"/>
+              <w:ind w:hanging="0" w:start="0" w:end="0"/>
+              <w:rPr/>
+            </w:pPr>
+            <w:r>
+              <w:rPr/>
+            </w:r>
+          </w:p>
+        </w:tc>
+        <w:tc>
+          <w:tcPr>
+            <w:tcW w:w="5412" w:type="dxa"/>
             <w:tcBorders>
               <w:top w:val="single" w:sz="8" w:space="0" w:color="000000"/>
               <w:start w:val="single" w:sz="8" w:space="0" w:color="000000"/>
@@ -31181,8 +31181,8 @@
       <w:tblGrid>
         <w:gridCol w:w="1271"/>
         <w:gridCol w:w="1253"/>
-        <w:gridCol w:w="1254"/>
-        <w:gridCol w:w="1259"/>
+        <w:gridCol w:w="1253"/>
+        <w:gridCol w:w="1260"/>
         <w:gridCol w:w="1256"/>
         <w:gridCol w:w="1254"/>
         <w:gridCol w:w="2083"/>
@@ -31326,7 +31326,7 @@
         </w:tc>
         <w:tc>
           <w:tcPr>
-            <w:tcW w:w="1254" w:type="dxa"/>
+            <w:tcW w:w="1253" w:type="dxa"/>
             <w:tcBorders>
               <w:top w:val="single" w:sz="8" w:space="0" w:color="000000"/>
               <w:start w:val="single" w:sz="8" w:space="0" w:color="000000"/>
@@ -31379,7 +31379,7 @@
         </w:tc>
         <w:tc>
           <w:tcPr>
-            <w:tcW w:w="1259" w:type="dxa"/>
+            <w:tcW w:w="1260" w:type="dxa"/>
             <w:tcBorders>
               <w:top w:val="single" w:sz="8" w:space="0" w:color="000000"/>
               <w:start w:val="single" w:sz="8" w:space="0" w:color="000000"/>
@@ -31638,29 +31638,29 @@
         </w:tc>
         <w:tc>
           <w:tcPr>
-            <w:tcW w:w="1254" w:type="dxa"/>
-            <w:tcBorders>
-              <w:top w:val="single" w:sz="8" w:space="0" w:color="000000"/>
-              <w:start w:val="single" w:sz="8" w:space="0" w:color="000000"/>
-              <w:bottom w:val="single" w:sz="8" w:space="0" w:color="000000"/>
-              <w:end w:val="single" w:sz="8" w:space="0" w:color="000000"/>
-            </w:tcBorders>
-            <w:vAlign w:val="center"/>
-          </w:tcPr>
-          <w:p>
-            <w:pPr>
-              <w:pStyle w:val="TableContents"/>
-              <w:ind w:hanging="0" w:start="0" w:end="0"/>
-              <w:rPr/>
-            </w:pPr>
-            <w:r>
-              <w:rPr/>
-            </w:r>
-          </w:p>
-        </w:tc>
-        <w:tc>
-          <w:tcPr>
-            <w:tcW w:w="1259" w:type="dxa"/>
+            <w:tcW w:w="1253" w:type="dxa"/>
+            <w:tcBorders>
+              <w:top w:val="single" w:sz="8" w:space="0" w:color="000000"/>
+              <w:start w:val="single" w:sz="8" w:space="0" w:color="000000"/>
+              <w:bottom w:val="single" w:sz="8" w:space="0" w:color="000000"/>
+              <w:end w:val="single" w:sz="8" w:space="0" w:color="000000"/>
+            </w:tcBorders>
+            <w:vAlign w:val="center"/>
+          </w:tcPr>
+          <w:p>
+            <w:pPr>
+              <w:pStyle w:val="TableContents"/>
+              <w:ind w:hanging="0" w:start="0" w:end="0"/>
+              <w:rPr/>
+            </w:pPr>
+            <w:r>
+              <w:rPr/>
+            </w:r>
+          </w:p>
+        </w:tc>
+        <w:tc>
+          <w:tcPr>
+            <w:tcW w:w="1260" w:type="dxa"/>
             <w:tcBorders>
               <w:top w:val="single" w:sz="8" w:space="0" w:color="000000"/>
               <w:start w:val="single" w:sz="8" w:space="0" w:color="000000"/>
@@ -31761,7 +31761,7 @@
         <w:pStyle w:val="Heading2"/>
         <w:numPr>
           <w:ilvl w:val="1"/>
-          <w:numId w:val="1"/>
+          <w:numId w:val="2"/>
         </w:numPr>
         <w:rPr/>
       </w:pPr>
@@ -31841,8 +31841,8 @@
         </w:tblCellMar>
       </w:tblPr>
       <w:tblGrid>
-        <w:gridCol w:w="2841"/>
-        <w:gridCol w:w="3457"/>
+        <w:gridCol w:w="2840"/>
+        <w:gridCol w:w="3458"/>
         <w:gridCol w:w="3332"/>
       </w:tblGrid>
       <w:tr>
@@ -31878,7 +31878,7 @@
         <w:trPr/>
         <w:tc>
           <w:tcPr>
-            <w:tcW w:w="2841" w:type="dxa"/>
+            <w:tcW w:w="2840" w:type="dxa"/>
             <w:tcBorders>
               <w:top w:val="single" w:sz="8" w:space="0" w:color="000000"/>
               <w:start w:val="single" w:sz="8" w:space="0" w:color="000000"/>
@@ -31932,7 +31932,7 @@
         </w:tc>
         <w:tc>
           <w:tcPr>
-            <w:tcW w:w="3457" w:type="dxa"/>
+            <w:tcW w:w="3458" w:type="dxa"/>
             <w:tcBorders>
               <w:top w:val="single" w:sz="8" w:space="0" w:color="000000"/>
               <w:start w:val="single" w:sz="8" w:space="0" w:color="000000"/>
@@ -32042,29 +32042,29 @@
         <w:trPr/>
         <w:tc>
           <w:tcPr>
-            <w:tcW w:w="2841" w:type="dxa"/>
-            <w:tcBorders>
-              <w:top w:val="single" w:sz="8" w:space="0" w:color="000000"/>
-              <w:start w:val="single" w:sz="8" w:space="0" w:color="000000"/>
-              <w:bottom w:val="single" w:sz="8" w:space="0" w:color="000000"/>
-              <w:end w:val="single" w:sz="8" w:space="0" w:color="000000"/>
-            </w:tcBorders>
-            <w:vAlign w:val="center"/>
-          </w:tcPr>
-          <w:p>
-            <w:pPr>
-              <w:pStyle w:val="TableContents"/>
-              <w:ind w:hanging="0" w:start="0" w:end="0"/>
-              <w:rPr/>
-            </w:pPr>
-            <w:r>
-              <w:rPr/>
-            </w:r>
-          </w:p>
-        </w:tc>
-        <w:tc>
-          <w:tcPr>
-            <w:tcW w:w="3457" w:type="dxa"/>
+            <w:tcW w:w="2840" w:type="dxa"/>
+            <w:tcBorders>
+              <w:top w:val="single" w:sz="8" w:space="0" w:color="000000"/>
+              <w:start w:val="single" w:sz="8" w:space="0" w:color="000000"/>
+              <w:bottom w:val="single" w:sz="8" w:space="0" w:color="000000"/>
+              <w:end w:val="single" w:sz="8" w:space="0" w:color="000000"/>
+            </w:tcBorders>
+            <w:vAlign w:val="center"/>
+          </w:tcPr>
+          <w:p>
+            <w:pPr>
+              <w:pStyle w:val="TableContents"/>
+              <w:ind w:hanging="0" w:start="0" w:end="0"/>
+              <w:rPr/>
+            </w:pPr>
+            <w:r>
+              <w:rPr/>
+            </w:r>
+          </w:p>
+        </w:tc>
+        <w:tc>
+          <w:tcPr>
+            <w:tcW w:w="3458" w:type="dxa"/>
             <w:tcBorders>
               <w:top w:val="single" w:sz="8" w:space="0" w:color="000000"/>
               <w:start w:val="single" w:sz="8" w:space="0" w:color="000000"/>
@@ -32732,8 +32732,8 @@
         </w:tblCellMar>
       </w:tblPr>
       <w:tblGrid>
-        <w:gridCol w:w="4221"/>
-        <w:gridCol w:w="5409"/>
+        <w:gridCol w:w="4220"/>
+        <w:gridCol w:w="5410"/>
       </w:tblGrid>
       <w:tr>
         <w:trPr>
@@ -32768,7 +32768,7 @@
         <w:trPr/>
         <w:tc>
           <w:tcPr>
-            <w:tcW w:w="4221" w:type="dxa"/>
+            <w:tcW w:w="4220" w:type="dxa"/>
             <w:tcBorders>
               <w:top w:val="single" w:sz="8" w:space="0" w:color="000000"/>
               <w:start w:val="single" w:sz="8" w:space="0" w:color="000000"/>
@@ -32822,7 +32822,7 @@
         </w:tc>
         <w:tc>
           <w:tcPr>
-            <w:tcW w:w="5409" w:type="dxa"/>
+            <w:tcW w:w="5410" w:type="dxa"/>
             <w:tcBorders>
               <w:top w:val="single" w:sz="8" w:space="0" w:color="000000"/>
               <w:start w:val="single" w:sz="8" w:space="0" w:color="000000"/>
@@ -32879,29 +32879,29 @@
         <w:trPr/>
         <w:tc>
           <w:tcPr>
-            <w:tcW w:w="4221" w:type="dxa"/>
-            <w:tcBorders>
-              <w:top w:val="single" w:sz="8" w:space="0" w:color="000000"/>
-              <w:start w:val="single" w:sz="8" w:space="0" w:color="000000"/>
-              <w:bottom w:val="single" w:sz="8" w:space="0" w:color="000000"/>
-              <w:end w:val="single" w:sz="8" w:space="0" w:color="000000"/>
-            </w:tcBorders>
-            <w:vAlign w:val="center"/>
-          </w:tcPr>
-          <w:p>
-            <w:pPr>
-              <w:pStyle w:val="TableContents"/>
-              <w:ind w:hanging="0" w:start="0" w:end="0"/>
-              <w:rPr/>
-            </w:pPr>
-            <w:r>
-              <w:rPr/>
-            </w:r>
-          </w:p>
-        </w:tc>
-        <w:tc>
-          <w:tcPr>
-            <w:tcW w:w="5409" w:type="dxa"/>
+            <w:tcW w:w="4220" w:type="dxa"/>
+            <w:tcBorders>
+              <w:top w:val="single" w:sz="8" w:space="0" w:color="000000"/>
+              <w:start w:val="single" w:sz="8" w:space="0" w:color="000000"/>
+              <w:bottom w:val="single" w:sz="8" w:space="0" w:color="000000"/>
+              <w:end w:val="single" w:sz="8" w:space="0" w:color="000000"/>
+            </w:tcBorders>
+            <w:vAlign w:val="center"/>
+          </w:tcPr>
+          <w:p>
+            <w:pPr>
+              <w:pStyle w:val="TableContents"/>
+              <w:ind w:hanging="0" w:start="0" w:end="0"/>
+              <w:rPr/>
+            </w:pPr>
+            <w:r>
+              <w:rPr/>
+            </w:r>
+          </w:p>
+        </w:tc>
+        <w:tc>
+          <w:tcPr>
+            <w:tcW w:w="5410" w:type="dxa"/>
             <w:tcBorders>
               <w:top w:val="single" w:sz="8" w:space="0" w:color="000000"/>
               <w:start w:val="single" w:sz="8" w:space="0" w:color="000000"/>
@@ -33014,11 +33014,11 @@
       <w:tblGrid>
         <w:gridCol w:w="1299"/>
         <w:gridCol w:w="1242"/>
-        <w:gridCol w:w="1237"/>
-        <w:gridCol w:w="1245"/>
+        <w:gridCol w:w="1236"/>
+        <w:gridCol w:w="1246"/>
         <w:gridCol w:w="1242"/>
-        <w:gridCol w:w="1236"/>
-        <w:gridCol w:w="2129"/>
+        <w:gridCol w:w="1235"/>
+        <w:gridCol w:w="2130"/>
       </w:tblGrid>
       <w:tr>
         <w:trPr>
@@ -33191,7 +33191,7 @@
         </w:tc>
         <w:tc>
           <w:tcPr>
-            <w:tcW w:w="1237" w:type="dxa"/>
+            <w:tcW w:w="1236" w:type="dxa"/>
             <w:tcBorders>
               <w:top w:val="single" w:sz="8" w:space="0" w:color="000000"/>
               <w:start w:val="single" w:sz="8" w:space="0" w:color="000000"/>
@@ -33244,7 +33244,7 @@
         </w:tc>
         <w:tc>
           <w:tcPr>
-            <w:tcW w:w="1245" w:type="dxa"/>
+            <w:tcW w:w="1246" w:type="dxa"/>
             <w:tcBorders>
               <w:top w:val="single" w:sz="8" w:space="0" w:color="000000"/>
               <w:start w:val="single" w:sz="8" w:space="0" w:color="000000"/>
@@ -33350,7 +33350,7 @@
         </w:tc>
         <w:tc>
           <w:tcPr>
-            <w:tcW w:w="1236" w:type="dxa"/>
+            <w:tcW w:w="1235" w:type="dxa"/>
             <w:tcBorders>
               <w:top w:val="single" w:sz="8" w:space="0" w:color="000000"/>
               <w:start w:val="single" w:sz="8" w:space="0" w:color="000000"/>
@@ -33403,7 +33403,7 @@
         </w:tc>
         <w:tc>
           <w:tcPr>
-            <w:tcW w:w="2129" w:type="dxa"/>
+            <w:tcW w:w="2130" w:type="dxa"/>
             <w:tcBorders>
               <w:top w:val="single" w:sz="8" w:space="0" w:color="000000"/>
               <w:start w:val="single" w:sz="8" w:space="0" w:color="000000"/>
@@ -33501,28 +33501,28 @@
         </w:tc>
         <w:tc>
           <w:tcPr>
-            <w:tcW w:w="1237" w:type="dxa"/>
-            <w:tcBorders>
-              <w:top w:val="single" w:sz="8" w:space="0" w:color="000000"/>
-              <w:start w:val="single" w:sz="8" w:space="0" w:color="000000"/>
-              <w:bottom w:val="single" w:sz="8" w:space="0" w:color="000000"/>
-              <w:end w:val="single" w:sz="8" w:space="0" w:color="000000"/>
-            </w:tcBorders>
-            <w:vAlign w:val="center"/>
-          </w:tcPr>
-          <w:p>
-            <w:pPr>
-              <w:pStyle w:val="TableContents"/>
-              <w:rPr/>
-            </w:pPr>
-            <w:r>
-              <w:rPr/>
-            </w:r>
-          </w:p>
-        </w:tc>
-        <w:tc>
-          <w:tcPr>
-            <w:tcW w:w="1245" w:type="dxa"/>
+            <w:tcW w:w="1236" w:type="dxa"/>
+            <w:tcBorders>
+              <w:top w:val="single" w:sz="8" w:space="0" w:color="000000"/>
+              <w:start w:val="single" w:sz="8" w:space="0" w:color="000000"/>
+              <w:bottom w:val="single" w:sz="8" w:space="0" w:color="000000"/>
+              <w:end w:val="single" w:sz="8" w:space="0" w:color="000000"/>
+            </w:tcBorders>
+            <w:vAlign w:val="center"/>
+          </w:tcPr>
+          <w:p>
+            <w:pPr>
+              <w:pStyle w:val="TableContents"/>
+              <w:rPr/>
+            </w:pPr>
+            <w:r>
+              <w:rPr/>
+            </w:r>
+          </w:p>
+        </w:tc>
+        <w:tc>
+          <w:tcPr>
+            <w:tcW w:w="1246" w:type="dxa"/>
             <w:tcBorders>
               <w:top w:val="single" w:sz="8" w:space="0" w:color="000000"/>
               <w:start w:val="single" w:sz="8" w:space="0" w:color="000000"/>
@@ -33564,28 +33564,28 @@
         </w:tc>
         <w:tc>
           <w:tcPr>
-            <w:tcW w:w="1236" w:type="dxa"/>
-            <w:tcBorders>
-              <w:top w:val="single" w:sz="8" w:space="0" w:color="000000"/>
-              <w:start w:val="single" w:sz="8" w:space="0" w:color="000000"/>
-              <w:bottom w:val="single" w:sz="8" w:space="0" w:color="000000"/>
-              <w:end w:val="single" w:sz="8" w:space="0" w:color="000000"/>
-            </w:tcBorders>
-            <w:vAlign w:val="center"/>
-          </w:tcPr>
-          <w:p>
-            <w:pPr>
-              <w:pStyle w:val="TableContents"/>
-              <w:rPr/>
-            </w:pPr>
-            <w:r>
-              <w:rPr/>
-            </w:r>
-          </w:p>
-        </w:tc>
-        <w:tc>
-          <w:tcPr>
-            <w:tcW w:w="2129" w:type="dxa"/>
+            <w:tcW w:w="1235" w:type="dxa"/>
+            <w:tcBorders>
+              <w:top w:val="single" w:sz="8" w:space="0" w:color="000000"/>
+              <w:start w:val="single" w:sz="8" w:space="0" w:color="000000"/>
+              <w:bottom w:val="single" w:sz="8" w:space="0" w:color="000000"/>
+              <w:end w:val="single" w:sz="8" w:space="0" w:color="000000"/>
+            </w:tcBorders>
+            <w:vAlign w:val="center"/>
+          </w:tcPr>
+          <w:p>
+            <w:pPr>
+              <w:pStyle w:val="TableContents"/>
+              <w:rPr/>
+            </w:pPr>
+            <w:r>
+              <w:rPr/>
+            </w:r>
+          </w:p>
+        </w:tc>
+        <w:tc>
+          <w:tcPr>
+            <w:tcW w:w="2130" w:type="dxa"/>
             <w:tcBorders>
               <w:top w:val="single" w:sz="8" w:space="0" w:color="000000"/>
               <w:start w:val="single" w:sz="8" w:space="0" w:color="000000"/>
@@ -33620,7 +33620,7 @@
         <w:pStyle w:val="Heading1"/>
         <w:numPr>
           <w:ilvl w:val="0"/>
-          <w:numId w:val="1"/>
+          <w:numId w:val="2"/>
         </w:numPr>
         <w:rPr/>
       </w:pPr>
@@ -33995,7 +33995,7 @@
         <w:pStyle w:val="Heading1"/>
         <w:numPr>
           <w:ilvl w:val="0"/>
-          <w:numId w:val="1"/>
+          <w:numId w:val="2"/>
         </w:numPr>
         <w:rPr/>
       </w:pPr>
@@ -34143,7 +34143,7 @@
         <w:pStyle w:val="Heading2"/>
         <w:numPr>
           <w:ilvl w:val="1"/>
-          <w:numId w:val="1"/>
+          <w:numId w:val="2"/>
         </w:numPr>
         <w:rPr/>
       </w:pPr>
@@ -35403,7 +35403,7 @@
         <w:pStyle w:val="Heading3"/>
         <w:numPr>
           <w:ilvl w:val="2"/>
-          <w:numId w:val="1"/>
+          <w:numId w:val="2"/>
         </w:numPr>
         <w:rPr/>
       </w:pPr>
@@ -36124,7 +36124,7 @@
         <w:pStyle w:val="Heading3"/>
         <w:numPr>
           <w:ilvl w:val="2"/>
-          <w:numId w:val="1"/>
+          <w:numId w:val="2"/>
         </w:numPr>
         <w:rPr/>
       </w:pPr>
@@ -36884,7 +36884,7 @@
         <w:pStyle w:val="Heading3"/>
         <w:numPr>
           <w:ilvl w:val="2"/>
-          <w:numId w:val="1"/>
+          <w:numId w:val="2"/>
         </w:numPr>
         <w:rPr/>
       </w:pPr>
@@ -38044,7 +38044,7 @@
         <w:pStyle w:val="Heading1"/>
         <w:numPr>
           <w:ilvl w:val="0"/>
-          <w:numId w:val="1"/>
+          <w:numId w:val="2"/>
         </w:numPr>
         <w:rPr/>
       </w:pPr>
@@ -38776,6 +38776,125 @@
   <w:abstractNum w:abstractNumId="1">
     <w:lvl w:ilvl="0">
       <w:start w:val="1"/>
+      <w:numFmt w:val="none"/>
+      <w:suff w:val="nothing"/>
+      <w:lvlText w:val=""/>
+      <w:lvlJc w:val="start"/>
+      <w:pPr>
+        <w:tabs>
+          <w:tab w:val="num" w:pos="0"/>
+        </w:tabs>
+        <w:ind w:start="0" w:hanging="0"/>
+      </w:pPr>
+    </w:lvl>
+    <w:lvl w:ilvl="1">
+      <w:start w:val="1"/>
+      <w:numFmt w:val="none"/>
+      <w:suff w:val="nothing"/>
+      <w:lvlText w:val=""/>
+      <w:lvlJc w:val="start"/>
+      <w:pPr>
+        <w:tabs>
+          <w:tab w:val="num" w:pos="0"/>
+        </w:tabs>
+        <w:ind w:start="0" w:hanging="0"/>
+      </w:pPr>
+    </w:lvl>
+    <w:lvl w:ilvl="2">
+      <w:start w:val="1"/>
+      <w:numFmt w:val="none"/>
+      <w:suff w:val="nothing"/>
+      <w:lvlText w:val=""/>
+      <w:lvlJc w:val="start"/>
+      <w:pPr>
+        <w:tabs>
+          <w:tab w:val="num" w:pos="0"/>
+        </w:tabs>
+        <w:ind w:start="0" w:hanging="0"/>
+      </w:pPr>
+    </w:lvl>
+    <w:lvl w:ilvl="3">
+      <w:start w:val="1"/>
+      <w:numFmt w:val="none"/>
+      <w:suff w:val="nothing"/>
+      <w:lvlText w:val=""/>
+      <w:lvlJc w:val="start"/>
+      <w:pPr>
+        <w:tabs>
+          <w:tab w:val="num" w:pos="0"/>
+        </w:tabs>
+        <w:ind w:start="0" w:hanging="0"/>
+      </w:pPr>
+    </w:lvl>
+    <w:lvl w:ilvl="4">
+      <w:start w:val="1"/>
+      <w:numFmt w:val="none"/>
+      <w:suff w:val="nothing"/>
+      <w:lvlText w:val=""/>
+      <w:lvlJc w:val="start"/>
+      <w:pPr>
+        <w:tabs>
+          <w:tab w:val="num" w:pos="0"/>
+        </w:tabs>
+        <w:ind w:start="0" w:hanging="0"/>
+      </w:pPr>
+    </w:lvl>
+    <w:lvl w:ilvl="5">
+      <w:start w:val="1"/>
+      <w:numFmt w:val="none"/>
+      <w:suff w:val="nothing"/>
+      <w:lvlText w:val=""/>
+      <w:lvlJc w:val="start"/>
+      <w:pPr>
+        <w:tabs>
+          <w:tab w:val="num" w:pos="0"/>
+        </w:tabs>
+        <w:ind w:start="0" w:hanging="0"/>
+      </w:pPr>
+    </w:lvl>
+    <w:lvl w:ilvl="6">
+      <w:start w:val="1"/>
+      <w:numFmt w:val="none"/>
+      <w:suff w:val="nothing"/>
+      <w:lvlText w:val=""/>
+      <w:lvlJc w:val="start"/>
+      <w:pPr>
+        <w:tabs>
+          <w:tab w:val="num" w:pos="0"/>
+        </w:tabs>
+        <w:ind w:start="0" w:hanging="0"/>
+      </w:pPr>
+    </w:lvl>
+    <w:lvl w:ilvl="7">
+      <w:start w:val="1"/>
+      <w:numFmt w:val="none"/>
+      <w:suff w:val="nothing"/>
+      <w:lvlText w:val=""/>
+      <w:lvlJc w:val="start"/>
+      <w:pPr>
+        <w:tabs>
+          <w:tab w:val="num" w:pos="0"/>
+        </w:tabs>
+        <w:ind w:start="0" w:hanging="0"/>
+      </w:pPr>
+    </w:lvl>
+    <w:lvl w:ilvl="8">
+      <w:start w:val="1"/>
+      <w:numFmt w:val="none"/>
+      <w:suff w:val="nothing"/>
+      <w:lvlText w:val=""/>
+      <w:lvlJc w:val="start"/>
+      <w:pPr>
+        <w:tabs>
+          <w:tab w:val="num" w:pos="0"/>
+        </w:tabs>
+        <w:ind w:start="0" w:hanging="0"/>
+      </w:pPr>
+    </w:lvl>
+  </w:abstractNum>
+  <w:abstractNum w:abstractNumId="2">
+    <w:lvl w:ilvl="0">
+      <w:start w:val="1"/>
       <w:numFmt w:val="decimal"/>
       <w:lvlText w:val="%1"/>
       <w:lvlJc w:val="start"/>
@@ -38890,125 +39009,6 @@
         <w:ind w:start="3600" w:hanging="360"/>
       </w:pPr>
       <w:rPr/>
-    </w:lvl>
-  </w:abstractNum>
-  <w:abstractNum w:abstractNumId="2">
-    <w:lvl w:ilvl="0">
-      <w:start w:val="1"/>
-      <w:numFmt w:val="none"/>
-      <w:suff w:val="nothing"/>
-      <w:lvlText w:val=""/>
-      <w:lvlJc w:val="start"/>
-      <w:pPr>
-        <w:tabs>
-          <w:tab w:val="num" w:pos="0"/>
-        </w:tabs>
-        <w:ind w:start="0" w:hanging="0"/>
-      </w:pPr>
-    </w:lvl>
-    <w:lvl w:ilvl="1">
-      <w:start w:val="1"/>
-      <w:numFmt w:val="none"/>
-      <w:suff w:val="nothing"/>
-      <w:lvlText w:val=""/>
-      <w:lvlJc w:val="start"/>
-      <w:pPr>
-        <w:tabs>
-          <w:tab w:val="num" w:pos="0"/>
-        </w:tabs>
-        <w:ind w:start="0" w:hanging="0"/>
-      </w:pPr>
-    </w:lvl>
-    <w:lvl w:ilvl="2">
-      <w:start w:val="1"/>
-      <w:numFmt w:val="none"/>
-      <w:suff w:val="nothing"/>
-      <w:lvlText w:val=""/>
-      <w:lvlJc w:val="start"/>
-      <w:pPr>
-        <w:tabs>
-          <w:tab w:val="num" w:pos="0"/>
-        </w:tabs>
-        <w:ind w:start="0" w:hanging="0"/>
-      </w:pPr>
-    </w:lvl>
-    <w:lvl w:ilvl="3">
-      <w:start w:val="1"/>
-      <w:numFmt w:val="none"/>
-      <w:suff w:val="nothing"/>
-      <w:lvlText w:val=""/>
-      <w:lvlJc w:val="start"/>
-      <w:pPr>
-        <w:tabs>
-          <w:tab w:val="num" w:pos="0"/>
-        </w:tabs>
-        <w:ind w:start="0" w:hanging="0"/>
-      </w:pPr>
-    </w:lvl>
-    <w:lvl w:ilvl="4">
-      <w:start w:val="1"/>
-      <w:numFmt w:val="none"/>
-      <w:suff w:val="nothing"/>
-      <w:lvlText w:val=""/>
-      <w:lvlJc w:val="start"/>
-      <w:pPr>
-        <w:tabs>
-          <w:tab w:val="num" w:pos="0"/>
-        </w:tabs>
-        <w:ind w:start="0" w:hanging="0"/>
-      </w:pPr>
-    </w:lvl>
-    <w:lvl w:ilvl="5">
-      <w:start w:val="1"/>
-      <w:numFmt w:val="none"/>
-      <w:suff w:val="nothing"/>
-      <w:lvlText w:val=""/>
-      <w:lvlJc w:val="start"/>
-      <w:pPr>
-        <w:tabs>
-          <w:tab w:val="num" w:pos="0"/>
-        </w:tabs>
-        <w:ind w:start="0" w:hanging="0"/>
-      </w:pPr>
-    </w:lvl>
-    <w:lvl w:ilvl="6">
-      <w:start w:val="1"/>
-      <w:numFmt w:val="none"/>
-      <w:suff w:val="nothing"/>
-      <w:lvlText w:val=""/>
-      <w:lvlJc w:val="start"/>
-      <w:pPr>
-        <w:tabs>
-          <w:tab w:val="num" w:pos="0"/>
-        </w:tabs>
-        <w:ind w:start="0" w:hanging="0"/>
-      </w:pPr>
-    </w:lvl>
-    <w:lvl w:ilvl="7">
-      <w:start w:val="1"/>
-      <w:numFmt w:val="none"/>
-      <w:suff w:val="nothing"/>
-      <w:lvlText w:val=""/>
-      <w:lvlJc w:val="start"/>
-      <w:pPr>
-        <w:tabs>
-          <w:tab w:val="num" w:pos="0"/>
-        </w:tabs>
-        <w:ind w:start="0" w:hanging="0"/>
-      </w:pPr>
-    </w:lvl>
-    <w:lvl w:ilvl="8">
-      <w:start w:val="1"/>
-      <w:numFmt w:val="none"/>
-      <w:suff w:val="nothing"/>
-      <w:lvlText w:val=""/>
-      <w:lvlJc w:val="start"/>
-      <w:pPr>
-        <w:tabs>
-          <w:tab w:val="num" w:pos="0"/>
-        </w:tabs>
-        <w:ind w:start="0" w:hanging="0"/>
-      </w:pPr>
     </w:lvl>
   </w:abstractNum>
   <w:num w:numId="1">
@@ -39066,7 +39066,7 @@
     <w:pPr>
       <w:numPr>
         <w:ilvl w:val="0"/>
-        <w:numId w:val="1"/>
+        <w:numId w:val="2"/>
       </w:numPr>
       <w:spacing w:before="240" w:after="120"/>
       <w:outlineLvl w:val="0"/>
@@ -39086,7 +39086,7 @@
     <w:pPr>
       <w:numPr>
         <w:ilvl w:val="1"/>
-        <w:numId w:val="1"/>
+        <w:numId w:val="2"/>
       </w:numPr>
       <w:spacing w:before="200" w:after="120"/>
       <w:outlineLvl w:val="1"/>
@@ -39106,7 +39106,7 @@
     <w:pPr>
       <w:numPr>
         <w:ilvl w:val="2"/>
-        <w:numId w:val="1"/>
+        <w:numId w:val="2"/>
       </w:numPr>
       <w:spacing w:before="140" w:after="120"/>
       <w:outlineLvl w:val="2"/>
@@ -39126,7 +39126,7 @@
     <w:pPr>
       <w:numPr>
         <w:ilvl w:val="3"/>
-        <w:numId w:val="1"/>
+        <w:numId w:val="2"/>
       </w:numPr>
       <w:spacing w:before="120" w:after="120"/>
       <w:outlineLvl w:val="3"/>
@@ -39148,7 +39148,7 @@
     <w:pPr>
       <w:numPr>
         <w:ilvl w:val="4"/>
-        <w:numId w:val="1"/>
+        <w:numId w:val="2"/>
       </w:numPr>
       <w:spacing w:before="120" w:after="60"/>
       <w:outlineLvl w:val="4"/>
@@ -39168,7 +39168,7 @@
     <w:pPr>
       <w:numPr>
         <w:ilvl w:val="5"/>
-        <w:numId w:val="1"/>
+        <w:numId w:val="2"/>
       </w:numPr>
       <w:spacing w:before="60" w:after="60"/>
       <w:outlineLvl w:val="5"/>
@@ -39190,7 +39190,7 @@
     <w:pPr>
       <w:numPr>
         <w:ilvl w:val="6"/>
-        <w:numId w:val="1"/>
+        <w:numId w:val="2"/>
       </w:numPr>
       <w:spacing w:before="60" w:after="60"/>
       <w:outlineLvl w:val="6"/>
@@ -39219,8 +39219,8 @@
     <w:qFormat/>
     <w:rPr/>
   </w:style>
-  <w:style w:type="character" w:styleId="Bullets">
-    <w:name w:val="Bullets"/>
+  <w:style w:type="character" w:styleId="Bulletsuser">
+    <w:name w:val="Bullets (user)"/>
     <w:qFormat/>
     <w:rPr>
       <w:rFonts w:ascii="OpenSymbol" w:hAnsi="OpenSymbol" w:eastAsia="OpenSymbol" w:cs="OpenSymbol"/>
@@ -39247,7 +39247,10 @@
     <w:pPr>
       <w:spacing w:lineRule="auto" w:line="276" w:before="0" w:after="140"/>
     </w:pPr>
-    <w:rPr/>
+    <w:rPr>
+      <w:caps w:val="false"/>
+      <w:smallCaps w:val="false"/>
+    </w:rPr>
   </w:style>
   <w:style w:type="paragraph" w:styleId="List">
     <w:name w:val="List"/>
@@ -39472,8 +39475,8 @@
     <w:pPr/>
     <w:rPr/>
   </w:style>
-  <w:style w:type="paragraph" w:styleId="TableIndexHeadinguser">
-    <w:name w:val="Table Index Heading (user)"/>
+  <w:style w:type="paragraph" w:styleId="TableIndexHeading">
+    <w:name w:val="Table Index Heading"/>
     <w:basedOn w:val="IndexHeading"/>
     <w:qFormat/>
     <w:pPr>
@@ -39528,8 +39531,8 @@
     </w:pPr>
     <w:rPr/>
   </w:style>
-  <w:style w:type="paragraph" w:styleId="FooterLeft">
-    <w:name w:val="Footer Left"/>
+  <w:style w:type="paragraph" w:styleId="FooterLeftuser">
+    <w:name w:val="Footer Left (user)"/>
     <w:basedOn w:val="Footer"/>
     <w:qFormat/>
     <w:pPr>
@@ -39537,8 +39540,8 @@
     </w:pPr>
     <w:rPr/>
   </w:style>
-  <w:style w:type="paragraph" w:styleId="FooterRight">
-    <w:name w:val="Footer Right"/>
+  <w:style w:type="paragraph" w:styleId="FooterRightuser">
+    <w:name w:val="Footer Right (user)"/>
     <w:basedOn w:val="Footer"/>
     <w:qFormat/>
     <w:pPr>
@@ -39581,8 +39584,8 @@
       <w:bCs/>
     </w:rPr>
   </w:style>
-  <w:style w:type="paragraph" w:styleId="FrameContents">
-    <w:name w:val="Frame Contents"/>
+  <w:style w:type="paragraph" w:styleId="FrameContentsuser">
+    <w:name w:val="Frame Contents (user)"/>
     <w:basedOn w:val="Normal"/>
     <w:qFormat/>
     <w:pPr/>

--- a/src/main/resources/ppc.docx
+++ b/src/main/resources/ppc.docx
@@ -2631,7 +2631,7 @@
         <w:pStyle w:val="Heading1"/>
         <w:numPr>
           <w:ilvl w:val="0"/>
-          <w:numId w:val="2"/>
+          <w:numId w:val="1"/>
         </w:numPr>
         <w:spacing w:before="0" w:after="120"/>
         <w:rPr/>
@@ -2648,7 +2648,7 @@
         <w:pStyle w:val="Heading1"/>
         <w:numPr>
           <w:ilvl w:val="0"/>
-          <w:numId w:val="2"/>
+          <w:numId w:val="1"/>
         </w:numPr>
         <w:rPr/>
       </w:pPr>
@@ -2664,7 +2664,7 @@
         <w:pStyle w:val="Heading2"/>
         <w:numPr>
           <w:ilvl w:val="1"/>
-          <w:numId w:val="2"/>
+          <w:numId w:val="1"/>
         </w:numPr>
         <w:rPr/>
       </w:pPr>
@@ -3915,7 +3915,7 @@
         <w:pStyle w:val="Heading2"/>
         <w:numPr>
           <w:ilvl w:val="1"/>
-          <w:numId w:val="2"/>
+          <w:numId w:val="1"/>
         </w:numPr>
         <w:rPr/>
       </w:pPr>
@@ -5274,7 +5274,7 @@
         <w:pStyle w:val="Heading2"/>
         <w:numPr>
           <w:ilvl w:val="1"/>
-          <w:numId w:val="2"/>
+          <w:numId w:val="1"/>
         </w:numPr>
         <w:rPr/>
       </w:pPr>
@@ -11221,7 +11221,7 @@
         <w:pStyle w:val="Heading1"/>
         <w:numPr>
           <w:ilvl w:val="0"/>
-          <w:numId w:val="2"/>
+          <w:numId w:val="1"/>
         </w:numPr>
         <w:ind w:hanging="0" w:left="0"/>
         <w:rPr/>
@@ -11493,7 +11493,7 @@
         <w:pStyle w:val="Heading1"/>
         <w:numPr>
           <w:ilvl w:val="0"/>
-          <w:numId w:val="2"/>
+          <w:numId w:val="1"/>
         </w:numPr>
         <w:ind w:hanging="0" w:left="0"/>
         <w:rPr/>
@@ -11722,7 +11722,7 @@
         <w:pStyle w:val="Heading1"/>
         <w:numPr>
           <w:ilvl w:val="0"/>
-          <w:numId w:val="2"/>
+          <w:numId w:val="1"/>
         </w:numPr>
         <w:ind w:hanging="0" w:left="0"/>
         <w:rPr/>
@@ -11749,7 +11749,7 @@
         <w:pStyle w:val="BodyText"/>
         <w:rPr/>
       </w:pPr>
-      <w:bookmarkStart w:id="16" w:name="docs-internal-guid-8b205685-7fff-7ec9-4d"/>
+      <w:bookmarkStart w:id="16" w:name="docs-internal-guid-8b205685-7fff-7ec9-41"/>
       <w:bookmarkEnd w:id="16"/>
       <w:r>
         <w:rPr>
@@ -11837,7 +11837,7 @@
         <w:pStyle w:val="Heading1"/>
         <w:numPr>
           <w:ilvl w:val="0"/>
-          <w:numId w:val="2"/>
+          <w:numId w:val="1"/>
         </w:numPr>
         <w:ind w:hanging="0" w:left="0"/>
         <w:rPr/>
@@ -11938,7 +11938,7 @@
         <w:pStyle w:val="Heading2"/>
         <w:numPr>
           <w:ilvl w:val="1"/>
-          <w:numId w:val="2"/>
+          <w:numId w:val="1"/>
         </w:numPr>
         <w:rPr/>
       </w:pPr>
@@ -12029,7 +12029,7 @@
         <w:pStyle w:val="Heading3"/>
         <w:numPr>
           <w:ilvl w:val="2"/>
-          <w:numId w:val="2"/>
+          <w:numId w:val="1"/>
         </w:numPr>
         <w:rPr>
           <w:b w:val="false"/>
@@ -12098,7 +12098,7 @@
         <w:pStyle w:val="Heading3"/>
         <w:numPr>
           <w:ilvl w:val="2"/>
-          <w:numId w:val="2"/>
+          <w:numId w:val="1"/>
         </w:numPr>
         <w:rPr>
           <w:b w:val="false"/>
@@ -12256,7 +12256,7 @@
         <w:pStyle w:val="Heading3"/>
         <w:numPr>
           <w:ilvl w:val="2"/>
-          <w:numId w:val="2"/>
+          <w:numId w:val="1"/>
         </w:numPr>
         <w:rPr>
           <w:b w:val="false"/>
@@ -12329,7 +12329,7 @@
         <w:pStyle w:val="Heading3"/>
         <w:numPr>
           <w:ilvl w:val="2"/>
-          <w:numId w:val="2"/>
+          <w:numId w:val="1"/>
         </w:numPr>
         <w:rPr>
           <w:b w:val="false"/>
@@ -12366,7 +12366,7 @@
         <w:pStyle w:val="Heading1"/>
         <w:numPr>
           <w:ilvl w:val="0"/>
-          <w:numId w:val="2"/>
+          <w:numId w:val="1"/>
         </w:numPr>
         <w:rPr/>
       </w:pPr>
@@ -12472,7 +12472,7 @@
         <w:pStyle w:val="Heading2"/>
         <w:numPr>
           <w:ilvl w:val="1"/>
-          <w:numId w:val="2"/>
+          <w:numId w:val="1"/>
         </w:numPr>
         <w:ind w:hanging="0" w:left="0"/>
         <w:rPr/>
@@ -12595,7 +12595,7 @@
         <w:pStyle w:val="Heading2"/>
         <w:numPr>
           <w:ilvl w:val="1"/>
-          <w:numId w:val="2"/>
+          <w:numId w:val="1"/>
         </w:numPr>
         <w:ind w:hanging="0" w:left="0"/>
         <w:rPr/>
@@ -12724,7 +12724,7 @@
         <w:pStyle w:val="Heading1"/>
         <w:numPr>
           <w:ilvl w:val="0"/>
-          <w:numId w:val="2"/>
+          <w:numId w:val="1"/>
         </w:numPr>
         <w:rPr/>
       </w:pPr>
@@ -12740,7 +12740,7 @@
         <w:pStyle w:val="Heading2"/>
         <w:numPr>
           <w:ilvl w:val="1"/>
-          <w:numId w:val="2"/>
+          <w:numId w:val="1"/>
         </w:numPr>
         <w:rPr/>
       </w:pPr>
@@ -13415,7 +13415,7 @@
         <w:pStyle w:val="Heading2"/>
         <w:numPr>
           <w:ilvl w:val="1"/>
-          <w:numId w:val="2"/>
+          <w:numId w:val="1"/>
         </w:numPr>
         <w:rPr/>
       </w:pPr>
@@ -13810,7 +13810,7 @@
         <w:pStyle w:val="Heading2"/>
         <w:numPr>
           <w:ilvl w:val="1"/>
-          <w:numId w:val="2"/>
+          <w:numId w:val="1"/>
         </w:numPr>
         <w:rPr/>
       </w:pPr>
@@ -14165,7 +14165,7 @@
         <w:pStyle w:val="Heading2"/>
         <w:numPr>
           <w:ilvl w:val="1"/>
-          <w:numId w:val="2"/>
+          <w:numId w:val="1"/>
         </w:numPr>
         <w:rPr/>
       </w:pPr>
@@ -14368,7 +14368,7 @@
         <w:pStyle w:val="Heading2"/>
         <w:numPr>
           <w:ilvl w:val="1"/>
-          <w:numId w:val="2"/>
+          <w:numId w:val="1"/>
         </w:numPr>
         <w:rPr/>
       </w:pPr>
@@ -14971,7 +14971,7 @@
         <w:pStyle w:val="Heading2"/>
         <w:numPr>
           <w:ilvl w:val="1"/>
-          <w:numId w:val="2"/>
+          <w:numId w:val="1"/>
         </w:numPr>
         <w:rPr/>
       </w:pPr>
@@ -15529,7 +15529,7 @@
         <w:pStyle w:val="Heading2"/>
         <w:numPr>
           <w:ilvl w:val="1"/>
-          <w:numId w:val="2"/>
+          <w:numId w:val="1"/>
         </w:numPr>
         <w:rPr/>
       </w:pPr>
@@ -15835,7 +15835,7 @@
         <w:pStyle w:val="Heading1"/>
         <w:numPr>
           <w:ilvl w:val="0"/>
-          <w:numId w:val="2"/>
+          <w:numId w:val="1"/>
         </w:numPr>
         <w:rPr/>
       </w:pPr>
@@ -16220,7 +16220,7 @@
         <w:pStyle w:val="Heading1"/>
         <w:numPr>
           <w:ilvl w:val="0"/>
-          <w:numId w:val="2"/>
+          <w:numId w:val="1"/>
         </w:numPr>
         <w:rPr/>
       </w:pPr>
@@ -16370,7 +16370,7 @@
         <w:pStyle w:val="Heading1"/>
         <w:numPr>
           <w:ilvl w:val="0"/>
-          <w:numId w:val="2"/>
+          <w:numId w:val="1"/>
         </w:numPr>
         <w:rPr/>
       </w:pPr>
@@ -16386,7 +16386,7 @@
         <w:pStyle w:val="Heading2"/>
         <w:numPr>
           <w:ilvl w:val="1"/>
-          <w:numId w:val="2"/>
+          <w:numId w:val="1"/>
         </w:numPr>
         <w:rPr/>
       </w:pPr>
@@ -16589,7 +16589,7 @@
         <w:pStyle w:val="Heading1"/>
         <w:numPr>
           <w:ilvl w:val="0"/>
-          <w:numId w:val="2"/>
+          <w:numId w:val="1"/>
         </w:numPr>
         <w:rPr/>
       </w:pPr>
@@ -16697,7 +16697,7 @@
         <w:pStyle w:val="Heading2"/>
         <w:numPr>
           <w:ilvl w:val="1"/>
-          <w:numId w:val="2"/>
+          <w:numId w:val="1"/>
         </w:numPr>
         <w:rPr/>
       </w:pPr>
@@ -16822,7 +16822,7 @@
         <w:pStyle w:val="Heading2"/>
         <w:numPr>
           <w:ilvl w:val="1"/>
-          <w:numId w:val="2"/>
+          <w:numId w:val="1"/>
         </w:numPr>
         <w:rPr/>
       </w:pPr>
@@ -17044,7 +17044,7 @@
         <w:pStyle w:val="Heading2"/>
         <w:numPr>
           <w:ilvl w:val="1"/>
-          <w:numId w:val="2"/>
+          <w:numId w:val="1"/>
         </w:numPr>
         <w:rPr/>
       </w:pPr>
@@ -17168,146 +17168,6 @@
         <w:t>: Desenho Curricular</w:t>
       </w:r>
     </w:p>
-    <w:tbl>
-      <w:tblPr>
-        <w:tblW w:w="9645" w:type="dxa"/>
-        <w:jc w:val="left"/>
-        <w:tblInd w:w="99" w:type="dxa"/>
-        <w:tblLayout w:type="fixed"/>
-        <w:tblCellMar>
-          <w:top w:w="100" w:type="dxa"/>
-          <w:left w:w="100" w:type="dxa"/>
-          <w:bottom w:w="100" w:type="dxa"/>
-          <w:right w:w="100" w:type="dxa"/>
-        </w:tblCellMar>
-      </w:tblPr>
-      <w:tblGrid>
-        <w:gridCol w:w="1738"/>
-        <w:gridCol w:w="1739"/>
-        <w:gridCol w:w="1739"/>
-        <w:gridCol w:w="1739"/>
-        <w:gridCol w:w="2690"/>
-      </w:tblGrid>
-      <w:tr>
-        <w:trPr/>
-        <w:tc>
-          <w:tcPr>
-            <w:tcW w:w="1738" w:type="dxa"/>
-            <w:tcBorders>
-              <w:top w:val="single" w:sz="8" w:space="0" w:color="000000"/>
-              <w:left w:val="single" w:sz="8" w:space="0" w:color="000000"/>
-              <w:right w:val="single" w:sz="8" w:space="0" w:color="000000"/>
-            </w:tcBorders>
-            <w:vAlign w:val="center"/>
-          </w:tcPr>
-          <w:p>
-            <w:pPr>
-              <w:pStyle w:val="TableHeading"/>
-              <w:rPr/>
-            </w:pPr>
-            <w:r>
-              <w:rPr/>
-              <w:t>Componente Curricular</w:t>
-            </w:r>
-          </w:p>
-        </w:tc>
-        <w:tc>
-          <w:tcPr>
-            <w:tcW w:w="1739" w:type="dxa"/>
-            <w:tcBorders>
-              <w:top w:val="single" w:sz="8" w:space="0" w:color="000000"/>
-              <w:left w:val="single" w:sz="8" w:space="0" w:color="000000"/>
-              <w:right w:val="single" w:sz="8" w:space="0" w:color="000000"/>
-            </w:tcBorders>
-            <w:vAlign w:val="center"/>
-          </w:tcPr>
-          <w:p>
-            <w:pPr>
-              <w:pStyle w:val="TableHeading"/>
-              <w:rPr/>
-            </w:pPr>
-            <w:r>
-              <w:rPr/>
-              <w:t>Carga Horária (h/a)</w:t>
-            </w:r>
-          </w:p>
-        </w:tc>
-        <w:tc>
-          <w:tcPr>
-            <w:tcW w:w="1739" w:type="dxa"/>
-            <w:tcBorders>
-              <w:top w:val="single" w:sz="8" w:space="0" w:color="000000"/>
-              <w:left w:val="single" w:sz="8" w:space="0" w:color="000000"/>
-              <w:right w:val="single" w:sz="8" w:space="0" w:color="000000"/>
-            </w:tcBorders>
-            <w:vAlign w:val="center"/>
-          </w:tcPr>
-          <w:p>
-            <w:pPr>
-              <w:pStyle w:val="TableHeading"/>
-              <w:rPr/>
-            </w:pPr>
-            <w:r>
-              <w:rPr/>
-              <w:t>Período</w:t>
-            </w:r>
-          </w:p>
-        </w:tc>
-        <w:tc>
-          <w:tcPr>
-            <w:tcW w:w="1739" w:type="dxa"/>
-            <w:tcBorders>
-              <w:top w:val="single" w:sz="8" w:space="0" w:color="000000"/>
-              <w:left w:val="single" w:sz="8" w:space="0" w:color="000000"/>
-              <w:right w:val="single" w:sz="8" w:space="0" w:color="000000"/>
-            </w:tcBorders>
-            <w:vAlign w:val="center"/>
-          </w:tcPr>
-          <w:p>
-            <w:pPr>
-              <w:pStyle w:val="TableHeading"/>
-              <w:rPr/>
-            </w:pPr>
-            <w:r>
-              <w:rPr/>
-              <w:t>Pré-Requisito</w:t>
-            </w:r>
-          </w:p>
-        </w:tc>
-        <w:tc>
-          <w:tcPr>
-            <w:tcW w:w="2690" w:type="dxa"/>
-            <w:tcBorders>
-              <w:top w:val="single" w:sz="8" w:space="0" w:color="000000"/>
-              <w:left w:val="single" w:sz="8" w:space="0" w:color="000000"/>
-              <w:right w:val="single" w:sz="8" w:space="0" w:color="000000"/>
-            </w:tcBorders>
-            <w:vAlign w:val="center"/>
-          </w:tcPr>
-          <w:p>
-            <w:pPr>
-              <w:pStyle w:val="TableHeading"/>
-              <w:rPr/>
-            </w:pPr>
-            <w:r>
-              <w:rPr/>
-              <w:t>Co-Requisito</w:t>
-            </w:r>
-          </w:p>
-        </w:tc>
-      </w:tr>
-    </w:tbl>
-    <w:p>
-      <w:pPr>
-        <w:pStyle w:val="BodyText"/>
-        <w:spacing w:lineRule="auto" w:line="288" w:before="0" w:after="0"/>
-        <w:jc w:val="both"/>
-        <w:rPr/>
-      </w:pPr>
-      <w:r>
-        <w:rPr/>
-      </w:r>
-    </w:p>
     <w:p>
       <w:pPr>
         <w:sectPr>
@@ -17333,6 +17193,7 @@
       </w:pPr>
       <w:r>
         <w:rPr/>
+        <w:t>@@desenho_curricular@@</w:t>
       </w:r>
     </w:p>
     <w:p>
@@ -17340,7 +17201,7 @@
         <w:pStyle w:val="Heading2"/>
         <w:numPr>
           <w:ilvl w:val="1"/>
-          <w:numId w:val="2"/>
+          <w:numId w:val="1"/>
         </w:numPr>
         <w:rPr/>
       </w:pPr>
@@ -17454,7 +17315,7 @@
         <w:pStyle w:val="Heading2"/>
         <w:numPr>
           <w:ilvl w:val="1"/>
-          <w:numId w:val="2"/>
+          <w:numId w:val="1"/>
         </w:numPr>
         <w:rPr/>
       </w:pPr>
@@ -17562,7 +17423,211 @@
           <w:effect w:val="none"/>
           <w:shd w:fill="FFFFFF" w:val="clear"/>
         </w:rPr>
-        <w:t>@@matriz@@</w:t>
+        <w:t>@@matriz</w:t>
+      </w:r>
+      <w:r>
+        <w:rPr>
+          <w:rFonts w:ascii="Times New Roman;serif" w:hAnsi="Times New Roman;serif"/>
+          <w:b w:val="false"/>
+          <w:i w:val="false"/>
+          <w:caps w:val="false"/>
+          <w:smallCaps w:val="false"/>
+          <w:strike w:val="false"/>
+          <w:dstrike w:val="false"/>
+          <w:color w:val="000000"/>
+          <w:sz w:val="22"/>
+          <w:u w:val="none"/>
+          <w:effect w:val="none"/>
+          <w:shd w:fill="FFFFFF" w:val="clear"/>
+        </w:rPr>
+        <w:t>_</w:t>
+      </w:r>
+      <w:r>
+        <w:rPr>
+          <w:rFonts w:ascii="Times New Roman;serif" w:hAnsi="Times New Roman;serif"/>
+          <w:b w:val="false"/>
+          <w:i w:val="false"/>
+          <w:caps w:val="false"/>
+          <w:smallCaps w:val="false"/>
+          <w:strike w:val="false"/>
+          <w:dstrike w:val="false"/>
+          <w:color w:val="000000"/>
+          <w:sz w:val="22"/>
+          <w:u w:val="none"/>
+          <w:effect w:val="none"/>
+          <w:shd w:fill="FFFFFF" w:val="clear"/>
+        </w:rPr>
+        <w:t>c</w:t>
+      </w:r>
+      <w:r>
+        <w:rPr>
+          <w:rFonts w:ascii="Times New Roman;serif" w:hAnsi="Times New Roman;serif"/>
+          <w:b w:val="false"/>
+          <w:i w:val="false"/>
+          <w:caps w:val="false"/>
+          <w:smallCaps w:val="false"/>
+          <w:strike w:val="false"/>
+          <w:dstrike w:val="false"/>
+          <w:color w:val="000000"/>
+          <w:sz w:val="22"/>
+          <w:u w:val="none"/>
+          <w:effect w:val="none"/>
+          <w:shd w:fill="FFFFFF" w:val="clear"/>
+        </w:rPr>
+        <w:t>u</w:t>
+      </w:r>
+      <w:r>
+        <w:rPr>
+          <w:rFonts w:ascii="Times New Roman;serif" w:hAnsi="Times New Roman;serif"/>
+          <w:b w:val="false"/>
+          <w:i w:val="false"/>
+          <w:caps w:val="false"/>
+          <w:smallCaps w:val="false"/>
+          <w:strike w:val="false"/>
+          <w:dstrike w:val="false"/>
+          <w:color w:val="000000"/>
+          <w:sz w:val="22"/>
+          <w:u w:val="none"/>
+          <w:effect w:val="none"/>
+          <w:shd w:fill="FFFFFF" w:val="clear"/>
+        </w:rPr>
+        <w:t>r</w:t>
+      </w:r>
+      <w:r>
+        <w:rPr>
+          <w:rFonts w:ascii="Times New Roman;serif" w:hAnsi="Times New Roman;serif"/>
+          <w:b w:val="false"/>
+          <w:i w:val="false"/>
+          <w:caps w:val="false"/>
+          <w:smallCaps w:val="false"/>
+          <w:strike w:val="false"/>
+          <w:dstrike w:val="false"/>
+          <w:color w:val="000000"/>
+          <w:sz w:val="22"/>
+          <w:u w:val="none"/>
+          <w:effect w:val="none"/>
+          <w:shd w:fill="FFFFFF" w:val="clear"/>
+        </w:rPr>
+        <w:t>r</w:t>
+      </w:r>
+      <w:r>
+        <w:rPr>
+          <w:rFonts w:ascii="Times New Roman;serif" w:hAnsi="Times New Roman;serif"/>
+          <w:b w:val="false"/>
+          <w:i w:val="false"/>
+          <w:caps w:val="false"/>
+          <w:smallCaps w:val="false"/>
+          <w:strike w:val="false"/>
+          <w:dstrike w:val="false"/>
+          <w:color w:val="000000"/>
+          <w:sz w:val="22"/>
+          <w:u w:val="none"/>
+          <w:effect w:val="none"/>
+          <w:shd w:fill="FFFFFF" w:val="clear"/>
+        </w:rPr>
+        <w:t>i</w:t>
+      </w:r>
+      <w:r>
+        <w:rPr>
+          <w:rFonts w:ascii="Times New Roman;serif" w:hAnsi="Times New Roman;serif"/>
+          <w:b w:val="false"/>
+          <w:i w:val="false"/>
+          <w:caps w:val="false"/>
+          <w:smallCaps w:val="false"/>
+          <w:strike w:val="false"/>
+          <w:dstrike w:val="false"/>
+          <w:color w:val="000000"/>
+          <w:sz w:val="22"/>
+          <w:u w:val="none"/>
+          <w:effect w:val="none"/>
+          <w:shd w:fill="FFFFFF" w:val="clear"/>
+        </w:rPr>
+        <w:t>c</w:t>
+      </w:r>
+      <w:r>
+        <w:rPr>
+          <w:rFonts w:ascii="Times New Roman;serif" w:hAnsi="Times New Roman;serif"/>
+          <w:b w:val="false"/>
+          <w:i w:val="false"/>
+          <w:caps w:val="false"/>
+          <w:smallCaps w:val="false"/>
+          <w:strike w:val="false"/>
+          <w:dstrike w:val="false"/>
+          <w:color w:val="000000"/>
+          <w:sz w:val="22"/>
+          <w:u w:val="none"/>
+          <w:effect w:val="none"/>
+          <w:shd w:fill="FFFFFF" w:val="clear"/>
+        </w:rPr>
+        <w:t>u</w:t>
+      </w:r>
+      <w:r>
+        <w:rPr>
+          <w:rFonts w:ascii="Times New Roman;serif" w:hAnsi="Times New Roman;serif"/>
+          <w:b w:val="false"/>
+          <w:i w:val="false"/>
+          <w:caps w:val="false"/>
+          <w:smallCaps w:val="false"/>
+          <w:strike w:val="false"/>
+          <w:dstrike w:val="false"/>
+          <w:color w:val="000000"/>
+          <w:sz w:val="22"/>
+          <w:u w:val="none"/>
+          <w:effect w:val="none"/>
+          <w:shd w:fill="FFFFFF" w:val="clear"/>
+        </w:rPr>
+        <w:t>l</w:t>
+      </w:r>
+      <w:r>
+        <w:rPr>
+          <w:rFonts w:ascii="Times New Roman;serif" w:hAnsi="Times New Roman;serif"/>
+          <w:b w:val="false"/>
+          <w:i w:val="false"/>
+          <w:caps w:val="false"/>
+          <w:smallCaps w:val="false"/>
+          <w:strike w:val="false"/>
+          <w:dstrike w:val="false"/>
+          <w:color w:val="000000"/>
+          <w:sz w:val="22"/>
+          <w:u w:val="none"/>
+          <w:effect w:val="none"/>
+          <w:shd w:fill="FFFFFF" w:val="clear"/>
+        </w:rPr>
+        <w:t>a</w:t>
+      </w:r>
+      <w:r>
+        <w:rPr>
+          <w:rFonts w:ascii="Times New Roman;serif" w:hAnsi="Times New Roman;serif"/>
+          <w:b w:val="false"/>
+          <w:i w:val="false"/>
+          <w:caps w:val="false"/>
+          <w:smallCaps w:val="false"/>
+          <w:strike w:val="false"/>
+          <w:dstrike w:val="false"/>
+          <w:color w:val="000000"/>
+          <w:sz w:val="22"/>
+          <w:u w:val="none"/>
+          <w:effect w:val="none"/>
+          <w:shd w:fill="FFFFFF" w:val="clear"/>
+        </w:rPr>
+        <w:t>r</w:t>
+      </w:r>
+      <w:r>
+        <w:rPr>
+          <w:rFonts w:ascii="Times New Roman;serif" w:hAnsi="Times New Roman;serif"/>
+          <w:b w:val="false"/>
+          <w:i w:val="false"/>
+          <w:caps w:val="false"/>
+          <w:smallCaps w:val="false"/>
+          <w:strike w:val="false"/>
+          <w:dstrike w:val="false"/>
+          <w:color w:val="000000"/>
+          <w:sz w:val="22"/>
+          <w:u w:val="none"/>
+          <w:effect w:val="none"/>
+          <w:shd w:fill="FFFFFF" w:val="clear"/>
+        </w:rPr>
+        <w:t>@@</w:t>
       </w:r>
     </w:p>
     <w:p>
@@ -17570,7 +17635,7 @@
         <w:pStyle w:val="Heading3"/>
         <w:numPr>
           <w:ilvl w:val="2"/>
-          <w:numId w:val="2"/>
+          <w:numId w:val="1"/>
         </w:numPr>
         <w:rPr>
           <w:b w:val="false"/>
@@ -17768,635 +17833,6 @@
         <w:t>: Componentes Optativos</w:t>
       </w:r>
     </w:p>
-    <w:tbl>
-      <w:tblPr>
-        <w:tblW w:w="9645" w:type="dxa"/>
-        <w:jc w:val="left"/>
-        <w:tblInd w:w="99" w:type="dxa"/>
-        <w:tblLayout w:type="fixed"/>
-        <w:tblCellMar>
-          <w:top w:w="100" w:type="dxa"/>
-          <w:left w:w="100" w:type="dxa"/>
-          <w:bottom w:w="100" w:type="dxa"/>
-          <w:right w:w="100" w:type="dxa"/>
-        </w:tblCellMar>
-      </w:tblPr>
-      <w:tblGrid>
-        <w:gridCol w:w="1454"/>
-        <w:gridCol w:w="1605"/>
-        <w:gridCol w:w="1277"/>
-        <w:gridCol w:w="717"/>
-        <w:gridCol w:w="543"/>
-        <w:gridCol w:w="1713"/>
-        <w:gridCol w:w="2336"/>
-      </w:tblGrid>
-      <w:tr>
-        <w:trPr/>
-        <w:tc>
-          <w:tcPr>
-            <w:tcW w:w="1454" w:type="dxa"/>
-            <w:vMerge w:val="restart"/>
-            <w:tcBorders>
-              <w:top w:val="single" w:sz="8" w:space="0" w:color="000000"/>
-              <w:left w:val="single" w:sz="8" w:space="0" w:color="000000"/>
-              <w:right w:val="single" w:sz="8" w:space="0" w:color="000000"/>
-            </w:tcBorders>
-            <w:vAlign w:val="center"/>
-          </w:tcPr>
-          <w:p>
-            <w:pPr>
-              <w:pStyle w:val="TableContents"/>
-              <w:widowControl/>
-              <w:bidi w:val="0"/>
-              <w:spacing w:lineRule="auto" w:line="288" w:before="0" w:after="0"/>
-              <w:ind w:hanging="0" w:left="0" w:right="0"/>
-              <w:jc w:val="both"/>
-              <w:rPr>
-                <w:rFonts w:ascii="Times New Roman;serif" w:hAnsi="Times New Roman;serif"/>
-                <w:b/>
-                <w:i w:val="false"/>
-                <w:i w:val="false"/>
-                <w:caps w:val="false"/>
-                <w:smallCaps w:val="false"/>
-                <w:strike w:val="false"/>
-                <w:dstrike w:val="false"/>
-                <w:color w:val="000000"/>
-                <w:sz w:val="22"/>
-                <w:u w:val="none"/>
-                <w:effect w:val="none"/>
-                <w:shd w:fill="auto" w:val="clear"/>
-              </w:rPr>
-            </w:pPr>
-            <w:r>
-              <w:rPr>
-                <w:rFonts w:ascii="Times New Roman;serif" w:hAnsi="Times New Roman;serif"/>
-                <w:b/>
-                <w:i w:val="false"/>
-                <w:caps w:val="false"/>
-                <w:smallCaps w:val="false"/>
-                <w:strike w:val="false"/>
-                <w:dstrike w:val="false"/>
-                <w:color w:val="000000"/>
-                <w:sz w:val="22"/>
-                <w:u w:val="none"/>
-                <w:effect w:val="none"/>
-                <w:shd w:fill="auto" w:val="clear"/>
-              </w:rPr>
-            </w:r>
-          </w:p>
-          <w:p>
-            <w:pPr>
-              <w:pStyle w:val="TableHeading"/>
-              <w:rPr/>
-            </w:pPr>
-            <w:r>
-              <w:rPr/>
-              <w:t>Código</w:t>
-            </w:r>
-          </w:p>
-        </w:tc>
-        <w:tc>
-          <w:tcPr>
-            <w:tcW w:w="1605" w:type="dxa"/>
-            <w:vMerge w:val="restart"/>
-            <w:tcBorders>
-              <w:top w:val="single" w:sz="8" w:space="0" w:color="000000"/>
-              <w:left w:val="single" w:sz="8" w:space="0" w:color="000000"/>
-              <w:right w:val="single" w:sz="8" w:space="0" w:color="000000"/>
-            </w:tcBorders>
-            <w:vAlign w:val="center"/>
-          </w:tcPr>
-          <w:p>
-            <w:pPr>
-              <w:pStyle w:val="TableContents"/>
-              <w:widowControl/>
-              <w:bidi w:val="0"/>
-              <w:spacing w:lineRule="auto" w:line="288" w:before="0" w:after="0"/>
-              <w:ind w:hanging="0" w:left="0" w:right="0"/>
-              <w:jc w:val="both"/>
-              <w:rPr>
-                <w:rFonts w:ascii="Times New Roman;serif" w:hAnsi="Times New Roman;serif"/>
-                <w:b/>
-                <w:i w:val="false"/>
-                <w:i w:val="false"/>
-                <w:caps w:val="false"/>
-                <w:smallCaps w:val="false"/>
-                <w:strike w:val="false"/>
-                <w:dstrike w:val="false"/>
-                <w:color w:val="000000"/>
-                <w:sz w:val="22"/>
-                <w:u w:val="none"/>
-                <w:effect w:val="none"/>
-                <w:shd w:fill="auto" w:val="clear"/>
-              </w:rPr>
-            </w:pPr>
-            <w:r>
-              <w:rPr>
-                <w:rFonts w:ascii="Times New Roman;serif" w:hAnsi="Times New Roman;serif"/>
-                <w:b/>
-                <w:i w:val="false"/>
-                <w:caps w:val="false"/>
-                <w:smallCaps w:val="false"/>
-                <w:strike w:val="false"/>
-                <w:dstrike w:val="false"/>
-                <w:color w:val="000000"/>
-                <w:sz w:val="22"/>
-                <w:u w:val="none"/>
-                <w:effect w:val="none"/>
-                <w:shd w:fill="auto" w:val="clear"/>
-              </w:rPr>
-            </w:r>
-          </w:p>
-          <w:p>
-            <w:pPr>
-              <w:pStyle w:val="TableHeading"/>
-              <w:rPr/>
-            </w:pPr>
-            <w:r>
-              <w:rPr/>
-              <w:t>Componentes</w:t>
-              <w:br/>
-              <w:t>Curriculares</w:t>
-            </w:r>
-          </w:p>
-        </w:tc>
-        <w:tc>
-          <w:tcPr>
-            <w:tcW w:w="1277" w:type="dxa"/>
-            <w:vMerge w:val="restart"/>
-            <w:tcBorders>
-              <w:top w:val="single" w:sz="8" w:space="0" w:color="000000"/>
-              <w:left w:val="single" w:sz="8" w:space="0" w:color="000000"/>
-              <w:right w:val="single" w:sz="8" w:space="0" w:color="000000"/>
-            </w:tcBorders>
-            <w:vAlign w:val="center"/>
-          </w:tcPr>
-          <w:p>
-            <w:pPr>
-              <w:pStyle w:val="TableContents"/>
-              <w:widowControl/>
-              <w:bidi w:val="0"/>
-              <w:spacing w:lineRule="auto" w:line="288" w:before="0" w:after="0"/>
-              <w:ind w:hanging="0" w:left="0" w:right="0"/>
-              <w:jc w:val="both"/>
-              <w:rPr>
-                <w:rFonts w:ascii="Times New Roman;serif" w:hAnsi="Times New Roman;serif"/>
-                <w:b/>
-                <w:i w:val="false"/>
-                <w:i w:val="false"/>
-                <w:caps w:val="false"/>
-                <w:smallCaps w:val="false"/>
-                <w:strike w:val="false"/>
-                <w:dstrike w:val="false"/>
-                <w:color w:val="000000"/>
-                <w:sz w:val="22"/>
-                <w:u w:val="none"/>
-                <w:effect w:val="none"/>
-                <w:shd w:fill="auto" w:val="clear"/>
-              </w:rPr>
-            </w:pPr>
-            <w:r>
-              <w:rPr>
-                <w:rFonts w:ascii="Times New Roman;serif" w:hAnsi="Times New Roman;serif"/>
-                <w:b/>
-                <w:i w:val="false"/>
-                <w:caps w:val="false"/>
-                <w:smallCaps w:val="false"/>
-                <w:strike w:val="false"/>
-                <w:dstrike w:val="false"/>
-                <w:color w:val="000000"/>
-                <w:sz w:val="22"/>
-                <w:u w:val="none"/>
-                <w:effect w:val="none"/>
-                <w:shd w:fill="auto" w:val="clear"/>
-              </w:rPr>
-            </w:r>
-          </w:p>
-          <w:p>
-            <w:pPr>
-              <w:pStyle w:val="TableHeading"/>
-              <w:rPr/>
-            </w:pPr>
-            <w:r>
-              <w:rPr/>
-              <w:t>Créditos</w:t>
-            </w:r>
-          </w:p>
-        </w:tc>
-        <w:tc>
-          <w:tcPr>
-            <w:tcW w:w="1260" w:type="dxa"/>
-            <w:gridSpan w:val="2"/>
-            <w:tcBorders>
-              <w:top w:val="single" w:sz="8" w:space="0" w:color="000000"/>
-              <w:left w:val="single" w:sz="8" w:space="0" w:color="000000"/>
-              <w:right w:val="single" w:sz="8" w:space="0" w:color="000000"/>
-            </w:tcBorders>
-            <w:vAlign w:val="center"/>
-          </w:tcPr>
-          <w:p>
-            <w:pPr>
-              <w:pStyle w:val="TableHeading"/>
-              <w:rPr/>
-            </w:pPr>
-            <w:r>
-              <w:rPr/>
-              <w:t>Total de Horas</w:t>
-            </w:r>
-          </w:p>
-        </w:tc>
-        <w:tc>
-          <w:tcPr>
-            <w:tcW w:w="1713" w:type="dxa"/>
-            <w:vMerge w:val="restart"/>
-            <w:tcBorders>
-              <w:top w:val="single" w:sz="8" w:space="0" w:color="000000"/>
-              <w:left w:val="single" w:sz="8" w:space="0" w:color="000000"/>
-            </w:tcBorders>
-            <w:vAlign w:val="center"/>
-          </w:tcPr>
-          <w:p>
-            <w:pPr>
-              <w:pStyle w:val="TableContents"/>
-              <w:widowControl/>
-              <w:bidi w:val="0"/>
-              <w:spacing w:lineRule="auto" w:line="288" w:before="0" w:after="0"/>
-              <w:ind w:hanging="0" w:left="0" w:right="0"/>
-              <w:jc w:val="both"/>
-              <w:rPr>
-                <w:rFonts w:ascii="Times New Roman;serif" w:hAnsi="Times New Roman;serif"/>
-                <w:b/>
-                <w:i w:val="false"/>
-                <w:i w:val="false"/>
-                <w:caps w:val="false"/>
-                <w:smallCaps w:val="false"/>
-                <w:strike w:val="false"/>
-                <w:dstrike w:val="false"/>
-                <w:color w:val="000000"/>
-                <w:sz w:val="22"/>
-                <w:u w:val="none"/>
-                <w:effect w:val="none"/>
-                <w:shd w:fill="auto" w:val="clear"/>
-              </w:rPr>
-            </w:pPr>
-            <w:r>
-              <w:rPr>
-                <w:rFonts w:ascii="Times New Roman;serif" w:hAnsi="Times New Roman;serif"/>
-                <w:b/>
-                <w:i w:val="false"/>
-                <w:caps w:val="false"/>
-                <w:smallCaps w:val="false"/>
-                <w:strike w:val="false"/>
-                <w:dstrike w:val="false"/>
-                <w:color w:val="000000"/>
-                <w:sz w:val="22"/>
-                <w:u w:val="none"/>
-                <w:effect w:val="none"/>
-                <w:shd w:fill="auto" w:val="clear"/>
-              </w:rPr>
-            </w:r>
-          </w:p>
-          <w:p>
-            <w:pPr>
-              <w:pStyle w:val="TableHeading"/>
-              <w:rPr/>
-            </w:pPr>
-            <w:r>
-              <w:rPr/>
-              <w:t>Pré-requisitos</w:t>
-            </w:r>
-          </w:p>
-        </w:tc>
-        <w:tc>
-          <w:tcPr>
-            <w:tcW w:w="2336" w:type="dxa"/>
-            <w:vMerge w:val="restart"/>
-            <w:tcBorders>
-              <w:top w:val="single" w:sz="8" w:space="0" w:color="000000"/>
-              <w:left w:val="single" w:sz="8" w:space="0" w:color="000000"/>
-              <w:right w:val="single" w:sz="8" w:space="0" w:color="000000"/>
-            </w:tcBorders>
-            <w:vAlign w:val="center"/>
-          </w:tcPr>
-          <w:p>
-            <w:pPr>
-              <w:pStyle w:val="TableHeading"/>
-              <w:rPr/>
-            </w:pPr>
-            <w:r>
-              <w:rPr/>
-              <w:t>Correquisitos</w:t>
-            </w:r>
-          </w:p>
-        </w:tc>
-      </w:tr>
-      <w:tr>
-        <w:trPr/>
-        <w:tc>
-          <w:tcPr>
-            <w:tcW w:w="1454" w:type="dxa"/>
-            <w:vMerge w:val="continue"/>
-            <w:tcBorders>
-              <w:top w:val="single" w:sz="8" w:space="0" w:color="000000"/>
-              <w:left w:val="single" w:sz="8" w:space="0" w:color="000000"/>
-              <w:right w:val="single" w:sz="8" w:space="0" w:color="000000"/>
-            </w:tcBorders>
-            <w:vAlign w:val="center"/>
-          </w:tcPr>
-          <w:p>
-            <w:pPr>
-              <w:pStyle w:val="TableContents"/>
-              <w:widowControl/>
-              <w:bidi w:val="0"/>
-              <w:spacing w:lineRule="auto" w:line="288" w:before="0" w:after="0"/>
-              <w:ind w:hanging="0" w:left="0" w:right="0"/>
-              <w:jc w:val="both"/>
-              <w:rPr>
-                <w:rFonts w:ascii="Times New Roman;serif" w:hAnsi="Times New Roman;serif"/>
-                <w:b/>
-                <w:i w:val="false"/>
-                <w:i w:val="false"/>
-                <w:caps w:val="false"/>
-                <w:smallCaps w:val="false"/>
-                <w:strike w:val="false"/>
-                <w:dstrike w:val="false"/>
-                <w:color w:val="000000"/>
-                <w:sz w:val="22"/>
-                <w:u w:val="none"/>
-                <w:effect w:val="none"/>
-                <w:shd w:fill="auto" w:val="clear"/>
-              </w:rPr>
-            </w:pPr>
-            <w:r>
-              <w:rPr>
-                <w:rFonts w:ascii="Times New Roman;serif" w:hAnsi="Times New Roman;serif"/>
-                <w:b/>
-                <w:i w:val="false"/>
-                <w:caps w:val="false"/>
-                <w:smallCaps w:val="false"/>
-                <w:strike w:val="false"/>
-                <w:dstrike w:val="false"/>
-                <w:color w:val="000000"/>
-                <w:sz w:val="22"/>
-                <w:u w:val="none"/>
-                <w:effect w:val="none"/>
-                <w:shd w:fill="auto" w:val="clear"/>
-              </w:rPr>
-            </w:r>
-          </w:p>
-        </w:tc>
-        <w:tc>
-          <w:tcPr>
-            <w:tcW w:w="1605" w:type="dxa"/>
-            <w:vMerge w:val="continue"/>
-            <w:tcBorders>
-              <w:top w:val="single" w:sz="8" w:space="0" w:color="000000"/>
-              <w:left w:val="single" w:sz="8" w:space="0" w:color="000000"/>
-              <w:right w:val="single" w:sz="8" w:space="0" w:color="000000"/>
-            </w:tcBorders>
-            <w:vAlign w:val="center"/>
-          </w:tcPr>
-          <w:p>
-            <w:pPr>
-              <w:pStyle w:val="TableContents"/>
-              <w:widowControl/>
-              <w:bidi w:val="0"/>
-              <w:spacing w:lineRule="auto" w:line="288" w:before="0" w:after="0"/>
-              <w:ind w:hanging="0" w:left="0" w:right="0"/>
-              <w:jc w:val="both"/>
-              <w:rPr>
-                <w:rFonts w:ascii="Times New Roman;serif" w:hAnsi="Times New Roman;serif"/>
-                <w:b/>
-                <w:i w:val="false"/>
-                <w:i w:val="false"/>
-                <w:caps w:val="false"/>
-                <w:smallCaps w:val="false"/>
-                <w:strike w:val="false"/>
-                <w:dstrike w:val="false"/>
-                <w:color w:val="000000"/>
-                <w:sz w:val="22"/>
-                <w:u w:val="none"/>
-                <w:effect w:val="none"/>
-                <w:shd w:fill="auto" w:val="clear"/>
-              </w:rPr>
-            </w:pPr>
-            <w:r>
-              <w:rPr>
-                <w:rFonts w:ascii="Times New Roman;serif" w:hAnsi="Times New Roman;serif"/>
-                <w:b/>
-                <w:i w:val="false"/>
-                <w:caps w:val="false"/>
-                <w:smallCaps w:val="false"/>
-                <w:strike w:val="false"/>
-                <w:dstrike w:val="false"/>
-                <w:color w:val="000000"/>
-                <w:sz w:val="22"/>
-                <w:u w:val="none"/>
-                <w:effect w:val="none"/>
-                <w:shd w:fill="auto" w:val="clear"/>
-              </w:rPr>
-            </w:r>
-          </w:p>
-        </w:tc>
-        <w:tc>
-          <w:tcPr>
-            <w:tcW w:w="1277" w:type="dxa"/>
-            <w:vMerge w:val="continue"/>
-            <w:tcBorders>
-              <w:top w:val="single" w:sz="8" w:space="0" w:color="000000"/>
-              <w:left w:val="single" w:sz="8" w:space="0" w:color="000000"/>
-              <w:right w:val="single" w:sz="8" w:space="0" w:color="000000"/>
-            </w:tcBorders>
-            <w:vAlign w:val="center"/>
-          </w:tcPr>
-          <w:p>
-            <w:pPr>
-              <w:pStyle w:val="TableContents"/>
-              <w:widowControl/>
-              <w:bidi w:val="0"/>
-              <w:spacing w:lineRule="auto" w:line="288" w:before="0" w:after="0"/>
-              <w:ind w:hanging="0" w:left="0" w:right="0"/>
-              <w:jc w:val="both"/>
-              <w:rPr>
-                <w:rFonts w:ascii="Times New Roman;serif" w:hAnsi="Times New Roman;serif"/>
-                <w:b/>
-                <w:i w:val="false"/>
-                <w:i w:val="false"/>
-                <w:caps w:val="false"/>
-                <w:smallCaps w:val="false"/>
-                <w:strike w:val="false"/>
-                <w:dstrike w:val="false"/>
-                <w:color w:val="000000"/>
-                <w:sz w:val="22"/>
-                <w:u w:val="none"/>
-                <w:effect w:val="none"/>
-                <w:shd w:fill="auto" w:val="clear"/>
-              </w:rPr>
-            </w:pPr>
-            <w:r>
-              <w:rPr>
-                <w:rFonts w:ascii="Times New Roman;serif" w:hAnsi="Times New Roman;serif"/>
-                <w:b/>
-                <w:i w:val="false"/>
-                <w:caps w:val="false"/>
-                <w:smallCaps w:val="false"/>
-                <w:strike w:val="false"/>
-                <w:dstrike w:val="false"/>
-                <w:color w:val="000000"/>
-                <w:sz w:val="22"/>
-                <w:u w:val="none"/>
-                <w:effect w:val="none"/>
-                <w:shd w:fill="auto" w:val="clear"/>
-              </w:rPr>
-            </w:r>
-          </w:p>
-        </w:tc>
-        <w:tc>
-          <w:tcPr>
-            <w:tcW w:w="717" w:type="dxa"/>
-            <w:tcBorders>
-              <w:left w:val="single" w:sz="8" w:space="0" w:color="000000"/>
-            </w:tcBorders>
-            <w:vAlign w:val="center"/>
-          </w:tcPr>
-          <w:p>
-            <w:pPr>
-              <w:pStyle w:val="TableHeading"/>
-              <w:rPr/>
-            </w:pPr>
-            <w:r>
-              <w:rPr/>
-              <w:t>h/a</w:t>
-            </w:r>
-          </w:p>
-        </w:tc>
-        <w:tc>
-          <w:tcPr>
-            <w:tcW w:w="543" w:type="dxa"/>
-            <w:tcBorders>
-              <w:left w:val="single" w:sz="8" w:space="0" w:color="000000"/>
-              <w:right w:val="single" w:sz="8" w:space="0" w:color="000000"/>
-            </w:tcBorders>
-            <w:vAlign w:val="center"/>
-          </w:tcPr>
-          <w:p>
-            <w:pPr>
-              <w:pStyle w:val="TableHeading"/>
-              <w:rPr/>
-            </w:pPr>
-            <w:r>
-              <w:rPr/>
-              <w:t>h/r</w:t>
-            </w:r>
-          </w:p>
-        </w:tc>
-        <w:tc>
-          <w:tcPr>
-            <w:tcW w:w="1713" w:type="dxa"/>
-            <w:vMerge w:val="continue"/>
-            <w:tcBorders>
-              <w:top w:val="single" w:sz="8" w:space="0" w:color="000000"/>
-              <w:left w:val="single" w:sz="8" w:space="0" w:color="000000"/>
-            </w:tcBorders>
-            <w:vAlign w:val="center"/>
-          </w:tcPr>
-          <w:p>
-            <w:pPr>
-              <w:pStyle w:val="TableContents"/>
-              <w:widowControl/>
-              <w:bidi w:val="0"/>
-              <w:spacing w:lineRule="auto" w:line="288" w:before="0" w:after="0"/>
-              <w:ind w:hanging="0" w:left="0" w:right="0"/>
-              <w:jc w:val="both"/>
-              <w:rPr>
-                <w:rFonts w:ascii="Times New Roman;serif" w:hAnsi="Times New Roman;serif"/>
-                <w:b/>
-                <w:i w:val="false"/>
-                <w:i w:val="false"/>
-                <w:caps w:val="false"/>
-                <w:smallCaps w:val="false"/>
-                <w:strike w:val="false"/>
-                <w:dstrike w:val="false"/>
-                <w:color w:val="000000"/>
-                <w:sz w:val="22"/>
-                <w:u w:val="none"/>
-                <w:effect w:val="none"/>
-                <w:shd w:fill="auto" w:val="clear"/>
-              </w:rPr>
-            </w:pPr>
-            <w:r>
-              <w:rPr>
-                <w:rFonts w:ascii="Times New Roman;serif" w:hAnsi="Times New Roman;serif"/>
-                <w:b/>
-                <w:i w:val="false"/>
-                <w:caps w:val="false"/>
-                <w:smallCaps w:val="false"/>
-                <w:strike w:val="false"/>
-                <w:dstrike w:val="false"/>
-                <w:color w:val="000000"/>
-                <w:sz w:val="22"/>
-                <w:u w:val="none"/>
-                <w:effect w:val="none"/>
-                <w:shd w:fill="auto" w:val="clear"/>
-              </w:rPr>
-            </w:r>
-          </w:p>
-        </w:tc>
-        <w:tc>
-          <w:tcPr>
-            <w:tcW w:w="2336" w:type="dxa"/>
-            <w:vMerge w:val="continue"/>
-            <w:tcBorders>
-              <w:top w:val="single" w:sz="8" w:space="0" w:color="000000"/>
-              <w:left w:val="single" w:sz="8" w:space="0" w:color="000000"/>
-              <w:right w:val="single" w:sz="8" w:space="0" w:color="000000"/>
-            </w:tcBorders>
-            <w:vAlign w:val="center"/>
-          </w:tcPr>
-          <w:p>
-            <w:pPr>
-              <w:pStyle w:val="TableContents"/>
-              <w:widowControl/>
-              <w:bidi w:val="0"/>
-              <w:spacing w:lineRule="auto" w:line="288" w:before="0" w:after="0"/>
-              <w:ind w:hanging="0" w:left="0" w:right="0"/>
-              <w:jc w:val="both"/>
-              <w:rPr>
-                <w:rFonts w:ascii="Times New Roman;serif" w:hAnsi="Times New Roman;serif"/>
-                <w:b/>
-                <w:i w:val="false"/>
-                <w:i w:val="false"/>
-                <w:caps w:val="false"/>
-                <w:smallCaps w:val="false"/>
-                <w:strike w:val="false"/>
-                <w:dstrike w:val="false"/>
-                <w:color w:val="000000"/>
-                <w:sz w:val="22"/>
-                <w:u w:val="none"/>
-                <w:effect w:val="none"/>
-                <w:shd w:fill="auto" w:val="clear"/>
-              </w:rPr>
-            </w:pPr>
-            <w:r>
-              <w:rPr>
-                <w:rFonts w:ascii="Times New Roman;serif" w:hAnsi="Times New Roman;serif"/>
-                <w:b/>
-                <w:i w:val="false"/>
-                <w:caps w:val="false"/>
-                <w:smallCaps w:val="false"/>
-                <w:strike w:val="false"/>
-                <w:dstrike w:val="false"/>
-                <w:color w:val="000000"/>
-                <w:sz w:val="22"/>
-                <w:u w:val="none"/>
-                <w:effect w:val="none"/>
-                <w:shd w:fill="auto" w:val="clear"/>
-              </w:rPr>
-            </w:r>
-          </w:p>
-        </w:tc>
-      </w:tr>
-    </w:tbl>
     <w:p>
       <w:pPr>
         <w:pStyle w:val="BodyText"/>
@@ -18406,6 +17842,7 @@
       </w:pPr>
       <w:r>
         <w:rPr/>
+        <w:t>@@componentes_optativos@@</w:t>
       </w:r>
     </w:p>
     <w:p>
@@ -18413,7 +17850,7 @@
         <w:pStyle w:val="Heading3"/>
         <w:numPr>
           <w:ilvl w:val="2"/>
-          <w:numId w:val="2"/>
+          <w:numId w:val="1"/>
         </w:numPr>
         <w:rPr>
           <w:b w:val="false"/>
@@ -18492,7 +17929,7 @@
         <w:pStyle w:val="Heading3"/>
         <w:numPr>
           <w:ilvl w:val="2"/>
-          <w:numId w:val="2"/>
+          <w:numId w:val="1"/>
         </w:numPr>
         <w:rPr>
           <w:b w:val="false"/>
@@ -18573,7 +18010,7 @@
         <w:pStyle w:val="Heading1"/>
         <w:numPr>
           <w:ilvl w:val="0"/>
-          <w:numId w:val="2"/>
+          <w:numId w:val="1"/>
         </w:numPr>
         <w:rPr/>
       </w:pPr>
@@ -18656,7 +18093,7 @@
         <w:pStyle w:val="Heading2"/>
         <w:numPr>
           <w:ilvl w:val="1"/>
-          <w:numId w:val="2"/>
+          <w:numId w:val="1"/>
         </w:numPr>
         <w:rPr/>
       </w:pPr>
@@ -19660,7 +19097,7 @@
         <w:pStyle w:val="Heading1"/>
         <w:numPr>
           <w:ilvl w:val="0"/>
-          <w:numId w:val="2"/>
+          <w:numId w:val="1"/>
         </w:numPr>
         <w:rPr/>
       </w:pPr>
@@ -19750,7 +19187,7 @@
         <w:pStyle w:val="Heading1"/>
         <w:numPr>
           <w:ilvl w:val="0"/>
-          <w:numId w:val="2"/>
+          <w:numId w:val="1"/>
         </w:numPr>
         <w:rPr/>
       </w:pPr>
@@ -19794,7 +19231,7 @@
         <w:pStyle w:val="Heading2"/>
         <w:numPr>
           <w:ilvl w:val="1"/>
-          <w:numId w:val="2"/>
+          <w:numId w:val="1"/>
         </w:numPr>
         <w:rPr/>
       </w:pPr>
@@ -21878,7 +21315,7 @@
         <w:pStyle w:val="Heading1"/>
         <w:numPr>
           <w:ilvl w:val="0"/>
-          <w:numId w:val="2"/>
+          <w:numId w:val="1"/>
         </w:numPr>
         <w:rPr/>
       </w:pPr>
@@ -21946,7 +21383,7 @@
         <w:pStyle w:val="Heading1"/>
         <w:numPr>
           <w:ilvl w:val="0"/>
-          <w:numId w:val="2"/>
+          <w:numId w:val="1"/>
         </w:numPr>
         <w:rPr/>
       </w:pPr>
@@ -22228,7 +21665,7 @@
         <w:pStyle w:val="Heading1"/>
         <w:numPr>
           <w:ilvl w:val="0"/>
-          <w:numId w:val="2"/>
+          <w:numId w:val="1"/>
         </w:numPr>
         <w:rPr/>
       </w:pPr>
@@ -22435,7 +21872,7 @@
         <w:pStyle w:val="Heading1"/>
         <w:numPr>
           <w:ilvl w:val="0"/>
-          <w:numId w:val="2"/>
+          <w:numId w:val="1"/>
         </w:numPr>
         <w:rPr/>
       </w:pPr>
@@ -22634,7 +22071,7 @@
         <w:pStyle w:val="Heading1"/>
         <w:numPr>
           <w:ilvl w:val="0"/>
-          <w:numId w:val="2"/>
+          <w:numId w:val="1"/>
         </w:numPr>
         <w:rPr/>
       </w:pPr>
@@ -22760,7 +22197,7 @@
         <w:pStyle w:val="Heading1"/>
         <w:numPr>
           <w:ilvl w:val="0"/>
-          <w:numId w:val="2"/>
+          <w:numId w:val="1"/>
         </w:numPr>
         <w:rPr/>
       </w:pPr>
@@ -22963,7 +22400,7 @@
         <w:pStyle w:val="Heading1"/>
         <w:numPr>
           <w:ilvl w:val="0"/>
-          <w:numId w:val="2"/>
+          <w:numId w:val="1"/>
         </w:numPr>
         <w:rPr/>
       </w:pPr>
@@ -22979,7 +22416,7 @@
         <w:pStyle w:val="Heading2"/>
         <w:numPr>
           <w:ilvl w:val="1"/>
-          <w:numId w:val="2"/>
+          <w:numId w:val="1"/>
         </w:numPr>
         <w:rPr/>
       </w:pPr>
@@ -23227,7 +22664,7 @@
         <w:pStyle w:val="Heading2"/>
         <w:numPr>
           <w:ilvl w:val="1"/>
-          <w:numId w:val="2"/>
+          <w:numId w:val="1"/>
         </w:numPr>
         <w:rPr/>
       </w:pPr>
@@ -23276,7 +22713,7 @@
         <w:pStyle w:val="Heading2"/>
         <w:numPr>
           <w:ilvl w:val="1"/>
-          <w:numId w:val="2"/>
+          <w:numId w:val="1"/>
         </w:numPr>
         <w:rPr/>
       </w:pPr>
@@ -23544,7 +22981,7 @@
         <w:pStyle w:val="Heading2"/>
         <w:numPr>
           <w:ilvl w:val="1"/>
-          <w:numId w:val="2"/>
+          <w:numId w:val="1"/>
         </w:numPr>
         <w:rPr/>
       </w:pPr>
@@ -23958,7 +23395,7 @@
         <w:pStyle w:val="Heading1"/>
         <w:numPr>
           <w:ilvl w:val="0"/>
-          <w:numId w:val="2"/>
+          <w:numId w:val="1"/>
         </w:numPr>
         <w:rPr/>
       </w:pPr>
@@ -24142,7 +23579,7 @@
         <w:pStyle w:val="Heading1"/>
         <w:numPr>
           <w:ilvl w:val="0"/>
-          <w:numId w:val="2"/>
+          <w:numId w:val="1"/>
         </w:numPr>
         <w:rPr/>
       </w:pPr>
@@ -24345,7 +23782,7 @@
         <w:pStyle w:val="Heading1"/>
         <w:numPr>
           <w:ilvl w:val="0"/>
-          <w:numId w:val="2"/>
+          <w:numId w:val="1"/>
         </w:numPr>
         <w:rPr/>
       </w:pPr>
@@ -24472,7 +23909,7 @@
         <w:pStyle w:val="Heading2"/>
         <w:numPr>
           <w:ilvl w:val="1"/>
-          <w:numId w:val="2"/>
+          <w:numId w:val="1"/>
         </w:numPr>
         <w:spacing w:before="200" w:after="120"/>
         <w:rPr/>
@@ -25855,7 +25292,7 @@
         <w:pStyle w:val="Heading2"/>
         <w:numPr>
           <w:ilvl w:val="1"/>
-          <w:numId w:val="2"/>
+          <w:numId w:val="1"/>
         </w:numPr>
         <w:rPr/>
       </w:pPr>
@@ -25984,7 +25421,7 @@
         <w:pStyle w:val="Heading1"/>
         <w:numPr>
           <w:ilvl w:val="0"/>
-          <w:numId w:val="2"/>
+          <w:numId w:val="1"/>
         </w:numPr>
         <w:rPr/>
       </w:pPr>
@@ -26009,19 +25446,19 @@
         </w:tblCellMar>
       </w:tblPr>
       <w:tblGrid>
-        <w:gridCol w:w="379"/>
-        <w:gridCol w:w="1421"/>
+        <w:gridCol w:w="378"/>
+        <w:gridCol w:w="1422"/>
         <w:gridCol w:w="1700"/>
         <w:gridCol w:w="1595"/>
         <w:gridCol w:w="1531"/>
-        <w:gridCol w:w="1973"/>
-        <w:gridCol w:w="1091"/>
+        <w:gridCol w:w="1972"/>
+        <w:gridCol w:w="1092"/>
       </w:tblGrid>
       <w:tr>
         <w:trPr/>
         <w:tc>
           <w:tcPr>
-            <w:tcW w:w="379" w:type="dxa"/>
+            <w:tcW w:w="378" w:type="dxa"/>
             <w:tcBorders>
               <w:top w:val="single" w:sz="8" w:space="0" w:color="000000"/>
               <w:left w:val="single" w:sz="8" w:space="0" w:color="000000"/>
@@ -26047,7 +25484,7 @@
         </w:tc>
         <w:tc>
           <w:tcPr>
-            <w:tcW w:w="1421" w:type="dxa"/>
+            <w:tcW w:w="1422" w:type="dxa"/>
             <w:tcBorders>
               <w:top w:val="single" w:sz="8" w:space="0" w:color="000000"/>
               <w:left w:val="single" w:sz="8" w:space="0" w:color="000000"/>
@@ -26152,7 +25589,7 @@
         </w:tc>
         <w:tc>
           <w:tcPr>
-            <w:tcW w:w="1973" w:type="dxa"/>
+            <w:tcW w:w="1972" w:type="dxa"/>
             <w:tcBorders>
               <w:top w:val="single" w:sz="8" w:space="0" w:color="000000"/>
               <w:left w:val="single" w:sz="8" w:space="0" w:color="000000"/>
@@ -26178,7 +25615,7 @@
         </w:tc>
         <w:tc>
           <w:tcPr>
-            <w:tcW w:w="1091" w:type="dxa"/>
+            <w:tcW w:w="1092" w:type="dxa"/>
             <w:tcBorders>
               <w:top w:val="single" w:sz="8" w:space="0" w:color="000000"/>
               <w:left w:val="single" w:sz="8" w:space="0" w:color="000000"/>
@@ -26208,7 +25645,7 @@
         <w:trPr/>
         <w:tc>
           <w:tcPr>
-            <w:tcW w:w="379" w:type="dxa"/>
+            <w:tcW w:w="378" w:type="dxa"/>
             <w:tcBorders>
               <w:left w:val="single" w:sz="8" w:space="0" w:color="000000"/>
             </w:tcBorders>
@@ -26226,7 +25663,7 @@
         </w:tc>
         <w:tc>
           <w:tcPr>
-            <w:tcW w:w="1421" w:type="dxa"/>
+            <w:tcW w:w="1422" w:type="dxa"/>
             <w:tcBorders>
               <w:left w:val="single" w:sz="8" w:space="0" w:color="000000"/>
               <w:right w:val="single" w:sz="8" w:space="0" w:color="000000"/>
@@ -26299,7 +25736,7 @@
         </w:tc>
         <w:tc>
           <w:tcPr>
-            <w:tcW w:w="1973" w:type="dxa"/>
+            <w:tcW w:w="1972" w:type="dxa"/>
             <w:tcBorders>
               <w:left w:val="single" w:sz="8" w:space="0" w:color="000000"/>
             </w:tcBorders>
@@ -26317,7 +25754,7 @@
         </w:tc>
         <w:tc>
           <w:tcPr>
-            <w:tcW w:w="1091" w:type="dxa"/>
+            <w:tcW w:w="1092" w:type="dxa"/>
             <w:tcBorders>
               <w:left w:val="single" w:sz="8" w:space="0" w:color="000000"/>
               <w:right w:val="single" w:sz="8" w:space="0" w:color="000000"/>
@@ -26339,7 +25776,7 @@
         <w:trPr/>
         <w:tc>
           <w:tcPr>
-            <w:tcW w:w="379" w:type="dxa"/>
+            <w:tcW w:w="378" w:type="dxa"/>
             <w:tcBorders>
               <w:left w:val="single" w:sz="8" w:space="0" w:color="000000"/>
             </w:tcBorders>
@@ -26357,7 +25794,7 @@
         </w:tc>
         <w:tc>
           <w:tcPr>
-            <w:tcW w:w="1421" w:type="dxa"/>
+            <w:tcW w:w="1422" w:type="dxa"/>
             <w:tcBorders>
               <w:left w:val="single" w:sz="8" w:space="0" w:color="000000"/>
               <w:right w:val="single" w:sz="8" w:space="0" w:color="000000"/>
@@ -26430,7 +25867,7 @@
         </w:tc>
         <w:tc>
           <w:tcPr>
-            <w:tcW w:w="1973" w:type="dxa"/>
+            <w:tcW w:w="1972" w:type="dxa"/>
             <w:tcBorders>
               <w:left w:val="single" w:sz="8" w:space="0" w:color="000000"/>
             </w:tcBorders>
@@ -26448,7 +25885,7 @@
         </w:tc>
         <w:tc>
           <w:tcPr>
-            <w:tcW w:w="1091" w:type="dxa"/>
+            <w:tcW w:w="1092" w:type="dxa"/>
             <w:tcBorders>
               <w:left w:val="single" w:sz="8" w:space="0" w:color="000000"/>
               <w:right w:val="single" w:sz="8" w:space="0" w:color="000000"/>
@@ -26490,7 +25927,7 @@
         <w:pStyle w:val="Heading1"/>
         <w:numPr>
           <w:ilvl w:val="0"/>
-          <w:numId w:val="2"/>
+          <w:numId w:val="1"/>
         </w:numPr>
         <w:rPr/>
       </w:pPr>
@@ -26516,7 +25953,7 @@
         <w:pStyle w:val="Heading1"/>
         <w:numPr>
           <w:ilvl w:val="0"/>
-          <w:numId w:val="2"/>
+          <w:numId w:val="1"/>
         </w:numPr>
         <w:rPr/>
       </w:pPr>
@@ -26588,8 +26025,8 @@
       </w:tblPr>
       <w:tblGrid>
         <w:gridCol w:w="780"/>
-        <w:gridCol w:w="1406"/>
-        <w:gridCol w:w="1789"/>
+        <w:gridCol w:w="1405"/>
+        <w:gridCol w:w="1790"/>
         <w:gridCol w:w="1678"/>
         <w:gridCol w:w="2420"/>
         <w:gridCol w:w="1677"/>
@@ -26657,7 +26094,7 @@
         </w:tc>
         <w:tc>
           <w:tcPr>
-            <w:tcW w:w="1406" w:type="dxa"/>
+            <w:tcW w:w="1405" w:type="dxa"/>
             <w:tcBorders>
               <w:top w:val="single" w:sz="8" w:space="0" w:color="000000"/>
               <w:left w:val="single" w:sz="8" w:space="0" w:color="000000"/>
@@ -26714,7 +26151,7 @@
         </w:tc>
         <w:tc>
           <w:tcPr>
-            <w:tcW w:w="1789" w:type="dxa"/>
+            <w:tcW w:w="1790" w:type="dxa"/>
             <w:tcBorders>
               <w:top w:val="single" w:sz="8" w:space="0" w:color="000000"/>
               <w:left w:val="single" w:sz="8" w:space="0" w:color="000000"/>
@@ -26966,27 +26403,27 @@
         </w:tc>
         <w:tc>
           <w:tcPr>
-            <w:tcW w:w="1406" w:type="dxa"/>
-            <w:tcBorders>
-              <w:top w:val="single" w:sz="8" w:space="0" w:color="000000"/>
-              <w:left w:val="single" w:sz="8" w:space="0" w:color="000000"/>
-              <w:bottom w:val="single" w:sz="8" w:space="0" w:color="000000"/>
-            </w:tcBorders>
-            <w:vAlign w:val="center"/>
-          </w:tcPr>
-          <w:p>
-            <w:pPr>
-              <w:pStyle w:val="TableContents"/>
-              <w:rPr/>
-            </w:pPr>
-            <w:r>
-              <w:rPr/>
-            </w:r>
-          </w:p>
-        </w:tc>
-        <w:tc>
-          <w:tcPr>
-            <w:tcW w:w="1789" w:type="dxa"/>
+            <w:tcW w:w="1405" w:type="dxa"/>
+            <w:tcBorders>
+              <w:top w:val="single" w:sz="8" w:space="0" w:color="000000"/>
+              <w:left w:val="single" w:sz="8" w:space="0" w:color="000000"/>
+              <w:bottom w:val="single" w:sz="8" w:space="0" w:color="000000"/>
+            </w:tcBorders>
+            <w:vAlign w:val="center"/>
+          </w:tcPr>
+          <w:p>
+            <w:pPr>
+              <w:pStyle w:val="TableContents"/>
+              <w:rPr/>
+            </w:pPr>
+            <w:r>
+              <w:rPr/>
+            </w:r>
+          </w:p>
+        </w:tc>
+        <w:tc>
+          <w:tcPr>
+            <w:tcW w:w="1790" w:type="dxa"/>
             <w:tcBorders>
               <w:top w:val="single" w:sz="8" w:space="0" w:color="000000"/>
               <w:left w:val="single" w:sz="8" w:space="0" w:color="000000"/>
@@ -27089,26 +26526,26 @@
         </w:tc>
         <w:tc>
           <w:tcPr>
-            <w:tcW w:w="1406" w:type="dxa"/>
-            <w:tcBorders>
-              <w:left w:val="single" w:sz="8" w:space="0" w:color="000000"/>
-              <w:bottom w:val="single" w:sz="8" w:space="0" w:color="000000"/>
-            </w:tcBorders>
-            <w:vAlign w:val="center"/>
-          </w:tcPr>
-          <w:p>
-            <w:pPr>
-              <w:pStyle w:val="TableContents"/>
-              <w:rPr/>
-            </w:pPr>
-            <w:r>
-              <w:rPr/>
-            </w:r>
-          </w:p>
-        </w:tc>
-        <w:tc>
-          <w:tcPr>
-            <w:tcW w:w="1789" w:type="dxa"/>
+            <w:tcW w:w="1405" w:type="dxa"/>
+            <w:tcBorders>
+              <w:left w:val="single" w:sz="8" w:space="0" w:color="000000"/>
+              <w:bottom w:val="single" w:sz="8" w:space="0" w:color="000000"/>
+            </w:tcBorders>
+            <w:vAlign w:val="center"/>
+          </w:tcPr>
+          <w:p>
+            <w:pPr>
+              <w:pStyle w:val="TableContents"/>
+              <w:rPr/>
+            </w:pPr>
+            <w:r>
+              <w:rPr/>
+            </w:r>
+          </w:p>
+        </w:tc>
+        <w:tc>
+          <w:tcPr>
+            <w:tcW w:w="1790" w:type="dxa"/>
             <w:tcBorders>
               <w:left w:val="single" w:sz="8" w:space="0" w:color="000000"/>
               <w:bottom w:val="single" w:sz="8" w:space="0" w:color="000000"/>
@@ -27203,7 +26640,7 @@
         <w:pStyle w:val="Heading2"/>
         <w:numPr>
           <w:ilvl w:val="1"/>
-          <w:numId w:val="2"/>
+          <w:numId w:val="1"/>
         </w:numPr>
         <w:rPr/>
       </w:pPr>
@@ -27781,7 +27218,7 @@
         <w:pStyle w:val="Heading1"/>
         <w:numPr>
           <w:ilvl w:val="0"/>
-          <w:numId w:val="2"/>
+          <w:numId w:val="1"/>
         </w:numPr>
         <w:rPr/>
       </w:pPr>
@@ -27807,7 +27244,7 @@
         <w:pStyle w:val="Heading2"/>
         <w:numPr>
           <w:ilvl w:val="1"/>
-          <w:numId w:val="2"/>
+          <w:numId w:val="1"/>
         </w:numPr>
         <w:rPr/>
       </w:pPr>
@@ -30663,7 +30100,7 @@
         <w:pStyle w:val="Heading2"/>
         <w:numPr>
           <w:ilvl w:val="1"/>
-          <w:numId w:val="2"/>
+          <w:numId w:val="1"/>
         </w:numPr>
         <w:rPr/>
       </w:pPr>
@@ -32661,7 +32098,7 @@
         <w:pStyle w:val="Heading2"/>
         <w:numPr>
           <w:ilvl w:val="1"/>
-          <w:numId w:val="2"/>
+          <w:numId w:val="1"/>
         </w:numPr>
         <w:rPr/>
       </w:pPr>
@@ -34522,7 +33959,7 @@
         <w:pStyle w:val="Heading1"/>
         <w:numPr>
           <w:ilvl w:val="0"/>
-          <w:numId w:val="2"/>
+          <w:numId w:val="1"/>
         </w:numPr>
         <w:rPr/>
       </w:pPr>
@@ -34899,7 +34336,7 @@
         <w:pStyle w:val="Heading1"/>
         <w:numPr>
           <w:ilvl w:val="0"/>
-          <w:numId w:val="2"/>
+          <w:numId w:val="1"/>
         </w:numPr>
         <w:rPr/>
       </w:pPr>
@@ -35049,7 +34486,7 @@
         <w:pStyle w:val="Heading2"/>
         <w:numPr>
           <w:ilvl w:val="1"/>
-          <w:numId w:val="2"/>
+          <w:numId w:val="1"/>
         </w:numPr>
         <w:rPr/>
       </w:pPr>
@@ -36311,7 +35748,7 @@
         <w:pStyle w:val="Heading3"/>
         <w:numPr>
           <w:ilvl w:val="2"/>
-          <w:numId w:val="2"/>
+          <w:numId w:val="1"/>
         </w:numPr>
         <w:rPr/>
       </w:pPr>
@@ -37034,7 +36471,7 @@
         <w:pStyle w:val="Heading3"/>
         <w:numPr>
           <w:ilvl w:val="2"/>
-          <w:numId w:val="2"/>
+          <w:numId w:val="1"/>
         </w:numPr>
         <w:rPr/>
       </w:pPr>
@@ -37796,7 +37233,7 @@
         <w:pStyle w:val="Heading3"/>
         <w:numPr>
           <w:ilvl w:val="2"/>
-          <w:numId w:val="2"/>
+          <w:numId w:val="1"/>
         </w:numPr>
         <w:rPr/>
       </w:pPr>
@@ -38958,7 +38395,7 @@
         <w:pStyle w:val="Heading1"/>
         <w:numPr>
           <w:ilvl w:val="0"/>
-          <w:numId w:val="2"/>
+          <w:numId w:val="1"/>
         </w:numPr>
         <w:rPr/>
       </w:pPr>
@@ -39698,6 +39135,125 @@
   <w:abstractNum w:abstractNumId="1">
     <w:lvl w:ilvl="0">
       <w:start w:val="1"/>
+      <w:numFmt w:val="decimal"/>
+      <w:lvlText w:val="%1"/>
+      <w:lvlJc w:val="left"/>
+      <w:pPr>
+        <w:tabs>
+          <w:tab w:val="num" w:pos="720"/>
+        </w:tabs>
+        <w:ind w:left="720" w:hanging="360"/>
+      </w:pPr>
+      <w:rPr/>
+    </w:lvl>
+    <w:lvl w:ilvl="1">
+      <w:start w:val="1"/>
+      <w:numFmt w:val="decimal"/>
+      <w:lvlText w:val="%1.%2"/>
+      <w:lvlJc w:val="left"/>
+      <w:pPr>
+        <w:tabs>
+          <w:tab w:val="num" w:pos="1080"/>
+        </w:tabs>
+        <w:ind w:left="1080" w:hanging="360"/>
+      </w:pPr>
+      <w:rPr/>
+    </w:lvl>
+    <w:lvl w:ilvl="2">
+      <w:start w:val="1"/>
+      <w:numFmt w:val="decimal"/>
+      <w:lvlText w:val="%1.%2.%3"/>
+      <w:lvlJc w:val="left"/>
+      <w:pPr>
+        <w:tabs>
+          <w:tab w:val="num" w:pos="1440"/>
+        </w:tabs>
+        <w:ind w:left="1440" w:hanging="360"/>
+      </w:pPr>
+      <w:rPr/>
+    </w:lvl>
+    <w:lvl w:ilvl="3">
+      <w:start w:val="1"/>
+      <w:numFmt w:val="decimal"/>
+      <w:lvlText w:val="%1.%2.%3.%4"/>
+      <w:lvlJc w:val="left"/>
+      <w:pPr>
+        <w:tabs>
+          <w:tab w:val="num" w:pos="1800"/>
+        </w:tabs>
+        <w:ind w:left="1800" w:hanging="360"/>
+      </w:pPr>
+      <w:rPr/>
+    </w:lvl>
+    <w:lvl w:ilvl="4">
+      <w:start w:val="1"/>
+      <w:numFmt w:val="decimal"/>
+      <w:lvlText w:val="%1.%2.%3.%4.%5"/>
+      <w:lvlJc w:val="left"/>
+      <w:pPr>
+        <w:tabs>
+          <w:tab w:val="num" w:pos="2160"/>
+        </w:tabs>
+        <w:ind w:left="2160" w:hanging="360"/>
+      </w:pPr>
+      <w:rPr/>
+    </w:lvl>
+    <w:lvl w:ilvl="5">
+      <w:start w:val="1"/>
+      <w:numFmt w:val="decimal"/>
+      <w:lvlText w:val="%1.%2.%3.%4.%5.%6"/>
+      <w:lvlJc w:val="left"/>
+      <w:pPr>
+        <w:tabs>
+          <w:tab w:val="num" w:pos="2520"/>
+        </w:tabs>
+        <w:ind w:left="2520" w:hanging="360"/>
+      </w:pPr>
+      <w:rPr/>
+    </w:lvl>
+    <w:lvl w:ilvl="6">
+      <w:start w:val="1"/>
+      <w:numFmt w:val="decimal"/>
+      <w:lvlText w:val="%1.%2.%3.%4.%5.%6.%7"/>
+      <w:lvlJc w:val="left"/>
+      <w:pPr>
+        <w:tabs>
+          <w:tab w:val="num" w:pos="2880"/>
+        </w:tabs>
+        <w:ind w:left="2880" w:hanging="360"/>
+      </w:pPr>
+      <w:rPr/>
+    </w:lvl>
+    <w:lvl w:ilvl="7">
+      <w:start w:val="1"/>
+      <w:numFmt w:val="decimal"/>
+      <w:lvlText w:val="%1.%2.%3.%4.%5.%6.%7.%8"/>
+      <w:lvlJc w:val="left"/>
+      <w:pPr>
+        <w:tabs>
+          <w:tab w:val="num" w:pos="3240"/>
+        </w:tabs>
+        <w:ind w:left="3240" w:hanging="360"/>
+      </w:pPr>
+      <w:rPr/>
+    </w:lvl>
+    <w:lvl w:ilvl="8">
+      <w:start w:val="1"/>
+      <w:numFmt w:val="decimal"/>
+      <w:lvlText w:val="%1.%2.%3.%4.%5.%6.%7.%8.%9"/>
+      <w:lvlJc w:val="left"/>
+      <w:pPr>
+        <w:tabs>
+          <w:tab w:val="num" w:pos="3600"/>
+        </w:tabs>
+        <w:ind w:left="3600" w:hanging="360"/>
+      </w:pPr>
+      <w:rPr/>
+    </w:lvl>
+  </w:abstractNum>
+  <w:abstractNum w:abstractNumId="2">
+    <w:lvl w:ilvl="0">
+      <w:start w:val="1"/>
       <w:numFmt w:val="none"/>
       <w:suff w:val="nothing"/>
       <w:lvlText w:val=""/>
@@ -39812,125 +39368,6 @@
         </w:tabs>
         <w:ind w:left="0" w:hanging="0"/>
       </w:pPr>
-    </w:lvl>
-  </w:abstractNum>
-  <w:abstractNum w:abstractNumId="2">
-    <w:lvl w:ilvl="0">
-      <w:start w:val="1"/>
-      <w:numFmt w:val="decimal"/>
-      <w:lvlText w:val="%1"/>
-      <w:lvlJc w:val="left"/>
-      <w:pPr>
-        <w:tabs>
-          <w:tab w:val="num" w:pos="720"/>
-        </w:tabs>
-        <w:ind w:left="720" w:hanging="360"/>
-      </w:pPr>
-      <w:rPr/>
-    </w:lvl>
-    <w:lvl w:ilvl="1">
-      <w:start w:val="1"/>
-      <w:numFmt w:val="decimal"/>
-      <w:lvlText w:val="%1.%2"/>
-      <w:lvlJc w:val="left"/>
-      <w:pPr>
-        <w:tabs>
-          <w:tab w:val="num" w:pos="1080"/>
-        </w:tabs>
-        <w:ind w:left="1080" w:hanging="360"/>
-      </w:pPr>
-      <w:rPr/>
-    </w:lvl>
-    <w:lvl w:ilvl="2">
-      <w:start w:val="1"/>
-      <w:numFmt w:val="decimal"/>
-      <w:lvlText w:val="%1.%2.%3"/>
-      <w:lvlJc w:val="left"/>
-      <w:pPr>
-        <w:tabs>
-          <w:tab w:val="num" w:pos="1440"/>
-        </w:tabs>
-        <w:ind w:left="1440" w:hanging="360"/>
-      </w:pPr>
-      <w:rPr/>
-    </w:lvl>
-    <w:lvl w:ilvl="3">
-      <w:start w:val="1"/>
-      <w:numFmt w:val="decimal"/>
-      <w:lvlText w:val="%1.%2.%3.%4"/>
-      <w:lvlJc w:val="left"/>
-      <w:pPr>
-        <w:tabs>
-          <w:tab w:val="num" w:pos="1800"/>
-        </w:tabs>
-        <w:ind w:left="1800" w:hanging="360"/>
-      </w:pPr>
-      <w:rPr/>
-    </w:lvl>
-    <w:lvl w:ilvl="4">
-      <w:start w:val="1"/>
-      <w:numFmt w:val="decimal"/>
-      <w:lvlText w:val="%1.%2.%3.%4.%5"/>
-      <w:lvlJc w:val="left"/>
-      <w:pPr>
-        <w:tabs>
-          <w:tab w:val="num" w:pos="2160"/>
-        </w:tabs>
-        <w:ind w:left="2160" w:hanging="360"/>
-      </w:pPr>
-      <w:rPr/>
-    </w:lvl>
-    <w:lvl w:ilvl="5">
-      <w:start w:val="1"/>
-      <w:numFmt w:val="decimal"/>
-      <w:lvlText w:val="%1.%2.%3.%4.%5.%6"/>
-      <w:lvlJc w:val="left"/>
-      <w:pPr>
-        <w:tabs>
-          <w:tab w:val="num" w:pos="2520"/>
-        </w:tabs>
-        <w:ind w:left="2520" w:hanging="360"/>
-      </w:pPr>
-      <w:rPr/>
-    </w:lvl>
-    <w:lvl w:ilvl="6">
-      <w:start w:val="1"/>
-      <w:numFmt w:val="decimal"/>
-      <w:lvlText w:val="%1.%2.%3.%4.%5.%6.%7"/>
-      <w:lvlJc w:val="left"/>
-      <w:pPr>
-        <w:tabs>
-          <w:tab w:val="num" w:pos="2880"/>
-        </w:tabs>
-        <w:ind w:left="2880" w:hanging="360"/>
-      </w:pPr>
-      <w:rPr/>
-    </w:lvl>
-    <w:lvl w:ilvl="7">
-      <w:start w:val="1"/>
-      <w:numFmt w:val="decimal"/>
-      <w:lvlText w:val="%1.%2.%3.%4.%5.%6.%7.%8"/>
-      <w:lvlJc w:val="left"/>
-      <w:pPr>
-        <w:tabs>
-          <w:tab w:val="num" w:pos="3240"/>
-        </w:tabs>
-        <w:ind w:left="3240" w:hanging="360"/>
-      </w:pPr>
-      <w:rPr/>
-    </w:lvl>
-    <w:lvl w:ilvl="8">
-      <w:start w:val="1"/>
-      <w:numFmt w:val="decimal"/>
-      <w:lvlText w:val="%1.%2.%3.%4.%5.%6.%7.%8.%9"/>
-      <w:lvlJc w:val="left"/>
-      <w:pPr>
-        <w:tabs>
-          <w:tab w:val="num" w:pos="3600"/>
-        </w:tabs>
-        <w:ind w:left="3600" w:hanging="360"/>
-      </w:pPr>
-      <w:rPr/>
     </w:lvl>
   </w:abstractNum>
   <w:num w:numId="1">
@@ -39988,7 +39425,7 @@
     <w:pPr>
       <w:numPr>
         <w:ilvl w:val="0"/>
-        <w:numId w:val="2"/>
+        <w:numId w:val="1"/>
       </w:numPr>
       <w:spacing w:before="240" w:after="120"/>
       <w:outlineLvl w:val="0"/>
@@ -40008,7 +39445,7 @@
     <w:pPr>
       <w:numPr>
         <w:ilvl w:val="1"/>
-        <w:numId w:val="2"/>
+        <w:numId w:val="1"/>
       </w:numPr>
       <w:spacing w:before="200" w:after="120"/>
       <w:outlineLvl w:val="1"/>
@@ -40030,7 +39467,7 @@
     <w:pPr>
       <w:numPr>
         <w:ilvl w:val="2"/>
-        <w:numId w:val="2"/>
+        <w:numId w:val="1"/>
       </w:numPr>
       <w:spacing w:before="140" w:after="120"/>
       <w:outlineLvl w:val="2"/>
@@ -40052,7 +39489,7 @@
     <w:pPr>
       <w:numPr>
         <w:ilvl w:val="3"/>
-        <w:numId w:val="2"/>
+        <w:numId w:val="1"/>
       </w:numPr>
       <w:spacing w:before="120" w:after="120"/>
       <w:outlineLvl w:val="3"/>
@@ -40074,7 +39511,7 @@
     <w:pPr>
       <w:numPr>
         <w:ilvl w:val="4"/>
-        <w:numId w:val="2"/>
+        <w:numId w:val="1"/>
       </w:numPr>
       <w:spacing w:before="120" w:after="60"/>
       <w:outlineLvl w:val="4"/>
@@ -40094,7 +39531,7 @@
     <w:pPr>
       <w:numPr>
         <w:ilvl w:val="5"/>
-        <w:numId w:val="2"/>
+        <w:numId w:val="1"/>
       </w:numPr>
       <w:spacing w:before="60" w:after="60"/>
       <w:outlineLvl w:val="5"/>
@@ -40116,7 +39553,7 @@
     <w:pPr>
       <w:numPr>
         <w:ilvl w:val="6"/>
-        <w:numId w:val="2"/>
+        <w:numId w:val="1"/>
       </w:numPr>
       <w:spacing w:before="60" w:after="60"/>
       <w:outlineLvl w:val="6"/>
@@ -40145,8 +39582,8 @@
     <w:qFormat/>
     <w:rPr/>
   </w:style>
-  <w:style w:type="character" w:styleId="Bullets">
-    <w:name w:val="Bullets"/>
+  <w:style w:type="character" w:styleId="Bulletsuser">
+    <w:name w:val="Bullets (user)"/>
     <w:qFormat/>
     <w:rPr>
       <w:rFonts w:ascii="OpenSymbol" w:hAnsi="OpenSymbol" w:eastAsia="OpenSymbol" w:cs="OpenSymbol"/>
@@ -40404,8 +39841,8 @@
     <w:pPr/>
     <w:rPr/>
   </w:style>
-  <w:style w:type="paragraph" w:styleId="TableIndexHeadinguser">
-    <w:name w:val="Table Index Heading (user)"/>
+  <w:style w:type="paragraph" w:styleId="TableIndexHeading">
+    <w:name w:val="Table Index Heading"/>
     <w:basedOn w:val="IndexHeading"/>
     <w:qFormat/>
     <w:pPr>
@@ -40460,8 +39897,8 @@
     </w:pPr>
     <w:rPr/>
   </w:style>
-  <w:style w:type="paragraph" w:styleId="FooterLeft">
-    <w:name w:val="Footer Left"/>
+  <w:style w:type="paragraph" w:styleId="FooterLeftuser">
+    <w:name w:val="Footer Left (user)"/>
     <w:basedOn w:val="Footer"/>
     <w:qFormat/>
     <w:pPr>
@@ -40469,8 +39906,8 @@
     </w:pPr>
     <w:rPr/>
   </w:style>
-  <w:style w:type="paragraph" w:styleId="FooterRight">
-    <w:name w:val="Footer Right"/>
+  <w:style w:type="paragraph" w:styleId="FooterRightuser">
+    <w:name w:val="Footer Right (user)"/>
     <w:basedOn w:val="Footer"/>
     <w:qFormat/>
     <w:pPr>
@@ -40513,8 +39950,8 @@
       <w:bCs/>
     </w:rPr>
   </w:style>
-  <w:style w:type="paragraph" w:styleId="FrameContents">
-    <w:name w:val="Frame Contents"/>
+  <w:style w:type="paragraph" w:styleId="FrameContentsuser">
+    <w:name w:val="Frame Contents (user)"/>
     <w:basedOn w:val="Normal"/>
     <w:qFormat/>
     <w:pPr/>

--- a/src/main/resources/ppc.docx
+++ b/src/main/resources/ppc.docx
@@ -17423,211 +17423,7 @@
           <w:effect w:val="none"/>
           <w:shd w:fill="FFFFFF" w:val="clear"/>
         </w:rPr>
-        <w:t>@@matriz</w:t>
-      </w:r>
-      <w:r>
-        <w:rPr>
-          <w:rFonts w:ascii="Times New Roman;serif" w:hAnsi="Times New Roman;serif"/>
-          <w:b w:val="false"/>
-          <w:i w:val="false"/>
-          <w:caps w:val="false"/>
-          <w:smallCaps w:val="false"/>
-          <w:strike w:val="false"/>
-          <w:dstrike w:val="false"/>
-          <w:color w:val="000000"/>
-          <w:sz w:val="22"/>
-          <w:u w:val="none"/>
-          <w:effect w:val="none"/>
-          <w:shd w:fill="FFFFFF" w:val="clear"/>
-        </w:rPr>
-        <w:t>_</w:t>
-      </w:r>
-      <w:r>
-        <w:rPr>
-          <w:rFonts w:ascii="Times New Roman;serif" w:hAnsi="Times New Roman;serif"/>
-          <w:b w:val="false"/>
-          <w:i w:val="false"/>
-          <w:caps w:val="false"/>
-          <w:smallCaps w:val="false"/>
-          <w:strike w:val="false"/>
-          <w:dstrike w:val="false"/>
-          <w:color w:val="000000"/>
-          <w:sz w:val="22"/>
-          <w:u w:val="none"/>
-          <w:effect w:val="none"/>
-          <w:shd w:fill="FFFFFF" w:val="clear"/>
-        </w:rPr>
-        <w:t>c</w:t>
-      </w:r>
-      <w:r>
-        <w:rPr>
-          <w:rFonts w:ascii="Times New Roman;serif" w:hAnsi="Times New Roman;serif"/>
-          <w:b w:val="false"/>
-          <w:i w:val="false"/>
-          <w:caps w:val="false"/>
-          <w:smallCaps w:val="false"/>
-          <w:strike w:val="false"/>
-          <w:dstrike w:val="false"/>
-          <w:color w:val="000000"/>
-          <w:sz w:val="22"/>
-          <w:u w:val="none"/>
-          <w:effect w:val="none"/>
-          <w:shd w:fill="FFFFFF" w:val="clear"/>
-        </w:rPr>
-        <w:t>u</w:t>
-      </w:r>
-      <w:r>
-        <w:rPr>
-          <w:rFonts w:ascii="Times New Roman;serif" w:hAnsi="Times New Roman;serif"/>
-          <w:b w:val="false"/>
-          <w:i w:val="false"/>
-          <w:caps w:val="false"/>
-          <w:smallCaps w:val="false"/>
-          <w:strike w:val="false"/>
-          <w:dstrike w:val="false"/>
-          <w:color w:val="000000"/>
-          <w:sz w:val="22"/>
-          <w:u w:val="none"/>
-          <w:effect w:val="none"/>
-          <w:shd w:fill="FFFFFF" w:val="clear"/>
-        </w:rPr>
-        <w:t>r</w:t>
-      </w:r>
-      <w:r>
-        <w:rPr>
-          <w:rFonts w:ascii="Times New Roman;serif" w:hAnsi="Times New Roman;serif"/>
-          <w:b w:val="false"/>
-          <w:i w:val="false"/>
-          <w:caps w:val="false"/>
-          <w:smallCaps w:val="false"/>
-          <w:strike w:val="false"/>
-          <w:dstrike w:val="false"/>
-          <w:color w:val="000000"/>
-          <w:sz w:val="22"/>
-          <w:u w:val="none"/>
-          <w:effect w:val="none"/>
-          <w:shd w:fill="FFFFFF" w:val="clear"/>
-        </w:rPr>
-        <w:t>r</w:t>
-      </w:r>
-      <w:r>
-        <w:rPr>
-          <w:rFonts w:ascii="Times New Roman;serif" w:hAnsi="Times New Roman;serif"/>
-          <w:b w:val="false"/>
-          <w:i w:val="false"/>
-          <w:caps w:val="false"/>
-          <w:smallCaps w:val="false"/>
-          <w:strike w:val="false"/>
-          <w:dstrike w:val="false"/>
-          <w:color w:val="000000"/>
-          <w:sz w:val="22"/>
-          <w:u w:val="none"/>
-          <w:effect w:val="none"/>
-          <w:shd w:fill="FFFFFF" w:val="clear"/>
-        </w:rPr>
-        <w:t>i</w:t>
-      </w:r>
-      <w:r>
-        <w:rPr>
-          <w:rFonts w:ascii="Times New Roman;serif" w:hAnsi="Times New Roman;serif"/>
-          <w:b w:val="false"/>
-          <w:i w:val="false"/>
-          <w:caps w:val="false"/>
-          <w:smallCaps w:val="false"/>
-          <w:strike w:val="false"/>
-          <w:dstrike w:val="false"/>
-          <w:color w:val="000000"/>
-          <w:sz w:val="22"/>
-          <w:u w:val="none"/>
-          <w:effect w:val="none"/>
-          <w:shd w:fill="FFFFFF" w:val="clear"/>
-        </w:rPr>
-        <w:t>c</w:t>
-      </w:r>
-      <w:r>
-        <w:rPr>
-          <w:rFonts w:ascii="Times New Roman;serif" w:hAnsi="Times New Roman;serif"/>
-          <w:b w:val="false"/>
-          <w:i w:val="false"/>
-          <w:caps w:val="false"/>
-          <w:smallCaps w:val="false"/>
-          <w:strike w:val="false"/>
-          <w:dstrike w:val="false"/>
-          <w:color w:val="000000"/>
-          <w:sz w:val="22"/>
-          <w:u w:val="none"/>
-          <w:effect w:val="none"/>
-          <w:shd w:fill="FFFFFF" w:val="clear"/>
-        </w:rPr>
-        <w:t>u</w:t>
-      </w:r>
-      <w:r>
-        <w:rPr>
-          <w:rFonts w:ascii="Times New Roman;serif" w:hAnsi="Times New Roman;serif"/>
-          <w:b w:val="false"/>
-          <w:i w:val="false"/>
-          <w:caps w:val="false"/>
-          <w:smallCaps w:val="false"/>
-          <w:strike w:val="false"/>
-          <w:dstrike w:val="false"/>
-          <w:color w:val="000000"/>
-          <w:sz w:val="22"/>
-          <w:u w:val="none"/>
-          <w:effect w:val="none"/>
-          <w:shd w:fill="FFFFFF" w:val="clear"/>
-        </w:rPr>
-        <w:t>l</w:t>
-      </w:r>
-      <w:r>
-        <w:rPr>
-          <w:rFonts w:ascii="Times New Roman;serif" w:hAnsi="Times New Roman;serif"/>
-          <w:b w:val="false"/>
-          <w:i w:val="false"/>
-          <w:caps w:val="false"/>
-          <w:smallCaps w:val="false"/>
-          <w:strike w:val="false"/>
-          <w:dstrike w:val="false"/>
-          <w:color w:val="000000"/>
-          <w:sz w:val="22"/>
-          <w:u w:val="none"/>
-          <w:effect w:val="none"/>
-          <w:shd w:fill="FFFFFF" w:val="clear"/>
-        </w:rPr>
-        <w:t>a</w:t>
-      </w:r>
-      <w:r>
-        <w:rPr>
-          <w:rFonts w:ascii="Times New Roman;serif" w:hAnsi="Times New Roman;serif"/>
-          <w:b w:val="false"/>
-          <w:i w:val="false"/>
-          <w:caps w:val="false"/>
-          <w:smallCaps w:val="false"/>
-          <w:strike w:val="false"/>
-          <w:dstrike w:val="false"/>
-          <w:color w:val="000000"/>
-          <w:sz w:val="22"/>
-          <w:u w:val="none"/>
-          <w:effect w:val="none"/>
-          <w:shd w:fill="FFFFFF" w:val="clear"/>
-        </w:rPr>
-        <w:t>r</w:t>
-      </w:r>
-      <w:r>
-        <w:rPr>
-          <w:rFonts w:ascii="Times New Roman;serif" w:hAnsi="Times New Roman;serif"/>
-          <w:b w:val="false"/>
-          <w:i w:val="false"/>
-          <w:caps w:val="false"/>
-          <w:smallCaps w:val="false"/>
-          <w:strike w:val="false"/>
-          <w:dstrike w:val="false"/>
-          <w:color w:val="000000"/>
-          <w:sz w:val="22"/>
-          <w:u w:val="none"/>
-          <w:effect w:val="none"/>
-          <w:shd w:fill="FFFFFF" w:val="clear"/>
-        </w:rPr>
-        <w:t>@@</w:t>
+        <w:t>@@matriz_curricular@@</w:t>
       </w:r>
     </w:p>
     <w:p>
@@ -22189,7 +21985,75 @@
           <w:effect w:val="none"/>
           <w:shd w:fill="auto" w:val="clear"/>
         </w:rPr>
-        <w:t>{{ementário}}</w:t>
+        <w:t>@</w:t>
+      </w:r>
+      <w:r>
+        <w:rPr>
+          <w:rFonts w:ascii="Times New Roman;serif" w:hAnsi="Times New Roman;serif"/>
+          <w:b w:val="false"/>
+          <w:i w:val="false"/>
+          <w:caps w:val="false"/>
+          <w:smallCaps w:val="false"/>
+          <w:strike w:val="false"/>
+          <w:dstrike w:val="false"/>
+          <w:color w:val="000000"/>
+          <w:sz w:val="22"/>
+          <w:u w:val="none"/>
+          <w:effect w:val="none"/>
+          <w:shd w:fill="auto" w:val="clear"/>
+        </w:rPr>
+        <w:t>@</w:t>
+      </w:r>
+      <w:r>
+        <w:rPr>
+          <w:rFonts w:ascii="Times New Roman;serif" w:hAnsi="Times New Roman;serif"/>
+          <w:b w:val="false"/>
+          <w:i w:val="false"/>
+          <w:caps w:val="false"/>
+          <w:smallCaps w:val="false"/>
+          <w:strike w:val="false"/>
+          <w:dstrike w:val="false"/>
+          <w:color w:val="000000"/>
+          <w:sz w:val="22"/>
+          <w:u w:val="none"/>
+          <w:effect w:val="none"/>
+          <w:shd w:fill="auto" w:val="clear"/>
+        </w:rPr>
+        <w:t>ementário</w:t>
+      </w:r>
+      <w:r>
+        <w:rPr>
+          <w:rFonts w:ascii="Times New Roman;serif" w:hAnsi="Times New Roman;serif"/>
+          <w:b w:val="false"/>
+          <w:i w:val="false"/>
+          <w:caps w:val="false"/>
+          <w:smallCaps w:val="false"/>
+          <w:strike w:val="false"/>
+          <w:dstrike w:val="false"/>
+          <w:color w:val="000000"/>
+          <w:sz w:val="22"/>
+          <w:u w:val="none"/>
+          <w:effect w:val="none"/>
+          <w:shd w:fill="auto" w:val="clear"/>
+        </w:rPr>
+        <w:t>@</w:t>
+      </w:r>
+      <w:r>
+        <w:rPr>
+          <w:rFonts w:ascii="Times New Roman;serif" w:hAnsi="Times New Roman;serif"/>
+          <w:b w:val="false"/>
+          <w:i w:val="false"/>
+          <w:caps w:val="false"/>
+          <w:smallCaps w:val="false"/>
+          <w:strike w:val="false"/>
+          <w:dstrike w:val="false"/>
+          <w:color w:val="000000"/>
+          <w:sz w:val="22"/>
+          <w:u w:val="none"/>
+          <w:effect w:val="none"/>
+          <w:shd w:fill="auto" w:val="clear"/>
+        </w:rPr>
+        <w:t>@</w:t>
       </w:r>
     </w:p>
     <w:p>
@@ -25446,19 +25310,19 @@
         </w:tblCellMar>
       </w:tblPr>
       <w:tblGrid>
-        <w:gridCol w:w="378"/>
-        <w:gridCol w:w="1422"/>
+        <w:gridCol w:w="377"/>
+        <w:gridCol w:w="1423"/>
         <w:gridCol w:w="1700"/>
         <w:gridCol w:w="1595"/>
         <w:gridCol w:w="1531"/>
-        <w:gridCol w:w="1972"/>
-        <w:gridCol w:w="1092"/>
+        <w:gridCol w:w="1971"/>
+        <w:gridCol w:w="1093"/>
       </w:tblGrid>
       <w:tr>
         <w:trPr/>
         <w:tc>
           <w:tcPr>
-            <w:tcW w:w="378" w:type="dxa"/>
+            <w:tcW w:w="377" w:type="dxa"/>
             <w:tcBorders>
               <w:top w:val="single" w:sz="8" w:space="0" w:color="000000"/>
               <w:left w:val="single" w:sz="8" w:space="0" w:color="000000"/>
@@ -25484,7 +25348,7 @@
         </w:tc>
         <w:tc>
           <w:tcPr>
-            <w:tcW w:w="1422" w:type="dxa"/>
+            <w:tcW w:w="1423" w:type="dxa"/>
             <w:tcBorders>
               <w:top w:val="single" w:sz="8" w:space="0" w:color="000000"/>
               <w:left w:val="single" w:sz="8" w:space="0" w:color="000000"/>
@@ -25589,7 +25453,7 @@
         </w:tc>
         <w:tc>
           <w:tcPr>
-            <w:tcW w:w="1972" w:type="dxa"/>
+            <w:tcW w:w="1971" w:type="dxa"/>
             <w:tcBorders>
               <w:top w:val="single" w:sz="8" w:space="0" w:color="000000"/>
               <w:left w:val="single" w:sz="8" w:space="0" w:color="000000"/>
@@ -25615,7 +25479,7 @@
         </w:tc>
         <w:tc>
           <w:tcPr>
-            <w:tcW w:w="1092" w:type="dxa"/>
+            <w:tcW w:w="1093" w:type="dxa"/>
             <w:tcBorders>
               <w:top w:val="single" w:sz="8" w:space="0" w:color="000000"/>
               <w:left w:val="single" w:sz="8" w:space="0" w:color="000000"/>
@@ -25645,7 +25509,7 @@
         <w:trPr/>
         <w:tc>
           <w:tcPr>
-            <w:tcW w:w="378" w:type="dxa"/>
+            <w:tcW w:w="377" w:type="dxa"/>
             <w:tcBorders>
               <w:left w:val="single" w:sz="8" w:space="0" w:color="000000"/>
             </w:tcBorders>
@@ -25663,7 +25527,7 @@
         </w:tc>
         <w:tc>
           <w:tcPr>
-            <w:tcW w:w="1422" w:type="dxa"/>
+            <w:tcW w:w="1423" w:type="dxa"/>
             <w:tcBorders>
               <w:left w:val="single" w:sz="8" w:space="0" w:color="000000"/>
               <w:right w:val="single" w:sz="8" w:space="0" w:color="000000"/>
@@ -25736,7 +25600,7 @@
         </w:tc>
         <w:tc>
           <w:tcPr>
-            <w:tcW w:w="1972" w:type="dxa"/>
+            <w:tcW w:w="1971" w:type="dxa"/>
             <w:tcBorders>
               <w:left w:val="single" w:sz="8" w:space="0" w:color="000000"/>
             </w:tcBorders>
@@ -25754,7 +25618,7 @@
         </w:tc>
         <w:tc>
           <w:tcPr>
-            <w:tcW w:w="1092" w:type="dxa"/>
+            <w:tcW w:w="1093" w:type="dxa"/>
             <w:tcBorders>
               <w:left w:val="single" w:sz="8" w:space="0" w:color="000000"/>
               <w:right w:val="single" w:sz="8" w:space="0" w:color="000000"/>
@@ -25776,7 +25640,7 @@
         <w:trPr/>
         <w:tc>
           <w:tcPr>
-            <w:tcW w:w="378" w:type="dxa"/>
+            <w:tcW w:w="377" w:type="dxa"/>
             <w:tcBorders>
               <w:left w:val="single" w:sz="8" w:space="0" w:color="000000"/>
             </w:tcBorders>
@@ -25794,7 +25658,7 @@
         </w:tc>
         <w:tc>
           <w:tcPr>
-            <w:tcW w:w="1422" w:type="dxa"/>
+            <w:tcW w:w="1423" w:type="dxa"/>
             <w:tcBorders>
               <w:left w:val="single" w:sz="8" w:space="0" w:color="000000"/>
               <w:right w:val="single" w:sz="8" w:space="0" w:color="000000"/>
@@ -25867,7 +25731,7 @@
         </w:tc>
         <w:tc>
           <w:tcPr>
-            <w:tcW w:w="1972" w:type="dxa"/>
+            <w:tcW w:w="1971" w:type="dxa"/>
             <w:tcBorders>
               <w:left w:val="single" w:sz="8" w:space="0" w:color="000000"/>
             </w:tcBorders>
@@ -25885,7 +25749,7 @@
         </w:tc>
         <w:tc>
           <w:tcPr>
-            <w:tcW w:w="1092" w:type="dxa"/>
+            <w:tcW w:w="1093" w:type="dxa"/>
             <w:tcBorders>
               <w:left w:val="single" w:sz="8" w:space="0" w:color="000000"/>
               <w:right w:val="single" w:sz="8" w:space="0" w:color="000000"/>
@@ -26025,8 +25889,8 @@
       </w:tblPr>
       <w:tblGrid>
         <w:gridCol w:w="780"/>
-        <w:gridCol w:w="1405"/>
-        <w:gridCol w:w="1790"/>
+        <w:gridCol w:w="1404"/>
+        <w:gridCol w:w="1791"/>
         <w:gridCol w:w="1678"/>
         <w:gridCol w:w="2420"/>
         <w:gridCol w:w="1677"/>
@@ -26094,7 +25958,7 @@
         </w:tc>
         <w:tc>
           <w:tcPr>
-            <w:tcW w:w="1405" w:type="dxa"/>
+            <w:tcW w:w="1404" w:type="dxa"/>
             <w:tcBorders>
               <w:top w:val="single" w:sz="8" w:space="0" w:color="000000"/>
               <w:left w:val="single" w:sz="8" w:space="0" w:color="000000"/>
@@ -26151,7 +26015,7 @@
         </w:tc>
         <w:tc>
           <w:tcPr>
-            <w:tcW w:w="1790" w:type="dxa"/>
+            <w:tcW w:w="1791" w:type="dxa"/>
             <w:tcBorders>
               <w:top w:val="single" w:sz="8" w:space="0" w:color="000000"/>
               <w:left w:val="single" w:sz="8" w:space="0" w:color="000000"/>
@@ -26403,27 +26267,27 @@
         </w:tc>
         <w:tc>
           <w:tcPr>
-            <w:tcW w:w="1405" w:type="dxa"/>
-            <w:tcBorders>
-              <w:top w:val="single" w:sz="8" w:space="0" w:color="000000"/>
-              <w:left w:val="single" w:sz="8" w:space="0" w:color="000000"/>
-              <w:bottom w:val="single" w:sz="8" w:space="0" w:color="000000"/>
-            </w:tcBorders>
-            <w:vAlign w:val="center"/>
-          </w:tcPr>
-          <w:p>
-            <w:pPr>
-              <w:pStyle w:val="TableContents"/>
-              <w:rPr/>
-            </w:pPr>
-            <w:r>
-              <w:rPr/>
-            </w:r>
-          </w:p>
-        </w:tc>
-        <w:tc>
-          <w:tcPr>
-            <w:tcW w:w="1790" w:type="dxa"/>
+            <w:tcW w:w="1404" w:type="dxa"/>
+            <w:tcBorders>
+              <w:top w:val="single" w:sz="8" w:space="0" w:color="000000"/>
+              <w:left w:val="single" w:sz="8" w:space="0" w:color="000000"/>
+              <w:bottom w:val="single" w:sz="8" w:space="0" w:color="000000"/>
+            </w:tcBorders>
+            <w:vAlign w:val="center"/>
+          </w:tcPr>
+          <w:p>
+            <w:pPr>
+              <w:pStyle w:val="TableContents"/>
+              <w:rPr/>
+            </w:pPr>
+            <w:r>
+              <w:rPr/>
+            </w:r>
+          </w:p>
+        </w:tc>
+        <w:tc>
+          <w:tcPr>
+            <w:tcW w:w="1791" w:type="dxa"/>
             <w:tcBorders>
               <w:top w:val="single" w:sz="8" w:space="0" w:color="000000"/>
               <w:left w:val="single" w:sz="8" w:space="0" w:color="000000"/>
@@ -26526,26 +26390,26 @@
         </w:tc>
         <w:tc>
           <w:tcPr>
-            <w:tcW w:w="1405" w:type="dxa"/>
-            <w:tcBorders>
-              <w:left w:val="single" w:sz="8" w:space="0" w:color="000000"/>
-              <w:bottom w:val="single" w:sz="8" w:space="0" w:color="000000"/>
-            </w:tcBorders>
-            <w:vAlign w:val="center"/>
-          </w:tcPr>
-          <w:p>
-            <w:pPr>
-              <w:pStyle w:val="TableContents"/>
-              <w:rPr/>
-            </w:pPr>
-            <w:r>
-              <w:rPr/>
-            </w:r>
-          </w:p>
-        </w:tc>
-        <w:tc>
-          <w:tcPr>
-            <w:tcW w:w="1790" w:type="dxa"/>
+            <w:tcW w:w="1404" w:type="dxa"/>
+            <w:tcBorders>
+              <w:left w:val="single" w:sz="8" w:space="0" w:color="000000"/>
+              <w:bottom w:val="single" w:sz="8" w:space="0" w:color="000000"/>
+            </w:tcBorders>
+            <w:vAlign w:val="center"/>
+          </w:tcPr>
+          <w:p>
+            <w:pPr>
+              <w:pStyle w:val="TableContents"/>
+              <w:rPr/>
+            </w:pPr>
+            <w:r>
+              <w:rPr/>
+            </w:r>
+          </w:p>
+        </w:tc>
+        <w:tc>
+          <w:tcPr>
+            <w:tcW w:w="1791" w:type="dxa"/>
             <w:tcBorders>
               <w:left w:val="single" w:sz="8" w:space="0" w:color="000000"/>
               <w:bottom w:val="single" w:sz="8" w:space="0" w:color="000000"/>
@@ -39582,8 +39446,8 @@
     <w:qFormat/>
     <w:rPr/>
   </w:style>
-  <w:style w:type="character" w:styleId="Bulletsuser">
-    <w:name w:val="Bullets (user)"/>
+  <w:style w:type="character" w:styleId="Bullets">
+    <w:name w:val="Bullets"/>
     <w:qFormat/>
     <w:rPr>
       <w:rFonts w:ascii="OpenSymbol" w:hAnsi="OpenSymbol" w:eastAsia="OpenSymbol" w:cs="OpenSymbol"/>
@@ -39841,8 +39705,8 @@
     <w:pPr/>
     <w:rPr/>
   </w:style>
-  <w:style w:type="paragraph" w:styleId="TableIndexHeading">
-    <w:name w:val="Table Index Heading"/>
+  <w:style w:type="paragraph" w:styleId="TableIndexHeadinguser">
+    <w:name w:val="Table Index Heading (user)"/>
     <w:basedOn w:val="IndexHeading"/>
     <w:qFormat/>
     <w:pPr>
@@ -39897,8 +39761,8 @@
     </w:pPr>
     <w:rPr/>
   </w:style>
-  <w:style w:type="paragraph" w:styleId="FooterLeftuser">
-    <w:name w:val="Footer Left (user)"/>
+  <w:style w:type="paragraph" w:styleId="FooterLeft">
+    <w:name w:val="Footer Left"/>
     <w:basedOn w:val="Footer"/>
     <w:qFormat/>
     <w:pPr>
@@ -39906,8 +39770,8 @@
     </w:pPr>
     <w:rPr/>
   </w:style>
-  <w:style w:type="paragraph" w:styleId="FooterRightuser">
-    <w:name w:val="Footer Right (user)"/>
+  <w:style w:type="paragraph" w:styleId="FooterRight">
+    <w:name w:val="Footer Right"/>
     <w:basedOn w:val="Footer"/>
     <w:qFormat/>
     <w:pPr>
@@ -39950,8 +39814,8 @@
       <w:bCs/>
     </w:rPr>
   </w:style>
-  <w:style w:type="paragraph" w:styleId="FrameContentsuser">
-    <w:name w:val="Frame Contents (user)"/>
+  <w:style w:type="paragraph" w:styleId="FrameContents">
+    <w:name w:val="Frame Contents"/>
     <w:basedOn w:val="Normal"/>
     <w:qFormat/>
     <w:pPr/>

--- a/src/main/resources/ppc.docx
+++ b/src/main/resources/ppc.docx
@@ -17636,10 +17636,14 @@
         <w:jc w:val="both"/>
         <w:rPr/>
       </w:pPr>
+      <w:bookmarkStart w:id="64" w:name="__DdeLink__6479_642834953"/>
+      <w:bookmarkStart w:id="65" w:name="__DdeLink__3036_642834953"/>
       <w:r>
         <w:rPr/>
         <w:t>@@componentes_optativos@@</w:t>
       </w:r>
+      <w:bookmarkEnd w:id="64"/>
+      <w:bookmarkEnd w:id="65"/>
     </w:p>
     <w:p>
       <w:pPr>
@@ -17653,8 +17657,8 @@
           <w:bCs w:val="false"/>
         </w:rPr>
       </w:pPr>
-      <w:bookmarkStart w:id="64" w:name="__RefHeading___Toc8349_1736451874"/>
-      <w:bookmarkEnd w:id="64"/>
+      <w:bookmarkStart w:id="66" w:name="__RefHeading___Toc8349_1736451874"/>
+      <w:bookmarkEnd w:id="66"/>
       <w:r>
         <w:rPr>
           <w:b w:val="false"/>
@@ -17684,8 +17688,8 @@
           <w:shd w:fill="auto" w:val="clear"/>
         </w:rPr>
       </w:pPr>
-      <w:bookmarkStart w:id="65" w:name="docs-internal-guid-44011d92-7fff-174c-5b"/>
-      <w:bookmarkEnd w:id="65"/>
+      <w:bookmarkStart w:id="67" w:name="docs-internal-guid-44011d92-7fff-174c-5b"/>
+      <w:bookmarkEnd w:id="67"/>
       <w:r>
         <w:rPr>
           <w:rFonts w:ascii="Times New Roman;serif" w:hAnsi="Times New Roman;serif"/>
@@ -17718,6 +17722,53 @@
           <w:b w:val="false"/>
           <w:bCs w:val="false"/>
         </w:rPr>
+      </w:r>
+    </w:p>
+    <w:p>
+      <w:pPr>
+        <w:pStyle w:val="Quadro"/>
+        <w:keepNext w:val="true"/>
+        <w:rPr/>
+      </w:pPr>
+      <w:r>
+        <w:rPr/>
+        <w:t xml:space="preserve">Quadro </w:t>
+      </w:r>
+      <w:r>
+        <w:rPr/>
+        <w:fldChar w:fldCharType="begin"/>
+      </w:r>
+      <w:r>
+        <w:rPr/>
+        <w:instrText xml:space="preserve"> SEQ Quadro \* ARABIC </w:instrText>
+      </w:r>
+      <w:r>
+        <w:rPr/>
+        <w:fldChar w:fldCharType="separate"/>
+      </w:r>
+      <w:r>
+        <w:rPr/>
+        <w:t>11</w:t>
+      </w:r>
+      <w:r>
+        <w:rPr/>
+        <w:fldChar w:fldCharType="end"/>
+      </w:r>
+      <w:r>
+        <w:rPr/>
+        <w:t>: Componentes eletivos</w:t>
+      </w:r>
+    </w:p>
+    <w:p>
+      <w:pPr>
+        <w:pStyle w:val="BodyText"/>
+        <w:spacing w:lineRule="auto" w:line="288" w:before="0" w:after="0"/>
+        <w:jc w:val="both"/>
+        <w:rPr/>
+      </w:pPr>
+      <w:r>
+        <w:rPr/>
+        <w:t>@@componentes_optativos@@</w:t>
       </w:r>
     </w:p>
     <w:p>
@@ -17732,8 +17783,8 @@
           <w:bCs w:val="false"/>
         </w:rPr>
       </w:pPr>
-      <w:bookmarkStart w:id="66" w:name="__RefHeading___Toc8351_1736451874"/>
-      <w:bookmarkEnd w:id="66"/>
+      <w:bookmarkStart w:id="68" w:name="__RefHeading___Toc8351_1736451874"/>
+      <w:bookmarkEnd w:id="68"/>
       <w:r>
         <w:rPr>
           <w:b w:val="false"/>
@@ -17750,8 +17801,8 @@
           <w:bCs w:val="false"/>
         </w:rPr>
       </w:pPr>
-      <w:bookmarkStart w:id="67" w:name="docs-internal-guid-80826a8e-7fff-db4d-c5"/>
-      <w:bookmarkEnd w:id="67"/>
+      <w:bookmarkStart w:id="69" w:name="docs-internal-guid-80826a8e-7fff-db4d-c5"/>
+      <w:bookmarkEnd w:id="69"/>
       <w:r>
         <w:rPr>
           <w:rFonts w:ascii="Times New Roman;serif" w:hAnsi="Times New Roman;serif"/>
@@ -17810,8 +17861,8 @@
         </w:numPr>
         <w:rPr/>
       </w:pPr>
-      <w:bookmarkStart w:id="68" w:name="__RefHeading___Toc8353_1736451874"/>
-      <w:bookmarkEnd w:id="68"/>
+      <w:bookmarkStart w:id="70" w:name="__RefHeading___Toc8353_1736451874"/>
+      <w:bookmarkEnd w:id="70"/>
       <w:r>
         <w:rPr/>
         <w:t>DINÂMICA CURRICULAR</w:t>
@@ -17840,8 +17891,8 @@
           <w:shd w:fill="FFFFFF" w:val="clear"/>
         </w:rPr>
       </w:pPr>
-      <w:bookmarkStart w:id="69" w:name="docs-internal-guid-1632cf23-7fff-0ef9-b8"/>
-      <w:bookmarkEnd w:id="69"/>
+      <w:bookmarkStart w:id="71" w:name="docs-internal-guid-1632cf23-7fff-0ef9-b8"/>
+      <w:bookmarkEnd w:id="71"/>
       <w:r>
         <w:rPr>
           <w:rFonts w:ascii="Times New Roman;serif" w:hAnsi="Times New Roman;serif"/>
@@ -17893,8 +17944,8 @@
         </w:numPr>
         <w:rPr/>
       </w:pPr>
-      <w:bookmarkStart w:id="70" w:name="__RefHeading___Toc8355_1736451874"/>
-      <w:bookmarkEnd w:id="70"/>
+      <w:bookmarkStart w:id="72" w:name="__RefHeading___Toc8355_1736451874"/>
+      <w:bookmarkEnd w:id="72"/>
       <w:r>
         <w:rPr/>
         <w:t>Distribuição Percentual da Carga Horária do Desenho Curricular</w:t>
@@ -17933,7 +17984,7 @@
       </w:r>
       <w:r>
         <w:rPr/>
-        <w:t>11</w:t>
+        <w:t>12</w:t>
       </w:r>
       <w:r>
         <w:rPr/>
@@ -17959,8 +18010,8 @@
       </w:tblPr>
       <w:tblGrid>
         <w:gridCol w:w="4292"/>
-        <w:gridCol w:w="2337"/>
-        <w:gridCol w:w="3016"/>
+        <w:gridCol w:w="2443"/>
+        <w:gridCol w:w="2910"/>
       </w:tblGrid>
       <w:tr>
         <w:trPr/>
@@ -18001,7 +18052,7 @@
         </w:tc>
         <w:tc>
           <w:tcPr>
-            <w:tcW w:w="2337" w:type="dxa"/>
+            <w:tcW w:w="2443" w:type="dxa"/>
             <w:tcBorders>
               <w:top w:val="single" w:sz="8" w:space="0" w:color="000000"/>
               <w:left w:val="single" w:sz="8" w:space="0" w:color="000000"/>
@@ -18036,7 +18087,7 @@
         </w:tc>
         <w:tc>
           <w:tcPr>
-            <w:tcW w:w="3016" w:type="dxa"/>
+            <w:tcW w:w="2910" w:type="dxa"/>
             <w:tcBorders>
               <w:top w:val="single" w:sz="8" w:space="0" w:color="000000"/>
               <w:left w:val="single" w:sz="8" w:space="0" w:color="000000"/>
@@ -18128,7 +18179,90 @@
         </w:tc>
         <w:tc>
           <w:tcPr>
-            <w:tcW w:w="2337" w:type="dxa"/>
+            <w:tcW w:w="2443" w:type="dxa"/>
+            <w:tcBorders>
+              <w:left w:val="single" w:sz="8" w:space="0" w:color="000000"/>
+              <w:right w:val="single" w:sz="8" w:space="0" w:color="000000"/>
+            </w:tcBorders>
+            <w:vAlign w:val="center"/>
+          </w:tcPr>
+          <w:p>
+            <w:pPr>
+              <w:pStyle w:val="BodyText"/>
+              <w:widowControl/>
+              <w:suppressAutoHyphens w:val="true"/>
+              <w:bidi w:val="0"/>
+              <w:spacing w:lineRule="auto" w:line="288" w:before="0" w:after="0"/>
+              <w:ind w:hanging="0" w:left="0" w:right="121"/>
+              <w:jc w:val="both"/>
+              <w:rPr>
+                <w:rFonts w:ascii="Liberation Serif" w:hAnsi="Liberation Serif" w:eastAsia="Noto Serif CJK SC" w:cs="FreeSans"/>
+                <w:color w:val="auto"/>
+                <w:kern w:val="2"/>
+                <w:sz w:val="24"/>
+                <w:szCs w:val="24"/>
+                <w:lang w:val="pt-BR" w:eastAsia="zh-CN" w:bidi="hi-IN"/>
+              </w:rPr>
+            </w:pPr>
+            <w:r>
+              <w:rPr>
+                <w:rFonts w:eastAsia="Noto Serif CJK SC" w:cs="FreeSans"/>
+                <w:color w:val="auto"/>
+                <w:kern w:val="2"/>
+                <w:sz w:val="24"/>
+                <w:szCs w:val="24"/>
+                <w:lang w:val="pt-BR" w:eastAsia="zh-CN" w:bidi="hi-IN"/>
+              </w:rPr>
+              <w:t>{{ch_obrigatorios_hr}}</w:t>
+            </w:r>
+          </w:p>
+        </w:tc>
+        <w:tc>
+          <w:tcPr>
+            <w:tcW w:w="2910" w:type="dxa"/>
+            <w:tcBorders>
+              <w:left w:val="single" w:sz="8" w:space="0" w:color="000000"/>
+              <w:right w:val="single" w:sz="8" w:space="0" w:color="000000"/>
+            </w:tcBorders>
+            <w:vAlign w:val="center"/>
+          </w:tcPr>
+          <w:p>
+            <w:pPr>
+              <w:pStyle w:val="BodyText"/>
+              <w:widowControl/>
+              <w:suppressAutoHyphens w:val="true"/>
+              <w:bidi w:val="0"/>
+              <w:spacing w:lineRule="auto" w:line="288" w:before="0" w:after="0"/>
+              <w:ind w:hanging="0" w:left="0" w:right="121"/>
+              <w:jc w:val="both"/>
+              <w:rPr>
+                <w:rFonts w:ascii="Liberation Serif" w:hAnsi="Liberation Serif" w:eastAsia="Noto Serif CJK SC" w:cs="FreeSans"/>
+                <w:color w:val="auto"/>
+                <w:kern w:val="2"/>
+                <w:sz w:val="24"/>
+                <w:szCs w:val="24"/>
+                <w:lang w:val="pt-BR" w:eastAsia="zh-CN" w:bidi="hi-IN"/>
+              </w:rPr>
+            </w:pPr>
+            <w:r>
+              <w:rPr>
+                <w:rFonts w:eastAsia="Noto Serif CJK SC" w:cs="FreeSans"/>
+                <w:color w:val="auto"/>
+                <w:kern w:val="2"/>
+                <w:sz w:val="24"/>
+                <w:szCs w:val="24"/>
+                <w:lang w:val="pt-BR" w:eastAsia="zh-CN" w:bidi="hi-IN"/>
+              </w:rPr>
+              <w:t>{{ch_obrigatorios_per}}</w:t>
+            </w:r>
+          </w:p>
+        </w:tc>
+      </w:tr>
+      <w:tr>
+        <w:trPr/>
+        <w:tc>
+          <w:tcPr>
+            <w:tcW w:w="4292" w:type="dxa"/>
             <w:tcBorders>
               <w:left w:val="single" w:sz="8" w:space="0" w:color="000000"/>
               <w:right w:val="single" w:sz="8" w:space="0" w:color="000000"/>
@@ -18145,7 +18279,8 @@
               <w:jc w:val="both"/>
               <w:rPr>
                 <w:rFonts w:ascii="Times New Roman;serif" w:hAnsi="Times New Roman;serif"/>
-                <w:b/>
+                <w:b w:val="false"/>
+                <w:bCs w:val="false"/>
                 <w:i w:val="false"/>
                 <w:i w:val="false"/>
                 <w:caps w:val="false"/>
@@ -18162,7 +18297,8 @@
             <w:r>
               <w:rPr>
                 <w:rFonts w:ascii="Times New Roman;serif" w:hAnsi="Times New Roman;serif"/>
-                <w:b/>
+                <w:b w:val="false"/>
+                <w:bCs w:val="false"/>
                 <w:i w:val="false"/>
                 <w:caps w:val="false"/>
                 <w:smallCaps w:val="false"/>
@@ -18174,12 +18310,96 @@
                 <w:effect w:val="none"/>
                 <w:shd w:fill="auto" w:val="clear"/>
               </w:rPr>
-            </w:r>
-          </w:p>
-        </w:tc>
-        <w:tc>
-          <w:tcPr>
-            <w:tcW w:w="3016" w:type="dxa"/>
+              <w:t>Componentes Curriculares Optativos</w:t>
+            </w:r>
+          </w:p>
+        </w:tc>
+        <w:tc>
+          <w:tcPr>
+            <w:tcW w:w="2443" w:type="dxa"/>
+            <w:tcBorders>
+              <w:left w:val="single" w:sz="8" w:space="0" w:color="000000"/>
+              <w:right w:val="single" w:sz="8" w:space="0" w:color="000000"/>
+            </w:tcBorders>
+            <w:vAlign w:val="center"/>
+          </w:tcPr>
+          <w:p>
+            <w:pPr>
+              <w:pStyle w:val="BodyText"/>
+              <w:widowControl/>
+              <w:suppressAutoHyphens w:val="true"/>
+              <w:bidi w:val="0"/>
+              <w:spacing w:lineRule="auto" w:line="288" w:before="0" w:after="0"/>
+              <w:ind w:hanging="0" w:left="0" w:right="121"/>
+              <w:jc w:val="both"/>
+              <w:rPr>
+                <w:rFonts w:ascii="Liberation Serif" w:hAnsi="Liberation Serif" w:eastAsia="Noto Serif CJK SC" w:cs="FreeSans"/>
+                <w:color w:val="auto"/>
+                <w:kern w:val="2"/>
+                <w:sz w:val="24"/>
+                <w:szCs w:val="24"/>
+                <w:lang w:val="pt-BR" w:eastAsia="zh-CN" w:bidi="hi-IN"/>
+              </w:rPr>
+            </w:pPr>
+            <w:r>
+              <w:rPr>
+                <w:rFonts w:eastAsia="Noto Serif CJK SC" w:cs="FreeSans"/>
+                <w:color w:val="auto"/>
+                <w:kern w:val="2"/>
+                <w:sz w:val="24"/>
+                <w:szCs w:val="24"/>
+                <w:lang w:val="pt-BR" w:eastAsia="zh-CN" w:bidi="hi-IN"/>
+              </w:rPr>
+              <w:t>{{ch_optativos_hr}}</w:t>
+            </w:r>
+          </w:p>
+        </w:tc>
+        <w:tc>
+          <w:tcPr>
+            <w:tcW w:w="2910" w:type="dxa"/>
+            <w:tcBorders>
+              <w:left w:val="single" w:sz="8" w:space="0" w:color="000000"/>
+              <w:right w:val="single" w:sz="8" w:space="0" w:color="000000"/>
+            </w:tcBorders>
+            <w:vAlign w:val="center"/>
+          </w:tcPr>
+          <w:p>
+            <w:pPr>
+              <w:pStyle w:val="BodyText"/>
+              <w:widowControl/>
+              <w:suppressAutoHyphens w:val="true"/>
+              <w:bidi w:val="0"/>
+              <w:spacing w:lineRule="auto" w:line="288" w:before="0" w:after="0"/>
+              <w:ind w:hanging="0" w:left="0" w:right="121"/>
+              <w:jc w:val="both"/>
+              <w:rPr>
+                <w:rFonts w:ascii="Liberation Serif" w:hAnsi="Liberation Serif" w:eastAsia="Noto Serif CJK SC" w:cs="FreeSans"/>
+                <w:color w:val="auto"/>
+                <w:kern w:val="2"/>
+                <w:sz w:val="24"/>
+                <w:szCs w:val="24"/>
+                <w:lang w:val="pt-BR" w:eastAsia="zh-CN" w:bidi="hi-IN"/>
+              </w:rPr>
+            </w:pPr>
+            <w:r>
+              <w:rPr>
+                <w:rFonts w:eastAsia="Noto Serif CJK SC" w:cs="FreeSans"/>
+                <w:color w:val="auto"/>
+                <w:kern w:val="2"/>
+                <w:sz w:val="24"/>
+                <w:szCs w:val="24"/>
+                <w:lang w:val="pt-BR" w:eastAsia="zh-CN" w:bidi="hi-IN"/>
+              </w:rPr>
+              <w:t>{{ch_optativos_per}}</w:t>
+            </w:r>
+          </w:p>
+        </w:tc>
+      </w:tr>
+      <w:tr>
+        <w:trPr/>
+        <w:tc>
+          <w:tcPr>
+            <w:tcW w:w="4292" w:type="dxa"/>
             <w:tcBorders>
               <w:left w:val="single" w:sz="8" w:space="0" w:color="000000"/>
               <w:right w:val="single" w:sz="8" w:space="0" w:color="000000"/>
@@ -18196,7 +18416,8 @@
               <w:jc w:val="both"/>
               <w:rPr>
                 <w:rFonts w:ascii="Times New Roman;serif" w:hAnsi="Times New Roman;serif"/>
-                <w:b/>
+                <w:b w:val="false"/>
+                <w:bCs w:val="false"/>
                 <w:i w:val="false"/>
                 <w:i w:val="false"/>
                 <w:caps w:val="false"/>
@@ -18213,7 +18434,8 @@
             <w:r>
               <w:rPr>
                 <w:rFonts w:ascii="Times New Roman;serif" w:hAnsi="Times New Roman;serif"/>
-                <w:b/>
+                <w:b w:val="false"/>
+                <w:bCs w:val="false"/>
                 <w:i w:val="false"/>
                 <w:caps w:val="false"/>
                 <w:smallCaps w:val="false"/>
@@ -18225,6 +18447,89 @@
                 <w:effect w:val="none"/>
                 <w:shd w:fill="auto" w:val="clear"/>
               </w:rPr>
+              <w:t>Componentes Curriculares de Extensão</w:t>
+            </w:r>
+          </w:p>
+        </w:tc>
+        <w:tc>
+          <w:tcPr>
+            <w:tcW w:w="2443" w:type="dxa"/>
+            <w:tcBorders>
+              <w:left w:val="single" w:sz="8" w:space="0" w:color="000000"/>
+              <w:right w:val="single" w:sz="8" w:space="0" w:color="000000"/>
+            </w:tcBorders>
+            <w:vAlign w:val="center"/>
+          </w:tcPr>
+          <w:p>
+            <w:pPr>
+              <w:pStyle w:val="TableContents"/>
+              <w:widowControl/>
+              <w:bidi w:val="0"/>
+              <w:spacing w:lineRule="auto" w:line="288" w:before="0" w:after="0"/>
+              <w:ind w:hanging="0" w:left="0" w:right="0"/>
+              <w:jc w:val="left"/>
+              <w:rPr>
+                <w:b w:val="false"/>
+                <w:bCs w:val="false"/>
+              </w:rPr>
+            </w:pPr>
+            <w:r>
+              <w:rPr>
+                <w:rFonts w:ascii="Times New Roman;serif" w:hAnsi="Times New Roman;serif"/>
+                <w:b w:val="false"/>
+                <w:bCs w:val="false"/>
+                <w:i w:val="false"/>
+                <w:caps w:val="false"/>
+                <w:smallCaps w:val="false"/>
+                <w:strike w:val="false"/>
+                <w:dstrike w:val="false"/>
+                <w:color w:val="000000"/>
+                <w:sz w:val="22"/>
+                <w:u w:val="none"/>
+                <w:effect w:val="none"/>
+                <w:shd w:fill="auto" w:val="clear"/>
+              </w:rPr>
+              <w:t>0</w:t>
+            </w:r>
+          </w:p>
+        </w:tc>
+        <w:tc>
+          <w:tcPr>
+            <w:tcW w:w="2910" w:type="dxa"/>
+            <w:tcBorders>
+              <w:left w:val="single" w:sz="8" w:space="0" w:color="000000"/>
+              <w:right w:val="single" w:sz="8" w:space="0" w:color="000000"/>
+            </w:tcBorders>
+            <w:vAlign w:val="center"/>
+          </w:tcPr>
+          <w:p>
+            <w:pPr>
+              <w:pStyle w:val="BodyText"/>
+              <w:widowControl/>
+              <w:suppressAutoHyphens w:val="true"/>
+              <w:bidi w:val="0"/>
+              <w:spacing w:lineRule="auto" w:line="288" w:before="0" w:after="0"/>
+              <w:ind w:hanging="0" w:left="0" w:right="121"/>
+              <w:jc w:val="both"/>
+              <w:rPr>
+                <w:rFonts w:ascii="Liberation Serif" w:hAnsi="Liberation Serif" w:eastAsia="Noto Serif CJK SC" w:cs="FreeSans"/>
+                <w:color w:val="auto"/>
+                <w:kern w:val="2"/>
+                <w:sz w:val="24"/>
+                <w:szCs w:val="24"/>
+                <w:lang w:val="pt-BR" w:eastAsia="zh-CN" w:bidi="hi-IN"/>
+              </w:rPr>
+            </w:pPr>
+            <w:r>
+              <w:rPr>
+                <w:rFonts w:eastAsia="Noto Serif CJK SC" w:cs="FreeSans"/>
+                <w:color w:val="auto"/>
+                <w:kern w:val="2"/>
+                <w:sz w:val="24"/>
+                <w:szCs w:val="24"/>
+                <w:lang w:val="pt-BR" w:eastAsia="zh-CN" w:bidi="hi-IN"/>
+              </w:rPr>
+              <w:t>0%</w:t>
             </w:r>
           </w:p>
         </w:tc>
@@ -18281,13 +18586,97 @@
                 <w:effect w:val="none"/>
                 <w:shd w:fill="auto" w:val="clear"/>
               </w:rPr>
-              <w:t>Componentes Curriculares Optativos</w:t>
-            </w:r>
-          </w:p>
-        </w:tc>
-        <w:tc>
-          <w:tcPr>
-            <w:tcW w:w="2337" w:type="dxa"/>
+              <w:t>Prática Profissional – Estágio Supervisionado</w:t>
+            </w:r>
+          </w:p>
+        </w:tc>
+        <w:tc>
+          <w:tcPr>
+            <w:tcW w:w="2443" w:type="dxa"/>
+            <w:tcBorders>
+              <w:left w:val="single" w:sz="8" w:space="0" w:color="000000"/>
+              <w:right w:val="single" w:sz="8" w:space="0" w:color="000000"/>
+            </w:tcBorders>
+            <w:vAlign w:val="center"/>
+          </w:tcPr>
+          <w:p>
+            <w:pPr>
+              <w:pStyle w:val="BodyText"/>
+              <w:widowControl/>
+              <w:suppressAutoHyphens w:val="true"/>
+              <w:bidi w:val="0"/>
+              <w:spacing w:lineRule="auto" w:line="288" w:before="0" w:after="0"/>
+              <w:ind w:hanging="0" w:left="0" w:right="121"/>
+              <w:jc w:val="both"/>
+              <w:rPr>
+                <w:rFonts w:ascii="Liberation Serif" w:hAnsi="Liberation Serif" w:eastAsia="Noto Serif CJK SC" w:cs="FreeSans"/>
+                <w:color w:val="auto"/>
+                <w:kern w:val="2"/>
+                <w:sz w:val="24"/>
+                <w:szCs w:val="24"/>
+                <w:lang w:val="pt-BR" w:eastAsia="zh-CN" w:bidi="hi-IN"/>
+              </w:rPr>
+            </w:pPr>
+            <w:r>
+              <w:rPr>
+                <w:rFonts w:eastAsia="Noto Serif CJK SC" w:cs="FreeSans"/>
+                <w:color w:val="auto"/>
+                <w:kern w:val="2"/>
+                <w:sz w:val="24"/>
+                <w:szCs w:val="24"/>
+                <w:lang w:val="pt-BR" w:eastAsia="zh-CN" w:bidi="hi-IN"/>
+              </w:rPr>
+              <w:t>{{carga_horaria_estagio_supervisionado_hr}}</w:t>
+            </w:r>
+          </w:p>
+        </w:tc>
+        <w:tc>
+          <w:tcPr>
+            <w:tcW w:w="2910" w:type="dxa"/>
+            <w:tcBorders>
+              <w:left w:val="single" w:sz="8" w:space="0" w:color="000000"/>
+              <w:right w:val="single" w:sz="8" w:space="0" w:color="000000"/>
+            </w:tcBorders>
+            <w:vAlign w:val="center"/>
+          </w:tcPr>
+          <w:p>
+            <w:pPr>
+              <w:pStyle w:val="BodyText"/>
+              <w:widowControl/>
+              <w:suppressAutoHyphens w:val="true"/>
+              <w:bidi w:val="0"/>
+              <w:spacing w:lineRule="auto" w:line="288" w:before="0" w:after="0"/>
+              <w:ind w:hanging="0" w:left="0" w:right="121"/>
+              <w:jc w:val="both"/>
+              <w:rPr>
+                <w:rFonts w:ascii="Liberation Serif" w:hAnsi="Liberation Serif" w:eastAsia="Noto Serif CJK SC" w:cs="FreeSans"/>
+                <w:color w:val="auto"/>
+                <w:kern w:val="2"/>
+                <w:sz w:val="24"/>
+                <w:szCs w:val="24"/>
+                <w:lang w:val="pt-BR" w:eastAsia="zh-CN" w:bidi="hi-IN"/>
+              </w:rPr>
+            </w:pPr>
+            <w:r>
+              <w:rPr>
+                <w:rFonts w:eastAsia="Noto Serif CJK SC" w:cs="FreeSans"/>
+                <w:color w:val="auto"/>
+                <w:kern w:val="2"/>
+                <w:sz w:val="24"/>
+                <w:szCs w:val="24"/>
+                <w:lang w:val="pt-BR" w:eastAsia="zh-CN" w:bidi="hi-IN"/>
+              </w:rPr>
+              <w:t>{{carga_horaria_estagio_supervisionado_per}}</w:t>
+              <w:br/>
+            </w:r>
+          </w:p>
+        </w:tc>
+      </w:tr>
+      <w:tr>
+        <w:trPr/>
+        <w:tc>
+          <w:tcPr>
+            <w:tcW w:w="4292" w:type="dxa"/>
             <w:tcBorders>
               <w:left w:val="single" w:sz="8" w:space="0" w:color="000000"/>
               <w:right w:val="single" w:sz="8" w:space="0" w:color="000000"/>
@@ -18304,41 +18693,171 @@
               <w:jc w:val="both"/>
               <w:rPr>
                 <w:rFonts w:ascii="Times New Roman;serif" w:hAnsi="Times New Roman;serif"/>
+                <w:b w:val="false"/>
+                <w:bCs w:val="false"/>
+                <w:i w:val="false"/>
+                <w:i w:val="false"/>
+                <w:caps w:val="false"/>
+                <w:smallCaps w:val="false"/>
+                <w:strike w:val="false"/>
+                <w:dstrike w:val="false"/>
+                <w:color w:val="000000"/>
+                <w:sz w:val="22"/>
+                <w:u w:val="none"/>
+                <w:effect w:val="none"/>
+                <w:shd w:fill="auto" w:val="clear"/>
+              </w:rPr>
+            </w:pPr>
+            <w:r>
+              <w:rPr>
+                <w:rFonts w:ascii="Times New Roman;serif" w:hAnsi="Times New Roman;serif"/>
+                <w:b w:val="false"/>
+                <w:bCs w:val="false"/>
+                <w:i w:val="false"/>
+                <w:caps w:val="false"/>
+                <w:smallCaps w:val="false"/>
+                <w:strike w:val="false"/>
+                <w:dstrike w:val="false"/>
+                <w:color w:val="000000"/>
+                <w:sz w:val="22"/>
+                <w:u w:val="none"/>
+                <w:effect w:val="none"/>
+                <w:shd w:fill="auto" w:val="clear"/>
+              </w:rPr>
+              <w:t>Atividades Complementares</w:t>
+            </w:r>
+          </w:p>
+        </w:tc>
+        <w:tc>
+          <w:tcPr>
+            <w:tcW w:w="2443" w:type="dxa"/>
+            <w:tcBorders>
+              <w:left w:val="single" w:sz="8" w:space="0" w:color="000000"/>
+              <w:right w:val="single" w:sz="8" w:space="0" w:color="000000"/>
+            </w:tcBorders>
+            <w:vAlign w:val="center"/>
+          </w:tcPr>
+          <w:p>
+            <w:pPr>
+              <w:pStyle w:val="TableContents"/>
+              <w:widowControl/>
+              <w:suppressAutoHyphens w:val="true"/>
+              <w:bidi w:val="0"/>
+              <w:spacing w:lineRule="auto" w:line="288" w:before="0" w:after="0"/>
+              <w:ind w:hanging="0" w:left="0" w:right="0"/>
+              <w:jc w:val="center"/>
+              <w:rPr>
+                <w:rFonts w:ascii="Times New Roman;serif" w:hAnsi="Times New Roman;serif" w:eastAsia="Noto Serif CJK SC" w:cs="FreeSans"/>
                 <w:b/>
                 <w:i w:val="false"/>
                 <w:i w:val="false"/>
-                <w:caps w:val="false"/>
-                <w:smallCaps w:val="false"/>
-                <w:strike w:val="false"/>
-                <w:dstrike w:val="false"/>
-                <w:color w:val="000000"/>
-                <w:sz w:val="22"/>
+                <w:strike w:val="false"/>
+                <w:dstrike w:val="false"/>
+                <w:color w:val="000000"/>
+                <w:kern w:val="2"/>
+                <w:sz w:val="22"/>
+                <w:szCs w:val="24"/>
                 <w:u w:val="none"/>
                 <w:effect w:val="none"/>
                 <w:shd w:fill="auto" w:val="clear"/>
-              </w:rPr>
-            </w:pPr>
-            <w:r>
-              <w:rPr>
-                <w:rFonts w:ascii="Times New Roman;serif" w:hAnsi="Times New Roman;serif"/>
+                <w:lang w:val="pt-BR" w:eastAsia="zh-CN" w:bidi="hi-IN"/>
+              </w:rPr>
+            </w:pPr>
+            <w:r>
+              <w:rPr>
+                <w:rFonts w:eastAsia="Noto Serif CJK SC" w:cs="FreeSans" w:ascii="Times New Roman;serif" w:hAnsi="Times New Roman;serif"/>
                 <w:b/>
                 <w:i w:val="false"/>
-                <w:caps w:val="false"/>
-                <w:smallCaps w:val="false"/>
-                <w:strike w:val="false"/>
-                <w:dstrike w:val="false"/>
-                <w:color w:val="000000"/>
-                <w:sz w:val="22"/>
+                <w:strike w:val="false"/>
+                <w:dstrike w:val="false"/>
+                <w:color w:val="000000"/>
+                <w:kern w:val="2"/>
+                <w:sz w:val="22"/>
+                <w:szCs w:val="24"/>
                 <w:u w:val="none"/>
                 <w:effect w:val="none"/>
                 <w:shd w:fill="auto" w:val="clear"/>
-              </w:rPr>
-            </w:r>
-          </w:p>
-        </w:tc>
-        <w:tc>
-          <w:tcPr>
-            <w:tcW w:w="3016" w:type="dxa"/>
+                <w:lang w:val="pt-BR" w:eastAsia="zh-CN" w:bidi="hi-IN"/>
+              </w:rPr>
+            </w:r>
+          </w:p>
+          <w:p>
+            <w:pPr>
+              <w:pStyle w:val="BodyText"/>
+              <w:widowControl/>
+              <w:suppressAutoHyphens w:val="true"/>
+              <w:bidi w:val="0"/>
+              <w:spacing w:lineRule="auto" w:line="288" w:before="0" w:after="0"/>
+              <w:ind w:hanging="0" w:left="0" w:right="121"/>
+              <w:jc w:val="both"/>
+              <w:rPr>
+                <w:rFonts w:ascii="Liberation Serif" w:hAnsi="Liberation Serif" w:eastAsia="Noto Serif CJK SC" w:cs="FreeSans"/>
+                <w:color w:val="auto"/>
+                <w:kern w:val="2"/>
+                <w:sz w:val="24"/>
+                <w:szCs w:val="24"/>
+                <w:lang w:val="pt-BR" w:eastAsia="zh-CN" w:bidi="hi-IN"/>
+              </w:rPr>
+            </w:pPr>
+            <w:r>
+              <w:rPr>
+                <w:rFonts w:eastAsia="Noto Serif CJK SC" w:cs="FreeSans"/>
+                <w:color w:val="auto"/>
+                <w:kern w:val="2"/>
+                <w:sz w:val="24"/>
+                <w:szCs w:val="24"/>
+                <w:lang w:val="pt-BR" w:eastAsia="zh-CN" w:bidi="hi-IN"/>
+              </w:rPr>
+              <w:t>{{carga_horaria_atividades_complementares_hr}}</w:t>
+            </w:r>
+          </w:p>
+        </w:tc>
+        <w:tc>
+          <w:tcPr>
+            <w:tcW w:w="2910" w:type="dxa"/>
+            <w:tcBorders>
+              <w:left w:val="single" w:sz="8" w:space="0" w:color="000000"/>
+              <w:right w:val="single" w:sz="8" w:space="0" w:color="000000"/>
+            </w:tcBorders>
+            <w:vAlign w:val="center"/>
+          </w:tcPr>
+          <w:p>
+            <w:pPr>
+              <w:pStyle w:val="BodyText"/>
+              <w:widowControl/>
+              <w:suppressAutoHyphens w:val="true"/>
+              <w:bidi w:val="0"/>
+              <w:spacing w:lineRule="auto" w:line="288" w:before="0" w:after="0"/>
+              <w:ind w:hanging="0" w:left="0" w:right="121"/>
+              <w:jc w:val="both"/>
+              <w:rPr>
+                <w:rFonts w:ascii="Liberation Serif" w:hAnsi="Liberation Serif" w:eastAsia="Noto Serif CJK SC" w:cs="FreeSans"/>
+                <w:color w:val="auto"/>
+                <w:kern w:val="2"/>
+                <w:sz w:val="24"/>
+                <w:szCs w:val="24"/>
+                <w:lang w:val="pt-BR" w:eastAsia="zh-CN" w:bidi="hi-IN"/>
+              </w:rPr>
+            </w:pPr>
+            <w:r>
+              <w:rPr>
+                <w:rFonts w:eastAsia="Noto Serif CJK SC" w:cs="FreeSans"/>
+                <w:color w:val="auto"/>
+                <w:kern w:val="2"/>
+                <w:sz w:val="24"/>
+                <w:szCs w:val="24"/>
+                <w:lang w:val="pt-BR" w:eastAsia="zh-CN" w:bidi="hi-IN"/>
+              </w:rPr>
+              <w:t>{{carga_horaria_atividades_complementares_per}}</w:t>
+            </w:r>
+          </w:p>
+        </w:tc>
+      </w:tr>
+      <w:tr>
+        <w:trPr/>
+        <w:tc>
+          <w:tcPr>
+            <w:tcW w:w="4292" w:type="dxa"/>
             <w:tcBorders>
               <w:left w:val="single" w:sz="8" w:space="0" w:color="000000"/>
               <w:right w:val="single" w:sz="8" w:space="0" w:color="000000"/>
@@ -18356,6 +18875,7 @@
               <w:rPr>
                 <w:rFonts w:ascii="Times New Roman;serif" w:hAnsi="Times New Roman;serif"/>
                 <w:b/>
+                <w:bCs/>
                 <w:i w:val="false"/>
                 <w:i w:val="false"/>
                 <w:caps w:val="false"/>
@@ -18373,6 +18893,7 @@
               <w:rPr>
                 <w:rFonts w:ascii="Times New Roman;serif" w:hAnsi="Times New Roman;serif"/>
                 <w:b/>
+                <w:bCs/>
                 <w:i w:val="false"/>
                 <w:caps w:val="false"/>
                 <w:smallCaps w:val="false"/>
@@ -18384,15 +18905,13 @@
                 <w:effect w:val="none"/>
                 <w:shd w:fill="auto" w:val="clear"/>
               </w:rPr>
-            </w:r>
-          </w:p>
-        </w:tc>
-      </w:tr>
-      <w:tr>
-        <w:trPr/>
-        <w:tc>
-          <w:tcPr>
-            <w:tcW w:w="4292" w:type="dxa"/>
+              <w:t>CARGA HORÁRIA TOTAL (CHT)</w:t>
+            </w:r>
+          </w:p>
+        </w:tc>
+        <w:tc>
+          <w:tcPr>
+            <w:tcW w:w="2443" w:type="dxa"/>
             <w:tcBorders>
               <w:left w:val="single" w:sz="8" w:space="0" w:color="000000"/>
               <w:right w:val="single" w:sz="8" w:space="0" w:color="000000"/>
@@ -18406,11 +18925,10 @@
               <w:bidi w:val="0"/>
               <w:spacing w:lineRule="auto" w:line="288" w:before="0" w:after="0"/>
               <w:ind w:hanging="0" w:left="0" w:right="0"/>
-              <w:jc w:val="both"/>
-              <w:rPr>
-                <w:rFonts w:ascii="Times New Roman;serif" w:hAnsi="Times New Roman;serif"/>
-                <w:b w:val="false"/>
-                <w:bCs w:val="false"/>
+              <w:jc w:val="center"/>
+              <w:rPr>
+                <w:rFonts w:ascii="Times New Roman;serif" w:hAnsi="Times New Roman;serif"/>
+                <w:b/>
                 <w:i w:val="false"/>
                 <w:i w:val="false"/>
                 <w:caps w:val="false"/>
@@ -18427,8 +18945,7 @@
             <w:r>
               <w:rPr>
                 <w:rFonts w:ascii="Times New Roman;serif" w:hAnsi="Times New Roman;serif"/>
-                <w:b w:val="false"/>
-                <w:bCs w:val="false"/>
+                <w:b/>
                 <w:i w:val="false"/>
                 <w:caps w:val="false"/>
                 <w:smallCaps w:val="false"/>
@@ -18440,13 +18957,13 @@
                 <w:effect w:val="none"/>
                 <w:shd w:fill="auto" w:val="clear"/>
               </w:rPr>
-              <w:t>Componentes Curriculares de Extensão</w:t>
-            </w:r>
-          </w:p>
-        </w:tc>
-        <w:tc>
-          <w:tcPr>
-            <w:tcW w:w="2337" w:type="dxa"/>
+              <w:t>{{cht}}</w:t>
+            </w:r>
+          </w:p>
+        </w:tc>
+        <w:tc>
+          <w:tcPr>
+            <w:tcW w:w="2910" w:type="dxa"/>
             <w:tcBorders>
               <w:left w:val="single" w:sz="8" w:space="0" w:color="000000"/>
               <w:right w:val="single" w:sz="8" w:space="0" w:color="000000"/>
@@ -18460,7 +18977,7 @@
               <w:bidi w:val="0"/>
               <w:spacing w:lineRule="auto" w:line="288" w:before="0" w:after="0"/>
               <w:ind w:hanging="0" w:left="0" w:right="0"/>
-              <w:jc w:val="both"/>
+              <w:jc w:val="center"/>
               <w:rPr>
                 <w:rFonts w:ascii="Times New Roman;serif" w:hAnsi="Times New Roman;serif"/>
                 <w:b/>
@@ -18492,375 +19009,7 @@
                 <w:effect w:val="none"/>
                 <w:shd w:fill="auto" w:val="clear"/>
               </w:rPr>
-            </w:r>
-          </w:p>
-        </w:tc>
-        <w:tc>
-          <w:tcPr>
-            <w:tcW w:w="3016" w:type="dxa"/>
-            <w:tcBorders>
-              <w:left w:val="single" w:sz="8" w:space="0" w:color="000000"/>
-              <w:right w:val="single" w:sz="8" w:space="0" w:color="000000"/>
-            </w:tcBorders>
-            <w:vAlign w:val="center"/>
-          </w:tcPr>
-          <w:p>
-            <w:pPr>
-              <w:pStyle w:val="TableContents"/>
-              <w:widowControl/>
-              <w:bidi w:val="0"/>
-              <w:spacing w:lineRule="auto" w:line="288" w:before="0" w:after="0"/>
-              <w:ind w:hanging="0" w:left="0" w:right="0"/>
-              <w:jc w:val="both"/>
-              <w:rPr>
-                <w:rFonts w:ascii="Times New Roman;serif" w:hAnsi="Times New Roman;serif"/>
-                <w:b/>
-                <w:i w:val="false"/>
-                <w:i w:val="false"/>
-                <w:caps w:val="false"/>
-                <w:smallCaps w:val="false"/>
-                <w:strike w:val="false"/>
-                <w:dstrike w:val="false"/>
-                <w:color w:val="000000"/>
-                <w:sz w:val="22"/>
-                <w:u w:val="none"/>
-                <w:effect w:val="none"/>
-                <w:shd w:fill="auto" w:val="clear"/>
-              </w:rPr>
-            </w:pPr>
-            <w:r>
-              <w:rPr>
-                <w:rFonts w:ascii="Times New Roman;serif" w:hAnsi="Times New Roman;serif"/>
-                <w:b/>
-                <w:i w:val="false"/>
-                <w:caps w:val="false"/>
-                <w:smallCaps w:val="false"/>
-                <w:strike w:val="false"/>
-                <w:dstrike w:val="false"/>
-                <w:color w:val="000000"/>
-                <w:sz w:val="22"/>
-                <w:u w:val="none"/>
-                <w:effect w:val="none"/>
-                <w:shd w:fill="auto" w:val="clear"/>
-              </w:rPr>
-            </w:r>
-          </w:p>
-        </w:tc>
-      </w:tr>
-      <w:tr>
-        <w:trPr/>
-        <w:tc>
-          <w:tcPr>
-            <w:tcW w:w="4292" w:type="dxa"/>
-            <w:tcBorders>
-              <w:left w:val="single" w:sz="8" w:space="0" w:color="000000"/>
-              <w:right w:val="single" w:sz="8" w:space="0" w:color="000000"/>
-            </w:tcBorders>
-            <w:vAlign w:val="center"/>
-          </w:tcPr>
-          <w:p>
-            <w:pPr>
-              <w:pStyle w:val="TableContents"/>
-              <w:widowControl/>
-              <w:bidi w:val="0"/>
-              <w:spacing w:lineRule="auto" w:line="288" w:before="0" w:after="0"/>
-              <w:ind w:hanging="0" w:left="0" w:right="0"/>
-              <w:jc w:val="both"/>
-              <w:rPr>
-                <w:rFonts w:ascii="Times New Roman;serif" w:hAnsi="Times New Roman;serif"/>
-                <w:b w:val="false"/>
-                <w:bCs w:val="false"/>
-                <w:i w:val="false"/>
-                <w:i w:val="false"/>
-                <w:caps w:val="false"/>
-                <w:smallCaps w:val="false"/>
-                <w:strike w:val="false"/>
-                <w:dstrike w:val="false"/>
-                <w:color w:val="000000"/>
-                <w:sz w:val="22"/>
-                <w:u w:val="none"/>
-                <w:effect w:val="none"/>
-                <w:shd w:fill="auto" w:val="clear"/>
-              </w:rPr>
-            </w:pPr>
-            <w:r>
-              <w:rPr>
-                <w:rFonts w:ascii="Times New Roman;serif" w:hAnsi="Times New Roman;serif"/>
-                <w:b w:val="false"/>
-                <w:bCs w:val="false"/>
-                <w:i w:val="false"/>
-                <w:caps w:val="false"/>
-                <w:smallCaps w:val="false"/>
-                <w:strike w:val="false"/>
-                <w:dstrike w:val="false"/>
-                <w:color w:val="000000"/>
-                <w:sz w:val="22"/>
-                <w:u w:val="none"/>
-                <w:effect w:val="none"/>
-                <w:shd w:fill="auto" w:val="clear"/>
-              </w:rPr>
-              <w:t>Atividades Complementares</w:t>
-            </w:r>
-          </w:p>
-        </w:tc>
-        <w:tc>
-          <w:tcPr>
-            <w:tcW w:w="2337" w:type="dxa"/>
-            <w:tcBorders>
-              <w:left w:val="single" w:sz="8" w:space="0" w:color="000000"/>
-              <w:right w:val="single" w:sz="8" w:space="0" w:color="000000"/>
-            </w:tcBorders>
-            <w:vAlign w:val="center"/>
-          </w:tcPr>
-          <w:p>
-            <w:pPr>
-              <w:pStyle w:val="TableContents"/>
-              <w:widowControl/>
-              <w:bidi w:val="0"/>
-              <w:spacing w:lineRule="auto" w:line="288" w:before="0" w:after="0"/>
-              <w:ind w:hanging="0" w:left="0" w:right="0"/>
-              <w:jc w:val="both"/>
-              <w:rPr>
-                <w:rFonts w:ascii="Times New Roman;serif" w:hAnsi="Times New Roman;serif"/>
-                <w:b/>
-                <w:i w:val="false"/>
-                <w:i w:val="false"/>
-                <w:caps w:val="false"/>
-                <w:smallCaps w:val="false"/>
-                <w:strike w:val="false"/>
-                <w:dstrike w:val="false"/>
-                <w:color w:val="000000"/>
-                <w:sz w:val="22"/>
-                <w:u w:val="none"/>
-                <w:effect w:val="none"/>
-                <w:shd w:fill="auto" w:val="clear"/>
-              </w:rPr>
-            </w:pPr>
-            <w:r>
-              <w:rPr>
-                <w:rFonts w:ascii="Times New Roman;serif" w:hAnsi="Times New Roman;serif"/>
-                <w:b/>
-                <w:i w:val="false"/>
-                <w:caps w:val="false"/>
-                <w:smallCaps w:val="false"/>
-                <w:strike w:val="false"/>
-                <w:dstrike w:val="false"/>
-                <w:color w:val="000000"/>
-                <w:sz w:val="22"/>
-                <w:u w:val="none"/>
-                <w:effect w:val="none"/>
-                <w:shd w:fill="auto" w:val="clear"/>
-              </w:rPr>
-            </w:r>
-          </w:p>
-        </w:tc>
-        <w:tc>
-          <w:tcPr>
-            <w:tcW w:w="3016" w:type="dxa"/>
-            <w:tcBorders>
-              <w:left w:val="single" w:sz="8" w:space="0" w:color="000000"/>
-              <w:right w:val="single" w:sz="8" w:space="0" w:color="000000"/>
-            </w:tcBorders>
-            <w:vAlign w:val="center"/>
-          </w:tcPr>
-          <w:p>
-            <w:pPr>
-              <w:pStyle w:val="TableContents"/>
-              <w:widowControl/>
-              <w:bidi w:val="0"/>
-              <w:spacing w:lineRule="auto" w:line="288" w:before="0" w:after="0"/>
-              <w:ind w:hanging="0" w:left="0" w:right="0"/>
-              <w:jc w:val="both"/>
-              <w:rPr>
-                <w:rFonts w:ascii="Times New Roman;serif" w:hAnsi="Times New Roman;serif"/>
-                <w:b/>
-                <w:i w:val="false"/>
-                <w:i w:val="false"/>
-                <w:caps w:val="false"/>
-                <w:smallCaps w:val="false"/>
-                <w:strike w:val="false"/>
-                <w:dstrike w:val="false"/>
-                <w:color w:val="000000"/>
-                <w:sz w:val="22"/>
-                <w:u w:val="none"/>
-                <w:effect w:val="none"/>
-                <w:shd w:fill="auto" w:val="clear"/>
-              </w:rPr>
-            </w:pPr>
-            <w:r>
-              <w:rPr>
-                <w:rFonts w:ascii="Times New Roman;serif" w:hAnsi="Times New Roman;serif"/>
-                <w:b/>
-                <w:i w:val="false"/>
-                <w:caps w:val="false"/>
-                <w:smallCaps w:val="false"/>
-                <w:strike w:val="false"/>
-                <w:dstrike w:val="false"/>
-                <w:color w:val="000000"/>
-                <w:sz w:val="22"/>
-                <w:u w:val="none"/>
-                <w:effect w:val="none"/>
-                <w:shd w:fill="auto" w:val="clear"/>
-              </w:rPr>
-            </w:r>
-          </w:p>
-        </w:tc>
-      </w:tr>
-      <w:tr>
-        <w:trPr/>
-        <w:tc>
-          <w:tcPr>
-            <w:tcW w:w="4292" w:type="dxa"/>
-            <w:tcBorders>
-              <w:left w:val="single" w:sz="8" w:space="0" w:color="000000"/>
-              <w:right w:val="single" w:sz="8" w:space="0" w:color="000000"/>
-            </w:tcBorders>
-            <w:vAlign w:val="center"/>
-          </w:tcPr>
-          <w:p>
-            <w:pPr>
-              <w:pStyle w:val="TableContents"/>
-              <w:widowControl/>
-              <w:bidi w:val="0"/>
-              <w:spacing w:lineRule="auto" w:line="288" w:before="0" w:after="0"/>
-              <w:ind w:hanging="0" w:left="0" w:right="0"/>
-              <w:jc w:val="both"/>
-              <w:rPr>
-                <w:rFonts w:ascii="Times New Roman;serif" w:hAnsi="Times New Roman;serif"/>
-                <w:b/>
-                <w:bCs/>
-                <w:i w:val="false"/>
-                <w:i w:val="false"/>
-                <w:caps w:val="false"/>
-                <w:smallCaps w:val="false"/>
-                <w:strike w:val="false"/>
-                <w:dstrike w:val="false"/>
-                <w:color w:val="000000"/>
-                <w:sz w:val="22"/>
-                <w:u w:val="none"/>
-                <w:effect w:val="none"/>
-                <w:shd w:fill="auto" w:val="clear"/>
-              </w:rPr>
-            </w:pPr>
-            <w:r>
-              <w:rPr>
-                <w:rFonts w:ascii="Times New Roman;serif" w:hAnsi="Times New Roman;serif"/>
-                <w:b/>
-                <w:bCs/>
-                <w:i w:val="false"/>
-                <w:caps w:val="false"/>
-                <w:smallCaps w:val="false"/>
-                <w:strike w:val="false"/>
-                <w:dstrike w:val="false"/>
-                <w:color w:val="000000"/>
-                <w:sz w:val="22"/>
-                <w:u w:val="none"/>
-                <w:effect w:val="none"/>
-                <w:shd w:fill="auto" w:val="clear"/>
-              </w:rPr>
-              <w:t>CARGA HORÁRIA TOTAL (CHT)</w:t>
-            </w:r>
-          </w:p>
-        </w:tc>
-        <w:tc>
-          <w:tcPr>
-            <w:tcW w:w="2337" w:type="dxa"/>
-            <w:tcBorders>
-              <w:left w:val="single" w:sz="8" w:space="0" w:color="000000"/>
-              <w:right w:val="single" w:sz="8" w:space="0" w:color="000000"/>
-            </w:tcBorders>
-            <w:vAlign w:val="center"/>
-          </w:tcPr>
-          <w:p>
-            <w:pPr>
-              <w:pStyle w:val="TableContents"/>
-              <w:widowControl/>
-              <w:bidi w:val="0"/>
-              <w:spacing w:lineRule="auto" w:line="288" w:before="0" w:after="0"/>
-              <w:ind w:hanging="0" w:left="0" w:right="0"/>
-              <w:jc w:val="both"/>
-              <w:rPr>
-                <w:rFonts w:ascii="Times New Roman;serif" w:hAnsi="Times New Roman;serif"/>
-                <w:b/>
-                <w:i w:val="false"/>
-                <w:i w:val="false"/>
-                <w:caps w:val="false"/>
-                <w:smallCaps w:val="false"/>
-                <w:strike w:val="false"/>
-                <w:dstrike w:val="false"/>
-                <w:color w:val="000000"/>
-                <w:sz w:val="22"/>
-                <w:u w:val="none"/>
-                <w:effect w:val="none"/>
-                <w:shd w:fill="auto" w:val="clear"/>
-              </w:rPr>
-            </w:pPr>
-            <w:r>
-              <w:rPr>
-                <w:rFonts w:ascii="Times New Roman;serif" w:hAnsi="Times New Roman;serif"/>
-                <w:b/>
-                <w:i w:val="false"/>
-                <w:caps w:val="false"/>
-                <w:smallCaps w:val="false"/>
-                <w:strike w:val="false"/>
-                <w:dstrike w:val="false"/>
-                <w:color w:val="000000"/>
-                <w:sz w:val="22"/>
-                <w:u w:val="none"/>
-                <w:effect w:val="none"/>
-                <w:shd w:fill="auto" w:val="clear"/>
-              </w:rPr>
-            </w:r>
-          </w:p>
-        </w:tc>
-        <w:tc>
-          <w:tcPr>
-            <w:tcW w:w="3016" w:type="dxa"/>
-            <w:tcBorders>
-              <w:left w:val="single" w:sz="8" w:space="0" w:color="000000"/>
-              <w:right w:val="single" w:sz="8" w:space="0" w:color="000000"/>
-            </w:tcBorders>
-            <w:vAlign w:val="center"/>
-          </w:tcPr>
-          <w:p>
-            <w:pPr>
-              <w:pStyle w:val="TableContents"/>
-              <w:widowControl/>
-              <w:bidi w:val="0"/>
-              <w:spacing w:lineRule="auto" w:line="288" w:before="0" w:after="0"/>
-              <w:ind w:hanging="0" w:left="0" w:right="0"/>
-              <w:jc w:val="both"/>
-              <w:rPr>
-                <w:rFonts w:ascii="Times New Roman;serif" w:hAnsi="Times New Roman;serif"/>
-                <w:b/>
-                <w:i w:val="false"/>
-                <w:i w:val="false"/>
-                <w:caps w:val="false"/>
-                <w:smallCaps w:val="false"/>
-                <w:strike w:val="false"/>
-                <w:dstrike w:val="false"/>
-                <w:color w:val="000000"/>
-                <w:sz w:val="22"/>
-                <w:u w:val="none"/>
-                <w:effect w:val="none"/>
-                <w:shd w:fill="auto" w:val="clear"/>
-              </w:rPr>
-            </w:pPr>
-            <w:r>
-              <w:rPr>
-                <w:rFonts w:ascii="Times New Roman;serif" w:hAnsi="Times New Roman;serif"/>
-                <w:b/>
-                <w:i w:val="false"/>
-                <w:caps w:val="false"/>
-                <w:smallCaps w:val="false"/>
-                <w:strike w:val="false"/>
-                <w:dstrike w:val="false"/>
-                <w:color w:val="000000"/>
-                <w:sz w:val="22"/>
-                <w:u w:val="none"/>
-                <w:effect w:val="none"/>
-                <w:shd w:fill="auto" w:val="clear"/>
-              </w:rPr>
+              <w:t>100%</w:t>
             </w:r>
           </w:p>
         </w:tc>
@@ -18897,8 +19046,8 @@
         </w:numPr>
         <w:rPr/>
       </w:pPr>
-      <w:bookmarkStart w:id="71" w:name="__RefHeading___Toc8357_1736451874"/>
-      <w:bookmarkEnd w:id="71"/>
+      <w:bookmarkStart w:id="73" w:name="__RefHeading___Toc8357_1736451874"/>
+      <w:bookmarkEnd w:id="73"/>
       <w:r>
         <w:rPr/>
         <w:t>ORIENTAÇÕES METODOLÓGICAS</w:t>
@@ -18987,8 +19136,8 @@
         </w:numPr>
         <w:rPr/>
       </w:pPr>
-      <w:bookmarkStart w:id="72" w:name="__RefHeading___Toc8359_1736451874"/>
-      <w:bookmarkEnd w:id="72"/>
+      <w:bookmarkStart w:id="74" w:name="__RefHeading___Toc8359_1736451874"/>
+      <w:bookmarkEnd w:id="74"/>
       <w:r>
         <w:rPr/>
         <w:t>ATIVIDADES DE ENSINO, PESQUISA E EXTENSÃO</w:t>
@@ -19031,8 +19180,8 @@
         </w:numPr>
         <w:rPr/>
       </w:pPr>
-      <w:bookmarkStart w:id="73" w:name="__RefHeading___Toc8361_1736451874"/>
-      <w:bookmarkEnd w:id="73"/>
+      <w:bookmarkStart w:id="75" w:name="__RefHeading___Toc8361_1736451874"/>
+      <w:bookmarkEnd w:id="75"/>
       <w:r>
         <w:rPr/>
         <w:t>Atividades complementares</w:t>
@@ -19093,8 +19242,8 @@
           <w:shd w:fill="auto" w:val="clear"/>
         </w:rPr>
       </w:pPr>
-      <w:bookmarkStart w:id="74" w:name="docs-internal-guid-7693cd9c-7fff-b78f-02"/>
-      <w:bookmarkEnd w:id="74"/>
+      <w:bookmarkStart w:id="76" w:name="docs-internal-guid-7693cd9c-7fff-b78f-02"/>
+      <w:bookmarkEnd w:id="76"/>
       <w:r>
         <w:rPr>
           <w:rFonts w:ascii="Times New Roman;serif" w:hAnsi="Times New Roman;serif"/>
@@ -19545,7 +19694,7 @@
       </w:r>
       <w:r>
         <w:rPr/>
-        <w:t>12</w:t>
+        <w:t>13</w:t>
       </w:r>
       <w:r>
         <w:rPr/>
@@ -21115,8 +21264,8 @@
         </w:numPr>
         <w:rPr/>
       </w:pPr>
-      <w:bookmarkStart w:id="75" w:name="__RefHeading___Toc8363_1736451874"/>
-      <w:bookmarkEnd w:id="75"/>
+      <w:bookmarkStart w:id="77" w:name="__RefHeading___Toc8363_1736451874"/>
+      <w:bookmarkEnd w:id="77"/>
       <w:r>
         <w:rPr/>
         <w:t xml:space="preserve">PRÁTICA PROFISSIONAL </w:t>
@@ -21145,8 +21294,8 @@
           <w:shd w:fill="FFFFFF" w:val="clear"/>
         </w:rPr>
       </w:pPr>
-      <w:bookmarkStart w:id="76" w:name="docs-internal-guid-ff4acb18-7fff-99b1-19"/>
-      <w:bookmarkEnd w:id="76"/>
+      <w:bookmarkStart w:id="78" w:name="docs-internal-guid-ff4acb18-7fff-99b1-19"/>
+      <w:bookmarkEnd w:id="78"/>
       <w:r>
         <w:rPr>
           <w:rFonts w:ascii="Times New Roman;serif" w:hAnsi="Times New Roman;serif"/>
@@ -21183,8 +21332,8 @@
         </w:numPr>
         <w:rPr/>
       </w:pPr>
-      <w:bookmarkStart w:id="77" w:name="__RefHeading___Toc8365_1736451874"/>
-      <w:bookmarkEnd w:id="77"/>
+      <w:bookmarkStart w:id="79" w:name="__RefHeading___Toc8365_1736451874"/>
+      <w:bookmarkEnd w:id="79"/>
       <w:r>
         <w:rPr/>
         <w:t>ESTÁGIO SUPERVISIONADO</w:t>
@@ -21213,8 +21362,8 @@
           <w:shd w:fill="auto" w:val="clear"/>
         </w:rPr>
       </w:pPr>
-      <w:bookmarkStart w:id="78" w:name="docs-internal-guid-4fbe0942-7fff-85e6-82"/>
-      <w:bookmarkEnd w:id="78"/>
+      <w:bookmarkStart w:id="80" w:name="docs-internal-guid-4fbe0942-7fff-85e6-82"/>
+      <w:bookmarkEnd w:id="80"/>
       <w:r>
         <w:rPr>
           <w:rFonts w:ascii="Times New Roman;serif" w:hAnsi="Times New Roman;serif"/>
@@ -21465,8 +21614,8 @@
         </w:numPr>
         <w:rPr/>
       </w:pPr>
-      <w:bookmarkStart w:id="79" w:name="__RefHeading___Toc8367_1736451874"/>
-      <w:bookmarkEnd w:id="79"/>
+      <w:bookmarkStart w:id="81" w:name="__RefHeading___Toc8367_1736451874"/>
+      <w:bookmarkEnd w:id="81"/>
       <w:r>
         <w:rPr/>
         <w:t>ESTÁGIO SUPERVISIONADO</w:t>
@@ -21491,8 +21640,8 @@
           <w:shd w:fill="auto" w:val="clear"/>
         </w:rPr>
       </w:pPr>
-      <w:bookmarkStart w:id="80" w:name="docs-internal-guid-6ddbf8c0-7fff-5198-25"/>
-      <w:bookmarkEnd w:id="80"/>
+      <w:bookmarkStart w:id="82" w:name="docs-internal-guid-6ddbf8c0-7fff-5198-25"/>
+      <w:bookmarkEnd w:id="82"/>
       <w:r>
         <w:rPr>
           <w:rFonts w:ascii="Times New Roman;serif" w:hAnsi="Times New Roman;serif"/>
@@ -21672,8 +21821,8 @@
         </w:numPr>
         <w:rPr/>
       </w:pPr>
-      <w:bookmarkStart w:id="81" w:name="__RefHeading___Toc8369_1736451874"/>
-      <w:bookmarkEnd w:id="81"/>
+      <w:bookmarkStart w:id="83" w:name="__RefHeading___Toc8369_1736451874"/>
+      <w:bookmarkEnd w:id="83"/>
       <w:r>
         <w:rPr/>
         <w:t xml:space="preserve">TRABALHO DE CONCLUSÃO DE CURSO - TCC </w:t>
@@ -21688,8 +21837,8 @@
         <w:jc w:val="both"/>
         <w:rPr/>
       </w:pPr>
-      <w:bookmarkStart w:id="82" w:name="docs-internal-guid-0ab6b10c-7fff-f35f-93"/>
-      <w:bookmarkEnd w:id="82"/>
+      <w:bookmarkStart w:id="84" w:name="docs-internal-guid-0ab6b10c-7fff-f35f-93"/>
+      <w:bookmarkEnd w:id="84"/>
       <w:r>
         <w:rPr>
           <w:rFonts w:ascii="Times New Roman;serif" w:hAnsi="Times New Roman;serif"/>
@@ -21871,8 +22020,8 @@
         </w:numPr>
         <w:rPr/>
       </w:pPr>
-      <w:bookmarkStart w:id="83" w:name="__RefHeading___Toc8371_1736451874"/>
-      <w:bookmarkEnd w:id="83"/>
+      <w:bookmarkStart w:id="85" w:name="__RefHeading___Toc8371_1736451874"/>
+      <w:bookmarkEnd w:id="85"/>
       <w:r>
         <w:rPr/>
         <w:t>EMENTÁRIO</w:t>
@@ -21901,8 +22050,8 @@
           <w:shd w:fill="auto" w:val="clear"/>
         </w:rPr>
       </w:pPr>
-      <w:bookmarkStart w:id="84" w:name="docs-internal-guid-bb97c807-7fff-c7fa-00"/>
-      <w:bookmarkEnd w:id="84"/>
+      <w:bookmarkStart w:id="86" w:name="docs-internal-guid-bb97c807-7fff-c7fa-00"/>
+      <w:bookmarkEnd w:id="86"/>
       <w:r>
         <w:rPr>
           <w:rFonts w:ascii="Times New Roman;serif" w:hAnsi="Times New Roman;serif"/>
@@ -21985,75 +22134,7 @@
           <w:effect w:val="none"/>
           <w:shd w:fill="auto" w:val="clear"/>
         </w:rPr>
-        <w:t>@</w:t>
-      </w:r>
-      <w:r>
-        <w:rPr>
-          <w:rFonts w:ascii="Times New Roman;serif" w:hAnsi="Times New Roman;serif"/>
-          <w:b w:val="false"/>
-          <w:i w:val="false"/>
-          <w:caps w:val="false"/>
-          <w:smallCaps w:val="false"/>
-          <w:strike w:val="false"/>
-          <w:dstrike w:val="false"/>
-          <w:color w:val="000000"/>
-          <w:sz w:val="22"/>
-          <w:u w:val="none"/>
-          <w:effect w:val="none"/>
-          <w:shd w:fill="auto" w:val="clear"/>
-        </w:rPr>
-        <w:t>@</w:t>
-      </w:r>
-      <w:r>
-        <w:rPr>
-          <w:rFonts w:ascii="Times New Roman;serif" w:hAnsi="Times New Roman;serif"/>
-          <w:b w:val="false"/>
-          <w:i w:val="false"/>
-          <w:caps w:val="false"/>
-          <w:smallCaps w:val="false"/>
-          <w:strike w:val="false"/>
-          <w:dstrike w:val="false"/>
-          <w:color w:val="000000"/>
-          <w:sz w:val="22"/>
-          <w:u w:val="none"/>
-          <w:effect w:val="none"/>
-          <w:shd w:fill="auto" w:val="clear"/>
-        </w:rPr>
-        <w:t>ementário</w:t>
-      </w:r>
-      <w:r>
-        <w:rPr>
-          <w:rFonts w:ascii="Times New Roman;serif" w:hAnsi="Times New Roman;serif"/>
-          <w:b w:val="false"/>
-          <w:i w:val="false"/>
-          <w:caps w:val="false"/>
-          <w:smallCaps w:val="false"/>
-          <w:strike w:val="false"/>
-          <w:dstrike w:val="false"/>
-          <w:color w:val="000000"/>
-          <w:sz w:val="22"/>
-          <w:u w:val="none"/>
-          <w:effect w:val="none"/>
-          <w:shd w:fill="auto" w:val="clear"/>
-        </w:rPr>
-        <w:t>@</w:t>
-      </w:r>
-      <w:r>
-        <w:rPr>
-          <w:rFonts w:ascii="Times New Roman;serif" w:hAnsi="Times New Roman;serif"/>
-          <w:b w:val="false"/>
-          <w:i w:val="false"/>
-          <w:caps w:val="false"/>
-          <w:smallCaps w:val="false"/>
-          <w:strike w:val="false"/>
-          <w:dstrike w:val="false"/>
-          <w:color w:val="000000"/>
-          <w:sz w:val="22"/>
-          <w:u w:val="none"/>
-          <w:effect w:val="none"/>
-          <w:shd w:fill="auto" w:val="clear"/>
-        </w:rPr>
-        <w:t>@</w:t>
+        <w:t>@@ementário@@</w:t>
       </w:r>
     </w:p>
     <w:p>
@@ -22065,8 +22146,8 @@
         </w:numPr>
         <w:rPr/>
       </w:pPr>
-      <w:bookmarkStart w:id="85" w:name="__RefHeading___Toc8373_1736451874"/>
-      <w:bookmarkEnd w:id="85"/>
+      <w:bookmarkStart w:id="87" w:name="__RefHeading___Toc8373_1736451874"/>
+      <w:bookmarkEnd w:id="87"/>
       <w:r>
         <w:rPr/>
         <w:t>ACESSIBILIDADE</w:t>
@@ -22091,8 +22172,8 @@
           <w:shd w:fill="auto" w:val="clear"/>
         </w:rPr>
       </w:pPr>
-      <w:bookmarkStart w:id="86" w:name="docs-internal-guid-ff4aa051-7fff-aab3-3a"/>
-      <w:bookmarkEnd w:id="86"/>
+      <w:bookmarkStart w:id="88" w:name="docs-internal-guid-ff4aa051-7fff-aab3-3a"/>
+      <w:bookmarkEnd w:id="88"/>
       <w:r>
         <w:rPr>
           <w:rFonts w:ascii="Times New Roman;serif" w:hAnsi="Times New Roman;serif"/>
@@ -22268,8 +22349,8 @@
         </w:numPr>
         <w:rPr/>
       </w:pPr>
-      <w:bookmarkStart w:id="87" w:name="__RefHeading___Toc8375_1736451874"/>
-      <w:bookmarkEnd w:id="87"/>
+      <w:bookmarkStart w:id="89" w:name="__RefHeading___Toc8375_1736451874"/>
+      <w:bookmarkEnd w:id="89"/>
       <w:r>
         <w:rPr/>
         <w:t xml:space="preserve">CRITÉRIOS E PROCEDIMENTOS DE AVALIAÇÃO </w:t>
@@ -22284,8 +22365,8 @@
         </w:numPr>
         <w:rPr/>
       </w:pPr>
-      <w:bookmarkStart w:id="88" w:name="__RefHeading___Toc8377_1736451874"/>
-      <w:bookmarkEnd w:id="88"/>
+      <w:bookmarkStart w:id="90" w:name="__RefHeading___Toc8377_1736451874"/>
+      <w:bookmarkEnd w:id="90"/>
       <w:r>
         <w:rPr/>
         <w:t xml:space="preserve">Avaliação da Aprendizagem </w:t>
@@ -22300,8 +22381,8 @@
         <w:jc w:val="both"/>
         <w:rPr/>
       </w:pPr>
-      <w:bookmarkStart w:id="89" w:name="docs-internal-guid-9ae69078-7fff-7e8f-ef"/>
-      <w:bookmarkEnd w:id="89"/>
+      <w:bookmarkStart w:id="91" w:name="docs-internal-guid-9ae69078-7fff-7e8f-ef"/>
+      <w:bookmarkEnd w:id="91"/>
       <w:r>
         <w:rPr>
           <w:rFonts w:eastAsia="Noto Sans CJK SC" w:ascii="Times New Roman;serif" w:hAnsi="Times New Roman;serif"/>
@@ -22532,8 +22613,8 @@
         </w:numPr>
         <w:rPr/>
       </w:pPr>
-      <w:bookmarkStart w:id="90" w:name="__RefHeading___Toc8379_1736451874"/>
-      <w:bookmarkEnd w:id="90"/>
+      <w:bookmarkStart w:id="92" w:name="__RefHeading___Toc8379_1736451874"/>
+      <w:bookmarkEnd w:id="92"/>
       <w:r>
         <w:rPr/>
         <w:t>Avaliações do Curso</w:t>
@@ -22548,8 +22629,8 @@
         <w:jc w:val="both"/>
         <w:rPr/>
       </w:pPr>
-      <w:bookmarkStart w:id="91" w:name="docs-internal-guid-3bcf7fc9-7fff-5eb0-01"/>
-      <w:bookmarkEnd w:id="91"/>
+      <w:bookmarkStart w:id="93" w:name="docs-internal-guid-3bcf7fc9-7fff-5eb0-01"/>
+      <w:bookmarkEnd w:id="93"/>
       <w:r>
         <w:rPr>
           <w:rFonts w:eastAsia="Noto Sans CJK SC" w:cs="FreeSans" w:ascii="Times New Roman;serif" w:hAnsi="Times New Roman;serif"/>
@@ -22581,8 +22662,8 @@
         </w:numPr>
         <w:rPr/>
       </w:pPr>
-      <w:bookmarkStart w:id="92" w:name="__RefHeading___Toc8381_1736451874"/>
-      <w:bookmarkEnd w:id="92"/>
+      <w:bookmarkStart w:id="94" w:name="__RefHeading___Toc8381_1736451874"/>
+      <w:bookmarkEnd w:id="94"/>
       <w:r>
         <w:rPr/>
         <w:t>Avaliação Externa</w:t>
@@ -22615,8 +22696,8 @@
           <w:lang w:val="pt-BR" w:eastAsia="zh-CN" w:bidi="hi-IN"/>
         </w:rPr>
       </w:pPr>
-      <w:bookmarkStart w:id="93" w:name="docs-internal-guid-bf7e26ad-7fff-e8e1-ae"/>
-      <w:bookmarkEnd w:id="93"/>
+      <w:bookmarkStart w:id="95" w:name="docs-internal-guid-bf7e26ad-7fff-e8e1-ae"/>
+      <w:bookmarkEnd w:id="95"/>
       <w:r>
         <w:rPr>
           <w:rFonts w:eastAsia="Noto Sans CJK SC" w:cs="FreeSans" w:ascii="Times New Roman;serif" w:hAnsi="Times New Roman;serif"/>
@@ -22849,8 +22930,8 @@
         </w:numPr>
         <w:rPr/>
       </w:pPr>
-      <w:bookmarkStart w:id="94" w:name="__RefHeading___Toc8383_1736451874"/>
-      <w:bookmarkEnd w:id="94"/>
+      <w:bookmarkStart w:id="96" w:name="__RefHeading___Toc8383_1736451874"/>
+      <w:bookmarkEnd w:id="96"/>
       <w:r>
         <w:rPr/>
         <w:t>Avaliação Interna</w:t>
@@ -22885,8 +22966,8 @@
           <w:lang w:val="pt-BR" w:eastAsia="zh-CN" w:bidi="hi-IN"/>
         </w:rPr>
       </w:pPr>
-      <w:bookmarkStart w:id="95" w:name="docs-internal-guid-6f8ee45d-7fff-a336-78"/>
-      <w:bookmarkEnd w:id="95"/>
+      <w:bookmarkStart w:id="97" w:name="docs-internal-guid-6f8ee45d-7fff-a336-78"/>
+      <w:bookmarkEnd w:id="97"/>
       <w:r>
         <w:rPr>
           <w:rFonts w:eastAsia="Noto Sans CJK SC" w:cs="FreeSans" w:ascii="Times New Roman;serif" w:hAnsi="Times New Roman;serif"/>
@@ -23263,8 +23344,8 @@
         </w:numPr>
         <w:rPr/>
       </w:pPr>
-      <w:bookmarkStart w:id="96" w:name="__RefHeading___Toc8788_1736451874"/>
-      <w:bookmarkEnd w:id="96"/>
+      <w:bookmarkStart w:id="98" w:name="__RefHeading___Toc8788_1736451874"/>
+      <w:bookmarkEnd w:id="98"/>
       <w:r>
         <w:rPr/>
         <w:t>ACOMPANHAMENTO DE EGRESSOS</w:t>
@@ -23299,8 +23380,8 @@
           <w:lang w:val="pt-BR" w:eastAsia="zh-CN" w:bidi="hi-IN"/>
         </w:rPr>
       </w:pPr>
-      <w:bookmarkStart w:id="97" w:name="docs-internal-guid-c126c193-7fff-b966-c5"/>
-      <w:bookmarkEnd w:id="97"/>
+      <w:bookmarkStart w:id="99" w:name="docs-internal-guid-c126c193-7fff-b966-c5"/>
+      <w:bookmarkEnd w:id="99"/>
       <w:r>
         <w:rPr>
           <w:rFonts w:eastAsia="Noto Sans CJK SC" w:cs="FreeSans" w:ascii="Times New Roman;serif" w:hAnsi="Times New Roman;serif"/>
@@ -23447,8 +23528,8 @@
         </w:numPr>
         <w:rPr/>
       </w:pPr>
-      <w:bookmarkStart w:id="98" w:name="__RefHeading___Toc8790_1736451874"/>
-      <w:bookmarkEnd w:id="98"/>
+      <w:bookmarkStart w:id="100" w:name="__RefHeading___Toc8790_1736451874"/>
+      <w:bookmarkEnd w:id="100"/>
       <w:r>
         <w:rPr/>
         <w:t>DIPLOMAS</w:t>
@@ -23483,8 +23564,8 @@
           <w:lang w:val="pt-BR" w:eastAsia="zh-CN" w:bidi="hi-IN"/>
         </w:rPr>
       </w:pPr>
-      <w:bookmarkStart w:id="99" w:name="docs-internal-guid-a7d25463-7fff-641b-76"/>
-      <w:bookmarkEnd w:id="99"/>
+      <w:bookmarkStart w:id="101" w:name="docs-internal-guid-a7d25463-7fff-641b-76"/>
+      <w:bookmarkEnd w:id="101"/>
       <w:r>
         <w:rPr>
           <w:rFonts w:eastAsia="Noto Sans CJK SC" w:cs="FreeSans" w:ascii="Times New Roman;serif" w:hAnsi="Times New Roman;serif"/>
@@ -23650,8 +23731,8 @@
         </w:numPr>
         <w:rPr/>
       </w:pPr>
-      <w:bookmarkStart w:id="100" w:name="__RefHeading___Toc8792_1736451874"/>
-      <w:bookmarkEnd w:id="100"/>
+      <w:bookmarkStart w:id="102" w:name="__RefHeading___Toc8792_1736451874"/>
+      <w:bookmarkEnd w:id="102"/>
       <w:r>
         <w:rPr/>
         <w:t xml:space="preserve">CORPO DOCENTE E TÉCNICO ADMINISTRATIVO </w:t>
@@ -23684,8 +23765,8 @@
           <w:shd w:fill="FFFFFF" w:val="clear"/>
         </w:rPr>
       </w:pPr>
-      <w:bookmarkStart w:id="101" w:name="docs-internal-guid-b2efdd94-7fff-c6f5-62"/>
-      <w:bookmarkEnd w:id="101"/>
+      <w:bookmarkStart w:id="103" w:name="docs-internal-guid-b2efdd94-7fff-c6f5-62"/>
+      <w:bookmarkEnd w:id="103"/>
       <w:r>
         <w:rPr>
           <w:rFonts w:ascii="Times New Roman;serif" w:hAnsi="Times New Roman;serif"/>
@@ -23778,8 +23859,8 @@
         <w:spacing w:before="200" w:after="120"/>
         <w:rPr/>
       </w:pPr>
-      <w:bookmarkStart w:id="102" w:name="__RefHeading___Toc8794_1736451874"/>
-      <w:bookmarkEnd w:id="102"/>
+      <w:bookmarkStart w:id="104" w:name="__RefHeading___Toc8794_1736451874"/>
+      <w:bookmarkEnd w:id="104"/>
       <w:r>
         <w:rPr/>
         <w:t>Coordenação do Curso</w:t>
@@ -23819,7 +23900,7 @@
       </w:r>
       <w:r>
         <w:rPr/>
-        <w:t>13</w:t>
+        <w:t>14</w:t>
       </w:r>
       <w:r>
         <w:rPr/>
@@ -25160,8 +25241,8 @@
         </w:numPr>
         <w:rPr/>
       </w:pPr>
-      <w:bookmarkStart w:id="103" w:name="__RefHeading___Toc2977_724336694"/>
-      <w:bookmarkEnd w:id="103"/>
+      <w:bookmarkStart w:id="105" w:name="__RefHeading___Toc2977_724336694"/>
+      <w:bookmarkEnd w:id="105"/>
       <w:r>
         <w:rPr/>
         <w:t>Atribuições do Coordenador</w:t>
@@ -25176,8 +25257,8 @@
         <w:jc w:val="both"/>
         <w:rPr/>
       </w:pPr>
-      <w:bookmarkStart w:id="104" w:name="docs-internal-guid-87136094-7fff-8bab-7f"/>
-      <w:bookmarkEnd w:id="104"/>
+      <w:bookmarkStart w:id="106" w:name="docs-internal-guid-87136094-7fff-8bab-7f"/>
+      <w:bookmarkEnd w:id="106"/>
       <w:r>
         <w:rPr>
           <w:rFonts w:ascii="Times New Roman;serif" w:hAnsi="Times New Roman;serif"/>
@@ -25289,8 +25370,8 @@
         </w:numPr>
         <w:rPr/>
       </w:pPr>
-      <w:bookmarkStart w:id="105" w:name="__RefHeading___Toc2979_724336694"/>
-      <w:bookmarkEnd w:id="105"/>
+      <w:bookmarkStart w:id="107" w:name="__RefHeading___Toc2979_724336694"/>
+      <w:bookmarkEnd w:id="107"/>
       <w:r>
         <w:rPr/>
         <w:t>PERFIL DO CORPO DOCENTE</w:t>
@@ -25310,19 +25391,19 @@
         </w:tblCellMar>
       </w:tblPr>
       <w:tblGrid>
-        <w:gridCol w:w="377"/>
-        <w:gridCol w:w="1423"/>
+        <w:gridCol w:w="375"/>
+        <w:gridCol w:w="1425"/>
         <w:gridCol w:w="1700"/>
         <w:gridCol w:w="1595"/>
         <w:gridCol w:w="1531"/>
-        <w:gridCol w:w="1971"/>
-        <w:gridCol w:w="1093"/>
+        <w:gridCol w:w="1969"/>
+        <w:gridCol w:w="1095"/>
       </w:tblGrid>
       <w:tr>
         <w:trPr/>
         <w:tc>
           <w:tcPr>
-            <w:tcW w:w="377" w:type="dxa"/>
+            <w:tcW w:w="375" w:type="dxa"/>
             <w:tcBorders>
               <w:top w:val="single" w:sz="8" w:space="0" w:color="000000"/>
               <w:left w:val="single" w:sz="8" w:space="0" w:color="000000"/>
@@ -25348,7 +25429,7 @@
         </w:tc>
         <w:tc>
           <w:tcPr>
-            <w:tcW w:w="1423" w:type="dxa"/>
+            <w:tcW w:w="1425" w:type="dxa"/>
             <w:tcBorders>
               <w:top w:val="single" w:sz="8" w:space="0" w:color="000000"/>
               <w:left w:val="single" w:sz="8" w:space="0" w:color="000000"/>
@@ -25453,7 +25534,7 @@
         </w:tc>
         <w:tc>
           <w:tcPr>
-            <w:tcW w:w="1971" w:type="dxa"/>
+            <w:tcW w:w="1969" w:type="dxa"/>
             <w:tcBorders>
               <w:top w:val="single" w:sz="8" w:space="0" w:color="000000"/>
               <w:left w:val="single" w:sz="8" w:space="0" w:color="000000"/>
@@ -25479,7 +25560,7 @@
         </w:tc>
         <w:tc>
           <w:tcPr>
-            <w:tcW w:w="1093" w:type="dxa"/>
+            <w:tcW w:w="1095" w:type="dxa"/>
             <w:tcBorders>
               <w:top w:val="single" w:sz="8" w:space="0" w:color="000000"/>
               <w:left w:val="single" w:sz="8" w:space="0" w:color="000000"/>
@@ -25509,7 +25590,7 @@
         <w:trPr/>
         <w:tc>
           <w:tcPr>
-            <w:tcW w:w="377" w:type="dxa"/>
+            <w:tcW w:w="375" w:type="dxa"/>
             <w:tcBorders>
               <w:left w:val="single" w:sz="8" w:space="0" w:color="000000"/>
             </w:tcBorders>
@@ -25527,7 +25608,7 @@
         </w:tc>
         <w:tc>
           <w:tcPr>
-            <w:tcW w:w="1423" w:type="dxa"/>
+            <w:tcW w:w="1425" w:type="dxa"/>
             <w:tcBorders>
               <w:left w:val="single" w:sz="8" w:space="0" w:color="000000"/>
               <w:right w:val="single" w:sz="8" w:space="0" w:color="000000"/>
@@ -25600,7 +25681,7 @@
         </w:tc>
         <w:tc>
           <w:tcPr>
-            <w:tcW w:w="1971" w:type="dxa"/>
+            <w:tcW w:w="1969" w:type="dxa"/>
             <w:tcBorders>
               <w:left w:val="single" w:sz="8" w:space="0" w:color="000000"/>
             </w:tcBorders>
@@ -25618,7 +25699,7 @@
         </w:tc>
         <w:tc>
           <w:tcPr>
-            <w:tcW w:w="1093" w:type="dxa"/>
+            <w:tcW w:w="1095" w:type="dxa"/>
             <w:tcBorders>
               <w:left w:val="single" w:sz="8" w:space="0" w:color="000000"/>
               <w:right w:val="single" w:sz="8" w:space="0" w:color="000000"/>
@@ -25640,7 +25721,7 @@
         <w:trPr/>
         <w:tc>
           <w:tcPr>
-            <w:tcW w:w="377" w:type="dxa"/>
+            <w:tcW w:w="375" w:type="dxa"/>
             <w:tcBorders>
               <w:left w:val="single" w:sz="8" w:space="0" w:color="000000"/>
             </w:tcBorders>
@@ -25658,7 +25739,7 @@
         </w:tc>
         <w:tc>
           <w:tcPr>
-            <w:tcW w:w="1423" w:type="dxa"/>
+            <w:tcW w:w="1425" w:type="dxa"/>
             <w:tcBorders>
               <w:left w:val="single" w:sz="8" w:space="0" w:color="000000"/>
               <w:right w:val="single" w:sz="8" w:space="0" w:color="000000"/>
@@ -25731,7 +25812,7 @@
         </w:tc>
         <w:tc>
           <w:tcPr>
-            <w:tcW w:w="1971" w:type="dxa"/>
+            <w:tcW w:w="1969" w:type="dxa"/>
             <w:tcBorders>
               <w:left w:val="single" w:sz="8" w:space="0" w:color="000000"/>
             </w:tcBorders>
@@ -25749,7 +25830,7 @@
         </w:tc>
         <w:tc>
           <w:tcPr>
-            <w:tcW w:w="1093" w:type="dxa"/>
+            <w:tcW w:w="1095" w:type="dxa"/>
             <w:tcBorders>
               <w:left w:val="single" w:sz="8" w:space="0" w:color="000000"/>
               <w:right w:val="single" w:sz="8" w:space="0" w:color="000000"/>
@@ -25795,8 +25876,8 @@
         </w:numPr>
         <w:rPr/>
       </w:pPr>
-      <w:bookmarkStart w:id="106" w:name="__RefHeading___Toc2981_724336694"/>
-      <w:bookmarkEnd w:id="106"/>
+      <w:bookmarkStart w:id="108" w:name="__RefHeading___Toc2981_724336694"/>
+      <w:bookmarkEnd w:id="108"/>
       <w:r>
         <w:rPr/>
         <w:t>COLEGIADO DO CURSO</w:t>
@@ -25821,8 +25902,8 @@
         </w:numPr>
         <w:rPr/>
       </w:pPr>
-      <w:bookmarkStart w:id="107" w:name="__RefHeading___Toc2983_724336694"/>
-      <w:bookmarkEnd w:id="107"/>
+      <w:bookmarkStart w:id="109" w:name="__RefHeading___Toc2983_724336694"/>
+      <w:bookmarkEnd w:id="109"/>
       <w:r>
         <w:rPr/>
         <w:t>COLEGIADO DO CURSO</w:t>
@@ -25837,8 +25918,8 @@
         <w:jc w:val="both"/>
         <w:rPr/>
       </w:pPr>
-      <w:bookmarkStart w:id="108" w:name="docs-internal-guid-0b707fbe-7fff-99ad-37"/>
-      <w:bookmarkEnd w:id="108"/>
+      <w:bookmarkStart w:id="110" w:name="docs-internal-guid-0b707fbe-7fff-99ad-37"/>
+      <w:bookmarkEnd w:id="110"/>
       <w:r>
         <w:rPr>
           <w:rFonts w:ascii="Times New Roman;serif" w:hAnsi="Times New Roman;serif"/>
@@ -26508,8 +26589,8 @@
         </w:numPr>
         <w:rPr/>
       </w:pPr>
-      <w:bookmarkStart w:id="109" w:name="__RefHeading___Toc2985_724336694"/>
-      <w:bookmarkEnd w:id="109"/>
+      <w:bookmarkStart w:id="111" w:name="__RefHeading___Toc2985_724336694"/>
+      <w:bookmarkEnd w:id="111"/>
       <w:r>
         <w:rPr/>
         <w:t>Atribuições do NDE</w:t>
@@ -27086,8 +27167,8 @@
         </w:numPr>
         <w:rPr/>
       </w:pPr>
-      <w:bookmarkStart w:id="110" w:name="__RefHeading___Toc2987_724336694"/>
-      <w:bookmarkEnd w:id="110"/>
+      <w:bookmarkStart w:id="112" w:name="__RefHeading___Toc2987_724336694"/>
+      <w:bookmarkEnd w:id="112"/>
       <w:r>
         <w:rPr/>
         <w:t>INFRAESTRUTURA</w:t>
@@ -27112,8 +27193,8 @@
         </w:numPr>
         <w:rPr/>
       </w:pPr>
-      <w:bookmarkStart w:id="111" w:name="__RefHeading___Toc2989_724336694"/>
-      <w:bookmarkEnd w:id="111"/>
+      <w:bookmarkStart w:id="113" w:name="__RefHeading___Toc2989_724336694"/>
+      <w:bookmarkEnd w:id="113"/>
       <w:r>
         <w:rPr/>
         <w:t>Instalações de Equipamentos</w:t>
@@ -27127,8 +27208,8 @@
         <w:ind w:hanging="0" w:left="0" w:right="121"/>
         <w:rPr/>
       </w:pPr>
-      <w:bookmarkStart w:id="112" w:name="docs-internal-guid-b32a8770-7fff-9117-7c"/>
-      <w:bookmarkEnd w:id="112"/>
+      <w:bookmarkStart w:id="114" w:name="docs-internal-guid-b32a8770-7fff-9117-7c"/>
+      <w:bookmarkEnd w:id="114"/>
       <w:r>
         <w:rPr>
           <w:rFonts w:ascii="Times New Roman;serif" w:hAnsi="Times New Roman;serif"/>
@@ -27639,7 +27720,7 @@
       </w:r>
       <w:r>
         <w:rPr/>
-        <w:t>14</w:t>
+        <w:t>15</w:t>
       </w:r>
       <w:r>
         <w:rPr/>
@@ -28311,7 +28392,7 @@
       </w:r>
       <w:r>
         <w:rPr/>
-        <w:t>15</w:t>
+        <w:t>16</w:t>
       </w:r>
       <w:r>
         <w:rPr/>
@@ -28800,7 +28881,7 @@
       </w:r>
       <w:r>
         <w:rPr/>
-        <w:t>16</w:t>
+        <w:t>17</w:t>
       </w:r>
       <w:r>
         <w:rPr/>
@@ -29106,7 +29187,7 @@
       </w:r>
       <w:r>
         <w:rPr/>
-        <w:t>17</w:t>
+        <w:t>18</w:t>
       </w:r>
       <w:r>
         <w:rPr/>
@@ -29549,7 +29630,7 @@
       </w:r>
       <w:r>
         <w:rPr/>
-        <w:t>18</w:t>
+        <w:t>19</w:t>
       </w:r>
       <w:r>
         <w:rPr/>
@@ -29968,8 +30049,8 @@
         </w:numPr>
         <w:rPr/>
       </w:pPr>
-      <w:bookmarkStart w:id="113" w:name="__RefHeading___Toc2991_724336694"/>
-      <w:bookmarkEnd w:id="113"/>
+      <w:bookmarkStart w:id="115" w:name="__RefHeading___Toc2991_724336694"/>
+      <w:bookmarkEnd w:id="115"/>
       <w:r>
         <w:rPr/>
         <w:t>Laboratórios</w:t>
@@ -29998,8 +30079,8 @@
           <w:shd w:fill="auto" w:val="clear"/>
         </w:rPr>
       </w:pPr>
-      <w:bookmarkStart w:id="114" w:name="docs-internal-guid-4b63a4ab-7fff-0975-36"/>
-      <w:bookmarkEnd w:id="114"/>
+      <w:bookmarkStart w:id="116" w:name="docs-internal-guid-4b63a4ab-7fff-0975-36"/>
+      <w:bookmarkEnd w:id="116"/>
       <w:r>
         <w:rPr>
           <w:rFonts w:ascii="Times New Roman;serif" w:hAnsi="Times New Roman;serif"/>
@@ -30120,7 +30201,7 @@
       </w:r>
       <w:r>
         <w:rPr/>
-        <w:t>19</w:t>
+        <w:t>20</w:t>
       </w:r>
       <w:r>
         <w:rPr/>
@@ -30476,7 +30557,7 @@
       </w:r>
       <w:r>
         <w:rPr/>
-        <w:t>20</w:t>
+        <w:t>21</w:t>
       </w:r>
       <w:r>
         <w:rPr/>
@@ -30756,7 +30837,7 @@
       </w:r>
       <w:r>
         <w:rPr/>
-        <w:t>21</w:t>
+        <w:t>22</w:t>
       </w:r>
       <w:r>
         <w:rPr/>
@@ -31075,7 +31156,7 @@
       </w:r>
       <w:r>
         <w:rPr/>
-        <w:t>22</w:t>
+        <w:t>23</w:t>
       </w:r>
       <w:r>
         <w:rPr/>
@@ -31355,7 +31436,7 @@
       </w:r>
       <w:r>
         <w:rPr/>
-        <w:t>23</w:t>
+        <w:t>24</w:t>
       </w:r>
       <w:r>
         <w:rPr/>
@@ -31966,8 +32047,8 @@
         </w:numPr>
         <w:rPr/>
       </w:pPr>
-      <w:bookmarkStart w:id="115" w:name="__RefHeading___Toc2993_724336694"/>
-      <w:bookmarkEnd w:id="115"/>
+      <w:bookmarkStart w:id="117" w:name="__RefHeading___Toc2993_724336694"/>
+      <w:bookmarkEnd w:id="117"/>
       <w:r>
         <w:rPr/>
         <w:t>Sala(s) de Aula(s)</w:t>
@@ -31996,8 +32077,8 @@
           <w:shd w:fill="auto" w:val="clear"/>
         </w:rPr>
       </w:pPr>
-      <w:bookmarkStart w:id="116" w:name="docs-internal-guid-458d0a24-7fff-e929-a5"/>
-      <w:bookmarkEnd w:id="116"/>
+      <w:bookmarkStart w:id="118" w:name="docs-internal-guid-458d0a24-7fff-e929-a5"/>
+      <w:bookmarkEnd w:id="118"/>
       <w:r>
         <w:rPr>
           <w:rFonts w:ascii="Times New Roman;serif" w:hAnsi="Times New Roman;serif"/>
@@ -33190,7 +33271,7 @@
       </w:r>
       <w:r>
         <w:rPr/>
-        <w:t>24</w:t>
+        <w:t>25</w:t>
       </w:r>
       <w:r>
         <w:rPr/>
@@ -33827,8 +33908,8 @@
         </w:numPr>
         <w:rPr/>
       </w:pPr>
-      <w:bookmarkStart w:id="117" w:name="__RefHeading___Toc2995_724336694"/>
-      <w:bookmarkEnd w:id="117"/>
+      <w:bookmarkStart w:id="119" w:name="__RefHeading___Toc2995_724336694"/>
+      <w:bookmarkEnd w:id="119"/>
       <w:r>
         <w:rPr/>
         <w:t>SETORES DE APRENDIZAGEM DA FORMAÇÃO NO CAMPO</w:t>
@@ -33839,8 +33920,8 @@
         <w:pStyle w:val="BodyText"/>
         <w:rPr/>
       </w:pPr>
-      <w:bookmarkStart w:id="118" w:name="docs-internal-guid-7e083a9e-7fff-3439-45"/>
-      <w:bookmarkEnd w:id="118"/>
+      <w:bookmarkStart w:id="120" w:name="docs-internal-guid-7e083a9e-7fff-3439-45"/>
+      <w:bookmarkEnd w:id="120"/>
       <w:r>
         <w:rPr>
           <w:rFonts w:eastAsia="Noto Serif CJK SC" w:cs="FreeSans" w:ascii="Times New Roman;serif" w:hAnsi="Times New Roman;serif"/>
@@ -34204,8 +34285,8 @@
         </w:numPr>
         <w:rPr/>
       </w:pPr>
-      <w:bookmarkStart w:id="119" w:name="__RefHeading___Toc2997_724336694"/>
-      <w:bookmarkEnd w:id="119"/>
+      <w:bookmarkStart w:id="121" w:name="__RefHeading___Toc2997_724336694"/>
+      <w:bookmarkEnd w:id="121"/>
       <w:r>
         <w:rPr/>
         <w:t>Biblioteca</w:t>
@@ -34234,8 +34315,8 @@
           <w:shd w:fill="auto" w:val="clear"/>
         </w:rPr>
       </w:pPr>
-      <w:bookmarkStart w:id="120" w:name="docs-internal-guid-8d680f4f-7fff-fc40-ad"/>
-      <w:bookmarkEnd w:id="120"/>
+      <w:bookmarkStart w:id="122" w:name="docs-internal-guid-8d680f4f-7fff-fc40-ad"/>
+      <w:bookmarkEnd w:id="122"/>
       <w:r>
         <w:rPr>
           <w:rFonts w:ascii="Times New Roman;serif" w:hAnsi="Times New Roman;serif"/>
@@ -34354,8 +34435,8 @@
         </w:numPr>
         <w:rPr/>
       </w:pPr>
-      <w:bookmarkStart w:id="121" w:name="__RefHeading___Toc2999_724336694"/>
-      <w:bookmarkEnd w:id="121"/>
+      <w:bookmarkStart w:id="123" w:name="__RefHeading___Toc2999_724336694"/>
+      <w:bookmarkEnd w:id="123"/>
       <w:r>
         <w:rPr/>
         <w:t xml:space="preserve">Infraestrutura da biblioteca: mobiliário e equipamentos </w:t>
@@ -35616,8 +35697,8 @@
         </w:numPr>
         <w:rPr/>
       </w:pPr>
-      <w:bookmarkStart w:id="122" w:name="__RefHeading___Toc3001_724336694"/>
-      <w:bookmarkEnd w:id="122"/>
+      <w:bookmarkStart w:id="124" w:name="__RefHeading___Toc3001_724336694"/>
+      <w:bookmarkEnd w:id="124"/>
       <w:r>
         <w:rPr/>
         <w:t>Acervo da bibliografia básica do curso</w:t>
@@ -36339,8 +36420,8 @@
         </w:numPr>
         <w:rPr/>
       </w:pPr>
-      <w:bookmarkStart w:id="123" w:name="__RefHeading___Toc3003_724336694"/>
-      <w:bookmarkEnd w:id="123"/>
+      <w:bookmarkStart w:id="125" w:name="__RefHeading___Toc3003_724336694"/>
+      <w:bookmarkEnd w:id="125"/>
       <w:r>
         <w:rPr/>
         <w:t>Acervo da bibliografia complementar do curso</w:t>
@@ -37101,8 +37182,8 @@
         </w:numPr>
         <w:rPr/>
       </w:pPr>
-      <w:bookmarkStart w:id="124" w:name="__RefHeading___Toc3005_724336694"/>
-      <w:bookmarkEnd w:id="124"/>
+      <w:bookmarkStart w:id="126" w:name="__RefHeading___Toc3005_724336694"/>
+      <w:bookmarkEnd w:id="126"/>
       <w:r>
         <w:rPr/>
         <w:t xml:space="preserve">Acervo multimídia </w:t>
@@ -38263,8 +38344,8 @@
         </w:numPr>
         <w:rPr/>
       </w:pPr>
-      <w:bookmarkStart w:id="125" w:name="__RefHeading___Toc3007_724336694"/>
-      <w:bookmarkEnd w:id="125"/>
+      <w:bookmarkStart w:id="127" w:name="__RefHeading___Toc3007_724336694"/>
+      <w:bookmarkEnd w:id="127"/>
       <w:r>
         <w:rPr/>
         <w:t>REFERÊNCIAS</w:t>
@@ -38293,8 +38374,8 @@
           <w:shd w:fill="auto" w:val="clear"/>
         </w:rPr>
       </w:pPr>
-      <w:bookmarkStart w:id="126" w:name="docs-internal-guid-e289bde1-7fff-aaaa-77"/>
-      <w:bookmarkEnd w:id="126"/>
+      <w:bookmarkStart w:id="128" w:name="docs-internal-guid-e289bde1-7fff-aaaa-77"/>
+      <w:bookmarkEnd w:id="128"/>
       <w:r>
         <w:rPr>
           <w:rFonts w:ascii="Times New Roman;serif" w:hAnsi="Times New Roman;serif"/>
@@ -38332,8 +38413,8 @@
         <w:ind w:hanging="0" w:left="720"/>
         <w:rPr/>
       </w:pPr>
-      <w:bookmarkStart w:id="127" w:name="__RefHeading___Toc3009_724336694"/>
-      <w:bookmarkEnd w:id="127"/>
+      <w:bookmarkStart w:id="129" w:name="__RefHeading___Toc3009_724336694"/>
+      <w:bookmarkEnd w:id="129"/>
       <w:r>
         <w:rPr/>
         <w:t>APÊNDICE</w:t>
@@ -38362,8 +38443,8 @@
           <w:shd w:fill="auto" w:val="clear"/>
         </w:rPr>
       </w:pPr>
-      <w:bookmarkStart w:id="128" w:name="docs-internal-guid-c178bbc7-7fff-25d2-4c"/>
-      <w:bookmarkEnd w:id="128"/>
+      <w:bookmarkStart w:id="130" w:name="docs-internal-guid-c178bbc7-7fff-25d2-4c"/>
+      <w:bookmarkEnd w:id="130"/>
       <w:r>
         <w:rPr>
           <w:rFonts w:ascii="Times New Roman;serif" w:hAnsi="Times New Roman;serif"/>
@@ -38492,10 +38573,10 @@
         <w:ind w:hanging="0" w:left="720"/>
         <w:rPr/>
       </w:pPr>
-      <w:bookmarkStart w:id="129" w:name="__RefHeading___Toc3011_724336694"/>
-      <w:bookmarkStart w:id="130" w:name="docs-internal-guid-cb6f7ca0-7fff-8df8-8d"/>
-      <w:bookmarkEnd w:id="129"/>
-      <w:bookmarkEnd w:id="130"/>
+      <w:bookmarkStart w:id="131" w:name="__RefHeading___Toc3011_724336694"/>
+      <w:bookmarkStart w:id="132" w:name="docs-internal-guid-cb6f7ca0-7fff-8df8-8d"/>
+      <w:bookmarkEnd w:id="131"/>
+      <w:bookmarkEnd w:id="132"/>
       <w:r>
         <w:rPr/>
         <w:t>ANEXOS</w:t>
@@ -38725,8 +38806,8 @@
         <w:ind w:hanging="0" w:left="720"/>
         <w:rPr/>
       </w:pPr>
-      <w:bookmarkStart w:id="131" w:name="__RefHeading___Toc3013_724336694"/>
-      <w:bookmarkEnd w:id="131"/>
+      <w:bookmarkStart w:id="133" w:name="__RefHeading___Toc3013_724336694"/>
+      <w:bookmarkEnd w:id="133"/>
       <w:r>
         <w:rPr/>
         <w:t>SITES DE REFERÊNCIA</w:t>
@@ -39446,8 +39527,8 @@
     <w:qFormat/>
     <w:rPr/>
   </w:style>
-  <w:style w:type="character" w:styleId="Bullets">
-    <w:name w:val="Bullets"/>
+  <w:style w:type="character" w:styleId="Bulletsuser">
+    <w:name w:val="Bullets (user)"/>
     <w:qFormat/>
     <w:rPr>
       <w:rFonts w:ascii="OpenSymbol" w:hAnsi="OpenSymbol" w:eastAsia="OpenSymbol" w:cs="OpenSymbol"/>
@@ -39705,8 +39786,8 @@
     <w:pPr/>
     <w:rPr/>
   </w:style>
-  <w:style w:type="paragraph" w:styleId="TableIndexHeadinguser">
-    <w:name w:val="Table Index Heading (user)"/>
+  <w:style w:type="paragraph" w:styleId="TableIndexHeading">
+    <w:name w:val="Table Index Heading"/>
     <w:basedOn w:val="IndexHeading"/>
     <w:qFormat/>
     <w:pPr>
@@ -39761,8 +39842,8 @@
     </w:pPr>
     <w:rPr/>
   </w:style>
-  <w:style w:type="paragraph" w:styleId="FooterLeft">
-    <w:name w:val="Footer Left"/>
+  <w:style w:type="paragraph" w:styleId="FooterLeftuser">
+    <w:name w:val="Footer Left (user)"/>
     <w:basedOn w:val="Footer"/>
     <w:qFormat/>
     <w:pPr>
@@ -39770,8 +39851,8 @@
     </w:pPr>
     <w:rPr/>
   </w:style>
-  <w:style w:type="paragraph" w:styleId="FooterRight">
-    <w:name w:val="Footer Right"/>
+  <w:style w:type="paragraph" w:styleId="FooterRightuser">
+    <w:name w:val="Footer Right (user)"/>
     <w:basedOn w:val="Footer"/>
     <w:qFormat/>
     <w:pPr>
@@ -39814,8 +39895,8 @@
       <w:bCs/>
     </w:rPr>
   </w:style>
-  <w:style w:type="paragraph" w:styleId="FrameContents">
-    <w:name w:val="Frame Contents"/>
+  <w:style w:type="paragraph" w:styleId="FrameContentsuser">
+    <w:name w:val="Frame Contents (user)"/>
     <w:basedOn w:val="Normal"/>
     <w:qFormat/>
     <w:pPr/>

--- a/src/main/resources/ppc.docx
+++ b/src/main/resources/ppc.docx
@@ -6143,41 +6143,45 @@
             <w:pPr>
               <w:pStyle w:val="TableContents"/>
               <w:widowControl/>
+              <w:suppressAutoHyphens w:val="true"/>
               <w:bidi w:val="0"/>
               <w:spacing w:lineRule="auto" w:line="288" w:before="0" w:after="0"/>
               <w:ind w:hanging="0" w:left="0" w:right="0"/>
-              <w:rPr>
-                <w:rFonts w:ascii="Times New Roman;serif" w:hAnsi="Times New Roman;serif"/>
+              <w:jc w:val="left"/>
+              <w:rPr>
+                <w:rFonts w:ascii="Times New Roman;serif" w:hAnsi="Times New Roman;serif" w:eastAsia="Noto Serif CJK SC" w:cs="FreeSans"/>
                 <w:b w:val="false"/>
                 <w:i w:val="false"/>
                 <w:i w:val="false"/>
-                <w:caps w:val="false"/>
-                <w:smallCaps w:val="false"/>
-                <w:strike w:val="false"/>
-                <w:dstrike w:val="false"/>
-                <w:color w:val="000000"/>
-                <w:sz w:val="22"/>
+                <w:strike w:val="false"/>
+                <w:dstrike w:val="false"/>
+                <w:color w:val="000000"/>
+                <w:kern w:val="2"/>
+                <w:sz w:val="22"/>
+                <w:szCs w:val="24"/>
                 <w:u w:val="none"/>
                 <w:effect w:val="none"/>
                 <w:shd w:fill="FFF2CC" w:val="clear"/>
-              </w:rPr>
-            </w:pPr>
-            <w:r>
-              <w:rPr>
-                <w:rFonts w:ascii="Times New Roman;serif" w:hAnsi="Times New Roman;serif"/>
+                <w:lang w:val="pt-BR" w:eastAsia="zh-CN" w:bidi="hi-IN"/>
+              </w:rPr>
+            </w:pPr>
+            <w:r>
+              <w:rPr>
+                <w:rFonts w:eastAsia="Noto Serif CJK SC" w:cs="FreeSans" w:ascii="Times New Roman;serif" w:hAnsi="Times New Roman;serif"/>
                 <w:b w:val="false"/>
                 <w:i w:val="false"/>
-                <w:caps w:val="false"/>
-                <w:smallCaps w:val="false"/>
-                <w:strike w:val="false"/>
-                <w:dstrike w:val="false"/>
-                <w:color w:val="000000"/>
-                <w:sz w:val="22"/>
+                <w:strike w:val="false"/>
+                <w:dstrike w:val="false"/>
+                <w:color w:val="000000"/>
+                <w:kern w:val="2"/>
+                <w:sz w:val="22"/>
+                <w:szCs w:val="24"/>
                 <w:u w:val="none"/>
                 <w:effect w:val="none"/>
                 <w:shd w:fill="FFF2CC" w:val="clear"/>
-              </w:rPr>
-              <w:t>{{carga_horaria_total_hr}}</w:t>
+                <w:lang w:val="pt-BR" w:eastAsia="zh-CN" w:bidi="hi-IN"/>
+              </w:rPr>
+              <w:t>{{cht}}</w:t>
             </w:r>
           </w:p>
         </w:tc>
@@ -6234,333 +6238,6 @@
                 <w:shd w:fill="FFF2CC" w:val="clear"/>
               </w:rPr>
               <w:t>Carga Horária Total (H/A)</w:t>
-            </w:r>
-          </w:p>
-        </w:tc>
-        <w:tc>
-          <w:tcPr>
-            <w:tcW w:w="7010" w:type="dxa"/>
-            <w:tcBorders>
-              <w:top w:val="single" w:sz="8" w:space="0" w:color="000000"/>
-              <w:left w:val="single" w:sz="8" w:space="0" w:color="000000"/>
-              <w:bottom w:val="single" w:sz="8" w:space="0" w:color="000000"/>
-              <w:right w:val="single" w:sz="8" w:space="0" w:color="000000"/>
-            </w:tcBorders>
-            <w:vAlign w:val="center"/>
-          </w:tcPr>
-          <w:p>
-            <w:pPr>
-              <w:pStyle w:val="TableContents"/>
-              <w:widowControl/>
-              <w:bidi w:val="0"/>
-              <w:spacing w:lineRule="auto" w:line="288" w:before="0" w:after="0"/>
-              <w:ind w:hanging="0" w:left="0" w:right="0"/>
-              <w:rPr>
-                <w:rFonts w:ascii="Times New Roman;serif" w:hAnsi="Times New Roman;serif"/>
-                <w:b w:val="false"/>
-                <w:i w:val="false"/>
-                <w:i w:val="false"/>
-                <w:caps w:val="false"/>
-                <w:smallCaps w:val="false"/>
-                <w:strike w:val="false"/>
-                <w:dstrike w:val="false"/>
-                <w:color w:val="000000"/>
-                <w:sz w:val="22"/>
-                <w:u w:val="none"/>
-                <w:effect w:val="none"/>
-                <w:shd w:fill="FFF2CC" w:val="clear"/>
-              </w:rPr>
-            </w:pPr>
-            <w:r>
-              <w:rPr>
-                <w:rFonts w:ascii="Times New Roman;serif" w:hAnsi="Times New Roman;serif"/>
-                <w:b w:val="false"/>
-                <w:i w:val="false"/>
-                <w:caps w:val="false"/>
-                <w:smallCaps w:val="false"/>
-                <w:strike w:val="false"/>
-                <w:dstrike w:val="false"/>
-                <w:color w:val="000000"/>
-                <w:sz w:val="22"/>
-                <w:u w:val="none"/>
-                <w:effect w:val="none"/>
-                <w:shd w:fill="FFF2CC" w:val="clear"/>
-              </w:rPr>
-              <w:t>{{carga_horaria_total_ha}}</w:t>
-            </w:r>
-          </w:p>
-        </w:tc>
-      </w:tr>
-      <w:tr>
-        <w:trPr/>
-        <w:tc>
-          <w:tcPr>
-            <w:tcW w:w="2635" w:type="dxa"/>
-            <w:tcBorders>
-              <w:top w:val="single" w:sz="8" w:space="0" w:color="000000"/>
-              <w:left w:val="single" w:sz="8" w:space="0" w:color="000000"/>
-              <w:bottom w:val="single" w:sz="8" w:space="0" w:color="000000"/>
-              <w:right w:val="single" w:sz="8" w:space="0" w:color="000000"/>
-            </w:tcBorders>
-            <w:vAlign w:val="center"/>
-          </w:tcPr>
-          <w:p>
-            <w:pPr>
-              <w:pStyle w:val="TableContents"/>
-              <w:widowControl/>
-              <w:bidi w:val="0"/>
-              <w:spacing w:lineRule="auto" w:line="288" w:before="0" w:after="0"/>
-              <w:ind w:hanging="0" w:left="0" w:right="0"/>
-              <w:rPr>
-                <w:rFonts w:ascii="Times New Roman;serif" w:hAnsi="Times New Roman;serif"/>
-                <w:b/>
-                <w:i w:val="false"/>
-                <w:i w:val="false"/>
-                <w:caps w:val="false"/>
-                <w:smallCaps w:val="false"/>
-                <w:strike w:val="false"/>
-                <w:dstrike w:val="false"/>
-                <w:color w:val="000000"/>
-                <w:sz w:val="22"/>
-                <w:u w:val="none"/>
-                <w:effect w:val="none"/>
-                <w:shd w:fill="FFF2CC" w:val="clear"/>
-              </w:rPr>
-            </w:pPr>
-            <w:r>
-              <w:rPr>
-                <w:rFonts w:ascii="Times New Roman;serif" w:hAnsi="Times New Roman;serif"/>
-                <w:b/>
-                <w:i w:val="false"/>
-                <w:caps w:val="false"/>
-                <w:smallCaps w:val="false"/>
-                <w:strike w:val="false"/>
-                <w:dstrike w:val="false"/>
-                <w:color w:val="000000"/>
-                <w:sz w:val="22"/>
-                <w:u w:val="none"/>
-                <w:effect w:val="none"/>
-                <w:shd w:fill="FFF2CC" w:val="clear"/>
-              </w:rPr>
-              <w:t>Duração da hora/aula</w:t>
-            </w:r>
-          </w:p>
-        </w:tc>
-        <w:tc>
-          <w:tcPr>
-            <w:tcW w:w="7010" w:type="dxa"/>
-            <w:tcBorders>
-              <w:top w:val="single" w:sz="8" w:space="0" w:color="000000"/>
-              <w:left w:val="single" w:sz="8" w:space="0" w:color="000000"/>
-              <w:bottom w:val="single" w:sz="8" w:space="0" w:color="000000"/>
-              <w:right w:val="single" w:sz="8" w:space="0" w:color="000000"/>
-            </w:tcBorders>
-            <w:vAlign w:val="center"/>
-          </w:tcPr>
-          <w:p>
-            <w:pPr>
-              <w:pStyle w:val="TableContents"/>
-              <w:widowControl/>
-              <w:bidi w:val="0"/>
-              <w:spacing w:lineRule="auto" w:line="288" w:before="0" w:after="0"/>
-              <w:ind w:hanging="0" w:left="0" w:right="0"/>
-              <w:rPr>
-                <w:rFonts w:ascii="Times New Roman;serif" w:hAnsi="Times New Roman;serif"/>
-                <w:b w:val="false"/>
-                <w:i w:val="false"/>
-                <w:i w:val="false"/>
-                <w:caps w:val="false"/>
-                <w:smallCaps w:val="false"/>
-                <w:strike w:val="false"/>
-                <w:dstrike w:val="false"/>
-                <w:color w:val="000000"/>
-                <w:sz w:val="22"/>
-                <w:u w:val="none"/>
-                <w:effect w:val="none"/>
-                <w:shd w:fill="FFF2CC" w:val="clear"/>
-              </w:rPr>
-            </w:pPr>
-            <w:r>
-              <w:rPr>
-                <w:rFonts w:ascii="Times New Roman;serif" w:hAnsi="Times New Roman;serif"/>
-                <w:b w:val="false"/>
-                <w:i w:val="false"/>
-                <w:caps w:val="false"/>
-                <w:smallCaps w:val="false"/>
-                <w:strike w:val="false"/>
-                <w:dstrike w:val="false"/>
-                <w:color w:val="000000"/>
-                <w:sz w:val="22"/>
-                <w:u w:val="none"/>
-                <w:effect w:val="none"/>
-                <w:shd w:fill="FFF2CC" w:val="clear"/>
-              </w:rPr>
-              <w:t>45</w:t>
-            </w:r>
-          </w:p>
-        </w:tc>
-      </w:tr>
-      <w:tr>
-        <w:trPr/>
-        <w:tc>
-          <w:tcPr>
-            <w:tcW w:w="2635" w:type="dxa"/>
-            <w:tcBorders>
-              <w:top w:val="single" w:sz="8" w:space="0" w:color="000000"/>
-              <w:left w:val="single" w:sz="8" w:space="0" w:color="000000"/>
-              <w:bottom w:val="single" w:sz="8" w:space="0" w:color="000000"/>
-              <w:right w:val="single" w:sz="8" w:space="0" w:color="000000"/>
-            </w:tcBorders>
-            <w:vAlign w:val="center"/>
-          </w:tcPr>
-          <w:p>
-            <w:pPr>
-              <w:pStyle w:val="TableContents"/>
-              <w:widowControl/>
-              <w:bidi w:val="0"/>
-              <w:spacing w:lineRule="auto" w:line="288" w:before="0" w:after="0"/>
-              <w:ind w:hanging="0" w:left="0" w:right="0"/>
-              <w:rPr>
-                <w:rFonts w:ascii="Times New Roman;serif" w:hAnsi="Times New Roman;serif"/>
-                <w:b/>
-                <w:i w:val="false"/>
-                <w:i w:val="false"/>
-                <w:caps w:val="false"/>
-                <w:smallCaps w:val="false"/>
-                <w:strike w:val="false"/>
-                <w:dstrike w:val="false"/>
-                <w:color w:val="000000"/>
-                <w:sz w:val="22"/>
-                <w:u w:val="none"/>
-                <w:effect w:val="none"/>
-                <w:shd w:fill="FFF2CC" w:val="clear"/>
-              </w:rPr>
-            </w:pPr>
-            <w:r>
-              <w:rPr>
-                <w:rFonts w:ascii="Times New Roman;serif" w:hAnsi="Times New Roman;serif"/>
-                <w:b/>
-                <w:i w:val="false"/>
-                <w:caps w:val="false"/>
-                <w:smallCaps w:val="false"/>
-                <w:strike w:val="false"/>
-                <w:dstrike w:val="false"/>
-                <w:color w:val="000000"/>
-                <w:sz w:val="22"/>
-                <w:u w:val="none"/>
-                <w:effect w:val="none"/>
-                <w:shd w:fill="FFF2CC" w:val="clear"/>
-              </w:rPr>
-              <w:t>CH estágio supervisionado (H/R)</w:t>
-            </w:r>
-          </w:p>
-        </w:tc>
-        <w:tc>
-          <w:tcPr>
-            <w:tcW w:w="7010" w:type="dxa"/>
-            <w:tcBorders>
-              <w:top w:val="single" w:sz="8" w:space="0" w:color="000000"/>
-              <w:left w:val="single" w:sz="8" w:space="0" w:color="000000"/>
-              <w:bottom w:val="single" w:sz="8" w:space="0" w:color="000000"/>
-              <w:right w:val="single" w:sz="8" w:space="0" w:color="000000"/>
-            </w:tcBorders>
-            <w:vAlign w:val="center"/>
-          </w:tcPr>
-          <w:p>
-            <w:pPr>
-              <w:pStyle w:val="TableContents"/>
-              <w:widowControl/>
-              <w:bidi w:val="0"/>
-              <w:spacing w:lineRule="auto" w:line="288" w:before="0" w:after="0"/>
-              <w:ind w:hanging="0" w:left="0" w:right="0"/>
-              <w:rPr>
-                <w:rFonts w:ascii="Times New Roman;serif" w:hAnsi="Times New Roman;serif"/>
-                <w:b w:val="false"/>
-                <w:i w:val="false"/>
-                <w:i w:val="false"/>
-                <w:caps w:val="false"/>
-                <w:smallCaps w:val="false"/>
-                <w:strike w:val="false"/>
-                <w:dstrike w:val="false"/>
-                <w:color w:val="000000"/>
-                <w:sz w:val="22"/>
-                <w:u w:val="none"/>
-                <w:effect w:val="none"/>
-                <w:shd w:fill="FFF2CC" w:val="clear"/>
-              </w:rPr>
-            </w:pPr>
-            <w:r>
-              <w:rPr>
-                <w:rFonts w:ascii="Times New Roman;serif" w:hAnsi="Times New Roman;serif"/>
-                <w:b w:val="false"/>
-                <w:i w:val="false"/>
-                <w:caps w:val="false"/>
-                <w:smallCaps w:val="false"/>
-                <w:strike w:val="false"/>
-                <w:dstrike w:val="false"/>
-                <w:color w:val="000000"/>
-                <w:sz w:val="22"/>
-                <w:u w:val="none"/>
-                <w:effect w:val="none"/>
-                <w:shd w:fill="FFF2CC" w:val="clear"/>
-              </w:rPr>
-              <w:t>{{carga_horaria_estagio_supervisionado_hr}}</w:t>
-            </w:r>
-          </w:p>
-        </w:tc>
-      </w:tr>
-      <w:tr>
-        <w:trPr/>
-        <w:tc>
-          <w:tcPr>
-            <w:tcW w:w="2635" w:type="dxa"/>
-            <w:tcBorders>
-              <w:top w:val="single" w:sz="8" w:space="0" w:color="000000"/>
-              <w:left w:val="single" w:sz="8" w:space="0" w:color="000000"/>
-              <w:bottom w:val="single" w:sz="8" w:space="0" w:color="000000"/>
-              <w:right w:val="single" w:sz="8" w:space="0" w:color="000000"/>
-            </w:tcBorders>
-            <w:vAlign w:val="center"/>
-          </w:tcPr>
-          <w:p>
-            <w:pPr>
-              <w:pStyle w:val="TableContents"/>
-              <w:widowControl/>
-              <w:bidi w:val="0"/>
-              <w:spacing w:lineRule="auto" w:line="288" w:before="0" w:after="0"/>
-              <w:ind w:hanging="0" w:left="0" w:right="0"/>
-              <w:rPr>
-                <w:rFonts w:ascii="Times New Roman;serif" w:hAnsi="Times New Roman;serif"/>
-                <w:b/>
-                <w:i w:val="false"/>
-                <w:i w:val="false"/>
-                <w:caps w:val="false"/>
-                <w:smallCaps w:val="false"/>
-                <w:strike w:val="false"/>
-                <w:dstrike w:val="false"/>
-                <w:color w:val="A61C00"/>
-                <w:sz w:val="22"/>
-                <w:u w:val="none"/>
-                <w:effect w:val="none"/>
-                <w:shd w:fill="FFF2CC" w:val="clear"/>
-              </w:rPr>
-            </w:pPr>
-            <w:r>
-              <w:rPr>
-                <w:rFonts w:ascii="Times New Roman;serif" w:hAnsi="Times New Roman;serif"/>
-                <w:b/>
-                <w:i w:val="false"/>
-                <w:caps w:val="false"/>
-                <w:smallCaps w:val="false"/>
-                <w:strike w:val="false"/>
-                <w:dstrike w:val="false"/>
-                <w:color w:val="A61C00"/>
-                <w:sz w:val="22"/>
-                <w:u w:val="none"/>
-                <w:effect w:val="none"/>
-                <w:shd w:fill="FFF2CC" w:val="clear"/>
-              </w:rPr>
-              <w:t>Número de semanas letivas</w:t>
             </w:r>
           </w:p>
         </w:tc>
@@ -6617,7 +6294,7 @@
                 <w:shd w:fill="FFF2CC" w:val="clear"/>
                 <w:lang w:val="pt-BR" w:eastAsia="zh-CN" w:bidi="hi-IN"/>
               </w:rPr>
-              <w:t>{{semanas_letivas}}</w:t>
+              <w:t>{{cht_ha}}</w:t>
             </w:r>
           </w:p>
         </w:tc>
@@ -6673,7 +6350,7 @@
                 <w:effect w:val="none"/>
                 <w:shd w:fill="FFF2CC" w:val="clear"/>
               </w:rPr>
-              <w:t>CH total do curso com estágio supervisionado (H/R)</w:t>
+              <w:t>Duração da hora/aula</w:t>
             </w:r>
           </w:p>
         </w:tc>
@@ -6726,7 +6403,342 @@
                 <w:effect w:val="none"/>
                 <w:shd w:fill="FFF2CC" w:val="clear"/>
               </w:rPr>
-              <w:t>{{carga_horaria_total_com_estagio_supervisionado_hr}}</w:t>
+              <w:t>45</w:t>
+            </w:r>
+          </w:p>
+        </w:tc>
+      </w:tr>
+      <w:tr>
+        <w:trPr/>
+        <w:tc>
+          <w:tcPr>
+            <w:tcW w:w="2635" w:type="dxa"/>
+            <w:tcBorders>
+              <w:top w:val="single" w:sz="8" w:space="0" w:color="000000"/>
+              <w:left w:val="single" w:sz="8" w:space="0" w:color="000000"/>
+              <w:bottom w:val="single" w:sz="8" w:space="0" w:color="000000"/>
+              <w:right w:val="single" w:sz="8" w:space="0" w:color="000000"/>
+            </w:tcBorders>
+            <w:vAlign w:val="center"/>
+          </w:tcPr>
+          <w:p>
+            <w:pPr>
+              <w:pStyle w:val="TableContents"/>
+              <w:widowControl/>
+              <w:bidi w:val="0"/>
+              <w:spacing w:lineRule="auto" w:line="288" w:before="0" w:after="0"/>
+              <w:ind w:hanging="0" w:left="0" w:right="0"/>
+              <w:rPr>
+                <w:rFonts w:ascii="Times New Roman;serif" w:hAnsi="Times New Roman;serif"/>
+                <w:b/>
+                <w:i w:val="false"/>
+                <w:i w:val="false"/>
+                <w:caps w:val="false"/>
+                <w:smallCaps w:val="false"/>
+                <w:strike w:val="false"/>
+                <w:dstrike w:val="false"/>
+                <w:color w:val="000000"/>
+                <w:sz w:val="22"/>
+                <w:u w:val="none"/>
+                <w:effect w:val="none"/>
+                <w:shd w:fill="FFF2CC" w:val="clear"/>
+              </w:rPr>
+            </w:pPr>
+            <w:r>
+              <w:rPr>
+                <w:rFonts w:ascii="Times New Roman;serif" w:hAnsi="Times New Roman;serif"/>
+                <w:b/>
+                <w:i w:val="false"/>
+                <w:caps w:val="false"/>
+                <w:smallCaps w:val="false"/>
+                <w:strike w:val="false"/>
+                <w:dstrike w:val="false"/>
+                <w:color w:val="000000"/>
+                <w:sz w:val="22"/>
+                <w:u w:val="none"/>
+                <w:effect w:val="none"/>
+                <w:shd w:fill="FFF2CC" w:val="clear"/>
+              </w:rPr>
+              <w:t>CH estágio supervisionado (H/R)</w:t>
+            </w:r>
+          </w:p>
+        </w:tc>
+        <w:tc>
+          <w:tcPr>
+            <w:tcW w:w="7010" w:type="dxa"/>
+            <w:tcBorders>
+              <w:top w:val="single" w:sz="8" w:space="0" w:color="000000"/>
+              <w:left w:val="single" w:sz="8" w:space="0" w:color="000000"/>
+              <w:bottom w:val="single" w:sz="8" w:space="0" w:color="000000"/>
+              <w:right w:val="single" w:sz="8" w:space="0" w:color="000000"/>
+            </w:tcBorders>
+            <w:vAlign w:val="center"/>
+          </w:tcPr>
+          <w:p>
+            <w:pPr>
+              <w:pStyle w:val="TableContents"/>
+              <w:widowControl/>
+              <w:bidi w:val="0"/>
+              <w:spacing w:lineRule="auto" w:line="288" w:before="0" w:after="0"/>
+              <w:ind w:hanging="0" w:left="0" w:right="0"/>
+              <w:rPr>
+                <w:rFonts w:ascii="Times New Roman;serif" w:hAnsi="Times New Roman;serif"/>
+                <w:b w:val="false"/>
+                <w:i w:val="false"/>
+                <w:i w:val="false"/>
+                <w:caps w:val="false"/>
+                <w:smallCaps w:val="false"/>
+                <w:strike w:val="false"/>
+                <w:dstrike w:val="false"/>
+                <w:color w:val="000000"/>
+                <w:sz w:val="22"/>
+                <w:u w:val="none"/>
+                <w:effect w:val="none"/>
+                <w:shd w:fill="FFF2CC" w:val="clear"/>
+              </w:rPr>
+            </w:pPr>
+            <w:r>
+              <w:rPr>
+                <w:rFonts w:ascii="Times New Roman;serif" w:hAnsi="Times New Roman;serif"/>
+                <w:b w:val="false"/>
+                <w:i w:val="false"/>
+                <w:caps w:val="false"/>
+                <w:smallCaps w:val="false"/>
+                <w:strike w:val="false"/>
+                <w:dstrike w:val="false"/>
+                <w:color w:val="000000"/>
+                <w:sz w:val="22"/>
+                <w:u w:val="none"/>
+                <w:effect w:val="none"/>
+                <w:shd w:fill="FFF2CC" w:val="clear"/>
+              </w:rPr>
+              <w:t>{{carga_horaria_estagio_supervisionado_hr}}</w:t>
+            </w:r>
+          </w:p>
+        </w:tc>
+      </w:tr>
+      <w:tr>
+        <w:trPr/>
+        <w:tc>
+          <w:tcPr>
+            <w:tcW w:w="2635" w:type="dxa"/>
+            <w:tcBorders>
+              <w:top w:val="single" w:sz="8" w:space="0" w:color="000000"/>
+              <w:left w:val="single" w:sz="8" w:space="0" w:color="000000"/>
+              <w:bottom w:val="single" w:sz="8" w:space="0" w:color="000000"/>
+              <w:right w:val="single" w:sz="8" w:space="0" w:color="000000"/>
+            </w:tcBorders>
+            <w:vAlign w:val="center"/>
+          </w:tcPr>
+          <w:p>
+            <w:pPr>
+              <w:pStyle w:val="TableContents"/>
+              <w:widowControl/>
+              <w:bidi w:val="0"/>
+              <w:spacing w:lineRule="auto" w:line="288" w:before="0" w:after="0"/>
+              <w:ind w:hanging="0" w:left="0" w:right="0"/>
+              <w:rPr>
+                <w:rFonts w:ascii="Times New Roman;serif" w:hAnsi="Times New Roman;serif"/>
+                <w:b/>
+                <w:i w:val="false"/>
+                <w:i w:val="false"/>
+                <w:caps w:val="false"/>
+                <w:smallCaps w:val="false"/>
+                <w:strike w:val="false"/>
+                <w:dstrike w:val="false"/>
+                <w:color w:val="A61C00"/>
+                <w:sz w:val="22"/>
+                <w:u w:val="none"/>
+                <w:effect w:val="none"/>
+                <w:shd w:fill="FFF2CC" w:val="clear"/>
+              </w:rPr>
+            </w:pPr>
+            <w:r>
+              <w:rPr>
+                <w:rFonts w:ascii="Times New Roman;serif" w:hAnsi="Times New Roman;serif"/>
+                <w:b/>
+                <w:i w:val="false"/>
+                <w:caps w:val="false"/>
+                <w:smallCaps w:val="false"/>
+                <w:strike w:val="false"/>
+                <w:dstrike w:val="false"/>
+                <w:color w:val="A61C00"/>
+                <w:sz w:val="22"/>
+                <w:u w:val="none"/>
+                <w:effect w:val="none"/>
+                <w:shd w:fill="FFF2CC" w:val="clear"/>
+              </w:rPr>
+              <w:t>Número de semanas letivas</w:t>
+            </w:r>
+          </w:p>
+        </w:tc>
+        <w:tc>
+          <w:tcPr>
+            <w:tcW w:w="7010" w:type="dxa"/>
+            <w:tcBorders>
+              <w:top w:val="single" w:sz="8" w:space="0" w:color="000000"/>
+              <w:left w:val="single" w:sz="8" w:space="0" w:color="000000"/>
+              <w:bottom w:val="single" w:sz="8" w:space="0" w:color="000000"/>
+              <w:right w:val="single" w:sz="8" w:space="0" w:color="000000"/>
+            </w:tcBorders>
+            <w:vAlign w:val="center"/>
+          </w:tcPr>
+          <w:p>
+            <w:pPr>
+              <w:pStyle w:val="TableContents"/>
+              <w:widowControl/>
+              <w:suppressAutoHyphens w:val="true"/>
+              <w:bidi w:val="0"/>
+              <w:spacing w:lineRule="auto" w:line="288" w:before="0" w:after="0"/>
+              <w:ind w:hanging="0" w:left="0" w:right="0"/>
+              <w:jc w:val="left"/>
+              <w:rPr>
+                <w:rFonts w:ascii="Times New Roman;serif" w:hAnsi="Times New Roman;serif" w:eastAsia="Noto Serif CJK SC" w:cs="FreeSans"/>
+                <w:b w:val="false"/>
+                <w:i w:val="false"/>
+                <w:i w:val="false"/>
+                <w:strike w:val="false"/>
+                <w:dstrike w:val="false"/>
+                <w:color w:val="000000"/>
+                <w:kern w:val="2"/>
+                <w:sz w:val="22"/>
+                <w:szCs w:val="24"/>
+                <w:u w:val="none"/>
+                <w:effect w:val="none"/>
+                <w:shd w:fill="FFF2CC" w:val="clear"/>
+                <w:lang w:val="pt-BR" w:eastAsia="zh-CN" w:bidi="hi-IN"/>
+              </w:rPr>
+            </w:pPr>
+            <w:r>
+              <w:rPr>
+                <w:rFonts w:eastAsia="Noto Serif CJK SC" w:cs="FreeSans" w:ascii="Times New Roman;serif" w:hAnsi="Times New Roman;serif"/>
+                <w:b w:val="false"/>
+                <w:i w:val="false"/>
+                <w:strike w:val="false"/>
+                <w:dstrike w:val="false"/>
+                <w:color w:val="000000"/>
+                <w:kern w:val="2"/>
+                <w:sz w:val="22"/>
+                <w:szCs w:val="24"/>
+                <w:u w:val="none"/>
+                <w:effect w:val="none"/>
+                <w:shd w:fill="FFF2CC" w:val="clear"/>
+                <w:lang w:val="pt-BR" w:eastAsia="zh-CN" w:bidi="hi-IN"/>
+              </w:rPr>
+              <w:t>{{semanas_letivas}}</w:t>
+            </w:r>
+          </w:p>
+        </w:tc>
+      </w:tr>
+      <w:tr>
+        <w:trPr/>
+        <w:tc>
+          <w:tcPr>
+            <w:tcW w:w="2635" w:type="dxa"/>
+            <w:tcBorders>
+              <w:top w:val="single" w:sz="8" w:space="0" w:color="000000"/>
+              <w:left w:val="single" w:sz="8" w:space="0" w:color="000000"/>
+              <w:bottom w:val="single" w:sz="8" w:space="0" w:color="000000"/>
+              <w:right w:val="single" w:sz="8" w:space="0" w:color="000000"/>
+            </w:tcBorders>
+            <w:vAlign w:val="center"/>
+          </w:tcPr>
+          <w:p>
+            <w:pPr>
+              <w:pStyle w:val="TableContents"/>
+              <w:widowControl/>
+              <w:bidi w:val="0"/>
+              <w:spacing w:lineRule="auto" w:line="288" w:before="0" w:after="0"/>
+              <w:ind w:hanging="0" w:left="0" w:right="0"/>
+              <w:rPr>
+                <w:rFonts w:ascii="Times New Roman;serif" w:hAnsi="Times New Roman;serif"/>
+                <w:b/>
+                <w:i w:val="false"/>
+                <w:i w:val="false"/>
+                <w:caps w:val="false"/>
+                <w:smallCaps w:val="false"/>
+                <w:strike w:val="false"/>
+                <w:dstrike w:val="false"/>
+                <w:color w:val="000000"/>
+                <w:sz w:val="22"/>
+                <w:u w:val="none"/>
+                <w:effect w:val="none"/>
+                <w:shd w:fill="FFF2CC" w:val="clear"/>
+              </w:rPr>
+            </w:pPr>
+            <w:r>
+              <w:rPr>
+                <w:rFonts w:ascii="Times New Roman;serif" w:hAnsi="Times New Roman;serif"/>
+                <w:b/>
+                <w:i w:val="false"/>
+                <w:caps w:val="false"/>
+                <w:smallCaps w:val="false"/>
+                <w:strike w:val="false"/>
+                <w:dstrike w:val="false"/>
+                <w:color w:val="000000"/>
+                <w:sz w:val="22"/>
+                <w:u w:val="none"/>
+                <w:effect w:val="none"/>
+                <w:shd w:fill="FFF2CC" w:val="clear"/>
+              </w:rPr>
+              <w:t>CH total do curso com estágio supervisionado (H/R)</w:t>
+            </w:r>
+          </w:p>
+        </w:tc>
+        <w:tc>
+          <w:tcPr>
+            <w:tcW w:w="7010" w:type="dxa"/>
+            <w:tcBorders>
+              <w:top w:val="single" w:sz="8" w:space="0" w:color="000000"/>
+              <w:left w:val="single" w:sz="8" w:space="0" w:color="000000"/>
+              <w:bottom w:val="single" w:sz="8" w:space="0" w:color="000000"/>
+              <w:right w:val="single" w:sz="8" w:space="0" w:color="000000"/>
+            </w:tcBorders>
+            <w:vAlign w:val="center"/>
+          </w:tcPr>
+          <w:p>
+            <w:pPr>
+              <w:pStyle w:val="TableContents"/>
+              <w:widowControl/>
+              <w:suppressAutoHyphens w:val="true"/>
+              <w:bidi w:val="0"/>
+              <w:spacing w:lineRule="auto" w:line="288" w:before="0" w:after="0"/>
+              <w:ind w:hanging="0" w:left="0" w:right="0"/>
+              <w:jc w:val="left"/>
+              <w:rPr>
+                <w:rFonts w:ascii="Times New Roman;serif" w:hAnsi="Times New Roman;serif" w:eastAsia="Noto Serif CJK SC" w:cs="FreeSans"/>
+                <w:b w:val="false"/>
+                <w:i w:val="false"/>
+                <w:i w:val="false"/>
+                <w:strike w:val="false"/>
+                <w:dstrike w:val="false"/>
+                <w:color w:val="000000"/>
+                <w:kern w:val="2"/>
+                <w:sz w:val="22"/>
+                <w:szCs w:val="24"/>
+                <w:u w:val="none"/>
+                <w:effect w:val="none"/>
+                <w:shd w:fill="FFF2CC" w:val="clear"/>
+                <w:lang w:val="pt-BR" w:eastAsia="zh-CN" w:bidi="hi-IN"/>
+              </w:rPr>
+            </w:pPr>
+            <w:r>
+              <w:rPr>
+                <w:rFonts w:eastAsia="Noto Serif CJK SC" w:cs="FreeSans" w:ascii="Times New Roman;serif" w:hAnsi="Times New Roman;serif"/>
+                <w:b w:val="false"/>
+                <w:i w:val="false"/>
+                <w:strike w:val="false"/>
+                <w:dstrike w:val="false"/>
+                <w:color w:val="000000"/>
+                <w:kern w:val="2"/>
+                <w:sz w:val="22"/>
+                <w:szCs w:val="24"/>
+                <w:u w:val="none"/>
+                <w:effect w:val="none"/>
+                <w:shd w:fill="FFF2CC" w:val="clear"/>
+                <w:lang w:val="pt-BR" w:eastAsia="zh-CN" w:bidi="hi-IN"/>
+              </w:rPr>
+              <w:t>{{cht_e_estagio}}</w:t>
             </w:r>
           </w:p>
         </w:tc>
@@ -18529,7 +18541,7 @@
                 <w:szCs w:val="24"/>
                 <w:lang w:val="pt-BR" w:eastAsia="zh-CN" w:bidi="hi-IN"/>
               </w:rPr>
-              <w:t>0%</w:t>
+              <w:t>0</w:t>
             </w:r>
           </w:p>
         </w:tc>

--- a/src/main/resources/ppc.docx
+++ b/src/main/resources/ppc.docx
@@ -17648,8 +17648,8 @@
         <w:jc w:val="both"/>
         <w:rPr/>
       </w:pPr>
-      <w:bookmarkStart w:id="64" w:name="__DdeLink__6479_642834953"/>
-      <w:bookmarkStart w:id="65" w:name="__DdeLink__3036_642834953"/>
+      <w:bookmarkStart w:id="64" w:name="__DdeLink__3036_642834953"/>
+      <w:bookmarkStart w:id="65" w:name="__DdeLink__6479_642834953"/>
       <w:r>
         <w:rPr/>
         <w:t>@@componentes_optativos@@</w:t>
@@ -23980,7 +23980,15 @@
             </w:pPr>
             <w:r>
               <w:rPr/>
-              <w:t>{{curso}}</w:t>
+              <w:t>{{</w:t>
+            </w:r>
+            <w:r>
+              <w:rPr/>
+              <w:t>nome_do_</w:t>
+            </w:r>
+            <w:r>
+              <w:rPr/>
+              <w:t>curso}}</w:t>
             </w:r>
           </w:p>
         </w:tc>
@@ -39539,8 +39547,8 @@
     <w:qFormat/>
     <w:rPr/>
   </w:style>
-  <w:style w:type="character" w:styleId="Bulletsuser">
-    <w:name w:val="Bullets (user)"/>
+  <w:style w:type="character" w:styleId="Bullets">
+    <w:name w:val="Bullets"/>
     <w:qFormat/>
     <w:rPr>
       <w:rFonts w:ascii="OpenSymbol" w:hAnsi="OpenSymbol" w:eastAsia="OpenSymbol" w:cs="OpenSymbol"/>
@@ -39798,8 +39806,8 @@
     <w:pPr/>
     <w:rPr/>
   </w:style>
-  <w:style w:type="paragraph" w:styleId="TableIndexHeading">
-    <w:name w:val="Table Index Heading"/>
+  <w:style w:type="paragraph" w:styleId="TableIndexHeadinguser">
+    <w:name w:val="Table Index Heading (user)"/>
     <w:basedOn w:val="IndexHeading"/>
     <w:qFormat/>
     <w:pPr>
@@ -39854,8 +39862,8 @@
     </w:pPr>
     <w:rPr/>
   </w:style>
-  <w:style w:type="paragraph" w:styleId="FooterLeftuser">
-    <w:name w:val="Footer Left (user)"/>
+  <w:style w:type="paragraph" w:styleId="FooterLeft">
+    <w:name w:val="Footer Left"/>
     <w:basedOn w:val="Footer"/>
     <w:qFormat/>
     <w:pPr>
@@ -39863,8 +39871,8 @@
     </w:pPr>
     <w:rPr/>
   </w:style>
-  <w:style w:type="paragraph" w:styleId="FooterRightuser">
-    <w:name w:val="Footer Right (user)"/>
+  <w:style w:type="paragraph" w:styleId="FooterRight">
+    <w:name w:val="Footer Right"/>
     <w:basedOn w:val="Footer"/>
     <w:qFormat/>
     <w:pPr>
@@ -39907,8 +39915,8 @@
       <w:bCs/>
     </w:rPr>
   </w:style>
-  <w:style w:type="paragraph" w:styleId="FrameContentsuser">
-    <w:name w:val="Frame Contents (user)"/>
+  <w:style w:type="paragraph" w:styleId="FrameContents">
+    <w:name w:val="Frame Contents"/>
     <w:basedOn w:val="Normal"/>
     <w:qFormat/>
     <w:pPr/>

--- a/src/main/resources/ppc.docx
+++ b/src/main/resources/ppc.docx
@@ -596,21 +596,33 @@
     <w:p>
       <w:pPr>
         <w:pStyle w:val="Normal"/>
-        <w:spacing w:before="0" w:after="0"/>
         <w:jc w:val="center"/>
         <w:rPr>
           <w:rFonts w:ascii="Times New Roman" w:hAnsi="Times New Roman" w:eastAsia="Times New Roman" w:cs="Times New Roman"/>
           <w:b/>
-          <w:sz w:val="24"/>
-        </w:rPr>
-      </w:pPr>
+        </w:rPr>
+      </w:pPr>
+      <w:r>
+        <w:rPr>
+          <w:rFonts w:eastAsia="Times New Roman" w:cs="Times New Roman" w:ascii="Times New Roman" w:hAnsi="Times New Roman"/>
+          <w:b/>
+        </w:rPr>
+        <w:t>LISTA DE GR</w:t>
+      </w:r>
       <w:r>
         <w:rPr>
           <w:rFonts w:eastAsia="Times New Roman" w:cs="Times New Roman" w:ascii="Times New Roman" w:hAnsi="Times New Roman"/>
           <w:b/>
           <w:sz w:val="24"/>
         </w:rPr>
-        <w:t>LISTA DE GRAFICOS</w:t>
+        <w:t>á</w:t>
+      </w:r>
+      <w:r>
+        <w:rPr>
+          <w:rFonts w:eastAsia="Times New Roman" w:cs="Times New Roman" w:ascii="Times New Roman" w:hAnsi="Times New Roman"/>
+          <w:b/>
+        </w:rPr>
+        <w:t>FICOS</w:t>
       </w:r>
       <w:r>
         <w:br w:type="page"/>
@@ -2631,7 +2643,7 @@
         <w:pStyle w:val="Heading1"/>
         <w:numPr>
           <w:ilvl w:val="0"/>
-          <w:numId w:val="1"/>
+          <w:numId w:val="2"/>
         </w:numPr>
         <w:spacing w:before="0" w:after="120"/>
         <w:rPr/>
@@ -2648,7 +2660,7 @@
         <w:pStyle w:val="Heading1"/>
         <w:numPr>
           <w:ilvl w:val="0"/>
-          <w:numId w:val="1"/>
+          <w:numId w:val="2"/>
         </w:numPr>
         <w:rPr/>
       </w:pPr>
@@ -2664,7 +2676,7 @@
         <w:pStyle w:val="Heading2"/>
         <w:numPr>
           <w:ilvl w:val="1"/>
-          <w:numId w:val="1"/>
+          <w:numId w:val="2"/>
         </w:numPr>
         <w:rPr/>
       </w:pPr>
@@ -3915,7 +3927,7 @@
         <w:pStyle w:val="Heading2"/>
         <w:numPr>
           <w:ilvl w:val="1"/>
-          <w:numId w:val="1"/>
+          <w:numId w:val="2"/>
         </w:numPr>
         <w:rPr/>
       </w:pPr>
@@ -4069,48 +4081,48 @@
               <w:top w:val="single" w:sz="8" w:space="0" w:color="000000"/>
               <w:left w:val="single" w:sz="8" w:space="0" w:color="000000"/>
               <w:bottom w:val="single" w:sz="8" w:space="0" w:color="000000"/>
-              <w:right w:val="single" w:sz="8" w:space="0" w:color="000000"/>
-            </w:tcBorders>
-            <w:shd w:fill="FBD5B5" w:val="clear"/>
+            </w:tcBorders>
             <w:vAlign w:val="center"/>
           </w:tcPr>
           <w:p>
             <w:pPr>
               <w:pStyle w:val="TableContents"/>
               <w:widowControl/>
+              <w:suppressAutoHyphens w:val="true"/>
               <w:bidi w:val="0"/>
               <w:spacing w:lineRule="auto" w:line="288" w:before="0" w:after="0"/>
               <w:ind w:hanging="0" w:left="0" w:right="0"/>
-              <w:rPr>
-                <w:rFonts w:ascii="Times New Roman;serif" w:hAnsi="Times New Roman;serif"/>
-                <w:b/>
-                <w:i w:val="false"/>
-                <w:i w:val="false"/>
-                <w:caps w:val="false"/>
-                <w:smallCaps w:val="false"/>
-                <w:strike w:val="false"/>
-                <w:dstrike w:val="false"/>
-                <w:color w:val="000000"/>
-                <w:sz w:val="22"/>
-                <w:u w:val="none"/>
-                <w:effect w:val="none"/>
-                <w:shd w:fill="auto" w:val="clear"/>
-              </w:rPr>
-            </w:pPr>
-            <w:r>
-              <w:rPr>
-                <w:rFonts w:ascii="Times New Roman;serif" w:hAnsi="Times New Roman;serif"/>
-                <w:b/>
-                <w:i w:val="false"/>
-                <w:caps w:val="false"/>
-                <w:smallCaps w:val="false"/>
-                <w:strike w:val="false"/>
-                <w:dstrike w:val="false"/>
-                <w:color w:val="000000"/>
-                <w:sz w:val="22"/>
-                <w:u w:val="none"/>
-                <w:effect w:val="none"/>
-                <w:shd w:fill="auto" w:val="clear"/>
+              <w:jc w:val="left"/>
+              <w:rPr>
+                <w:rFonts w:ascii="Times New Roman;serif" w:hAnsi="Times New Roman;serif" w:eastAsia="Noto Serif CJK SC" w:cs="FreeSans"/>
+                <w:i w:val="false"/>
+                <w:i w:val="false"/>
+                <w:strike w:val="false"/>
+                <w:dstrike w:val="false"/>
+                <w:color w:val="000000"/>
+                <w:kern w:val="2"/>
+                <w:sz w:val="22"/>
+                <w:szCs w:val="24"/>
+                <w:u w:val="none"/>
+                <w:effect w:val="none"/>
+                <w:shd w:fill="FFFF00" w:val="clear"/>
+                <w:lang w:val="pt-BR" w:eastAsia="zh-CN" w:bidi="hi-IN"/>
+              </w:rPr>
+            </w:pPr>
+            <w:r>
+              <w:rPr>
+                <w:rFonts w:eastAsia="Noto Serif CJK SC" w:cs="FreeSans" w:ascii="Times New Roman;serif" w:hAnsi="Times New Roman;serif"/>
+                <w:i w:val="false"/>
+                <w:strike w:val="false"/>
+                <w:dstrike w:val="false"/>
+                <w:color w:val="000000"/>
+                <w:kern w:val="2"/>
+                <w:sz w:val="22"/>
+                <w:szCs w:val="24"/>
+                <w:u w:val="none"/>
+                <w:effect w:val="none"/>
+                <w:shd w:fill="FFFF00" w:val="clear"/>
+                <w:lang w:val="pt-BR" w:eastAsia="zh-CN" w:bidi="hi-IN"/>
               </w:rPr>
               <w:t>Instituição</w:t>
             </w:r>
@@ -4125,51 +4137,49 @@
               <w:bottom w:val="single" w:sz="8" w:space="0" w:color="000000"/>
               <w:right w:val="single" w:sz="8" w:space="0" w:color="000000"/>
             </w:tcBorders>
-            <w:shd w:fill="FBD5B5" w:val="clear"/>
             <w:vAlign w:val="center"/>
           </w:tcPr>
           <w:p>
             <w:pPr>
               <w:pStyle w:val="TableContents"/>
               <w:widowControl/>
+              <w:suppressAutoHyphens w:val="true"/>
               <w:bidi w:val="0"/>
               <w:spacing w:lineRule="auto" w:line="288" w:before="0" w:after="0"/>
               <w:ind w:hanging="0" w:left="0" w:right="0"/>
-              <w:rPr/>
-            </w:pPr>
-            <w:r>
-              <w:rPr>
-                <w:rFonts w:ascii="Times New Roman;serif" w:hAnsi="Times New Roman;serif"/>
-                <w:b w:val="false"/>
-                <w:i w:val="false"/>
-                <w:caps w:val="false"/>
-                <w:smallCaps w:val="false"/>
-                <w:strike w:val="false"/>
-                <w:dstrike w:val="false"/>
-                <w:color w:val="000000"/>
-                <w:sz w:val="22"/>
-                <w:u w:val="none"/>
-                <w:effect w:val="none"/>
-                <w:shd w:fill="auto" w:val="clear"/>
-              </w:rPr>
-              <w:t xml:space="preserve">Instituto Federal de Educação, Ciência e Tecnologia de Pernambuco – </w:t>
-            </w:r>
-            <w:r>
-              <w:rPr>
-                <w:rFonts w:ascii="Times New Roman;serif" w:hAnsi="Times New Roman;serif"/>
-                <w:b/>
-                <w:i w:val="false"/>
-                <w:caps w:val="false"/>
-                <w:smallCaps w:val="false"/>
-                <w:strike w:val="false"/>
-                <w:dstrike w:val="false"/>
-                <w:color w:val="000000"/>
-                <w:sz w:val="22"/>
-                <w:u w:val="none"/>
-                <w:effect w:val="none"/>
-                <w:shd w:fill="FBD5B5" w:val="clear"/>
-              </w:rPr>
-              <w:t>{{campus}}</w:t>
+              <w:jc w:val="left"/>
+              <w:rPr>
+                <w:rFonts w:ascii="Times New Roman;serif" w:hAnsi="Times New Roman;serif" w:eastAsia="Noto Serif CJK SC" w:cs="FreeSans"/>
+                <w:i w:val="false"/>
+                <w:i w:val="false"/>
+                <w:strike w:val="false"/>
+                <w:dstrike w:val="false"/>
+                <w:color w:val="000000"/>
+                <w:kern w:val="2"/>
+                <w:sz w:val="22"/>
+                <w:szCs w:val="24"/>
+                <w:u w:val="none"/>
+                <w:effect w:val="none"/>
+                <w:shd w:fill="FFFF00" w:val="clear"/>
+                <w:lang w:val="pt-BR" w:eastAsia="zh-CN" w:bidi="hi-IN"/>
+              </w:rPr>
+            </w:pPr>
+            <w:r>
+              <w:rPr>
+                <w:rFonts w:eastAsia="Noto Serif CJK SC" w:cs="FreeSans" w:ascii="Times New Roman;serif" w:hAnsi="Times New Roman;serif"/>
+                <w:i w:val="false"/>
+                <w:strike w:val="false"/>
+                <w:dstrike w:val="false"/>
+                <w:color w:val="000000"/>
+                <w:kern w:val="2"/>
+                <w:sz w:val="22"/>
+                <w:szCs w:val="24"/>
+                <w:u w:val="none"/>
+                <w:effect w:val="none"/>
+                <w:shd w:fill="FFFF00" w:val="clear"/>
+                <w:lang w:val="pt-BR" w:eastAsia="zh-CN" w:bidi="hi-IN"/>
+              </w:rPr>
+              <w:t>Instituto Federal de Educação, Ciência e Tecnologia de Pernambuco – {{campus}}</w:t>
             </w:r>
           </w:p>
         </w:tc>
@@ -5274,7 +5284,7 @@
         <w:pStyle w:val="Heading2"/>
         <w:numPr>
           <w:ilvl w:val="1"/>
-          <w:numId w:val="1"/>
+          <w:numId w:val="2"/>
         </w:numPr>
         <w:rPr/>
       </w:pPr>
@@ -11233,7 +11243,7 @@
         <w:pStyle w:val="Heading1"/>
         <w:numPr>
           <w:ilvl w:val="0"/>
-          <w:numId w:val="1"/>
+          <w:numId w:val="2"/>
         </w:numPr>
         <w:ind w:hanging="0" w:left="0"/>
         <w:rPr/>
@@ -11505,7 +11515,7 @@
         <w:pStyle w:val="Heading1"/>
         <w:numPr>
           <w:ilvl w:val="0"/>
-          <w:numId w:val="1"/>
+          <w:numId w:val="2"/>
         </w:numPr>
         <w:ind w:hanging="0" w:left="0"/>
         <w:rPr/>
@@ -11734,7 +11744,7 @@
         <w:pStyle w:val="Heading1"/>
         <w:numPr>
           <w:ilvl w:val="0"/>
-          <w:numId w:val="1"/>
+          <w:numId w:val="2"/>
         </w:numPr>
         <w:ind w:hanging="0" w:left="0"/>
         <w:rPr/>
@@ -11849,7 +11859,7 @@
         <w:pStyle w:val="Heading1"/>
         <w:numPr>
           <w:ilvl w:val="0"/>
-          <w:numId w:val="1"/>
+          <w:numId w:val="2"/>
         </w:numPr>
         <w:ind w:hanging="0" w:left="0"/>
         <w:rPr/>
@@ -11950,7 +11960,7 @@
         <w:pStyle w:val="Heading2"/>
         <w:numPr>
           <w:ilvl w:val="1"/>
-          <w:numId w:val="1"/>
+          <w:numId w:val="2"/>
         </w:numPr>
         <w:rPr/>
       </w:pPr>
@@ -12041,7 +12051,7 @@
         <w:pStyle w:val="Heading3"/>
         <w:numPr>
           <w:ilvl w:val="2"/>
-          <w:numId w:val="1"/>
+          <w:numId w:val="2"/>
         </w:numPr>
         <w:rPr>
           <w:b w:val="false"/>
@@ -12110,7 +12120,7 @@
         <w:pStyle w:val="Heading3"/>
         <w:numPr>
           <w:ilvl w:val="2"/>
-          <w:numId w:val="1"/>
+          <w:numId w:val="2"/>
         </w:numPr>
         <w:rPr>
           <w:b w:val="false"/>
@@ -12268,7 +12278,7 @@
         <w:pStyle w:val="Heading3"/>
         <w:numPr>
           <w:ilvl w:val="2"/>
-          <w:numId w:val="1"/>
+          <w:numId w:val="2"/>
         </w:numPr>
         <w:rPr>
           <w:b w:val="false"/>
@@ -12341,7 +12351,7 @@
         <w:pStyle w:val="Heading3"/>
         <w:numPr>
           <w:ilvl w:val="2"/>
-          <w:numId w:val="1"/>
+          <w:numId w:val="2"/>
         </w:numPr>
         <w:rPr>
           <w:b w:val="false"/>
@@ -12378,7 +12388,7 @@
         <w:pStyle w:val="Heading1"/>
         <w:numPr>
           <w:ilvl w:val="0"/>
-          <w:numId w:val="1"/>
+          <w:numId w:val="2"/>
         </w:numPr>
         <w:rPr/>
       </w:pPr>
@@ -12484,7 +12494,7 @@
         <w:pStyle w:val="Heading2"/>
         <w:numPr>
           <w:ilvl w:val="1"/>
-          <w:numId w:val="1"/>
+          <w:numId w:val="2"/>
         </w:numPr>
         <w:ind w:hanging="0" w:left="0"/>
         <w:rPr/>
@@ -12607,7 +12617,7 @@
         <w:pStyle w:val="Heading2"/>
         <w:numPr>
           <w:ilvl w:val="1"/>
-          <w:numId w:val="1"/>
+          <w:numId w:val="2"/>
         </w:numPr>
         <w:ind w:hanging="0" w:left="0"/>
         <w:rPr/>
@@ -12616,7 +12626,7 @@
       <w:bookmarkEnd w:id="26"/>
       <w:r>
         <w:rPr/>
-        <w:t>Publico Alvo</w:t>
+        <w:t>Público Alvo</w:t>
       </w:r>
     </w:p>
     <w:p>
@@ -12736,7 +12746,7 @@
         <w:pStyle w:val="Heading1"/>
         <w:numPr>
           <w:ilvl w:val="0"/>
-          <w:numId w:val="1"/>
+          <w:numId w:val="2"/>
         </w:numPr>
         <w:rPr/>
       </w:pPr>
@@ -12752,7 +12762,7 @@
         <w:pStyle w:val="Heading2"/>
         <w:numPr>
           <w:ilvl w:val="1"/>
-          <w:numId w:val="1"/>
+          <w:numId w:val="2"/>
         </w:numPr>
         <w:rPr/>
       </w:pPr>
@@ -13427,7 +13437,7 @@
         <w:pStyle w:val="Heading2"/>
         <w:numPr>
           <w:ilvl w:val="1"/>
-          <w:numId w:val="1"/>
+          <w:numId w:val="2"/>
         </w:numPr>
         <w:rPr/>
       </w:pPr>
@@ -13822,7 +13832,7 @@
         <w:pStyle w:val="Heading2"/>
         <w:numPr>
           <w:ilvl w:val="1"/>
-          <w:numId w:val="1"/>
+          <w:numId w:val="2"/>
         </w:numPr>
         <w:rPr/>
       </w:pPr>
@@ -14177,7 +14187,7 @@
         <w:pStyle w:val="Heading2"/>
         <w:numPr>
           <w:ilvl w:val="1"/>
-          <w:numId w:val="1"/>
+          <w:numId w:val="2"/>
         </w:numPr>
         <w:rPr/>
       </w:pPr>
@@ -14380,7 +14390,7 @@
         <w:pStyle w:val="Heading2"/>
         <w:numPr>
           <w:ilvl w:val="1"/>
-          <w:numId w:val="1"/>
+          <w:numId w:val="2"/>
         </w:numPr>
         <w:rPr/>
       </w:pPr>
@@ -14983,7 +14993,7 @@
         <w:pStyle w:val="Heading2"/>
         <w:numPr>
           <w:ilvl w:val="1"/>
-          <w:numId w:val="1"/>
+          <w:numId w:val="2"/>
         </w:numPr>
         <w:rPr/>
       </w:pPr>
@@ -15541,7 +15551,7 @@
         <w:pStyle w:val="Heading2"/>
         <w:numPr>
           <w:ilvl w:val="1"/>
-          <w:numId w:val="1"/>
+          <w:numId w:val="2"/>
         </w:numPr>
         <w:rPr/>
       </w:pPr>
@@ -15847,7 +15857,7 @@
         <w:pStyle w:val="Heading1"/>
         <w:numPr>
           <w:ilvl w:val="0"/>
-          <w:numId w:val="1"/>
+          <w:numId w:val="2"/>
         </w:numPr>
         <w:rPr/>
       </w:pPr>
@@ -16232,7 +16242,7 @@
         <w:pStyle w:val="Heading1"/>
         <w:numPr>
           <w:ilvl w:val="0"/>
-          <w:numId w:val="1"/>
+          <w:numId w:val="2"/>
         </w:numPr>
         <w:rPr/>
       </w:pPr>
@@ -16382,7 +16392,7 @@
         <w:pStyle w:val="Heading1"/>
         <w:numPr>
           <w:ilvl w:val="0"/>
-          <w:numId w:val="1"/>
+          <w:numId w:val="2"/>
         </w:numPr>
         <w:rPr/>
       </w:pPr>
@@ -16398,7 +16408,7 @@
         <w:pStyle w:val="Heading2"/>
         <w:numPr>
           <w:ilvl w:val="1"/>
-          <w:numId w:val="1"/>
+          <w:numId w:val="2"/>
         </w:numPr>
         <w:rPr/>
       </w:pPr>
@@ -16601,7 +16611,7 @@
         <w:pStyle w:val="Heading1"/>
         <w:numPr>
           <w:ilvl w:val="0"/>
-          <w:numId w:val="1"/>
+          <w:numId w:val="2"/>
         </w:numPr>
         <w:rPr/>
       </w:pPr>
@@ -16709,7 +16719,7 @@
         <w:pStyle w:val="Heading2"/>
         <w:numPr>
           <w:ilvl w:val="1"/>
-          <w:numId w:val="1"/>
+          <w:numId w:val="2"/>
         </w:numPr>
         <w:rPr/>
       </w:pPr>
@@ -16834,7 +16844,7 @@
         <w:pStyle w:val="Heading2"/>
         <w:numPr>
           <w:ilvl w:val="1"/>
-          <w:numId w:val="1"/>
+          <w:numId w:val="2"/>
         </w:numPr>
         <w:rPr/>
       </w:pPr>
@@ -17056,7 +17066,7 @@
         <w:pStyle w:val="Heading2"/>
         <w:numPr>
           <w:ilvl w:val="1"/>
-          <w:numId w:val="1"/>
+          <w:numId w:val="2"/>
         </w:numPr>
         <w:rPr/>
       </w:pPr>
@@ -17213,7 +17223,7 @@
         <w:pStyle w:val="Heading2"/>
         <w:numPr>
           <w:ilvl w:val="1"/>
-          <w:numId w:val="1"/>
+          <w:numId w:val="2"/>
         </w:numPr>
         <w:rPr/>
       </w:pPr>
@@ -17327,7 +17337,7 @@
         <w:pStyle w:val="Heading2"/>
         <w:numPr>
           <w:ilvl w:val="1"/>
-          <w:numId w:val="1"/>
+          <w:numId w:val="2"/>
         </w:numPr>
         <w:rPr/>
       </w:pPr>
@@ -17443,7 +17453,7 @@
         <w:pStyle w:val="Heading3"/>
         <w:numPr>
           <w:ilvl w:val="2"/>
-          <w:numId w:val="1"/>
+          <w:numId w:val="2"/>
         </w:numPr>
         <w:rPr>
           <w:b w:val="false"/>
@@ -17648,8 +17658,8 @@
         <w:jc w:val="both"/>
         <w:rPr/>
       </w:pPr>
-      <w:bookmarkStart w:id="64" w:name="__DdeLink__3036_642834953"/>
-      <w:bookmarkStart w:id="65" w:name="__DdeLink__6479_642834953"/>
+      <w:bookmarkStart w:id="64" w:name="__DdeLink__6479_642834953"/>
+      <w:bookmarkStart w:id="65" w:name="__DdeLink__3036_642834953"/>
       <w:r>
         <w:rPr/>
         <w:t>@@componentes_optativos@@</w:t>
@@ -17662,7 +17672,7 @@
         <w:pStyle w:val="Heading3"/>
         <w:numPr>
           <w:ilvl w:val="2"/>
-          <w:numId w:val="1"/>
+          <w:numId w:val="2"/>
         </w:numPr>
         <w:rPr>
           <w:b w:val="false"/>
@@ -17788,7 +17798,7 @@
         <w:pStyle w:val="Heading3"/>
         <w:numPr>
           <w:ilvl w:val="2"/>
-          <w:numId w:val="1"/>
+          <w:numId w:val="2"/>
         </w:numPr>
         <w:rPr>
           <w:b w:val="false"/>
@@ -17869,7 +17879,7 @@
         <w:pStyle w:val="Heading1"/>
         <w:numPr>
           <w:ilvl w:val="0"/>
-          <w:numId w:val="1"/>
+          <w:numId w:val="2"/>
         </w:numPr>
         <w:rPr/>
       </w:pPr>
@@ -17952,7 +17962,7 @@
         <w:pStyle w:val="Heading2"/>
         <w:numPr>
           <w:ilvl w:val="1"/>
-          <w:numId w:val="1"/>
+          <w:numId w:val="2"/>
         </w:numPr>
         <w:rPr/>
       </w:pPr>
@@ -18033,7 +18043,7 @@
             <w:tcBorders>
               <w:top w:val="single" w:sz="8" w:space="0" w:color="000000"/>
               <w:left w:val="single" w:sz="8" w:space="0" w:color="000000"/>
-              <w:right w:val="single" w:sz="8" w:space="0" w:color="000000"/>
+              <w:bottom w:val="single" w:sz="8" w:space="0" w:color="000000"/>
             </w:tcBorders>
             <w:vAlign w:val="center"/>
           </w:tcPr>
@@ -18068,7 +18078,7 @@
             <w:tcBorders>
               <w:top w:val="single" w:sz="8" w:space="0" w:color="000000"/>
               <w:left w:val="single" w:sz="8" w:space="0" w:color="000000"/>
-              <w:right w:val="single" w:sz="8" w:space="0" w:color="000000"/>
+              <w:bottom w:val="single" w:sz="8" w:space="0" w:color="000000"/>
             </w:tcBorders>
             <w:vAlign w:val="center"/>
           </w:tcPr>
@@ -18103,6 +18113,7 @@
             <w:tcBorders>
               <w:top w:val="single" w:sz="8" w:space="0" w:color="000000"/>
               <w:left w:val="single" w:sz="8" w:space="0" w:color="000000"/>
+              <w:bottom w:val="single" w:sz="8" w:space="0" w:color="000000"/>
               <w:right w:val="single" w:sz="8" w:space="0" w:color="000000"/>
             </w:tcBorders>
             <w:vAlign w:val="center"/>
@@ -18140,7 +18151,7 @@
             <w:tcW w:w="4292" w:type="dxa"/>
             <w:tcBorders>
               <w:left w:val="single" w:sz="8" w:space="0" w:color="000000"/>
-              <w:right w:val="single" w:sz="8" w:space="0" w:color="000000"/>
+              <w:bottom w:val="single" w:sz="8" w:space="0" w:color="000000"/>
             </w:tcBorders>
             <w:vAlign w:val="center"/>
           </w:tcPr>
@@ -18194,7 +18205,7 @@
             <w:tcW w:w="2443" w:type="dxa"/>
             <w:tcBorders>
               <w:left w:val="single" w:sz="8" w:space="0" w:color="000000"/>
-              <w:right w:val="single" w:sz="8" w:space="0" w:color="000000"/>
+              <w:bottom w:val="single" w:sz="8" w:space="0" w:color="000000"/>
             </w:tcBorders>
             <w:vAlign w:val="center"/>
           </w:tcPr>
@@ -18234,6 +18245,7 @@
             <w:tcW w:w="2910" w:type="dxa"/>
             <w:tcBorders>
               <w:left w:val="single" w:sz="8" w:space="0" w:color="000000"/>
+              <w:bottom w:val="single" w:sz="8" w:space="0" w:color="000000"/>
               <w:right w:val="single" w:sz="8" w:space="0" w:color="000000"/>
             </w:tcBorders>
             <w:vAlign w:val="center"/>
@@ -18277,7 +18289,7 @@
             <w:tcW w:w="4292" w:type="dxa"/>
             <w:tcBorders>
               <w:left w:val="single" w:sz="8" w:space="0" w:color="000000"/>
-              <w:right w:val="single" w:sz="8" w:space="0" w:color="000000"/>
+              <w:bottom w:val="single" w:sz="8" w:space="0" w:color="000000"/>
             </w:tcBorders>
             <w:vAlign w:val="center"/>
           </w:tcPr>
@@ -18331,7 +18343,7 @@
             <w:tcW w:w="2443" w:type="dxa"/>
             <w:tcBorders>
               <w:left w:val="single" w:sz="8" w:space="0" w:color="000000"/>
-              <w:right w:val="single" w:sz="8" w:space="0" w:color="000000"/>
+              <w:bottom w:val="single" w:sz="8" w:space="0" w:color="000000"/>
             </w:tcBorders>
             <w:vAlign w:val="center"/>
           </w:tcPr>
@@ -18371,6 +18383,7 @@
             <w:tcW w:w="2910" w:type="dxa"/>
             <w:tcBorders>
               <w:left w:val="single" w:sz="8" w:space="0" w:color="000000"/>
+              <w:bottom w:val="single" w:sz="8" w:space="0" w:color="000000"/>
               <w:right w:val="single" w:sz="8" w:space="0" w:color="000000"/>
             </w:tcBorders>
             <w:vAlign w:val="center"/>
@@ -18414,7 +18427,7 @@
             <w:tcW w:w="4292" w:type="dxa"/>
             <w:tcBorders>
               <w:left w:val="single" w:sz="8" w:space="0" w:color="000000"/>
-              <w:right w:val="single" w:sz="8" w:space="0" w:color="000000"/>
+              <w:bottom w:val="single" w:sz="8" w:space="0" w:color="000000"/>
             </w:tcBorders>
             <w:vAlign w:val="center"/>
           </w:tcPr>
@@ -18468,7 +18481,7 @@
             <w:tcW w:w="2443" w:type="dxa"/>
             <w:tcBorders>
               <w:left w:val="single" w:sz="8" w:space="0" w:color="000000"/>
-              <w:right w:val="single" w:sz="8" w:space="0" w:color="000000"/>
+              <w:bottom w:val="single" w:sz="8" w:space="0" w:color="000000"/>
             </w:tcBorders>
             <w:vAlign w:val="center"/>
           </w:tcPr>
@@ -18510,6 +18523,7 @@
             <w:tcW w:w="2910" w:type="dxa"/>
             <w:tcBorders>
               <w:left w:val="single" w:sz="8" w:space="0" w:color="000000"/>
+              <w:bottom w:val="single" w:sz="8" w:space="0" w:color="000000"/>
               <w:right w:val="single" w:sz="8" w:space="0" w:color="000000"/>
             </w:tcBorders>
             <w:vAlign w:val="center"/>
@@ -18553,7 +18567,7 @@
             <w:tcW w:w="4292" w:type="dxa"/>
             <w:tcBorders>
               <w:left w:val="single" w:sz="8" w:space="0" w:color="000000"/>
-              <w:right w:val="single" w:sz="8" w:space="0" w:color="000000"/>
+              <w:bottom w:val="single" w:sz="8" w:space="0" w:color="000000"/>
             </w:tcBorders>
             <w:vAlign w:val="center"/>
           </w:tcPr>
@@ -18607,7 +18621,7 @@
             <w:tcW w:w="2443" w:type="dxa"/>
             <w:tcBorders>
               <w:left w:val="single" w:sz="8" w:space="0" w:color="000000"/>
-              <w:right w:val="single" w:sz="8" w:space="0" w:color="000000"/>
+              <w:bottom w:val="single" w:sz="8" w:space="0" w:color="000000"/>
             </w:tcBorders>
             <w:vAlign w:val="center"/>
           </w:tcPr>
@@ -18647,6 +18661,7 @@
             <w:tcW w:w="2910" w:type="dxa"/>
             <w:tcBorders>
               <w:left w:val="single" w:sz="8" w:space="0" w:color="000000"/>
+              <w:bottom w:val="single" w:sz="8" w:space="0" w:color="000000"/>
               <w:right w:val="single" w:sz="8" w:space="0" w:color="000000"/>
             </w:tcBorders>
             <w:vAlign w:val="center"/>
@@ -18691,7 +18706,7 @@
             <w:tcW w:w="4292" w:type="dxa"/>
             <w:tcBorders>
               <w:left w:val="single" w:sz="8" w:space="0" w:color="000000"/>
-              <w:right w:val="single" w:sz="8" w:space="0" w:color="000000"/>
+              <w:bottom w:val="single" w:sz="8" w:space="0" w:color="000000"/>
             </w:tcBorders>
             <w:vAlign w:val="center"/>
           </w:tcPr>
@@ -18745,7 +18760,7 @@
             <w:tcW w:w="2443" w:type="dxa"/>
             <w:tcBorders>
               <w:left w:val="single" w:sz="8" w:space="0" w:color="000000"/>
-              <w:right w:val="single" w:sz="8" w:space="0" w:color="000000"/>
+              <w:bottom w:val="single" w:sz="8" w:space="0" w:color="000000"/>
             </w:tcBorders>
             <w:vAlign w:val="center"/>
           </w:tcPr>
@@ -18829,6 +18844,7 @@
             <w:tcW w:w="2910" w:type="dxa"/>
             <w:tcBorders>
               <w:left w:val="single" w:sz="8" w:space="0" w:color="000000"/>
+              <w:bottom w:val="single" w:sz="8" w:space="0" w:color="000000"/>
               <w:right w:val="single" w:sz="8" w:space="0" w:color="000000"/>
             </w:tcBorders>
             <w:vAlign w:val="center"/>
@@ -18872,7 +18888,7 @@
             <w:tcW w:w="4292" w:type="dxa"/>
             <w:tcBorders>
               <w:left w:val="single" w:sz="8" w:space="0" w:color="000000"/>
-              <w:right w:val="single" w:sz="8" w:space="0" w:color="000000"/>
+              <w:bottom w:val="single" w:sz="8" w:space="0" w:color="000000"/>
             </w:tcBorders>
             <w:vAlign w:val="center"/>
           </w:tcPr>
@@ -18926,7 +18942,7 @@
             <w:tcW w:w="2443" w:type="dxa"/>
             <w:tcBorders>
               <w:left w:val="single" w:sz="8" w:space="0" w:color="000000"/>
-              <w:right w:val="single" w:sz="8" w:space="0" w:color="000000"/>
+              <w:bottom w:val="single" w:sz="8" w:space="0" w:color="000000"/>
             </w:tcBorders>
             <w:vAlign w:val="center"/>
           </w:tcPr>
@@ -18978,6 +18994,7 @@
             <w:tcW w:w="2910" w:type="dxa"/>
             <w:tcBorders>
               <w:left w:val="single" w:sz="8" w:space="0" w:color="000000"/>
+              <w:bottom w:val="single" w:sz="8" w:space="0" w:color="000000"/>
               <w:right w:val="single" w:sz="8" w:space="0" w:color="000000"/>
             </w:tcBorders>
             <w:vAlign w:val="center"/>
@@ -19054,7 +19071,7 @@
         <w:pStyle w:val="Heading1"/>
         <w:numPr>
           <w:ilvl w:val="0"/>
-          <w:numId w:val="1"/>
+          <w:numId w:val="2"/>
         </w:numPr>
         <w:rPr/>
       </w:pPr>
@@ -19144,7 +19161,7 @@
         <w:pStyle w:val="Heading1"/>
         <w:numPr>
           <w:ilvl w:val="0"/>
-          <w:numId w:val="1"/>
+          <w:numId w:val="2"/>
         </w:numPr>
         <w:rPr/>
       </w:pPr>
@@ -19188,7 +19205,7 @@
         <w:pStyle w:val="Heading2"/>
         <w:numPr>
           <w:ilvl w:val="1"/>
-          <w:numId w:val="1"/>
+          <w:numId w:val="2"/>
         </w:numPr>
         <w:rPr/>
       </w:pPr>
@@ -21272,7 +21289,7 @@
         <w:pStyle w:val="Heading1"/>
         <w:numPr>
           <w:ilvl w:val="0"/>
-          <w:numId w:val="1"/>
+          <w:numId w:val="2"/>
         </w:numPr>
         <w:rPr/>
       </w:pPr>
@@ -21340,7 +21357,7 @@
         <w:pStyle w:val="Heading1"/>
         <w:numPr>
           <w:ilvl w:val="0"/>
-          <w:numId w:val="1"/>
+          <w:numId w:val="2"/>
         </w:numPr>
         <w:rPr/>
       </w:pPr>
@@ -21622,7 +21639,7 @@
         <w:pStyle w:val="Heading1"/>
         <w:numPr>
           <w:ilvl w:val="0"/>
-          <w:numId w:val="1"/>
+          <w:numId w:val="2"/>
         </w:numPr>
         <w:rPr/>
       </w:pPr>
@@ -21829,7 +21846,7 @@
         <w:pStyle w:val="Heading1"/>
         <w:numPr>
           <w:ilvl w:val="0"/>
-          <w:numId w:val="1"/>
+          <w:numId w:val="2"/>
         </w:numPr>
         <w:rPr/>
       </w:pPr>
@@ -22028,7 +22045,7 @@
         <w:pStyle w:val="Heading1"/>
         <w:numPr>
           <w:ilvl w:val="0"/>
-          <w:numId w:val="1"/>
+          <w:numId w:val="2"/>
         </w:numPr>
         <w:rPr/>
       </w:pPr>
@@ -22154,7 +22171,7 @@
         <w:pStyle w:val="Heading1"/>
         <w:numPr>
           <w:ilvl w:val="0"/>
-          <w:numId w:val="1"/>
+          <w:numId w:val="2"/>
         </w:numPr>
         <w:rPr/>
       </w:pPr>
@@ -22357,7 +22374,7 @@
         <w:pStyle w:val="Heading1"/>
         <w:numPr>
           <w:ilvl w:val="0"/>
-          <w:numId w:val="1"/>
+          <w:numId w:val="2"/>
         </w:numPr>
         <w:rPr/>
       </w:pPr>
@@ -22373,7 +22390,7 @@
         <w:pStyle w:val="Heading2"/>
         <w:numPr>
           <w:ilvl w:val="1"/>
-          <w:numId w:val="1"/>
+          <w:numId w:val="2"/>
         </w:numPr>
         <w:rPr/>
       </w:pPr>
@@ -22621,7 +22638,7 @@
         <w:pStyle w:val="Heading2"/>
         <w:numPr>
           <w:ilvl w:val="1"/>
-          <w:numId w:val="1"/>
+          <w:numId w:val="2"/>
         </w:numPr>
         <w:rPr/>
       </w:pPr>
@@ -22670,7 +22687,7 @@
         <w:pStyle w:val="Heading2"/>
         <w:numPr>
           <w:ilvl w:val="1"/>
-          <w:numId w:val="1"/>
+          <w:numId w:val="2"/>
         </w:numPr>
         <w:rPr/>
       </w:pPr>
@@ -22938,7 +22955,7 @@
         <w:pStyle w:val="Heading2"/>
         <w:numPr>
           <w:ilvl w:val="1"/>
-          <w:numId w:val="1"/>
+          <w:numId w:val="2"/>
         </w:numPr>
         <w:rPr/>
       </w:pPr>
@@ -23352,7 +23369,7 @@
         <w:pStyle w:val="Heading1"/>
         <w:numPr>
           <w:ilvl w:val="0"/>
-          <w:numId w:val="1"/>
+          <w:numId w:val="2"/>
         </w:numPr>
         <w:rPr/>
       </w:pPr>
@@ -23536,7 +23553,7 @@
         <w:pStyle w:val="Heading1"/>
         <w:numPr>
           <w:ilvl w:val="0"/>
-          <w:numId w:val="1"/>
+          <w:numId w:val="2"/>
         </w:numPr>
         <w:rPr/>
       </w:pPr>
@@ -23739,7 +23756,7 @@
         <w:pStyle w:val="Heading1"/>
         <w:numPr>
           <w:ilvl w:val="0"/>
-          <w:numId w:val="1"/>
+          <w:numId w:val="2"/>
         </w:numPr>
         <w:rPr/>
       </w:pPr>
@@ -23866,7 +23883,7 @@
         <w:pStyle w:val="Heading2"/>
         <w:numPr>
           <w:ilvl w:val="1"/>
-          <w:numId w:val="1"/>
+          <w:numId w:val="2"/>
         </w:numPr>
         <w:spacing w:before="200" w:after="120"/>
         <w:rPr/>
@@ -23948,7 +23965,7 @@
             <w:tcBorders>
               <w:top w:val="single" w:sz="8" w:space="0" w:color="000000"/>
               <w:left w:val="single" w:sz="8" w:space="0" w:color="000000"/>
-              <w:right w:val="single" w:sz="8" w:space="0" w:color="000000"/>
+              <w:bottom w:val="single" w:sz="8" w:space="0" w:color="000000"/>
             </w:tcBorders>
             <w:vAlign w:val="center"/>
           </w:tcPr>
@@ -23969,6 +23986,7 @@
             <w:tcBorders>
               <w:top w:val="single" w:sz="8" w:space="0" w:color="000000"/>
               <w:left w:val="single" w:sz="8" w:space="0" w:color="000000"/>
+              <w:bottom w:val="single" w:sz="8" w:space="0" w:color="000000"/>
               <w:right w:val="single" w:sz="8" w:space="0" w:color="000000"/>
             </w:tcBorders>
             <w:vAlign w:val="center"/>
@@ -23980,15 +23998,7 @@
             </w:pPr>
             <w:r>
               <w:rPr/>
-              <w:t>{{</w:t>
-            </w:r>
-            <w:r>
-              <w:rPr/>
-              <w:t>nome_do_</w:t>
-            </w:r>
-            <w:r>
-              <w:rPr/>
-              <w:t>curso}}</w:t>
+              <w:t>{{nome_do_curso}}</w:t>
             </w:r>
           </w:p>
         </w:tc>
@@ -24000,7 +24010,7 @@
             <w:tcW w:w="4401" w:type="dxa"/>
             <w:tcBorders>
               <w:left w:val="single" w:sz="8" w:space="0" w:color="000000"/>
-              <w:right w:val="single" w:sz="8" w:space="0" w:color="000000"/>
+              <w:bottom w:val="single" w:sz="8" w:space="0" w:color="000000"/>
             </w:tcBorders>
             <w:vAlign w:val="center"/>
           </w:tcPr>
@@ -24034,6 +24044,7 @@
             <w:tcW w:w="5244" w:type="dxa"/>
             <w:tcBorders>
               <w:left w:val="single" w:sz="8" w:space="0" w:color="000000"/>
+              <w:bottom w:val="single" w:sz="8" w:space="0" w:color="000000"/>
               <w:right w:val="single" w:sz="8" w:space="0" w:color="000000"/>
             </w:tcBorders>
             <w:vAlign w:val="center"/>
@@ -24088,7 +24099,7 @@
             <w:tcW w:w="4401" w:type="dxa"/>
             <w:tcBorders>
               <w:left w:val="single" w:sz="8" w:space="0" w:color="000000"/>
-              <w:right w:val="single" w:sz="8" w:space="0" w:color="000000"/>
+              <w:bottom w:val="single" w:sz="8" w:space="0" w:color="000000"/>
             </w:tcBorders>
             <w:vAlign w:val="center"/>
           </w:tcPr>
@@ -24114,6 +24125,7 @@
             <w:tcW w:w="5244" w:type="dxa"/>
             <w:tcBorders>
               <w:left w:val="single" w:sz="8" w:space="0" w:color="000000"/>
+              <w:bottom w:val="single" w:sz="8" w:space="0" w:color="000000"/>
               <w:right w:val="single" w:sz="8" w:space="0" w:color="000000"/>
             </w:tcBorders>
             <w:vAlign w:val="center"/>
@@ -24168,7 +24180,7 @@
             <w:tcW w:w="4401" w:type="dxa"/>
             <w:tcBorders>
               <w:left w:val="single" w:sz="8" w:space="0" w:color="000000"/>
-              <w:right w:val="single" w:sz="8" w:space="0" w:color="000000"/>
+              <w:bottom w:val="single" w:sz="8" w:space="0" w:color="000000"/>
             </w:tcBorders>
             <w:vAlign w:val="center"/>
           </w:tcPr>
@@ -24222,6 +24234,7 @@
             <w:tcW w:w="5244" w:type="dxa"/>
             <w:tcBorders>
               <w:left w:val="single" w:sz="8" w:space="0" w:color="000000"/>
+              <w:bottom w:val="single" w:sz="8" w:space="0" w:color="000000"/>
               <w:right w:val="single" w:sz="8" w:space="0" w:color="000000"/>
             </w:tcBorders>
             <w:vAlign w:val="center"/>
@@ -24276,7 +24289,7 @@
             <w:tcW w:w="4401" w:type="dxa"/>
             <w:tcBorders>
               <w:left w:val="single" w:sz="8" w:space="0" w:color="000000"/>
-              <w:right w:val="single" w:sz="8" w:space="0" w:color="000000"/>
+              <w:bottom w:val="single" w:sz="8" w:space="0" w:color="000000"/>
             </w:tcBorders>
             <w:vAlign w:val="center"/>
           </w:tcPr>
@@ -24330,6 +24343,7 @@
             <w:tcW w:w="5244" w:type="dxa"/>
             <w:tcBorders>
               <w:left w:val="single" w:sz="8" w:space="0" w:color="000000"/>
+              <w:bottom w:val="single" w:sz="8" w:space="0" w:color="000000"/>
               <w:right w:val="single" w:sz="8" w:space="0" w:color="000000"/>
             </w:tcBorders>
             <w:vAlign w:val="center"/>
@@ -24384,7 +24398,7 @@
             <w:tcW w:w="4401" w:type="dxa"/>
             <w:tcBorders>
               <w:left w:val="single" w:sz="8" w:space="0" w:color="000000"/>
-              <w:right w:val="single" w:sz="8" w:space="0" w:color="000000"/>
+              <w:bottom w:val="single" w:sz="8" w:space="0" w:color="000000"/>
             </w:tcBorders>
             <w:vAlign w:val="center"/>
           </w:tcPr>
@@ -24438,6 +24452,7 @@
             <w:tcW w:w="5244" w:type="dxa"/>
             <w:tcBorders>
               <w:left w:val="single" w:sz="8" w:space="0" w:color="000000"/>
+              <w:bottom w:val="single" w:sz="8" w:space="0" w:color="000000"/>
               <w:right w:val="single" w:sz="8" w:space="0" w:color="000000"/>
             </w:tcBorders>
             <w:vAlign w:val="center"/>
@@ -24492,7 +24507,7 @@
             <w:tcW w:w="4401" w:type="dxa"/>
             <w:tcBorders>
               <w:left w:val="single" w:sz="8" w:space="0" w:color="000000"/>
-              <w:right w:val="single" w:sz="8" w:space="0" w:color="000000"/>
+              <w:bottom w:val="single" w:sz="8" w:space="0" w:color="000000"/>
             </w:tcBorders>
             <w:vAlign w:val="center"/>
           </w:tcPr>
@@ -24546,6 +24561,7 @@
             <w:tcW w:w="5244" w:type="dxa"/>
             <w:tcBorders>
               <w:left w:val="single" w:sz="8" w:space="0" w:color="000000"/>
+              <w:bottom w:val="single" w:sz="8" w:space="0" w:color="000000"/>
               <w:right w:val="single" w:sz="8" w:space="0" w:color="000000"/>
             </w:tcBorders>
             <w:vAlign w:val="center"/>
@@ -24600,7 +24616,7 @@
             <w:tcW w:w="4401" w:type="dxa"/>
             <w:tcBorders>
               <w:left w:val="single" w:sz="8" w:space="0" w:color="000000"/>
-              <w:right w:val="single" w:sz="8" w:space="0" w:color="000000"/>
+              <w:bottom w:val="single" w:sz="8" w:space="0" w:color="000000"/>
             </w:tcBorders>
             <w:vAlign w:val="center"/>
           </w:tcPr>
@@ -24654,6 +24670,7 @@
             <w:tcW w:w="5244" w:type="dxa"/>
             <w:tcBorders>
               <w:left w:val="single" w:sz="8" w:space="0" w:color="000000"/>
+              <w:bottom w:val="single" w:sz="8" w:space="0" w:color="000000"/>
               <w:right w:val="single" w:sz="8" w:space="0" w:color="000000"/>
             </w:tcBorders>
             <w:vAlign w:val="center"/>
@@ -24708,7 +24725,7 @@
             <w:tcW w:w="4401" w:type="dxa"/>
             <w:tcBorders>
               <w:left w:val="single" w:sz="8" w:space="0" w:color="000000"/>
-              <w:right w:val="single" w:sz="8" w:space="0" w:color="000000"/>
+              <w:bottom w:val="single" w:sz="8" w:space="0" w:color="000000"/>
             </w:tcBorders>
             <w:vAlign w:val="center"/>
           </w:tcPr>
@@ -24762,6 +24779,7 @@
             <w:tcW w:w="5244" w:type="dxa"/>
             <w:tcBorders>
               <w:left w:val="single" w:sz="8" w:space="0" w:color="000000"/>
+              <w:bottom w:val="single" w:sz="8" w:space="0" w:color="000000"/>
               <w:right w:val="single" w:sz="8" w:space="0" w:color="000000"/>
             </w:tcBorders>
             <w:vAlign w:val="center"/>
@@ -24816,7 +24834,7 @@
             <w:tcW w:w="4401" w:type="dxa"/>
             <w:tcBorders>
               <w:left w:val="single" w:sz="8" w:space="0" w:color="000000"/>
-              <w:right w:val="single" w:sz="8" w:space="0" w:color="000000"/>
+              <w:bottom w:val="single" w:sz="8" w:space="0" w:color="000000"/>
             </w:tcBorders>
             <w:vAlign w:val="center"/>
           </w:tcPr>
@@ -24870,6 +24888,7 @@
             <w:tcW w:w="5244" w:type="dxa"/>
             <w:tcBorders>
               <w:left w:val="single" w:sz="8" w:space="0" w:color="000000"/>
+              <w:bottom w:val="single" w:sz="8" w:space="0" w:color="000000"/>
               <w:right w:val="single" w:sz="8" w:space="0" w:color="000000"/>
             </w:tcBorders>
             <w:vAlign w:val="center"/>
@@ -24924,7 +24943,7 @@
             <w:tcW w:w="4401" w:type="dxa"/>
             <w:tcBorders>
               <w:left w:val="single" w:sz="8" w:space="0" w:color="000000"/>
-              <w:right w:val="single" w:sz="8" w:space="0" w:color="000000"/>
+              <w:bottom w:val="single" w:sz="8" w:space="0" w:color="000000"/>
             </w:tcBorders>
             <w:vAlign w:val="center"/>
           </w:tcPr>
@@ -24978,6 +24997,7 @@
             <w:tcW w:w="5244" w:type="dxa"/>
             <w:tcBorders>
               <w:left w:val="single" w:sz="8" w:space="0" w:color="000000"/>
+              <w:bottom w:val="single" w:sz="8" w:space="0" w:color="000000"/>
               <w:right w:val="single" w:sz="8" w:space="0" w:color="000000"/>
             </w:tcBorders>
             <w:vAlign w:val="center"/>
@@ -25032,7 +25052,7 @@
             <w:tcW w:w="4401" w:type="dxa"/>
             <w:tcBorders>
               <w:left w:val="single" w:sz="8" w:space="0" w:color="000000"/>
-              <w:right w:val="single" w:sz="8" w:space="0" w:color="000000"/>
+              <w:bottom w:val="single" w:sz="8" w:space="0" w:color="000000"/>
             </w:tcBorders>
             <w:vAlign w:val="center"/>
           </w:tcPr>
@@ -25086,6 +25106,7 @@
             <w:tcW w:w="5244" w:type="dxa"/>
             <w:tcBorders>
               <w:left w:val="single" w:sz="8" w:space="0" w:color="000000"/>
+              <w:bottom w:val="single" w:sz="8" w:space="0" w:color="000000"/>
               <w:right w:val="single" w:sz="8" w:space="0" w:color="000000"/>
             </w:tcBorders>
             <w:vAlign w:val="center"/>
@@ -25140,7 +25161,7 @@
             <w:tcW w:w="4401" w:type="dxa"/>
             <w:tcBorders>
               <w:left w:val="single" w:sz="8" w:space="0" w:color="000000"/>
-              <w:right w:val="single" w:sz="8" w:space="0" w:color="000000"/>
+              <w:bottom w:val="single" w:sz="8" w:space="0" w:color="000000"/>
             </w:tcBorders>
             <w:vAlign w:val="center"/>
           </w:tcPr>
@@ -25194,6 +25215,7 @@
             <w:tcW w:w="5244" w:type="dxa"/>
             <w:tcBorders>
               <w:left w:val="single" w:sz="8" w:space="0" w:color="000000"/>
+              <w:bottom w:val="single" w:sz="8" w:space="0" w:color="000000"/>
               <w:right w:val="single" w:sz="8" w:space="0" w:color="000000"/>
             </w:tcBorders>
             <w:vAlign w:val="center"/>
@@ -25257,7 +25279,7 @@
         <w:pStyle w:val="Heading2"/>
         <w:numPr>
           <w:ilvl w:val="1"/>
-          <w:numId w:val="1"/>
+          <w:numId w:val="2"/>
         </w:numPr>
         <w:rPr/>
       </w:pPr>
@@ -25386,7 +25408,7 @@
         <w:pStyle w:val="Heading1"/>
         <w:numPr>
           <w:ilvl w:val="0"/>
-          <w:numId w:val="1"/>
+          <w:numId w:val="2"/>
         </w:numPr>
         <w:rPr/>
       </w:pPr>
@@ -25427,6 +25449,7 @@
             <w:tcBorders>
               <w:top w:val="single" w:sz="8" w:space="0" w:color="000000"/>
               <w:left w:val="single" w:sz="8" w:space="0" w:color="000000"/>
+              <w:bottom w:val="single" w:sz="8" w:space="0" w:color="000000"/>
             </w:tcBorders>
             <w:vAlign w:val="center"/>
           </w:tcPr>
@@ -25453,7 +25476,7 @@
             <w:tcBorders>
               <w:top w:val="single" w:sz="8" w:space="0" w:color="000000"/>
               <w:left w:val="single" w:sz="8" w:space="0" w:color="000000"/>
-              <w:right w:val="single" w:sz="8" w:space="0" w:color="000000"/>
+              <w:bottom w:val="single" w:sz="8" w:space="0" w:color="000000"/>
             </w:tcBorders>
             <w:vAlign w:val="center"/>
           </w:tcPr>
@@ -25480,6 +25503,7 @@
             <w:tcBorders>
               <w:top w:val="single" w:sz="8" w:space="0" w:color="000000"/>
               <w:left w:val="single" w:sz="8" w:space="0" w:color="000000"/>
+              <w:bottom w:val="single" w:sz="8" w:space="0" w:color="000000"/>
             </w:tcBorders>
             <w:vAlign w:val="center"/>
           </w:tcPr>
@@ -25506,6 +25530,7 @@
             <w:tcBorders>
               <w:top w:val="single" w:sz="8" w:space="0" w:color="000000"/>
               <w:left w:val="single" w:sz="8" w:space="0" w:color="000000"/>
+              <w:bottom w:val="single" w:sz="8" w:space="0" w:color="000000"/>
             </w:tcBorders>
             <w:vAlign w:val="center"/>
           </w:tcPr>
@@ -25532,6 +25557,7 @@
             <w:tcBorders>
               <w:top w:val="single" w:sz="8" w:space="0" w:color="000000"/>
               <w:left w:val="single" w:sz="8" w:space="0" w:color="000000"/>
+              <w:bottom w:val="single" w:sz="8" w:space="0" w:color="000000"/>
             </w:tcBorders>
             <w:vAlign w:val="center"/>
           </w:tcPr>
@@ -25558,6 +25584,7 @@
             <w:tcBorders>
               <w:top w:val="single" w:sz="8" w:space="0" w:color="000000"/>
               <w:left w:val="single" w:sz="8" w:space="0" w:color="000000"/>
+              <w:bottom w:val="single" w:sz="8" w:space="0" w:color="000000"/>
             </w:tcBorders>
             <w:vAlign w:val="center"/>
           </w:tcPr>
@@ -25584,6 +25611,7 @@
             <w:tcBorders>
               <w:top w:val="single" w:sz="8" w:space="0" w:color="000000"/>
               <w:left w:val="single" w:sz="8" w:space="0" w:color="000000"/>
+              <w:bottom w:val="single" w:sz="8" w:space="0" w:color="000000"/>
               <w:right w:val="single" w:sz="8" w:space="0" w:color="000000"/>
             </w:tcBorders>
             <w:vAlign w:val="center"/>
@@ -25613,6 +25641,7 @@
             <w:tcW w:w="375" w:type="dxa"/>
             <w:tcBorders>
               <w:left w:val="single" w:sz="8" w:space="0" w:color="000000"/>
+              <w:bottom w:val="single" w:sz="8" w:space="0" w:color="000000"/>
             </w:tcBorders>
             <w:vAlign w:val="center"/>
           </w:tcPr>
@@ -25631,7 +25660,7 @@
             <w:tcW w:w="1425" w:type="dxa"/>
             <w:tcBorders>
               <w:left w:val="single" w:sz="8" w:space="0" w:color="000000"/>
-              <w:right w:val="single" w:sz="8" w:space="0" w:color="000000"/>
+              <w:bottom w:val="single" w:sz="8" w:space="0" w:color="000000"/>
             </w:tcBorders>
             <w:vAlign w:val="center"/>
           </w:tcPr>
@@ -25650,6 +25679,7 @@
             <w:tcW w:w="1700" w:type="dxa"/>
             <w:tcBorders>
               <w:left w:val="single" w:sz="8" w:space="0" w:color="000000"/>
+              <w:bottom w:val="single" w:sz="8" w:space="0" w:color="000000"/>
             </w:tcBorders>
             <w:vAlign w:val="center"/>
           </w:tcPr>
@@ -25668,6 +25698,7 @@
             <w:tcW w:w="1595" w:type="dxa"/>
             <w:tcBorders>
               <w:left w:val="single" w:sz="8" w:space="0" w:color="000000"/>
+              <w:bottom w:val="single" w:sz="8" w:space="0" w:color="000000"/>
             </w:tcBorders>
             <w:vAlign w:val="center"/>
           </w:tcPr>
@@ -25686,6 +25717,7 @@
             <w:tcW w:w="1531" w:type="dxa"/>
             <w:tcBorders>
               <w:left w:val="single" w:sz="8" w:space="0" w:color="000000"/>
+              <w:bottom w:val="single" w:sz="8" w:space="0" w:color="000000"/>
             </w:tcBorders>
             <w:vAlign w:val="center"/>
           </w:tcPr>
@@ -25704,6 +25736,7 @@
             <w:tcW w:w="1969" w:type="dxa"/>
             <w:tcBorders>
               <w:left w:val="single" w:sz="8" w:space="0" w:color="000000"/>
+              <w:bottom w:val="single" w:sz="8" w:space="0" w:color="000000"/>
             </w:tcBorders>
             <w:vAlign w:val="center"/>
           </w:tcPr>
@@ -25722,6 +25755,7 @@
             <w:tcW w:w="1095" w:type="dxa"/>
             <w:tcBorders>
               <w:left w:val="single" w:sz="8" w:space="0" w:color="000000"/>
+              <w:bottom w:val="single" w:sz="8" w:space="0" w:color="000000"/>
               <w:right w:val="single" w:sz="8" w:space="0" w:color="000000"/>
             </w:tcBorders>
             <w:vAlign w:val="center"/>
@@ -25744,6 +25778,7 @@
             <w:tcW w:w="375" w:type="dxa"/>
             <w:tcBorders>
               <w:left w:val="single" w:sz="8" w:space="0" w:color="000000"/>
+              <w:bottom w:val="single" w:sz="8" w:space="0" w:color="000000"/>
             </w:tcBorders>
             <w:vAlign w:val="center"/>
           </w:tcPr>
@@ -25762,7 +25797,7 @@
             <w:tcW w:w="1425" w:type="dxa"/>
             <w:tcBorders>
               <w:left w:val="single" w:sz="8" w:space="0" w:color="000000"/>
-              <w:right w:val="single" w:sz="8" w:space="0" w:color="000000"/>
+              <w:bottom w:val="single" w:sz="8" w:space="0" w:color="000000"/>
             </w:tcBorders>
             <w:vAlign w:val="center"/>
           </w:tcPr>
@@ -25781,6 +25816,7 @@
             <w:tcW w:w="1700" w:type="dxa"/>
             <w:tcBorders>
               <w:left w:val="single" w:sz="8" w:space="0" w:color="000000"/>
+              <w:bottom w:val="single" w:sz="8" w:space="0" w:color="000000"/>
             </w:tcBorders>
             <w:vAlign w:val="center"/>
           </w:tcPr>
@@ -25799,6 +25835,7 @@
             <w:tcW w:w="1595" w:type="dxa"/>
             <w:tcBorders>
               <w:left w:val="single" w:sz="8" w:space="0" w:color="000000"/>
+              <w:bottom w:val="single" w:sz="8" w:space="0" w:color="000000"/>
             </w:tcBorders>
             <w:vAlign w:val="center"/>
           </w:tcPr>
@@ -25817,6 +25854,7 @@
             <w:tcW w:w="1531" w:type="dxa"/>
             <w:tcBorders>
               <w:left w:val="single" w:sz="8" w:space="0" w:color="000000"/>
+              <w:bottom w:val="single" w:sz="8" w:space="0" w:color="000000"/>
             </w:tcBorders>
             <w:vAlign w:val="center"/>
           </w:tcPr>
@@ -25835,6 +25873,7 @@
             <w:tcW w:w="1969" w:type="dxa"/>
             <w:tcBorders>
               <w:left w:val="single" w:sz="8" w:space="0" w:color="000000"/>
+              <w:bottom w:val="single" w:sz="8" w:space="0" w:color="000000"/>
             </w:tcBorders>
             <w:vAlign w:val="center"/>
           </w:tcPr>
@@ -25853,6 +25892,7 @@
             <w:tcW w:w="1095" w:type="dxa"/>
             <w:tcBorders>
               <w:left w:val="single" w:sz="8" w:space="0" w:color="000000"/>
+              <w:bottom w:val="single" w:sz="8" w:space="0" w:color="000000"/>
               <w:right w:val="single" w:sz="8" w:space="0" w:color="000000"/>
             </w:tcBorders>
             <w:vAlign w:val="center"/>
@@ -25892,7 +25932,7 @@
         <w:pStyle w:val="Heading1"/>
         <w:numPr>
           <w:ilvl w:val="0"/>
-          <w:numId w:val="1"/>
+          <w:numId w:val="2"/>
         </w:numPr>
         <w:rPr/>
       </w:pPr>
@@ -25918,7 +25958,7 @@
         <w:pStyle w:val="Heading1"/>
         <w:numPr>
           <w:ilvl w:val="0"/>
-          <w:numId w:val="1"/>
+          <w:numId w:val="2"/>
         </w:numPr>
         <w:rPr/>
       </w:pPr>
@@ -26605,7 +26645,7 @@
         <w:pStyle w:val="Heading2"/>
         <w:numPr>
           <w:ilvl w:val="1"/>
-          <w:numId w:val="1"/>
+          <w:numId w:val="2"/>
         </w:numPr>
         <w:rPr/>
       </w:pPr>
@@ -27183,7 +27223,7 @@
         <w:pStyle w:val="Heading1"/>
         <w:numPr>
           <w:ilvl w:val="0"/>
-          <w:numId w:val="1"/>
+          <w:numId w:val="2"/>
         </w:numPr>
         <w:rPr/>
       </w:pPr>
@@ -27209,7 +27249,7 @@
         <w:pStyle w:val="Heading2"/>
         <w:numPr>
           <w:ilvl w:val="1"/>
-          <w:numId w:val="1"/>
+          <w:numId w:val="2"/>
         </w:numPr>
         <w:rPr/>
       </w:pPr>
@@ -30065,7 +30105,7 @@
         <w:pStyle w:val="Heading2"/>
         <w:numPr>
           <w:ilvl w:val="1"/>
-          <w:numId w:val="1"/>
+          <w:numId w:val="2"/>
         </w:numPr>
         <w:rPr/>
       </w:pPr>
@@ -30301,35 +30341,24 @@
               <w:ind w:hanging="0" w:left="0" w:right="0"/>
               <w:jc w:val="center"/>
               <w:rPr>
+                <w:highlight w:val="none"/>
+                <w:shd w:fill="auto" w:val="clear"/>
+              </w:rPr>
+            </w:pPr>
+            <w:r>
+              <w:rPr>
                 <w:rFonts w:ascii="Times New Roman;serif" w:hAnsi="Times New Roman;serif"/>
                 <w:b/>
                 <w:i w:val="false"/>
-                <w:i w:val="false"/>
-                <w:caps w:val="false"/>
-                <w:smallCaps w:val="false"/>
-                <w:strike w:val="false"/>
-                <w:dstrike w:val="false"/>
-                <w:color w:val="000000"/>
-                <w:sz w:val="22"/>
-                <w:u w:val="none"/>
-                <w:effect w:val="none"/>
-                <w:shd w:fill="EFEFEF" w:val="clear"/>
-              </w:rPr>
-            </w:pPr>
-            <w:r>
-              <w:rPr>
-                <w:rFonts w:ascii="Times New Roman;serif" w:hAnsi="Times New Roman;serif"/>
-                <w:b/>
-                <w:i w:val="false"/>
-                <w:caps w:val="false"/>
-                <w:smallCaps w:val="false"/>
-                <w:strike w:val="false"/>
-                <w:dstrike w:val="false"/>
-                <w:color w:val="000000"/>
-                <w:sz w:val="22"/>
-                <w:u w:val="none"/>
-                <w:effect w:val="none"/>
-                <w:shd w:fill="EFEFEF" w:val="clear"/>
+                <w:caps w:val="false"/>
+                <w:smallCaps w:val="false"/>
+                <w:strike w:val="false"/>
+                <w:dstrike w:val="false"/>
+                <w:color w:val="000000"/>
+                <w:sz w:val="22"/>
+                <w:u w:val="none"/>
+                <w:effect w:val="none"/>
+                <w:shd w:fill="auto" w:val="clear"/>
               </w:rPr>
               <w:t>LABORATÓRIO (S)</w:t>
             </w:r>
@@ -30355,35 +30384,24 @@
               <w:ind w:hanging="0" w:left="0" w:right="0"/>
               <w:jc w:val="center"/>
               <w:rPr>
+                <w:highlight w:val="none"/>
+                <w:shd w:fill="auto" w:val="clear"/>
+              </w:rPr>
+            </w:pPr>
+            <w:r>
+              <w:rPr>
                 <w:rFonts w:ascii="Times New Roman;serif" w:hAnsi="Times New Roman;serif"/>
                 <w:b/>
                 <w:i w:val="false"/>
-                <w:i w:val="false"/>
-                <w:caps w:val="false"/>
-                <w:smallCaps w:val="false"/>
-                <w:strike w:val="false"/>
-                <w:dstrike w:val="false"/>
-                <w:color w:val="000000"/>
-                <w:sz w:val="22"/>
-                <w:u w:val="none"/>
-                <w:effect w:val="none"/>
-                <w:shd w:fill="EFEFEF" w:val="clear"/>
-              </w:rPr>
-            </w:pPr>
-            <w:r>
-              <w:rPr>
-                <w:rFonts w:ascii="Times New Roman;serif" w:hAnsi="Times New Roman;serif"/>
-                <w:b/>
-                <w:i w:val="false"/>
-                <w:caps w:val="false"/>
-                <w:smallCaps w:val="false"/>
-                <w:strike w:val="false"/>
-                <w:dstrike w:val="false"/>
-                <w:color w:val="000000"/>
-                <w:sz w:val="22"/>
-                <w:u w:val="none"/>
-                <w:effect w:val="none"/>
-                <w:shd w:fill="EFEFEF" w:val="clear"/>
+                <w:caps w:val="false"/>
+                <w:smallCaps w:val="false"/>
+                <w:strike w:val="false"/>
+                <w:dstrike w:val="false"/>
+                <w:color w:val="000000"/>
+                <w:sz w:val="22"/>
+                <w:u w:val="none"/>
+                <w:effect w:val="none"/>
+                <w:shd w:fill="auto" w:val="clear"/>
               </w:rPr>
               <w:t>ÁREA (m2 )</w:t>
             </w:r>
@@ -30408,35 +30426,24 @@
               <w:spacing w:lineRule="auto" w:line="288" w:before="0" w:after="0"/>
               <w:ind w:hanging="0" w:left="0" w:right="0"/>
               <w:rPr>
+                <w:highlight w:val="none"/>
+                <w:shd w:fill="auto" w:val="clear"/>
+              </w:rPr>
+            </w:pPr>
+            <w:r>
+              <w:rPr>
                 <w:rFonts w:ascii="Times New Roman;serif" w:hAnsi="Times New Roman;serif"/>
                 <w:b/>
                 <w:i w:val="false"/>
-                <w:i w:val="false"/>
-                <w:caps w:val="false"/>
-                <w:smallCaps w:val="false"/>
-                <w:strike w:val="false"/>
-                <w:dstrike w:val="false"/>
-                <w:color w:val="000000"/>
-                <w:sz w:val="22"/>
-                <w:u w:val="none"/>
-                <w:effect w:val="none"/>
-                <w:shd w:fill="EFEFEF" w:val="clear"/>
-              </w:rPr>
-            </w:pPr>
-            <w:r>
-              <w:rPr>
-                <w:rFonts w:ascii="Times New Roman;serif" w:hAnsi="Times New Roman;serif"/>
-                <w:b/>
-                <w:i w:val="false"/>
-                <w:caps w:val="false"/>
-                <w:smallCaps w:val="false"/>
-                <w:strike w:val="false"/>
-                <w:dstrike w:val="false"/>
-                <w:color w:val="000000"/>
-                <w:sz w:val="22"/>
-                <w:u w:val="none"/>
-                <w:effect w:val="none"/>
-                <w:shd w:fill="EFEFEF" w:val="clear"/>
+                <w:caps w:val="false"/>
+                <w:smallCaps w:val="false"/>
+                <w:strike w:val="false"/>
+                <w:dstrike w:val="false"/>
+                <w:color w:val="000000"/>
+                <w:sz w:val="22"/>
+                <w:u w:val="none"/>
+                <w:effect w:val="none"/>
+                <w:shd w:fill="auto" w:val="clear"/>
               </w:rPr>
               <w:t>m2 POR ESTUDANTE</w:t>
             </w:r>
@@ -30656,35 +30663,24 @@
               <w:ind w:hanging="0" w:left="0" w:right="0"/>
               <w:jc w:val="center"/>
               <w:rPr>
+                <w:highlight w:val="none"/>
+                <w:shd w:fill="auto" w:val="clear"/>
+              </w:rPr>
+            </w:pPr>
+            <w:r>
+              <w:rPr>
                 <w:rFonts w:ascii="Times New Roman;serif" w:hAnsi="Times New Roman;serif"/>
                 <w:b/>
                 <w:i w:val="false"/>
-                <w:i w:val="false"/>
-                <w:caps w:val="false"/>
-                <w:smallCaps w:val="false"/>
-                <w:strike w:val="false"/>
-                <w:dstrike w:val="false"/>
-                <w:color w:val="000000"/>
-                <w:sz w:val="22"/>
-                <w:u w:val="none"/>
-                <w:effect w:val="none"/>
-                <w:shd w:fill="EFEFEF" w:val="clear"/>
-              </w:rPr>
-            </w:pPr>
-            <w:r>
-              <w:rPr>
-                <w:rFonts w:ascii="Times New Roman;serif" w:hAnsi="Times New Roman;serif"/>
-                <w:b/>
-                <w:i w:val="false"/>
-                <w:caps w:val="false"/>
-                <w:smallCaps w:val="false"/>
-                <w:strike w:val="false"/>
-                <w:dstrike w:val="false"/>
-                <w:color w:val="000000"/>
-                <w:sz w:val="22"/>
-                <w:u w:val="none"/>
-                <w:effect w:val="none"/>
-                <w:shd w:fill="EFEFEF" w:val="clear"/>
+                <w:caps w:val="false"/>
+                <w:smallCaps w:val="false"/>
+                <w:strike w:val="false"/>
+                <w:dstrike w:val="false"/>
+                <w:color w:val="000000"/>
+                <w:sz w:val="22"/>
+                <w:u w:val="none"/>
+                <w:effect w:val="none"/>
+                <w:shd w:fill="auto" w:val="clear"/>
               </w:rPr>
               <w:t>ESPECIFICAÇÃO</w:t>
             </w:r>
@@ -30710,35 +30706,24 @@
               <w:ind w:hanging="0" w:left="0" w:right="0"/>
               <w:jc w:val="center"/>
               <w:rPr>
+                <w:highlight w:val="none"/>
+                <w:shd w:fill="auto" w:val="clear"/>
+              </w:rPr>
+            </w:pPr>
+            <w:r>
+              <w:rPr>
                 <w:rFonts w:ascii="Times New Roman;serif" w:hAnsi="Times New Roman;serif"/>
                 <w:b/>
                 <w:i w:val="false"/>
-                <w:i w:val="false"/>
-                <w:caps w:val="false"/>
-                <w:smallCaps w:val="false"/>
-                <w:strike w:val="false"/>
-                <w:dstrike w:val="false"/>
-                <w:color w:val="000000"/>
-                <w:sz w:val="22"/>
-                <w:u w:val="none"/>
-                <w:effect w:val="none"/>
-                <w:shd w:fill="EFEFEF" w:val="clear"/>
-              </w:rPr>
-            </w:pPr>
-            <w:r>
-              <w:rPr>
-                <w:rFonts w:ascii="Times New Roman;serif" w:hAnsi="Times New Roman;serif"/>
-                <w:b/>
-                <w:i w:val="false"/>
-                <w:caps w:val="false"/>
-                <w:smallCaps w:val="false"/>
-                <w:strike w:val="false"/>
-                <w:dstrike w:val="false"/>
-                <w:color w:val="000000"/>
-                <w:sz w:val="22"/>
-                <w:u w:val="none"/>
-                <w:effect w:val="none"/>
-                <w:shd w:fill="EFEFEF" w:val="clear"/>
+                <w:caps w:val="false"/>
+                <w:smallCaps w:val="false"/>
+                <w:strike w:val="false"/>
+                <w:dstrike w:val="false"/>
+                <w:color w:val="000000"/>
+                <w:sz w:val="22"/>
+                <w:u w:val="none"/>
+                <w:effect w:val="none"/>
+                <w:shd w:fill="auto" w:val="clear"/>
               </w:rPr>
               <w:t>QUANTIDADE</w:t>
             </w:r>
@@ -30934,35 +30919,24 @@
               <w:ind w:hanging="0" w:left="0" w:right="0"/>
               <w:jc w:val="center"/>
               <w:rPr>
+                <w:highlight w:val="none"/>
+                <w:shd w:fill="auto" w:val="clear"/>
+              </w:rPr>
+            </w:pPr>
+            <w:r>
+              <w:rPr>
                 <w:rFonts w:ascii="Times New Roman;serif" w:hAnsi="Times New Roman;serif"/>
                 <w:b/>
                 <w:i w:val="false"/>
-                <w:i w:val="false"/>
-                <w:caps w:val="false"/>
-                <w:smallCaps w:val="false"/>
-                <w:strike w:val="false"/>
-                <w:dstrike w:val="false"/>
-                <w:color w:val="000000"/>
-                <w:sz w:val="22"/>
-                <w:u w:val="none"/>
-                <w:effect w:val="none"/>
-                <w:shd w:fill="EFEFEF" w:val="clear"/>
-              </w:rPr>
-            </w:pPr>
-            <w:r>
-              <w:rPr>
-                <w:rFonts w:ascii="Times New Roman;serif" w:hAnsi="Times New Roman;serif"/>
-                <w:b/>
-                <w:i w:val="false"/>
-                <w:caps w:val="false"/>
-                <w:smallCaps w:val="false"/>
-                <w:strike w:val="false"/>
-                <w:dstrike w:val="false"/>
-                <w:color w:val="000000"/>
-                <w:sz w:val="22"/>
-                <w:u w:val="none"/>
-                <w:effect w:val="none"/>
-                <w:shd w:fill="EFEFEF" w:val="clear"/>
+                <w:caps w:val="false"/>
+                <w:smallCaps w:val="false"/>
+                <w:strike w:val="false"/>
+                <w:dstrike w:val="false"/>
+                <w:color w:val="000000"/>
+                <w:sz w:val="22"/>
+                <w:u w:val="none"/>
+                <w:effect w:val="none"/>
+                <w:shd w:fill="auto" w:val="clear"/>
               </w:rPr>
               <w:t>ESPECIFICAÇÃO</w:t>
             </w:r>
@@ -30988,35 +30962,24 @@
               <w:ind w:hanging="0" w:left="0" w:right="0"/>
               <w:jc w:val="center"/>
               <w:rPr>
+                <w:highlight w:val="none"/>
+                <w:shd w:fill="auto" w:val="clear"/>
+              </w:rPr>
+            </w:pPr>
+            <w:r>
+              <w:rPr>
                 <w:rFonts w:ascii="Times New Roman;serif" w:hAnsi="Times New Roman;serif"/>
                 <w:b/>
                 <w:i w:val="false"/>
-                <w:i w:val="false"/>
-                <w:caps w:val="false"/>
-                <w:smallCaps w:val="false"/>
-                <w:strike w:val="false"/>
-                <w:dstrike w:val="false"/>
-                <w:color w:val="000000"/>
-                <w:sz w:val="22"/>
-                <w:u w:val="none"/>
-                <w:effect w:val="none"/>
-                <w:shd w:fill="EFEFEF" w:val="clear"/>
-              </w:rPr>
-            </w:pPr>
-            <w:r>
-              <w:rPr>
-                <w:rFonts w:ascii="Times New Roman;serif" w:hAnsi="Times New Roman;serif"/>
-                <w:b/>
-                <w:i w:val="false"/>
-                <w:caps w:val="false"/>
-                <w:smallCaps w:val="false"/>
-                <w:strike w:val="false"/>
-                <w:dstrike w:val="false"/>
-                <w:color w:val="000000"/>
-                <w:sz w:val="22"/>
-                <w:u w:val="none"/>
-                <w:effect w:val="none"/>
-                <w:shd w:fill="EFEFEF" w:val="clear"/>
+                <w:caps w:val="false"/>
+                <w:smallCaps w:val="false"/>
+                <w:strike w:val="false"/>
+                <w:dstrike w:val="false"/>
+                <w:color w:val="000000"/>
+                <w:sz w:val="22"/>
+                <w:u w:val="none"/>
+                <w:effect w:val="none"/>
+                <w:shd w:fill="auto" w:val="clear"/>
               </w:rPr>
               <w:t>QUANTIDADE</w:t>
             </w:r>
@@ -31255,35 +31218,24 @@
               <w:ind w:hanging="0" w:left="0" w:right="0"/>
               <w:jc w:val="center"/>
               <w:rPr>
+                <w:highlight w:val="none"/>
+                <w:shd w:fill="auto" w:val="clear"/>
+              </w:rPr>
+            </w:pPr>
+            <w:r>
+              <w:rPr>
                 <w:rFonts w:ascii="Times New Roman;serif" w:hAnsi="Times New Roman;serif"/>
                 <w:b/>
                 <w:i w:val="false"/>
-                <w:i w:val="false"/>
-                <w:caps w:val="false"/>
-                <w:smallCaps w:val="false"/>
-                <w:strike w:val="false"/>
-                <w:dstrike w:val="false"/>
-                <w:color w:val="000000"/>
-                <w:sz w:val="22"/>
-                <w:u w:val="none"/>
-                <w:effect w:val="none"/>
-                <w:shd w:fill="EFEFEF" w:val="clear"/>
-              </w:rPr>
-            </w:pPr>
-            <w:r>
-              <w:rPr>
-                <w:rFonts w:ascii="Times New Roman;serif" w:hAnsi="Times New Roman;serif"/>
-                <w:b/>
-                <w:i w:val="false"/>
-                <w:caps w:val="false"/>
-                <w:smallCaps w:val="false"/>
-                <w:strike w:val="false"/>
-                <w:dstrike w:val="false"/>
-                <w:color w:val="000000"/>
-                <w:sz w:val="22"/>
-                <w:u w:val="none"/>
-                <w:effect w:val="none"/>
-                <w:shd w:fill="EFEFEF" w:val="clear"/>
+                <w:caps w:val="false"/>
+                <w:smallCaps w:val="false"/>
+                <w:strike w:val="false"/>
+                <w:dstrike w:val="false"/>
+                <w:color w:val="000000"/>
+                <w:sz w:val="22"/>
+                <w:u w:val="none"/>
+                <w:effect w:val="none"/>
+                <w:shd w:fill="auto" w:val="clear"/>
               </w:rPr>
               <w:t>ESPECIFICAÇÃO</w:t>
             </w:r>
@@ -31309,35 +31261,24 @@
               <w:ind w:hanging="0" w:left="0" w:right="0"/>
               <w:jc w:val="center"/>
               <w:rPr>
+                <w:highlight w:val="none"/>
+                <w:shd w:fill="auto" w:val="clear"/>
+              </w:rPr>
+            </w:pPr>
+            <w:r>
+              <w:rPr>
                 <w:rFonts w:ascii="Times New Roman;serif" w:hAnsi="Times New Roman;serif"/>
                 <w:b/>
                 <w:i w:val="false"/>
-                <w:i w:val="false"/>
-                <w:caps w:val="false"/>
-                <w:smallCaps w:val="false"/>
-                <w:strike w:val="false"/>
-                <w:dstrike w:val="false"/>
-                <w:color w:val="000000"/>
-                <w:sz w:val="22"/>
-                <w:u w:val="none"/>
-                <w:effect w:val="none"/>
-                <w:shd w:fill="EFEFEF" w:val="clear"/>
-              </w:rPr>
-            </w:pPr>
-            <w:r>
-              <w:rPr>
-                <w:rFonts w:ascii="Times New Roman;serif" w:hAnsi="Times New Roman;serif"/>
-                <w:b/>
-                <w:i w:val="false"/>
-                <w:caps w:val="false"/>
-                <w:smallCaps w:val="false"/>
-                <w:strike w:val="false"/>
-                <w:dstrike w:val="false"/>
-                <w:color w:val="000000"/>
-                <w:sz w:val="22"/>
-                <w:u w:val="none"/>
-                <w:effect w:val="none"/>
-                <w:shd w:fill="EFEFEF" w:val="clear"/>
+                <w:caps w:val="false"/>
+                <w:smallCaps w:val="false"/>
+                <w:strike w:val="false"/>
+                <w:dstrike w:val="false"/>
+                <w:color w:val="000000"/>
+                <w:sz w:val="22"/>
+                <w:u w:val="none"/>
+                <w:effect w:val="none"/>
+                <w:shd w:fill="auto" w:val="clear"/>
               </w:rPr>
               <w:t>QUANTIDADE</w:t>
             </w:r>
@@ -31539,35 +31480,24 @@
               <w:spacing w:lineRule="auto" w:line="288" w:before="0" w:after="0"/>
               <w:ind w:hanging="0" w:left="0" w:right="0"/>
               <w:rPr>
+                <w:highlight w:val="none"/>
+                <w:shd w:fill="auto" w:val="clear"/>
+              </w:rPr>
+            </w:pPr>
+            <w:r>
+              <w:rPr>
                 <w:rFonts w:ascii="Times New Roman;serif" w:hAnsi="Times New Roman;serif"/>
                 <w:b/>
                 <w:i w:val="false"/>
-                <w:i w:val="false"/>
-                <w:caps w:val="false"/>
-                <w:smallCaps w:val="false"/>
-                <w:strike w:val="false"/>
-                <w:dstrike w:val="false"/>
-                <w:color w:val="000000"/>
-                <w:sz w:val="22"/>
-                <w:u w:val="none"/>
-                <w:effect w:val="none"/>
-                <w:shd w:fill="EFEFEF" w:val="clear"/>
-              </w:rPr>
-            </w:pPr>
-            <w:r>
-              <w:rPr>
-                <w:rFonts w:ascii="Times New Roman;serif" w:hAnsi="Times New Roman;serif"/>
-                <w:b/>
-                <w:i w:val="false"/>
-                <w:caps w:val="false"/>
-                <w:smallCaps w:val="false"/>
-                <w:strike w:val="false"/>
-                <w:dstrike w:val="false"/>
-                <w:color w:val="000000"/>
-                <w:sz w:val="22"/>
-                <w:u w:val="none"/>
-                <w:effect w:val="none"/>
-                <w:shd w:fill="EFEFEF" w:val="clear"/>
+                <w:caps w:val="false"/>
+                <w:smallCaps w:val="false"/>
+                <w:strike w:val="false"/>
+                <w:dstrike w:val="false"/>
+                <w:color w:val="000000"/>
+                <w:sz w:val="22"/>
+                <w:u w:val="none"/>
+                <w:effect w:val="none"/>
+                <w:shd w:fill="auto" w:val="clear"/>
               </w:rPr>
               <w:t>Lab. nº</w:t>
             </w:r>
@@ -31592,35 +31522,24 @@
               <w:spacing w:lineRule="auto" w:line="288" w:before="0" w:after="0"/>
               <w:ind w:hanging="0" w:left="0" w:right="0"/>
               <w:rPr>
+                <w:highlight w:val="none"/>
+                <w:shd w:fill="auto" w:val="clear"/>
+              </w:rPr>
+            </w:pPr>
+            <w:r>
+              <w:rPr>
                 <w:rFonts w:ascii="Times New Roman;serif" w:hAnsi="Times New Roman;serif"/>
                 <w:b/>
                 <w:i w:val="false"/>
-                <w:i w:val="false"/>
-                <w:caps w:val="false"/>
-                <w:smallCaps w:val="false"/>
-                <w:strike w:val="false"/>
-                <w:dstrike w:val="false"/>
-                <w:color w:val="000000"/>
-                <w:sz w:val="22"/>
-                <w:u w:val="none"/>
-                <w:effect w:val="none"/>
-                <w:shd w:fill="EFEFEF" w:val="clear"/>
-              </w:rPr>
-            </w:pPr>
-            <w:r>
-              <w:rPr>
-                <w:rFonts w:ascii="Times New Roman;serif" w:hAnsi="Times New Roman;serif"/>
-                <w:b/>
-                <w:i w:val="false"/>
-                <w:caps w:val="false"/>
-                <w:smallCaps w:val="false"/>
-                <w:strike w:val="false"/>
-                <w:dstrike w:val="false"/>
-                <w:color w:val="000000"/>
-                <w:sz w:val="22"/>
-                <w:u w:val="none"/>
-                <w:effect w:val="none"/>
-                <w:shd w:fill="EFEFEF" w:val="clear"/>
+                <w:caps w:val="false"/>
+                <w:smallCaps w:val="false"/>
+                <w:strike w:val="false"/>
+                <w:dstrike w:val="false"/>
+                <w:color w:val="000000"/>
+                <w:sz w:val="22"/>
+                <w:u w:val="none"/>
+                <w:effect w:val="none"/>
+                <w:shd w:fill="auto" w:val="clear"/>
               </w:rPr>
               <w:t>Segunda</w:t>
             </w:r>
@@ -31645,35 +31564,24 @@
               <w:spacing w:lineRule="auto" w:line="288" w:before="0" w:after="0"/>
               <w:ind w:hanging="0" w:left="0" w:right="0"/>
               <w:rPr>
+                <w:highlight w:val="none"/>
+                <w:shd w:fill="auto" w:val="clear"/>
+              </w:rPr>
+            </w:pPr>
+            <w:r>
+              <w:rPr>
                 <w:rFonts w:ascii="Times New Roman;serif" w:hAnsi="Times New Roman;serif"/>
                 <w:b/>
                 <w:i w:val="false"/>
-                <w:i w:val="false"/>
-                <w:caps w:val="false"/>
-                <w:smallCaps w:val="false"/>
-                <w:strike w:val="false"/>
-                <w:dstrike w:val="false"/>
-                <w:color w:val="000000"/>
-                <w:sz w:val="22"/>
-                <w:u w:val="none"/>
-                <w:effect w:val="none"/>
-                <w:shd w:fill="EFEFEF" w:val="clear"/>
-              </w:rPr>
-            </w:pPr>
-            <w:r>
-              <w:rPr>
-                <w:rFonts w:ascii="Times New Roman;serif" w:hAnsi="Times New Roman;serif"/>
-                <w:b/>
-                <w:i w:val="false"/>
-                <w:caps w:val="false"/>
-                <w:smallCaps w:val="false"/>
-                <w:strike w:val="false"/>
-                <w:dstrike w:val="false"/>
-                <w:color w:val="000000"/>
-                <w:sz w:val="22"/>
-                <w:u w:val="none"/>
-                <w:effect w:val="none"/>
-                <w:shd w:fill="EFEFEF" w:val="clear"/>
+                <w:caps w:val="false"/>
+                <w:smallCaps w:val="false"/>
+                <w:strike w:val="false"/>
+                <w:dstrike w:val="false"/>
+                <w:color w:val="000000"/>
+                <w:sz w:val="22"/>
+                <w:u w:val="none"/>
+                <w:effect w:val="none"/>
+                <w:shd w:fill="auto" w:val="clear"/>
               </w:rPr>
               <w:t>Terça</w:t>
             </w:r>
@@ -31698,35 +31606,24 @@
               <w:spacing w:lineRule="auto" w:line="288" w:before="0" w:after="0"/>
               <w:ind w:hanging="0" w:left="0" w:right="0"/>
               <w:rPr>
+                <w:highlight w:val="none"/>
+                <w:shd w:fill="auto" w:val="clear"/>
+              </w:rPr>
+            </w:pPr>
+            <w:r>
+              <w:rPr>
                 <w:rFonts w:ascii="Times New Roman;serif" w:hAnsi="Times New Roman;serif"/>
                 <w:b/>
                 <w:i w:val="false"/>
-                <w:i w:val="false"/>
-                <w:caps w:val="false"/>
-                <w:smallCaps w:val="false"/>
-                <w:strike w:val="false"/>
-                <w:dstrike w:val="false"/>
-                <w:color w:val="000000"/>
-                <w:sz w:val="22"/>
-                <w:u w:val="none"/>
-                <w:effect w:val="none"/>
-                <w:shd w:fill="EFEFEF" w:val="clear"/>
-              </w:rPr>
-            </w:pPr>
-            <w:r>
-              <w:rPr>
-                <w:rFonts w:ascii="Times New Roman;serif" w:hAnsi="Times New Roman;serif"/>
-                <w:b/>
-                <w:i w:val="false"/>
-                <w:caps w:val="false"/>
-                <w:smallCaps w:val="false"/>
-                <w:strike w:val="false"/>
-                <w:dstrike w:val="false"/>
-                <w:color w:val="000000"/>
-                <w:sz w:val="22"/>
-                <w:u w:val="none"/>
-                <w:effect w:val="none"/>
-                <w:shd w:fill="EFEFEF" w:val="clear"/>
+                <w:caps w:val="false"/>
+                <w:smallCaps w:val="false"/>
+                <w:strike w:val="false"/>
+                <w:dstrike w:val="false"/>
+                <w:color w:val="000000"/>
+                <w:sz w:val="22"/>
+                <w:u w:val="none"/>
+                <w:effect w:val="none"/>
+                <w:shd w:fill="auto" w:val="clear"/>
               </w:rPr>
               <w:t>Quarta</w:t>
             </w:r>
@@ -31751,35 +31648,24 @@
               <w:spacing w:lineRule="auto" w:line="288" w:before="0" w:after="0"/>
               <w:ind w:hanging="0" w:left="0" w:right="0"/>
               <w:rPr>
+                <w:highlight w:val="none"/>
+                <w:shd w:fill="auto" w:val="clear"/>
+              </w:rPr>
+            </w:pPr>
+            <w:r>
+              <w:rPr>
                 <w:rFonts w:ascii="Times New Roman;serif" w:hAnsi="Times New Roman;serif"/>
                 <w:b/>
                 <w:i w:val="false"/>
-                <w:i w:val="false"/>
-                <w:caps w:val="false"/>
-                <w:smallCaps w:val="false"/>
-                <w:strike w:val="false"/>
-                <w:dstrike w:val="false"/>
-                <w:color w:val="000000"/>
-                <w:sz w:val="22"/>
-                <w:u w:val="none"/>
-                <w:effect w:val="none"/>
-                <w:shd w:fill="EFEFEF" w:val="clear"/>
-              </w:rPr>
-            </w:pPr>
-            <w:r>
-              <w:rPr>
-                <w:rFonts w:ascii="Times New Roman;serif" w:hAnsi="Times New Roman;serif"/>
-                <w:b/>
-                <w:i w:val="false"/>
-                <w:caps w:val="false"/>
-                <w:smallCaps w:val="false"/>
-                <w:strike w:val="false"/>
-                <w:dstrike w:val="false"/>
-                <w:color w:val="000000"/>
-                <w:sz w:val="22"/>
-                <w:u w:val="none"/>
-                <w:effect w:val="none"/>
-                <w:shd w:fill="EFEFEF" w:val="clear"/>
+                <w:caps w:val="false"/>
+                <w:smallCaps w:val="false"/>
+                <w:strike w:val="false"/>
+                <w:dstrike w:val="false"/>
+                <w:color w:val="000000"/>
+                <w:sz w:val="22"/>
+                <w:u w:val="none"/>
+                <w:effect w:val="none"/>
+                <w:shd w:fill="auto" w:val="clear"/>
               </w:rPr>
               <w:t>Quinta</w:t>
             </w:r>
@@ -31804,35 +31690,24 @@
               <w:spacing w:lineRule="auto" w:line="288" w:before="0" w:after="0"/>
               <w:ind w:hanging="0" w:left="0" w:right="0"/>
               <w:rPr>
+                <w:highlight w:val="none"/>
+                <w:shd w:fill="auto" w:val="clear"/>
+              </w:rPr>
+            </w:pPr>
+            <w:r>
+              <w:rPr>
                 <w:rFonts w:ascii="Times New Roman;serif" w:hAnsi="Times New Roman;serif"/>
                 <w:b/>
                 <w:i w:val="false"/>
-                <w:i w:val="false"/>
-                <w:caps w:val="false"/>
-                <w:smallCaps w:val="false"/>
-                <w:strike w:val="false"/>
-                <w:dstrike w:val="false"/>
-                <w:color w:val="000000"/>
-                <w:sz w:val="22"/>
-                <w:u w:val="none"/>
-                <w:effect w:val="none"/>
-                <w:shd w:fill="EFEFEF" w:val="clear"/>
-              </w:rPr>
-            </w:pPr>
-            <w:r>
-              <w:rPr>
-                <w:rFonts w:ascii="Times New Roman;serif" w:hAnsi="Times New Roman;serif"/>
-                <w:b/>
-                <w:i w:val="false"/>
-                <w:caps w:val="false"/>
-                <w:smallCaps w:val="false"/>
-                <w:strike w:val="false"/>
-                <w:dstrike w:val="false"/>
-                <w:color w:val="000000"/>
-                <w:sz w:val="22"/>
-                <w:u w:val="none"/>
-                <w:effect w:val="none"/>
-                <w:shd w:fill="EFEFEF" w:val="clear"/>
+                <w:caps w:val="false"/>
+                <w:smallCaps w:val="false"/>
+                <w:strike w:val="false"/>
+                <w:dstrike w:val="false"/>
+                <w:color w:val="000000"/>
+                <w:sz w:val="22"/>
+                <w:u w:val="none"/>
+                <w:effect w:val="none"/>
+                <w:shd w:fill="auto" w:val="clear"/>
               </w:rPr>
               <w:t>Sexta</w:t>
             </w:r>
@@ -31857,35 +31732,24 @@
               <w:spacing w:lineRule="auto" w:line="288" w:before="0" w:after="0"/>
               <w:ind w:hanging="0" w:left="0" w:right="0"/>
               <w:rPr>
+                <w:highlight w:val="none"/>
+                <w:shd w:fill="auto" w:val="clear"/>
+              </w:rPr>
+            </w:pPr>
+            <w:r>
+              <w:rPr>
                 <w:rFonts w:ascii="Times New Roman;serif" w:hAnsi="Times New Roman;serif"/>
                 <w:b/>
                 <w:i w:val="false"/>
-                <w:i w:val="false"/>
-                <w:caps w:val="false"/>
-                <w:smallCaps w:val="false"/>
-                <w:strike w:val="false"/>
-                <w:dstrike w:val="false"/>
-                <w:color w:val="000000"/>
-                <w:sz w:val="22"/>
-                <w:u w:val="none"/>
-                <w:effect w:val="none"/>
-                <w:shd w:fill="EFEFEF" w:val="clear"/>
-              </w:rPr>
-            </w:pPr>
-            <w:r>
-              <w:rPr>
-                <w:rFonts w:ascii="Times New Roman;serif" w:hAnsi="Times New Roman;serif"/>
-                <w:b/>
-                <w:i w:val="false"/>
-                <w:caps w:val="false"/>
-                <w:smallCaps w:val="false"/>
-                <w:strike w:val="false"/>
-                <w:dstrike w:val="false"/>
-                <w:color w:val="000000"/>
-                <w:sz w:val="22"/>
-                <w:u w:val="none"/>
-                <w:effect w:val="none"/>
-                <w:shd w:fill="EFEFEF" w:val="clear"/>
+                <w:caps w:val="false"/>
+                <w:smallCaps w:val="false"/>
+                <w:strike w:val="false"/>
+                <w:dstrike w:val="false"/>
+                <w:color w:val="000000"/>
+                <w:sz w:val="22"/>
+                <w:u w:val="none"/>
+                <w:effect w:val="none"/>
+                <w:shd w:fill="auto" w:val="clear"/>
               </w:rPr>
               <w:t>Sábado</w:t>
             </w:r>
@@ -32063,7 +31927,7 @@
         <w:pStyle w:val="Heading2"/>
         <w:numPr>
           <w:ilvl w:val="1"/>
-          <w:numId w:val="1"/>
+          <w:numId w:val="2"/>
         </w:numPr>
         <w:rPr/>
       </w:pPr>
@@ -32200,35 +32064,24 @@
               <w:ind w:hanging="0" w:left="0" w:right="0"/>
               <w:jc w:val="center"/>
               <w:rPr>
+                <w:highlight w:val="none"/>
+                <w:shd w:fill="auto" w:val="clear"/>
+              </w:rPr>
+            </w:pPr>
+            <w:r>
+              <w:rPr>
                 <w:rFonts w:ascii="Times New Roman;serif" w:hAnsi="Times New Roman;serif"/>
                 <w:b/>
                 <w:i w:val="false"/>
-                <w:i w:val="false"/>
-                <w:caps w:val="false"/>
-                <w:smallCaps w:val="false"/>
-                <w:strike w:val="false"/>
-                <w:dstrike w:val="false"/>
-                <w:color w:val="000000"/>
-                <w:sz w:val="22"/>
-                <w:u w:val="none"/>
-                <w:effect w:val="none"/>
-                <w:shd w:fill="EFEFEF" w:val="clear"/>
-              </w:rPr>
-            </w:pPr>
-            <w:r>
-              <w:rPr>
-                <w:rFonts w:ascii="Times New Roman;serif" w:hAnsi="Times New Roman;serif"/>
-                <w:b/>
-                <w:i w:val="false"/>
-                <w:caps w:val="false"/>
-                <w:smallCaps w:val="false"/>
-                <w:strike w:val="false"/>
-                <w:dstrike w:val="false"/>
-                <w:color w:val="000000"/>
-                <w:sz w:val="22"/>
-                <w:u w:val="none"/>
-                <w:effect w:val="none"/>
-                <w:shd w:fill="EFEFEF" w:val="clear"/>
+                <w:caps w:val="false"/>
+                <w:smallCaps w:val="false"/>
+                <w:strike w:val="false"/>
+                <w:dstrike w:val="false"/>
+                <w:color w:val="000000"/>
+                <w:sz w:val="22"/>
+                <w:u w:val="none"/>
+                <w:effect w:val="none"/>
+                <w:shd w:fill="auto" w:val="clear"/>
               </w:rPr>
               <w:t>LABORATÓRIO (S)</w:t>
             </w:r>
@@ -32254,35 +32107,24 @@
               <w:ind w:hanging="0" w:left="0" w:right="0"/>
               <w:jc w:val="center"/>
               <w:rPr>
+                <w:highlight w:val="none"/>
+                <w:shd w:fill="auto" w:val="clear"/>
+              </w:rPr>
+            </w:pPr>
+            <w:r>
+              <w:rPr>
                 <w:rFonts w:ascii="Times New Roman;serif" w:hAnsi="Times New Roman;serif"/>
                 <w:b/>
                 <w:i w:val="false"/>
-                <w:i w:val="false"/>
-                <w:caps w:val="false"/>
-                <w:smallCaps w:val="false"/>
-                <w:strike w:val="false"/>
-                <w:dstrike w:val="false"/>
-                <w:color w:val="000000"/>
-                <w:sz w:val="22"/>
-                <w:u w:val="none"/>
-                <w:effect w:val="none"/>
-                <w:shd w:fill="EFEFEF" w:val="clear"/>
-              </w:rPr>
-            </w:pPr>
-            <w:r>
-              <w:rPr>
-                <w:rFonts w:ascii="Times New Roman;serif" w:hAnsi="Times New Roman;serif"/>
-                <w:b/>
-                <w:i w:val="false"/>
-                <w:caps w:val="false"/>
-                <w:smallCaps w:val="false"/>
-                <w:strike w:val="false"/>
-                <w:dstrike w:val="false"/>
-                <w:color w:val="000000"/>
-                <w:sz w:val="22"/>
-                <w:u w:val="none"/>
-                <w:effect w:val="none"/>
-                <w:shd w:fill="EFEFEF" w:val="clear"/>
+                <w:caps w:val="false"/>
+                <w:smallCaps w:val="false"/>
+                <w:strike w:val="false"/>
+                <w:dstrike w:val="false"/>
+                <w:color w:val="000000"/>
+                <w:sz w:val="22"/>
+                <w:u w:val="none"/>
+                <w:effect w:val="none"/>
+                <w:shd w:fill="auto" w:val="clear"/>
               </w:rPr>
               <w:t>ÁREA (m² )</w:t>
             </w:r>
@@ -32307,35 +32149,24 @@
               <w:spacing w:lineRule="auto" w:line="288" w:before="0" w:after="0"/>
               <w:ind w:hanging="0" w:left="0" w:right="0"/>
               <w:rPr>
+                <w:highlight w:val="none"/>
+                <w:shd w:fill="auto" w:val="clear"/>
+              </w:rPr>
+            </w:pPr>
+            <w:r>
+              <w:rPr>
                 <w:rFonts w:ascii="Times New Roman;serif" w:hAnsi="Times New Roman;serif"/>
                 <w:b/>
                 <w:i w:val="false"/>
-                <w:i w:val="false"/>
-                <w:caps w:val="false"/>
-                <w:smallCaps w:val="false"/>
-                <w:strike w:val="false"/>
-                <w:dstrike w:val="false"/>
-                <w:color w:val="000000"/>
-                <w:sz w:val="22"/>
-                <w:u w:val="none"/>
-                <w:effect w:val="none"/>
-                <w:shd w:fill="EFEFEF" w:val="clear"/>
-              </w:rPr>
-            </w:pPr>
-            <w:r>
-              <w:rPr>
-                <w:rFonts w:ascii="Times New Roman;serif" w:hAnsi="Times New Roman;serif"/>
-                <w:b/>
-                <w:i w:val="false"/>
-                <w:caps w:val="false"/>
-                <w:smallCaps w:val="false"/>
-                <w:strike w:val="false"/>
-                <w:dstrike w:val="false"/>
-                <w:color w:val="000000"/>
-                <w:sz w:val="22"/>
-                <w:u w:val="none"/>
-                <w:effect w:val="none"/>
-                <w:shd w:fill="EFEFEF" w:val="clear"/>
+                <w:caps w:val="false"/>
+                <w:smallCaps w:val="false"/>
+                <w:strike w:val="false"/>
+                <w:dstrike w:val="false"/>
+                <w:color w:val="000000"/>
+                <w:sz w:val="22"/>
+                <w:u w:val="none"/>
+                <w:effect w:val="none"/>
+                <w:shd w:fill="auto" w:val="clear"/>
               </w:rPr>
               <w:t>m² POR ESTUDANTE</w:t>
             </w:r>
@@ -32520,35 +32351,24 @@
               <w:ind w:hanging="0" w:left="0" w:right="0"/>
               <w:jc w:val="center"/>
               <w:rPr>
+                <w:highlight w:val="none"/>
+                <w:shd w:fill="auto" w:val="clear"/>
+              </w:rPr>
+            </w:pPr>
+            <w:r>
+              <w:rPr>
                 <w:rFonts w:ascii="Times New Roman;serif" w:hAnsi="Times New Roman;serif"/>
                 <w:b/>
                 <w:i w:val="false"/>
-                <w:i w:val="false"/>
-                <w:caps w:val="false"/>
-                <w:smallCaps w:val="false"/>
-                <w:strike w:val="false"/>
-                <w:dstrike w:val="false"/>
-                <w:color w:val="000000"/>
-                <w:sz w:val="22"/>
-                <w:u w:val="none"/>
-                <w:effect w:val="none"/>
-                <w:shd w:fill="EFEFEF" w:val="clear"/>
-              </w:rPr>
-            </w:pPr>
-            <w:r>
-              <w:rPr>
-                <w:rFonts w:ascii="Times New Roman;serif" w:hAnsi="Times New Roman;serif"/>
-                <w:b/>
-                <w:i w:val="false"/>
-                <w:caps w:val="false"/>
-                <w:smallCaps w:val="false"/>
-                <w:strike w:val="false"/>
-                <w:dstrike w:val="false"/>
-                <w:color w:val="000000"/>
-                <w:sz w:val="22"/>
-                <w:u w:val="none"/>
-                <w:effect w:val="none"/>
-                <w:shd w:fill="EFEFEF" w:val="clear"/>
+                <w:caps w:val="false"/>
+                <w:smallCaps w:val="false"/>
+                <w:strike w:val="false"/>
+                <w:dstrike w:val="false"/>
+                <w:color w:val="000000"/>
+                <w:sz w:val="22"/>
+                <w:u w:val="none"/>
+                <w:effect w:val="none"/>
+                <w:shd w:fill="auto" w:val="clear"/>
               </w:rPr>
               <w:t>ESPECIFICAÇÃO</w:t>
             </w:r>
@@ -32574,35 +32394,24 @@
               <w:ind w:hanging="0" w:left="0" w:right="0"/>
               <w:jc w:val="center"/>
               <w:rPr>
+                <w:highlight w:val="none"/>
+                <w:shd w:fill="auto" w:val="clear"/>
+              </w:rPr>
+            </w:pPr>
+            <w:r>
+              <w:rPr>
                 <w:rFonts w:ascii="Times New Roman;serif" w:hAnsi="Times New Roman;serif"/>
                 <w:b/>
                 <w:i w:val="false"/>
-                <w:i w:val="false"/>
-                <w:caps w:val="false"/>
-                <w:smallCaps w:val="false"/>
-                <w:strike w:val="false"/>
-                <w:dstrike w:val="false"/>
-                <w:color w:val="000000"/>
-                <w:sz w:val="22"/>
-                <w:u w:val="none"/>
-                <w:effect w:val="none"/>
-                <w:shd w:fill="EFEFEF" w:val="clear"/>
-              </w:rPr>
-            </w:pPr>
-            <w:r>
-              <w:rPr>
-                <w:rFonts w:ascii="Times New Roman;serif" w:hAnsi="Times New Roman;serif"/>
-                <w:b/>
-                <w:i w:val="false"/>
-                <w:caps w:val="false"/>
-                <w:smallCaps w:val="false"/>
-                <w:strike w:val="false"/>
-                <w:dstrike w:val="false"/>
-                <w:color w:val="000000"/>
-                <w:sz w:val="22"/>
-                <w:u w:val="none"/>
-                <w:effect w:val="none"/>
-                <w:shd w:fill="EFEFEF" w:val="clear"/>
+                <w:caps w:val="false"/>
+                <w:smallCaps w:val="false"/>
+                <w:strike w:val="false"/>
+                <w:dstrike w:val="false"/>
+                <w:color w:val="000000"/>
+                <w:sz w:val="22"/>
+                <w:u w:val="none"/>
+                <w:effect w:val="none"/>
+                <w:shd w:fill="auto" w:val="clear"/>
               </w:rPr>
               <w:t>QUANTIDADE</w:t>
             </w:r>
@@ -32804,35 +32613,24 @@
               <w:ind w:hanging="0" w:left="0" w:right="0"/>
               <w:jc w:val="center"/>
               <w:rPr>
+                <w:highlight w:val="none"/>
+                <w:shd w:fill="auto" w:val="clear"/>
+              </w:rPr>
+            </w:pPr>
+            <w:r>
+              <w:rPr>
                 <w:rFonts w:ascii="Times New Roman;serif" w:hAnsi="Times New Roman;serif"/>
                 <w:b/>
                 <w:i w:val="false"/>
-                <w:i w:val="false"/>
-                <w:caps w:val="false"/>
-                <w:smallCaps w:val="false"/>
-                <w:strike w:val="false"/>
-                <w:dstrike w:val="false"/>
-                <w:color w:val="000000"/>
-                <w:sz w:val="22"/>
-                <w:u w:val="none"/>
-                <w:effect w:val="none"/>
-                <w:shd w:fill="EFEFEF" w:val="clear"/>
-              </w:rPr>
-            </w:pPr>
-            <w:r>
-              <w:rPr>
-                <w:rFonts w:ascii="Times New Roman;serif" w:hAnsi="Times New Roman;serif"/>
-                <w:b/>
-                <w:i w:val="false"/>
-                <w:caps w:val="false"/>
-                <w:smallCaps w:val="false"/>
-                <w:strike w:val="false"/>
-                <w:dstrike w:val="false"/>
-                <w:color w:val="000000"/>
-                <w:sz w:val="22"/>
-                <w:u w:val="none"/>
-                <w:effect w:val="none"/>
-                <w:shd w:fill="EFEFEF" w:val="clear"/>
+                <w:caps w:val="false"/>
+                <w:smallCaps w:val="false"/>
+                <w:strike w:val="false"/>
+                <w:dstrike w:val="false"/>
+                <w:color w:val="000000"/>
+                <w:sz w:val="22"/>
+                <w:u w:val="none"/>
+                <w:effect w:val="none"/>
+                <w:shd w:fill="auto" w:val="clear"/>
               </w:rPr>
               <w:t>ESPECIFICAÇÃO</w:t>
             </w:r>
@@ -32858,35 +32656,24 @@
               <w:ind w:hanging="0" w:left="0" w:right="0"/>
               <w:jc w:val="center"/>
               <w:rPr>
+                <w:highlight w:val="none"/>
+                <w:shd w:fill="auto" w:val="clear"/>
+              </w:rPr>
+            </w:pPr>
+            <w:r>
+              <w:rPr>
                 <w:rFonts w:ascii="Times New Roman;serif" w:hAnsi="Times New Roman;serif"/>
                 <w:b/>
                 <w:i w:val="false"/>
-                <w:i w:val="false"/>
-                <w:caps w:val="false"/>
-                <w:smallCaps w:val="false"/>
-                <w:strike w:val="false"/>
-                <w:dstrike w:val="false"/>
-                <w:color w:val="000000"/>
-                <w:sz w:val="22"/>
-                <w:u w:val="none"/>
-                <w:effect w:val="none"/>
-                <w:shd w:fill="EFEFEF" w:val="clear"/>
-              </w:rPr>
-            </w:pPr>
-            <w:r>
-              <w:rPr>
-                <w:rFonts w:ascii="Times New Roman;serif" w:hAnsi="Times New Roman;serif"/>
-                <w:b/>
-                <w:i w:val="false"/>
-                <w:caps w:val="false"/>
-                <w:smallCaps w:val="false"/>
-                <w:strike w:val="false"/>
-                <w:dstrike w:val="false"/>
-                <w:color w:val="000000"/>
-                <w:sz w:val="22"/>
-                <w:u w:val="none"/>
-                <w:effect w:val="none"/>
-                <w:shd w:fill="EFEFEF" w:val="clear"/>
+                <w:caps w:val="false"/>
+                <w:smallCaps w:val="false"/>
+                <w:strike w:val="false"/>
+                <w:dstrike w:val="false"/>
+                <w:color w:val="000000"/>
+                <w:sz w:val="22"/>
+                <w:u w:val="none"/>
+                <w:effect w:val="none"/>
+                <w:shd w:fill="auto" w:val="clear"/>
               </w:rPr>
               <w:t>QUANTIDADE</w:t>
             </w:r>
@@ -33090,35 +32877,24 @@
               <w:ind w:hanging="0" w:left="0" w:right="0"/>
               <w:jc w:val="center"/>
               <w:rPr>
+                <w:highlight w:val="none"/>
+                <w:shd w:fill="auto" w:val="clear"/>
+              </w:rPr>
+            </w:pPr>
+            <w:r>
+              <w:rPr>
                 <w:rFonts w:ascii="Times New Roman;serif" w:hAnsi="Times New Roman;serif"/>
                 <w:b/>
                 <w:i w:val="false"/>
-                <w:i w:val="false"/>
-                <w:caps w:val="false"/>
-                <w:smallCaps w:val="false"/>
-                <w:strike w:val="false"/>
-                <w:dstrike w:val="false"/>
-                <w:color w:val="000000"/>
-                <w:sz w:val="22"/>
-                <w:u w:val="none"/>
-                <w:effect w:val="none"/>
-                <w:shd w:fill="EFEFEF" w:val="clear"/>
-              </w:rPr>
-            </w:pPr>
-            <w:r>
-              <w:rPr>
-                <w:rFonts w:ascii="Times New Roman;serif" w:hAnsi="Times New Roman;serif"/>
-                <w:b/>
-                <w:i w:val="false"/>
-                <w:caps w:val="false"/>
-                <w:smallCaps w:val="false"/>
-                <w:strike w:val="false"/>
-                <w:dstrike w:val="false"/>
-                <w:color w:val="000000"/>
-                <w:sz w:val="22"/>
-                <w:u w:val="none"/>
-                <w:effect w:val="none"/>
-                <w:shd w:fill="EFEFEF" w:val="clear"/>
+                <w:caps w:val="false"/>
+                <w:smallCaps w:val="false"/>
+                <w:strike w:val="false"/>
+                <w:dstrike w:val="false"/>
+                <w:color w:val="000000"/>
+                <w:sz w:val="22"/>
+                <w:u w:val="none"/>
+                <w:effect w:val="none"/>
+                <w:shd w:fill="auto" w:val="clear"/>
               </w:rPr>
               <w:t>ESPECIFICAÇÃO</w:t>
             </w:r>
@@ -33144,35 +32920,24 @@
               <w:ind w:hanging="0" w:left="0" w:right="0"/>
               <w:jc w:val="center"/>
               <w:rPr>
+                <w:highlight w:val="none"/>
+                <w:shd w:fill="auto" w:val="clear"/>
+              </w:rPr>
+            </w:pPr>
+            <w:r>
+              <w:rPr>
                 <w:rFonts w:ascii="Times New Roman;serif" w:hAnsi="Times New Roman;serif"/>
                 <w:b/>
                 <w:i w:val="false"/>
-                <w:i w:val="false"/>
-                <w:caps w:val="false"/>
-                <w:smallCaps w:val="false"/>
-                <w:strike w:val="false"/>
-                <w:dstrike w:val="false"/>
-                <w:color w:val="000000"/>
-                <w:sz w:val="22"/>
-                <w:u w:val="none"/>
-                <w:effect w:val="none"/>
-                <w:shd w:fill="EFEFEF" w:val="clear"/>
-              </w:rPr>
-            </w:pPr>
-            <w:r>
-              <w:rPr>
-                <w:rFonts w:ascii="Times New Roman;serif" w:hAnsi="Times New Roman;serif"/>
-                <w:b/>
-                <w:i w:val="false"/>
-                <w:caps w:val="false"/>
-                <w:smallCaps w:val="false"/>
-                <w:strike w:val="false"/>
-                <w:dstrike w:val="false"/>
-                <w:color w:val="000000"/>
-                <w:sz w:val="22"/>
-                <w:u w:val="none"/>
-                <w:effect w:val="none"/>
-                <w:shd w:fill="EFEFEF" w:val="clear"/>
+                <w:caps w:val="false"/>
+                <w:smallCaps w:val="false"/>
+                <w:strike w:val="false"/>
+                <w:dstrike w:val="false"/>
+                <w:color w:val="000000"/>
+                <w:sz w:val="22"/>
+                <w:u w:val="none"/>
+                <w:effect w:val="none"/>
+                <w:shd w:fill="auto" w:val="clear"/>
               </w:rPr>
               <w:t>QUANTIDADE</w:t>
             </w:r>
@@ -33406,35 +33171,24 @@
               <w:spacing w:lineRule="auto" w:line="288" w:before="0" w:after="0"/>
               <w:ind w:hanging="0" w:left="0" w:right="0"/>
               <w:rPr>
+                <w:highlight w:val="none"/>
+                <w:shd w:fill="auto" w:val="clear"/>
+              </w:rPr>
+            </w:pPr>
+            <w:r>
+              <w:rPr>
                 <w:rFonts w:ascii="Times New Roman;serif" w:hAnsi="Times New Roman;serif"/>
                 <w:b/>
                 <w:i w:val="false"/>
-                <w:i w:val="false"/>
-                <w:caps w:val="false"/>
-                <w:smallCaps w:val="false"/>
-                <w:strike w:val="false"/>
-                <w:dstrike w:val="false"/>
-                <w:color w:val="000000"/>
-                <w:sz w:val="22"/>
-                <w:u w:val="none"/>
-                <w:effect w:val="none"/>
-                <w:shd w:fill="EFEFEF" w:val="clear"/>
-              </w:rPr>
-            </w:pPr>
-            <w:r>
-              <w:rPr>
-                <w:rFonts w:ascii="Times New Roman;serif" w:hAnsi="Times New Roman;serif"/>
-                <w:b/>
-                <w:i w:val="false"/>
-                <w:caps w:val="false"/>
-                <w:smallCaps w:val="false"/>
-                <w:strike w:val="false"/>
-                <w:dstrike w:val="false"/>
-                <w:color w:val="000000"/>
-                <w:sz w:val="22"/>
-                <w:u w:val="none"/>
-                <w:effect w:val="none"/>
-                <w:shd w:fill="EFEFEF" w:val="clear"/>
+                <w:caps w:val="false"/>
+                <w:smallCaps w:val="false"/>
+                <w:strike w:val="false"/>
+                <w:dstrike w:val="false"/>
+                <w:color w:val="000000"/>
+                <w:sz w:val="22"/>
+                <w:u w:val="none"/>
+                <w:effect w:val="none"/>
+                <w:shd w:fill="auto" w:val="clear"/>
               </w:rPr>
               <w:t>Salas</w:t>
             </w:r>
@@ -33459,35 +33213,24 @@
               <w:spacing w:lineRule="auto" w:line="288" w:before="0" w:after="0"/>
               <w:ind w:hanging="0" w:left="0" w:right="0"/>
               <w:rPr>
+                <w:highlight w:val="none"/>
+                <w:shd w:fill="auto" w:val="clear"/>
+              </w:rPr>
+            </w:pPr>
+            <w:r>
+              <w:rPr>
                 <w:rFonts w:ascii="Times New Roman;serif" w:hAnsi="Times New Roman;serif"/>
                 <w:b/>
                 <w:i w:val="false"/>
-                <w:i w:val="false"/>
-                <w:caps w:val="false"/>
-                <w:smallCaps w:val="false"/>
-                <w:strike w:val="false"/>
-                <w:dstrike w:val="false"/>
-                <w:color w:val="000000"/>
-                <w:sz w:val="22"/>
-                <w:u w:val="none"/>
-                <w:effect w:val="none"/>
-                <w:shd w:fill="EFEFEF" w:val="clear"/>
-              </w:rPr>
-            </w:pPr>
-            <w:r>
-              <w:rPr>
-                <w:rFonts w:ascii="Times New Roman;serif" w:hAnsi="Times New Roman;serif"/>
-                <w:b/>
-                <w:i w:val="false"/>
-                <w:caps w:val="false"/>
-                <w:smallCaps w:val="false"/>
-                <w:strike w:val="false"/>
-                <w:dstrike w:val="false"/>
-                <w:color w:val="000000"/>
-                <w:sz w:val="22"/>
-                <w:u w:val="none"/>
-                <w:effect w:val="none"/>
-                <w:shd w:fill="EFEFEF" w:val="clear"/>
+                <w:caps w:val="false"/>
+                <w:smallCaps w:val="false"/>
+                <w:strike w:val="false"/>
+                <w:dstrike w:val="false"/>
+                <w:color w:val="000000"/>
+                <w:sz w:val="22"/>
+                <w:u w:val="none"/>
+                <w:effect w:val="none"/>
+                <w:shd w:fill="auto" w:val="clear"/>
               </w:rPr>
               <w:t>Segunda</w:t>
             </w:r>
@@ -33512,35 +33255,24 @@
               <w:spacing w:lineRule="auto" w:line="288" w:before="0" w:after="0"/>
               <w:ind w:hanging="0" w:left="0" w:right="0"/>
               <w:rPr>
+                <w:highlight w:val="none"/>
+                <w:shd w:fill="auto" w:val="clear"/>
+              </w:rPr>
+            </w:pPr>
+            <w:r>
+              <w:rPr>
                 <w:rFonts w:ascii="Times New Roman;serif" w:hAnsi="Times New Roman;serif"/>
                 <w:b/>
                 <w:i w:val="false"/>
-                <w:i w:val="false"/>
-                <w:caps w:val="false"/>
-                <w:smallCaps w:val="false"/>
-                <w:strike w:val="false"/>
-                <w:dstrike w:val="false"/>
-                <w:color w:val="000000"/>
-                <w:sz w:val="22"/>
-                <w:u w:val="none"/>
-                <w:effect w:val="none"/>
-                <w:shd w:fill="EFEFEF" w:val="clear"/>
-              </w:rPr>
-            </w:pPr>
-            <w:r>
-              <w:rPr>
-                <w:rFonts w:ascii="Times New Roman;serif" w:hAnsi="Times New Roman;serif"/>
-                <w:b/>
-                <w:i w:val="false"/>
-                <w:caps w:val="false"/>
-                <w:smallCaps w:val="false"/>
-                <w:strike w:val="false"/>
-                <w:dstrike w:val="false"/>
-                <w:color w:val="000000"/>
-                <w:sz w:val="22"/>
-                <w:u w:val="none"/>
-                <w:effect w:val="none"/>
-                <w:shd w:fill="EFEFEF" w:val="clear"/>
+                <w:caps w:val="false"/>
+                <w:smallCaps w:val="false"/>
+                <w:strike w:val="false"/>
+                <w:dstrike w:val="false"/>
+                <w:color w:val="000000"/>
+                <w:sz w:val="22"/>
+                <w:u w:val="none"/>
+                <w:effect w:val="none"/>
+                <w:shd w:fill="auto" w:val="clear"/>
               </w:rPr>
               <w:t>Terça</w:t>
             </w:r>
@@ -33565,35 +33297,24 @@
               <w:spacing w:lineRule="auto" w:line="288" w:before="0" w:after="0"/>
               <w:ind w:hanging="0" w:left="0" w:right="0"/>
               <w:rPr>
+                <w:highlight w:val="none"/>
+                <w:shd w:fill="auto" w:val="clear"/>
+              </w:rPr>
+            </w:pPr>
+            <w:r>
+              <w:rPr>
                 <w:rFonts w:ascii="Times New Roman;serif" w:hAnsi="Times New Roman;serif"/>
                 <w:b/>
                 <w:i w:val="false"/>
-                <w:i w:val="false"/>
-                <w:caps w:val="false"/>
-                <w:smallCaps w:val="false"/>
-                <w:strike w:val="false"/>
-                <w:dstrike w:val="false"/>
-                <w:color w:val="000000"/>
-                <w:sz w:val="22"/>
-                <w:u w:val="none"/>
-                <w:effect w:val="none"/>
-                <w:shd w:fill="EFEFEF" w:val="clear"/>
-              </w:rPr>
-            </w:pPr>
-            <w:r>
-              <w:rPr>
-                <w:rFonts w:ascii="Times New Roman;serif" w:hAnsi="Times New Roman;serif"/>
-                <w:b/>
-                <w:i w:val="false"/>
-                <w:caps w:val="false"/>
-                <w:smallCaps w:val="false"/>
-                <w:strike w:val="false"/>
-                <w:dstrike w:val="false"/>
-                <w:color w:val="000000"/>
-                <w:sz w:val="22"/>
-                <w:u w:val="none"/>
-                <w:effect w:val="none"/>
-                <w:shd w:fill="EFEFEF" w:val="clear"/>
+                <w:caps w:val="false"/>
+                <w:smallCaps w:val="false"/>
+                <w:strike w:val="false"/>
+                <w:dstrike w:val="false"/>
+                <w:color w:val="000000"/>
+                <w:sz w:val="22"/>
+                <w:u w:val="none"/>
+                <w:effect w:val="none"/>
+                <w:shd w:fill="auto" w:val="clear"/>
               </w:rPr>
               <w:t>Quarta</w:t>
             </w:r>
@@ -33618,35 +33339,24 @@
               <w:spacing w:lineRule="auto" w:line="288" w:before="0" w:after="0"/>
               <w:ind w:hanging="0" w:left="0" w:right="0"/>
               <w:rPr>
+                <w:highlight w:val="none"/>
+                <w:shd w:fill="auto" w:val="clear"/>
+              </w:rPr>
+            </w:pPr>
+            <w:r>
+              <w:rPr>
                 <w:rFonts w:ascii="Times New Roman;serif" w:hAnsi="Times New Roman;serif"/>
                 <w:b/>
                 <w:i w:val="false"/>
-                <w:i w:val="false"/>
-                <w:caps w:val="false"/>
-                <w:smallCaps w:val="false"/>
-                <w:strike w:val="false"/>
-                <w:dstrike w:val="false"/>
-                <w:color w:val="000000"/>
-                <w:sz w:val="22"/>
-                <w:u w:val="none"/>
-                <w:effect w:val="none"/>
-                <w:shd w:fill="EFEFEF" w:val="clear"/>
-              </w:rPr>
-            </w:pPr>
-            <w:r>
-              <w:rPr>
-                <w:rFonts w:ascii="Times New Roman;serif" w:hAnsi="Times New Roman;serif"/>
-                <w:b/>
-                <w:i w:val="false"/>
-                <w:caps w:val="false"/>
-                <w:smallCaps w:val="false"/>
-                <w:strike w:val="false"/>
-                <w:dstrike w:val="false"/>
-                <w:color w:val="000000"/>
-                <w:sz w:val="22"/>
-                <w:u w:val="none"/>
-                <w:effect w:val="none"/>
-                <w:shd w:fill="EFEFEF" w:val="clear"/>
+                <w:caps w:val="false"/>
+                <w:smallCaps w:val="false"/>
+                <w:strike w:val="false"/>
+                <w:dstrike w:val="false"/>
+                <w:color w:val="000000"/>
+                <w:sz w:val="22"/>
+                <w:u w:val="none"/>
+                <w:effect w:val="none"/>
+                <w:shd w:fill="auto" w:val="clear"/>
               </w:rPr>
               <w:t>Quinta</w:t>
             </w:r>
@@ -33671,35 +33381,24 @@
               <w:spacing w:lineRule="auto" w:line="288" w:before="0" w:after="0"/>
               <w:ind w:hanging="0" w:left="0" w:right="0"/>
               <w:rPr>
+                <w:highlight w:val="none"/>
+                <w:shd w:fill="auto" w:val="clear"/>
+              </w:rPr>
+            </w:pPr>
+            <w:r>
+              <w:rPr>
                 <w:rFonts w:ascii="Times New Roman;serif" w:hAnsi="Times New Roman;serif"/>
                 <w:b/>
                 <w:i w:val="false"/>
-                <w:i w:val="false"/>
-                <w:caps w:val="false"/>
-                <w:smallCaps w:val="false"/>
-                <w:strike w:val="false"/>
-                <w:dstrike w:val="false"/>
-                <w:color w:val="000000"/>
-                <w:sz w:val="22"/>
-                <w:u w:val="none"/>
-                <w:effect w:val="none"/>
-                <w:shd w:fill="EFEFEF" w:val="clear"/>
-              </w:rPr>
-            </w:pPr>
-            <w:r>
-              <w:rPr>
-                <w:rFonts w:ascii="Times New Roman;serif" w:hAnsi="Times New Roman;serif"/>
-                <w:b/>
-                <w:i w:val="false"/>
-                <w:caps w:val="false"/>
-                <w:smallCaps w:val="false"/>
-                <w:strike w:val="false"/>
-                <w:dstrike w:val="false"/>
-                <w:color w:val="000000"/>
-                <w:sz w:val="22"/>
-                <w:u w:val="none"/>
-                <w:effect w:val="none"/>
-                <w:shd w:fill="EFEFEF" w:val="clear"/>
+                <w:caps w:val="false"/>
+                <w:smallCaps w:val="false"/>
+                <w:strike w:val="false"/>
+                <w:dstrike w:val="false"/>
+                <w:color w:val="000000"/>
+                <w:sz w:val="22"/>
+                <w:u w:val="none"/>
+                <w:effect w:val="none"/>
+                <w:shd w:fill="auto" w:val="clear"/>
               </w:rPr>
               <w:t>Sexta</w:t>
             </w:r>
@@ -33724,35 +33423,24 @@
               <w:spacing w:lineRule="auto" w:line="288" w:before="0" w:after="0"/>
               <w:ind w:hanging="0" w:left="0" w:right="0"/>
               <w:rPr>
+                <w:highlight w:val="none"/>
+                <w:shd w:fill="auto" w:val="clear"/>
+              </w:rPr>
+            </w:pPr>
+            <w:r>
+              <w:rPr>
                 <w:rFonts w:ascii="Times New Roman;serif" w:hAnsi="Times New Roman;serif"/>
                 <w:b/>
                 <w:i w:val="false"/>
-                <w:i w:val="false"/>
-                <w:caps w:val="false"/>
-                <w:smallCaps w:val="false"/>
-                <w:strike w:val="false"/>
-                <w:dstrike w:val="false"/>
-                <w:color w:val="000000"/>
-                <w:sz w:val="22"/>
-                <w:u w:val="none"/>
-                <w:effect w:val="none"/>
-                <w:shd w:fill="EFEFEF" w:val="clear"/>
-              </w:rPr>
-            </w:pPr>
-            <w:r>
-              <w:rPr>
-                <w:rFonts w:ascii="Times New Roman;serif" w:hAnsi="Times New Roman;serif"/>
-                <w:b/>
-                <w:i w:val="false"/>
-                <w:caps w:val="false"/>
-                <w:smallCaps w:val="false"/>
-                <w:strike w:val="false"/>
-                <w:dstrike w:val="false"/>
-                <w:color w:val="000000"/>
-                <w:sz w:val="22"/>
-                <w:u w:val="none"/>
-                <w:effect w:val="none"/>
-                <w:shd w:fill="EFEFEF" w:val="clear"/>
+                <w:caps w:val="false"/>
+                <w:smallCaps w:val="false"/>
+                <w:strike w:val="false"/>
+                <w:dstrike w:val="false"/>
+                <w:color w:val="000000"/>
+                <w:sz w:val="22"/>
+                <w:u w:val="none"/>
+                <w:effect w:val="none"/>
+                <w:shd w:fill="auto" w:val="clear"/>
               </w:rPr>
               <w:t>Sábado</w:t>
             </w:r>
@@ -33924,7 +33612,7 @@
         <w:pStyle w:val="Heading1"/>
         <w:numPr>
           <w:ilvl w:val="0"/>
-          <w:numId w:val="1"/>
+          <w:numId w:val="2"/>
         </w:numPr>
         <w:rPr/>
       </w:pPr>
@@ -34301,7 +33989,7 @@
         <w:pStyle w:val="Heading1"/>
         <w:numPr>
           <w:ilvl w:val="0"/>
-          <w:numId w:val="1"/>
+          <w:numId w:val="2"/>
         </w:numPr>
         <w:rPr/>
       </w:pPr>
@@ -34451,7 +34139,7 @@
         <w:pStyle w:val="Heading2"/>
         <w:numPr>
           <w:ilvl w:val="1"/>
-          <w:numId w:val="1"/>
+          <w:numId w:val="2"/>
         </w:numPr>
         <w:rPr/>
       </w:pPr>
@@ -34570,35 +34258,24 @@
               <w:spacing w:lineRule="auto" w:line="288" w:before="0" w:after="0"/>
               <w:ind w:hanging="0" w:left="0" w:right="0"/>
               <w:rPr>
+                <w:highlight w:val="none"/>
+                <w:shd w:fill="auto" w:val="clear"/>
+              </w:rPr>
+            </w:pPr>
+            <w:r>
+              <w:rPr>
                 <w:rFonts w:ascii="Times New Roman;serif" w:hAnsi="Times New Roman;serif"/>
                 <w:b/>
                 <w:i w:val="false"/>
-                <w:i w:val="false"/>
-                <w:caps w:val="false"/>
-                <w:smallCaps w:val="false"/>
-                <w:strike w:val="false"/>
-                <w:dstrike w:val="false"/>
-                <w:color w:val="000000"/>
-                <w:sz w:val="22"/>
-                <w:u w:val="none"/>
-                <w:effect w:val="none"/>
-                <w:shd w:fill="EFEFEF" w:val="clear"/>
-              </w:rPr>
-            </w:pPr>
-            <w:r>
-              <w:rPr>
-                <w:rFonts w:ascii="Times New Roman;serif" w:hAnsi="Times New Roman;serif"/>
-                <w:b/>
-                <w:i w:val="false"/>
-                <w:caps w:val="false"/>
-                <w:smallCaps w:val="false"/>
-                <w:strike w:val="false"/>
-                <w:dstrike w:val="false"/>
-                <w:color w:val="000000"/>
-                <w:sz w:val="22"/>
-                <w:u w:val="none"/>
-                <w:effect w:val="none"/>
-                <w:shd w:fill="EFEFEF" w:val="clear"/>
+                <w:caps w:val="false"/>
+                <w:smallCaps w:val="false"/>
+                <w:strike w:val="false"/>
+                <w:dstrike w:val="false"/>
+                <w:color w:val="000000"/>
+                <w:sz w:val="22"/>
+                <w:u w:val="none"/>
+                <w:effect w:val="none"/>
+                <w:shd w:fill="auto" w:val="clear"/>
               </w:rPr>
               <w:t>ITEM</w:t>
             </w:r>
@@ -34800,35 +34477,24 @@
               <w:ind w:hanging="0" w:left="0" w:right="0"/>
               <w:jc w:val="center"/>
               <w:rPr>
+                <w:highlight w:val="none"/>
+                <w:shd w:fill="auto" w:val="clear"/>
+              </w:rPr>
+            </w:pPr>
+            <w:r>
+              <w:rPr>
                 <w:rFonts w:ascii="Times New Roman;serif" w:hAnsi="Times New Roman;serif"/>
                 <w:b/>
                 <w:i w:val="false"/>
-                <w:i w:val="false"/>
-                <w:caps w:val="false"/>
-                <w:smallCaps w:val="false"/>
-                <w:strike w:val="false"/>
-                <w:dstrike w:val="false"/>
-                <w:color w:val="000000"/>
-                <w:sz w:val="22"/>
-                <w:u w:val="none"/>
-                <w:effect w:val="none"/>
-                <w:shd w:fill="D9D9D9" w:val="clear"/>
-              </w:rPr>
-            </w:pPr>
-            <w:r>
-              <w:rPr>
-                <w:rFonts w:ascii="Times New Roman;serif" w:hAnsi="Times New Roman;serif"/>
-                <w:b/>
-                <w:i w:val="false"/>
-                <w:caps w:val="false"/>
-                <w:smallCaps w:val="false"/>
-                <w:strike w:val="false"/>
-                <w:dstrike w:val="false"/>
-                <w:color w:val="000000"/>
-                <w:sz w:val="22"/>
-                <w:u w:val="none"/>
-                <w:effect w:val="none"/>
-                <w:shd w:fill="D9D9D9" w:val="clear"/>
+                <w:caps w:val="false"/>
+                <w:smallCaps w:val="false"/>
+                <w:strike w:val="false"/>
+                <w:dstrike w:val="false"/>
+                <w:color w:val="000000"/>
+                <w:sz w:val="22"/>
+                <w:u w:val="none"/>
+                <w:effect w:val="none"/>
+                <w:shd w:fill="auto" w:val="clear"/>
               </w:rPr>
               <w:t>m2</w:t>
             </w:r>
@@ -34856,35 +34522,24 @@
               <w:spacing w:lineRule="auto" w:line="288" w:before="0" w:after="0"/>
               <w:ind w:hanging="0" w:left="0" w:right="0"/>
               <w:rPr>
+                <w:highlight w:val="none"/>
+                <w:shd w:fill="auto" w:val="clear"/>
+              </w:rPr>
+            </w:pPr>
+            <w:r>
+              <w:rPr>
                 <w:rFonts w:ascii="Times New Roman;serif" w:hAnsi="Times New Roman;serif"/>
                 <w:b/>
                 <w:i w:val="false"/>
-                <w:i w:val="false"/>
-                <w:caps w:val="false"/>
-                <w:smallCaps w:val="false"/>
-                <w:strike w:val="false"/>
-                <w:dstrike w:val="false"/>
-                <w:color w:val="000000"/>
-                <w:sz w:val="22"/>
-                <w:u w:val="none"/>
-                <w:effect w:val="none"/>
-                <w:shd w:fill="EFEFEF" w:val="clear"/>
-              </w:rPr>
-            </w:pPr>
-            <w:r>
-              <w:rPr>
-                <w:rFonts w:ascii="Times New Roman;serif" w:hAnsi="Times New Roman;serif"/>
-                <w:b/>
-                <w:i w:val="false"/>
-                <w:caps w:val="false"/>
-                <w:smallCaps w:val="false"/>
-                <w:strike w:val="false"/>
-                <w:dstrike w:val="false"/>
-                <w:color w:val="000000"/>
-                <w:sz w:val="22"/>
-                <w:u w:val="none"/>
-                <w:effect w:val="none"/>
-                <w:shd w:fill="EFEFEF" w:val="clear"/>
+                <w:caps w:val="false"/>
+                <w:smallCaps w:val="false"/>
+                <w:strike w:val="false"/>
+                <w:dstrike w:val="false"/>
+                <w:color w:val="000000"/>
+                <w:sz w:val="22"/>
+                <w:u w:val="none"/>
+                <w:effect w:val="none"/>
+                <w:shd w:fill="auto" w:val="clear"/>
               </w:rPr>
               <w:t>Mobiliário</w:t>
             </w:r>
@@ -34932,35 +34587,24 @@
               <w:ind w:hanging="0" w:left="0" w:right="0"/>
               <w:jc w:val="center"/>
               <w:rPr>
+                <w:highlight w:val="none"/>
+                <w:shd w:fill="auto" w:val="clear"/>
+              </w:rPr>
+            </w:pPr>
+            <w:r>
+              <w:rPr>
                 <w:rFonts w:ascii="Times New Roman;serif" w:hAnsi="Times New Roman;serif"/>
                 <w:b/>
                 <w:i w:val="false"/>
-                <w:i w:val="false"/>
-                <w:caps w:val="false"/>
-                <w:smallCaps w:val="false"/>
-                <w:strike w:val="false"/>
-                <w:dstrike w:val="false"/>
-                <w:color w:val="000000"/>
-                <w:sz w:val="22"/>
-                <w:u w:val="none"/>
-                <w:effect w:val="none"/>
-                <w:shd w:fill="EFEFEF" w:val="clear"/>
-              </w:rPr>
-            </w:pPr>
-            <w:r>
-              <w:rPr>
-                <w:rFonts w:ascii="Times New Roman;serif" w:hAnsi="Times New Roman;serif"/>
-                <w:b/>
-                <w:i w:val="false"/>
-                <w:caps w:val="false"/>
-                <w:smallCaps w:val="false"/>
-                <w:strike w:val="false"/>
-                <w:dstrike w:val="false"/>
-                <w:color w:val="000000"/>
-                <w:sz w:val="22"/>
-                <w:u w:val="none"/>
-                <w:effect w:val="none"/>
-                <w:shd w:fill="EFEFEF" w:val="clear"/>
+                <w:caps w:val="false"/>
+                <w:smallCaps w:val="false"/>
+                <w:strike w:val="false"/>
+                <w:dstrike w:val="false"/>
+                <w:color w:val="000000"/>
+                <w:sz w:val="22"/>
+                <w:u w:val="none"/>
+                <w:effect w:val="none"/>
+                <w:shd w:fill="auto" w:val="clear"/>
               </w:rPr>
               <w:t>Quantidade</w:t>
             </w:r>
@@ -35057,35 +34701,24 @@
               <w:spacing w:lineRule="auto" w:line="288" w:before="0" w:after="0"/>
               <w:ind w:hanging="0" w:left="0" w:right="0"/>
               <w:rPr>
+                <w:highlight w:val="none"/>
+                <w:shd w:fill="auto" w:val="clear"/>
+              </w:rPr>
+            </w:pPr>
+            <w:r>
+              <w:rPr>
                 <w:rFonts w:ascii="Times New Roman;serif" w:hAnsi="Times New Roman;serif"/>
                 <w:b/>
                 <w:i w:val="false"/>
-                <w:i w:val="false"/>
-                <w:caps w:val="false"/>
-                <w:smallCaps w:val="false"/>
-                <w:strike w:val="false"/>
-                <w:dstrike w:val="false"/>
-                <w:color w:val="000000"/>
-                <w:sz w:val="22"/>
-                <w:u w:val="none"/>
-                <w:effect w:val="none"/>
-                <w:shd w:fill="EFEFEF" w:val="clear"/>
-              </w:rPr>
-            </w:pPr>
-            <w:r>
-              <w:rPr>
-                <w:rFonts w:ascii="Times New Roman;serif" w:hAnsi="Times New Roman;serif"/>
-                <w:b/>
-                <w:i w:val="false"/>
-                <w:caps w:val="false"/>
-                <w:smallCaps w:val="false"/>
-                <w:strike w:val="false"/>
-                <w:dstrike w:val="false"/>
-                <w:color w:val="000000"/>
-                <w:sz w:val="22"/>
-                <w:u w:val="none"/>
-                <w:effect w:val="none"/>
-                <w:shd w:fill="EFEFEF" w:val="clear"/>
+                <w:caps w:val="false"/>
+                <w:smallCaps w:val="false"/>
+                <w:strike w:val="false"/>
+                <w:dstrike w:val="false"/>
+                <w:color w:val="000000"/>
+                <w:sz w:val="22"/>
+                <w:u w:val="none"/>
+                <w:effect w:val="none"/>
+                <w:shd w:fill="auto" w:val="clear"/>
               </w:rPr>
               <w:t>Equipamentos</w:t>
             </w:r>
@@ -35226,35 +34859,24 @@
               <w:spacing w:lineRule="auto" w:line="288" w:before="0" w:after="0"/>
               <w:ind w:hanging="0" w:left="0" w:right="0"/>
               <w:rPr>
+                <w:highlight w:val="none"/>
+                <w:shd w:fill="auto" w:val="clear"/>
+              </w:rPr>
+            </w:pPr>
+            <w:r>
+              <w:rPr>
                 <w:rFonts w:ascii="Times New Roman;serif" w:hAnsi="Times New Roman;serif"/>
                 <w:b/>
                 <w:i w:val="false"/>
-                <w:i w:val="false"/>
-                <w:caps w:val="false"/>
-                <w:smallCaps w:val="false"/>
-                <w:strike w:val="false"/>
-                <w:dstrike w:val="false"/>
-                <w:color w:val="000000"/>
-                <w:sz w:val="22"/>
-                <w:u w:val="none"/>
-                <w:effect w:val="none"/>
-                <w:shd w:fill="EFEFEF" w:val="clear"/>
-              </w:rPr>
-            </w:pPr>
-            <w:r>
-              <w:rPr>
-                <w:rFonts w:ascii="Times New Roman;serif" w:hAnsi="Times New Roman;serif"/>
-                <w:b/>
-                <w:i w:val="false"/>
-                <w:caps w:val="false"/>
-                <w:smallCaps w:val="false"/>
-                <w:strike w:val="false"/>
-                <w:dstrike w:val="false"/>
-                <w:color w:val="000000"/>
-                <w:sz w:val="22"/>
-                <w:u w:val="none"/>
-                <w:effect w:val="none"/>
-                <w:shd w:fill="EFEFEF" w:val="clear"/>
+                <w:caps w:val="false"/>
+                <w:smallCaps w:val="false"/>
+                <w:strike w:val="false"/>
+                <w:dstrike w:val="false"/>
+                <w:color w:val="000000"/>
+                <w:sz w:val="22"/>
+                <w:u w:val="none"/>
+                <w:effect w:val="none"/>
+                <w:shd w:fill="auto" w:val="clear"/>
               </w:rPr>
               <w:t>Recursos Humanos</w:t>
             </w:r>
@@ -35395,35 +35017,24 @@
               <w:spacing w:lineRule="auto" w:line="288" w:before="0" w:after="0"/>
               <w:ind w:hanging="0" w:left="0" w:right="0"/>
               <w:rPr>
+                <w:highlight w:val="none"/>
+                <w:shd w:fill="auto" w:val="clear"/>
+              </w:rPr>
+            </w:pPr>
+            <w:r>
+              <w:rPr>
                 <w:rFonts w:ascii="Times New Roman;serif" w:hAnsi="Times New Roman;serif"/>
                 <w:b/>
                 <w:i w:val="false"/>
-                <w:i w:val="false"/>
-                <w:caps w:val="false"/>
-                <w:smallCaps w:val="false"/>
-                <w:strike w:val="false"/>
-                <w:dstrike w:val="false"/>
-                <w:color w:val="000000"/>
-                <w:sz w:val="22"/>
-                <w:u w:val="none"/>
-                <w:effect w:val="none"/>
-                <w:shd w:fill="EFEFEF" w:val="clear"/>
-              </w:rPr>
-            </w:pPr>
-            <w:r>
-              <w:rPr>
-                <w:rFonts w:ascii="Times New Roman;serif" w:hAnsi="Times New Roman;serif"/>
-                <w:b/>
-                <w:i w:val="false"/>
-                <w:caps w:val="false"/>
-                <w:smallCaps w:val="false"/>
-                <w:strike w:val="false"/>
-                <w:dstrike w:val="false"/>
-                <w:color w:val="000000"/>
-                <w:sz w:val="22"/>
-                <w:u w:val="none"/>
-                <w:effect w:val="none"/>
-                <w:shd w:fill="EFEFEF" w:val="clear"/>
+                <w:caps w:val="false"/>
+                <w:smallCaps w:val="false"/>
+                <w:strike w:val="false"/>
+                <w:dstrike w:val="false"/>
+                <w:color w:val="000000"/>
+                <w:sz w:val="22"/>
+                <w:u w:val="none"/>
+                <w:effect w:val="none"/>
+                <w:shd w:fill="auto" w:val="clear"/>
               </w:rPr>
               <w:t>Equipamentos</w:t>
             </w:r>
@@ -35564,35 +35175,24 @@
               <w:spacing w:lineRule="auto" w:line="288" w:before="0" w:after="0"/>
               <w:ind w:hanging="0" w:left="0" w:right="0"/>
               <w:rPr>
+                <w:highlight w:val="none"/>
+                <w:shd w:fill="auto" w:val="clear"/>
+              </w:rPr>
+            </w:pPr>
+            <w:r>
+              <w:rPr>
                 <w:rFonts w:ascii="Times New Roman;serif" w:hAnsi="Times New Roman;serif"/>
                 <w:b/>
                 <w:i w:val="false"/>
-                <w:i w:val="false"/>
-                <w:caps w:val="false"/>
-                <w:smallCaps w:val="false"/>
-                <w:strike w:val="false"/>
-                <w:dstrike w:val="false"/>
-                <w:color w:val="000000"/>
-                <w:sz w:val="22"/>
-                <w:u w:val="none"/>
-                <w:effect w:val="none"/>
-                <w:shd w:fill="EFEFEF" w:val="clear"/>
-              </w:rPr>
-            </w:pPr>
-            <w:r>
-              <w:rPr>
-                <w:rFonts w:ascii="Times New Roman;serif" w:hAnsi="Times New Roman;serif"/>
-                <w:b/>
-                <w:i w:val="false"/>
-                <w:caps w:val="false"/>
-                <w:smallCaps w:val="false"/>
-                <w:strike w:val="false"/>
-                <w:dstrike w:val="false"/>
-                <w:color w:val="000000"/>
-                <w:sz w:val="22"/>
-                <w:u w:val="none"/>
-                <w:effect w:val="none"/>
-                <w:shd w:fill="EFEFEF" w:val="clear"/>
+                <w:caps w:val="false"/>
+                <w:smallCaps w:val="false"/>
+                <w:strike w:val="false"/>
+                <w:dstrike w:val="false"/>
+                <w:color w:val="000000"/>
+                <w:sz w:val="22"/>
+                <w:u w:val="none"/>
+                <w:effect w:val="none"/>
+                <w:shd w:fill="auto" w:val="clear"/>
               </w:rPr>
               <w:t>Horário de funcionamento</w:t>
             </w:r>
@@ -35713,7 +35313,7 @@
         <w:pStyle w:val="Heading3"/>
         <w:numPr>
           <w:ilvl w:val="2"/>
-          <w:numId w:val="1"/>
+          <w:numId w:val="2"/>
         </w:numPr>
         <w:rPr/>
       </w:pPr>
@@ -35824,35 +35424,24 @@
               <w:spacing w:lineRule="auto" w:line="288" w:before="0" w:after="0"/>
               <w:ind w:hanging="0" w:left="0" w:right="0"/>
               <w:rPr>
+                <w:highlight w:val="none"/>
+                <w:shd w:fill="auto" w:val="clear"/>
+              </w:rPr>
+            </w:pPr>
+            <w:r>
+              <w:rPr>
                 <w:rFonts w:ascii="Times New Roman;serif" w:hAnsi="Times New Roman;serif"/>
                 <w:b/>
                 <w:i w:val="false"/>
-                <w:i w:val="false"/>
-                <w:caps w:val="false"/>
-                <w:smallCaps w:val="false"/>
-                <w:strike w:val="false"/>
-                <w:dstrike w:val="false"/>
-                <w:color w:val="000000"/>
-                <w:sz w:val="22"/>
-                <w:u w:val="none"/>
-                <w:effect w:val="none"/>
-                <w:shd w:fill="EFEFEF" w:val="clear"/>
-              </w:rPr>
-            </w:pPr>
-            <w:r>
-              <w:rPr>
-                <w:rFonts w:ascii="Times New Roman;serif" w:hAnsi="Times New Roman;serif"/>
-                <w:b/>
-                <w:i w:val="false"/>
-                <w:caps w:val="false"/>
-                <w:smallCaps w:val="false"/>
-                <w:strike w:val="false"/>
-                <w:dstrike w:val="false"/>
-                <w:color w:val="000000"/>
-                <w:sz w:val="22"/>
-                <w:u w:val="none"/>
-                <w:effect w:val="none"/>
-                <w:shd w:fill="EFEFEF" w:val="clear"/>
+                <w:caps w:val="false"/>
+                <w:smallCaps w:val="false"/>
+                <w:strike w:val="false"/>
+                <w:dstrike w:val="false"/>
+                <w:color w:val="000000"/>
+                <w:sz w:val="22"/>
+                <w:u w:val="none"/>
+                <w:effect w:val="none"/>
+                <w:shd w:fill="auto" w:val="clear"/>
               </w:rPr>
               <w:t>TÍTULO LIVROS</w:t>
             </w:r>
@@ -35877,35 +35466,24 @@
               <w:spacing w:lineRule="auto" w:line="288" w:before="0" w:after="0"/>
               <w:ind w:hanging="0" w:left="0" w:right="0"/>
               <w:rPr>
+                <w:highlight w:val="none"/>
+                <w:shd w:fill="auto" w:val="clear"/>
+              </w:rPr>
+            </w:pPr>
+            <w:r>
+              <w:rPr>
                 <w:rFonts w:ascii="Times New Roman;serif" w:hAnsi="Times New Roman;serif"/>
                 <w:b/>
                 <w:i w:val="false"/>
-                <w:i w:val="false"/>
-                <w:caps w:val="false"/>
-                <w:smallCaps w:val="false"/>
-                <w:strike w:val="false"/>
-                <w:dstrike w:val="false"/>
-                <w:color w:val="000000"/>
-                <w:sz w:val="22"/>
-                <w:u w:val="none"/>
-                <w:effect w:val="none"/>
-                <w:shd w:fill="EFEFEF" w:val="clear"/>
-              </w:rPr>
-            </w:pPr>
-            <w:r>
-              <w:rPr>
-                <w:rFonts w:ascii="Times New Roman;serif" w:hAnsi="Times New Roman;serif"/>
-                <w:b/>
-                <w:i w:val="false"/>
-                <w:caps w:val="false"/>
-                <w:smallCaps w:val="false"/>
-                <w:strike w:val="false"/>
-                <w:dstrike w:val="false"/>
-                <w:color w:val="000000"/>
-                <w:sz w:val="22"/>
-                <w:u w:val="none"/>
-                <w:effect w:val="none"/>
-                <w:shd w:fill="EFEFEF" w:val="clear"/>
+                <w:caps w:val="false"/>
+                <w:smallCaps w:val="false"/>
+                <w:strike w:val="false"/>
+                <w:dstrike w:val="false"/>
+                <w:color w:val="000000"/>
+                <w:sz w:val="22"/>
+                <w:u w:val="none"/>
+                <w:effect w:val="none"/>
+                <w:shd w:fill="auto" w:val="clear"/>
               </w:rPr>
               <w:t>ISBN</w:t>
             </w:r>
@@ -35930,35 +35508,24 @@
               <w:spacing w:lineRule="auto" w:line="288" w:before="0" w:after="0"/>
               <w:ind w:hanging="0" w:left="0" w:right="0"/>
               <w:rPr>
+                <w:highlight w:val="none"/>
+                <w:shd w:fill="auto" w:val="clear"/>
+              </w:rPr>
+            </w:pPr>
+            <w:r>
+              <w:rPr>
                 <w:rFonts w:ascii="Times New Roman;serif" w:hAnsi="Times New Roman;serif"/>
                 <w:b/>
                 <w:i w:val="false"/>
-                <w:i w:val="false"/>
-                <w:caps w:val="false"/>
-                <w:smallCaps w:val="false"/>
-                <w:strike w:val="false"/>
-                <w:dstrike w:val="false"/>
-                <w:color w:val="000000"/>
-                <w:sz w:val="22"/>
-                <w:u w:val="none"/>
-                <w:effect w:val="none"/>
-                <w:shd w:fill="EFEFEF" w:val="clear"/>
-              </w:rPr>
-            </w:pPr>
-            <w:r>
-              <w:rPr>
-                <w:rFonts w:ascii="Times New Roman;serif" w:hAnsi="Times New Roman;serif"/>
-                <w:b/>
-                <w:i w:val="false"/>
-                <w:caps w:val="false"/>
-                <w:smallCaps w:val="false"/>
-                <w:strike w:val="false"/>
-                <w:dstrike w:val="false"/>
-                <w:color w:val="000000"/>
-                <w:sz w:val="22"/>
-                <w:u w:val="none"/>
-                <w:effect w:val="none"/>
-                <w:shd w:fill="EFEFEF" w:val="clear"/>
+                <w:caps w:val="false"/>
+                <w:smallCaps w:val="false"/>
+                <w:strike w:val="false"/>
+                <w:dstrike w:val="false"/>
+                <w:color w:val="000000"/>
+                <w:sz w:val="22"/>
+                <w:u w:val="none"/>
+                <w:effect w:val="none"/>
+                <w:shd w:fill="auto" w:val="clear"/>
               </w:rPr>
               <w:t>TOMBAMENTO</w:t>
             </w:r>
@@ -35983,35 +35550,24 @@
               <w:spacing w:lineRule="auto" w:line="288" w:before="0" w:after="0"/>
               <w:ind w:hanging="0" w:left="0" w:right="0"/>
               <w:rPr>
+                <w:highlight w:val="none"/>
+                <w:shd w:fill="auto" w:val="clear"/>
+              </w:rPr>
+            </w:pPr>
+            <w:r>
+              <w:rPr>
                 <w:rFonts w:ascii="Times New Roman;serif" w:hAnsi="Times New Roman;serif"/>
                 <w:b/>
                 <w:i w:val="false"/>
-                <w:i w:val="false"/>
-                <w:caps w:val="false"/>
-                <w:smallCaps w:val="false"/>
-                <w:strike w:val="false"/>
-                <w:dstrike w:val="false"/>
-                <w:color w:val="000000"/>
-                <w:sz w:val="22"/>
-                <w:u w:val="none"/>
-                <w:effect w:val="none"/>
-                <w:shd w:fill="EFEFEF" w:val="clear"/>
-              </w:rPr>
-            </w:pPr>
-            <w:r>
-              <w:rPr>
-                <w:rFonts w:ascii="Times New Roman;serif" w:hAnsi="Times New Roman;serif"/>
-                <w:b/>
-                <w:i w:val="false"/>
-                <w:caps w:val="false"/>
-                <w:smallCaps w:val="false"/>
-                <w:strike w:val="false"/>
-                <w:dstrike w:val="false"/>
-                <w:color w:val="000000"/>
-                <w:sz w:val="22"/>
-                <w:u w:val="none"/>
-                <w:effect w:val="none"/>
-                <w:shd w:fill="EFEFEF" w:val="clear"/>
+                <w:caps w:val="false"/>
+                <w:smallCaps w:val="false"/>
+                <w:strike w:val="false"/>
+                <w:dstrike w:val="false"/>
+                <w:color w:val="000000"/>
+                <w:sz w:val="22"/>
+                <w:u w:val="none"/>
+                <w:effect w:val="none"/>
+                <w:shd w:fill="auto" w:val="clear"/>
               </w:rPr>
               <w:t>AUTOR/ EDITORA/ANO</w:t>
             </w:r>
@@ -36036,35 +35592,24 @@
               <w:spacing w:lineRule="auto" w:line="288" w:before="0" w:after="0"/>
               <w:ind w:hanging="0" w:left="0" w:right="0"/>
               <w:rPr>
+                <w:highlight w:val="none"/>
+                <w:shd w:fill="auto" w:val="clear"/>
+              </w:rPr>
+            </w:pPr>
+            <w:r>
+              <w:rPr>
                 <w:rFonts w:ascii="Times New Roman;serif" w:hAnsi="Times New Roman;serif"/>
                 <w:b/>
                 <w:i w:val="false"/>
-                <w:i w:val="false"/>
-                <w:caps w:val="false"/>
-                <w:smallCaps w:val="false"/>
-                <w:strike w:val="false"/>
-                <w:dstrike w:val="false"/>
-                <w:color w:val="000000"/>
-                <w:sz w:val="22"/>
-                <w:u w:val="none"/>
-                <w:effect w:val="none"/>
-                <w:shd w:fill="EFEFEF" w:val="clear"/>
-              </w:rPr>
-            </w:pPr>
-            <w:r>
-              <w:rPr>
-                <w:rFonts w:ascii="Times New Roman;serif" w:hAnsi="Times New Roman;serif"/>
-                <w:b/>
-                <w:i w:val="false"/>
-                <w:caps w:val="false"/>
-                <w:smallCaps w:val="false"/>
-                <w:strike w:val="false"/>
-                <w:dstrike w:val="false"/>
-                <w:color w:val="000000"/>
-                <w:sz w:val="22"/>
-                <w:u w:val="none"/>
-                <w:effect w:val="none"/>
-                <w:shd w:fill="EFEFEF" w:val="clear"/>
+                <w:caps w:val="false"/>
+                <w:smallCaps w:val="false"/>
+                <w:strike w:val="false"/>
+                <w:dstrike w:val="false"/>
+                <w:color w:val="000000"/>
+                <w:sz w:val="22"/>
+                <w:u w:val="none"/>
+                <w:effect w:val="none"/>
+                <w:shd w:fill="auto" w:val="clear"/>
               </w:rPr>
               <w:t>Nº DE EXEMPLARES</w:t>
             </w:r>
@@ -36436,7 +35981,7 @@
         <w:pStyle w:val="Heading3"/>
         <w:numPr>
           <w:ilvl w:val="2"/>
-          <w:numId w:val="1"/>
+          <w:numId w:val="2"/>
         </w:numPr>
         <w:rPr/>
       </w:pPr>
@@ -36527,35 +36072,24 @@
               <w:spacing w:lineRule="auto" w:line="288" w:before="0" w:after="0"/>
               <w:ind w:hanging="0" w:left="0" w:right="0"/>
               <w:rPr>
+                <w:highlight w:val="none"/>
+                <w:shd w:fill="auto" w:val="clear"/>
+              </w:rPr>
+            </w:pPr>
+            <w:r>
+              <w:rPr>
                 <w:rFonts w:ascii="Times New Roman;serif" w:hAnsi="Times New Roman;serif"/>
                 <w:b/>
                 <w:i w:val="false"/>
-                <w:i w:val="false"/>
-                <w:caps w:val="false"/>
-                <w:smallCaps w:val="false"/>
-                <w:strike w:val="false"/>
-                <w:dstrike w:val="false"/>
-                <w:color w:val="000000"/>
-                <w:sz w:val="22"/>
-                <w:u w:val="none"/>
-                <w:effect w:val="none"/>
-                <w:shd w:fill="EFEFEF" w:val="clear"/>
-              </w:rPr>
-            </w:pPr>
-            <w:r>
-              <w:rPr>
-                <w:rFonts w:ascii="Times New Roman;serif" w:hAnsi="Times New Roman;serif"/>
-                <w:b/>
-                <w:i w:val="false"/>
-                <w:caps w:val="false"/>
-                <w:smallCaps w:val="false"/>
-                <w:strike w:val="false"/>
-                <w:dstrike w:val="false"/>
-                <w:color w:val="000000"/>
-                <w:sz w:val="22"/>
-                <w:u w:val="none"/>
-                <w:effect w:val="none"/>
-                <w:shd w:fill="EFEFEF" w:val="clear"/>
+                <w:caps w:val="false"/>
+                <w:smallCaps w:val="false"/>
+                <w:strike w:val="false"/>
+                <w:dstrike w:val="false"/>
+                <w:color w:val="000000"/>
+                <w:sz w:val="22"/>
+                <w:u w:val="none"/>
+                <w:effect w:val="none"/>
+                <w:shd w:fill="auto" w:val="clear"/>
               </w:rPr>
               <w:t>TÍTULO LIVROS</w:t>
             </w:r>
@@ -36580,35 +36114,24 @@
               <w:spacing w:lineRule="auto" w:line="288" w:before="0" w:after="0"/>
               <w:ind w:hanging="0" w:left="0" w:right="0"/>
               <w:rPr>
+                <w:highlight w:val="none"/>
+                <w:shd w:fill="auto" w:val="clear"/>
+              </w:rPr>
+            </w:pPr>
+            <w:r>
+              <w:rPr>
                 <w:rFonts w:ascii="Times New Roman;serif" w:hAnsi="Times New Roman;serif"/>
                 <w:b/>
                 <w:i w:val="false"/>
-                <w:i w:val="false"/>
-                <w:caps w:val="false"/>
-                <w:smallCaps w:val="false"/>
-                <w:strike w:val="false"/>
-                <w:dstrike w:val="false"/>
-                <w:color w:val="000000"/>
-                <w:sz w:val="22"/>
-                <w:u w:val="none"/>
-                <w:effect w:val="none"/>
-                <w:shd w:fill="EFEFEF" w:val="clear"/>
-              </w:rPr>
-            </w:pPr>
-            <w:r>
-              <w:rPr>
-                <w:rFonts w:ascii="Times New Roman;serif" w:hAnsi="Times New Roman;serif"/>
-                <w:b/>
-                <w:i w:val="false"/>
-                <w:caps w:val="false"/>
-                <w:smallCaps w:val="false"/>
-                <w:strike w:val="false"/>
-                <w:dstrike w:val="false"/>
-                <w:color w:val="000000"/>
-                <w:sz w:val="22"/>
-                <w:u w:val="none"/>
-                <w:effect w:val="none"/>
-                <w:shd w:fill="EFEFEF" w:val="clear"/>
+                <w:caps w:val="false"/>
+                <w:smallCaps w:val="false"/>
+                <w:strike w:val="false"/>
+                <w:dstrike w:val="false"/>
+                <w:color w:val="000000"/>
+                <w:sz w:val="22"/>
+                <w:u w:val="none"/>
+                <w:effect w:val="none"/>
+                <w:shd w:fill="auto" w:val="clear"/>
               </w:rPr>
               <w:t>ISBN</w:t>
             </w:r>
@@ -36633,35 +36156,24 @@
               <w:spacing w:lineRule="auto" w:line="288" w:before="0" w:after="0"/>
               <w:ind w:hanging="0" w:left="0" w:right="0"/>
               <w:rPr>
+                <w:highlight w:val="none"/>
+                <w:shd w:fill="auto" w:val="clear"/>
+              </w:rPr>
+            </w:pPr>
+            <w:r>
+              <w:rPr>
                 <w:rFonts w:ascii="Times New Roman;serif" w:hAnsi="Times New Roman;serif"/>
                 <w:b/>
                 <w:i w:val="false"/>
-                <w:i w:val="false"/>
-                <w:caps w:val="false"/>
-                <w:smallCaps w:val="false"/>
-                <w:strike w:val="false"/>
-                <w:dstrike w:val="false"/>
-                <w:color w:val="000000"/>
-                <w:sz w:val="22"/>
-                <w:u w:val="none"/>
-                <w:effect w:val="none"/>
-                <w:shd w:fill="EFEFEF" w:val="clear"/>
-              </w:rPr>
-            </w:pPr>
-            <w:r>
-              <w:rPr>
-                <w:rFonts w:ascii="Times New Roman;serif" w:hAnsi="Times New Roman;serif"/>
-                <w:b/>
-                <w:i w:val="false"/>
-                <w:caps w:val="false"/>
-                <w:smallCaps w:val="false"/>
-                <w:strike w:val="false"/>
-                <w:dstrike w:val="false"/>
-                <w:color w:val="000000"/>
-                <w:sz w:val="22"/>
-                <w:u w:val="none"/>
-                <w:effect w:val="none"/>
-                <w:shd w:fill="EFEFEF" w:val="clear"/>
+                <w:caps w:val="false"/>
+                <w:smallCaps w:val="false"/>
+                <w:strike w:val="false"/>
+                <w:dstrike w:val="false"/>
+                <w:color w:val="000000"/>
+                <w:sz w:val="22"/>
+                <w:u w:val="none"/>
+                <w:effect w:val="none"/>
+                <w:shd w:fill="auto" w:val="clear"/>
               </w:rPr>
               <w:t>TOMBAMENTO</w:t>
             </w:r>
@@ -36686,35 +36198,24 @@
               <w:spacing w:lineRule="auto" w:line="288" w:before="0" w:after="0"/>
               <w:ind w:hanging="0" w:left="0" w:right="0"/>
               <w:rPr>
+                <w:highlight w:val="none"/>
+                <w:shd w:fill="auto" w:val="clear"/>
+              </w:rPr>
+            </w:pPr>
+            <w:r>
+              <w:rPr>
                 <w:rFonts w:ascii="Times New Roman;serif" w:hAnsi="Times New Roman;serif"/>
                 <w:b/>
                 <w:i w:val="false"/>
-                <w:i w:val="false"/>
-                <w:caps w:val="false"/>
-                <w:smallCaps w:val="false"/>
-                <w:strike w:val="false"/>
-                <w:dstrike w:val="false"/>
-                <w:color w:val="000000"/>
-                <w:sz w:val="22"/>
-                <w:u w:val="none"/>
-                <w:effect w:val="none"/>
-                <w:shd w:fill="EFEFEF" w:val="clear"/>
-              </w:rPr>
-            </w:pPr>
-            <w:r>
-              <w:rPr>
-                <w:rFonts w:ascii="Times New Roman;serif" w:hAnsi="Times New Roman;serif"/>
-                <w:b/>
-                <w:i w:val="false"/>
-                <w:caps w:val="false"/>
-                <w:smallCaps w:val="false"/>
-                <w:strike w:val="false"/>
-                <w:dstrike w:val="false"/>
-                <w:color w:val="000000"/>
-                <w:sz w:val="22"/>
-                <w:u w:val="none"/>
-                <w:effect w:val="none"/>
-                <w:shd w:fill="EFEFEF" w:val="clear"/>
+                <w:caps w:val="false"/>
+                <w:smallCaps w:val="false"/>
+                <w:strike w:val="false"/>
+                <w:dstrike w:val="false"/>
+                <w:color w:val="000000"/>
+                <w:sz w:val="22"/>
+                <w:u w:val="none"/>
+                <w:effect w:val="none"/>
+                <w:shd w:fill="auto" w:val="clear"/>
               </w:rPr>
               <w:t>AUTOR/ EDITORA/ANO</w:t>
             </w:r>
@@ -36739,35 +36240,24 @@
               <w:spacing w:lineRule="auto" w:line="288" w:before="0" w:after="0"/>
               <w:ind w:hanging="0" w:left="0" w:right="0"/>
               <w:rPr>
+                <w:highlight w:val="none"/>
+                <w:shd w:fill="auto" w:val="clear"/>
+              </w:rPr>
+            </w:pPr>
+            <w:r>
+              <w:rPr>
                 <w:rFonts w:ascii="Times New Roman;serif" w:hAnsi="Times New Roman;serif"/>
                 <w:b/>
                 <w:i w:val="false"/>
-                <w:i w:val="false"/>
-                <w:caps w:val="false"/>
-                <w:smallCaps w:val="false"/>
-                <w:strike w:val="false"/>
-                <w:dstrike w:val="false"/>
-                <w:color w:val="000000"/>
-                <w:sz w:val="22"/>
-                <w:u w:val="none"/>
-                <w:effect w:val="none"/>
-                <w:shd w:fill="EFEFEF" w:val="clear"/>
-              </w:rPr>
-            </w:pPr>
-            <w:r>
-              <w:rPr>
-                <w:rFonts w:ascii="Times New Roman;serif" w:hAnsi="Times New Roman;serif"/>
-                <w:b/>
-                <w:i w:val="false"/>
-                <w:caps w:val="false"/>
-                <w:smallCaps w:val="false"/>
-                <w:strike w:val="false"/>
-                <w:dstrike w:val="false"/>
-                <w:color w:val="000000"/>
-                <w:sz w:val="22"/>
-                <w:u w:val="none"/>
-                <w:effect w:val="none"/>
-                <w:shd w:fill="EFEFEF" w:val="clear"/>
+                <w:caps w:val="false"/>
+                <w:smallCaps w:val="false"/>
+                <w:strike w:val="false"/>
+                <w:dstrike w:val="false"/>
+                <w:color w:val="000000"/>
+                <w:sz w:val="22"/>
+                <w:u w:val="none"/>
+                <w:effect w:val="none"/>
+                <w:shd w:fill="auto" w:val="clear"/>
               </w:rPr>
               <w:t>Nº DE EXEMPLARES</w:t>
             </w:r>
@@ -37198,7 +36688,7 @@
         <w:pStyle w:val="Heading3"/>
         <w:numPr>
           <w:ilvl w:val="2"/>
-          <w:numId w:val="1"/>
+          <w:numId w:val="2"/>
         </w:numPr>
         <w:rPr/>
       </w:pPr>
@@ -37315,35 +36805,24 @@
               <w:ind w:hanging="0" w:left="0" w:right="0"/>
               <w:jc w:val="center"/>
               <w:rPr>
+                <w:highlight w:val="none"/>
+                <w:shd w:fill="auto" w:val="clear"/>
+              </w:rPr>
+            </w:pPr>
+            <w:r>
+              <w:rPr>
                 <w:rFonts w:ascii="Times New Roman;serif" w:hAnsi="Times New Roman;serif"/>
                 <w:b/>
                 <w:i w:val="false"/>
-                <w:i w:val="false"/>
-                <w:caps w:val="false"/>
-                <w:smallCaps w:val="false"/>
-                <w:strike w:val="false"/>
-                <w:dstrike w:val="false"/>
-                <w:color w:val="000000"/>
-                <w:sz w:val="22"/>
-                <w:u w:val="none"/>
-                <w:effect w:val="none"/>
-                <w:shd w:fill="EFEFEF" w:val="clear"/>
-              </w:rPr>
-            </w:pPr>
-            <w:r>
-              <w:rPr>
-                <w:rFonts w:ascii="Times New Roman;serif" w:hAnsi="Times New Roman;serif"/>
-                <w:b/>
-                <w:i w:val="false"/>
-                <w:caps w:val="false"/>
-                <w:smallCaps w:val="false"/>
-                <w:strike w:val="false"/>
-                <w:dstrike w:val="false"/>
-                <w:color w:val="000000"/>
-                <w:sz w:val="22"/>
-                <w:u w:val="none"/>
-                <w:effect w:val="none"/>
-                <w:shd w:fill="EFEFEF" w:val="clear"/>
+                <w:caps w:val="false"/>
+                <w:smallCaps w:val="false"/>
+                <w:strike w:val="false"/>
+                <w:dstrike w:val="false"/>
+                <w:color w:val="000000"/>
+                <w:sz w:val="22"/>
+                <w:u w:val="none"/>
+                <w:effect w:val="none"/>
+                <w:shd w:fill="auto" w:val="clear"/>
               </w:rPr>
               <w:t>TÍTULO CD-ROOM</w:t>
             </w:r>
@@ -37369,35 +36848,24 @@
               <w:ind w:hanging="0" w:left="0" w:right="0"/>
               <w:jc w:val="center"/>
               <w:rPr>
+                <w:highlight w:val="none"/>
+                <w:shd w:fill="auto" w:val="clear"/>
+              </w:rPr>
+            </w:pPr>
+            <w:r>
+              <w:rPr>
                 <w:rFonts w:ascii="Times New Roman;serif" w:hAnsi="Times New Roman;serif"/>
                 <w:b/>
                 <w:i w:val="false"/>
-                <w:i w:val="false"/>
-                <w:caps w:val="false"/>
-                <w:smallCaps w:val="false"/>
-                <w:strike w:val="false"/>
-                <w:dstrike w:val="false"/>
-                <w:color w:val="000000"/>
-                <w:sz w:val="22"/>
-                <w:u w:val="none"/>
-                <w:effect w:val="none"/>
-                <w:shd w:fill="EFEFEF" w:val="clear"/>
-              </w:rPr>
-            </w:pPr>
-            <w:r>
-              <w:rPr>
-                <w:rFonts w:ascii="Times New Roman;serif" w:hAnsi="Times New Roman;serif"/>
-                <w:b/>
-                <w:i w:val="false"/>
-                <w:caps w:val="false"/>
-                <w:smallCaps w:val="false"/>
-                <w:strike w:val="false"/>
-                <w:dstrike w:val="false"/>
-                <w:color w:val="000000"/>
-                <w:sz w:val="22"/>
-                <w:u w:val="none"/>
-                <w:effect w:val="none"/>
-                <w:shd w:fill="EFEFEF" w:val="clear"/>
+                <w:caps w:val="false"/>
+                <w:smallCaps w:val="false"/>
+                <w:strike w:val="false"/>
+                <w:dstrike w:val="false"/>
+                <w:color w:val="000000"/>
+                <w:sz w:val="22"/>
+                <w:u w:val="none"/>
+                <w:effect w:val="none"/>
+                <w:shd w:fill="auto" w:val="clear"/>
               </w:rPr>
               <w:t>TOMBAMENTO</w:t>
             </w:r>
@@ -37423,35 +36891,24 @@
               <w:ind w:hanging="0" w:left="0" w:right="0"/>
               <w:jc w:val="center"/>
               <w:rPr>
+                <w:highlight w:val="none"/>
+                <w:shd w:fill="auto" w:val="clear"/>
+              </w:rPr>
+            </w:pPr>
+            <w:r>
+              <w:rPr>
                 <w:rFonts w:ascii="Times New Roman;serif" w:hAnsi="Times New Roman;serif"/>
                 <w:b/>
                 <w:i w:val="false"/>
-                <w:i w:val="false"/>
-                <w:caps w:val="false"/>
-                <w:smallCaps w:val="false"/>
-                <w:strike w:val="false"/>
-                <w:dstrike w:val="false"/>
-                <w:color w:val="000000"/>
-                <w:sz w:val="22"/>
-                <w:u w:val="none"/>
-                <w:effect w:val="none"/>
-                <w:shd w:fill="EFEFEF" w:val="clear"/>
-              </w:rPr>
-            </w:pPr>
-            <w:r>
-              <w:rPr>
-                <w:rFonts w:ascii="Times New Roman;serif" w:hAnsi="Times New Roman;serif"/>
-                <w:b/>
-                <w:i w:val="false"/>
-                <w:caps w:val="false"/>
-                <w:smallCaps w:val="false"/>
-                <w:strike w:val="false"/>
-                <w:dstrike w:val="false"/>
-                <w:color w:val="000000"/>
-                <w:sz w:val="22"/>
-                <w:u w:val="none"/>
-                <w:effect w:val="none"/>
-                <w:shd w:fill="EFEFEF" w:val="clear"/>
+                <w:caps w:val="false"/>
+                <w:smallCaps w:val="false"/>
+                <w:strike w:val="false"/>
+                <w:dstrike w:val="false"/>
+                <w:color w:val="000000"/>
+                <w:sz w:val="22"/>
+                <w:u w:val="none"/>
+                <w:effect w:val="none"/>
+                <w:shd w:fill="auto" w:val="clear"/>
               </w:rPr>
               <w:t>AUTOR</w:t>
             </w:r>
@@ -37477,35 +36934,24 @@
               <w:ind w:hanging="0" w:left="0" w:right="0"/>
               <w:jc w:val="center"/>
               <w:rPr>
+                <w:highlight w:val="none"/>
+                <w:shd w:fill="auto" w:val="clear"/>
+              </w:rPr>
+            </w:pPr>
+            <w:r>
+              <w:rPr>
                 <w:rFonts w:ascii="Times New Roman;serif" w:hAnsi="Times New Roman;serif"/>
                 <w:b/>
                 <w:i w:val="false"/>
-                <w:i w:val="false"/>
-                <w:caps w:val="false"/>
-                <w:smallCaps w:val="false"/>
-                <w:strike w:val="false"/>
-                <w:dstrike w:val="false"/>
-                <w:color w:val="000000"/>
-                <w:sz w:val="22"/>
-                <w:u w:val="none"/>
-                <w:effect w:val="none"/>
-                <w:shd w:fill="EFEFEF" w:val="clear"/>
-              </w:rPr>
-            </w:pPr>
-            <w:r>
-              <w:rPr>
-                <w:rFonts w:ascii="Times New Roman;serif" w:hAnsi="Times New Roman;serif"/>
-                <w:b/>
-                <w:i w:val="false"/>
-                <w:caps w:val="false"/>
-                <w:smallCaps w:val="false"/>
-                <w:strike w:val="false"/>
-                <w:dstrike w:val="false"/>
-                <w:color w:val="000000"/>
-                <w:sz w:val="22"/>
-                <w:u w:val="none"/>
-                <w:effect w:val="none"/>
-                <w:shd w:fill="EFEFEF" w:val="clear"/>
+                <w:caps w:val="false"/>
+                <w:smallCaps w:val="false"/>
+                <w:strike w:val="false"/>
+                <w:dstrike w:val="false"/>
+                <w:color w:val="000000"/>
+                <w:sz w:val="22"/>
+                <w:u w:val="none"/>
+                <w:effect w:val="none"/>
+                <w:shd w:fill="auto" w:val="clear"/>
               </w:rPr>
               <w:t>Nº DE EXEMPLARES</w:t>
             </w:r>
@@ -37625,35 +37071,24 @@
               <w:ind w:hanging="0" w:left="0" w:right="0"/>
               <w:jc w:val="center"/>
               <w:rPr>
+                <w:highlight w:val="none"/>
+                <w:shd w:fill="auto" w:val="clear"/>
+              </w:rPr>
+            </w:pPr>
+            <w:r>
+              <w:rPr>
                 <w:rFonts w:ascii="Times New Roman;serif" w:hAnsi="Times New Roman;serif"/>
                 <w:b/>
                 <w:i w:val="false"/>
-                <w:i w:val="false"/>
-                <w:caps w:val="false"/>
-                <w:smallCaps w:val="false"/>
-                <w:strike w:val="false"/>
-                <w:dstrike w:val="false"/>
-                <w:color w:val="000000"/>
-                <w:sz w:val="22"/>
-                <w:u w:val="none"/>
-                <w:effect w:val="none"/>
-                <w:shd w:fill="EFEFEF" w:val="clear"/>
-              </w:rPr>
-            </w:pPr>
-            <w:r>
-              <w:rPr>
-                <w:rFonts w:ascii="Times New Roman;serif" w:hAnsi="Times New Roman;serif"/>
-                <w:b/>
-                <w:i w:val="false"/>
-                <w:caps w:val="false"/>
-                <w:smallCaps w:val="false"/>
-                <w:strike w:val="false"/>
-                <w:dstrike w:val="false"/>
-                <w:color w:val="000000"/>
-                <w:sz w:val="22"/>
-                <w:u w:val="none"/>
-                <w:effect w:val="none"/>
-                <w:shd w:fill="EFEFEF" w:val="clear"/>
+                <w:caps w:val="false"/>
+                <w:smallCaps w:val="false"/>
+                <w:strike w:val="false"/>
+                <w:dstrike w:val="false"/>
+                <w:color w:val="000000"/>
+                <w:sz w:val="22"/>
+                <w:u w:val="none"/>
+                <w:effect w:val="none"/>
+                <w:shd w:fill="auto" w:val="clear"/>
               </w:rPr>
               <w:t>TÍTULO MONOGRAFIAS</w:t>
             </w:r>
@@ -37679,35 +37114,24 @@
               <w:ind w:hanging="0" w:left="0" w:right="0"/>
               <w:jc w:val="center"/>
               <w:rPr>
+                <w:highlight w:val="none"/>
+                <w:shd w:fill="auto" w:val="clear"/>
+              </w:rPr>
+            </w:pPr>
+            <w:r>
+              <w:rPr>
                 <w:rFonts w:ascii="Times New Roman;serif" w:hAnsi="Times New Roman;serif"/>
                 <w:b/>
                 <w:i w:val="false"/>
-                <w:i w:val="false"/>
-                <w:caps w:val="false"/>
-                <w:smallCaps w:val="false"/>
-                <w:strike w:val="false"/>
-                <w:dstrike w:val="false"/>
-                <w:color w:val="000000"/>
-                <w:sz w:val="22"/>
-                <w:u w:val="none"/>
-                <w:effect w:val="none"/>
-                <w:shd w:fill="EFEFEF" w:val="clear"/>
-              </w:rPr>
-            </w:pPr>
-            <w:r>
-              <w:rPr>
-                <w:rFonts w:ascii="Times New Roman;serif" w:hAnsi="Times New Roman;serif"/>
-                <w:b/>
-                <w:i w:val="false"/>
-                <w:caps w:val="false"/>
-                <w:smallCaps w:val="false"/>
-                <w:strike w:val="false"/>
-                <w:dstrike w:val="false"/>
-                <w:color w:val="000000"/>
-                <w:sz w:val="22"/>
-                <w:u w:val="none"/>
-                <w:effect w:val="none"/>
-                <w:shd w:fill="EFEFEF" w:val="clear"/>
+                <w:caps w:val="false"/>
+                <w:smallCaps w:val="false"/>
+                <w:strike w:val="false"/>
+                <w:dstrike w:val="false"/>
+                <w:color w:val="000000"/>
+                <w:sz w:val="22"/>
+                <w:u w:val="none"/>
+                <w:effect w:val="none"/>
+                <w:shd w:fill="auto" w:val="clear"/>
               </w:rPr>
               <w:t>TOMBAMENTO</w:t>
             </w:r>
@@ -37733,35 +37157,24 @@
               <w:ind w:hanging="0" w:left="0" w:right="0"/>
               <w:jc w:val="center"/>
               <w:rPr>
+                <w:highlight w:val="none"/>
+                <w:shd w:fill="auto" w:val="clear"/>
+              </w:rPr>
+            </w:pPr>
+            <w:r>
+              <w:rPr>
                 <w:rFonts w:ascii="Times New Roman;serif" w:hAnsi="Times New Roman;serif"/>
                 <w:b/>
                 <w:i w:val="false"/>
-                <w:i w:val="false"/>
-                <w:caps w:val="false"/>
-                <w:smallCaps w:val="false"/>
-                <w:strike w:val="false"/>
-                <w:dstrike w:val="false"/>
-                <w:color w:val="000000"/>
-                <w:sz w:val="22"/>
-                <w:u w:val="none"/>
-                <w:effect w:val="none"/>
-                <w:shd w:fill="EFEFEF" w:val="clear"/>
-              </w:rPr>
-            </w:pPr>
-            <w:r>
-              <w:rPr>
-                <w:rFonts w:ascii="Times New Roman;serif" w:hAnsi="Times New Roman;serif"/>
-                <w:b/>
-                <w:i w:val="false"/>
-                <w:caps w:val="false"/>
-                <w:smallCaps w:val="false"/>
-                <w:strike w:val="false"/>
-                <w:dstrike w:val="false"/>
-                <w:color w:val="000000"/>
-                <w:sz w:val="22"/>
-                <w:u w:val="none"/>
-                <w:effect w:val="none"/>
-                <w:shd w:fill="EFEFEF" w:val="clear"/>
+                <w:caps w:val="false"/>
+                <w:smallCaps w:val="false"/>
+                <w:strike w:val="false"/>
+                <w:dstrike w:val="false"/>
+                <w:color w:val="000000"/>
+                <w:sz w:val="22"/>
+                <w:u w:val="none"/>
+                <w:effect w:val="none"/>
+                <w:shd w:fill="auto" w:val="clear"/>
               </w:rPr>
               <w:t>AUTOR</w:t>
             </w:r>
@@ -37787,35 +37200,24 @@
               <w:ind w:hanging="0" w:left="0" w:right="0"/>
               <w:jc w:val="center"/>
               <w:rPr>
+                <w:highlight w:val="none"/>
+                <w:shd w:fill="auto" w:val="clear"/>
+              </w:rPr>
+            </w:pPr>
+            <w:r>
+              <w:rPr>
                 <w:rFonts w:ascii="Times New Roman;serif" w:hAnsi="Times New Roman;serif"/>
                 <w:b/>
                 <w:i w:val="false"/>
-                <w:i w:val="false"/>
-                <w:caps w:val="false"/>
-                <w:smallCaps w:val="false"/>
-                <w:strike w:val="false"/>
-                <w:dstrike w:val="false"/>
-                <w:color w:val="000000"/>
-                <w:sz w:val="22"/>
-                <w:u w:val="none"/>
-                <w:effect w:val="none"/>
-                <w:shd w:fill="EFEFEF" w:val="clear"/>
-              </w:rPr>
-            </w:pPr>
-            <w:r>
-              <w:rPr>
-                <w:rFonts w:ascii="Times New Roman;serif" w:hAnsi="Times New Roman;serif"/>
-                <w:b/>
-                <w:i w:val="false"/>
-                <w:caps w:val="false"/>
-                <w:smallCaps w:val="false"/>
-                <w:strike w:val="false"/>
-                <w:dstrike w:val="false"/>
-                <w:color w:val="000000"/>
-                <w:sz w:val="22"/>
-                <w:u w:val="none"/>
-                <w:effect w:val="none"/>
-                <w:shd w:fill="EFEFEF" w:val="clear"/>
+                <w:caps w:val="false"/>
+                <w:smallCaps w:val="false"/>
+                <w:strike w:val="false"/>
+                <w:dstrike w:val="false"/>
+                <w:color w:val="000000"/>
+                <w:sz w:val="22"/>
+                <w:u w:val="none"/>
+                <w:effect w:val="none"/>
+                <w:shd w:fill="auto" w:val="clear"/>
               </w:rPr>
               <w:t>Nº DE EXEMPLARES</w:t>
             </w:r>
@@ -37935,35 +37337,24 @@
               <w:ind w:hanging="0" w:left="0" w:right="0"/>
               <w:jc w:val="center"/>
               <w:rPr>
+                <w:highlight w:val="none"/>
+                <w:shd w:fill="auto" w:val="clear"/>
+              </w:rPr>
+            </w:pPr>
+            <w:r>
+              <w:rPr>
                 <w:rFonts w:ascii="Times New Roman;serif" w:hAnsi="Times New Roman;serif"/>
                 <w:b/>
                 <w:i w:val="false"/>
-                <w:i w:val="false"/>
-                <w:caps w:val="false"/>
-                <w:smallCaps w:val="false"/>
-                <w:strike w:val="false"/>
-                <w:dstrike w:val="false"/>
-                <w:color w:val="000000"/>
-                <w:sz w:val="22"/>
-                <w:u w:val="none"/>
-                <w:effect w:val="none"/>
-                <w:shd w:fill="EFEFEF" w:val="clear"/>
-              </w:rPr>
-            </w:pPr>
-            <w:r>
-              <w:rPr>
-                <w:rFonts w:ascii="Times New Roman;serif" w:hAnsi="Times New Roman;serif"/>
-                <w:b/>
-                <w:i w:val="false"/>
-                <w:caps w:val="false"/>
-                <w:smallCaps w:val="false"/>
-                <w:strike w:val="false"/>
-                <w:dstrike w:val="false"/>
-                <w:color w:val="000000"/>
-                <w:sz w:val="22"/>
-                <w:u w:val="none"/>
-                <w:effect w:val="none"/>
-                <w:shd w:fill="EFEFEF" w:val="clear"/>
+                <w:caps w:val="false"/>
+                <w:smallCaps w:val="false"/>
+                <w:strike w:val="false"/>
+                <w:dstrike w:val="false"/>
+                <w:color w:val="000000"/>
+                <w:sz w:val="22"/>
+                <w:u w:val="none"/>
+                <w:effect w:val="none"/>
+                <w:shd w:fill="auto" w:val="clear"/>
               </w:rPr>
               <w:t>ACERVO PERIÓDICOS E REVISTAS</w:t>
             </w:r>
@@ -38058,35 +37449,24 @@
               <w:ind w:hanging="0" w:left="0" w:right="0"/>
               <w:jc w:val="center"/>
               <w:rPr>
+                <w:highlight w:val="none"/>
+                <w:shd w:fill="auto" w:val="clear"/>
+              </w:rPr>
+            </w:pPr>
+            <w:r>
+              <w:rPr>
                 <w:rFonts w:ascii="Times New Roman;serif" w:hAnsi="Times New Roman;serif"/>
                 <w:b/>
                 <w:i w:val="false"/>
-                <w:i w:val="false"/>
-                <w:caps w:val="false"/>
-                <w:smallCaps w:val="false"/>
-                <w:strike w:val="false"/>
-                <w:dstrike w:val="false"/>
-                <w:color w:val="000000"/>
-                <w:sz w:val="22"/>
-                <w:u w:val="none"/>
-                <w:effect w:val="none"/>
-                <w:shd w:fill="EFEFEF" w:val="clear"/>
-              </w:rPr>
-            </w:pPr>
-            <w:r>
-              <w:rPr>
-                <w:rFonts w:ascii="Times New Roman;serif" w:hAnsi="Times New Roman;serif"/>
-                <w:b/>
-                <w:i w:val="false"/>
-                <w:caps w:val="false"/>
-                <w:smallCaps w:val="false"/>
-                <w:strike w:val="false"/>
-                <w:dstrike w:val="false"/>
-                <w:color w:val="000000"/>
-                <w:sz w:val="22"/>
-                <w:u w:val="none"/>
-                <w:effect w:val="none"/>
-                <w:shd w:fill="EFEFEF" w:val="clear"/>
+                <w:caps w:val="false"/>
+                <w:smallCaps w:val="false"/>
+                <w:strike w:val="false"/>
+                <w:dstrike w:val="false"/>
+                <w:color w:val="000000"/>
+                <w:sz w:val="22"/>
+                <w:u w:val="none"/>
+                <w:effect w:val="none"/>
+                <w:shd w:fill="auto" w:val="clear"/>
               </w:rPr>
               <w:t>TÍTULO REVISTAS</w:t>
             </w:r>
@@ -38112,35 +37492,24 @@
               <w:ind w:hanging="0" w:left="0" w:right="0"/>
               <w:jc w:val="center"/>
               <w:rPr>
+                <w:highlight w:val="none"/>
+                <w:shd w:fill="auto" w:val="clear"/>
+              </w:rPr>
+            </w:pPr>
+            <w:r>
+              <w:rPr>
                 <w:rFonts w:ascii="Times New Roman;serif" w:hAnsi="Times New Roman;serif"/>
                 <w:b/>
                 <w:i w:val="false"/>
-                <w:i w:val="false"/>
-                <w:caps w:val="false"/>
-                <w:smallCaps w:val="false"/>
-                <w:strike w:val="false"/>
-                <w:dstrike w:val="false"/>
-                <w:color w:val="000000"/>
-                <w:sz w:val="22"/>
-                <w:u w:val="none"/>
-                <w:effect w:val="none"/>
-                <w:shd w:fill="EFEFEF" w:val="clear"/>
-              </w:rPr>
-            </w:pPr>
-            <w:r>
-              <w:rPr>
-                <w:rFonts w:ascii="Times New Roman;serif" w:hAnsi="Times New Roman;serif"/>
-                <w:b/>
-                <w:i w:val="false"/>
-                <w:caps w:val="false"/>
-                <w:smallCaps w:val="false"/>
-                <w:strike w:val="false"/>
-                <w:dstrike w:val="false"/>
-                <w:color w:val="000000"/>
-                <w:sz w:val="22"/>
-                <w:u w:val="none"/>
-                <w:effect w:val="none"/>
-                <w:shd w:fill="EFEFEF" w:val="clear"/>
+                <w:caps w:val="false"/>
+                <w:smallCaps w:val="false"/>
+                <w:strike w:val="false"/>
+                <w:dstrike w:val="false"/>
+                <w:color w:val="000000"/>
+                <w:sz w:val="22"/>
+                <w:u w:val="none"/>
+                <w:effect w:val="none"/>
+                <w:shd w:fill="auto" w:val="clear"/>
               </w:rPr>
               <w:t>TOMBAMENTO</w:t>
             </w:r>
@@ -38166,35 +37535,24 @@
               <w:ind w:hanging="0" w:left="0" w:right="0"/>
               <w:jc w:val="center"/>
               <w:rPr>
+                <w:highlight w:val="none"/>
+                <w:shd w:fill="auto" w:val="clear"/>
+              </w:rPr>
+            </w:pPr>
+            <w:r>
+              <w:rPr>
                 <w:rFonts w:ascii="Times New Roman;serif" w:hAnsi="Times New Roman;serif"/>
                 <w:b/>
                 <w:i w:val="false"/>
-                <w:i w:val="false"/>
-                <w:caps w:val="false"/>
-                <w:smallCaps w:val="false"/>
-                <w:strike w:val="false"/>
-                <w:dstrike w:val="false"/>
-                <w:color w:val="000000"/>
-                <w:sz w:val="22"/>
-                <w:u w:val="none"/>
-                <w:effect w:val="none"/>
-                <w:shd w:fill="EFEFEF" w:val="clear"/>
-              </w:rPr>
-            </w:pPr>
-            <w:r>
-              <w:rPr>
-                <w:rFonts w:ascii="Times New Roman;serif" w:hAnsi="Times New Roman;serif"/>
-                <w:b/>
-                <w:i w:val="false"/>
-                <w:caps w:val="false"/>
-                <w:smallCaps w:val="false"/>
-                <w:strike w:val="false"/>
-                <w:dstrike w:val="false"/>
-                <w:color w:val="000000"/>
-                <w:sz w:val="22"/>
-                <w:u w:val="none"/>
-                <w:effect w:val="none"/>
-                <w:shd w:fill="EFEFEF" w:val="clear"/>
+                <w:caps w:val="false"/>
+                <w:smallCaps w:val="false"/>
+                <w:strike w:val="false"/>
+                <w:dstrike w:val="false"/>
+                <w:color w:val="000000"/>
+                <w:sz w:val="22"/>
+                <w:u w:val="none"/>
+                <w:effect w:val="none"/>
+                <w:shd w:fill="auto" w:val="clear"/>
               </w:rPr>
               <w:t>AUTOR</w:t>
             </w:r>
@@ -38220,35 +37578,24 @@
               <w:ind w:hanging="0" w:left="0" w:right="0"/>
               <w:jc w:val="center"/>
               <w:rPr>
+                <w:highlight w:val="none"/>
+                <w:shd w:fill="auto" w:val="clear"/>
+              </w:rPr>
+            </w:pPr>
+            <w:r>
+              <w:rPr>
                 <w:rFonts w:ascii="Times New Roman;serif" w:hAnsi="Times New Roman;serif"/>
                 <w:b/>
                 <w:i w:val="false"/>
-                <w:i w:val="false"/>
-                <w:caps w:val="false"/>
-                <w:smallCaps w:val="false"/>
-                <w:strike w:val="false"/>
-                <w:dstrike w:val="false"/>
-                <w:color w:val="000000"/>
-                <w:sz w:val="22"/>
-                <w:u w:val="none"/>
-                <w:effect w:val="none"/>
-                <w:shd w:fill="EFEFEF" w:val="clear"/>
-              </w:rPr>
-            </w:pPr>
-            <w:r>
-              <w:rPr>
-                <w:rFonts w:ascii="Times New Roman;serif" w:hAnsi="Times New Roman;serif"/>
-                <w:b/>
-                <w:i w:val="false"/>
-                <w:caps w:val="false"/>
-                <w:smallCaps w:val="false"/>
-                <w:strike w:val="false"/>
-                <w:dstrike w:val="false"/>
-                <w:color w:val="000000"/>
-                <w:sz w:val="22"/>
-                <w:u w:val="none"/>
-                <w:effect w:val="none"/>
-                <w:shd w:fill="EFEFEF" w:val="clear"/>
+                <w:caps w:val="false"/>
+                <w:smallCaps w:val="false"/>
+                <w:strike w:val="false"/>
+                <w:dstrike w:val="false"/>
+                <w:color w:val="000000"/>
+                <w:sz w:val="22"/>
+                <w:u w:val="none"/>
+                <w:effect w:val="none"/>
+                <w:shd w:fill="auto" w:val="clear"/>
               </w:rPr>
               <w:t>Nº DE EXEMPLARES</w:t>
             </w:r>
@@ -38360,7 +37707,7 @@
         <w:pStyle w:val="Heading1"/>
         <w:numPr>
           <w:ilvl w:val="0"/>
-          <w:numId w:val="1"/>
+          <w:numId w:val="2"/>
         </w:numPr>
         <w:rPr/>
       </w:pPr>
@@ -39100,6 +38447,125 @@
   <w:abstractNum w:abstractNumId="1">
     <w:lvl w:ilvl="0">
       <w:start w:val="1"/>
+      <w:numFmt w:val="none"/>
+      <w:suff w:val="nothing"/>
+      <w:lvlText w:val=""/>
+      <w:lvlJc w:val="left"/>
+      <w:pPr>
+        <w:tabs>
+          <w:tab w:val="num" w:pos="0"/>
+        </w:tabs>
+        <w:ind w:left="0" w:hanging="0"/>
+      </w:pPr>
+    </w:lvl>
+    <w:lvl w:ilvl="1">
+      <w:start w:val="1"/>
+      <w:numFmt w:val="none"/>
+      <w:suff w:val="nothing"/>
+      <w:lvlText w:val=""/>
+      <w:lvlJc w:val="left"/>
+      <w:pPr>
+        <w:tabs>
+          <w:tab w:val="num" w:pos="0"/>
+        </w:tabs>
+        <w:ind w:left="0" w:hanging="0"/>
+      </w:pPr>
+    </w:lvl>
+    <w:lvl w:ilvl="2">
+      <w:start w:val="1"/>
+      <w:numFmt w:val="none"/>
+      <w:suff w:val="nothing"/>
+      <w:lvlText w:val=""/>
+      <w:lvlJc w:val="left"/>
+      <w:pPr>
+        <w:tabs>
+          <w:tab w:val="num" w:pos="0"/>
+        </w:tabs>
+        <w:ind w:left="0" w:hanging="0"/>
+      </w:pPr>
+    </w:lvl>
+    <w:lvl w:ilvl="3">
+      <w:start w:val="1"/>
+      <w:numFmt w:val="none"/>
+      <w:suff w:val="nothing"/>
+      <w:lvlText w:val=""/>
+      <w:lvlJc w:val="left"/>
+      <w:pPr>
+        <w:tabs>
+          <w:tab w:val="num" w:pos="0"/>
+        </w:tabs>
+        <w:ind w:left="0" w:hanging="0"/>
+      </w:pPr>
+    </w:lvl>
+    <w:lvl w:ilvl="4">
+      <w:start w:val="1"/>
+      <w:numFmt w:val="none"/>
+      <w:suff w:val="nothing"/>
+      <w:lvlText w:val=""/>
+      <w:lvlJc w:val="left"/>
+      <w:pPr>
+        <w:tabs>
+          <w:tab w:val="num" w:pos="0"/>
+        </w:tabs>
+        <w:ind w:left="0" w:hanging="0"/>
+      </w:pPr>
+    </w:lvl>
+    <w:lvl w:ilvl="5">
+      <w:start w:val="1"/>
+      <w:numFmt w:val="none"/>
+      <w:suff w:val="nothing"/>
+      <w:lvlText w:val=""/>
+      <w:lvlJc w:val="left"/>
+      <w:pPr>
+        <w:tabs>
+          <w:tab w:val="num" w:pos="0"/>
+        </w:tabs>
+        <w:ind w:left="0" w:hanging="0"/>
+      </w:pPr>
+    </w:lvl>
+    <w:lvl w:ilvl="6">
+      <w:start w:val="1"/>
+      <w:numFmt w:val="none"/>
+      <w:suff w:val="nothing"/>
+      <w:lvlText w:val=""/>
+      <w:lvlJc w:val="left"/>
+      <w:pPr>
+        <w:tabs>
+          <w:tab w:val="num" w:pos="0"/>
+        </w:tabs>
+        <w:ind w:left="0" w:hanging="0"/>
+      </w:pPr>
+    </w:lvl>
+    <w:lvl w:ilvl="7">
+      <w:start w:val="1"/>
+      <w:numFmt w:val="none"/>
+      <w:suff w:val="nothing"/>
+      <w:lvlText w:val=""/>
+      <w:lvlJc w:val="left"/>
+      <w:pPr>
+        <w:tabs>
+          <w:tab w:val="num" w:pos="0"/>
+        </w:tabs>
+        <w:ind w:left="0" w:hanging="0"/>
+      </w:pPr>
+    </w:lvl>
+    <w:lvl w:ilvl="8">
+      <w:start w:val="1"/>
+      <w:numFmt w:val="none"/>
+      <w:suff w:val="nothing"/>
+      <w:lvlText w:val=""/>
+      <w:lvlJc w:val="left"/>
+      <w:pPr>
+        <w:tabs>
+          <w:tab w:val="num" w:pos="0"/>
+        </w:tabs>
+        <w:ind w:left="0" w:hanging="0"/>
+      </w:pPr>
+    </w:lvl>
+  </w:abstractNum>
+  <w:abstractNum w:abstractNumId="2">
+    <w:lvl w:ilvl="0">
+      <w:start w:val="1"/>
       <w:numFmt w:val="decimal"/>
       <w:lvlText w:val="%1"/>
       <w:lvlJc w:val="left"/>
@@ -39214,125 +38680,6 @@
         <w:ind w:left="3600" w:hanging="360"/>
       </w:pPr>
       <w:rPr/>
-    </w:lvl>
-  </w:abstractNum>
-  <w:abstractNum w:abstractNumId="2">
-    <w:lvl w:ilvl="0">
-      <w:start w:val="1"/>
-      <w:numFmt w:val="none"/>
-      <w:suff w:val="nothing"/>
-      <w:lvlText w:val=""/>
-      <w:lvlJc w:val="left"/>
-      <w:pPr>
-        <w:tabs>
-          <w:tab w:val="num" w:pos="0"/>
-        </w:tabs>
-        <w:ind w:left="0" w:hanging="0"/>
-      </w:pPr>
-    </w:lvl>
-    <w:lvl w:ilvl="1">
-      <w:start w:val="1"/>
-      <w:numFmt w:val="none"/>
-      <w:suff w:val="nothing"/>
-      <w:lvlText w:val=""/>
-      <w:lvlJc w:val="left"/>
-      <w:pPr>
-        <w:tabs>
-          <w:tab w:val="num" w:pos="0"/>
-        </w:tabs>
-        <w:ind w:left="0" w:hanging="0"/>
-      </w:pPr>
-    </w:lvl>
-    <w:lvl w:ilvl="2">
-      <w:start w:val="1"/>
-      <w:numFmt w:val="none"/>
-      <w:suff w:val="nothing"/>
-      <w:lvlText w:val=""/>
-      <w:lvlJc w:val="left"/>
-      <w:pPr>
-        <w:tabs>
-          <w:tab w:val="num" w:pos="0"/>
-        </w:tabs>
-        <w:ind w:left="0" w:hanging="0"/>
-      </w:pPr>
-    </w:lvl>
-    <w:lvl w:ilvl="3">
-      <w:start w:val="1"/>
-      <w:numFmt w:val="none"/>
-      <w:suff w:val="nothing"/>
-      <w:lvlText w:val=""/>
-      <w:lvlJc w:val="left"/>
-      <w:pPr>
-        <w:tabs>
-          <w:tab w:val="num" w:pos="0"/>
-        </w:tabs>
-        <w:ind w:left="0" w:hanging="0"/>
-      </w:pPr>
-    </w:lvl>
-    <w:lvl w:ilvl="4">
-      <w:start w:val="1"/>
-      <w:numFmt w:val="none"/>
-      <w:suff w:val="nothing"/>
-      <w:lvlText w:val=""/>
-      <w:lvlJc w:val="left"/>
-      <w:pPr>
-        <w:tabs>
-          <w:tab w:val="num" w:pos="0"/>
-        </w:tabs>
-        <w:ind w:left="0" w:hanging="0"/>
-      </w:pPr>
-    </w:lvl>
-    <w:lvl w:ilvl="5">
-      <w:start w:val="1"/>
-      <w:numFmt w:val="none"/>
-      <w:suff w:val="nothing"/>
-      <w:lvlText w:val=""/>
-      <w:lvlJc w:val="left"/>
-      <w:pPr>
-        <w:tabs>
-          <w:tab w:val="num" w:pos="0"/>
-        </w:tabs>
-        <w:ind w:left="0" w:hanging="0"/>
-      </w:pPr>
-    </w:lvl>
-    <w:lvl w:ilvl="6">
-      <w:start w:val="1"/>
-      <w:numFmt w:val="none"/>
-      <w:suff w:val="nothing"/>
-      <w:lvlText w:val=""/>
-      <w:lvlJc w:val="left"/>
-      <w:pPr>
-        <w:tabs>
-          <w:tab w:val="num" w:pos="0"/>
-        </w:tabs>
-        <w:ind w:left="0" w:hanging="0"/>
-      </w:pPr>
-    </w:lvl>
-    <w:lvl w:ilvl="7">
-      <w:start w:val="1"/>
-      <w:numFmt w:val="none"/>
-      <w:suff w:val="nothing"/>
-      <w:lvlText w:val=""/>
-      <w:lvlJc w:val="left"/>
-      <w:pPr>
-        <w:tabs>
-          <w:tab w:val="num" w:pos="0"/>
-        </w:tabs>
-        <w:ind w:left="0" w:hanging="0"/>
-      </w:pPr>
-    </w:lvl>
-    <w:lvl w:ilvl="8">
-      <w:start w:val="1"/>
-      <w:numFmt w:val="none"/>
-      <w:suff w:val="nothing"/>
-      <w:lvlText w:val=""/>
-      <w:lvlJc w:val="left"/>
-      <w:pPr>
-        <w:tabs>
-          <w:tab w:val="num" w:pos="0"/>
-        </w:tabs>
-        <w:ind w:left="0" w:hanging="0"/>
-      </w:pPr>
     </w:lvl>
   </w:abstractNum>
   <w:num w:numId="1">
@@ -39390,7 +38737,7 @@
     <w:pPr>
       <w:numPr>
         <w:ilvl w:val="0"/>
-        <w:numId w:val="1"/>
+        <w:numId w:val="2"/>
       </w:numPr>
       <w:spacing w:before="240" w:after="120"/>
       <w:outlineLvl w:val="0"/>
@@ -39410,7 +38757,7 @@
     <w:pPr>
       <w:numPr>
         <w:ilvl w:val="1"/>
-        <w:numId w:val="1"/>
+        <w:numId w:val="2"/>
       </w:numPr>
       <w:spacing w:before="200" w:after="120"/>
       <w:outlineLvl w:val="1"/>
@@ -39432,7 +38779,7 @@
     <w:pPr>
       <w:numPr>
         <w:ilvl w:val="2"/>
-        <w:numId w:val="1"/>
+        <w:numId w:val="2"/>
       </w:numPr>
       <w:spacing w:before="140" w:after="120"/>
       <w:outlineLvl w:val="2"/>
@@ -39454,7 +38801,7 @@
     <w:pPr>
       <w:numPr>
         <w:ilvl w:val="3"/>
-        <w:numId w:val="1"/>
+        <w:numId w:val="2"/>
       </w:numPr>
       <w:spacing w:before="120" w:after="120"/>
       <w:outlineLvl w:val="3"/>
@@ -39476,7 +38823,7 @@
     <w:pPr>
       <w:numPr>
         <w:ilvl w:val="4"/>
-        <w:numId w:val="1"/>
+        <w:numId w:val="2"/>
       </w:numPr>
       <w:spacing w:before="120" w:after="60"/>
       <w:outlineLvl w:val="4"/>
@@ -39496,7 +38843,7 @@
     <w:pPr>
       <w:numPr>
         <w:ilvl w:val="5"/>
-        <w:numId w:val="1"/>
+        <w:numId w:val="2"/>
       </w:numPr>
       <w:spacing w:before="60" w:after="60"/>
       <w:outlineLvl w:val="5"/>
@@ -39518,7 +38865,7 @@
     <w:pPr>
       <w:numPr>
         <w:ilvl w:val="6"/>
-        <w:numId w:val="1"/>
+        <w:numId w:val="2"/>
       </w:numPr>
       <w:spacing w:before="60" w:after="60"/>
       <w:outlineLvl w:val="6"/>
@@ -39547,8 +38894,8 @@
     <w:qFormat/>
     <w:rPr/>
   </w:style>
-  <w:style w:type="character" w:styleId="Bullets">
-    <w:name w:val="Bullets"/>
+  <w:style w:type="character" w:styleId="Bulletsuser">
+    <w:name w:val="Bullets (user)"/>
     <w:qFormat/>
     <w:rPr>
       <w:rFonts w:ascii="OpenSymbol" w:hAnsi="OpenSymbol" w:eastAsia="OpenSymbol" w:cs="OpenSymbol"/>
@@ -39806,8 +39153,8 @@
     <w:pPr/>
     <w:rPr/>
   </w:style>
-  <w:style w:type="paragraph" w:styleId="TableIndexHeadinguser">
-    <w:name w:val="Table Index Heading (user)"/>
+  <w:style w:type="paragraph" w:styleId="TableIndexHeading">
+    <w:name w:val="Table Index Heading"/>
     <w:basedOn w:val="IndexHeading"/>
     <w:qFormat/>
     <w:pPr>
@@ -39862,8 +39209,8 @@
     </w:pPr>
     <w:rPr/>
   </w:style>
-  <w:style w:type="paragraph" w:styleId="FooterLeft">
-    <w:name w:val="Footer Left"/>
+  <w:style w:type="paragraph" w:styleId="FooterLeftuser">
+    <w:name w:val="Footer Left (user)"/>
     <w:basedOn w:val="Footer"/>
     <w:qFormat/>
     <w:pPr>
@@ -39871,8 +39218,8 @@
     </w:pPr>
     <w:rPr/>
   </w:style>
-  <w:style w:type="paragraph" w:styleId="FooterRight">
-    <w:name w:val="Footer Right"/>
+  <w:style w:type="paragraph" w:styleId="FooterRightuser">
+    <w:name w:val="Footer Right (user)"/>
     <w:basedOn w:val="Footer"/>
     <w:qFormat/>
     <w:pPr>
@@ -39915,8 +39262,8 @@
       <w:bCs/>
     </w:rPr>
   </w:style>
-  <w:style w:type="paragraph" w:styleId="FrameContents">
-    <w:name w:val="Frame Contents"/>
+  <w:style w:type="paragraph" w:styleId="FrameContentsuser">
+    <w:name w:val="Frame Contents (user)"/>
     <w:basedOn w:val="Normal"/>
     <w:qFormat/>
     <w:pPr/>

--- a/src/main/resources/ppc.docx
+++ b/src/main/resources/ppc.docx
@@ -17283,7 +17283,7 @@
         <w:pStyle w:val="Quadro"/>
         <w:keepNext w:val="true"/>
         <w:spacing w:lineRule="auto" w:line="360"/>
-        <w:ind w:firstLine="709"/>
+        <w:ind w:hanging="0" w:left="0"/>
         <w:jc w:val="both"/>
         <w:rPr>
           <w:rFonts w:ascii="Times New Roman" w:hAnsi="Times New Roman"/>
@@ -21082,11 +21082,9 @@
         <w:pStyle w:val="BodyText"/>
         <w:bidi w:val="0"/>
         <w:spacing w:lineRule="auto" w:line="360" w:before="0" w:after="0"/>
-        <w:ind w:firstLine="720" w:left="0" w:right="121"/>
+        <w:ind w:firstLine="709" w:left="0" w:right="0"/>
         <w:jc w:val="both"/>
-        <w:rPr>
-          <w:rFonts w:ascii="Times New Roman" w:hAnsi="Times New Roman"/>
-        </w:rPr>
+        <w:rPr/>
       </w:pPr>
       <w:r>
         <w:rPr>
@@ -21263,30 +21261,46 @@
     <w:p>
       <w:pPr>
         <w:pStyle w:val="BodyText"/>
+        <w:widowControl/>
+        <w:suppressAutoHyphens w:val="true"/>
+        <w:overflowPunct w:val="false"/>
         <w:bidi w:val="0"/>
-        <w:spacing w:lineRule="auto" w:line="360" w:before="0" w:after="0"/>
-        <w:ind w:firstLine="720" w:left="0" w:right="121"/>
-        <w:jc w:val="both"/>
-        <w:rPr>
-          <w:rFonts w:ascii="Times New Roman" w:hAnsi="Times New Roman"/>
+        <w:spacing w:before="0" w:after="0"/>
+        <w:ind w:firstLine="709" w:left="0" w:right="0"/>
+        <w:rPr>
+          <w:rFonts w:ascii="Times New Roman" w:hAnsi="Times New Roman" w:eastAsia="Noto Serif CJK SC" w:cs="FreeSans"/>
+          <w:b w:val="false"/>
+          <w:i w:val="false"/>
+          <w:i w:val="false"/>
+          <w:strike w:val="false"/>
+          <w:dstrike w:val="false"/>
+          <w:color w:val="000000"/>
+          <w:kern w:val="2"/>
+          <w:sz w:val="24"/>
+          <w:szCs w:val="24"/>
+          <w:u w:val="none"/>
+          <w:effect w:val="none"/>
+          <w:shd w:fill="FFF2CC" w:val="clear"/>
+          <w:lang w:val="pt-BR" w:eastAsia="zh-CN" w:bidi="hi-IN"/>
         </w:rPr>
       </w:pPr>
       <w:bookmarkStart w:id="77" w:name="docs-internal-guid-bb97c807-7fff-c7fa-00"/>
       <w:bookmarkEnd w:id="77"/>
       <w:r>
         <w:rPr>
+          <w:rFonts w:eastAsia="Noto Serif CJK SC" w:cs="FreeSans"/>
           <w:b w:val="false"/>
           <w:i w:val="false"/>
-          <w:caps w:val="false"/>
-          <w:smallCaps w:val="false"/>
-          <w:strike w:val="false"/>
-          <w:dstrike w:val="false"/>
-          <w:color w:val="000000"/>
+          <w:strike w:val="false"/>
+          <w:dstrike w:val="false"/>
+          <w:color w:val="000000"/>
+          <w:kern w:val="2"/>
           <w:sz w:val="24"/>
           <w:szCs w:val="24"/>
           <w:u w:val="none"/>
           <w:effect w:val="none"/>
           <w:shd w:fill="FFF2CC" w:val="clear"/>
+          <w:lang w:val="pt-BR" w:eastAsia="zh-CN" w:bidi="hi-IN"/>
         </w:rPr>
         <w:t>Nele devem constar os resumos dos conteúdos e as respectivas bibliografias, básica e complementar, dos componentes curriculares. Esse item é obrigatório para solicitação de autorização junto ao Conselho Superior do IFPE. Dessa forma, devem ser observadas a adequação e a atualização do ementário dos componentes curriculares, considerando o perfil do egresso, sendo este um dos indicadores utilizados pelo SINAES que avalia, também, o grau de relevância dos conteúdos curriculares apresentados, se estão adequadamente definidos, atualizados e coerentes com os objetivos do curso, com o perfil do egresso e com o dimensionamento da carga horária, e se estão sendo complementados por atividades extraclasse definidas e articuladas com o processo global de formação. É obrigatório que o PPC apresente, também, uma adequada coerência dos conteúdos curriculares com as Diretrizes Curriculares Nacionais – DCN. Isso porque o SINAES analisa a coerência do PPC e do currículo com as Diretrizes Curriculares Nacionais específicas dos cursos de Bacharelado e Tecnologia.</w:t>
       </w:r>
@@ -35260,21 +35274,7 @@
                 <w:sz w:val="24"/>
                 <w:szCs w:val="24"/>
               </w:rPr>
-              <w:t xml:space="preserve">Biblioteca do </w:t>
-            </w:r>
-            <w:r>
-              <w:rPr>
-                <w:sz w:val="24"/>
-                <w:szCs w:val="24"/>
-              </w:rPr>
-              <w:t>IFPE</w:t>
-            </w:r>
-            <w:r>
-              <w:rPr>
-                <w:sz w:val="24"/>
-                <w:szCs w:val="24"/>
-              </w:rPr>
-              <w:t xml:space="preserve"> – Campus {{campus}}</w:t>
+              <w:t>Biblioteca do IFPE – Campus {{campus}}</w:t>
             </w:r>
           </w:p>
         </w:tc>

--- a/src/main/resources/ppc.docx
+++ b/src/main/resources/ppc.docx
@@ -565,6 +565,66 @@
     </w:p>
     <w:p>
       <w:pPr>
+        <w:pStyle w:val="Normal"/>
+        <w:jc w:val="center"/>
+        <w:rPr>
+          <w:rFonts w:ascii="Times New Roman" w:hAnsi="Times New Roman" w:eastAsia="Times New Roman" w:cs="Times New Roman"/>
+          <w:b/>
+          <w:sz w:val="24"/>
+          <w:szCs w:val="24"/>
+        </w:rPr>
+      </w:pPr>
+      <w:r>
+        <w:rPr>
+          <w:rFonts w:eastAsia="Times New Roman" w:cs="Times New Roman"/>
+          <w:b/>
+          <w:sz w:val="24"/>
+          <w:szCs w:val="24"/>
+        </w:rPr>
+      </w:r>
+    </w:p>
+    <w:p>
+      <w:pPr>
+        <w:pStyle w:val="Normal"/>
+        <w:jc w:val="center"/>
+        <w:rPr>
+          <w:rFonts w:ascii="Times New Roman" w:hAnsi="Times New Roman" w:eastAsia="Times New Roman" w:cs="Times New Roman"/>
+          <w:b/>
+          <w:sz w:val="24"/>
+          <w:szCs w:val="24"/>
+        </w:rPr>
+      </w:pPr>
+      <w:r>
+        <w:rPr>
+          <w:rFonts w:eastAsia="Times New Roman" w:cs="Times New Roman"/>
+          <w:b/>
+          <w:sz w:val="24"/>
+          <w:szCs w:val="24"/>
+        </w:rPr>
+      </w:r>
+    </w:p>
+    <w:p>
+      <w:pPr>
+        <w:pStyle w:val="Normal"/>
+        <w:jc w:val="center"/>
+        <w:rPr>
+          <w:rFonts w:ascii="Times New Roman" w:hAnsi="Times New Roman" w:eastAsia="Times New Roman" w:cs="Times New Roman"/>
+          <w:b/>
+          <w:sz w:val="24"/>
+          <w:szCs w:val="24"/>
+        </w:rPr>
+      </w:pPr>
+      <w:r>
+        <w:rPr>
+          <w:rFonts w:eastAsia="Times New Roman" w:cs="Times New Roman"/>
+          <w:b/>
+          <w:sz w:val="24"/>
+          <w:szCs w:val="24"/>
+        </w:rPr>
+      </w:r>
+    </w:p>
+    <w:p>
+      <w:pPr>
         <w:pStyle w:val="Comisso"/>
         <w:rPr>
           <w:highlight w:val="none"/>
@@ -1659,17 +1719,16 @@
             </w:rPr>
             <w:fldChar w:fldCharType="separate"/>
           </w:r>
-          <w:r>
-            <w:rPr>
-              <w:rStyle w:val="IndexLink"/>
-            </w:rPr>
-            <w:t>1 APRESENTAÇÃO</w:t>
-          </w:r>
-          <w:r>
-            <w:rPr/>
-            <w:tab/>
-            <w:t>9</w:t>
-          </w:r>
+          <w:hyperlink w:anchor="__RefHeading___Toc3343_1736451874" w:tooltip="APRESENTAÇÃO">
+            <w:r>
+              <w:rPr>
+                <w:rStyle w:val="IndexLink"/>
+              </w:rPr>
+              <w:t>1 APRESENTAÇÃO</w:t>
+              <w:tab/>
+              <w:t>9</w:t>
+            </w:r>
+          </w:hyperlink>
         </w:p>
         <w:p>
           <w:pPr>
@@ -1680,12 +1739,16 @@
             </w:tabs>
             <w:rPr/>
           </w:pPr>
-          <w:r>
-            <w:rPr/>
-            <w:t>2 DADOS DA INSTITUIÇÃO</w:t>
-            <w:tab/>
-            <w:t>9</w:t>
-          </w:r>
+          <w:hyperlink w:anchor="__RefHeading___Toc3345_1736451874" w:tooltip="DADOS DA INSTITUIÇÃO">
+            <w:r>
+              <w:rPr>
+                <w:rStyle w:val="IndexLink"/>
+              </w:rPr>
+              <w:t>2 DADOS DA INSTITUIÇÃO</w:t>
+              <w:tab/>
+              <w:t>9</w:t>
+            </w:r>
+          </w:hyperlink>
         </w:p>
         <w:p>
           <w:pPr>
@@ -1696,12 +1759,16 @@
             </w:tabs>
             <w:rPr/>
           </w:pPr>
-          <w:r>
-            <w:rPr/>
-            <w:t>2.1 Da Mantenedora</w:t>
-            <w:tab/>
-            <w:t>9</w:t>
-          </w:r>
+          <w:hyperlink w:anchor="__RefHeading___Toc3347_1736451874" w:tooltip="Da Mantenedora">
+            <w:r>
+              <w:rPr>
+                <w:rStyle w:val="IndexLink"/>
+              </w:rPr>
+              <w:t>2.1 Da Mantenedora</w:t>
+              <w:tab/>
+              <w:t>9</w:t>
+            </w:r>
+          </w:hyperlink>
         </w:p>
         <w:p>
           <w:pPr>
@@ -1712,12 +1779,16 @@
             </w:tabs>
             <w:rPr/>
           </w:pPr>
-          <w:r>
-            <w:rPr/>
-            <w:t>2.2 Da Instituição Proponente do Curso</w:t>
-            <w:tab/>
-            <w:t>9</w:t>
-          </w:r>
+          <w:hyperlink w:anchor="__RefHeading___Toc3349_1736451874" w:tooltip="Da Instituição Proponente do Curso">
+            <w:r>
+              <w:rPr>
+                <w:rStyle w:val="IndexLink"/>
+              </w:rPr>
+              <w:t>2.2 Da Instituição Proponente do Curso</w:t>
+              <w:tab/>
+              <w:t>9</w:t>
+            </w:r>
+          </w:hyperlink>
         </w:p>
         <w:p>
           <w:pPr>
@@ -1728,12 +1799,16 @@
             </w:tabs>
             <w:rPr/>
           </w:pPr>
-          <w:r>
-            <w:rPr/>
-            <w:t>2.3 Situação do Curso</w:t>
-            <w:tab/>
-            <w:t>10</w:t>
-          </w:r>
+          <w:hyperlink w:anchor="__RefHeading___Toc3351_1736451874" w:tooltip="Situação do Curso">
+            <w:r>
+              <w:rPr>
+                <w:rStyle w:val="IndexLink"/>
+              </w:rPr>
+              <w:t>2.3 Situação do Curso</w:t>
+              <w:tab/>
+              <w:t>10</w:t>
+            </w:r>
+          </w:hyperlink>
         </w:p>
         <w:p>
           <w:pPr>
@@ -1744,12 +1819,16 @@
             </w:tabs>
             <w:rPr/>
           </w:pPr>
-          <w:r>
-            <w:rPr/>
-            <w:t>3 HISTÓRICO DA INSTITUIÇÃO – IFPE</w:t>
-            <w:tab/>
-            <w:t>14</w:t>
-          </w:r>
+          <w:hyperlink w:anchor="__RefHeading___Toc3343_1736451874_Copy_1" w:tooltip="HISTÓRICO DA INSTITUIÇÃO – IFPE">
+            <w:r>
+              <w:rPr>
+                <w:rStyle w:val="IndexLink"/>
+              </w:rPr>
+              <w:t>3 HISTÓRICO DA INSTITUIÇÃO – IFPE</w:t>
+              <w:tab/>
+              <w:t>14</w:t>
+            </w:r>
+          </w:hyperlink>
         </w:p>
         <w:p>
           <w:pPr>
@@ -1760,12 +1839,16 @@
             </w:tabs>
             <w:rPr/>
           </w:pPr>
-          <w:r>
-            <w:rPr/>
-            <w:t>4 HISTÓRICO DO CAMPUS {{campus}}</w:t>
-            <w:tab/>
-            <w:t>16</w:t>
-          </w:r>
+          <w:hyperlink w:anchor="__RefHeading___Toc3343_1736451874_Copy_2" w:tooltip="HISTÓRICO DO CAMPUS {{campus}}">
+            <w:r>
+              <w:rPr>
+                <w:rStyle w:val="IndexLink"/>
+              </w:rPr>
+              <w:t>4 HISTÓRICO DO CAMPUS {{campus}}</w:t>
+              <w:tab/>
+              <w:t>16</w:t>
+            </w:r>
+          </w:hyperlink>
         </w:p>
         <w:p>
           <w:pPr>
@@ -1776,12 +1859,16 @@
             </w:tabs>
             <w:rPr/>
           </w:pPr>
-          <w:r>
-            <w:rPr/>
-            <w:t>5 HISTÓRICO DO CURSO</w:t>
-            <w:tab/>
-            <w:t>16</w:t>
-          </w:r>
+          <w:hyperlink w:anchor="__RefHeading___Toc3343_1736451874_Copy_3" w:tooltip="HISTÓRICO DO CURSO">
+            <w:r>
+              <w:rPr>
+                <w:rStyle w:val="IndexLink"/>
+              </w:rPr>
+              <w:t>5 HISTÓRICO DO CURSO</w:t>
+              <w:tab/>
+              <w:t>16</w:t>
+            </w:r>
+          </w:hyperlink>
         </w:p>
         <w:p>
           <w:pPr>
@@ -1792,12 +1879,16 @@
             </w:tabs>
             <w:rPr/>
           </w:pPr>
-          <w:r>
-            <w:rPr/>
-            <w:t>6 JUSTIFICATIVA</w:t>
-            <w:tab/>
-            <w:t>16</w:t>
-          </w:r>
+          <w:hyperlink w:anchor="__RefHeading___Toc3343_1736451874_Copy_4" w:tooltip="JUSTIFICATIVA">
+            <w:r>
+              <w:rPr>
+                <w:rStyle w:val="IndexLink"/>
+              </w:rPr>
+              <w:t>6 JUSTIFICATIVA</w:t>
+              <w:tab/>
+              <w:t>16</w:t>
+            </w:r>
+          </w:hyperlink>
         </w:p>
         <w:p>
           <w:pPr>
@@ -1808,12 +1899,16 @@
             </w:tabs>
             <w:rPr/>
           </w:pPr>
-          <w:r>
-            <w:rPr/>
-            <w:t>6.1 Objetivos</w:t>
-            <w:tab/>
-            <w:t>17</w:t>
-          </w:r>
+          <w:hyperlink w:anchor="__RefHeading___Toc3351_1736451874_Copy_1" w:tooltip="Objetivos">
+            <w:r>
+              <w:rPr>
+                <w:rStyle w:val="IndexLink"/>
+              </w:rPr>
+              <w:t>6.1 Objetivos</w:t>
+              <w:tab/>
+              <w:t>17</w:t>
+            </w:r>
+          </w:hyperlink>
         </w:p>
         <w:p>
           <w:pPr>
@@ -1824,12 +1919,16 @@
             </w:tabs>
             <w:rPr/>
           </w:pPr>
-          <w:r>
-            <w:rPr/>
-            <w:t>6.1.1 Objetivo Geral</w:t>
-            <w:tab/>
-            <w:t>17</w:t>
-          </w:r>
+          <w:hyperlink w:anchor="__RefHeading___Toc3351_1736451874_Copy_2" w:tooltip="Objetivo Geral">
+            <w:r>
+              <w:rPr>
+                <w:rStyle w:val="IndexLink"/>
+              </w:rPr>
+              <w:t>6.1.1 Objetivo Geral</w:t>
+              <w:tab/>
+              <w:t>17</w:t>
+            </w:r>
+          </w:hyperlink>
         </w:p>
         <w:p>
           <w:pPr>
@@ -1840,12 +1939,16 @@
             </w:tabs>
             <w:rPr/>
           </w:pPr>
-          <w:r>
-            <w:rPr/>
-            <w:t>6.1.2 Objetivos Específicos</w:t>
-            <w:tab/>
-            <w:t>17</w:t>
-          </w:r>
+          <w:hyperlink w:anchor="__RefHeading___Toc3351_1736451874_Copy_3" w:tooltip="Objetivos Específicos">
+            <w:r>
+              <w:rPr>
+                <w:rStyle w:val="IndexLink"/>
+              </w:rPr>
+              <w:t>6.1.2 Objetivos Específicos</w:t>
+              <w:tab/>
+              <w:t>17</w:t>
+            </w:r>
+          </w:hyperlink>
         </w:p>
         <w:p>
           <w:pPr>
@@ -1856,12 +1959,16 @@
             </w:tabs>
             <w:rPr/>
           </w:pPr>
-          <w:r>
-            <w:rPr/>
-            <w:t>6.1.3 Articulação entre os objetivos e as características locais e regionais</w:t>
-            <w:tab/>
-            <w:t>17</w:t>
-          </w:r>
+          <w:hyperlink w:anchor="__RefHeading___Toc5067_1736451874" w:tooltip="Articulação entre os objetivos e as características locais e regionais">
+            <w:r>
+              <w:rPr>
+                <w:rStyle w:val="IndexLink"/>
+              </w:rPr>
+              <w:t>6.1.3 Articulação entre os objetivos e as características locais e regionais</w:t>
+              <w:tab/>
+              <w:t>17</w:t>
+            </w:r>
+          </w:hyperlink>
         </w:p>
         <w:p>
           <w:pPr>
@@ -1872,12 +1979,16 @@
             </w:tabs>
             <w:rPr/>
           </w:pPr>
-          <w:r>
-            <w:rPr/>
-            <w:t>6.1.4 Articulação entre os objetivos e o contexto educacional</w:t>
-            <w:tab/>
-            <w:t>17</w:t>
-          </w:r>
+          <w:hyperlink w:anchor="__RefHeading___Toc5069_1736451874" w:tooltip="Articulação entre os objetivos e o contexto educacional">
+            <w:r>
+              <w:rPr>
+                <w:rStyle w:val="IndexLink"/>
+              </w:rPr>
+              <w:t>6.1.4 Articulação entre os objetivos e o contexto educacional</w:t>
+              <w:tab/>
+              <w:t>17</w:t>
+            </w:r>
+          </w:hyperlink>
         </w:p>
         <w:p>
           <w:pPr>
@@ -1888,12 +1999,16 @@
             </w:tabs>
             <w:rPr/>
           </w:pPr>
-          <w:r>
-            <w:rPr/>
-            <w:t>7 REQUISITOS E FORMAS DE ACESSO</w:t>
-            <w:tab/>
-            <w:t>17</w:t>
-          </w:r>
+          <w:hyperlink w:anchor="__RefHeading___Toc5071_1736451874" w:tooltip="REQUISITOS E FORMAS DE ACESSO">
+            <w:r>
+              <w:rPr>
+                <w:rStyle w:val="IndexLink"/>
+              </w:rPr>
+              <w:t>7 REQUISITOS E FORMAS DE ACESSO</w:t>
+              <w:tab/>
+              <w:t>17</w:t>
+            </w:r>
+          </w:hyperlink>
         </w:p>
         <w:p>
           <w:pPr>
@@ -1904,12 +2019,16 @@
             </w:tabs>
             <w:rPr/>
           </w:pPr>
-          <w:r>
-            <w:rPr/>
-            <w:t>7.1 Publico Alvo</w:t>
-            <w:tab/>
-            <w:t>17</w:t>
-          </w:r>
+          <w:hyperlink w:anchor="__RefHeading___Toc7894_1192043239" w:tooltip="Publico Alvo">
+            <w:r>
+              <w:rPr>
+                <w:rStyle w:val="IndexLink"/>
+              </w:rPr>
+              <w:t>7.1 Publico Alvo</w:t>
+              <w:tab/>
+              <w:t>17</w:t>
+            </w:r>
+          </w:hyperlink>
         </w:p>
         <w:p>
           <w:pPr>
@@ -1920,12 +2039,16 @@
             </w:tabs>
             <w:rPr/>
           </w:pPr>
-          <w:r>
-            <w:rPr/>
-            <w:t>7.2 Formas de Acesso</w:t>
-            <w:tab/>
-            <w:t>18</w:t>
-          </w:r>
+          <w:hyperlink w:anchor="__RefHeading___Toc7896_1192043239" w:tooltip="Formas de Acesso">
+            <w:r>
+              <w:rPr>
+                <w:rStyle w:val="IndexLink"/>
+              </w:rPr>
+              <w:t>7.2 Formas de Acesso</w:t>
+              <w:tab/>
+              <w:t>18</w:t>
+            </w:r>
+          </w:hyperlink>
         </w:p>
         <w:p>
           <w:pPr>
@@ -1936,12 +2059,16 @@
             </w:tabs>
             <w:rPr/>
           </w:pPr>
-          <w:r>
-            <w:rPr/>
-            <w:t>8 FUNDAMENTAÇÃO LEGAL</w:t>
-            <w:tab/>
-            <w:t>18</w:t>
-          </w:r>
+          <w:hyperlink w:anchor="__RefHeading___Toc5081_1736451874" w:tooltip="FUNDAMENTAÇÃO LEGAL">
+            <w:r>
+              <w:rPr>
+                <w:rStyle w:val="IndexLink"/>
+              </w:rPr>
+              <w:t>8 FUNDAMENTAÇÃO LEGAL</w:t>
+              <w:tab/>
+              <w:t>18</w:t>
+            </w:r>
+          </w:hyperlink>
         </w:p>
         <w:p>
           <w:pPr>
@@ -1952,12 +2079,16 @@
             </w:tabs>
             <w:rPr/>
           </w:pPr>
-          <w:r>
-            <w:rPr/>
-            <w:t>8.1 Leis Federais</w:t>
-            <w:tab/>
-            <w:t>18</w:t>
-          </w:r>
+          <w:hyperlink w:anchor="__RefHeading___Toc5083_1736451874" w:tooltip="Leis Federais">
+            <w:r>
+              <w:rPr>
+                <w:rStyle w:val="IndexLink"/>
+              </w:rPr>
+              <w:t>8.1 Leis Federais</w:t>
+              <w:tab/>
+              <w:t>18</w:t>
+            </w:r>
+          </w:hyperlink>
         </w:p>
         <w:p>
           <w:pPr>
@@ -1968,12 +2099,16 @@
             </w:tabs>
             <w:rPr/>
           </w:pPr>
-          <w:r>
-            <w:rPr/>
-            <w:t>8.2 Decretos</w:t>
-            <w:tab/>
-            <w:t>19</w:t>
-          </w:r>
+          <w:hyperlink w:anchor="__RefHeading___Toc5085_1736451874" w:tooltip="Decretos">
+            <w:r>
+              <w:rPr>
+                <w:rStyle w:val="IndexLink"/>
+              </w:rPr>
+              <w:t>8.2 Decretos</w:t>
+              <w:tab/>
+              <w:t>19</w:t>
+            </w:r>
+          </w:hyperlink>
         </w:p>
         <w:p>
           <w:pPr>
@@ -1984,12 +2119,16 @@
             </w:tabs>
             <w:rPr/>
           </w:pPr>
-          <w:r>
-            <w:rPr/>
-            <w:t>8.3 Resoluções e Pareceres</w:t>
-            <w:tab/>
-            <w:t>20</w:t>
-          </w:r>
+          <w:hyperlink w:anchor="__RefHeading___Toc5087_1736451874" w:tooltip="Resoluções e Pareceres">
+            <w:r>
+              <w:rPr>
+                <w:rStyle w:val="IndexLink"/>
+              </w:rPr>
+              <w:t>8.3 Resoluções e Pareceres</w:t>
+              <w:tab/>
+              <w:t>20</w:t>
+            </w:r>
+          </w:hyperlink>
         </w:p>
         <w:p>
           <w:pPr>
@@ -2000,12 +2139,16 @@
             </w:tabs>
             <w:rPr/>
           </w:pPr>
-          <w:r>
-            <w:rPr/>
-            <w:t>8.4 Legislações pertinentes aos Cursos de Bacharelados</w:t>
-            <w:tab/>
-            <w:t>21</w:t>
-          </w:r>
+          <w:hyperlink w:anchor="__RefHeading___Toc5089_1736451874" w:tooltip="Legislações pertinentes aos Cursos de Bacharelados">
+            <w:r>
+              <w:rPr>
+                <w:rStyle w:val="IndexLink"/>
+              </w:rPr>
+              <w:t>8.4 Legislações pertinentes aos Cursos de Bacharelados</w:t>
+              <w:tab/>
+              <w:t>21</w:t>
+            </w:r>
+          </w:hyperlink>
         </w:p>
         <w:p>
           <w:pPr>
@@ -2016,12 +2159,16 @@
             </w:tabs>
             <w:rPr/>
           </w:pPr>
-          <w:r>
-            <w:rPr/>
-            <w:t>8.5 Legislações pertinentes aos Cursos de Tecnologia</w:t>
-            <w:tab/>
-            <w:t>22</w:t>
-          </w:r>
+          <w:hyperlink w:anchor="__RefHeading___Toc5091_1736451874" w:tooltip="Legislações pertinentes aos Cursos de Tecnologia">
+            <w:r>
+              <w:rPr>
+                <w:rStyle w:val="IndexLink"/>
+              </w:rPr>
+              <w:t>8.5 Legislações pertinentes aos Cursos de Tecnologia</w:t>
+              <w:tab/>
+              <w:t>22</w:t>
+            </w:r>
+          </w:hyperlink>
         </w:p>
         <w:p>
           <w:pPr>
@@ -2032,12 +2179,16 @@
             </w:tabs>
             <w:rPr/>
           </w:pPr>
-          <w:r>
-            <w:rPr/>
-            <w:t>8.6 Normas Internas do IFPE</w:t>
-            <w:tab/>
-            <w:t>22</w:t>
-          </w:r>
+          <w:hyperlink w:anchor="__RefHeading___Toc5093_1736451874" w:tooltip="Normas Internas do IFPE">
+            <w:r>
+              <w:rPr>
+                <w:rStyle w:val="IndexLink"/>
+              </w:rPr>
+              <w:t>8.6 Normas Internas do IFPE</w:t>
+              <w:tab/>
+              <w:t>22</w:t>
+            </w:r>
+          </w:hyperlink>
         </w:p>
         <w:p>
           <w:pPr>
@@ -2048,12 +2199,16 @@
             </w:tabs>
             <w:rPr/>
           </w:pPr>
-          <w:r>
-            <w:rPr/>
-            <w:t>8.7  Curricularização da Extensão</w:t>
-            <w:tab/>
-            <w:t>23</w:t>
-          </w:r>
+          <w:hyperlink w:anchor="__RefHeading___Toc5095_1736451874" w:tooltip=" Curricularização da Extensão">
+            <w:r>
+              <w:rPr>
+                <w:rStyle w:val="IndexLink"/>
+              </w:rPr>
+              <w:t>8.7  Curricularização da Extensão</w:t>
+              <w:tab/>
+              <w:t>23</w:t>
+            </w:r>
+          </w:hyperlink>
         </w:p>
         <w:p>
           <w:pPr>
@@ -2064,12 +2219,16 @@
             </w:tabs>
             <w:rPr/>
           </w:pPr>
-          <w:r>
-            <w:rPr/>
-            <w:t>9 PERFIL PROFISSIONAL DE CONCLUSÃO</w:t>
-            <w:tab/>
-            <w:t>24</w:t>
-          </w:r>
+          <w:hyperlink w:anchor="__RefHeading___Toc5097_1736451874" w:tooltip="PERFIL PROFISSIONAL DE CONCLUSÃO">
+            <w:r>
+              <w:rPr>
+                <w:rStyle w:val="IndexLink"/>
+              </w:rPr>
+              <w:t>9 PERFIL PROFISSIONAL DE CONCLUSÃO</w:t>
+              <w:tab/>
+              <w:t>24</w:t>
+            </w:r>
+          </w:hyperlink>
         </w:p>
         <w:p>
           <w:pPr>
@@ -2080,12 +2239,16 @@
             </w:tabs>
             <w:rPr/>
           </w:pPr>
-          <w:r>
-            <w:rPr/>
-            <w:t>10 CAMPO DE ATUAÇÃO</w:t>
-            <w:tab/>
-            <w:t>25</w:t>
-          </w:r>
+          <w:hyperlink w:anchor="__RefHeading___Toc5099_1736451874" w:tooltip="CAMPO DE ATUAÇÃO">
+            <w:r>
+              <w:rPr>
+                <w:rStyle w:val="IndexLink"/>
+              </w:rPr>
+              <w:t>10 CAMPO DE ATUAÇÃO</w:t>
+              <w:tab/>
+              <w:t>25</w:t>
+            </w:r>
+          </w:hyperlink>
         </w:p>
         <w:p>
           <w:pPr>
@@ -2096,12 +2259,16 @@
             </w:tabs>
             <w:rPr/>
           </w:pPr>
-          <w:r>
-            <w:rPr/>
-            <w:t>11 ORGANIZAÇÃO CURRICULAR</w:t>
-            <w:tab/>
-            <w:t>25</w:t>
-          </w:r>
+          <w:hyperlink w:anchor="__RefHeading___Toc5101_1736451874" w:tooltip="ORGANIZAÇÃO CURRICULAR">
+            <w:r>
+              <w:rPr>
+                <w:rStyle w:val="IndexLink"/>
+              </w:rPr>
+              <w:t>11 ORGANIZAÇÃO CURRICULAR</w:t>
+              <w:tab/>
+              <w:t>25</w:t>
+            </w:r>
+          </w:hyperlink>
         </w:p>
         <w:p>
           <w:pPr>
@@ -2112,12 +2279,16 @@
             </w:tabs>
             <w:rPr/>
           </w:pPr>
-          <w:r>
-            <w:rPr/>
-            <w:t>11.1  Concepções e princípios pedagógicos</w:t>
-            <w:tab/>
-            <w:t>25</w:t>
-          </w:r>
+          <w:hyperlink w:anchor="__RefHeading___Toc5103_1736451874" w:tooltip=" Concepções e princípios pedagógicos">
+            <w:r>
+              <w:rPr>
+                <w:rStyle w:val="IndexLink"/>
+              </w:rPr>
+              <w:t>11.1  Concepções e princípios pedagógicos</w:t>
+              <w:tab/>
+              <w:t>25</w:t>
+            </w:r>
+          </w:hyperlink>
         </w:p>
         <w:p>
           <w:pPr>
@@ -2128,12 +2299,16 @@
             </w:tabs>
             <w:rPr/>
           </w:pPr>
-          <w:r>
-            <w:rPr/>
-            <w:t>12 ESTRUTURA CURRICULAR</w:t>
-            <w:tab/>
-            <w:t>26</w:t>
-          </w:r>
+          <w:hyperlink w:anchor="__RefHeading___Toc5105_1736451874" w:tooltip="ESTRUTURA CURRICULAR">
+            <w:r>
+              <w:rPr>
+                <w:rStyle w:val="IndexLink"/>
+              </w:rPr>
+              <w:t>12 ESTRUTURA CURRICULAR</w:t>
+              <w:tab/>
+              <w:t>26</w:t>
+            </w:r>
+          </w:hyperlink>
         </w:p>
         <w:p>
           <w:pPr>
@@ -2144,12 +2319,16 @@
             </w:tabs>
             <w:rPr/>
           </w:pPr>
-          <w:r>
-            <w:rPr/>
-            <w:t>12.1  Curricularização da Extensão</w:t>
-            <w:tab/>
-            <w:t>27</w:t>
-          </w:r>
+          <w:hyperlink w:anchor="__RefHeading___Toc5107_1736451874" w:tooltip=" Curricularização da Extensão">
+            <w:r>
+              <w:rPr>
+                <w:rStyle w:val="IndexLink"/>
+              </w:rPr>
+              <w:t>12.1  Curricularização da Extensão</w:t>
+              <w:tab/>
+              <w:t>27</w:t>
+            </w:r>
+          </w:hyperlink>
         </w:p>
         <w:p>
           <w:pPr>
@@ -2160,12 +2339,16 @@
             </w:tabs>
             <w:rPr/>
           </w:pPr>
-          <w:r>
-            <w:rPr/>
-            <w:t>12.2 Sistema Acadêmico, duração e número de vagas</w:t>
-            <w:tab/>
-            <w:t>27</w:t>
-          </w:r>
+          <w:hyperlink w:anchor="__RefHeading___Toc5109_1736451874" w:tooltip="Sistema Acadêmico, duração e número de vagas">
+            <w:r>
+              <w:rPr>
+                <w:rStyle w:val="IndexLink"/>
+              </w:rPr>
+              <w:t>12.2 Sistema Acadêmico, duração e número de vagas</w:t>
+              <w:tab/>
+              <w:t>27</w:t>
+            </w:r>
+          </w:hyperlink>
         </w:p>
         <w:p>
           <w:pPr>
@@ -2176,12 +2359,16 @@
             </w:tabs>
             <w:rPr/>
           </w:pPr>
-          <w:r>
-            <w:rPr/>
-            <w:t>12.3 Desenho curricular</w:t>
-            <w:tab/>
-            <w:t>28</w:t>
-          </w:r>
+          <w:hyperlink w:anchor="__RefHeading___Toc5111_1736451874" w:tooltip="Desenho curricular">
+            <w:r>
+              <w:rPr>
+                <w:rStyle w:val="IndexLink"/>
+              </w:rPr>
+              <w:t>12.3 Desenho curricular</w:t>
+              <w:tab/>
+              <w:t>28</w:t>
+            </w:r>
+          </w:hyperlink>
         </w:p>
         <w:p>
           <w:pPr>
@@ -2192,12 +2379,16 @@
             </w:tabs>
             <w:rPr/>
           </w:pPr>
-          <w:r>
-            <w:rPr/>
-            <w:t>12.4 Fluxograma</w:t>
-            <w:tab/>
-            <w:t>29</w:t>
-          </w:r>
+          <w:hyperlink w:anchor="__RefHeading___Toc5113_1736451874" w:tooltip="Fluxograma">
+            <w:r>
+              <w:rPr>
+                <w:rStyle w:val="IndexLink"/>
+              </w:rPr>
+              <w:t>12.4 Fluxograma</w:t>
+              <w:tab/>
+              <w:t>29</w:t>
+            </w:r>
+          </w:hyperlink>
         </w:p>
         <w:p>
           <w:pPr>
@@ -2208,12 +2399,16 @@
             </w:tabs>
             <w:rPr/>
           </w:pPr>
-          <w:r>
-            <w:rPr/>
-            <w:t>12.5 Matriz Curricular</w:t>
-            <w:tab/>
-            <w:t>29</w:t>
-          </w:r>
+          <w:hyperlink w:anchor="__RefHeading___Toc8345_1736451874" w:tooltip="Matriz Curricular">
+            <w:r>
+              <w:rPr>
+                <w:rStyle w:val="IndexLink"/>
+              </w:rPr>
+              <w:t>12.5 Matriz Curricular</w:t>
+              <w:tab/>
+              <w:t>29</w:t>
+            </w:r>
+          </w:hyperlink>
         </w:p>
         <w:p>
           <w:pPr>
@@ -2224,12 +2419,16 @@
             </w:tabs>
             <w:rPr/>
           </w:pPr>
-          <w:r>
-            <w:rPr/>
-            <w:t>12.5.1  Componentes curriculares optativos</w:t>
-            <w:tab/>
-            <w:t>29</w:t>
-          </w:r>
+          <w:hyperlink w:anchor="__RefHeading___Toc8347_1736451874" w:tooltip=" Componentes curriculares optativos">
+            <w:r>
+              <w:rPr>
+                <w:rStyle w:val="IndexLink"/>
+              </w:rPr>
+              <w:t>12.5.1  Componentes curriculares optativos</w:t>
+              <w:tab/>
+              <w:t>29</w:t>
+            </w:r>
+          </w:hyperlink>
         </w:p>
         <w:p>
           <w:pPr>
@@ -2240,12 +2439,16 @@
             </w:tabs>
             <w:rPr/>
           </w:pPr>
-          <w:r>
-            <w:rPr/>
-            <w:t>12.5.2 Componentes curriculares eletivos</w:t>
-            <w:tab/>
-            <w:t>30</w:t>
-          </w:r>
+          <w:hyperlink w:anchor="__RefHeading___Toc8349_1736451874" w:tooltip="Componentes curriculares eletivos">
+            <w:r>
+              <w:rPr>
+                <w:rStyle w:val="IndexLink"/>
+              </w:rPr>
+              <w:t>12.5.2 Componentes curriculares eletivos</w:t>
+              <w:tab/>
+              <w:t>30</w:t>
+            </w:r>
+          </w:hyperlink>
         </w:p>
         <w:p>
           <w:pPr>
@@ -2256,12 +2459,16 @@
             </w:tabs>
             <w:rPr/>
           </w:pPr>
-          <w:r>
-            <w:rPr/>
-            <w:t>12.5.3 Matriz de equivalência</w:t>
-            <w:tab/>
-            <w:t>30</w:t>
-          </w:r>
+          <w:hyperlink w:anchor="__RefHeading___Toc8351_1736451874" w:tooltip="Matriz de equivalência">
+            <w:r>
+              <w:rPr>
+                <w:rStyle w:val="IndexLink"/>
+              </w:rPr>
+              <w:t>12.5.3 Matriz de equivalência</w:t>
+              <w:tab/>
+              <w:t>30</w:t>
+            </w:r>
+          </w:hyperlink>
         </w:p>
         <w:p>
           <w:pPr>
@@ -2272,12 +2479,16 @@
             </w:tabs>
             <w:rPr/>
           </w:pPr>
-          <w:r>
-            <w:rPr/>
-            <w:t>13 DINÂMICA CURRICULAR</w:t>
-            <w:tab/>
-            <w:t>30</w:t>
-          </w:r>
+          <w:hyperlink w:anchor="__RefHeading___Toc8353_1736451874" w:tooltip="DINÂMICA CURRICULAR">
+            <w:r>
+              <w:rPr>
+                <w:rStyle w:val="IndexLink"/>
+              </w:rPr>
+              <w:t>13 DINÂMICA CURRICULAR</w:t>
+              <w:tab/>
+              <w:t>30</w:t>
+            </w:r>
+          </w:hyperlink>
         </w:p>
         <w:p>
           <w:pPr>
@@ -2288,12 +2499,16 @@
             </w:tabs>
             <w:rPr/>
           </w:pPr>
-          <w:r>
-            <w:rPr/>
-            <w:t>13.1 Distribuição Percentual da Carga Horária do Desenho Curricular</w:t>
-            <w:tab/>
-            <w:t>31</w:t>
-          </w:r>
+          <w:hyperlink w:anchor="__RefHeading___Toc8355_1736451874" w:tooltip="Distribuição Percentual da Carga Horária do Desenho Curricular">
+            <w:r>
+              <w:rPr>
+                <w:rStyle w:val="IndexLink"/>
+              </w:rPr>
+              <w:t>13.1 Distribuição Percentual da Carga Horária do Desenho Curricular</w:t>
+              <w:tab/>
+              <w:t>31</w:t>
+            </w:r>
+          </w:hyperlink>
         </w:p>
         <w:p>
           <w:pPr>
@@ -2304,12 +2519,16 @@
             </w:tabs>
             <w:rPr/>
           </w:pPr>
-          <w:r>
-            <w:rPr/>
-            <w:t>14 ORIENTAÇÕES METODOLÓGICAS</w:t>
-            <w:tab/>
-            <w:t>32</w:t>
-          </w:r>
+          <w:hyperlink w:anchor="__RefHeading___Toc8357_1736451874" w:tooltip="ORIENTAÇÕES METODOLÓGICAS">
+            <w:r>
+              <w:rPr>
+                <w:rStyle w:val="IndexLink"/>
+              </w:rPr>
+              <w:t>14 ORIENTAÇÕES METODOLÓGICAS</w:t>
+              <w:tab/>
+              <w:t>32</w:t>
+            </w:r>
+          </w:hyperlink>
         </w:p>
         <w:p>
           <w:pPr>
@@ -2320,12 +2539,16 @@
             </w:tabs>
             <w:rPr/>
           </w:pPr>
-          <w:r>
-            <w:rPr/>
-            <w:t>15 ATIVIDADES DE ENSINO, PESQUISA E EXTENSÃO</w:t>
-            <w:tab/>
-            <w:t>32</w:t>
-          </w:r>
+          <w:hyperlink w:anchor="__RefHeading___Toc8359_1736451874" w:tooltip="ATIVIDADES DE ENSINO, PESQUISA E EXTENSÃO">
+            <w:r>
+              <w:rPr>
+                <w:rStyle w:val="IndexLink"/>
+              </w:rPr>
+              <w:t>15 ATIVIDADES DE ENSINO, PESQUISA E EXTENSÃO</w:t>
+              <w:tab/>
+              <w:t>32</w:t>
+            </w:r>
+          </w:hyperlink>
         </w:p>
         <w:p>
           <w:pPr>
@@ -2336,12 +2559,16 @@
             </w:tabs>
             <w:rPr/>
           </w:pPr>
-          <w:r>
-            <w:rPr/>
-            <w:t>15.1 Atividades complementares</w:t>
-            <w:tab/>
-            <w:t>33</w:t>
-          </w:r>
+          <w:hyperlink w:anchor="__RefHeading___Toc8361_1736451874" w:tooltip="Atividades complementares">
+            <w:r>
+              <w:rPr>
+                <w:rStyle w:val="IndexLink"/>
+              </w:rPr>
+              <w:t>15.1 Atividades complementares</w:t>
+              <w:tab/>
+              <w:t>33</w:t>
+            </w:r>
+          </w:hyperlink>
         </w:p>
         <w:p>
           <w:pPr>
@@ -2352,12 +2579,16 @@
             </w:tabs>
             <w:rPr/>
           </w:pPr>
-          <w:r>
-            <w:rPr/>
-            <w:t>16 PRÁTICA PROFISSIONAL</w:t>
-            <w:tab/>
-            <w:t>35</w:t>
-          </w:r>
+          <w:hyperlink w:anchor="__RefHeading___Toc8363_1736451874" w:tooltip="PRÁTICA PROFISSIONAL">
+            <w:r>
+              <w:rPr>
+                <w:rStyle w:val="IndexLink"/>
+              </w:rPr>
+              <w:t>16 PRÁTICA PROFISSIONAL</w:t>
+              <w:tab/>
+              <w:t>35</w:t>
+            </w:r>
+          </w:hyperlink>
         </w:p>
         <w:p>
           <w:pPr>
@@ -2368,12 +2599,16 @@
             </w:tabs>
             <w:rPr/>
           </w:pPr>
-          <w:r>
-            <w:rPr/>
-            <w:t>17 ESTÁGIO SUPERVISIONADO</w:t>
-            <w:tab/>
-            <w:t>36</w:t>
-          </w:r>
+          <w:hyperlink w:anchor="__RefHeading___Toc8365_1736451874" w:tooltip="ESTÁGIO SUPERVISIONADO">
+            <w:r>
+              <w:rPr>
+                <w:rStyle w:val="IndexLink"/>
+              </w:rPr>
+              <w:t>17 ESTÁGIO SUPERVISIONADO</w:t>
+              <w:tab/>
+              <w:t>35</w:t>
+            </w:r>
+          </w:hyperlink>
         </w:p>
         <w:p>
           <w:pPr>
@@ -2384,12 +2619,16 @@
             </w:tabs>
             <w:rPr/>
           </w:pPr>
-          <w:r>
-            <w:rPr/>
-            <w:t>18 TRABALHO DE CONCLUSÃO DE CURSO - TCC</w:t>
-            <w:tab/>
-            <w:t>37</w:t>
-          </w:r>
+          <w:hyperlink w:anchor="__RefHeading___Toc8369_1736451874" w:tooltip="TRABALHO DE CONCLUSÃO DE CURSO - TCC">
+            <w:r>
+              <w:rPr>
+                <w:rStyle w:val="IndexLink"/>
+              </w:rPr>
+              <w:t>18 TRABALHO DE CONCLUSÃO DE CURSO - TCC</w:t>
+              <w:tab/>
+              <w:t>36</w:t>
+            </w:r>
+          </w:hyperlink>
         </w:p>
         <w:p>
           <w:pPr>
@@ -2400,12 +2639,16 @@
             </w:tabs>
             <w:rPr/>
           </w:pPr>
-          <w:r>
-            <w:rPr/>
-            <w:t>19 EMENTÁRIO</w:t>
-            <w:tab/>
-            <w:t>37</w:t>
-          </w:r>
+          <w:hyperlink w:anchor="__RefHeading___Toc8371_1736451874" w:tooltip="EMENTÁRIO">
+            <w:r>
+              <w:rPr>
+                <w:rStyle w:val="IndexLink"/>
+              </w:rPr>
+              <w:t>19 EMENTÁRIO</w:t>
+              <w:tab/>
+              <w:t>37</w:t>
+            </w:r>
+          </w:hyperlink>
         </w:p>
         <w:p>
           <w:pPr>
@@ -2416,12 +2659,16 @@
             </w:tabs>
             <w:rPr/>
           </w:pPr>
-          <w:r>
-            <w:rPr/>
-            <w:t>20 ACESSIBILIDADE</w:t>
-            <w:tab/>
-            <w:t>38</w:t>
-          </w:r>
+          <w:hyperlink w:anchor="__RefHeading___Toc8373_1736451874" w:tooltip="ACESSIBILIDADE">
+            <w:r>
+              <w:rPr>
+                <w:rStyle w:val="IndexLink"/>
+              </w:rPr>
+              <w:t>20 ACESSIBILIDADE</w:t>
+              <w:tab/>
+              <w:t>38</w:t>
+            </w:r>
+          </w:hyperlink>
         </w:p>
         <w:p>
           <w:pPr>
@@ -2432,12 +2679,16 @@
             </w:tabs>
             <w:rPr/>
           </w:pPr>
-          <w:r>
-            <w:rPr/>
-            <w:t>21 CRITÉRIOS E PROCEDIMENTOS DE AVALIAÇÃO</w:t>
-            <w:tab/>
-            <w:t>39</w:t>
-          </w:r>
+          <w:hyperlink w:anchor="__RefHeading___Toc8375_1736451874" w:tooltip="CRITÉRIOS E PROCEDIMENTOS DE AVALIAÇÃO">
+            <w:r>
+              <w:rPr>
+                <w:rStyle w:val="IndexLink"/>
+              </w:rPr>
+              <w:t>21 CRITÉRIOS E PROCEDIMENTOS DE AVALIAÇÃO</w:t>
+              <w:tab/>
+              <w:t>38</w:t>
+            </w:r>
+          </w:hyperlink>
         </w:p>
         <w:p>
           <w:pPr>
@@ -2448,12 +2699,16 @@
             </w:tabs>
             <w:rPr/>
           </w:pPr>
-          <w:r>
-            <w:rPr/>
-            <w:t>21.1 Avaliação da Aprendizagem</w:t>
-            <w:tab/>
-            <w:t>39</w:t>
-          </w:r>
+          <w:hyperlink w:anchor="__RefHeading___Toc8377_1736451874" w:tooltip="Avaliação da Aprendizagem">
+            <w:r>
+              <w:rPr>
+                <w:rStyle w:val="IndexLink"/>
+              </w:rPr>
+              <w:t>21.1 Avaliação da Aprendizagem</w:t>
+              <w:tab/>
+              <w:t>39</w:t>
+            </w:r>
+          </w:hyperlink>
         </w:p>
         <w:p>
           <w:pPr>
@@ -2464,12 +2719,16 @@
             </w:tabs>
             <w:rPr/>
           </w:pPr>
-          <w:r>
-            <w:rPr/>
-            <w:t>21.2 Avaliações do Curso</w:t>
-            <w:tab/>
-            <w:t>40</w:t>
-          </w:r>
+          <w:hyperlink w:anchor="__RefHeading___Toc8379_1736451874" w:tooltip="Avaliações do Curso">
+            <w:r>
+              <w:rPr>
+                <w:rStyle w:val="IndexLink"/>
+              </w:rPr>
+              <w:t>21.2 Avaliações do Curso</w:t>
+              <w:tab/>
+              <w:t>39</w:t>
+            </w:r>
+          </w:hyperlink>
         </w:p>
         <w:p>
           <w:pPr>
@@ -2480,12 +2739,16 @@
             </w:tabs>
             <w:rPr/>
           </w:pPr>
-          <w:r>
-            <w:rPr/>
-            <w:t>21.3 Avaliação Externa</w:t>
-            <w:tab/>
-            <w:t>40</w:t>
-          </w:r>
+          <w:hyperlink w:anchor="__RefHeading___Toc8381_1736451874" w:tooltip="Avaliação Externa">
+            <w:r>
+              <w:rPr>
+                <w:rStyle w:val="IndexLink"/>
+              </w:rPr>
+              <w:t>21.3 Avaliação Externa</w:t>
+              <w:tab/>
+              <w:t>40</w:t>
+            </w:r>
+          </w:hyperlink>
         </w:p>
         <w:p>
           <w:pPr>
@@ -2496,12 +2759,16 @@
             </w:tabs>
             <w:rPr/>
           </w:pPr>
-          <w:r>
-            <w:rPr/>
-            <w:t>21.4 Avaliação Interna</w:t>
-            <w:tab/>
-            <w:t>41</w:t>
-          </w:r>
+          <w:hyperlink w:anchor="__RefHeading___Toc8383_1736451874" w:tooltip="Avaliação Interna">
+            <w:r>
+              <w:rPr>
+                <w:rStyle w:val="IndexLink"/>
+              </w:rPr>
+              <w:t>21.4 Avaliação Interna</w:t>
+              <w:tab/>
+              <w:t>40</w:t>
+            </w:r>
+          </w:hyperlink>
         </w:p>
         <w:p>
           <w:pPr>
@@ -2512,12 +2779,16 @@
             </w:tabs>
             <w:rPr/>
           </w:pPr>
-          <w:r>
-            <w:rPr/>
-            <w:t>22 ACOMPANHAMENTO DE EGRESSOS</w:t>
-            <w:tab/>
-            <w:t>42</w:t>
-          </w:r>
+          <w:hyperlink w:anchor="__RefHeading___Toc8788_1736451874" w:tooltip="ACOMPANHAMENTO DE EGRESSOS">
+            <w:r>
+              <w:rPr>
+                <w:rStyle w:val="IndexLink"/>
+              </w:rPr>
+              <w:t>22 ACOMPANHAMENTO DE EGRESSOS</w:t>
+              <w:tab/>
+              <w:t>42</w:t>
+            </w:r>
+          </w:hyperlink>
         </w:p>
         <w:p>
           <w:pPr>
@@ -2528,12 +2799,16 @@
             </w:tabs>
             <w:rPr/>
           </w:pPr>
-          <w:r>
-            <w:rPr/>
-            <w:t>23 DIPLOMAS</w:t>
-            <w:tab/>
-            <w:t>43</w:t>
-          </w:r>
+          <w:hyperlink w:anchor="__RefHeading___Toc8790_1736451874" w:tooltip="DIPLOMAS">
+            <w:r>
+              <w:rPr>
+                <w:rStyle w:val="IndexLink"/>
+              </w:rPr>
+              <w:t>23 DIPLOMAS</w:t>
+              <w:tab/>
+              <w:t>42</w:t>
+            </w:r>
+          </w:hyperlink>
         </w:p>
         <w:p>
           <w:pPr>
@@ -2544,12 +2819,16 @@
             </w:tabs>
             <w:rPr/>
           </w:pPr>
-          <w:r>
-            <w:rPr/>
-            <w:t>24 CORPO DOCENTE E TÉCNICO ADMINISTRATIVO</w:t>
-            <w:tab/>
-            <w:t>44</w:t>
-          </w:r>
+          <w:hyperlink w:anchor="__RefHeading___Toc8792_1736451874" w:tooltip="CORPO DOCENTE E TÉCNICO ADMINISTRATIVO">
+            <w:r>
+              <w:rPr>
+                <w:rStyle w:val="IndexLink"/>
+              </w:rPr>
+              <w:t>24 CORPO DOCENTE E TÉCNICO ADMINISTRATIVO</w:t>
+              <w:tab/>
+              <w:t>43</w:t>
+            </w:r>
+          </w:hyperlink>
         </w:p>
         <w:p>
           <w:pPr>
@@ -2560,12 +2839,16 @@
             </w:tabs>
             <w:rPr/>
           </w:pPr>
-          <w:r>
-            <w:rPr/>
-            <w:t>24.1 Coordenação do Curso</w:t>
-            <w:tab/>
-            <w:t>44</w:t>
-          </w:r>
+          <w:hyperlink w:anchor="__RefHeading___Toc8794_1736451874" w:tooltip="Coordenação do Curso">
+            <w:r>
+              <w:rPr>
+                <w:rStyle w:val="IndexLink"/>
+              </w:rPr>
+              <w:t>24.1 Coordenação do Curso</w:t>
+              <w:tab/>
+              <w:t>43</w:t>
+            </w:r>
+          </w:hyperlink>
         </w:p>
         <w:p>
           <w:pPr>
@@ -2576,12 +2859,16 @@
             </w:tabs>
             <w:rPr/>
           </w:pPr>
-          <w:r>
-            <w:rPr/>
-            <w:t>24.2 Atribuições do Coordenador</w:t>
-            <w:tab/>
-            <w:t>45</w:t>
-          </w:r>
+          <w:hyperlink w:anchor="__RefHeading___Toc2977_724336694" w:tooltip="Atribuições do Coordenador">
+            <w:r>
+              <w:rPr>
+                <w:rStyle w:val="IndexLink"/>
+              </w:rPr>
+              <w:t>24.2 Atribuições do Coordenador</w:t>
+              <w:tab/>
+              <w:t>44</w:t>
+            </w:r>
+          </w:hyperlink>
         </w:p>
         <w:p>
           <w:pPr>
@@ -2592,12 +2879,16 @@
             </w:tabs>
             <w:rPr/>
           </w:pPr>
-          <w:r>
-            <w:rPr/>
-            <w:t>25 PERFIL DO CORPO DOCENTE</w:t>
-            <w:tab/>
-            <w:t>46</w:t>
-          </w:r>
+          <w:hyperlink w:anchor="__RefHeading___Toc2979_724336694" w:tooltip="PERFIL DO CORPO DOCENTE">
+            <w:r>
+              <w:rPr>
+                <w:rStyle w:val="IndexLink"/>
+              </w:rPr>
+              <w:t>25 PERFIL DO CORPO DOCENTE</w:t>
+              <w:tab/>
+              <w:t>45</w:t>
+            </w:r>
+          </w:hyperlink>
         </w:p>
         <w:p>
           <w:pPr>
@@ -2608,12 +2899,16 @@
             </w:tabs>
             <w:rPr/>
           </w:pPr>
-          <w:r>
-            <w:rPr/>
-            <w:t>26 COLEGIADO DO CURSO</w:t>
-            <w:tab/>
-            <w:t>46</w:t>
-          </w:r>
+          <w:hyperlink w:anchor="__RefHeading___Toc2981_724336694" w:tooltip="COLEGIADO DO CURSO">
+            <w:r>
+              <w:rPr>
+                <w:rStyle w:val="IndexLink"/>
+              </w:rPr>
+              <w:t>26 COLEGIADO DO CURSO</w:t>
+              <w:tab/>
+              <w:t>46</w:t>
+            </w:r>
+          </w:hyperlink>
         </w:p>
         <w:p>
           <w:pPr>
@@ -2624,12 +2919,16 @@
             </w:tabs>
             <w:rPr/>
           </w:pPr>
-          <w:r>
-            <w:rPr/>
-            <w:t>27 Núcleo docente estruturante</w:t>
-            <w:tab/>
-            <w:t>47</w:t>
-          </w:r>
+          <w:hyperlink w:anchor="__RefHeading___Toc2983_724336694" w:tooltip="Núcleo docente estruturante">
+            <w:r>
+              <w:rPr>
+                <w:rStyle w:val="IndexLink"/>
+              </w:rPr>
+              <w:t>27 Núcleo docente estruturante</w:t>
+              <w:tab/>
+              <w:t>46</w:t>
+            </w:r>
+          </w:hyperlink>
         </w:p>
         <w:p>
           <w:pPr>
@@ -2640,12 +2939,16 @@
             </w:tabs>
             <w:rPr/>
           </w:pPr>
-          <w:r>
-            <w:rPr/>
-            <w:t>27.1 Atribuições do NDE</w:t>
-            <w:tab/>
-            <w:t>47</w:t>
-          </w:r>
+          <w:hyperlink w:anchor="__RefHeading___Toc2985_724336694" w:tooltip="Atribuições do NDE">
+            <w:r>
+              <w:rPr>
+                <w:rStyle w:val="IndexLink"/>
+              </w:rPr>
+              <w:t>27.1 Atribuições do NDE</w:t>
+              <w:tab/>
+              <w:t>47</w:t>
+            </w:r>
+          </w:hyperlink>
         </w:p>
         <w:p>
           <w:pPr>
@@ -2656,12 +2959,16 @@
             </w:tabs>
             <w:rPr/>
           </w:pPr>
-          <w:r>
-            <w:rPr/>
-            <w:t>28 INFRAESTRUTURA</w:t>
-            <w:tab/>
-            <w:t>48</w:t>
-          </w:r>
+          <w:hyperlink w:anchor="__RefHeading___Toc2987_724336694" w:tooltip="INFRAESTRUTURA">
+            <w:r>
+              <w:rPr>
+                <w:rStyle w:val="IndexLink"/>
+              </w:rPr>
+              <w:t>28 INFRAESTRUTURA</w:t>
+              <w:tab/>
+              <w:t>47</w:t>
+            </w:r>
+          </w:hyperlink>
         </w:p>
         <w:p>
           <w:pPr>
@@ -2672,12 +2979,16 @@
             </w:tabs>
             <w:rPr/>
           </w:pPr>
-          <w:r>
-            <w:rPr/>
-            <w:t>28.1 Instalações de Equipamentos</w:t>
-            <w:tab/>
-            <w:t>48</w:t>
-          </w:r>
+          <w:hyperlink w:anchor="__RefHeading___Toc2989_724336694" w:tooltip="Instalações de Equipamentos">
+            <w:r>
+              <w:rPr>
+                <w:rStyle w:val="IndexLink"/>
+              </w:rPr>
+              <w:t>28.1 Instalações de Equipamentos</w:t>
+              <w:tab/>
+              <w:t>48</w:t>
+            </w:r>
+          </w:hyperlink>
         </w:p>
         <w:p>
           <w:pPr>
@@ -2688,12 +2999,16 @@
             </w:tabs>
             <w:rPr/>
           </w:pPr>
-          <w:r>
-            <w:rPr/>
-            <w:t>28.2 Laboratórios</w:t>
-            <w:tab/>
-            <w:t>51</w:t>
-          </w:r>
+          <w:hyperlink w:anchor="__RefHeading___Toc2991_724336694" w:tooltip="Laboratórios">
+            <w:r>
+              <w:rPr>
+                <w:rStyle w:val="IndexLink"/>
+              </w:rPr>
+              <w:t>28.2 Laboratórios</w:t>
+              <w:tab/>
+              <w:t>51</w:t>
+            </w:r>
+          </w:hyperlink>
         </w:p>
         <w:p>
           <w:pPr>
@@ -2704,12 +3019,16 @@
             </w:tabs>
             <w:rPr/>
           </w:pPr>
-          <w:r>
-            <w:rPr/>
-            <w:t>28.3 Sala(s) de Aula(s)</w:t>
-            <w:tab/>
-            <w:t>53</w:t>
-          </w:r>
+          <w:hyperlink w:anchor="__RefHeading___Toc2993_724336694" w:tooltip="Sala(s) de Aula(s)">
+            <w:r>
+              <w:rPr>
+                <w:rStyle w:val="IndexLink"/>
+              </w:rPr>
+              <w:t>28.3 Sala(s) de Aula(s)</w:t>
+              <w:tab/>
+              <w:t>52</w:t>
+            </w:r>
+          </w:hyperlink>
         </w:p>
         <w:p>
           <w:pPr>
@@ -2720,12 +3039,16 @@
             </w:tabs>
             <w:rPr/>
           </w:pPr>
-          <w:r>
-            <w:rPr/>
-            <w:t>29 SETORES DE APRENDIZAGEM DA FORMAÇÃO NO CAMPO</w:t>
-            <w:tab/>
-            <w:t>54</w:t>
-          </w:r>
+          <w:hyperlink w:anchor="__RefHeading___Toc2995_724336694" w:tooltip="SETORES DE APRENDIZAGEM DA FORMAÇÃO NO CAMPO">
+            <w:r>
+              <w:rPr>
+                <w:rStyle w:val="IndexLink"/>
+              </w:rPr>
+              <w:t>29 SETORES DE APRENDIZAGEM DA FORMAÇÃO NO CAMPO</w:t>
+              <w:tab/>
+              <w:t>54</w:t>
+            </w:r>
+          </w:hyperlink>
         </w:p>
         <w:p>
           <w:pPr>
@@ -2736,12 +3059,16 @@
             </w:tabs>
             <w:rPr/>
           </w:pPr>
-          <w:r>
-            <w:rPr/>
-            <w:t>30 Biblioteca</w:t>
-            <w:tab/>
-            <w:t>55</w:t>
-          </w:r>
+          <w:hyperlink w:anchor="__RefHeading___Toc2997_724336694" w:tooltip="Biblioteca">
+            <w:r>
+              <w:rPr>
+                <w:rStyle w:val="IndexLink"/>
+              </w:rPr>
+              <w:t>30 Biblioteca</w:t>
+              <w:tab/>
+              <w:t>55</w:t>
+            </w:r>
+          </w:hyperlink>
         </w:p>
         <w:p>
           <w:pPr>
@@ -2752,12 +3079,16 @@
             </w:tabs>
             <w:rPr/>
           </w:pPr>
-          <w:r>
-            <w:rPr/>
-            <w:t>30.1 Infraestrutura da biblioteca: mobiliário e equipamentos</w:t>
-            <w:tab/>
-            <w:t>56</w:t>
-          </w:r>
+          <w:hyperlink w:anchor="__RefHeading___Toc2999_724336694" w:tooltip="Infraestrutura da biblioteca: mobiliário e equipamentos">
+            <w:r>
+              <w:rPr>
+                <w:rStyle w:val="IndexLink"/>
+              </w:rPr>
+              <w:t>30.1 Infraestrutura da biblioteca: mobiliário e equipamentos</w:t>
+              <w:tab/>
+              <w:t>56</w:t>
+            </w:r>
+          </w:hyperlink>
         </w:p>
         <w:p>
           <w:pPr>
@@ -2768,12 +3099,16 @@
             </w:tabs>
             <w:rPr/>
           </w:pPr>
-          <w:r>
-            <w:rPr/>
-            <w:t>30.1.1 Acervo da bibliografia básica do curso</w:t>
-            <w:tab/>
-            <w:t>57</w:t>
-          </w:r>
+          <w:hyperlink w:anchor="__RefHeading___Toc3001_724336694" w:tooltip="Acervo da bibliografia básica do curso">
+            <w:r>
+              <w:rPr>
+                <w:rStyle w:val="IndexLink"/>
+              </w:rPr>
+              <w:t>30.1.1 Acervo da bibliografia básica do curso</w:t>
+              <w:tab/>
+              <w:t>56</w:t>
+            </w:r>
+          </w:hyperlink>
         </w:p>
         <w:p>
           <w:pPr>
@@ -2784,12 +3119,16 @@
             </w:tabs>
             <w:rPr/>
           </w:pPr>
-          <w:r>
-            <w:rPr/>
-            <w:t>30.1.2 Acervo da bibliografia complementar do curso</w:t>
-            <w:tab/>
-            <w:t>57</w:t>
-          </w:r>
+          <w:hyperlink w:anchor="__RefHeading___Toc3003_724336694" w:tooltip="Acervo da bibliografia complementar do curso">
+            <w:r>
+              <w:rPr>
+                <w:rStyle w:val="IndexLink"/>
+              </w:rPr>
+              <w:t>30.1.2 Acervo da bibliografia complementar do curso</w:t>
+              <w:tab/>
+              <w:t>57</w:t>
+            </w:r>
+          </w:hyperlink>
         </w:p>
         <w:p>
           <w:pPr>
@@ -2800,12 +3139,16 @@
             </w:tabs>
             <w:rPr/>
           </w:pPr>
-          <w:r>
-            <w:rPr/>
-            <w:t>30.1.3 Acervo multimídia</w:t>
-            <w:tab/>
-            <w:t>58</w:t>
-          </w:r>
+          <w:hyperlink w:anchor="__RefHeading___Toc3005_724336694" w:tooltip="Acervo multimídia">
+            <w:r>
+              <w:rPr>
+                <w:rStyle w:val="IndexLink"/>
+              </w:rPr>
+              <w:t>30.1.3 Acervo multimídia</w:t>
+              <w:tab/>
+              <w:t>57</w:t>
+            </w:r>
+          </w:hyperlink>
         </w:p>
         <w:p>
           <w:pPr>
@@ -2816,12 +3159,16 @@
             </w:tabs>
             <w:rPr/>
           </w:pPr>
-          <w:r>
-            <w:rPr/>
-            <w:t>31 REFERÊNCIAS</w:t>
-            <w:tab/>
-            <w:t>58</w:t>
-          </w:r>
+          <w:hyperlink w:anchor="__RefHeading___Toc3007_724336694" w:tooltip="REFERÊNCIAS">
+            <w:r>
+              <w:rPr>
+                <w:rStyle w:val="IndexLink"/>
+              </w:rPr>
+              <w:t>31 REFERÊNCIAS</w:t>
+              <w:tab/>
+              <w:t>58</w:t>
+            </w:r>
+          </w:hyperlink>
         </w:p>
         <w:p>
           <w:pPr>
@@ -2832,12 +3179,16 @@
             </w:tabs>
             <w:rPr/>
           </w:pPr>
-          <w:r>
-            <w:rPr/>
-            <w:t>APÊNDICE</w:t>
-            <w:tab/>
-            <w:t>59</w:t>
-          </w:r>
+          <w:hyperlink w:anchor="__RefHeading___Toc3009_724336694" w:tooltip="APÊNDICE">
+            <w:r>
+              <w:rPr>
+                <w:rStyle w:val="IndexLink"/>
+              </w:rPr>
+              <w:t>APÊNDICE</w:t>
+              <w:tab/>
+              <w:t>58</w:t>
+            </w:r>
+          </w:hyperlink>
         </w:p>
         <w:p>
           <w:pPr>
@@ -2848,14 +3199,26 @@
             </w:tabs>
             <w:rPr/>
           </w:pPr>
+          <w:hyperlink w:anchor="__RefHeading___Toc3011_724336694" w:tooltip=" ANEXOS">
+            <w:r>
+              <w:rPr>
+                <w:rStyle w:val="IndexLink"/>
+              </w:rPr>
+              <w:t xml:space="preserve"> </w:t>
+            </w:r>
+            <w:r>
+              <w:rPr>
+                <w:rStyle w:val="IndexLink"/>
+              </w:rPr>
+              <w:t>ANEXOS</w:t>
+              <w:tab/>
+              <w:t>59</w:t>
+            </w:r>
+          </w:hyperlink>
           <w:r>
-            <w:rPr/>
-            <w:t>ANEXOS</w:t>
-            <w:tab/>
-            <w:t>59</w:t>
-          </w:r>
-          <w:r>
-            <w:rPr/>
+            <w:rPr>
+              <w:rStyle w:val="IndexLink"/>
+            </w:rPr>
             <w:fldChar w:fldCharType="end"/>
           </w:r>
         </w:p>
@@ -3134,7 +3497,7 @@
               <w:pStyle w:val="TableHeading"/>
               <w:widowControl/>
               <w:suppressAutoHyphens w:val="true"/>
-              <w:overflowPunct w:val="false"/>
+              <w:overflowPunct w:val="true"/>
               <w:bidi w:val="0"/>
               <w:spacing w:lineRule="auto" w:line="331" w:before="120" w:after="0"/>
               <w:ind w:hanging="0" w:left="0" w:right="0"/>
@@ -13888,7 +14251,7 @@
         <w:widowControl/>
         <w:shd w:val="clear" w:fill="FFFFFF"/>
         <w:suppressAutoHyphens w:val="true"/>
-        <w:overflowPunct w:val="false"/>
+        <w:overflowPunct w:val="true"/>
         <w:bidi w:val="0"/>
         <w:spacing w:lineRule="auto" w:line="360" w:before="0" w:after="0"/>
         <w:ind w:firstLine="709" w:left="0" w:right="0"/>
@@ -16780,8 +17143,8 @@
           <w:rFonts w:ascii="Times New Roman" w:hAnsi="Times New Roman"/>
         </w:rPr>
       </w:pPr>
-      <w:bookmarkStart w:id="58" w:name="__DdeLink__6479_642834953"/>
-      <w:bookmarkStart w:id="59" w:name="__DdeLink__3036_642834953"/>
+      <w:bookmarkStart w:id="58" w:name="__DdeLink__3036_642834953"/>
+      <w:bookmarkStart w:id="59" w:name="__DdeLink__6479_642834953"/>
       <w:r>
         <w:rPr>
           <w:sz w:val="24"/>
@@ -17166,7 +17529,7 @@
         <w:pStyle w:val="BodyText"/>
         <w:bidi w:val="0"/>
         <w:spacing w:lineRule="auto" w:line="360" w:before="0" w:after="0"/>
-        <w:ind w:firstLine="709" w:left="0" w:right="121"/>
+        <w:ind w:firstLine="709" w:left="0" w:right="0"/>
         <w:jc w:val="both"/>
         <w:rPr>
           <w:rFonts w:ascii="Times New Roman" w:hAnsi="Times New Roman"/>
@@ -20731,7 +21094,7 @@
         <w:pStyle w:val="BodyText"/>
         <w:bidi w:val="0"/>
         <w:spacing w:lineRule="auto" w:line="360" w:before="0" w:after="0"/>
-        <w:ind w:firstLine="720" w:left="0" w:right="121"/>
+        <w:ind w:firstLine="709" w:left="0" w:right="0"/>
         <w:jc w:val="both"/>
         <w:rPr>
           <w:rFonts w:ascii="Times New Roman" w:hAnsi="Times New Roman"/>
@@ -20850,7 +21213,7 @@
         <w:pStyle w:val="BodyText"/>
         <w:widowControl/>
         <w:suppressAutoHyphens w:val="true"/>
-        <w:overflowPunct w:val="false"/>
+        <w:overflowPunct w:val="true"/>
         <w:bidi w:val="0"/>
         <w:spacing w:lineRule="auto" w:line="360" w:before="709" w:after="709"/>
         <w:ind w:firstLine="709" w:left="0" w:right="0"/>
@@ -20883,7 +21246,7 @@
         <w:pStyle w:val="BodyText"/>
         <w:widowControl/>
         <w:suppressAutoHyphens w:val="true"/>
-        <w:overflowPunct w:val="false"/>
+        <w:overflowPunct w:val="true"/>
         <w:bidi w:val="0"/>
         <w:spacing w:lineRule="auto" w:line="360" w:before="709" w:after="709"/>
         <w:ind w:firstLine="709" w:left="0" w:right="0"/>
@@ -20916,7 +21279,7 @@
         <w:pStyle w:val="BodyText"/>
         <w:widowControl/>
         <w:suppressAutoHyphens w:val="true"/>
-        <w:overflowPunct w:val="false"/>
+        <w:overflowPunct w:val="true"/>
         <w:bidi w:val="0"/>
         <w:spacing w:lineRule="auto" w:line="360" w:before="709" w:after="709"/>
         <w:ind w:firstLine="709" w:left="0" w:right="0"/>
@@ -21263,7 +21626,7 @@
         <w:pStyle w:val="BodyText"/>
         <w:widowControl/>
         <w:suppressAutoHyphens w:val="true"/>
-        <w:overflowPunct w:val="false"/>
+        <w:overflowPunct w:val="true"/>
         <w:bidi w:val="0"/>
         <w:spacing w:before="0" w:after="0"/>
         <w:ind w:firstLine="709" w:left="0" w:right="0"/>
@@ -22313,7 +22676,7 @@
         </w:numPr>
         <w:bidi w:val="0"/>
         <w:spacing w:lineRule="auto" w:line="360" w:before="0" w:after="0"/>
-        <w:ind w:hanging="0" w:left="0" w:right="121"/>
+        <w:ind w:hanging="0" w:left="0" w:right="0"/>
         <w:jc w:val="both"/>
         <w:rPr>
           <w:rFonts w:ascii="Times New Roman" w:hAnsi="Times New Roman"/>
@@ -22348,7 +22711,7 @@
         </w:numPr>
         <w:bidi w:val="0"/>
         <w:spacing w:lineRule="auto" w:line="360" w:before="0" w:after="0"/>
-        <w:ind w:hanging="0" w:left="0" w:right="121"/>
+        <w:ind w:hanging="0" w:left="0" w:right="0"/>
         <w:jc w:val="both"/>
         <w:rPr>
           <w:rFonts w:ascii="Times New Roman" w:hAnsi="Times New Roman"/>
@@ -22383,7 +22746,7 @@
         </w:numPr>
         <w:bidi w:val="0"/>
         <w:spacing w:lineRule="auto" w:line="360" w:before="0" w:after="0"/>
-        <w:ind w:hanging="0" w:left="0" w:right="121"/>
+        <w:ind w:hanging="0" w:left="0" w:right="0"/>
         <w:jc w:val="both"/>
         <w:rPr>
           <w:rFonts w:ascii="Times New Roman" w:hAnsi="Times New Roman"/>
@@ -22504,7 +22867,7 @@
         <w:suppressAutoHyphens w:val="true"/>
         <w:bidi w:val="0"/>
         <w:spacing w:lineRule="auto" w:line="360" w:before="0" w:after="0"/>
-        <w:ind w:hanging="0" w:left="0" w:right="121"/>
+        <w:ind w:firstLine="709" w:left="0" w:right="0"/>
         <w:jc w:val="both"/>
         <w:rPr>
           <w:rFonts w:ascii="Times New Roman" w:hAnsi="Times New Roman"/>
@@ -22543,11 +22906,9 @@
         </w:numPr>
         <w:bidi w:val="0"/>
         <w:spacing w:lineRule="auto" w:line="360" w:before="0" w:after="0"/>
-        <w:ind w:hanging="0" w:left="0" w:right="121"/>
+        <w:ind w:firstLine="709" w:left="0" w:right="0"/>
         <w:jc w:val="both"/>
-        <w:rPr>
-          <w:rFonts w:ascii="Times New Roman" w:hAnsi="Times New Roman"/>
-        </w:rPr>
+        <w:rPr/>
       </w:pPr>
       <w:r>
         <w:rPr>
@@ -22567,11 +22928,9 @@
         </w:numPr>
         <w:bidi w:val="0"/>
         <w:spacing w:lineRule="auto" w:line="360" w:before="0" w:after="0"/>
-        <w:ind w:hanging="0" w:left="0" w:right="121"/>
+        <w:ind w:firstLine="709" w:left="0" w:right="0"/>
         <w:jc w:val="both"/>
-        <w:rPr>
-          <w:rFonts w:ascii="Times New Roman" w:hAnsi="Times New Roman"/>
-        </w:rPr>
+        <w:rPr/>
       </w:pPr>
       <w:r>
         <w:rPr>
@@ -22602,11 +22961,9 @@
         </w:numPr>
         <w:bidi w:val="0"/>
         <w:spacing w:lineRule="auto" w:line="360" w:before="0" w:after="0"/>
-        <w:ind w:hanging="0" w:left="0" w:right="121"/>
+        <w:ind w:firstLine="709" w:left="0" w:right="0"/>
         <w:jc w:val="both"/>
-        <w:rPr>
-          <w:rFonts w:ascii="Times New Roman" w:hAnsi="Times New Roman"/>
-        </w:rPr>
+        <w:rPr/>
       </w:pPr>
       <w:r>
         <w:rPr>
@@ -22637,11 +22994,9 @@
         </w:numPr>
         <w:bidi w:val="0"/>
         <w:spacing w:lineRule="auto" w:line="360" w:before="0" w:after="0"/>
-        <w:ind w:hanging="0" w:left="0" w:right="121"/>
+        <w:ind w:firstLine="709" w:left="0" w:right="0"/>
         <w:jc w:val="both"/>
-        <w:rPr>
-          <w:rFonts w:ascii="Times New Roman" w:hAnsi="Times New Roman"/>
-        </w:rPr>
+        <w:rPr/>
       </w:pPr>
       <w:r>
         <w:rPr>
@@ -22672,11 +23027,9 @@
         </w:numPr>
         <w:bidi w:val="0"/>
         <w:spacing w:lineRule="auto" w:line="360" w:before="0" w:after="0"/>
-        <w:ind w:hanging="0" w:left="0" w:right="121"/>
+        <w:ind w:firstLine="709" w:left="0" w:right="0"/>
         <w:jc w:val="both"/>
-        <w:rPr>
-          <w:rFonts w:ascii="Times New Roman" w:hAnsi="Times New Roman"/>
-        </w:rPr>
+        <w:rPr/>
       </w:pPr>
       <w:r>
         <w:rPr>
@@ -22707,11 +23060,9 @@
         </w:numPr>
         <w:bidi w:val="0"/>
         <w:spacing w:lineRule="auto" w:line="360" w:before="0" w:after="0"/>
-        <w:ind w:hanging="0" w:left="0" w:right="121"/>
+        <w:ind w:firstLine="709" w:left="0" w:right="0"/>
         <w:jc w:val="both"/>
-        <w:rPr>
-          <w:rFonts w:ascii="Times New Roman" w:hAnsi="Times New Roman"/>
-        </w:rPr>
+        <w:rPr/>
       </w:pPr>
       <w:r>
         <w:rPr>
@@ -22742,11 +23093,9 @@
         </w:numPr>
         <w:bidi w:val="0"/>
         <w:spacing w:lineRule="auto" w:line="360" w:before="0" w:after="0"/>
-        <w:ind w:hanging="0" w:left="0" w:right="121"/>
+        <w:ind w:hanging="0" w:left="0" w:right="0"/>
         <w:jc w:val="both"/>
-        <w:rPr>
-          <w:rFonts w:ascii="Times New Roman" w:hAnsi="Times New Roman"/>
-        </w:rPr>
+        <w:rPr/>
       </w:pPr>
       <w:r>
         <w:rPr>
@@ -22837,14 +23186,12 @@
         <w:suppressAutoHyphens w:val="true"/>
         <w:bidi w:val="0"/>
         <w:spacing w:lineRule="auto" w:line="360" w:before="0" w:after="0"/>
-        <w:ind w:hanging="0" w:left="0" w:right="121"/>
+        <w:ind w:firstLine="709" w:left="0" w:right="0"/>
         <w:jc w:val="both"/>
         <w:rPr>
           <w:rFonts w:ascii="Times New Roman" w:hAnsi="Times New Roman"/>
         </w:rPr>
       </w:pPr>
-      <w:bookmarkStart w:id="88" w:name="docs-internal-guid-c126c193-7fff-b966-c5"/>
-      <w:bookmarkEnd w:id="88"/>
       <w:r>
         <w:rPr>
           <w:rFonts w:eastAsia="Noto Sans CJK SC" w:cs="FreeSans"/>
@@ -22861,11 +23208,148 @@
           <w:szCs w:val="24"/>
           <w:u w:val="none"/>
           <w:effect w:val="none"/>
-          <w:shd w:fill="auto" w:val="clear"/>
+          <w:shd w:fill="FFF2CC" w:val="clear"/>
           <w:lang w:val="pt-BR" w:eastAsia="zh-CN" w:bidi="hi-IN"/>
         </w:rPr>
-        <w:tab/>
-      </w:r>
+        <w:t>Durante toda a trajetória acadêmica, será sempre reforçada a importância de manter o vínculo com a instituição, mesmo após concluir a formação. Para isso, o egresso deve entender que o processo de aprendizagem é contínuo. Assim, depois de obter o seu diploma, ele poderá participar de programas de Pós-Graduação do IFPE, contar com o apoio dos professores e da própria instituição, além de participar de eventos promovidos pelo IFPE.</w:t>
+      </w:r>
+    </w:p>
+    <w:p>
+      <w:pPr>
+        <w:pStyle w:val="BodyText"/>
+        <w:bidi w:val="0"/>
+        <w:spacing w:lineRule="auto" w:line="360" w:before="0" w:after="0"/>
+        <w:ind w:firstLine="709" w:left="0" w:right="0"/>
+        <w:jc w:val="both"/>
+        <w:rPr/>
+      </w:pPr>
+      <w:r>
+        <w:rPr>
+          <w:rFonts w:eastAsia="Noto Sans CJK SC"/>
+          <w:b w:val="false"/>
+          <w:bCs/>
+          <w:i w:val="false"/>
+          <w:caps w:val="false"/>
+          <w:smallCaps w:val="false"/>
+          <w:strike w:val="false"/>
+          <w:dstrike w:val="false"/>
+          <w:color w:val="000000"/>
+          <w:sz w:val="24"/>
+          <w:szCs w:val="24"/>
+          <w:u w:val="none"/>
+          <w:effect w:val="none"/>
+          <w:shd w:fill="FFF2CC" w:val="clear"/>
+        </w:rPr>
+        <w:t>Nos termos do Regulamento de Acompanhamento de Egressos do IFPE (Resolução no 54/2015 CONSUP), o egresso é o estudante que efetivamente concluiu os estudos regulares, estágios e outras atividades previstas no curso e que esteja apto a receber ou já recebeu o diploma. O acompanhamento dos egressos será focado em verificar a sua empregabilidade, como a formação técnica que receberam está atendendo às demandas do mercado de trabalho, e também na continuidade dos estudos após a conclusão do curso. Para isso, serão criados procedimentos institucionais que acompanhem a trajetória profissional dos ex-alunos, ajudando a identificar oportunidades no mundo do trabalho e a melhorar continuamente o Ensino, a Pesquisa e a Extensão na instituição.</w:t>
+      </w:r>
+    </w:p>
+    <w:p>
+      <w:pPr>
+        <w:pStyle w:val="BodyText"/>
+        <w:bidi w:val="0"/>
+        <w:spacing w:lineRule="auto" w:line="360" w:before="0" w:after="0"/>
+        <w:ind w:firstLine="709" w:left="0" w:right="0"/>
+        <w:jc w:val="both"/>
+        <w:rPr/>
+      </w:pPr>
+      <w:r>
+        <w:rPr>
+          <w:rFonts w:eastAsia="Noto Sans CJK SC"/>
+          <w:b w:val="false"/>
+          <w:bCs/>
+          <w:i w:val="false"/>
+          <w:caps w:val="false"/>
+          <w:smallCaps w:val="false"/>
+          <w:strike w:val="false"/>
+          <w:dstrike w:val="false"/>
+          <w:color w:val="000000"/>
+          <w:sz w:val="24"/>
+          <w:szCs w:val="24"/>
+          <w:u w:val="none"/>
+          <w:effect w:val="none"/>
+          <w:shd w:fill="FFF2CC" w:val="clear"/>
+        </w:rPr>
+        <w:t>Observar os documentos que regulamentam o acompanhamento de egressos emanados pela Pró Reitoria de Extensão do IFPE e mencionar as ferramentas de que o curso e a Instituição dispõe para o monitoramento dos estudantes egressos, apresentando, por exemplo, canais de comunicação para fornecimento de informações relacionadas a oportunidades de trabalho, coleta de dados que possam traduzir os desdobramentos do curso na sociedade e no mundo do trabalho e promover a interação dos egressos com empresas.</w:t>
+      </w:r>
+    </w:p>
+    <w:p>
+      <w:pPr>
+        <w:pStyle w:val="BodyText"/>
+        <w:widowControl/>
+        <w:suppressAutoHyphens w:val="true"/>
+        <w:bidi w:val="0"/>
+        <w:spacing w:lineRule="auto" w:line="360" w:before="0" w:after="0"/>
+        <w:ind w:hanging="0" w:left="0" w:right="121"/>
+        <w:jc w:val="both"/>
+        <w:rPr>
+          <w:rFonts w:ascii="Times New Roman" w:hAnsi="Times New Roman"/>
+          <w:sz w:val="24"/>
+          <w:szCs w:val="24"/>
+          <w:highlight w:val="none"/>
+          <w:shd w:fill="FFF2CC" w:val="clear"/>
+        </w:rPr>
+      </w:pPr>
+      <w:r>
+        <w:rPr>
+          <w:sz w:val="24"/>
+          <w:szCs w:val="24"/>
+          <w:shd w:fill="FFF2CC" w:val="clear"/>
+        </w:rPr>
+      </w:r>
+    </w:p>
+    <w:p>
+      <w:pPr>
+        <w:pStyle w:val="Heading1"/>
+        <w:numPr>
+          <w:ilvl w:val="0"/>
+          <w:numId w:val="1"/>
+        </w:numPr>
+        <w:spacing w:lineRule="auto" w:line="360"/>
+        <w:rPr>
+          <w:rFonts w:ascii="Times New Roman" w:hAnsi="Times New Roman"/>
+        </w:rPr>
+      </w:pPr>
+      <w:bookmarkStart w:id="88" w:name="__RefHeading___Toc8790_1736451874"/>
+      <w:bookmarkEnd w:id="88"/>
+      <w:r>
+        <w:rPr>
+          <w:rFonts w:ascii="Times New Roman" w:hAnsi="Times New Roman"/>
+          <w:sz w:val="24"/>
+          <w:szCs w:val="24"/>
+        </w:rPr>
+        <w:t>DIPLOMAS</w:t>
+      </w:r>
+    </w:p>
+    <w:p>
+      <w:pPr>
+        <w:pStyle w:val="BodyText"/>
+        <w:spacing w:lineRule="auto" w:line="360"/>
+        <w:rPr>
+          <w:rFonts w:ascii="Times New Roman" w:hAnsi="Times New Roman"/>
+          <w:sz w:val="24"/>
+          <w:szCs w:val="24"/>
+        </w:rPr>
+      </w:pPr>
+      <w:r>
+        <w:rPr>
+          <w:sz w:val="24"/>
+          <w:szCs w:val="24"/>
+        </w:rPr>
+      </w:r>
+    </w:p>
+    <w:p>
+      <w:pPr>
+        <w:pStyle w:val="BodyText"/>
+        <w:widowControl/>
+        <w:suppressAutoHyphens w:val="true"/>
+        <w:bidi w:val="0"/>
+        <w:spacing w:lineRule="auto" w:line="360" w:before="0" w:after="0"/>
+        <w:ind w:firstLine="709" w:left="0" w:right="0"/>
+        <w:jc w:val="both"/>
+        <w:rPr/>
+      </w:pPr>
+      <w:bookmarkStart w:id="89" w:name="docs-internal-guid-a7d25463-7fff-641b-76"/>
+      <w:bookmarkEnd w:id="89"/>
       <w:r>
         <w:rPr>
           <w:rFonts w:eastAsia="Noto Sans CJK SC" w:cs="FreeSans"/>
@@ -22885,7 +23369,7 @@
           <w:shd w:fill="FFF2CC" w:val="clear"/>
           <w:lang w:val="pt-BR" w:eastAsia="zh-CN" w:bidi="hi-IN"/>
         </w:rPr>
-        <w:t>Durante toda a trajetória acadêmica, será sempre reforçada a importância de manter o vínculo com a instituição, mesmo após concluir a formação. Para isso, o egresso deve entender que o processo de aprendizagem é contínuo. Assim, depois de obter o seu diploma, ele poderá participar de programas de Pós-Graduação do IFPE, contar com o apoio dos professores e da própria instituição, além de participar de eventos promovidos pelo IFPE.</w:t>
+        <w:t>Quando o estudante concluir todas as disciplinas do curso, incluindo os componentes obrigatórios e optativos, totalizando as horas, contando também com as de Estágio Curricular Supervisionado, entregar toda a documentação necessária ao CIEC, apresentar e aprovar o Trabalho de Conclusão de Curso, depositar esse trabalho na biblioteca do Campus e estar em situação regular junto ao ENADE, ele receberá o diploma.</w:t>
       </w:r>
     </w:p>
     <w:p>
@@ -22893,11 +23377,9 @@
         <w:pStyle w:val="BodyText"/>
         <w:bidi w:val="0"/>
         <w:spacing w:lineRule="auto" w:line="360" w:before="0" w:after="0"/>
-        <w:ind w:firstLine="720" w:left="0" w:right="121"/>
+        <w:ind w:firstLine="709" w:left="0" w:right="0"/>
         <w:jc w:val="both"/>
-        <w:rPr>
-          <w:rFonts w:ascii="Times New Roman" w:hAnsi="Times New Roman"/>
-        </w:rPr>
+        <w:rPr/>
       </w:pPr>
       <w:r>
         <w:rPr>
@@ -22916,7 +23398,7 @@
           <w:effect w:val="none"/>
           <w:shd w:fill="FFF2CC" w:val="clear"/>
         </w:rPr>
-        <w:t>Nos termos do Regulamento de Acompanhamento de Egressos do IFPE (Resolução no 54/2015 CONSUP), o egresso é o estudante que efetivamente concluiu os estudos regulares, estágios e outras atividades previstas no curso e que esteja apto a receber ou já recebeu o diploma. O acompanhamento dos egressos será focado em verificar a sua empregabilidade, como a formação técnica que receberam está atendendo às demandas do mercado de trabalho, e também na continuidade dos estudos após a conclusão do curso. Para isso, serão criados procedimentos institucionais que acompanhem a trajetória profissional dos ex-alunos, ajudando a identificar oportunidades no mundo do trabalho e a melhorar continuamente o Ensino, a Pesquisa e a Extensão na instituição.</w:t>
+        <w:t>Os estudantes que concluírem o curso de graduação participarão de uma cerimônia de COLAÇÃO DE GRAU, sendo esta uma etapa obrigatória para obter o diploma. Nesse momento especial, o estudante precisa assinar a ata de solenidade de colação de grau, que é um requisito necessário para solicitar a emissão do seu diploma junto ao setor de Registro Acadêmico do campus.</w:t>
       </w:r>
     </w:p>
     <w:p>
@@ -22924,11 +23406,9 @@
         <w:pStyle w:val="BodyText"/>
         <w:bidi w:val="0"/>
         <w:spacing w:lineRule="auto" w:line="360" w:before="0" w:after="0"/>
-        <w:ind w:firstLine="720" w:left="0" w:right="121"/>
+        <w:ind w:firstLine="709" w:left="0" w:right="0"/>
         <w:jc w:val="both"/>
-        <w:rPr>
-          <w:rFonts w:ascii="Times New Roman" w:hAnsi="Times New Roman"/>
-        </w:rPr>
+        <w:rPr/>
       </w:pPr>
       <w:r>
         <w:rPr>
@@ -22947,31 +23427,50 @@
           <w:effect w:val="none"/>
           <w:shd w:fill="FFF2CC" w:val="clear"/>
         </w:rPr>
-        <w:t>Observar os documentos que regulamentam o acompanhamento de egressos emanados pela Pró Reitoria de Extensão do IFPE e mencionar as ferramentas de que o curso e a Instituição dispõe para o monitoramento dos estudantes egressos, apresentando, por exemplo, canais de comunicação para fornecimento de informações relacionadas a oportunidades de trabalho, coleta de dados que possam traduzir os desdobramentos do curso na sociedade e no mundo do trabalho e promover a interação dos egressos com empresas.</w:t>
-      </w:r>
-    </w:p>
-    <w:p>
-      <w:pPr>
-        <w:pStyle w:val="BodyText"/>
-        <w:widowControl/>
-        <w:suppressAutoHyphens w:val="true"/>
+        <w:t>Acrescente-se a isso as informações relativas ao(s) documento(s) de conclusão de curso expedido(s) pelo estabelecimento de ensino a seus estudantes, identificando a habilitação para qual será expedida o diploma e explicitando a titulação concedida. A instituição deve, ainda, estar atenta ao fato de que, no Histórico Escolar, serão registradas, também, as competências que o estudante construiu no processo de formação, definidas no perfil profissional de conclusão do curso.</w:t>
+      </w:r>
+    </w:p>
+    <w:p>
+      <w:pPr>
+        <w:pStyle w:val="BodyText"/>
         <w:bidi w:val="0"/>
         <w:spacing w:lineRule="auto" w:line="360" w:before="0" w:after="0"/>
-        <w:ind w:hanging="0" w:left="0" w:right="121"/>
+        <w:ind w:firstLine="720" w:left="0" w:right="121"/>
         <w:jc w:val="both"/>
         <w:rPr>
-          <w:rFonts w:ascii="Times New Roman" w:hAnsi="Times New Roman"/>
-          <w:sz w:val="24"/>
-          <w:szCs w:val="24"/>
-          <w:highlight w:val="none"/>
-          <w:shd w:fill="FFF2CC" w:val="clear"/>
-        </w:rPr>
-      </w:pPr>
-      <w:r>
-        <w:rPr>
-          <w:sz w:val="24"/>
-          <w:szCs w:val="24"/>
-          <w:shd w:fill="FFF2CC" w:val="clear"/>
+          <w:rFonts w:ascii="Times New Roman" w:hAnsi="Times New Roman" w:eastAsia="Noto Sans CJK SC"/>
+          <w:b w:val="false"/>
+          <w:bCs/>
+          <w:i w:val="false"/>
+          <w:i w:val="false"/>
+          <w:caps w:val="false"/>
+          <w:smallCaps w:val="false"/>
+          <w:strike w:val="false"/>
+          <w:dstrike w:val="false"/>
+          <w:color w:val="000000"/>
+          <w:sz w:val="24"/>
+          <w:szCs w:val="24"/>
+          <w:u w:val="none"/>
+          <w:effect w:val="none"/>
+          <w:shd w:fill="FFFFFF" w:val="clear"/>
+        </w:rPr>
+      </w:pPr>
+      <w:r>
+        <w:rPr>
+          <w:rFonts w:eastAsia="Noto Sans CJK SC"/>
+          <w:b w:val="false"/>
+          <w:bCs/>
+          <w:i w:val="false"/>
+          <w:caps w:val="false"/>
+          <w:smallCaps w:val="false"/>
+          <w:strike w:val="false"/>
+          <w:dstrike w:val="false"/>
+          <w:color w:val="000000"/>
+          <w:sz w:val="24"/>
+          <w:szCs w:val="24"/>
+          <w:u w:val="none"/>
+          <w:effect w:val="none"/>
+          <w:shd w:fill="FFFFFF" w:val="clear"/>
         </w:rPr>
       </w:r>
     </w:p>
@@ -22987,15 +23486,15 @@
           <w:rFonts w:ascii="Times New Roman" w:hAnsi="Times New Roman"/>
         </w:rPr>
       </w:pPr>
-      <w:bookmarkStart w:id="89" w:name="__RefHeading___Toc8790_1736451874"/>
-      <w:bookmarkEnd w:id="89"/>
-      <w:r>
-        <w:rPr>
-          <w:rFonts w:ascii="Times New Roman" w:hAnsi="Times New Roman"/>
-          <w:sz w:val="24"/>
-          <w:szCs w:val="24"/>
-        </w:rPr>
-        <w:t>DIPLOMAS</w:t>
+      <w:bookmarkStart w:id="90" w:name="__RefHeading___Toc8792_1736451874"/>
+      <w:bookmarkEnd w:id="90"/>
+      <w:r>
+        <w:rPr>
+          <w:rFonts w:ascii="Times New Roman" w:hAnsi="Times New Roman"/>
+          <w:sz w:val="24"/>
+          <w:szCs w:val="24"/>
+        </w:rPr>
+        <w:t xml:space="preserve">CORPO DOCENTE E TÉCNICO ADMINISTRATIVO </w:t>
       </w:r>
     </w:p>
     <w:p>
@@ -23022,14 +23521,29 @@
         <w:suppressAutoHyphens w:val="true"/>
         <w:bidi w:val="0"/>
         <w:spacing w:lineRule="auto" w:line="360" w:before="0" w:after="0"/>
-        <w:ind w:firstLine="720" w:left="0" w:right="121"/>
+        <w:ind w:firstLine="709" w:left="0" w:right="0"/>
         <w:jc w:val="both"/>
         <w:rPr>
           <w:rFonts w:ascii="Times New Roman" w:hAnsi="Times New Roman"/>
         </w:rPr>
       </w:pPr>
-      <w:bookmarkStart w:id="90" w:name="docs-internal-guid-a7d25463-7fff-641b-76"/>
-      <w:bookmarkEnd w:id="90"/>
+      <w:r>
+        <w:rPr>
+          <w:b w:val="false"/>
+          <w:i w:val="false"/>
+          <w:caps w:val="false"/>
+          <w:smallCaps w:val="false"/>
+          <w:strike w:val="false"/>
+          <w:dstrike w:val="false"/>
+          <w:color w:val="000000"/>
+          <w:sz w:val="24"/>
+          <w:szCs w:val="24"/>
+          <w:u w:val="none"/>
+          <w:effect w:val="none"/>
+          <w:shd w:fill="FFF2CC" w:val="clear"/>
+        </w:rPr>
+        <w:t>Neste campo deve-se mencionar a estrutura organizacional do curso, e sua distribuição de equipe composta por docentes e servidores técnico-</w:t>
+      </w:r>
       <w:r>
         <w:rPr>
           <w:rFonts w:eastAsia="Noto Sans CJK SC" w:cs="FreeSans"/>
@@ -23049,224 +23563,6 @@
           <w:shd w:fill="FFF2CC" w:val="clear"/>
           <w:lang w:val="pt-BR" w:eastAsia="zh-CN" w:bidi="hi-IN"/>
         </w:rPr>
-        <w:t>Quando o estudante concluir todas as disciplinas do curso, incluindo os componentes obrigatórios e optativos, totalizando as horas, contando também com as de Estágio Curricular Supervisionado, entregar toda a documentação necessária ao CIEC, apresentar e aprovar o Trabalho de Conclusão de Curso, depositar esse trabalho na biblioteca do Campus e estar em situação regular junto ao ENADE, ele receberá o diploma.</w:t>
-      </w:r>
-    </w:p>
-    <w:p>
-      <w:pPr>
-        <w:pStyle w:val="BodyText"/>
-        <w:bidi w:val="0"/>
-        <w:spacing w:lineRule="auto" w:line="360" w:before="0" w:after="0"/>
-        <w:ind w:hanging="0" w:left="0" w:right="121"/>
-        <w:jc w:val="both"/>
-        <w:rPr>
-          <w:rFonts w:ascii="Times New Roman" w:hAnsi="Times New Roman"/>
-        </w:rPr>
-      </w:pPr>
-      <w:r>
-        <w:rPr>
-          <w:rFonts w:eastAsia="Noto Sans CJK SC"/>
-          <w:b w:val="false"/>
-          <w:bCs/>
-          <w:i w:val="false"/>
-          <w:caps w:val="false"/>
-          <w:smallCaps w:val="false"/>
-          <w:strike w:val="false"/>
-          <w:dstrike w:val="false"/>
-          <w:color w:val="000000"/>
-          <w:sz w:val="24"/>
-          <w:szCs w:val="24"/>
-          <w:u w:val="none"/>
-          <w:effect w:val="none"/>
-          <w:shd w:fill="FFF2CC" w:val="clear"/>
-        </w:rPr>
-        <w:tab/>
-        <w:t>Os estudantes que concluírem o curso de graduação participarão de uma cerimônia de COLAÇÃO DE GRAU, sendo esta uma etapa obrigatória para obter o diploma. Nesse momento especial, o estudante precisa assinar a ata de solenidade de colação de grau, que é um requisito necessário para solicitar a emissão do seu diploma junto ao setor de Registro Acadêmico do campus.</w:t>
-      </w:r>
-    </w:p>
-    <w:p>
-      <w:pPr>
-        <w:pStyle w:val="BodyText"/>
-        <w:bidi w:val="0"/>
-        <w:spacing w:lineRule="auto" w:line="360" w:before="0" w:after="0"/>
-        <w:ind w:firstLine="720" w:left="0" w:right="121"/>
-        <w:jc w:val="both"/>
-        <w:rPr>
-          <w:rFonts w:ascii="Times New Roman" w:hAnsi="Times New Roman"/>
-        </w:rPr>
-      </w:pPr>
-      <w:r>
-        <w:rPr>
-          <w:rFonts w:eastAsia="Noto Sans CJK SC"/>
-          <w:b w:val="false"/>
-          <w:bCs/>
-          <w:i w:val="false"/>
-          <w:caps w:val="false"/>
-          <w:smallCaps w:val="false"/>
-          <w:strike w:val="false"/>
-          <w:dstrike w:val="false"/>
-          <w:color w:val="000000"/>
-          <w:sz w:val="24"/>
-          <w:szCs w:val="24"/>
-          <w:u w:val="none"/>
-          <w:effect w:val="none"/>
-          <w:shd w:fill="FFF2CC" w:val="clear"/>
-        </w:rPr>
-        <w:t>Acrescente-se a isso as informações relativas ao(s) documento(s) de conclusão de curso expedido(s) pelo estabelecimento de ensino a seus estudantes, identificando a habilitação para qual será expedida o diploma e explicitando a titulação concedida. A instituição deve, ainda, estar atenta ao fato de que, no Histórico Escolar, serão registradas, também, as competências que o estudante construiu no processo de formação, definidas no perfil profissional de conclusão do curso.</w:t>
-      </w:r>
-    </w:p>
-    <w:p>
-      <w:pPr>
-        <w:pStyle w:val="BodyText"/>
-        <w:bidi w:val="0"/>
-        <w:spacing w:lineRule="auto" w:line="360" w:before="0" w:after="0"/>
-        <w:ind w:firstLine="720" w:left="0" w:right="121"/>
-        <w:jc w:val="both"/>
-        <w:rPr>
-          <w:rFonts w:ascii="Times New Roman" w:hAnsi="Times New Roman" w:eastAsia="Noto Sans CJK SC"/>
-          <w:b w:val="false"/>
-          <w:bCs/>
-          <w:i w:val="false"/>
-          <w:i w:val="false"/>
-          <w:caps w:val="false"/>
-          <w:smallCaps w:val="false"/>
-          <w:strike w:val="false"/>
-          <w:dstrike w:val="false"/>
-          <w:color w:val="000000"/>
-          <w:sz w:val="24"/>
-          <w:szCs w:val="24"/>
-          <w:u w:val="none"/>
-          <w:effect w:val="none"/>
-          <w:shd w:fill="FFFFFF" w:val="clear"/>
-        </w:rPr>
-      </w:pPr>
-      <w:r>
-        <w:rPr>
-          <w:rFonts w:eastAsia="Noto Sans CJK SC"/>
-          <w:b w:val="false"/>
-          <w:bCs/>
-          <w:i w:val="false"/>
-          <w:caps w:val="false"/>
-          <w:smallCaps w:val="false"/>
-          <w:strike w:val="false"/>
-          <w:dstrike w:val="false"/>
-          <w:color w:val="000000"/>
-          <w:sz w:val="24"/>
-          <w:szCs w:val="24"/>
-          <w:u w:val="none"/>
-          <w:effect w:val="none"/>
-          <w:shd w:fill="FFFFFF" w:val="clear"/>
-        </w:rPr>
-      </w:r>
-    </w:p>
-    <w:p>
-      <w:pPr>
-        <w:pStyle w:val="Heading1"/>
-        <w:numPr>
-          <w:ilvl w:val="0"/>
-          <w:numId w:val="1"/>
-        </w:numPr>
-        <w:spacing w:lineRule="auto" w:line="360"/>
-        <w:rPr>
-          <w:rFonts w:ascii="Times New Roman" w:hAnsi="Times New Roman"/>
-        </w:rPr>
-      </w:pPr>
-      <w:bookmarkStart w:id="91" w:name="__RefHeading___Toc8792_1736451874"/>
-      <w:bookmarkEnd w:id="91"/>
-      <w:r>
-        <w:rPr>
-          <w:rFonts w:ascii="Times New Roman" w:hAnsi="Times New Roman"/>
-          <w:sz w:val="24"/>
-          <w:szCs w:val="24"/>
-        </w:rPr>
-        <w:t xml:space="preserve">CORPO DOCENTE E TÉCNICO ADMINISTRATIVO </w:t>
-      </w:r>
-    </w:p>
-    <w:p>
-      <w:pPr>
-        <w:pStyle w:val="BodyText"/>
-        <w:spacing w:lineRule="auto" w:line="360"/>
-        <w:rPr>
-          <w:rFonts w:ascii="Times New Roman" w:hAnsi="Times New Roman"/>
-          <w:sz w:val="24"/>
-          <w:szCs w:val="24"/>
-        </w:rPr>
-      </w:pPr>
-      <w:r>
-        <w:rPr>
-          <w:sz w:val="24"/>
-          <w:szCs w:val="24"/>
-        </w:rPr>
-      </w:r>
-    </w:p>
-    <w:p>
-      <w:pPr>
-        <w:pStyle w:val="BodyText"/>
-        <w:widowControl/>
-        <w:suppressAutoHyphens w:val="true"/>
-        <w:bidi w:val="0"/>
-        <w:spacing w:lineRule="auto" w:line="360" w:before="0" w:after="0"/>
-        <w:ind w:hanging="0" w:left="0" w:right="121"/>
-        <w:jc w:val="both"/>
-        <w:rPr>
-          <w:rFonts w:ascii="Times New Roman" w:hAnsi="Times New Roman"/>
-        </w:rPr>
-      </w:pPr>
-      <w:bookmarkStart w:id="92" w:name="docs-internal-guid-b2efdd94-7fff-c6f5-62"/>
-      <w:bookmarkEnd w:id="92"/>
-      <w:r>
-        <w:rPr>
-          <w:b w:val="false"/>
-          <w:i w:val="false"/>
-          <w:caps w:val="false"/>
-          <w:smallCaps w:val="false"/>
-          <w:strike w:val="false"/>
-          <w:dstrike w:val="false"/>
-          <w:color w:val="000000"/>
-          <w:sz w:val="24"/>
-          <w:szCs w:val="24"/>
-          <w:u w:val="none"/>
-          <w:effect w:val="none"/>
-          <w:shd w:fill="auto" w:val="clear"/>
-        </w:rPr>
-        <w:tab/>
-      </w:r>
-      <w:r>
-        <w:rPr>
-          <w:b w:val="false"/>
-          <w:i w:val="false"/>
-          <w:caps w:val="false"/>
-          <w:smallCaps w:val="false"/>
-          <w:strike w:val="false"/>
-          <w:dstrike w:val="false"/>
-          <w:color w:val="000000"/>
-          <w:sz w:val="24"/>
-          <w:szCs w:val="24"/>
-          <w:u w:val="none"/>
-          <w:effect w:val="none"/>
-          <w:shd w:fill="FFF2CC" w:val="clear"/>
-        </w:rPr>
-        <w:t>Neste campo deve-se mencionar a estrutura organizacional do curso, e sua distribuição de equipe composta por docentes e servidores técnico-</w:t>
-      </w:r>
-      <w:r>
-        <w:rPr>
-          <w:rFonts w:eastAsia="Noto Sans CJK SC" w:cs="FreeSans"/>
-          <w:b w:val="false"/>
-          <w:bCs/>
-          <w:i w:val="false"/>
-          <w:caps w:val="false"/>
-          <w:smallCaps w:val="false"/>
-          <w:strike w:val="false"/>
-          <w:dstrike w:val="false"/>
-          <w:color w:val="000000"/>
-          <w:kern w:val="2"/>
-          <w:sz w:val="24"/>
-          <w:szCs w:val="24"/>
-          <w:u w:val="none"/>
-          <w:effect w:val="none"/>
-          <w:shd w:fill="FFF2CC" w:val="clear"/>
-          <w:lang w:val="pt-BR" w:eastAsia="zh-CN" w:bidi="hi-IN"/>
-        </w:rPr>
         <w:t>administrativos</w:t>
       </w:r>
       <w:r>
@@ -23316,8 +23612,8 @@
           <w:rFonts w:ascii="Times New Roman" w:hAnsi="Times New Roman"/>
         </w:rPr>
       </w:pPr>
-      <w:bookmarkStart w:id="93" w:name="__RefHeading___Toc8794_1736451874"/>
-      <w:bookmarkEnd w:id="93"/>
+      <w:bookmarkStart w:id="91" w:name="__RefHeading___Toc8794_1736451874"/>
+      <w:bookmarkEnd w:id="91"/>
       <w:r>
         <w:rPr>
           <w:rFonts w:ascii="Times New Roman" w:hAnsi="Times New Roman"/>
@@ -24655,8 +24951,8 @@
           <w:rFonts w:ascii="Times New Roman" w:hAnsi="Times New Roman"/>
         </w:rPr>
       </w:pPr>
-      <w:bookmarkStart w:id="94" w:name="__RefHeading___Toc2977_724336694"/>
-      <w:bookmarkEnd w:id="94"/>
+      <w:bookmarkStart w:id="92" w:name="__RefHeading___Toc2977_724336694"/>
+      <w:bookmarkEnd w:id="92"/>
       <w:r>
         <w:rPr>
           <w:rFonts w:ascii="Times New Roman" w:hAnsi="Times New Roman"/>
@@ -24694,8 +24990,8 @@
           <w:rFonts w:ascii="Times New Roman" w:hAnsi="Times New Roman"/>
         </w:rPr>
       </w:pPr>
-      <w:bookmarkStart w:id="95" w:name="docs-internal-guid-87136094-7fff-8bab-7f"/>
-      <w:bookmarkEnd w:id="95"/>
+      <w:bookmarkStart w:id="93" w:name="docs-internal-guid-87136094-7fff-8bab-7f"/>
+      <w:bookmarkEnd w:id="93"/>
       <w:r>
         <w:rPr>
           <w:b w:val="false"/>
@@ -24723,11 +25019,9 @@
         </w:numPr>
         <w:bidi w:val="0"/>
         <w:spacing w:lineRule="auto" w:line="360" w:before="0" w:after="0"/>
-        <w:ind w:hanging="0" w:left="0" w:right="121"/>
+        <w:ind w:firstLine="709" w:left="0" w:right="0"/>
         <w:jc w:val="both"/>
-        <w:rPr>
-          <w:rFonts w:ascii="Times New Roman" w:hAnsi="Times New Roman"/>
-        </w:rPr>
+        <w:rPr/>
       </w:pPr>
       <w:r>
         <w:rPr>
@@ -24747,11 +25041,9 @@
         </w:numPr>
         <w:bidi w:val="0"/>
         <w:spacing w:lineRule="auto" w:line="360" w:before="0" w:after="0"/>
-        <w:ind w:hanging="0" w:left="0" w:right="121"/>
+        <w:ind w:firstLine="709" w:left="0" w:right="0"/>
         <w:jc w:val="both"/>
-        <w:rPr>
-          <w:rFonts w:ascii="Times New Roman" w:hAnsi="Times New Roman"/>
-        </w:rPr>
+        <w:rPr/>
       </w:pPr>
       <w:r>
         <w:rPr>
@@ -24771,11 +25063,9 @@
         </w:numPr>
         <w:bidi w:val="0"/>
         <w:spacing w:lineRule="auto" w:line="360" w:before="0" w:after="0"/>
-        <w:ind w:hanging="0" w:left="0" w:right="121"/>
+        <w:ind w:firstLine="709" w:left="0" w:right="0"/>
         <w:jc w:val="both"/>
-        <w:rPr>
-          <w:rFonts w:ascii="Times New Roman" w:hAnsi="Times New Roman"/>
-        </w:rPr>
+        <w:rPr/>
       </w:pPr>
       <w:r>
         <w:rPr>
@@ -24795,11 +25085,9 @@
         </w:numPr>
         <w:bidi w:val="0"/>
         <w:spacing w:lineRule="auto" w:line="360" w:before="0" w:after="0"/>
-        <w:ind w:hanging="0" w:left="0" w:right="121"/>
+        <w:ind w:firstLine="709" w:left="0" w:right="0"/>
         <w:jc w:val="both"/>
-        <w:rPr>
-          <w:rFonts w:ascii="Times New Roman" w:hAnsi="Times New Roman"/>
-        </w:rPr>
+        <w:rPr/>
       </w:pPr>
       <w:r>
         <w:rPr>
@@ -24828,11 +25116,9 @@
         </w:numPr>
         <w:bidi w:val="0"/>
         <w:spacing w:lineRule="auto" w:line="360" w:before="0" w:after="0"/>
-        <w:ind w:hanging="0" w:left="0" w:right="121"/>
+        <w:ind w:firstLine="709" w:left="0" w:right="0"/>
         <w:jc w:val="both"/>
-        <w:rPr>
-          <w:rFonts w:ascii="Times New Roman" w:hAnsi="Times New Roman"/>
-        </w:rPr>
+        <w:rPr/>
       </w:pPr>
       <w:r>
         <w:rPr>
@@ -24861,11 +25147,9 @@
         </w:numPr>
         <w:bidi w:val="0"/>
         <w:spacing w:lineRule="auto" w:line="360" w:before="0" w:after="0"/>
-        <w:ind w:hanging="0" w:left="0" w:right="121"/>
+        <w:ind w:firstLine="709" w:left="0" w:right="0"/>
         <w:jc w:val="both"/>
-        <w:rPr>
-          <w:rFonts w:ascii="Times New Roman" w:hAnsi="Times New Roman"/>
-        </w:rPr>
+        <w:rPr/>
       </w:pPr>
       <w:r>
         <w:rPr>
@@ -24894,11 +25178,9 @@
         </w:numPr>
         <w:bidi w:val="0"/>
         <w:spacing w:lineRule="auto" w:line="360" w:before="0" w:after="0"/>
-        <w:ind w:hanging="0" w:left="0" w:right="121"/>
+        <w:ind w:firstLine="709" w:left="0" w:right="0"/>
         <w:jc w:val="both"/>
-        <w:rPr>
-          <w:rFonts w:ascii="Times New Roman" w:hAnsi="Times New Roman"/>
-        </w:rPr>
+        <w:rPr/>
       </w:pPr>
       <w:r>
         <w:rPr>
@@ -24927,11 +25209,9 @@
         </w:numPr>
         <w:bidi w:val="0"/>
         <w:spacing w:lineRule="auto" w:line="360" w:before="0" w:after="0"/>
-        <w:ind w:hanging="0" w:left="0" w:right="121"/>
+        <w:ind w:firstLine="709" w:left="0" w:right="0"/>
         <w:jc w:val="both"/>
-        <w:rPr>
-          <w:rFonts w:ascii="Times New Roman" w:hAnsi="Times New Roman"/>
-        </w:rPr>
+        <w:rPr/>
       </w:pPr>
       <w:r>
         <w:rPr>
@@ -24960,11 +25240,9 @@
         </w:numPr>
         <w:bidi w:val="0"/>
         <w:spacing w:lineRule="auto" w:line="360" w:before="0" w:after="0"/>
-        <w:ind w:hanging="0" w:left="0" w:right="121"/>
+        <w:ind w:firstLine="709" w:left="0" w:right="0"/>
         <w:jc w:val="both"/>
-        <w:rPr>
-          <w:rFonts w:ascii="Times New Roman" w:hAnsi="Times New Roman"/>
-        </w:rPr>
+        <w:rPr/>
       </w:pPr>
       <w:r>
         <w:rPr>
@@ -24993,11 +25271,9 @@
         </w:numPr>
         <w:bidi w:val="0"/>
         <w:spacing w:lineRule="auto" w:line="360" w:before="0" w:after="0"/>
-        <w:ind w:hanging="0" w:left="0" w:right="121"/>
+        <w:ind w:firstLine="709" w:left="0" w:right="0"/>
         <w:jc w:val="both"/>
-        <w:rPr>
-          <w:rFonts w:ascii="Times New Roman" w:hAnsi="Times New Roman"/>
-        </w:rPr>
+        <w:rPr/>
       </w:pPr>
       <w:r>
         <w:rPr>
@@ -25022,7 +25298,7 @@
         <w:pStyle w:val="BodyText"/>
         <w:bidi w:val="0"/>
         <w:spacing w:lineRule="auto" w:line="360" w:before="0" w:after="0"/>
-        <w:ind w:hanging="0" w:left="0" w:right="121"/>
+        <w:ind w:firstLine="709" w:left="0" w:right="0"/>
         <w:jc w:val="both"/>
         <w:rPr>
           <w:rFonts w:ascii="Times New Roman" w:hAnsi="Times New Roman"/>
@@ -25043,7 +25319,6 @@
           <w:effect w:val="none"/>
           <w:shd w:fill="FFF2CC" w:val="clear"/>
         </w:rPr>
-        <w:tab/>
         <w:t>Para a execução dessa demanda, a coordenadora dispõe no seu Plano de atividades docentes uma carga horária entre 14 e 20 horas para atendimento ao público e para os procedimentos internos da coordenação.</w:t>
       </w:r>
     </w:p>
@@ -25076,8 +25351,8 @@
           <w:rFonts w:ascii="Times New Roman" w:hAnsi="Times New Roman"/>
         </w:rPr>
       </w:pPr>
-      <w:bookmarkStart w:id="96" w:name="__RefHeading___Toc2979_724336694"/>
-      <w:bookmarkEnd w:id="96"/>
+      <w:bookmarkStart w:id="94" w:name="__RefHeading___Toc2979_724336694"/>
+      <w:bookmarkEnd w:id="94"/>
       <w:r>
         <w:rPr>
           <w:rFonts w:ascii="Times New Roman" w:hAnsi="Times New Roman"/>
@@ -25766,8 +26041,8 @@
           <w:rFonts w:ascii="Times New Roman" w:hAnsi="Times New Roman"/>
         </w:rPr>
       </w:pPr>
-      <w:bookmarkStart w:id="97" w:name="__RefHeading___Toc2981_724336694"/>
-      <w:bookmarkEnd w:id="97"/>
+      <w:bookmarkStart w:id="95" w:name="__RefHeading___Toc2981_724336694"/>
+      <w:bookmarkEnd w:id="95"/>
       <w:r>
         <w:rPr>
           <w:rFonts w:ascii="Times New Roman" w:hAnsi="Times New Roman"/>
@@ -25852,8 +26127,8 @@
           <w:rFonts w:ascii="Times New Roman" w:hAnsi="Times New Roman"/>
         </w:rPr>
       </w:pPr>
-      <w:bookmarkStart w:id="98" w:name="__RefHeading___Toc2983_724336694"/>
-      <w:bookmarkEnd w:id="98"/>
+      <w:bookmarkStart w:id="96" w:name="__RefHeading___Toc2983_724336694"/>
+      <w:bookmarkEnd w:id="96"/>
       <w:r>
         <w:rPr>
           <w:rFonts w:ascii="Times New Roman" w:hAnsi="Times New Roman"/>
@@ -25885,14 +26160,14 @@
         <w:pStyle w:val="BodyText"/>
         <w:bidi w:val="0"/>
         <w:spacing w:lineRule="auto" w:line="360" w:before="0" w:after="0"/>
-        <w:ind w:hanging="0" w:left="0" w:right="121"/>
+        <w:ind w:firstLine="709" w:left="0" w:right="0"/>
         <w:jc w:val="both"/>
         <w:rPr>
           <w:rFonts w:ascii="Times New Roman" w:hAnsi="Times New Roman"/>
         </w:rPr>
       </w:pPr>
-      <w:bookmarkStart w:id="99" w:name="docs-internal-guid-0b707fbe-7fff-99ad-37"/>
-      <w:bookmarkEnd w:id="99"/>
+      <w:bookmarkStart w:id="97" w:name="docs-internal-guid-0b707fbe-7fff-99ad-37"/>
+      <w:bookmarkEnd w:id="97"/>
       <w:r>
         <w:rPr>
           <w:b w:val="false"/>
@@ -26633,8 +26908,8 @@
           <w:rFonts w:ascii="Times New Roman" w:hAnsi="Times New Roman"/>
         </w:rPr>
       </w:pPr>
-      <w:bookmarkStart w:id="100" w:name="__RefHeading___Toc2985_724336694"/>
-      <w:bookmarkEnd w:id="100"/>
+      <w:bookmarkStart w:id="98" w:name="__RefHeading___Toc2985_724336694"/>
+      <w:bookmarkEnd w:id="98"/>
       <w:r>
         <w:rPr>
           <w:rFonts w:ascii="Times New Roman" w:hAnsi="Times New Roman"/>
@@ -27313,8 +27588,8 @@
           <w:rFonts w:ascii="Times New Roman" w:hAnsi="Times New Roman"/>
         </w:rPr>
       </w:pPr>
-      <w:bookmarkStart w:id="101" w:name="__RefHeading___Toc2987_724336694"/>
-      <w:bookmarkEnd w:id="101"/>
+      <w:bookmarkStart w:id="99" w:name="__RefHeading___Toc2987_724336694"/>
+      <w:bookmarkEnd w:id="99"/>
       <w:r>
         <w:rPr>
           <w:rFonts w:ascii="Times New Roman" w:hAnsi="Times New Roman"/>
@@ -27399,8 +27674,8 @@
           <w:rFonts w:ascii="Times New Roman" w:hAnsi="Times New Roman"/>
         </w:rPr>
       </w:pPr>
-      <w:bookmarkStart w:id="102" w:name="__RefHeading___Toc2989_724336694"/>
-      <w:bookmarkEnd w:id="102"/>
+      <w:bookmarkStart w:id="100" w:name="__RefHeading___Toc2989_724336694"/>
+      <w:bookmarkEnd w:id="100"/>
       <w:r>
         <w:rPr>
           <w:rFonts w:ascii="Times New Roman" w:hAnsi="Times New Roman"/>
@@ -27432,13 +27707,11 @@
         <w:pStyle w:val="BodyText"/>
         <w:bidi w:val="0"/>
         <w:spacing w:lineRule="auto" w:line="360" w:before="0" w:after="0"/>
-        <w:ind w:hanging="0" w:left="0" w:right="121"/>
-        <w:rPr>
-          <w:rFonts w:ascii="Times New Roman" w:hAnsi="Times New Roman"/>
-        </w:rPr>
-      </w:pPr>
-      <w:bookmarkStart w:id="103" w:name="docs-internal-guid-b32a8770-7fff-9117-7c"/>
-      <w:bookmarkEnd w:id="103"/>
+        <w:ind w:firstLine="709" w:left="0" w:right="0"/>
+        <w:rPr/>
+      </w:pPr>
+      <w:bookmarkStart w:id="101" w:name="docs-internal-guid-b32a8770-7fff-9117-7c"/>
+      <w:bookmarkEnd w:id="101"/>
       <w:r>
         <w:rPr>
           <w:b/>
@@ -27480,11 +27753,9 @@
         <w:shd w:val="clear" w:fill="FFFFFF"/>
         <w:bidi w:val="0"/>
         <w:spacing w:lineRule="auto" w:line="360" w:before="0" w:after="0"/>
-        <w:ind w:hanging="0" w:left="0" w:right="121"/>
+        <w:ind w:firstLine="709" w:left="0" w:right="0"/>
         <w:jc w:val="both"/>
-        <w:rPr>
-          <w:rFonts w:ascii="Times New Roman" w:hAnsi="Times New Roman"/>
-        </w:rPr>
+        <w:rPr/>
       </w:pPr>
       <w:r>
         <w:rPr>
@@ -27542,11 +27813,9 @@
         <w:shd w:val="clear" w:fill="FFFFFF"/>
         <w:bidi w:val="0"/>
         <w:spacing w:lineRule="auto" w:line="360" w:before="0" w:after="0"/>
-        <w:ind w:hanging="0" w:left="0" w:right="121"/>
+        <w:ind w:firstLine="709" w:left="0" w:right="0"/>
         <w:jc w:val="both"/>
-        <w:rPr>
-          <w:rFonts w:ascii="Times New Roman" w:hAnsi="Times New Roman"/>
-        </w:rPr>
+        <w:rPr/>
       </w:pPr>
       <w:r>
         <w:rPr>
@@ -27589,11 +27858,9 @@
         <w:shd w:val="clear" w:fill="FFFFFF"/>
         <w:bidi w:val="0"/>
         <w:spacing w:lineRule="auto" w:line="360" w:before="0" w:after="0"/>
-        <w:ind w:hanging="0" w:left="0" w:right="121"/>
+        <w:ind w:firstLine="709" w:left="0" w:right="0"/>
         <w:jc w:val="both"/>
-        <w:rPr>
-          <w:rFonts w:ascii="Times New Roman" w:hAnsi="Times New Roman"/>
-        </w:rPr>
+        <w:rPr/>
       </w:pPr>
       <w:r>
         <w:rPr>
@@ -27636,11 +27903,9 @@
         <w:shd w:val="clear" w:fill="FFFFFF"/>
         <w:bidi w:val="0"/>
         <w:spacing w:lineRule="auto" w:line="360" w:before="0" w:after="0"/>
-        <w:ind w:hanging="0" w:left="0" w:right="121"/>
+        <w:ind w:firstLine="709" w:left="0" w:right="0"/>
         <w:jc w:val="both"/>
-        <w:rPr>
-          <w:rFonts w:ascii="Times New Roman" w:hAnsi="Times New Roman"/>
-        </w:rPr>
+        <w:rPr/>
       </w:pPr>
       <w:r>
         <w:rPr>
@@ -27683,11 +27948,9 @@
         <w:shd w:val="clear" w:fill="FFFFFF"/>
         <w:bidi w:val="0"/>
         <w:spacing w:lineRule="auto" w:line="360" w:before="0" w:after="0"/>
-        <w:ind w:hanging="0" w:left="0" w:right="121"/>
+        <w:ind w:firstLine="709" w:left="0" w:right="0"/>
         <w:jc w:val="both"/>
-        <w:rPr>
-          <w:rFonts w:ascii="Times New Roman" w:hAnsi="Times New Roman"/>
-        </w:rPr>
+        <w:rPr/>
       </w:pPr>
       <w:r>
         <w:rPr>
@@ -27730,11 +27993,9 @@
         <w:shd w:val="clear" w:fill="FFFFFF"/>
         <w:bidi w:val="0"/>
         <w:spacing w:lineRule="auto" w:line="360" w:before="0" w:after="0"/>
-        <w:ind w:hanging="0" w:left="0" w:right="121"/>
+        <w:ind w:firstLine="709" w:left="0" w:right="0"/>
         <w:jc w:val="both"/>
-        <w:rPr>
-          <w:rFonts w:ascii="Times New Roman" w:hAnsi="Times New Roman"/>
-        </w:rPr>
+        <w:rPr/>
       </w:pPr>
       <w:r>
         <w:rPr>
@@ -27760,11 +28021,9 @@
         <w:shd w:val="clear" w:fill="FFFFFF"/>
         <w:bidi w:val="0"/>
         <w:spacing w:lineRule="auto" w:line="360" w:before="0" w:after="0"/>
-        <w:ind w:firstLine="709" w:left="0" w:right="121"/>
+        <w:ind w:firstLine="709" w:left="0" w:right="0"/>
         <w:jc w:val="both"/>
-        <w:rPr>
-          <w:rFonts w:ascii="Times New Roman" w:hAnsi="Times New Roman"/>
-        </w:rPr>
+        <w:rPr/>
       </w:pPr>
       <w:r>
         <w:rPr>
@@ -27839,11 +28098,9 @@
         <w:shd w:val="clear" w:fill="FFFFFF"/>
         <w:bidi w:val="0"/>
         <w:spacing w:lineRule="auto" w:line="360" w:before="0" w:after="0"/>
-        <w:ind w:firstLine="709" w:left="0" w:right="121"/>
+        <w:ind w:firstLine="709" w:left="0" w:right="0"/>
         <w:jc w:val="both"/>
-        <w:rPr>
-          <w:rFonts w:ascii="Times New Roman" w:hAnsi="Times New Roman"/>
-        </w:rPr>
+        <w:rPr/>
       </w:pPr>
       <w:r>
         <w:rPr>
@@ -27910,9 +28167,8 @@
         <w:pStyle w:val="Quadro"/>
         <w:keepNext w:val="true"/>
         <w:spacing w:lineRule="auto" w:line="360"/>
-        <w:rPr>
-          <w:rFonts w:ascii="Times New Roman" w:hAnsi="Times New Roman"/>
-        </w:rPr>
+        <w:jc w:val="both"/>
+        <w:rPr/>
       </w:pPr>
       <w:r>
         <w:rPr>
@@ -30590,8 +30846,8 @@
           <w:rFonts w:ascii="Times New Roman" w:hAnsi="Times New Roman"/>
         </w:rPr>
       </w:pPr>
-      <w:bookmarkStart w:id="104" w:name="__RefHeading___Toc2991_724336694"/>
-      <w:bookmarkEnd w:id="104"/>
+      <w:bookmarkStart w:id="102" w:name="__RefHeading___Toc2991_724336694"/>
+      <w:bookmarkEnd w:id="102"/>
       <w:r>
         <w:rPr>
           <w:rFonts w:ascii="Times New Roman" w:hAnsi="Times New Roman"/>
@@ -30623,14 +30879,10 @@
         <w:pStyle w:val="BodyText"/>
         <w:bidi w:val="0"/>
         <w:spacing w:lineRule="auto" w:line="360" w:before="0" w:after="0"/>
-        <w:ind w:hanging="0" w:left="0" w:right="121"/>
+        <w:ind w:firstLine="709" w:left="0" w:right="0"/>
         <w:jc w:val="both"/>
-        <w:rPr>
-          <w:rFonts w:ascii="Times New Roman" w:hAnsi="Times New Roman"/>
-        </w:rPr>
-      </w:pPr>
-      <w:bookmarkStart w:id="105" w:name="docs-internal-guid-4b63a4ab-7fff-0975-36"/>
-      <w:bookmarkEnd w:id="105"/>
+        <w:rPr/>
+      </w:pPr>
       <w:r>
         <w:rPr>
           <w:b w:val="false"/>
@@ -30646,7 +30898,6 @@
           <w:effect w:val="none"/>
           <w:shd w:fill="FFF2CC" w:val="clear"/>
         </w:rPr>
-        <w:tab/>
         <w:t>Do ponto de vista das instalações físicas, o SINAES observa se os espaços físicos, utilizados no desenvolvimento do curso, atendem adequadamente aos requisitos de quantidade, dimensão, mobiliário, equipamentos, iluminação, limpeza, acústica, ventilação, segurança, conservação e comodidade necessária às atividades acadêmicas. Em termos de infraestrutura, outro aspecto analisado é se a tipologia, quantidade de ambientes/ laboratórios, espaços e equipamentos especificados estão de acordo com o PPC, se funcionam segundo a finalidade a que se destinam e se correspondem adequadamente aos objetivos, diretrizes e finalidades consignados na proposta do curso. </w:t>
       </w:r>
     </w:p>
@@ -30656,11 +30907,9 @@
         <w:shd w:val="clear" w:fill="FFFFFF"/>
         <w:bidi w:val="0"/>
         <w:spacing w:lineRule="auto" w:line="360" w:before="0" w:after="0"/>
-        <w:ind w:firstLine="720" w:left="0" w:right="121"/>
+        <w:ind w:firstLine="709" w:left="0" w:right="0"/>
         <w:jc w:val="both"/>
-        <w:rPr>
-          <w:rFonts w:ascii="Times New Roman" w:hAnsi="Times New Roman"/>
-        </w:rPr>
+        <w:rPr/>
       </w:pPr>
       <w:r>
         <w:rPr>
@@ -32690,8 +32939,8 @@
           <w:rFonts w:ascii="Times New Roman" w:hAnsi="Times New Roman"/>
         </w:rPr>
       </w:pPr>
-      <w:bookmarkStart w:id="106" w:name="__RefHeading___Toc2993_724336694"/>
-      <w:bookmarkEnd w:id="106"/>
+      <w:bookmarkStart w:id="103" w:name="__RefHeading___Toc2993_724336694"/>
+      <w:bookmarkEnd w:id="103"/>
       <w:r>
         <w:rPr>
           <w:rFonts w:ascii="Times New Roman" w:hAnsi="Times New Roman"/>
@@ -32723,14 +32972,14 @@
         <w:pStyle w:val="BodyText"/>
         <w:bidi w:val="0"/>
         <w:spacing w:lineRule="auto" w:line="360" w:before="0" w:after="0"/>
-        <w:ind w:firstLine="720" w:left="0" w:right="121"/>
+        <w:ind w:firstLine="709" w:left="0" w:right="0"/>
         <w:jc w:val="both"/>
         <w:rPr>
           <w:rFonts w:ascii="Times New Roman" w:hAnsi="Times New Roman"/>
         </w:rPr>
       </w:pPr>
-      <w:bookmarkStart w:id="107" w:name="docs-internal-guid-458d0a24-7fff-e929-a5"/>
-      <w:bookmarkEnd w:id="107"/>
+      <w:bookmarkStart w:id="104" w:name="docs-internal-guid-458d0a24-7fff-e929-a5"/>
+      <w:bookmarkEnd w:id="104"/>
       <w:r>
         <w:rPr>
           <w:b w:val="false"/>
@@ -34556,8 +34805,8 @@
           <w:rFonts w:ascii="Times New Roman" w:hAnsi="Times New Roman"/>
         </w:rPr>
       </w:pPr>
-      <w:bookmarkStart w:id="108" w:name="__RefHeading___Toc2995_724336694"/>
-      <w:bookmarkEnd w:id="108"/>
+      <w:bookmarkStart w:id="105" w:name="__RefHeading___Toc2995_724336694"/>
+      <w:bookmarkEnd w:id="105"/>
       <w:r>
         <w:rPr>
           <w:rFonts w:ascii="Times New Roman" w:hAnsi="Times New Roman"/>
@@ -34588,13 +34837,10 @@
       <w:pPr>
         <w:pStyle w:val="BodyText"/>
         <w:spacing w:lineRule="auto" w:line="360"/>
+        <w:ind w:firstLine="709"/>
         <w:jc w:val="both"/>
-        <w:rPr>
-          <w:rFonts w:ascii="Times New Roman" w:hAnsi="Times New Roman"/>
-        </w:rPr>
-      </w:pPr>
-      <w:bookmarkStart w:id="109" w:name="docs-internal-guid-7e083a9e-7fff-3439-45"/>
-      <w:bookmarkEnd w:id="109"/>
+        <w:rPr/>
+      </w:pPr>
       <w:r>
         <w:rPr>
           <w:rFonts w:eastAsia="Noto Serif CJK SC" w:cs="FreeSans"/>
@@ -34610,14 +34856,14 @@
           <w:szCs w:val="24"/>
           <w:u w:val="none"/>
           <w:effect w:val="none"/>
-          <w:shd w:fill="auto" w:val="clear"/>
+          <w:shd w:fill="FFF2CC" w:val="clear"/>
           <w:lang w:val="pt-BR" w:eastAsia="zh-CN" w:bidi="hi-IN"/>
         </w:rPr>
-        <w:tab/>
-      </w:r>
-      <w:r>
-        <w:rPr>
-          <w:rFonts w:eastAsia="Noto Serif CJK SC" w:cs="FreeSans"/>
+        <w:t>Os setores de aprendizagem da formação no campo são espaços pedagógicos fundamentais para a articulação entre teoria e prática no processo formativo dos estudantes. Esses setores possibilitam vivências contextualizadas e a aplicação de saberes voltados à realidade rural e às especificidades da agricultura familiar, da agroecologia e da sustentabilidade. </w:t>
+      </w:r>
+      <w:r>
+        <w:rPr>
+          <w:rFonts w:eastAsia="Noto Serif CJK SC"/>
           <w:b w:val="false"/>
           <w:i w:val="false"/>
           <w:caps w:val="false"/>
@@ -34625,19 +34871,26 @@
           <w:strike w:val="false"/>
           <w:dstrike w:val="false"/>
           <w:color w:val="000000"/>
-          <w:kern w:val="2"/>
           <w:sz w:val="24"/>
           <w:szCs w:val="24"/>
           <w:u w:val="none"/>
           <w:effect w:val="none"/>
           <w:shd w:fill="FFF2CC" w:val="clear"/>
-          <w:lang w:val="pt-BR" w:eastAsia="zh-CN" w:bidi="hi-IN"/>
-        </w:rPr>
-        <w:t>Os setores de aprendizagem da formação no campo são espaços pedagógicos fundamentais para a articulação entre teoria e prática no processo formativo dos estudantes. Esses setores possibilitam vivências contextualizadas e a aplicação de saberes voltados à realidade rural e às especificidades da agricultura familiar, da agroecologia e da sustentabilidade. </w:t>
-      </w:r>
-      <w:r>
-        <w:rPr>
-          <w:rFonts w:eastAsia="Noto Serif CJK SC"/>
+        </w:rPr>
+        <w:t> </w:t>
+      </w:r>
+    </w:p>
+    <w:p>
+      <w:pPr>
+        <w:pStyle w:val="BodyText"/>
+        <w:bidi w:val="0"/>
+        <w:spacing w:lineRule="auto" w:line="360" w:before="0" w:after="0"/>
+        <w:ind w:firstLine="709" w:left="0" w:right="0"/>
+        <w:jc w:val="both"/>
+        <w:rPr/>
+      </w:pPr>
+      <w:r>
+        <w:rPr>
           <w:b w:val="false"/>
           <w:i w:val="false"/>
           <w:caps w:val="false"/>
@@ -34651,19 +34904,17 @@
           <w:effect w:val="none"/>
           <w:shd w:fill="FFF2CC" w:val="clear"/>
         </w:rPr>
-        <w:t> </w:t>
+        <w:t>Deve-se apresentar, neste tópico, como a formação acadêmica se articula com a realidade socioterritorial, cultural, econômica e política das populações do campo, valorizando os saberes locais, a pedagogia da alternância e os princípios da educação contextualizada. Para tanto, é recomendado o uso de tabelas, ou outra ferramenta que possibilite essa ilustração e seu detalhamento ao caracterizar  os espaços que serão utilizados nesta prática, como: comunidades, associações, cooperativas, espaços de produção…</w:t>
       </w:r>
     </w:p>
     <w:p>
       <w:pPr>
         <w:pStyle w:val="BodyText"/>
         <w:bidi w:val="0"/>
-        <w:spacing w:lineRule="auto" w:line="360" w:before="0" w:after="0"/>
-        <w:ind w:hanging="0" w:left="0" w:right="121"/>
+        <w:spacing w:lineRule="auto" w:line="360" w:before="240" w:after="240"/>
+        <w:ind w:firstLine="709" w:left="0" w:right="0"/>
         <w:jc w:val="both"/>
-        <w:rPr>
-          <w:rFonts w:ascii="Times New Roman" w:hAnsi="Times New Roman"/>
-        </w:rPr>
+        <w:rPr/>
       </w:pPr>
       <w:r>
         <w:rPr>
@@ -34680,7 +34931,7 @@
           <w:effect w:val="none"/>
           <w:shd w:fill="FFF2CC" w:val="clear"/>
         </w:rPr>
-        <w:t>Deve-se apresentar, neste tópico, como a formação acadêmica se articula com a realidade socioterritorial, cultural, econômica e política das populações do campo, valorizando os saberes locais, a pedagogia da alternância e os princípios da educação contextualizada. Para tanto, é recomendado o uso de tabelas, ou outra ferramenta que possibilite essa ilustração e seu detalhamento ao caracterizar  os espaços que serão utilizados nesta prática, como: comunidades, associações, cooperativas, espaços de produção…</w:t>
+        <w:t>No âmbito do curso, em detrimento de sua abordagem metodológica, alguns setores de aprendizagem podem incluir:</w:t>
       </w:r>
     </w:p>
     <w:p>
@@ -34688,15 +34939,13 @@
         <w:pStyle w:val="BodyText"/>
         <w:bidi w:val="0"/>
         <w:spacing w:lineRule="auto" w:line="360" w:before="240" w:after="240"/>
-        <w:ind w:hanging="0" w:left="0" w:right="0"/>
+        <w:ind w:firstLine="709" w:left="0" w:right="0"/>
         <w:jc w:val="both"/>
-        <w:rPr>
-          <w:rFonts w:ascii="Times New Roman" w:hAnsi="Times New Roman"/>
-        </w:rPr>
-      </w:pPr>
-      <w:r>
-        <w:rPr>
-          <w:b w:val="false"/>
+        <w:rPr/>
+      </w:pPr>
+      <w:r>
+        <w:rPr>
+          <w:b/>
           <w:i w:val="false"/>
           <w:caps w:val="false"/>
           <w:smallCaps w:val="false"/>
@@ -34709,24 +34958,10 @@
           <w:effect w:val="none"/>
           <w:shd w:fill="FFF2CC" w:val="clear"/>
         </w:rPr>
-        <w:t>No âmbito do curso, em detrimento de sua abordagem metodológica, alguns setores de aprendizagem podem incluir:</w:t>
-      </w:r>
-    </w:p>
-    <w:p>
-      <w:pPr>
-        <w:pStyle w:val="BodyText"/>
-        <w:bidi w:val="0"/>
-        <w:spacing w:lineRule="auto" w:line="360" w:before="240" w:after="240"/>
-        <w:ind w:hanging="0" w:left="0" w:right="0"/>
-        <w:jc w:val="both"/>
-        <w:rPr>
-          <w:rFonts w:ascii="Times New Roman" w:hAnsi="Times New Roman"/>
-        </w:rPr>
-      </w:pPr>
-      <w:r>
-        <w:rPr>
-          <w:b/>
-          <w:i w:val="false"/>
+        <w:t>Unidades de Produção Agrícola e Agroecológica:</w:t>
+      </w:r>
+      <w:r>
+        <w:rPr>
           <w:caps w:val="false"/>
           <w:smallCaps w:val="false"/>
           <w:strike w:val="false"/>
@@ -34738,10 +34973,12 @@
           <w:effect w:val="none"/>
           <w:shd w:fill="FFF2CC" w:val="clear"/>
         </w:rPr>
-        <w:t>Unidades de Produção Agrícola e Agroecológica:</w:t>
-      </w:r>
-      <w:r>
-        <w:rPr>
+        <w:t xml:space="preserve"> </w:t>
+      </w:r>
+      <w:r>
+        <w:rPr>
+          <w:b w:val="false"/>
+          <w:i w:val="false"/>
           <w:caps w:val="false"/>
           <w:smallCaps w:val="false"/>
           <w:strike w:val="false"/>
@@ -34753,11 +34990,21 @@
           <w:effect w:val="none"/>
           <w:shd w:fill="FFF2CC" w:val="clear"/>
         </w:rPr>
-        <w:t xml:space="preserve"> </w:t>
-      </w:r>
-      <w:r>
-        <w:rPr>
-          <w:b w:val="false"/>
+        <w:t>sendo estes, espaços destinados ao cultivo de hortaliças, frutas, plantas medicinais e outras culturas adaptadas ao contexto local, permitindo o desenvolvimento de práticas sustentáveis e integradas ao bioma da região. </w:t>
+      </w:r>
+    </w:p>
+    <w:p>
+      <w:pPr>
+        <w:pStyle w:val="BodyText"/>
+        <w:bidi w:val="0"/>
+        <w:spacing w:lineRule="auto" w:line="360" w:before="240" w:after="240"/>
+        <w:ind w:firstLine="709" w:left="0" w:right="0"/>
+        <w:jc w:val="both"/>
+        <w:rPr/>
+      </w:pPr>
+      <w:r>
+        <w:rPr>
+          <w:b/>
           <w:i w:val="false"/>
           <w:caps w:val="false"/>
           <w:smallCaps w:val="false"/>
@@ -34770,23 +35017,11 @@
           <w:effect w:val="none"/>
           <w:shd w:fill="FFF2CC" w:val="clear"/>
         </w:rPr>
-        <w:t>sendo estes, espaços destinados ao cultivo de hortaliças, frutas, plantas medicinais e outras culturas adaptadas ao contexto local, permitindo o desenvolvimento de práticas sustentáveis e integradas ao bioma da região. </w:t>
-      </w:r>
-    </w:p>
-    <w:p>
-      <w:pPr>
-        <w:pStyle w:val="BodyText"/>
-        <w:bidi w:val="0"/>
-        <w:spacing w:lineRule="auto" w:line="360" w:before="240" w:after="240"/>
-        <w:ind w:hanging="0" w:left="0" w:right="0"/>
-        <w:jc w:val="both"/>
-        <w:rPr>
-          <w:rFonts w:ascii="Times New Roman" w:hAnsi="Times New Roman"/>
-        </w:rPr>
-      </w:pPr>
-      <w:r>
-        <w:rPr>
-          <w:b/>
+        <w:t>Laboratórios de Ciências Agrárias e Naturais</w:t>
+      </w:r>
+      <w:r>
+        <w:rPr>
+          <w:b w:val="false"/>
           <w:i w:val="false"/>
           <w:caps w:val="false"/>
           <w:smallCaps w:val="false"/>
@@ -34799,11 +35034,21 @@
           <w:effect w:val="none"/>
           <w:shd w:fill="FFF2CC" w:val="clear"/>
         </w:rPr>
-        <w:t>Laboratórios de Ciências Agrárias e Naturais</w:t>
-      </w:r>
-      <w:r>
-        <w:rPr>
-          <w:b w:val="false"/>
+        <w:t>: são estes os ambientes equipados para a realização de experimentos nas áreas de solos, sementes, microbiologia, fitotecnia, irrigação, entre outros, visando à compreensão científica das práticas agrícolas.</w:t>
+      </w:r>
+    </w:p>
+    <w:p>
+      <w:pPr>
+        <w:pStyle w:val="BodyText"/>
+        <w:bidi w:val="0"/>
+        <w:spacing w:lineRule="auto" w:line="360" w:before="240" w:after="240"/>
+        <w:ind w:firstLine="709" w:left="0" w:right="0"/>
+        <w:jc w:val="both"/>
+        <w:rPr/>
+      </w:pPr>
+      <w:r>
+        <w:rPr>
+          <w:b/>
           <w:i w:val="false"/>
           <w:caps w:val="false"/>
           <w:smallCaps w:val="false"/>
@@ -34816,23 +35061,11 @@
           <w:effect w:val="none"/>
           <w:shd w:fill="FFF2CC" w:val="clear"/>
         </w:rPr>
-        <w:t>: são estes os ambientes equipados para a realização de experimentos nas áreas de solos, sementes, microbiologia, fitotecnia, irrigação, entre outros, visando à compreensão científica das práticas agrícolas.</w:t>
-      </w:r>
-    </w:p>
-    <w:p>
-      <w:pPr>
-        <w:pStyle w:val="BodyText"/>
-        <w:bidi w:val="0"/>
-        <w:spacing w:lineRule="auto" w:line="360" w:before="240" w:after="240"/>
-        <w:ind w:hanging="0" w:left="0" w:right="0"/>
-        <w:jc w:val="both"/>
-        <w:rPr>
-          <w:rFonts w:ascii="Times New Roman" w:hAnsi="Times New Roman"/>
-        </w:rPr>
-      </w:pPr>
-      <w:r>
-        <w:rPr>
-          <w:b/>
+        <w:t>Setor de Zootecnia e Produção Animal</w:t>
+      </w:r>
+      <w:r>
+        <w:rPr>
+          <w:b w:val="false"/>
           <w:i w:val="false"/>
           <w:caps w:val="false"/>
           <w:smallCaps w:val="false"/>
@@ -34845,11 +35078,21 @@
           <w:effect w:val="none"/>
           <w:shd w:fill="FFF2CC" w:val="clear"/>
         </w:rPr>
-        <w:t>Setor de Zootecnia e Produção Animal</w:t>
-      </w:r>
-      <w:r>
-        <w:rPr>
-          <w:b w:val="false"/>
+        <w:t>: destinado a  atividades relacionadas ao manejo de animais de pequeno e médio porte, práticas de alimentação, sanidade e melhoramento genético. </w:t>
+      </w:r>
+    </w:p>
+    <w:p>
+      <w:pPr>
+        <w:pStyle w:val="BodyText"/>
+        <w:bidi w:val="0"/>
+        <w:spacing w:lineRule="auto" w:line="360" w:before="240" w:after="240"/>
+        <w:ind w:firstLine="709" w:left="0" w:right="0"/>
+        <w:jc w:val="both"/>
+        <w:rPr/>
+      </w:pPr>
+      <w:r>
+        <w:rPr>
+          <w:b/>
           <w:i w:val="false"/>
           <w:caps w:val="false"/>
           <w:smallCaps w:val="false"/>
@@ -34862,23 +35105,11 @@
           <w:effect w:val="none"/>
           <w:shd w:fill="FFF2CC" w:val="clear"/>
         </w:rPr>
-        <w:t>: destinado a  atividades relacionadas ao manejo de animais de pequeno e médio porte, práticas de alimentação, sanidade e melhoramento genético. </w:t>
-      </w:r>
-    </w:p>
-    <w:p>
-      <w:pPr>
-        <w:pStyle w:val="BodyText"/>
-        <w:bidi w:val="0"/>
-        <w:spacing w:lineRule="auto" w:line="360" w:before="240" w:after="240"/>
-        <w:ind w:hanging="0" w:left="0" w:right="0"/>
-        <w:jc w:val="both"/>
-        <w:rPr>
-          <w:rFonts w:ascii="Times New Roman" w:hAnsi="Times New Roman"/>
-        </w:rPr>
-      </w:pPr>
-      <w:r>
-        <w:rPr>
-          <w:b/>
+        <w:t>Espaços de Convivência e Cultura Camponesa</w:t>
+      </w:r>
+      <w:r>
+        <w:rPr>
+          <w:b w:val="false"/>
           <w:i w:val="false"/>
           <w:caps w:val="false"/>
           <w:smallCaps w:val="false"/>
@@ -34891,24 +35122,7 @@
           <w:effect w:val="none"/>
           <w:shd w:fill="FFF2CC" w:val="clear"/>
         </w:rPr>
-        <w:t>Espaços de Convivência e Cultura Camponesa</w:t>
-      </w:r>
-      <w:r>
-        <w:rPr>
-          <w:b w:val="false"/>
-          <w:i w:val="false"/>
-          <w:caps w:val="false"/>
-          <w:smallCaps w:val="false"/>
-          <w:strike w:val="false"/>
-          <w:dstrike w:val="false"/>
-          <w:color w:val="000000"/>
-          <w:sz w:val="24"/>
-          <w:szCs w:val="24"/>
-          <w:u w:val="none"/>
-          <w:effect w:val="none"/>
-          <w:shd w:fill="FFF2CC" w:val="clear"/>
-        </w:rPr>
-        <w:t>:  espaço que viabiliza o         fortalecimento da identidade do campo, à valorização dos saberes tradicionais e à promoção de práticas educativas que integram arte, cultura, trabalho e vida comunitária.</w:t>
+        <w:t>:  espaço que viabiliza o  fortalecimento da identidade do campo, à valorização dos saberes tradicionais e à promoção de práticas educativas que integram arte, cultura, trabalho e vida comunitária.</w:t>
       </w:r>
     </w:p>
     <w:p>
@@ -34916,11 +35130,9 @@
         <w:pStyle w:val="BodyText"/>
         <w:bidi w:val="0"/>
         <w:spacing w:lineRule="auto" w:line="360" w:before="240" w:after="240"/>
-        <w:ind w:hanging="0" w:left="0" w:right="0"/>
+        <w:ind w:firstLine="709" w:left="0" w:right="0"/>
         <w:jc w:val="both"/>
-        <w:rPr>
-          <w:rFonts w:ascii="Times New Roman" w:hAnsi="Times New Roman"/>
-        </w:rPr>
+        <w:rPr/>
       </w:pPr>
       <w:r>
         <w:rPr>
@@ -35011,8 +35223,8 @@
           <w:rFonts w:ascii="Times New Roman" w:hAnsi="Times New Roman"/>
         </w:rPr>
       </w:pPr>
-      <w:bookmarkStart w:id="110" w:name="__RefHeading___Toc2997_724336694"/>
-      <w:bookmarkEnd w:id="110"/>
+      <w:bookmarkStart w:id="106" w:name="__RefHeading___Toc2997_724336694"/>
+      <w:bookmarkEnd w:id="106"/>
       <w:r>
         <w:rPr>
           <w:rFonts w:ascii="Times New Roman" w:hAnsi="Times New Roman"/>
@@ -35044,14 +35256,10 @@
         <w:pStyle w:val="BodyText"/>
         <w:bidi w:val="0"/>
         <w:spacing w:lineRule="auto" w:line="360" w:before="0" w:after="0"/>
-        <w:ind w:hanging="0" w:left="0" w:right="121"/>
+        <w:ind w:firstLine="709" w:left="0" w:right="0"/>
         <w:jc w:val="both"/>
-        <w:rPr>
-          <w:rFonts w:ascii="Times New Roman" w:hAnsi="Times New Roman"/>
-        </w:rPr>
-      </w:pPr>
-      <w:bookmarkStart w:id="111" w:name="docs-internal-guid-8d680f4f-7fff-fc40-ad"/>
-      <w:bookmarkEnd w:id="111"/>
+        <w:rPr/>
+      </w:pPr>
       <w:r>
         <w:rPr>
           <w:b w:val="false"/>
@@ -35065,10 +35273,20 @@
           <w:szCs w:val="24"/>
           <w:u w:val="none"/>
           <w:effect w:val="none"/>
-          <w:shd w:fill="auto" w:val="clear"/>
-        </w:rPr>
-        <w:tab/>
-      </w:r>
+          <w:shd w:fill="FFF2CC" w:val="clear"/>
+        </w:rPr>
+        <w:t>Do ponto de vista do acervo, o SINAES recomenda que seja indicada uma bibliografia básica e uma bibliografia complementar. A bibliografia básica deve atender aos programas de todos os componentes curriculares/ períodos previstos no curso, na proporção de um exemplar para quatro (4) estudantes previstos para cada turma, referentes aos títulos indicados na bibliografia básica (mínimo de três (3) títulos), e estar atualizada, informatizada e tombada no patrimônio da Instituição. Quanto à bibliografia complementar, deve também atender às indicações bibliográficas complementares (mínimo de 5 bibliografias) referidas nos programas dos componentes curriculares. </w:t>
+      </w:r>
+    </w:p>
+    <w:p>
+      <w:pPr>
+        <w:pStyle w:val="BodyText"/>
+        <w:bidi w:val="0"/>
+        <w:spacing w:lineRule="auto" w:line="360" w:before="0" w:after="0"/>
+        <w:ind w:firstLine="709" w:left="0" w:right="0"/>
+        <w:jc w:val="both"/>
+        <w:rPr/>
+      </w:pPr>
       <w:r>
         <w:rPr>
           <w:b w:val="false"/>
@@ -35084,7 +35302,7 @@
           <w:effect w:val="none"/>
           <w:shd w:fill="FFF2CC" w:val="clear"/>
         </w:rPr>
-        <w:t>Do ponto de vista do acervo, o SINAES recomenda que seja indicada uma bibliografia básica e uma bibliografia complementar. A bibliografia básica deve atender aos programas de todos os componentes curriculares/ períodos previstos no curso, na proporção de um exemplar para quatro (4) estudantes previstos para cada turma, referentes aos títulos indicados na bibliografia básica (mínimo de três (3) títulos), e estar atualizada, informatizada e tombada no patrimônio da Instituição. Quanto à bibliografia complementar, deve também atender às indicações bibliográficas complementares (mínimo de 5 bibliografias) referidas nos programas dos componentes curriculares. </w:t>
+        <w:t>Periódicos especializados, indexados e correntes, revistas e acervo multimídia também são analisados no âmbito dos instrumentos do SINAES. Ressalte-se que assinaturas de periódicos especializados, indexados e correntes, sob a forma impressa ou informatizada, devem estar atualizados em sua maioria nos últimos três anos e abranger as principais áreas temáticas do curso, de modo a atender adequadamente aos programas de todos os componentes curriculares e à demanda do conjunto dos estudantes matriculados. </w:t>
       </w:r>
     </w:p>
     <w:p>
@@ -35092,40 +35310,9 @@
         <w:pStyle w:val="BodyText"/>
         <w:bidi w:val="0"/>
         <w:spacing w:lineRule="auto" w:line="360" w:before="0" w:after="0"/>
-        <w:ind w:hanging="0" w:left="0" w:right="121"/>
+        <w:ind w:firstLine="709" w:left="0" w:right="0"/>
         <w:jc w:val="both"/>
-        <w:rPr>
-          <w:rFonts w:ascii="Times New Roman" w:hAnsi="Times New Roman"/>
-        </w:rPr>
-      </w:pPr>
-      <w:r>
-        <w:rPr>
-          <w:b w:val="false"/>
-          <w:i w:val="false"/>
-          <w:caps w:val="false"/>
-          <w:smallCaps w:val="false"/>
-          <w:strike w:val="false"/>
-          <w:dstrike w:val="false"/>
-          <w:color w:val="000000"/>
-          <w:sz w:val="24"/>
-          <w:szCs w:val="24"/>
-          <w:u w:val="none"/>
-          <w:effect w:val="none"/>
-          <w:shd w:fill="FFF2CC" w:val="clear"/>
-        </w:rPr>
-        <w:t>Periódicos especializados, indexados e correntes, revistas e acervo multimídia também são analisados no âmbito dos instrumentos do SINAES. Ressalte-se que assinaturas de periódicos especializados, indexados e correntes, sob a forma impressa ou informatizada, devem estar atualizados em sua maioria nos últimos três anos e abranger as principais áreas temáticas do curso, de modo a atender adequadamente aos programas de todos os componentes curriculares e à demanda do conjunto dos estudantes matriculados. </w:t>
-      </w:r>
-    </w:p>
-    <w:p>
-      <w:pPr>
-        <w:pStyle w:val="BodyText"/>
-        <w:bidi w:val="0"/>
-        <w:spacing w:lineRule="auto" w:line="360" w:before="0" w:after="0"/>
-        <w:ind w:hanging="0" w:left="0" w:right="121"/>
-        <w:jc w:val="both"/>
-        <w:rPr>
-          <w:rFonts w:ascii="Times New Roman" w:hAnsi="Times New Roman"/>
-        </w:rPr>
+        <w:rPr/>
       </w:pPr>
       <w:r>
         <w:rPr>
@@ -35174,8 +35361,8 @@
           <w:rFonts w:ascii="Times New Roman" w:hAnsi="Times New Roman"/>
         </w:rPr>
       </w:pPr>
-      <w:bookmarkStart w:id="112" w:name="__RefHeading___Toc2999_724336694"/>
-      <w:bookmarkEnd w:id="112"/>
+      <w:bookmarkStart w:id="107" w:name="__RefHeading___Toc2999_724336694"/>
+      <w:bookmarkEnd w:id="107"/>
       <w:r>
         <w:rPr>
           <w:rFonts w:ascii="Times New Roman" w:hAnsi="Times New Roman"/>
@@ -36419,27 +36606,10 @@
         <w:pStyle w:val="BodyText"/>
         <w:bidi w:val="0"/>
         <w:spacing w:lineRule="auto" w:line="360" w:before="0" w:after="0"/>
-        <w:ind w:hanging="0" w:left="0" w:right="121"/>
+        <w:ind w:firstLine="709" w:left="0" w:right="0"/>
         <w:jc w:val="both"/>
         <w:rPr/>
       </w:pPr>
-      <w:r>
-        <w:rPr>
-          <w:b w:val="false"/>
-          <w:i w:val="false"/>
-          <w:caps w:val="false"/>
-          <w:smallCaps w:val="false"/>
-          <w:strike w:val="false"/>
-          <w:dstrike w:val="false"/>
-          <w:color w:val="000000"/>
-          <w:sz w:val="24"/>
-          <w:szCs w:val="24"/>
-          <w:u w:val="none"/>
-          <w:effect w:val="none"/>
-          <w:shd w:fill="auto" w:val="clear"/>
-        </w:rPr>
-        <w:tab/>
-      </w:r>
       <w:r>
         <w:rPr>
           <w:b w:val="false"/>
@@ -36507,8 +36677,8 @@
           <w:rFonts w:ascii="Times New Roman" w:hAnsi="Times New Roman"/>
         </w:rPr>
       </w:pPr>
-      <w:bookmarkStart w:id="113" w:name="__RefHeading___Toc3001_724336694"/>
-      <w:bookmarkEnd w:id="113"/>
+      <w:bookmarkStart w:id="108" w:name="__RefHeading___Toc3001_724336694"/>
+      <w:bookmarkEnd w:id="108"/>
       <w:r>
         <w:rPr>
           <w:rFonts w:ascii="Times New Roman" w:hAnsi="Times New Roman"/>
@@ -37312,8 +37482,8 @@
           <w:rFonts w:ascii="Times New Roman" w:hAnsi="Times New Roman"/>
         </w:rPr>
       </w:pPr>
-      <w:bookmarkStart w:id="114" w:name="__RefHeading___Toc3003_724336694"/>
-      <w:bookmarkEnd w:id="114"/>
+      <w:bookmarkStart w:id="109" w:name="__RefHeading___Toc3003_724336694"/>
+      <w:bookmarkEnd w:id="109"/>
       <w:r>
         <w:rPr>
           <w:rFonts w:ascii="Times New Roman" w:hAnsi="Times New Roman"/>
@@ -38156,8 +38326,8 @@
           <w:rFonts w:ascii="Times New Roman" w:hAnsi="Times New Roman"/>
         </w:rPr>
       </w:pPr>
-      <w:bookmarkStart w:id="115" w:name="__RefHeading___Toc3005_724336694"/>
-      <w:bookmarkEnd w:id="115"/>
+      <w:bookmarkStart w:id="110" w:name="__RefHeading___Toc3005_724336694"/>
+      <w:bookmarkEnd w:id="110"/>
       <w:r>
         <w:rPr>
           <w:rFonts w:ascii="Times New Roman" w:hAnsi="Times New Roman"/>
@@ -39305,8 +39475,8 @@
           <w:rFonts w:ascii="Times New Roman" w:hAnsi="Times New Roman"/>
         </w:rPr>
       </w:pPr>
-      <w:bookmarkStart w:id="116" w:name="__RefHeading___Toc3007_724336694"/>
-      <w:bookmarkEnd w:id="116"/>
+      <w:bookmarkStart w:id="111" w:name="__RefHeading___Toc3007_724336694"/>
+      <w:bookmarkEnd w:id="111"/>
       <w:r>
         <w:rPr>
           <w:rFonts w:ascii="Times New Roman" w:hAnsi="Times New Roman"/>
@@ -39338,31 +39508,12 @@
         <w:pStyle w:val="BodyText"/>
         <w:bidi w:val="0"/>
         <w:spacing w:lineRule="auto" w:line="360" w:before="0" w:after="0"/>
-        <w:ind w:hanging="0" w:left="0" w:right="121"/>
+        <w:ind w:firstLine="709" w:left="0" w:right="0"/>
         <w:jc w:val="both"/>
         <w:rPr>
           <w:rFonts w:ascii="Times New Roman" w:hAnsi="Times New Roman"/>
         </w:rPr>
       </w:pPr>
-      <w:bookmarkStart w:id="117" w:name="docs-internal-guid-e289bde1-7fff-aaaa-77"/>
-      <w:bookmarkEnd w:id="117"/>
-      <w:r>
-        <w:rPr>
-          <w:b w:val="false"/>
-          <w:i w:val="false"/>
-          <w:caps w:val="false"/>
-          <w:smallCaps w:val="false"/>
-          <w:strike w:val="false"/>
-          <w:dstrike w:val="false"/>
-          <w:color w:val="000000"/>
-          <w:sz w:val="24"/>
-          <w:szCs w:val="24"/>
-          <w:u w:val="none"/>
-          <w:effect w:val="none"/>
-          <w:shd w:fill="auto" w:val="clear"/>
-        </w:rPr>
-        <w:tab/>
-      </w:r>
       <w:r>
         <w:rPr>
           <w:b w:val="false"/>
@@ -39411,8 +39562,8 @@
           <w:rFonts w:ascii="Times New Roman" w:hAnsi="Times New Roman"/>
         </w:rPr>
       </w:pPr>
-      <w:bookmarkStart w:id="118" w:name="__RefHeading___Toc3009_724336694"/>
-      <w:bookmarkEnd w:id="118"/>
+      <w:bookmarkStart w:id="112" w:name="__RefHeading___Toc3009_724336694"/>
+      <w:bookmarkEnd w:id="112"/>
       <w:r>
         <w:rPr>
           <w:rFonts w:ascii="Times New Roman" w:hAnsi="Times New Roman"/>
@@ -39449,14 +39600,10 @@
         <w:pStyle w:val="BodyText"/>
         <w:bidi w:val="0"/>
         <w:spacing w:lineRule="auto" w:line="360" w:before="0" w:after="0"/>
-        <w:ind w:hanging="0" w:left="0" w:right="121"/>
+        <w:ind w:firstLine="709" w:left="0" w:right="0"/>
         <w:jc w:val="both"/>
-        <w:rPr>
-          <w:rFonts w:ascii="Times New Roman" w:hAnsi="Times New Roman"/>
-        </w:rPr>
-      </w:pPr>
-      <w:bookmarkStart w:id="119" w:name="docs-internal-guid-c178bbc7-7fff-25d2-4c"/>
-      <w:bookmarkEnd w:id="119"/>
+        <w:rPr/>
+      </w:pPr>
       <w:r>
         <w:rPr>
           <w:b w:val="false"/>
@@ -39470,10 +39617,41 @@
           <w:szCs w:val="24"/>
           <w:u w:val="none"/>
           <w:effect w:val="none"/>
-          <w:shd w:fill="auto" w:val="clear"/>
-        </w:rPr>
-        <w:tab/>
-      </w:r>
+          <w:shd w:fill="FFF2CC" w:val="clear"/>
+        </w:rPr>
+        <w:t>Trata-se de documentos da própria autoria da equipe de elaboração do PPC que podem completar as informações do texto sem prejuízo da unidade e coerência do corpo do texto. Assim, podem ser incluídos itens que sejam considerados importantes para o PPC, como por exemplo, o Programa dos 26 componentes curriculares, o currículo resumido dos docentes, matrizes de equivalência, projetos de laboratórios específicos, além de outros itens que sejam considerados importantes. Apresentam-se nos trabalhos da seguinte forma: </w:t>
+      </w:r>
+    </w:p>
+    <w:p>
+      <w:pPr>
+        <w:pStyle w:val="BodyText"/>
+        <w:spacing w:lineRule="auto" w:line="360"/>
+        <w:ind w:firstLine="709" w:right="0"/>
+        <w:rPr>
+          <w:rFonts w:ascii="Times New Roman" w:hAnsi="Times New Roman"/>
+          <w:sz w:val="24"/>
+          <w:szCs w:val="24"/>
+          <w:highlight w:val="none"/>
+          <w:shd w:fill="FFF2CC" w:val="clear"/>
+        </w:rPr>
+      </w:pPr>
+      <w:r>
+        <w:rPr>
+          <w:sz w:val="24"/>
+          <w:szCs w:val="24"/>
+          <w:shd w:fill="FFF2CC" w:val="clear"/>
+        </w:rPr>
+      </w:r>
+    </w:p>
+    <w:p>
+      <w:pPr>
+        <w:pStyle w:val="BodyText"/>
+        <w:bidi w:val="0"/>
+        <w:spacing w:lineRule="auto" w:line="360" w:before="0" w:after="0"/>
+        <w:ind w:firstLine="709" w:left="0" w:right="0"/>
+        <w:jc w:val="both"/>
+        <w:rPr/>
+      </w:pPr>
       <w:r>
         <w:rPr>
           <w:b w:val="false"/>
@@ -39489,27 +39667,7 @@
           <w:effect w:val="none"/>
           <w:shd w:fill="FFF2CC" w:val="clear"/>
         </w:rPr>
-        <w:t>Trata-se de documentos da própria autoria da equipe de elaboração do PPC que podem completar as informações do texto sem prejuízo da unidade e coerência do corpo do texto. Assim, podem ser incluídos itens que sejam considerados importantes para o PPC, como por exemplo, o Programa dos 26 componentes curriculares, o currículo resumido dos docentes, matrizes de equivalência, projetos de laboratórios específicos, além de outros itens que sejam considerados importantes. Apresentam-se nos trabalhos da seguinte forma: </w:t>
-      </w:r>
-    </w:p>
-    <w:p>
-      <w:pPr>
-        <w:pStyle w:val="BodyText"/>
-        <w:spacing w:lineRule="auto" w:line="360"/>
-        <w:rPr>
-          <w:rFonts w:ascii="Times New Roman" w:hAnsi="Times New Roman"/>
-          <w:sz w:val="24"/>
-          <w:szCs w:val="24"/>
-          <w:highlight w:val="none"/>
-          <w:shd w:fill="FFF2CC" w:val="clear"/>
-        </w:rPr>
-      </w:pPr>
-      <w:r>
-        <w:rPr>
-          <w:sz w:val="24"/>
-          <w:szCs w:val="24"/>
-          <w:shd w:fill="FFF2CC" w:val="clear"/>
-        </w:rPr>
+        <w:t>Programa dos Componentes Curriculares</w:t>
       </w:r>
     </w:p>
     <w:p>
@@ -39517,11 +39675,9 @@
         <w:pStyle w:val="BodyText"/>
         <w:bidi w:val="0"/>
         <w:spacing w:lineRule="auto" w:line="360" w:before="0" w:after="0"/>
-        <w:ind w:hanging="0" w:left="0" w:right="121"/>
+        <w:ind w:firstLine="709" w:left="0" w:right="0"/>
         <w:jc w:val="both"/>
-        <w:rPr>
-          <w:rFonts w:ascii="Times New Roman" w:hAnsi="Times New Roman"/>
-        </w:rPr>
+        <w:rPr/>
       </w:pPr>
       <w:r>
         <w:rPr>
@@ -39538,36 +39694,6 @@
           <w:effect w:val="none"/>
           <w:shd w:fill="FFF2CC" w:val="clear"/>
         </w:rPr>
-        <w:t>Programa dos Componentes Curriculares</w:t>
-      </w:r>
-    </w:p>
-    <w:p>
-      <w:pPr>
-        <w:pStyle w:val="BodyText"/>
-        <w:bidi w:val="0"/>
-        <w:spacing w:lineRule="auto" w:line="360" w:before="0" w:after="0"/>
-        <w:ind w:hanging="0" w:left="0" w:right="121"/>
-        <w:jc w:val="both"/>
-        <w:rPr>
-          <w:rFonts w:ascii="Times New Roman" w:hAnsi="Times New Roman"/>
-        </w:rPr>
-      </w:pPr>
-      <w:r>
-        <w:rPr>
-          <w:b w:val="false"/>
-          <w:i w:val="false"/>
-          <w:caps w:val="false"/>
-          <w:smallCaps w:val="false"/>
-          <w:strike w:val="false"/>
-          <w:dstrike w:val="false"/>
-          <w:color w:val="000000"/>
-          <w:sz w:val="24"/>
-          <w:szCs w:val="24"/>
-          <w:u w:val="none"/>
-          <w:effect w:val="none"/>
-          <w:shd w:fill="FFF2CC" w:val="clear"/>
-        </w:rPr>
-        <w:tab/>
         <w:t>É obrigatória a inclusão dos Programas de todos os componentes curriculares com bibliografia básica (três títulos, no mínimo) e complementar (cinco títulos, no mínimo). O plano pedagógico do curso também deve apresentar uma adequada coerência dos conteúdos curriculares com as Diretrizes Curriculares Nacionais para a Educação Profissional Técnica de Nível Médio (Resolução N. 06/2012). O Programa de cada componente será elaborado em formulário sob a forma de Plano de Ensino, preenchidos em formulário instituído pela Pró-Reitoria de Ensino – PRODEN, conforme segue:</w:t>
       </w:r>
     </w:p>
@@ -39596,21 +39722,22 @@
           <w:numId w:val="0"/>
         </w:numPr>
         <w:spacing w:lineRule="auto" w:line="360"/>
-        <w:ind w:hanging="0" w:left="720"/>
-        <w:rPr>
-          <w:rFonts w:ascii="Times New Roman" w:hAnsi="Times New Roman"/>
-        </w:rPr>
-      </w:pPr>
-      <w:bookmarkStart w:id="120" w:name="__RefHeading___Toc3011_724336694"/>
-      <w:bookmarkStart w:id="121" w:name="docs-internal-guid-cb6f7ca0-7fff-8df8-8d"/>
-      <w:bookmarkEnd w:id="120"/>
-      <w:bookmarkEnd w:id="121"/>
-      <w:r>
-        <w:rPr>
-          <w:rFonts w:ascii="Times New Roman" w:hAnsi="Times New Roman"/>
-          <w:sz w:val="24"/>
-          <w:szCs w:val="24"/>
-        </w:rPr>
+        <w:ind w:hanging="0" w:left="0"/>
+        <w:rPr>
+          <w:rFonts w:ascii="Times New Roman" w:hAnsi="Times New Roman"/>
+        </w:rPr>
+      </w:pPr>
+      <w:bookmarkStart w:id="113" w:name="__RefHeading___Toc3011_724336694"/>
+      <w:bookmarkStart w:id="114" w:name="docs-internal-guid-cb6f7ca0-7fff-8df8-8d"/>
+      <w:bookmarkEnd w:id="113"/>
+      <w:bookmarkEnd w:id="114"/>
+      <w:r>
+        <w:rPr>
+          <w:rFonts w:ascii="Times New Roman" w:hAnsi="Times New Roman"/>
+          <w:sz w:val="24"/>
+          <w:szCs w:val="24"/>
+        </w:rPr>
+        <w:tab/>
         <w:t>ANEXOS</w:t>
       </w:r>
     </w:p>
@@ -39774,11 +39901,9 @@
         <w:pStyle w:val="BodyText"/>
         <w:bidi w:val="0"/>
         <w:spacing w:lineRule="auto" w:line="360" w:before="0" w:after="0"/>
-        <w:ind w:firstLine="709" w:left="0" w:right="121"/>
+        <w:ind w:firstLine="709" w:left="0" w:right="0"/>
         <w:jc w:val="both"/>
-        <w:rPr>
-          <w:rFonts w:ascii="Times New Roman" w:hAnsi="Times New Roman"/>
-        </w:rPr>
+        <w:rPr/>
       </w:pPr>
       <w:r>
         <w:rPr>
@@ -40740,7 +40865,7 @@
     <w:pPr>
       <w:widowControl/>
       <w:suppressAutoHyphens w:val="true"/>
-      <w:overflowPunct w:val="false"/>
+      <w:overflowPunct w:val="true"/>
       <w:bidi w:val="0"/>
       <w:spacing w:lineRule="auto" w:line="360" w:before="0" w:after="0"/>
       <w:ind w:firstLine="709"/>
@@ -40927,8 +41052,8 @@
     <w:qFormat/>
     <w:rPr/>
   </w:style>
-  <w:style w:type="character" w:styleId="Bullets">
-    <w:name w:val="Bullets"/>
+  <w:style w:type="character" w:styleId="Bulletsuser">
+    <w:name w:val="Bullets (user)"/>
     <w:qFormat/>
     <w:rPr>
       <w:rFonts w:ascii="OpenSymbol" w:hAnsi="OpenSymbol" w:eastAsia="OpenSymbol" w:cs="OpenSymbol"/>
@@ -40953,7 +41078,7 @@
     <w:name w:val="Body Text"/>
     <w:basedOn w:val="Normal"/>
     <w:pPr>
-      <w:spacing w:lineRule="auto" w:line="360" w:before="0" w:after="140"/>
+      <w:spacing w:lineRule="auto" w:line="360" w:before="0" w:after="0"/>
       <w:jc w:val="both"/>
     </w:pPr>
     <w:rPr>
@@ -41205,8 +41330,8 @@
       <w:smallCaps w:val="false"/>
     </w:rPr>
   </w:style>
-  <w:style w:type="paragraph" w:styleId="TableIndexHeadinguser">
-    <w:name w:val="Table Index Heading (user)"/>
+  <w:style w:type="paragraph" w:styleId="TableIndexHeading">
+    <w:name w:val="Table Index Heading"/>
     <w:basedOn w:val="IndexHeading"/>
     <w:qFormat/>
     <w:pPr>
@@ -41267,8 +41392,8 @@
       <w:smallCaps w:val="false"/>
     </w:rPr>
   </w:style>
-  <w:style w:type="paragraph" w:styleId="FooterLeft">
-    <w:name w:val="Footer Left"/>
+  <w:style w:type="paragraph" w:styleId="FooterLeftuser">
+    <w:name w:val="Footer Left (user)"/>
     <w:basedOn w:val="Footer"/>
     <w:qFormat/>
     <w:pPr>
@@ -41276,8 +41401,8 @@
     </w:pPr>
     <w:rPr/>
   </w:style>
-  <w:style w:type="paragraph" w:styleId="FooterRight">
-    <w:name w:val="Footer Right"/>
+  <w:style w:type="paragraph" w:styleId="FooterRightuser">
+    <w:name w:val="Footer Right (user)"/>
     <w:basedOn w:val="Footer"/>
     <w:qFormat/>
     <w:pPr>
@@ -41323,8 +41448,8 @@
       <w:smallCaps w:val="false"/>
     </w:rPr>
   </w:style>
-  <w:style w:type="paragraph" w:styleId="FrameContents">
-    <w:name w:val="Frame Contents"/>
+  <w:style w:type="paragraph" w:styleId="FrameContentsuser">
+    <w:name w:val="Frame Contents (user)"/>
     <w:basedOn w:val="Normal"/>
     <w:qFormat/>
     <w:pPr/>
@@ -41376,8 +41501,8 @@
       <w:caps/>
     </w:rPr>
   </w:style>
-  <w:style w:type="paragraph" w:styleId="HeaderLeft">
-    <w:name w:val="Header Left"/>
+  <w:style w:type="paragraph" w:styleId="HeaderLeftuser">
+    <w:name w:val="Header Left (user)"/>
     <w:basedOn w:val="Header"/>
     <w:qFormat/>
     <w:pPr>
@@ -41385,8 +41510,8 @@
     </w:pPr>
     <w:rPr/>
   </w:style>
-  <w:style w:type="paragraph" w:styleId="HeaderRight">
-    <w:name w:val="Header Right"/>
+  <w:style w:type="paragraph" w:styleId="HeaderRightuser">
+    <w:name w:val="Header Right (user)"/>
     <w:basedOn w:val="Header"/>
     <w:qFormat/>
     <w:pPr>

--- a/src/main/resources/ppc.docx
+++ b/src/main/resources/ppc.docx
@@ -1719,16 +1719,17 @@
             </w:rPr>
             <w:fldChar w:fldCharType="separate"/>
           </w:r>
-          <w:hyperlink w:anchor="__RefHeading___Toc3343_1736451874" w:tooltip="APRESENTAÇÃO">
-            <w:r>
-              <w:rPr>
-                <w:rStyle w:val="IndexLink"/>
-              </w:rPr>
-              <w:t>1 APRESENTAÇÃO</w:t>
-              <w:tab/>
-              <w:t>9</w:t>
-            </w:r>
-          </w:hyperlink>
+          <w:r>
+            <w:rPr>
+              <w:rStyle w:val="IndexLink"/>
+            </w:rPr>
+            <w:t>1 APRESENTAÇÃO</w:t>
+          </w:r>
+          <w:r>
+            <w:rPr/>
+            <w:tab/>
+            <w:t>9</w:t>
+          </w:r>
         </w:p>
         <w:p>
           <w:pPr>
@@ -1739,16 +1740,12 @@
             </w:tabs>
             <w:rPr/>
           </w:pPr>
-          <w:hyperlink w:anchor="__RefHeading___Toc3345_1736451874" w:tooltip="DADOS DA INSTITUIÇÃO">
-            <w:r>
-              <w:rPr>
-                <w:rStyle w:val="IndexLink"/>
-              </w:rPr>
-              <w:t>2 DADOS DA INSTITUIÇÃO</w:t>
-              <w:tab/>
-              <w:t>9</w:t>
-            </w:r>
-          </w:hyperlink>
+          <w:r>
+            <w:rPr/>
+            <w:t>2 DADOS DA INSTITUIÇÃO</w:t>
+            <w:tab/>
+            <w:t>9</w:t>
+          </w:r>
         </w:p>
         <w:p>
           <w:pPr>
@@ -1759,16 +1756,12 @@
             </w:tabs>
             <w:rPr/>
           </w:pPr>
-          <w:hyperlink w:anchor="__RefHeading___Toc3347_1736451874" w:tooltip="Da Mantenedora">
-            <w:r>
-              <w:rPr>
-                <w:rStyle w:val="IndexLink"/>
-              </w:rPr>
-              <w:t>2.1 Da Mantenedora</w:t>
-              <w:tab/>
-              <w:t>9</w:t>
-            </w:r>
-          </w:hyperlink>
+          <w:r>
+            <w:rPr/>
+            <w:t>2.1 Da Mantenedora</w:t>
+            <w:tab/>
+            <w:t>9</w:t>
+          </w:r>
         </w:p>
         <w:p>
           <w:pPr>
@@ -1779,16 +1772,12 @@
             </w:tabs>
             <w:rPr/>
           </w:pPr>
-          <w:hyperlink w:anchor="__RefHeading___Toc3349_1736451874" w:tooltip="Da Instituição Proponente do Curso">
-            <w:r>
-              <w:rPr>
-                <w:rStyle w:val="IndexLink"/>
-              </w:rPr>
-              <w:t>2.2 Da Instituição Proponente do Curso</w:t>
-              <w:tab/>
-              <w:t>9</w:t>
-            </w:r>
-          </w:hyperlink>
+          <w:r>
+            <w:rPr/>
+            <w:t>2.2 Da Instituição Proponente do Curso</w:t>
+            <w:tab/>
+            <w:t>9</w:t>
+          </w:r>
         </w:p>
         <w:p>
           <w:pPr>
@@ -1799,16 +1788,12 @@
             </w:tabs>
             <w:rPr/>
           </w:pPr>
-          <w:hyperlink w:anchor="__RefHeading___Toc3351_1736451874" w:tooltip="Situação do Curso">
-            <w:r>
-              <w:rPr>
-                <w:rStyle w:val="IndexLink"/>
-              </w:rPr>
-              <w:t>2.3 Situação do Curso</w:t>
-              <w:tab/>
-              <w:t>10</w:t>
-            </w:r>
-          </w:hyperlink>
+          <w:r>
+            <w:rPr/>
+            <w:t>2.3 Situação do Curso</w:t>
+            <w:tab/>
+            <w:t>10</w:t>
+          </w:r>
         </w:p>
         <w:p>
           <w:pPr>
@@ -1819,16 +1804,12 @@
             </w:tabs>
             <w:rPr/>
           </w:pPr>
-          <w:hyperlink w:anchor="__RefHeading___Toc3343_1736451874_Copy_1" w:tooltip="HISTÓRICO DA INSTITUIÇÃO – IFPE">
-            <w:r>
-              <w:rPr>
-                <w:rStyle w:val="IndexLink"/>
-              </w:rPr>
-              <w:t>3 HISTÓRICO DA INSTITUIÇÃO – IFPE</w:t>
-              <w:tab/>
-              <w:t>14</w:t>
-            </w:r>
-          </w:hyperlink>
+          <w:r>
+            <w:rPr/>
+            <w:t>3 HISTÓRICO DA INSTITUIÇÃO – IFPE</w:t>
+            <w:tab/>
+            <w:t>14</w:t>
+          </w:r>
         </w:p>
         <w:p>
           <w:pPr>
@@ -1839,16 +1820,12 @@
             </w:tabs>
             <w:rPr/>
           </w:pPr>
-          <w:hyperlink w:anchor="__RefHeading___Toc3343_1736451874_Copy_2" w:tooltip="HISTÓRICO DO CAMPUS {{campus}}">
-            <w:r>
-              <w:rPr>
-                <w:rStyle w:val="IndexLink"/>
-              </w:rPr>
-              <w:t>4 HISTÓRICO DO CAMPUS {{campus}}</w:t>
-              <w:tab/>
-              <w:t>16</w:t>
-            </w:r>
-          </w:hyperlink>
+          <w:r>
+            <w:rPr/>
+            <w:t>4 HISTÓRICO DO CAMPUS {{campus}}</w:t>
+            <w:tab/>
+            <w:t>16</w:t>
+          </w:r>
         </w:p>
         <w:p>
           <w:pPr>
@@ -1859,16 +1836,12 @@
             </w:tabs>
             <w:rPr/>
           </w:pPr>
-          <w:hyperlink w:anchor="__RefHeading___Toc3343_1736451874_Copy_3" w:tooltip="HISTÓRICO DO CURSO">
-            <w:r>
-              <w:rPr>
-                <w:rStyle w:val="IndexLink"/>
-              </w:rPr>
-              <w:t>5 HISTÓRICO DO CURSO</w:t>
-              <w:tab/>
-              <w:t>16</w:t>
-            </w:r>
-          </w:hyperlink>
+          <w:r>
+            <w:rPr/>
+            <w:t>5 HISTÓRICO DO CURSO</w:t>
+            <w:tab/>
+            <w:t>16</w:t>
+          </w:r>
         </w:p>
         <w:p>
           <w:pPr>
@@ -1879,16 +1852,12 @@
             </w:tabs>
             <w:rPr/>
           </w:pPr>
-          <w:hyperlink w:anchor="__RefHeading___Toc3343_1736451874_Copy_4" w:tooltip="JUSTIFICATIVA">
-            <w:r>
-              <w:rPr>
-                <w:rStyle w:val="IndexLink"/>
-              </w:rPr>
-              <w:t>6 JUSTIFICATIVA</w:t>
-              <w:tab/>
-              <w:t>16</w:t>
-            </w:r>
-          </w:hyperlink>
+          <w:r>
+            <w:rPr/>
+            <w:t>6 JUSTIFICATIVA</w:t>
+            <w:tab/>
+            <w:t>16</w:t>
+          </w:r>
         </w:p>
         <w:p>
           <w:pPr>
@@ -1899,16 +1868,12 @@
             </w:tabs>
             <w:rPr/>
           </w:pPr>
-          <w:hyperlink w:anchor="__RefHeading___Toc3351_1736451874_Copy_1" w:tooltip="Objetivos">
-            <w:r>
-              <w:rPr>
-                <w:rStyle w:val="IndexLink"/>
-              </w:rPr>
-              <w:t>6.1 Objetivos</w:t>
-              <w:tab/>
-              <w:t>17</w:t>
-            </w:r>
-          </w:hyperlink>
+          <w:r>
+            <w:rPr/>
+            <w:t>6.1 Objetivos</w:t>
+            <w:tab/>
+            <w:t>17</w:t>
+          </w:r>
         </w:p>
         <w:p>
           <w:pPr>
@@ -1919,16 +1884,12 @@
             </w:tabs>
             <w:rPr/>
           </w:pPr>
-          <w:hyperlink w:anchor="__RefHeading___Toc3351_1736451874_Copy_2" w:tooltip="Objetivo Geral">
-            <w:r>
-              <w:rPr>
-                <w:rStyle w:val="IndexLink"/>
-              </w:rPr>
-              <w:t>6.1.1 Objetivo Geral</w:t>
-              <w:tab/>
-              <w:t>17</w:t>
-            </w:r>
-          </w:hyperlink>
+          <w:r>
+            <w:rPr/>
+            <w:t>6.1.1 Objetivo Geral</w:t>
+            <w:tab/>
+            <w:t>17</w:t>
+          </w:r>
         </w:p>
         <w:p>
           <w:pPr>
@@ -1939,16 +1900,12 @@
             </w:tabs>
             <w:rPr/>
           </w:pPr>
-          <w:hyperlink w:anchor="__RefHeading___Toc3351_1736451874_Copy_3" w:tooltip="Objetivos Específicos">
-            <w:r>
-              <w:rPr>
-                <w:rStyle w:val="IndexLink"/>
-              </w:rPr>
-              <w:t>6.1.2 Objetivos Específicos</w:t>
-              <w:tab/>
-              <w:t>17</w:t>
-            </w:r>
-          </w:hyperlink>
+          <w:r>
+            <w:rPr/>
+            <w:t>6.1.2 Objetivos Específicos</w:t>
+            <w:tab/>
+            <w:t>17</w:t>
+          </w:r>
         </w:p>
         <w:p>
           <w:pPr>
@@ -1959,16 +1916,12 @@
             </w:tabs>
             <w:rPr/>
           </w:pPr>
-          <w:hyperlink w:anchor="__RefHeading___Toc5067_1736451874" w:tooltip="Articulação entre os objetivos e as características locais e regionais">
-            <w:r>
-              <w:rPr>
-                <w:rStyle w:val="IndexLink"/>
-              </w:rPr>
-              <w:t>6.1.3 Articulação entre os objetivos e as características locais e regionais</w:t>
-              <w:tab/>
-              <w:t>17</w:t>
-            </w:r>
-          </w:hyperlink>
+          <w:r>
+            <w:rPr/>
+            <w:t>6.1.3 Articulação entre os objetivos e as características locais e regionais</w:t>
+            <w:tab/>
+            <w:t>17</w:t>
+          </w:r>
         </w:p>
         <w:p>
           <w:pPr>
@@ -1979,16 +1932,12 @@
             </w:tabs>
             <w:rPr/>
           </w:pPr>
-          <w:hyperlink w:anchor="__RefHeading___Toc5069_1736451874" w:tooltip="Articulação entre os objetivos e o contexto educacional">
-            <w:r>
-              <w:rPr>
-                <w:rStyle w:val="IndexLink"/>
-              </w:rPr>
-              <w:t>6.1.4 Articulação entre os objetivos e o contexto educacional</w:t>
-              <w:tab/>
-              <w:t>17</w:t>
-            </w:r>
-          </w:hyperlink>
+          <w:r>
+            <w:rPr/>
+            <w:t>6.1.4 Articulação entre os objetivos e o contexto educacional</w:t>
+            <w:tab/>
+            <w:t>17</w:t>
+          </w:r>
         </w:p>
         <w:p>
           <w:pPr>
@@ -1999,16 +1948,12 @@
             </w:tabs>
             <w:rPr/>
           </w:pPr>
-          <w:hyperlink w:anchor="__RefHeading___Toc5071_1736451874" w:tooltip="REQUISITOS E FORMAS DE ACESSO">
-            <w:r>
-              <w:rPr>
-                <w:rStyle w:val="IndexLink"/>
-              </w:rPr>
-              <w:t>7 REQUISITOS E FORMAS DE ACESSO</w:t>
-              <w:tab/>
-              <w:t>17</w:t>
-            </w:r>
-          </w:hyperlink>
+          <w:r>
+            <w:rPr/>
+            <w:t>7 REQUISITOS E FORMAS DE ACESSO</w:t>
+            <w:tab/>
+            <w:t>17</w:t>
+          </w:r>
         </w:p>
         <w:p>
           <w:pPr>
@@ -2019,16 +1964,12 @@
             </w:tabs>
             <w:rPr/>
           </w:pPr>
-          <w:hyperlink w:anchor="__RefHeading___Toc7894_1192043239" w:tooltip="Publico Alvo">
-            <w:r>
-              <w:rPr>
-                <w:rStyle w:val="IndexLink"/>
-              </w:rPr>
-              <w:t>7.1 Publico Alvo</w:t>
-              <w:tab/>
-              <w:t>17</w:t>
-            </w:r>
-          </w:hyperlink>
+          <w:r>
+            <w:rPr/>
+            <w:t>7.1 Publico Alvo</w:t>
+            <w:tab/>
+            <w:t>17</w:t>
+          </w:r>
         </w:p>
         <w:p>
           <w:pPr>
@@ -2039,16 +1980,12 @@
             </w:tabs>
             <w:rPr/>
           </w:pPr>
-          <w:hyperlink w:anchor="__RefHeading___Toc7896_1192043239" w:tooltip="Formas de Acesso">
-            <w:r>
-              <w:rPr>
-                <w:rStyle w:val="IndexLink"/>
-              </w:rPr>
-              <w:t>7.2 Formas de Acesso</w:t>
-              <w:tab/>
-              <w:t>18</w:t>
-            </w:r>
-          </w:hyperlink>
+          <w:r>
+            <w:rPr/>
+            <w:t>7.2 Formas de Acesso</w:t>
+            <w:tab/>
+            <w:t>18</w:t>
+          </w:r>
         </w:p>
         <w:p>
           <w:pPr>
@@ -2059,16 +1996,12 @@
             </w:tabs>
             <w:rPr/>
           </w:pPr>
-          <w:hyperlink w:anchor="__RefHeading___Toc5081_1736451874" w:tooltip="FUNDAMENTAÇÃO LEGAL">
-            <w:r>
-              <w:rPr>
-                <w:rStyle w:val="IndexLink"/>
-              </w:rPr>
-              <w:t>8 FUNDAMENTAÇÃO LEGAL</w:t>
-              <w:tab/>
-              <w:t>18</w:t>
-            </w:r>
-          </w:hyperlink>
+          <w:r>
+            <w:rPr/>
+            <w:t>8 FUNDAMENTAÇÃO LEGAL</w:t>
+            <w:tab/>
+            <w:t>18</w:t>
+          </w:r>
         </w:p>
         <w:p>
           <w:pPr>
@@ -2079,16 +2012,12 @@
             </w:tabs>
             <w:rPr/>
           </w:pPr>
-          <w:hyperlink w:anchor="__RefHeading___Toc5083_1736451874" w:tooltip="Leis Federais">
-            <w:r>
-              <w:rPr>
-                <w:rStyle w:val="IndexLink"/>
-              </w:rPr>
-              <w:t>8.1 Leis Federais</w:t>
-              <w:tab/>
-              <w:t>18</w:t>
-            </w:r>
-          </w:hyperlink>
+          <w:r>
+            <w:rPr/>
+            <w:t>8.1 Leis Federais</w:t>
+            <w:tab/>
+            <w:t>18</w:t>
+          </w:r>
         </w:p>
         <w:p>
           <w:pPr>
@@ -2099,16 +2028,12 @@
             </w:tabs>
             <w:rPr/>
           </w:pPr>
-          <w:hyperlink w:anchor="__RefHeading___Toc5085_1736451874" w:tooltip="Decretos">
-            <w:r>
-              <w:rPr>
-                <w:rStyle w:val="IndexLink"/>
-              </w:rPr>
-              <w:t>8.2 Decretos</w:t>
-              <w:tab/>
-              <w:t>19</w:t>
-            </w:r>
-          </w:hyperlink>
+          <w:r>
+            <w:rPr/>
+            <w:t>8.2 Decretos</w:t>
+            <w:tab/>
+            <w:t>19</w:t>
+          </w:r>
         </w:p>
         <w:p>
           <w:pPr>
@@ -2119,16 +2044,12 @@
             </w:tabs>
             <w:rPr/>
           </w:pPr>
-          <w:hyperlink w:anchor="__RefHeading___Toc5087_1736451874" w:tooltip="Resoluções e Pareceres">
-            <w:r>
-              <w:rPr>
-                <w:rStyle w:val="IndexLink"/>
-              </w:rPr>
-              <w:t>8.3 Resoluções e Pareceres</w:t>
-              <w:tab/>
-              <w:t>20</w:t>
-            </w:r>
-          </w:hyperlink>
+          <w:r>
+            <w:rPr/>
+            <w:t>8.3 Resoluções e Pareceres</w:t>
+            <w:tab/>
+            <w:t>20</w:t>
+          </w:r>
         </w:p>
         <w:p>
           <w:pPr>
@@ -2139,16 +2060,12 @@
             </w:tabs>
             <w:rPr/>
           </w:pPr>
-          <w:hyperlink w:anchor="__RefHeading___Toc5089_1736451874" w:tooltip="Legislações pertinentes aos Cursos de Bacharelados">
-            <w:r>
-              <w:rPr>
-                <w:rStyle w:val="IndexLink"/>
-              </w:rPr>
-              <w:t>8.4 Legislações pertinentes aos Cursos de Bacharelados</w:t>
-              <w:tab/>
-              <w:t>21</w:t>
-            </w:r>
-          </w:hyperlink>
+          <w:r>
+            <w:rPr/>
+            <w:t>8.4 Legislações pertinentes aos Cursos de Bacharelados</w:t>
+            <w:tab/>
+            <w:t>21</w:t>
+          </w:r>
         </w:p>
         <w:p>
           <w:pPr>
@@ -2159,16 +2076,12 @@
             </w:tabs>
             <w:rPr/>
           </w:pPr>
-          <w:hyperlink w:anchor="__RefHeading___Toc5091_1736451874" w:tooltip="Legislações pertinentes aos Cursos de Tecnologia">
-            <w:r>
-              <w:rPr>
-                <w:rStyle w:val="IndexLink"/>
-              </w:rPr>
-              <w:t>8.5 Legislações pertinentes aos Cursos de Tecnologia</w:t>
-              <w:tab/>
-              <w:t>22</w:t>
-            </w:r>
-          </w:hyperlink>
+          <w:r>
+            <w:rPr/>
+            <w:t>8.5 Legislações pertinentes aos Cursos de Tecnologia</w:t>
+            <w:tab/>
+            <w:t>22</w:t>
+          </w:r>
         </w:p>
         <w:p>
           <w:pPr>
@@ -2179,16 +2092,12 @@
             </w:tabs>
             <w:rPr/>
           </w:pPr>
-          <w:hyperlink w:anchor="__RefHeading___Toc5093_1736451874" w:tooltip="Normas Internas do IFPE">
-            <w:r>
-              <w:rPr>
-                <w:rStyle w:val="IndexLink"/>
-              </w:rPr>
-              <w:t>8.6 Normas Internas do IFPE</w:t>
-              <w:tab/>
-              <w:t>22</w:t>
-            </w:r>
-          </w:hyperlink>
+          <w:r>
+            <w:rPr/>
+            <w:t>8.6 Normas Internas do IFPE</w:t>
+            <w:tab/>
+            <w:t>22</w:t>
+          </w:r>
         </w:p>
         <w:p>
           <w:pPr>
@@ -2199,16 +2108,12 @@
             </w:tabs>
             <w:rPr/>
           </w:pPr>
-          <w:hyperlink w:anchor="__RefHeading___Toc5095_1736451874" w:tooltip=" Curricularização da Extensão">
-            <w:r>
-              <w:rPr>
-                <w:rStyle w:val="IndexLink"/>
-              </w:rPr>
-              <w:t>8.7  Curricularização da Extensão</w:t>
-              <w:tab/>
-              <w:t>23</w:t>
-            </w:r>
-          </w:hyperlink>
+          <w:r>
+            <w:rPr/>
+            <w:t>8.7  Curricularização da Extensão</w:t>
+            <w:tab/>
+            <w:t>23</w:t>
+          </w:r>
         </w:p>
         <w:p>
           <w:pPr>
@@ -2219,16 +2124,12 @@
             </w:tabs>
             <w:rPr/>
           </w:pPr>
-          <w:hyperlink w:anchor="__RefHeading___Toc5097_1736451874" w:tooltip="PERFIL PROFISSIONAL DE CONCLUSÃO">
-            <w:r>
-              <w:rPr>
-                <w:rStyle w:val="IndexLink"/>
-              </w:rPr>
-              <w:t>9 PERFIL PROFISSIONAL DE CONCLUSÃO</w:t>
-              <w:tab/>
-              <w:t>24</w:t>
-            </w:r>
-          </w:hyperlink>
+          <w:r>
+            <w:rPr/>
+            <w:t>9 PERFIL PROFISSIONAL DE CONCLUSÃO</w:t>
+            <w:tab/>
+            <w:t>24</w:t>
+          </w:r>
         </w:p>
         <w:p>
           <w:pPr>
@@ -2239,16 +2140,12 @@
             </w:tabs>
             <w:rPr/>
           </w:pPr>
-          <w:hyperlink w:anchor="__RefHeading___Toc5099_1736451874" w:tooltip="CAMPO DE ATUAÇÃO">
-            <w:r>
-              <w:rPr>
-                <w:rStyle w:val="IndexLink"/>
-              </w:rPr>
-              <w:t>10 CAMPO DE ATUAÇÃO</w:t>
-              <w:tab/>
-              <w:t>25</w:t>
-            </w:r>
-          </w:hyperlink>
+          <w:r>
+            <w:rPr/>
+            <w:t>10 CAMPO DE ATUAÇÃO</w:t>
+            <w:tab/>
+            <w:t>25</w:t>
+          </w:r>
         </w:p>
         <w:p>
           <w:pPr>
@@ -2259,16 +2156,12 @@
             </w:tabs>
             <w:rPr/>
           </w:pPr>
-          <w:hyperlink w:anchor="__RefHeading___Toc5101_1736451874" w:tooltip="ORGANIZAÇÃO CURRICULAR">
-            <w:r>
-              <w:rPr>
-                <w:rStyle w:val="IndexLink"/>
-              </w:rPr>
-              <w:t>11 ORGANIZAÇÃO CURRICULAR</w:t>
-              <w:tab/>
-              <w:t>25</w:t>
-            </w:r>
-          </w:hyperlink>
+          <w:r>
+            <w:rPr/>
+            <w:t>11 ORGANIZAÇÃO CURRICULAR</w:t>
+            <w:tab/>
+            <w:t>25</w:t>
+          </w:r>
         </w:p>
         <w:p>
           <w:pPr>
@@ -2279,16 +2172,12 @@
             </w:tabs>
             <w:rPr/>
           </w:pPr>
-          <w:hyperlink w:anchor="__RefHeading___Toc5103_1736451874" w:tooltip=" Concepções e princípios pedagógicos">
-            <w:r>
-              <w:rPr>
-                <w:rStyle w:val="IndexLink"/>
-              </w:rPr>
-              <w:t>11.1  Concepções e princípios pedagógicos</w:t>
-              <w:tab/>
-              <w:t>25</w:t>
-            </w:r>
-          </w:hyperlink>
+          <w:r>
+            <w:rPr/>
+            <w:t>11.1  Concepções e princípios pedagógicos</w:t>
+            <w:tab/>
+            <w:t>25</w:t>
+          </w:r>
         </w:p>
         <w:p>
           <w:pPr>
@@ -2299,16 +2188,12 @@
             </w:tabs>
             <w:rPr/>
           </w:pPr>
-          <w:hyperlink w:anchor="__RefHeading___Toc5105_1736451874" w:tooltip="ESTRUTURA CURRICULAR">
-            <w:r>
-              <w:rPr>
-                <w:rStyle w:val="IndexLink"/>
-              </w:rPr>
-              <w:t>12 ESTRUTURA CURRICULAR</w:t>
-              <w:tab/>
-              <w:t>26</w:t>
-            </w:r>
-          </w:hyperlink>
+          <w:r>
+            <w:rPr/>
+            <w:t>12 ESTRUTURA CURRICULAR</w:t>
+            <w:tab/>
+            <w:t>26</w:t>
+          </w:r>
         </w:p>
         <w:p>
           <w:pPr>
@@ -2319,16 +2204,12 @@
             </w:tabs>
             <w:rPr/>
           </w:pPr>
-          <w:hyperlink w:anchor="__RefHeading___Toc5107_1736451874" w:tooltip=" Curricularização da Extensão">
-            <w:r>
-              <w:rPr>
-                <w:rStyle w:val="IndexLink"/>
-              </w:rPr>
-              <w:t>12.1  Curricularização da Extensão</w:t>
-              <w:tab/>
-              <w:t>27</w:t>
-            </w:r>
-          </w:hyperlink>
+          <w:r>
+            <w:rPr/>
+            <w:t>12.1  Curricularização da Extensão</w:t>
+            <w:tab/>
+            <w:t>27</w:t>
+          </w:r>
         </w:p>
         <w:p>
           <w:pPr>
@@ -2339,16 +2220,12 @@
             </w:tabs>
             <w:rPr/>
           </w:pPr>
-          <w:hyperlink w:anchor="__RefHeading___Toc5109_1736451874" w:tooltip="Sistema Acadêmico, duração e número de vagas">
-            <w:r>
-              <w:rPr>
-                <w:rStyle w:val="IndexLink"/>
-              </w:rPr>
-              <w:t>12.2 Sistema Acadêmico, duração e número de vagas</w:t>
-              <w:tab/>
-              <w:t>27</w:t>
-            </w:r>
-          </w:hyperlink>
+          <w:r>
+            <w:rPr/>
+            <w:t>12.2 Sistema Acadêmico, duração e número de vagas</w:t>
+            <w:tab/>
+            <w:t>27</w:t>
+          </w:r>
         </w:p>
         <w:p>
           <w:pPr>
@@ -2359,16 +2236,12 @@
             </w:tabs>
             <w:rPr/>
           </w:pPr>
-          <w:hyperlink w:anchor="__RefHeading___Toc5111_1736451874" w:tooltip="Desenho curricular">
-            <w:r>
-              <w:rPr>
-                <w:rStyle w:val="IndexLink"/>
-              </w:rPr>
-              <w:t>12.3 Desenho curricular</w:t>
-              <w:tab/>
-              <w:t>28</w:t>
-            </w:r>
-          </w:hyperlink>
+          <w:r>
+            <w:rPr/>
+            <w:t>12.3 Desenho curricular</w:t>
+            <w:tab/>
+            <w:t>28</w:t>
+          </w:r>
         </w:p>
         <w:p>
           <w:pPr>
@@ -2379,16 +2252,12 @@
             </w:tabs>
             <w:rPr/>
           </w:pPr>
-          <w:hyperlink w:anchor="__RefHeading___Toc5113_1736451874" w:tooltip="Fluxograma">
-            <w:r>
-              <w:rPr>
-                <w:rStyle w:val="IndexLink"/>
-              </w:rPr>
-              <w:t>12.4 Fluxograma</w:t>
-              <w:tab/>
-              <w:t>29</w:t>
-            </w:r>
-          </w:hyperlink>
+          <w:r>
+            <w:rPr/>
+            <w:t>12.4 Fluxograma</w:t>
+            <w:tab/>
+            <w:t>29</w:t>
+          </w:r>
         </w:p>
         <w:p>
           <w:pPr>
@@ -2399,16 +2268,12 @@
             </w:tabs>
             <w:rPr/>
           </w:pPr>
-          <w:hyperlink w:anchor="__RefHeading___Toc8345_1736451874" w:tooltip="Matriz Curricular">
-            <w:r>
-              <w:rPr>
-                <w:rStyle w:val="IndexLink"/>
-              </w:rPr>
-              <w:t>12.5 Matriz Curricular</w:t>
-              <w:tab/>
-              <w:t>29</w:t>
-            </w:r>
-          </w:hyperlink>
+          <w:r>
+            <w:rPr/>
+            <w:t>12.5 Matriz Curricular</w:t>
+            <w:tab/>
+            <w:t>29</w:t>
+          </w:r>
         </w:p>
         <w:p>
           <w:pPr>
@@ -2419,16 +2284,12 @@
             </w:tabs>
             <w:rPr/>
           </w:pPr>
-          <w:hyperlink w:anchor="__RefHeading___Toc8347_1736451874" w:tooltip=" Componentes curriculares optativos">
-            <w:r>
-              <w:rPr>
-                <w:rStyle w:val="IndexLink"/>
-              </w:rPr>
-              <w:t>12.5.1  Componentes curriculares optativos</w:t>
-              <w:tab/>
-              <w:t>29</w:t>
-            </w:r>
-          </w:hyperlink>
+          <w:r>
+            <w:rPr/>
+            <w:t>12.5.1  Componentes curriculares optativos</w:t>
+            <w:tab/>
+            <w:t>29</w:t>
+          </w:r>
         </w:p>
         <w:p>
           <w:pPr>
@@ -2439,16 +2300,12 @@
             </w:tabs>
             <w:rPr/>
           </w:pPr>
-          <w:hyperlink w:anchor="__RefHeading___Toc8349_1736451874" w:tooltip="Componentes curriculares eletivos">
-            <w:r>
-              <w:rPr>
-                <w:rStyle w:val="IndexLink"/>
-              </w:rPr>
-              <w:t>12.5.2 Componentes curriculares eletivos</w:t>
-              <w:tab/>
-              <w:t>30</w:t>
-            </w:r>
-          </w:hyperlink>
+          <w:r>
+            <w:rPr/>
+            <w:t>12.5.2 Componentes curriculares eletivos</w:t>
+            <w:tab/>
+            <w:t>30</w:t>
+          </w:r>
         </w:p>
         <w:p>
           <w:pPr>
@@ -2459,16 +2316,12 @@
             </w:tabs>
             <w:rPr/>
           </w:pPr>
-          <w:hyperlink w:anchor="__RefHeading___Toc8351_1736451874" w:tooltip="Matriz de equivalência">
-            <w:r>
-              <w:rPr>
-                <w:rStyle w:val="IndexLink"/>
-              </w:rPr>
-              <w:t>12.5.3 Matriz de equivalência</w:t>
-              <w:tab/>
-              <w:t>30</w:t>
-            </w:r>
-          </w:hyperlink>
+          <w:r>
+            <w:rPr/>
+            <w:t>12.5.3 Matriz de equivalência</w:t>
+            <w:tab/>
+            <w:t>30</w:t>
+          </w:r>
         </w:p>
         <w:p>
           <w:pPr>
@@ -2479,16 +2332,12 @@
             </w:tabs>
             <w:rPr/>
           </w:pPr>
-          <w:hyperlink w:anchor="__RefHeading___Toc8353_1736451874" w:tooltip="DINÂMICA CURRICULAR">
-            <w:r>
-              <w:rPr>
-                <w:rStyle w:val="IndexLink"/>
-              </w:rPr>
-              <w:t>13 DINÂMICA CURRICULAR</w:t>
-              <w:tab/>
-              <w:t>30</w:t>
-            </w:r>
-          </w:hyperlink>
+          <w:r>
+            <w:rPr/>
+            <w:t>13 DINÂMICA CURRICULAR</w:t>
+            <w:tab/>
+            <w:t>30</w:t>
+          </w:r>
         </w:p>
         <w:p>
           <w:pPr>
@@ -2499,16 +2348,12 @@
             </w:tabs>
             <w:rPr/>
           </w:pPr>
-          <w:hyperlink w:anchor="__RefHeading___Toc8355_1736451874" w:tooltip="Distribuição Percentual da Carga Horária do Desenho Curricular">
-            <w:r>
-              <w:rPr>
-                <w:rStyle w:val="IndexLink"/>
-              </w:rPr>
-              <w:t>13.1 Distribuição Percentual da Carga Horária do Desenho Curricular</w:t>
-              <w:tab/>
-              <w:t>31</w:t>
-            </w:r>
-          </w:hyperlink>
+          <w:r>
+            <w:rPr/>
+            <w:t>13.1 Distribuição Percentual da Carga Horária do Desenho Curricular</w:t>
+            <w:tab/>
+            <w:t>31</w:t>
+          </w:r>
         </w:p>
         <w:p>
           <w:pPr>
@@ -2519,16 +2364,12 @@
             </w:tabs>
             <w:rPr/>
           </w:pPr>
-          <w:hyperlink w:anchor="__RefHeading___Toc8357_1736451874" w:tooltip="ORIENTAÇÕES METODOLÓGICAS">
-            <w:r>
-              <w:rPr>
-                <w:rStyle w:val="IndexLink"/>
-              </w:rPr>
-              <w:t>14 ORIENTAÇÕES METODOLÓGICAS</w:t>
-              <w:tab/>
-              <w:t>32</w:t>
-            </w:r>
-          </w:hyperlink>
+          <w:r>
+            <w:rPr/>
+            <w:t>14 ORIENTAÇÕES METODOLÓGICAS</w:t>
+            <w:tab/>
+            <w:t>32</w:t>
+          </w:r>
         </w:p>
         <w:p>
           <w:pPr>
@@ -2539,16 +2380,12 @@
             </w:tabs>
             <w:rPr/>
           </w:pPr>
-          <w:hyperlink w:anchor="__RefHeading___Toc8359_1736451874" w:tooltip="ATIVIDADES DE ENSINO, PESQUISA E EXTENSÃO">
-            <w:r>
-              <w:rPr>
-                <w:rStyle w:val="IndexLink"/>
-              </w:rPr>
-              <w:t>15 ATIVIDADES DE ENSINO, PESQUISA E EXTENSÃO</w:t>
-              <w:tab/>
-              <w:t>32</w:t>
-            </w:r>
-          </w:hyperlink>
+          <w:r>
+            <w:rPr/>
+            <w:t>15 ATIVIDADES DE ENSINO, PESQUISA E EXTENSÃO</w:t>
+            <w:tab/>
+            <w:t>32</w:t>
+          </w:r>
         </w:p>
         <w:p>
           <w:pPr>
@@ -2559,16 +2396,12 @@
             </w:tabs>
             <w:rPr/>
           </w:pPr>
-          <w:hyperlink w:anchor="__RefHeading___Toc8361_1736451874" w:tooltip="Atividades complementares">
-            <w:r>
-              <w:rPr>
-                <w:rStyle w:val="IndexLink"/>
-              </w:rPr>
-              <w:t>15.1 Atividades complementares</w:t>
-              <w:tab/>
-              <w:t>33</w:t>
-            </w:r>
-          </w:hyperlink>
+          <w:r>
+            <w:rPr/>
+            <w:t>15.1 Atividades complementares</w:t>
+            <w:tab/>
+            <w:t>33</w:t>
+          </w:r>
         </w:p>
         <w:p>
           <w:pPr>
@@ -2579,16 +2412,12 @@
             </w:tabs>
             <w:rPr/>
           </w:pPr>
-          <w:hyperlink w:anchor="__RefHeading___Toc8363_1736451874" w:tooltip="PRÁTICA PROFISSIONAL">
-            <w:r>
-              <w:rPr>
-                <w:rStyle w:val="IndexLink"/>
-              </w:rPr>
-              <w:t>16 PRÁTICA PROFISSIONAL</w:t>
-              <w:tab/>
-              <w:t>35</w:t>
-            </w:r>
-          </w:hyperlink>
+          <w:r>
+            <w:rPr/>
+            <w:t>16 PRÁTICA PROFISSIONAL</w:t>
+            <w:tab/>
+            <w:t>35</w:t>
+          </w:r>
         </w:p>
         <w:p>
           <w:pPr>
@@ -2599,16 +2428,12 @@
             </w:tabs>
             <w:rPr/>
           </w:pPr>
-          <w:hyperlink w:anchor="__RefHeading___Toc8365_1736451874" w:tooltip="ESTÁGIO SUPERVISIONADO">
-            <w:r>
-              <w:rPr>
-                <w:rStyle w:val="IndexLink"/>
-              </w:rPr>
-              <w:t>17 ESTÁGIO SUPERVISIONADO</w:t>
-              <w:tab/>
-              <w:t>35</w:t>
-            </w:r>
-          </w:hyperlink>
+          <w:r>
+            <w:rPr/>
+            <w:t>17 ESTÁGIO SUPERVISIONADO</w:t>
+            <w:tab/>
+            <w:t>35</w:t>
+          </w:r>
         </w:p>
         <w:p>
           <w:pPr>
@@ -2619,16 +2444,12 @@
             </w:tabs>
             <w:rPr/>
           </w:pPr>
-          <w:hyperlink w:anchor="__RefHeading___Toc8369_1736451874" w:tooltip="TRABALHO DE CONCLUSÃO DE CURSO - TCC">
-            <w:r>
-              <w:rPr>
-                <w:rStyle w:val="IndexLink"/>
-              </w:rPr>
-              <w:t>18 TRABALHO DE CONCLUSÃO DE CURSO - TCC</w:t>
-              <w:tab/>
-              <w:t>36</w:t>
-            </w:r>
-          </w:hyperlink>
+          <w:r>
+            <w:rPr/>
+            <w:t>18 TRABALHO DE CONCLUSÃO DE CURSO - TCC</w:t>
+            <w:tab/>
+            <w:t>36</w:t>
+          </w:r>
         </w:p>
         <w:p>
           <w:pPr>
@@ -2639,16 +2460,12 @@
             </w:tabs>
             <w:rPr/>
           </w:pPr>
-          <w:hyperlink w:anchor="__RefHeading___Toc8371_1736451874" w:tooltip="EMENTÁRIO">
-            <w:r>
-              <w:rPr>
-                <w:rStyle w:val="IndexLink"/>
-              </w:rPr>
-              <w:t>19 EMENTÁRIO</w:t>
-              <w:tab/>
-              <w:t>37</w:t>
-            </w:r>
-          </w:hyperlink>
+          <w:r>
+            <w:rPr/>
+            <w:t>19 EMENTÁRIO</w:t>
+            <w:tab/>
+            <w:t>37</w:t>
+          </w:r>
         </w:p>
         <w:p>
           <w:pPr>
@@ -2659,16 +2476,12 @@
             </w:tabs>
             <w:rPr/>
           </w:pPr>
-          <w:hyperlink w:anchor="__RefHeading___Toc8373_1736451874" w:tooltip="ACESSIBILIDADE">
-            <w:r>
-              <w:rPr>
-                <w:rStyle w:val="IndexLink"/>
-              </w:rPr>
-              <w:t>20 ACESSIBILIDADE</w:t>
-              <w:tab/>
-              <w:t>38</w:t>
-            </w:r>
-          </w:hyperlink>
+          <w:r>
+            <w:rPr/>
+            <w:t>20 ACESSIBILIDADE</w:t>
+            <w:tab/>
+            <w:t>38</w:t>
+          </w:r>
         </w:p>
         <w:p>
           <w:pPr>
@@ -2679,16 +2492,12 @@
             </w:tabs>
             <w:rPr/>
           </w:pPr>
-          <w:hyperlink w:anchor="__RefHeading___Toc8375_1736451874" w:tooltip="CRITÉRIOS E PROCEDIMENTOS DE AVALIAÇÃO">
-            <w:r>
-              <w:rPr>
-                <w:rStyle w:val="IndexLink"/>
-              </w:rPr>
-              <w:t>21 CRITÉRIOS E PROCEDIMENTOS DE AVALIAÇÃO</w:t>
-              <w:tab/>
-              <w:t>38</w:t>
-            </w:r>
-          </w:hyperlink>
+          <w:r>
+            <w:rPr/>
+            <w:t>21 CRITÉRIOS E PROCEDIMENTOS DE AVALIAÇÃO</w:t>
+            <w:tab/>
+            <w:t>38</w:t>
+          </w:r>
         </w:p>
         <w:p>
           <w:pPr>
@@ -2699,16 +2508,12 @@
             </w:tabs>
             <w:rPr/>
           </w:pPr>
-          <w:hyperlink w:anchor="__RefHeading___Toc8377_1736451874" w:tooltip="Avaliação da Aprendizagem">
-            <w:r>
-              <w:rPr>
-                <w:rStyle w:val="IndexLink"/>
-              </w:rPr>
-              <w:t>21.1 Avaliação da Aprendizagem</w:t>
-              <w:tab/>
-              <w:t>39</w:t>
-            </w:r>
-          </w:hyperlink>
+          <w:r>
+            <w:rPr/>
+            <w:t>21.1 Avaliação da Aprendizagem</w:t>
+            <w:tab/>
+            <w:t>39</w:t>
+          </w:r>
         </w:p>
         <w:p>
           <w:pPr>
@@ -2719,16 +2524,12 @@
             </w:tabs>
             <w:rPr/>
           </w:pPr>
-          <w:hyperlink w:anchor="__RefHeading___Toc8379_1736451874" w:tooltip="Avaliações do Curso">
-            <w:r>
-              <w:rPr>
-                <w:rStyle w:val="IndexLink"/>
-              </w:rPr>
-              <w:t>21.2 Avaliações do Curso</w:t>
-              <w:tab/>
-              <w:t>39</w:t>
-            </w:r>
-          </w:hyperlink>
+          <w:r>
+            <w:rPr/>
+            <w:t>21.2 Avaliações do Curso</w:t>
+            <w:tab/>
+            <w:t>39</w:t>
+          </w:r>
         </w:p>
         <w:p>
           <w:pPr>
@@ -2739,16 +2540,12 @@
             </w:tabs>
             <w:rPr/>
           </w:pPr>
-          <w:hyperlink w:anchor="__RefHeading___Toc8381_1736451874" w:tooltip="Avaliação Externa">
-            <w:r>
-              <w:rPr>
-                <w:rStyle w:val="IndexLink"/>
-              </w:rPr>
-              <w:t>21.3 Avaliação Externa</w:t>
-              <w:tab/>
-              <w:t>40</w:t>
-            </w:r>
-          </w:hyperlink>
+          <w:r>
+            <w:rPr/>
+            <w:t>21.3 Avaliação Externa</w:t>
+            <w:tab/>
+            <w:t>40</w:t>
+          </w:r>
         </w:p>
         <w:p>
           <w:pPr>
@@ -2759,16 +2556,12 @@
             </w:tabs>
             <w:rPr/>
           </w:pPr>
-          <w:hyperlink w:anchor="__RefHeading___Toc8383_1736451874" w:tooltip="Avaliação Interna">
-            <w:r>
-              <w:rPr>
-                <w:rStyle w:val="IndexLink"/>
-              </w:rPr>
-              <w:t>21.4 Avaliação Interna</w:t>
-              <w:tab/>
-              <w:t>40</w:t>
-            </w:r>
-          </w:hyperlink>
+          <w:r>
+            <w:rPr/>
+            <w:t>21.4 Avaliação Interna</w:t>
+            <w:tab/>
+            <w:t>40</w:t>
+          </w:r>
         </w:p>
         <w:p>
           <w:pPr>
@@ -2779,16 +2572,12 @@
             </w:tabs>
             <w:rPr/>
           </w:pPr>
-          <w:hyperlink w:anchor="__RefHeading___Toc8788_1736451874" w:tooltip="ACOMPANHAMENTO DE EGRESSOS">
-            <w:r>
-              <w:rPr>
-                <w:rStyle w:val="IndexLink"/>
-              </w:rPr>
-              <w:t>22 ACOMPANHAMENTO DE EGRESSOS</w:t>
-              <w:tab/>
-              <w:t>42</w:t>
-            </w:r>
-          </w:hyperlink>
+          <w:r>
+            <w:rPr/>
+            <w:t>22 ACOMPANHAMENTO DE EGRESSOS</w:t>
+            <w:tab/>
+            <w:t>42</w:t>
+          </w:r>
         </w:p>
         <w:p>
           <w:pPr>
@@ -2799,16 +2588,12 @@
             </w:tabs>
             <w:rPr/>
           </w:pPr>
-          <w:hyperlink w:anchor="__RefHeading___Toc8790_1736451874" w:tooltip="DIPLOMAS">
-            <w:r>
-              <w:rPr>
-                <w:rStyle w:val="IndexLink"/>
-              </w:rPr>
-              <w:t>23 DIPLOMAS</w:t>
-              <w:tab/>
-              <w:t>42</w:t>
-            </w:r>
-          </w:hyperlink>
+          <w:r>
+            <w:rPr/>
+            <w:t>23 DIPLOMAS</w:t>
+            <w:tab/>
+            <w:t>42</w:t>
+          </w:r>
         </w:p>
         <w:p>
           <w:pPr>
@@ -2819,16 +2604,12 @@
             </w:tabs>
             <w:rPr/>
           </w:pPr>
-          <w:hyperlink w:anchor="__RefHeading___Toc8792_1736451874" w:tooltip="CORPO DOCENTE E TÉCNICO ADMINISTRATIVO">
-            <w:r>
-              <w:rPr>
-                <w:rStyle w:val="IndexLink"/>
-              </w:rPr>
-              <w:t>24 CORPO DOCENTE E TÉCNICO ADMINISTRATIVO</w:t>
-              <w:tab/>
-              <w:t>43</w:t>
-            </w:r>
-          </w:hyperlink>
+          <w:r>
+            <w:rPr/>
+            <w:t>24 CORPO DOCENTE E TÉCNICO ADMINISTRATIVO</w:t>
+            <w:tab/>
+            <w:t>43</w:t>
+          </w:r>
         </w:p>
         <w:p>
           <w:pPr>
@@ -2839,16 +2620,12 @@
             </w:tabs>
             <w:rPr/>
           </w:pPr>
-          <w:hyperlink w:anchor="__RefHeading___Toc8794_1736451874" w:tooltip="Coordenação do Curso">
-            <w:r>
-              <w:rPr>
-                <w:rStyle w:val="IndexLink"/>
-              </w:rPr>
-              <w:t>24.1 Coordenação do Curso</w:t>
-              <w:tab/>
-              <w:t>43</w:t>
-            </w:r>
-          </w:hyperlink>
+          <w:r>
+            <w:rPr/>
+            <w:t>24.1 Coordenação do Curso</w:t>
+            <w:tab/>
+            <w:t>43</w:t>
+          </w:r>
         </w:p>
         <w:p>
           <w:pPr>
@@ -2859,16 +2636,12 @@
             </w:tabs>
             <w:rPr/>
           </w:pPr>
-          <w:hyperlink w:anchor="__RefHeading___Toc2977_724336694" w:tooltip="Atribuições do Coordenador">
-            <w:r>
-              <w:rPr>
-                <w:rStyle w:val="IndexLink"/>
-              </w:rPr>
-              <w:t>24.2 Atribuições do Coordenador</w:t>
-              <w:tab/>
-              <w:t>44</w:t>
-            </w:r>
-          </w:hyperlink>
+          <w:r>
+            <w:rPr/>
+            <w:t>24.2 Atribuições do Coordenador</w:t>
+            <w:tab/>
+            <w:t>44</w:t>
+          </w:r>
         </w:p>
         <w:p>
           <w:pPr>
@@ -2879,16 +2652,12 @@
             </w:tabs>
             <w:rPr/>
           </w:pPr>
-          <w:hyperlink w:anchor="__RefHeading___Toc2979_724336694" w:tooltip="PERFIL DO CORPO DOCENTE">
-            <w:r>
-              <w:rPr>
-                <w:rStyle w:val="IndexLink"/>
-              </w:rPr>
-              <w:t>25 PERFIL DO CORPO DOCENTE</w:t>
-              <w:tab/>
-              <w:t>45</w:t>
-            </w:r>
-          </w:hyperlink>
+          <w:r>
+            <w:rPr/>
+            <w:t>25 PERFIL DO CORPO DOCENTE</w:t>
+            <w:tab/>
+            <w:t>45</w:t>
+          </w:r>
         </w:p>
         <w:p>
           <w:pPr>
@@ -2899,16 +2668,12 @@
             </w:tabs>
             <w:rPr/>
           </w:pPr>
-          <w:hyperlink w:anchor="__RefHeading___Toc2981_724336694" w:tooltip="COLEGIADO DO CURSO">
-            <w:r>
-              <w:rPr>
-                <w:rStyle w:val="IndexLink"/>
-              </w:rPr>
-              <w:t>26 COLEGIADO DO CURSO</w:t>
-              <w:tab/>
-              <w:t>46</w:t>
-            </w:r>
-          </w:hyperlink>
+          <w:r>
+            <w:rPr/>
+            <w:t>26 COLEGIADO DO CURSO</w:t>
+            <w:tab/>
+            <w:t>46</w:t>
+          </w:r>
         </w:p>
         <w:p>
           <w:pPr>
@@ -2919,16 +2684,12 @@
             </w:tabs>
             <w:rPr/>
           </w:pPr>
-          <w:hyperlink w:anchor="__RefHeading___Toc2983_724336694" w:tooltip="Núcleo docente estruturante">
-            <w:r>
-              <w:rPr>
-                <w:rStyle w:val="IndexLink"/>
-              </w:rPr>
-              <w:t>27 Núcleo docente estruturante</w:t>
-              <w:tab/>
-              <w:t>46</w:t>
-            </w:r>
-          </w:hyperlink>
+          <w:r>
+            <w:rPr/>
+            <w:t>27 Núcleo docente estruturante</w:t>
+            <w:tab/>
+            <w:t>46</w:t>
+          </w:r>
         </w:p>
         <w:p>
           <w:pPr>
@@ -2939,16 +2700,12 @@
             </w:tabs>
             <w:rPr/>
           </w:pPr>
-          <w:hyperlink w:anchor="__RefHeading___Toc2985_724336694" w:tooltip="Atribuições do NDE">
-            <w:r>
-              <w:rPr>
-                <w:rStyle w:val="IndexLink"/>
-              </w:rPr>
-              <w:t>27.1 Atribuições do NDE</w:t>
-              <w:tab/>
-              <w:t>47</w:t>
-            </w:r>
-          </w:hyperlink>
+          <w:r>
+            <w:rPr/>
+            <w:t>27.1 Atribuições do NDE</w:t>
+            <w:tab/>
+            <w:t>47</w:t>
+          </w:r>
         </w:p>
         <w:p>
           <w:pPr>
@@ -2959,16 +2716,12 @@
             </w:tabs>
             <w:rPr/>
           </w:pPr>
-          <w:hyperlink w:anchor="__RefHeading___Toc2987_724336694" w:tooltip="INFRAESTRUTURA">
-            <w:r>
-              <w:rPr>
-                <w:rStyle w:val="IndexLink"/>
-              </w:rPr>
-              <w:t>28 INFRAESTRUTURA</w:t>
-              <w:tab/>
-              <w:t>47</w:t>
-            </w:r>
-          </w:hyperlink>
+          <w:r>
+            <w:rPr/>
+            <w:t>28 INFRAESTRUTURA</w:t>
+            <w:tab/>
+            <w:t>47</w:t>
+          </w:r>
         </w:p>
         <w:p>
           <w:pPr>
@@ -2979,16 +2732,12 @@
             </w:tabs>
             <w:rPr/>
           </w:pPr>
-          <w:hyperlink w:anchor="__RefHeading___Toc2989_724336694" w:tooltip="Instalações de Equipamentos">
-            <w:r>
-              <w:rPr>
-                <w:rStyle w:val="IndexLink"/>
-              </w:rPr>
-              <w:t>28.1 Instalações de Equipamentos</w:t>
-              <w:tab/>
-              <w:t>48</w:t>
-            </w:r>
-          </w:hyperlink>
+          <w:r>
+            <w:rPr/>
+            <w:t>28.1 Instalações de Equipamentos</w:t>
+            <w:tab/>
+            <w:t>48</w:t>
+          </w:r>
         </w:p>
         <w:p>
           <w:pPr>
@@ -2999,16 +2748,12 @@
             </w:tabs>
             <w:rPr/>
           </w:pPr>
-          <w:hyperlink w:anchor="__RefHeading___Toc2991_724336694" w:tooltip="Laboratórios">
-            <w:r>
-              <w:rPr>
-                <w:rStyle w:val="IndexLink"/>
-              </w:rPr>
-              <w:t>28.2 Laboratórios</w:t>
-              <w:tab/>
-              <w:t>51</w:t>
-            </w:r>
-          </w:hyperlink>
+          <w:r>
+            <w:rPr/>
+            <w:t>28.2 Laboratórios</w:t>
+            <w:tab/>
+            <w:t>51</w:t>
+          </w:r>
         </w:p>
         <w:p>
           <w:pPr>
@@ -3019,16 +2764,12 @@
             </w:tabs>
             <w:rPr/>
           </w:pPr>
-          <w:hyperlink w:anchor="__RefHeading___Toc2993_724336694" w:tooltip="Sala(s) de Aula(s)">
-            <w:r>
-              <w:rPr>
-                <w:rStyle w:val="IndexLink"/>
-              </w:rPr>
-              <w:t>28.3 Sala(s) de Aula(s)</w:t>
-              <w:tab/>
-              <w:t>52</w:t>
-            </w:r>
-          </w:hyperlink>
+          <w:r>
+            <w:rPr/>
+            <w:t>28.3 Sala(s) de Aula(s)</w:t>
+            <w:tab/>
+            <w:t>52</w:t>
+          </w:r>
         </w:p>
         <w:p>
           <w:pPr>
@@ -3039,16 +2780,12 @@
             </w:tabs>
             <w:rPr/>
           </w:pPr>
-          <w:hyperlink w:anchor="__RefHeading___Toc2995_724336694" w:tooltip="SETORES DE APRENDIZAGEM DA FORMAÇÃO NO CAMPO">
-            <w:r>
-              <w:rPr>
-                <w:rStyle w:val="IndexLink"/>
-              </w:rPr>
-              <w:t>29 SETORES DE APRENDIZAGEM DA FORMAÇÃO NO CAMPO</w:t>
-              <w:tab/>
-              <w:t>54</w:t>
-            </w:r>
-          </w:hyperlink>
+          <w:r>
+            <w:rPr/>
+            <w:t>29 SETORES DE APRENDIZAGEM DA FORMAÇÃO NO CAMPO</w:t>
+            <w:tab/>
+            <w:t>54</w:t>
+          </w:r>
         </w:p>
         <w:p>
           <w:pPr>
@@ -3059,16 +2796,12 @@
             </w:tabs>
             <w:rPr/>
           </w:pPr>
-          <w:hyperlink w:anchor="__RefHeading___Toc2997_724336694" w:tooltip="Biblioteca">
-            <w:r>
-              <w:rPr>
-                <w:rStyle w:val="IndexLink"/>
-              </w:rPr>
-              <w:t>30 Biblioteca</w:t>
-              <w:tab/>
-              <w:t>55</w:t>
-            </w:r>
-          </w:hyperlink>
+          <w:r>
+            <w:rPr/>
+            <w:t>30 Biblioteca</w:t>
+            <w:tab/>
+            <w:t>55</w:t>
+          </w:r>
         </w:p>
         <w:p>
           <w:pPr>
@@ -3079,16 +2812,12 @@
             </w:tabs>
             <w:rPr/>
           </w:pPr>
-          <w:hyperlink w:anchor="__RefHeading___Toc2999_724336694" w:tooltip="Infraestrutura da biblioteca: mobiliário e equipamentos">
-            <w:r>
-              <w:rPr>
-                <w:rStyle w:val="IndexLink"/>
-              </w:rPr>
-              <w:t>30.1 Infraestrutura da biblioteca: mobiliário e equipamentos</w:t>
-              <w:tab/>
-              <w:t>56</w:t>
-            </w:r>
-          </w:hyperlink>
+          <w:r>
+            <w:rPr/>
+            <w:t>30.1 Infraestrutura da biblioteca: mobiliário e equipamentos</w:t>
+            <w:tab/>
+            <w:t>56</w:t>
+          </w:r>
         </w:p>
         <w:p>
           <w:pPr>
@@ -3099,16 +2828,12 @@
             </w:tabs>
             <w:rPr/>
           </w:pPr>
-          <w:hyperlink w:anchor="__RefHeading___Toc3001_724336694" w:tooltip="Acervo da bibliografia básica do curso">
-            <w:r>
-              <w:rPr>
-                <w:rStyle w:val="IndexLink"/>
-              </w:rPr>
-              <w:t>30.1.1 Acervo da bibliografia básica do curso</w:t>
-              <w:tab/>
-              <w:t>56</w:t>
-            </w:r>
-          </w:hyperlink>
+          <w:r>
+            <w:rPr/>
+            <w:t>30.1.1 Acervo da bibliografia básica do curso</w:t>
+            <w:tab/>
+            <w:t>56</w:t>
+          </w:r>
         </w:p>
         <w:p>
           <w:pPr>
@@ -3119,16 +2844,12 @@
             </w:tabs>
             <w:rPr/>
           </w:pPr>
-          <w:hyperlink w:anchor="__RefHeading___Toc3003_724336694" w:tooltip="Acervo da bibliografia complementar do curso">
-            <w:r>
-              <w:rPr>
-                <w:rStyle w:val="IndexLink"/>
-              </w:rPr>
-              <w:t>30.1.2 Acervo da bibliografia complementar do curso</w:t>
-              <w:tab/>
-              <w:t>57</w:t>
-            </w:r>
-          </w:hyperlink>
+          <w:r>
+            <w:rPr/>
+            <w:t>30.1.2 Acervo da bibliografia complementar do curso</w:t>
+            <w:tab/>
+            <w:t>57</w:t>
+          </w:r>
         </w:p>
         <w:p>
           <w:pPr>
@@ -3139,16 +2860,12 @@
             </w:tabs>
             <w:rPr/>
           </w:pPr>
-          <w:hyperlink w:anchor="__RefHeading___Toc3005_724336694" w:tooltip="Acervo multimídia">
-            <w:r>
-              <w:rPr>
-                <w:rStyle w:val="IndexLink"/>
-              </w:rPr>
-              <w:t>30.1.3 Acervo multimídia</w:t>
-              <w:tab/>
-              <w:t>57</w:t>
-            </w:r>
-          </w:hyperlink>
+          <w:r>
+            <w:rPr/>
+            <w:t>30.1.3 Acervo multimídia</w:t>
+            <w:tab/>
+            <w:t>57</w:t>
+          </w:r>
         </w:p>
         <w:p>
           <w:pPr>
@@ -3159,16 +2876,12 @@
             </w:tabs>
             <w:rPr/>
           </w:pPr>
-          <w:hyperlink w:anchor="__RefHeading___Toc3007_724336694" w:tooltip="REFERÊNCIAS">
-            <w:r>
-              <w:rPr>
-                <w:rStyle w:val="IndexLink"/>
-              </w:rPr>
-              <w:t>31 REFERÊNCIAS</w:t>
-              <w:tab/>
-              <w:t>58</w:t>
-            </w:r>
-          </w:hyperlink>
+          <w:r>
+            <w:rPr/>
+            <w:t>31 REFERÊNCIAS</w:t>
+            <w:tab/>
+            <w:t>58</w:t>
+          </w:r>
         </w:p>
         <w:p>
           <w:pPr>
@@ -3179,16 +2892,12 @@
             </w:tabs>
             <w:rPr/>
           </w:pPr>
-          <w:hyperlink w:anchor="__RefHeading___Toc3009_724336694" w:tooltip="APÊNDICE">
-            <w:r>
-              <w:rPr>
-                <w:rStyle w:val="IndexLink"/>
-              </w:rPr>
-              <w:t>APÊNDICE</w:t>
-              <w:tab/>
-              <w:t>58</w:t>
-            </w:r>
-          </w:hyperlink>
+          <w:r>
+            <w:rPr/>
+            <w:t>APÊNDICE</w:t>
+            <w:tab/>
+            <w:t>58</w:t>
+          </w:r>
         </w:p>
         <w:p>
           <w:pPr>
@@ -3199,26 +2908,18 @@
             </w:tabs>
             <w:rPr/>
           </w:pPr>
-          <w:hyperlink w:anchor="__RefHeading___Toc3011_724336694" w:tooltip=" ANEXOS">
-            <w:r>
-              <w:rPr>
-                <w:rStyle w:val="IndexLink"/>
-              </w:rPr>
-              <w:t xml:space="preserve"> </w:t>
-            </w:r>
-            <w:r>
-              <w:rPr>
-                <w:rStyle w:val="IndexLink"/>
-              </w:rPr>
-              <w:t>ANEXOS</w:t>
-              <w:tab/>
-              <w:t>59</w:t>
-            </w:r>
-          </w:hyperlink>
           <w:r>
-            <w:rPr>
-              <w:rStyle w:val="IndexLink"/>
-            </w:rPr>
+            <w:rPr/>
+            <w:t xml:space="preserve"> </w:t>
+          </w:r>
+          <w:r>
+            <w:rPr/>
+            <w:t>ANEXOS</w:t>
+            <w:tab/>
+            <w:t>59</w:t>
+          </w:r>
+          <w:r>
+            <w:rPr/>
             <w:fldChar w:fldCharType="end"/>
           </w:r>
         </w:p>
@@ -3497,7 +3198,7 @@
               <w:pStyle w:val="TableHeading"/>
               <w:widowControl/>
               <w:suppressAutoHyphens w:val="true"/>
-              <w:overflowPunct w:val="true"/>
+              <w:overflowPunct w:val="false"/>
               <w:bidi w:val="0"/>
               <w:spacing w:lineRule="auto" w:line="331" w:before="120" w:after="0"/>
               <w:ind w:hanging="0" w:left="0" w:right="0"/>
@@ -14251,7 +13952,7 @@
         <w:widowControl/>
         <w:shd w:val="clear" w:fill="FFFFFF"/>
         <w:suppressAutoHyphens w:val="true"/>
-        <w:overflowPunct w:val="true"/>
+        <w:overflowPunct w:val="false"/>
         <w:bidi w:val="0"/>
         <w:spacing w:lineRule="auto" w:line="360" w:before="0" w:after="0"/>
         <w:ind w:firstLine="709" w:left="0" w:right="0"/>
@@ -17143,8 +16844,8 @@
           <w:rFonts w:ascii="Times New Roman" w:hAnsi="Times New Roman"/>
         </w:rPr>
       </w:pPr>
-      <w:bookmarkStart w:id="58" w:name="__DdeLink__3036_642834953"/>
-      <w:bookmarkStart w:id="59" w:name="__DdeLink__6479_642834953"/>
+      <w:bookmarkStart w:id="58" w:name="__DdeLink__6479_642834953"/>
+      <w:bookmarkStart w:id="59" w:name="__DdeLink__3036_642834953"/>
       <w:r>
         <w:rPr>
           <w:sz w:val="24"/>
@@ -21213,7 +20914,7 @@
         <w:pStyle w:val="BodyText"/>
         <w:widowControl/>
         <w:suppressAutoHyphens w:val="true"/>
-        <w:overflowPunct w:val="true"/>
+        <w:overflowPunct w:val="false"/>
         <w:bidi w:val="0"/>
         <w:spacing w:lineRule="auto" w:line="360" w:before="709" w:after="709"/>
         <w:ind w:firstLine="709" w:left="0" w:right="0"/>
@@ -21246,7 +20947,7 @@
         <w:pStyle w:val="BodyText"/>
         <w:widowControl/>
         <w:suppressAutoHyphens w:val="true"/>
-        <w:overflowPunct w:val="true"/>
+        <w:overflowPunct w:val="false"/>
         <w:bidi w:val="0"/>
         <w:spacing w:lineRule="auto" w:line="360" w:before="709" w:after="709"/>
         <w:ind w:firstLine="709" w:left="0" w:right="0"/>
@@ -21279,7 +20980,7 @@
         <w:pStyle w:val="BodyText"/>
         <w:widowControl/>
         <w:suppressAutoHyphens w:val="true"/>
-        <w:overflowPunct w:val="true"/>
+        <w:overflowPunct w:val="false"/>
         <w:bidi w:val="0"/>
         <w:spacing w:lineRule="auto" w:line="360" w:before="709" w:after="709"/>
         <w:ind w:firstLine="709" w:left="0" w:right="0"/>
@@ -21626,7 +21327,7 @@
         <w:pStyle w:val="BodyText"/>
         <w:widowControl/>
         <w:suppressAutoHyphens w:val="true"/>
-        <w:overflowPunct w:val="true"/>
+        <w:overflowPunct w:val="false"/>
         <w:bidi w:val="0"/>
         <w:spacing w:before="0" w:after="0"/>
         <w:ind w:firstLine="709" w:left="0" w:right="0"/>
@@ -22129,27 +21830,6 @@
           <w:rFonts w:ascii="Times New Roman" w:hAnsi="Times New Roman"/>
         </w:rPr>
       </w:pPr>
-      <w:bookmarkStart w:id="81" w:name="docs-internal-guid-9ae69078-7fff-7e8f-ef"/>
-      <w:bookmarkEnd w:id="81"/>
-      <w:r>
-        <w:rPr>
-          <w:rFonts w:eastAsia="Noto Sans CJK SC"/>
-          <w:b w:val="false"/>
-          <w:bCs/>
-          <w:i w:val="false"/>
-          <w:caps w:val="false"/>
-          <w:smallCaps w:val="false"/>
-          <w:strike w:val="false"/>
-          <w:dstrike w:val="false"/>
-          <w:color w:val="000000"/>
-          <w:sz w:val="24"/>
-          <w:szCs w:val="24"/>
-          <w:u w:val="none"/>
-          <w:effect w:val="none"/>
-          <w:shd w:fill="auto" w:val="clear"/>
-        </w:rPr>
-        <w:tab/>
-      </w:r>
       <w:r>
         <w:rPr>
           <w:rFonts w:eastAsia="Noto Sans CJK SC"/>
@@ -22278,7 +21958,6 @@
           <w:shd w:fill="FFF2CC" w:val="clear"/>
           <w:lang w:val="pt-BR" w:eastAsia="zh-CN" w:bidi="hi-IN"/>
         </w:rPr>
-        <w:tab/>
         <w:t>Esse item deverá contemplar os critérios que a Instituição de ensino utilizará como parâmetro para identificar em que medida o estudante está construindo os conhecimentos necessários ao seu desenvolvimento profissional e que se espera que ele alcance. Indicará, também, o processo e os instrumentos de avaliação a serem considerados no processo formativo, e os mecanismos a serem oferecidos pelo Instituto para a superação das possíveis dificuldades de aprendizagem dos estudantes, durante o processo de formação.  </w:t>
       </w:r>
     </w:p>
@@ -22313,7 +21992,6 @@
           <w:shd w:fill="FFF2CC" w:val="clear"/>
           <w:lang w:val="pt-BR" w:eastAsia="zh-CN" w:bidi="hi-IN"/>
         </w:rPr>
-        <w:tab/>
         <w:t>Ressalte-se que um currículo que adota metodologias pedagógicas inovadoras para fazer com que todos os estudantes aprendam, requer avaliação processual diagnóstica, inclusiva, formativa, com recuperação no próprio processo de formação. Isso pressupõe o planejamento, a organização, a estruturação e o desenvolvimento de estratégias pedagógicas coerentes com essa dinâmica, em um conjunto diversificado e articulado de atividades e recursos pertinentes que ofereça oportunidades efetivas de aprendizagem aos estudantes. O processo de avaliação, numa sistemática pensada nesses termos, exige coerência de princípios e mecanismos. </w:t>
       </w:r>
     </w:p>
@@ -22348,7 +22026,6 @@
           <w:shd w:fill="FFF2CC" w:val="clear"/>
           <w:lang w:val="pt-BR" w:eastAsia="zh-CN" w:bidi="hi-IN"/>
         </w:rPr>
-        <w:tab/>
         <w:t>A avaliação nesse processo de aprendizagem formal deve ser um instrumento que possibilite a identificação do desenvolvimento do estudante e forneça elementos para confirmações e correções necessárias, complementações e enriquecimento no processo. Indicará também o processo e os instrumentos de avaliação a serem considerados no processo formativo e os mecanismos a serem oferecidos pela escola para a superação das possíveis dificuldades de aprendizagem dos estudantes, durante o processo de formação.</w:t>
       </w:r>
     </w:p>
@@ -22414,8 +22091,8 @@
           <w:rFonts w:ascii="Times New Roman" w:hAnsi="Times New Roman"/>
         </w:rPr>
       </w:pPr>
-      <w:bookmarkStart w:id="82" w:name="__RefHeading___Toc8379_1736451874"/>
-      <w:bookmarkEnd w:id="82"/>
+      <w:bookmarkStart w:id="81" w:name="__RefHeading___Toc8379_1736451874"/>
+      <w:bookmarkEnd w:id="81"/>
       <w:r>
         <w:rPr>
           <w:rFonts w:ascii="Times New Roman" w:hAnsi="Times New Roman"/>
@@ -22454,8 +22131,6 @@
           <w:rFonts w:ascii="Times New Roman" w:hAnsi="Times New Roman"/>
         </w:rPr>
       </w:pPr>
-      <w:bookmarkStart w:id="83" w:name="docs-internal-guid-3bcf7fc9-7fff-5eb0-01"/>
-      <w:bookmarkEnd w:id="83"/>
       <w:r>
         <w:rPr>
           <w:rFonts w:eastAsia="Noto Sans CJK SC" w:cs="FreeSans"/>
@@ -22472,16 +22147,25 @@
           <w:szCs w:val="24"/>
           <w:u w:val="none"/>
           <w:effect w:val="none"/>
-          <w:shd w:fill="auto" w:val="clear"/>
+          <w:shd w:fill="FFF2CC" w:val="clear"/>
           <w:lang w:val="pt-BR" w:eastAsia="zh-CN" w:bidi="hi-IN"/>
         </w:rPr>
-        <w:tab/>
-      </w:r>
-      <w:r>
-        <w:rPr>
-          <w:rFonts w:eastAsia="Noto Sans CJK SC" w:cs="FreeSans"/>
+        <w:t>Neste subitem, é importante que a execução do Projeto Pedagógico do Curso seja avaliado, a fim de garantir a qualidade da oferta. Sendo assim, a proposta é de articular as avaliações no âmbito do curso, auto avaliações e avaliações externas (avaliação de curso, ENADE e outras), subsidiando a (re) definição de ações acadêmico-administrativas, conforme indica o SINAES. Para isso será necessário descrever de que forma o curso realizará os seguintes procedimentos de avaliação: </w:t>
+      </w:r>
+    </w:p>
+    <w:p>
+      <w:pPr>
+        <w:pStyle w:val="BodyText"/>
+        <w:widowControl/>
+        <w:suppressAutoHyphens w:val="true"/>
+        <w:bidi w:val="0"/>
+        <w:spacing w:lineRule="auto" w:line="360"/>
+        <w:jc w:val="both"/>
+        <w:rPr>
+          <w:rFonts w:ascii="Times New Roman" w:hAnsi="Times New Roman" w:eastAsia="Noto Sans CJK SC" w:cs="FreeSans"/>
           <w:b w:val="false"/>
           <w:bCs/>
+          <w:i w:val="false"/>
           <w:i w:val="false"/>
           <w:caps w:val="false"/>
           <w:smallCaps w:val="false"/>
@@ -22493,25 +22177,15 @@
           <w:szCs w:val="24"/>
           <w:u w:val="none"/>
           <w:effect w:val="none"/>
-          <w:shd w:fill="FFF2CC" w:val="clear"/>
+          <w:shd w:fill="auto" w:val="clear"/>
           <w:lang w:val="pt-BR" w:eastAsia="zh-CN" w:bidi="hi-IN"/>
         </w:rPr>
-        <w:t>Neste subitem, é importante que a execução do Projeto Pedagógico do Curso seja avaliado, a fim de garantir a qualidade da oferta. Sendo assim, a proposta é de articular as avaliações no âmbito do curso, auto avaliações e avaliações externas (avaliação de curso, ENADE e outras), subsidiando a (re) definição de ações acadêmico-administrativas, conforme indica o SINAES. Para isso será necessário descrever de que forma o curso realizará os seguintes procedimentos de avaliação: </w:t>
-      </w:r>
-    </w:p>
-    <w:p>
-      <w:pPr>
-        <w:pStyle w:val="BodyText"/>
-        <w:widowControl/>
-        <w:suppressAutoHyphens w:val="true"/>
-        <w:bidi w:val="0"/>
-        <w:spacing w:lineRule="auto" w:line="360"/>
-        <w:jc w:val="both"/>
-        <w:rPr>
-          <w:rFonts w:ascii="Times New Roman" w:hAnsi="Times New Roman" w:eastAsia="Noto Sans CJK SC" w:cs="FreeSans"/>
+      </w:pPr>
+      <w:r>
+        <w:rPr>
+          <w:rFonts w:eastAsia="Noto Sans CJK SC" w:cs="FreeSans"/>
           <w:b w:val="false"/>
           <w:bCs/>
-          <w:i w:val="false"/>
           <w:i w:val="false"/>
           <w:caps w:val="false"/>
           <w:smallCaps w:val="false"/>
@@ -22526,26 +22200,6 @@
           <w:shd w:fill="auto" w:val="clear"/>
           <w:lang w:val="pt-BR" w:eastAsia="zh-CN" w:bidi="hi-IN"/>
         </w:rPr>
-      </w:pPr>
-      <w:r>
-        <w:rPr>
-          <w:rFonts w:eastAsia="Noto Sans CJK SC" w:cs="FreeSans"/>
-          <w:b w:val="false"/>
-          <w:bCs/>
-          <w:i w:val="false"/>
-          <w:caps w:val="false"/>
-          <w:smallCaps w:val="false"/>
-          <w:strike w:val="false"/>
-          <w:dstrike w:val="false"/>
-          <w:color w:val="000000"/>
-          <w:kern w:val="2"/>
-          <w:sz w:val="24"/>
-          <w:szCs w:val="24"/>
-          <w:u w:val="none"/>
-          <w:effect w:val="none"/>
-          <w:shd w:fill="auto" w:val="clear"/>
-          <w:lang w:val="pt-BR" w:eastAsia="zh-CN" w:bidi="hi-IN"/>
-        </w:rPr>
       </w:r>
     </w:p>
     <w:p>
@@ -22560,8 +22214,8 @@
           <w:rFonts w:ascii="Times New Roman" w:hAnsi="Times New Roman"/>
         </w:rPr>
       </w:pPr>
-      <w:bookmarkStart w:id="84" w:name="__RefHeading___Toc8381_1736451874"/>
-      <w:bookmarkEnd w:id="84"/>
+      <w:bookmarkStart w:id="82" w:name="__RefHeading___Toc8381_1736451874"/>
+      <w:bookmarkEnd w:id="82"/>
       <w:r>
         <w:rPr>
           <w:rFonts w:ascii="Times New Roman" w:hAnsi="Times New Roman"/>
@@ -22832,8 +22486,8 @@
           <w:rFonts w:ascii="Times New Roman" w:hAnsi="Times New Roman"/>
         </w:rPr>
       </w:pPr>
-      <w:bookmarkStart w:id="85" w:name="__RefHeading___Toc8383_1736451874"/>
-      <w:bookmarkEnd w:id="85"/>
+      <w:bookmarkStart w:id="83" w:name="__RefHeading___Toc8383_1736451874"/>
+      <w:bookmarkEnd w:id="83"/>
       <w:r>
         <w:rPr>
           <w:rFonts w:ascii="Times New Roman" w:hAnsi="Times New Roman"/>
@@ -22873,8 +22527,8 @@
           <w:rFonts w:ascii="Times New Roman" w:hAnsi="Times New Roman"/>
         </w:rPr>
       </w:pPr>
-      <w:bookmarkStart w:id="86" w:name="docs-internal-guid-6f8ee45d-7fff-a336-78"/>
-      <w:bookmarkEnd w:id="86"/>
+      <w:bookmarkStart w:id="84" w:name="docs-internal-guid-6f8ee45d-7fff-a336-78"/>
+      <w:bookmarkEnd w:id="84"/>
       <w:r>
         <w:rPr>
           <w:rFonts w:eastAsia="Noto Sans CJK SC" w:cs="FreeSans"/>
@@ -23151,8 +22805,8 @@
           <w:rFonts w:ascii="Times New Roman" w:hAnsi="Times New Roman"/>
         </w:rPr>
       </w:pPr>
-      <w:bookmarkStart w:id="87" w:name="__RefHeading___Toc8788_1736451874"/>
-      <w:bookmarkEnd w:id="87"/>
+      <w:bookmarkStart w:id="85" w:name="__RefHeading___Toc8788_1736451874"/>
+      <w:bookmarkEnd w:id="85"/>
       <w:r>
         <w:rPr>
           <w:rFonts w:ascii="Times New Roman" w:hAnsi="Times New Roman"/>
@@ -23309,8 +22963,8 @@
           <w:rFonts w:ascii="Times New Roman" w:hAnsi="Times New Roman"/>
         </w:rPr>
       </w:pPr>
-      <w:bookmarkStart w:id="88" w:name="__RefHeading___Toc8790_1736451874"/>
-      <w:bookmarkEnd w:id="88"/>
+      <w:bookmarkStart w:id="86" w:name="__RefHeading___Toc8790_1736451874"/>
+      <w:bookmarkEnd w:id="86"/>
       <w:r>
         <w:rPr>
           <w:rFonts w:ascii="Times New Roman" w:hAnsi="Times New Roman"/>
@@ -23348,8 +23002,8 @@
         <w:jc w:val="both"/>
         <w:rPr/>
       </w:pPr>
-      <w:bookmarkStart w:id="89" w:name="docs-internal-guid-a7d25463-7fff-641b-76"/>
-      <w:bookmarkEnd w:id="89"/>
+      <w:bookmarkStart w:id="87" w:name="docs-internal-guid-a7d25463-7fff-641b-76"/>
+      <w:bookmarkEnd w:id="87"/>
       <w:r>
         <w:rPr>
           <w:rFonts w:eastAsia="Noto Sans CJK SC" w:cs="FreeSans"/>
@@ -23486,8 +23140,8 @@
           <w:rFonts w:ascii="Times New Roman" w:hAnsi="Times New Roman"/>
         </w:rPr>
       </w:pPr>
-      <w:bookmarkStart w:id="90" w:name="__RefHeading___Toc8792_1736451874"/>
-      <w:bookmarkEnd w:id="90"/>
+      <w:bookmarkStart w:id="88" w:name="__RefHeading___Toc8792_1736451874"/>
+      <w:bookmarkEnd w:id="88"/>
       <w:r>
         <w:rPr>
           <w:rFonts w:ascii="Times New Roman" w:hAnsi="Times New Roman"/>
@@ -23612,8 +23266,8 @@
           <w:rFonts w:ascii="Times New Roman" w:hAnsi="Times New Roman"/>
         </w:rPr>
       </w:pPr>
-      <w:bookmarkStart w:id="91" w:name="__RefHeading___Toc8794_1736451874"/>
-      <w:bookmarkEnd w:id="91"/>
+      <w:bookmarkStart w:id="89" w:name="__RefHeading___Toc8794_1736451874"/>
+      <w:bookmarkEnd w:id="89"/>
       <w:r>
         <w:rPr>
           <w:rFonts w:ascii="Times New Roman" w:hAnsi="Times New Roman"/>
@@ -24951,8 +24605,8 @@
           <w:rFonts w:ascii="Times New Roman" w:hAnsi="Times New Roman"/>
         </w:rPr>
       </w:pPr>
-      <w:bookmarkStart w:id="92" w:name="__RefHeading___Toc2977_724336694"/>
-      <w:bookmarkEnd w:id="92"/>
+      <w:bookmarkStart w:id="90" w:name="__RefHeading___Toc2977_724336694"/>
+      <w:bookmarkEnd w:id="90"/>
       <w:r>
         <w:rPr>
           <w:rFonts w:ascii="Times New Roman" w:hAnsi="Times New Roman"/>
@@ -24990,8 +24644,8 @@
           <w:rFonts w:ascii="Times New Roman" w:hAnsi="Times New Roman"/>
         </w:rPr>
       </w:pPr>
-      <w:bookmarkStart w:id="93" w:name="docs-internal-guid-87136094-7fff-8bab-7f"/>
-      <w:bookmarkEnd w:id="93"/>
+      <w:bookmarkStart w:id="91" w:name="docs-internal-guid-87136094-7fff-8bab-7f"/>
+      <w:bookmarkEnd w:id="91"/>
       <w:r>
         <w:rPr>
           <w:b w:val="false"/>
@@ -25351,8 +25005,8 @@
           <w:rFonts w:ascii="Times New Roman" w:hAnsi="Times New Roman"/>
         </w:rPr>
       </w:pPr>
-      <w:bookmarkStart w:id="94" w:name="__RefHeading___Toc2979_724336694"/>
-      <w:bookmarkEnd w:id="94"/>
+      <w:bookmarkStart w:id="92" w:name="__RefHeading___Toc2979_724336694"/>
+      <w:bookmarkEnd w:id="92"/>
       <w:r>
         <w:rPr>
           <w:rFonts w:ascii="Times New Roman" w:hAnsi="Times New Roman"/>
@@ -26041,8 +25695,8 @@
           <w:rFonts w:ascii="Times New Roman" w:hAnsi="Times New Roman"/>
         </w:rPr>
       </w:pPr>
-      <w:bookmarkStart w:id="95" w:name="__RefHeading___Toc2981_724336694"/>
-      <w:bookmarkEnd w:id="95"/>
+      <w:bookmarkStart w:id="93" w:name="__RefHeading___Toc2981_724336694"/>
+      <w:bookmarkEnd w:id="93"/>
       <w:r>
         <w:rPr>
           <w:rFonts w:ascii="Times New Roman" w:hAnsi="Times New Roman"/>
@@ -26127,8 +25781,8 @@
           <w:rFonts w:ascii="Times New Roman" w:hAnsi="Times New Roman"/>
         </w:rPr>
       </w:pPr>
-      <w:bookmarkStart w:id="96" w:name="__RefHeading___Toc2983_724336694"/>
-      <w:bookmarkEnd w:id="96"/>
+      <w:bookmarkStart w:id="94" w:name="__RefHeading___Toc2983_724336694"/>
+      <w:bookmarkEnd w:id="94"/>
       <w:r>
         <w:rPr>
           <w:rFonts w:ascii="Times New Roman" w:hAnsi="Times New Roman"/>
@@ -26166,8 +25820,8 @@
           <w:rFonts w:ascii="Times New Roman" w:hAnsi="Times New Roman"/>
         </w:rPr>
       </w:pPr>
-      <w:bookmarkStart w:id="97" w:name="docs-internal-guid-0b707fbe-7fff-99ad-37"/>
-      <w:bookmarkEnd w:id="97"/>
+      <w:bookmarkStart w:id="95" w:name="docs-internal-guid-0b707fbe-7fff-99ad-37"/>
+      <w:bookmarkEnd w:id="95"/>
       <w:r>
         <w:rPr>
           <w:b w:val="false"/>
@@ -26908,8 +26562,8 @@
           <w:rFonts w:ascii="Times New Roman" w:hAnsi="Times New Roman"/>
         </w:rPr>
       </w:pPr>
-      <w:bookmarkStart w:id="98" w:name="__RefHeading___Toc2985_724336694"/>
-      <w:bookmarkEnd w:id="98"/>
+      <w:bookmarkStart w:id="96" w:name="__RefHeading___Toc2985_724336694"/>
+      <w:bookmarkEnd w:id="96"/>
       <w:r>
         <w:rPr>
           <w:rFonts w:ascii="Times New Roman" w:hAnsi="Times New Roman"/>
@@ -27588,8 +27242,8 @@
           <w:rFonts w:ascii="Times New Roman" w:hAnsi="Times New Roman"/>
         </w:rPr>
       </w:pPr>
-      <w:bookmarkStart w:id="99" w:name="__RefHeading___Toc2987_724336694"/>
-      <w:bookmarkEnd w:id="99"/>
+      <w:bookmarkStart w:id="97" w:name="__RefHeading___Toc2987_724336694"/>
+      <w:bookmarkEnd w:id="97"/>
       <w:r>
         <w:rPr>
           <w:rFonts w:ascii="Times New Roman" w:hAnsi="Times New Roman"/>
@@ -27674,8 +27328,8 @@
           <w:rFonts w:ascii="Times New Roman" w:hAnsi="Times New Roman"/>
         </w:rPr>
       </w:pPr>
-      <w:bookmarkStart w:id="100" w:name="__RefHeading___Toc2989_724336694"/>
-      <w:bookmarkEnd w:id="100"/>
+      <w:bookmarkStart w:id="98" w:name="__RefHeading___Toc2989_724336694"/>
+      <w:bookmarkEnd w:id="98"/>
       <w:r>
         <w:rPr>
           <w:rFonts w:ascii="Times New Roman" w:hAnsi="Times New Roman"/>
@@ -27710,8 +27364,8 @@
         <w:ind w:firstLine="709" w:left="0" w:right="0"/>
         <w:rPr/>
       </w:pPr>
-      <w:bookmarkStart w:id="101" w:name="docs-internal-guid-b32a8770-7fff-9117-7c"/>
-      <w:bookmarkEnd w:id="101"/>
+      <w:bookmarkStart w:id="99" w:name="docs-internal-guid-b32a8770-7fff-9117-7c"/>
+      <w:bookmarkEnd w:id="99"/>
       <w:r>
         <w:rPr>
           <w:b/>
@@ -30846,8 +30500,8 @@
           <w:rFonts w:ascii="Times New Roman" w:hAnsi="Times New Roman"/>
         </w:rPr>
       </w:pPr>
-      <w:bookmarkStart w:id="102" w:name="__RefHeading___Toc2991_724336694"/>
-      <w:bookmarkEnd w:id="102"/>
+      <w:bookmarkStart w:id="100" w:name="__RefHeading___Toc2991_724336694"/>
+      <w:bookmarkEnd w:id="100"/>
       <w:r>
         <w:rPr>
           <w:rFonts w:ascii="Times New Roman" w:hAnsi="Times New Roman"/>
@@ -32939,8 +32593,8 @@
           <w:rFonts w:ascii="Times New Roman" w:hAnsi="Times New Roman"/>
         </w:rPr>
       </w:pPr>
-      <w:bookmarkStart w:id="103" w:name="__RefHeading___Toc2993_724336694"/>
-      <w:bookmarkEnd w:id="103"/>
+      <w:bookmarkStart w:id="101" w:name="__RefHeading___Toc2993_724336694"/>
+      <w:bookmarkEnd w:id="101"/>
       <w:r>
         <w:rPr>
           <w:rFonts w:ascii="Times New Roman" w:hAnsi="Times New Roman"/>
@@ -32978,8 +32632,8 @@
           <w:rFonts w:ascii="Times New Roman" w:hAnsi="Times New Roman"/>
         </w:rPr>
       </w:pPr>
-      <w:bookmarkStart w:id="104" w:name="docs-internal-guid-458d0a24-7fff-e929-a5"/>
-      <w:bookmarkEnd w:id="104"/>
+      <w:bookmarkStart w:id="102" w:name="docs-internal-guid-458d0a24-7fff-e929-a5"/>
+      <w:bookmarkEnd w:id="102"/>
       <w:r>
         <w:rPr>
           <w:b w:val="false"/>
@@ -34805,8 +34459,8 @@
           <w:rFonts w:ascii="Times New Roman" w:hAnsi="Times New Roman"/>
         </w:rPr>
       </w:pPr>
-      <w:bookmarkStart w:id="105" w:name="__RefHeading___Toc2995_724336694"/>
-      <w:bookmarkEnd w:id="105"/>
+      <w:bookmarkStart w:id="103" w:name="__RefHeading___Toc2995_724336694"/>
+      <w:bookmarkEnd w:id="103"/>
       <w:r>
         <w:rPr>
           <w:rFonts w:ascii="Times New Roman" w:hAnsi="Times New Roman"/>
@@ -35223,8 +34877,8 @@
           <w:rFonts w:ascii="Times New Roman" w:hAnsi="Times New Roman"/>
         </w:rPr>
       </w:pPr>
-      <w:bookmarkStart w:id="106" w:name="__RefHeading___Toc2997_724336694"/>
-      <w:bookmarkEnd w:id="106"/>
+      <w:bookmarkStart w:id="104" w:name="__RefHeading___Toc2997_724336694"/>
+      <w:bookmarkEnd w:id="104"/>
       <w:r>
         <w:rPr>
           <w:rFonts w:ascii="Times New Roman" w:hAnsi="Times New Roman"/>
@@ -35361,8 +35015,8 @@
           <w:rFonts w:ascii="Times New Roman" w:hAnsi="Times New Roman"/>
         </w:rPr>
       </w:pPr>
-      <w:bookmarkStart w:id="107" w:name="__RefHeading___Toc2999_724336694"/>
-      <w:bookmarkEnd w:id="107"/>
+      <w:bookmarkStart w:id="105" w:name="__RefHeading___Toc2999_724336694"/>
+      <w:bookmarkEnd w:id="105"/>
       <w:r>
         <w:rPr>
           <w:rFonts w:ascii="Times New Roman" w:hAnsi="Times New Roman"/>
@@ -36677,8 +36331,8 @@
           <w:rFonts w:ascii="Times New Roman" w:hAnsi="Times New Roman"/>
         </w:rPr>
       </w:pPr>
-      <w:bookmarkStart w:id="108" w:name="__RefHeading___Toc3001_724336694"/>
-      <w:bookmarkEnd w:id="108"/>
+      <w:bookmarkStart w:id="106" w:name="__RefHeading___Toc3001_724336694"/>
+      <w:bookmarkEnd w:id="106"/>
       <w:r>
         <w:rPr>
           <w:rFonts w:ascii="Times New Roman" w:hAnsi="Times New Roman"/>
@@ -37482,8 +37136,8 @@
           <w:rFonts w:ascii="Times New Roman" w:hAnsi="Times New Roman"/>
         </w:rPr>
       </w:pPr>
-      <w:bookmarkStart w:id="109" w:name="__RefHeading___Toc3003_724336694"/>
-      <w:bookmarkEnd w:id="109"/>
+      <w:bookmarkStart w:id="107" w:name="__RefHeading___Toc3003_724336694"/>
+      <w:bookmarkEnd w:id="107"/>
       <w:r>
         <w:rPr>
           <w:rFonts w:ascii="Times New Roman" w:hAnsi="Times New Roman"/>
@@ -38326,8 +37980,8 @@
           <w:rFonts w:ascii="Times New Roman" w:hAnsi="Times New Roman"/>
         </w:rPr>
       </w:pPr>
-      <w:bookmarkStart w:id="110" w:name="__RefHeading___Toc3005_724336694"/>
-      <w:bookmarkEnd w:id="110"/>
+      <w:bookmarkStart w:id="108" w:name="__RefHeading___Toc3005_724336694"/>
+      <w:bookmarkEnd w:id="108"/>
       <w:r>
         <w:rPr>
           <w:rFonts w:ascii="Times New Roman" w:hAnsi="Times New Roman"/>
@@ -39475,8 +39129,8 @@
           <w:rFonts w:ascii="Times New Roman" w:hAnsi="Times New Roman"/>
         </w:rPr>
       </w:pPr>
-      <w:bookmarkStart w:id="111" w:name="__RefHeading___Toc3007_724336694"/>
-      <w:bookmarkEnd w:id="111"/>
+      <w:bookmarkStart w:id="109" w:name="__RefHeading___Toc3007_724336694"/>
+      <w:bookmarkEnd w:id="109"/>
       <w:r>
         <w:rPr>
           <w:rFonts w:ascii="Times New Roman" w:hAnsi="Times New Roman"/>
@@ -39562,8 +39216,8 @@
           <w:rFonts w:ascii="Times New Roman" w:hAnsi="Times New Roman"/>
         </w:rPr>
       </w:pPr>
-      <w:bookmarkStart w:id="112" w:name="__RefHeading___Toc3009_724336694"/>
-      <w:bookmarkEnd w:id="112"/>
+      <w:bookmarkStart w:id="110" w:name="__RefHeading___Toc3009_724336694"/>
+      <w:bookmarkEnd w:id="110"/>
       <w:r>
         <w:rPr>
           <w:rFonts w:ascii="Times New Roman" w:hAnsi="Times New Roman"/>
@@ -39727,10 +39381,10 @@
           <w:rFonts w:ascii="Times New Roman" w:hAnsi="Times New Roman"/>
         </w:rPr>
       </w:pPr>
-      <w:bookmarkStart w:id="113" w:name="__RefHeading___Toc3011_724336694"/>
-      <w:bookmarkStart w:id="114" w:name="docs-internal-guid-cb6f7ca0-7fff-8df8-8d"/>
-      <w:bookmarkEnd w:id="113"/>
-      <w:bookmarkEnd w:id="114"/>
+      <w:bookmarkStart w:id="111" w:name="__RefHeading___Toc3011_724336694"/>
+      <w:bookmarkStart w:id="112" w:name="docs-internal-guid-cb6f7ca0-7fff-8df8-8d"/>
+      <w:bookmarkEnd w:id="111"/>
+      <w:bookmarkEnd w:id="112"/>
       <w:r>
         <w:rPr>
           <w:rFonts w:ascii="Times New Roman" w:hAnsi="Times New Roman"/>
@@ -40865,7 +40519,7 @@
     <w:pPr>
       <w:widowControl/>
       <w:suppressAutoHyphens w:val="true"/>
-      <w:overflowPunct w:val="true"/>
+      <w:overflowPunct w:val="false"/>
       <w:bidi w:val="0"/>
       <w:spacing w:lineRule="auto" w:line="360" w:before="0" w:after="0"/>
       <w:ind w:firstLine="709"/>
@@ -41052,8 +40706,8 @@
     <w:qFormat/>
     <w:rPr/>
   </w:style>
-  <w:style w:type="character" w:styleId="Bulletsuser">
-    <w:name w:val="Bullets (user)"/>
+  <w:style w:type="character" w:styleId="Bullets">
+    <w:name w:val="Bullets"/>
     <w:qFormat/>
     <w:rPr>
       <w:rFonts w:ascii="OpenSymbol" w:hAnsi="OpenSymbol" w:eastAsia="OpenSymbol" w:cs="OpenSymbol"/>
@@ -41330,8 +40984,8 @@
       <w:smallCaps w:val="false"/>
     </w:rPr>
   </w:style>
-  <w:style w:type="paragraph" w:styleId="TableIndexHeading">
-    <w:name w:val="Table Index Heading"/>
+  <w:style w:type="paragraph" w:styleId="TableIndexHeadinguser">
+    <w:name w:val="Table Index Heading (user)"/>
     <w:basedOn w:val="IndexHeading"/>
     <w:qFormat/>
     <w:pPr>
@@ -41392,8 +41046,8 @@
       <w:smallCaps w:val="false"/>
     </w:rPr>
   </w:style>
-  <w:style w:type="paragraph" w:styleId="FooterLeftuser">
-    <w:name w:val="Footer Left (user)"/>
+  <w:style w:type="paragraph" w:styleId="FooterLeft">
+    <w:name w:val="Footer Left"/>
     <w:basedOn w:val="Footer"/>
     <w:qFormat/>
     <w:pPr>
@@ -41401,8 +41055,8 @@
     </w:pPr>
     <w:rPr/>
   </w:style>
-  <w:style w:type="paragraph" w:styleId="FooterRightuser">
-    <w:name w:val="Footer Right (user)"/>
+  <w:style w:type="paragraph" w:styleId="FooterRight">
+    <w:name w:val="Footer Right"/>
     <w:basedOn w:val="Footer"/>
     <w:qFormat/>
     <w:pPr>
@@ -41448,8 +41102,8 @@
       <w:smallCaps w:val="false"/>
     </w:rPr>
   </w:style>
-  <w:style w:type="paragraph" w:styleId="FrameContentsuser">
-    <w:name w:val="Frame Contents (user)"/>
+  <w:style w:type="paragraph" w:styleId="FrameContents">
+    <w:name w:val="Frame Contents"/>
     <w:basedOn w:val="Normal"/>
     <w:qFormat/>
     <w:pPr/>
@@ -41501,8 +41155,8 @@
       <w:caps/>
     </w:rPr>
   </w:style>
-  <w:style w:type="paragraph" w:styleId="HeaderLeftuser">
-    <w:name w:val="Header Left (user)"/>
+  <w:style w:type="paragraph" w:styleId="HeaderLeft">
+    <w:name w:val="Header Left"/>
     <w:basedOn w:val="Header"/>
     <w:qFormat/>
     <w:pPr>
@@ -41510,8 +41164,8 @@
     </w:pPr>
     <w:rPr/>
   </w:style>
-  <w:style w:type="paragraph" w:styleId="HeaderRightuser">
-    <w:name w:val="Header Right (user)"/>
+  <w:style w:type="paragraph" w:styleId="HeaderRight">
+    <w:name w:val="Header Right"/>
     <w:basedOn w:val="Header"/>
     <w:qFormat/>
     <w:pPr>

--- a/src/main/resources/ppc.docx
+++ b/src/main/resources/ppc.docx
@@ -3198,7 +3198,7 @@
               <w:pStyle w:val="TableHeading"/>
               <w:widowControl/>
               <w:suppressAutoHyphens w:val="true"/>
-              <w:overflowPunct w:val="false"/>
+              <w:overflowPunct w:val="true"/>
               <w:bidi w:val="0"/>
               <w:spacing w:lineRule="auto" w:line="331" w:before="120" w:after="0"/>
               <w:ind w:hanging="0" w:left="0" w:right="0"/>
@@ -13952,7 +13952,7 @@
         <w:widowControl/>
         <w:shd w:val="clear" w:fill="FFFFFF"/>
         <w:suppressAutoHyphens w:val="true"/>
-        <w:overflowPunct w:val="false"/>
+        <w:overflowPunct w:val="true"/>
         <w:bidi w:val="0"/>
         <w:spacing w:lineRule="auto" w:line="360" w:before="0" w:after="0"/>
         <w:ind w:firstLine="709" w:left="0" w:right="0"/>
@@ -16844,8 +16844,8 @@
           <w:rFonts w:ascii="Times New Roman" w:hAnsi="Times New Roman"/>
         </w:rPr>
       </w:pPr>
-      <w:bookmarkStart w:id="58" w:name="__DdeLink__6479_642834953"/>
-      <w:bookmarkStart w:id="59" w:name="__DdeLink__3036_642834953"/>
+      <w:bookmarkStart w:id="58" w:name="__DdeLink__3036_642834953"/>
+      <w:bookmarkStart w:id="59" w:name="__DdeLink__6479_642834953"/>
       <w:r>
         <w:rPr>
           <w:sz w:val="24"/>
@@ -20914,7 +20914,7 @@
         <w:pStyle w:val="BodyText"/>
         <w:widowControl/>
         <w:suppressAutoHyphens w:val="true"/>
-        <w:overflowPunct w:val="false"/>
+        <w:overflowPunct w:val="true"/>
         <w:bidi w:val="0"/>
         <w:spacing w:lineRule="auto" w:line="360" w:before="709" w:after="709"/>
         <w:ind w:firstLine="709" w:left="0" w:right="0"/>
@@ -20947,7 +20947,7 @@
         <w:pStyle w:val="BodyText"/>
         <w:widowControl/>
         <w:suppressAutoHyphens w:val="true"/>
-        <w:overflowPunct w:val="false"/>
+        <w:overflowPunct w:val="true"/>
         <w:bidi w:val="0"/>
         <w:spacing w:lineRule="auto" w:line="360" w:before="709" w:after="709"/>
         <w:ind w:firstLine="709" w:left="0" w:right="0"/>
@@ -20980,7 +20980,7 @@
         <w:pStyle w:val="BodyText"/>
         <w:widowControl/>
         <w:suppressAutoHyphens w:val="true"/>
-        <w:overflowPunct w:val="false"/>
+        <w:overflowPunct w:val="true"/>
         <w:bidi w:val="0"/>
         <w:spacing w:lineRule="auto" w:line="360" w:before="709" w:after="709"/>
         <w:ind w:firstLine="709" w:left="0" w:right="0"/>
@@ -21327,7 +21327,7 @@
         <w:pStyle w:val="BodyText"/>
         <w:widowControl/>
         <w:suppressAutoHyphens w:val="true"/>
-        <w:overflowPunct w:val="false"/>
+        <w:overflowPunct w:val="true"/>
         <w:bidi w:val="0"/>
         <w:spacing w:before="0" w:after="0"/>
         <w:ind w:firstLine="709" w:left="0" w:right="0"/>
@@ -39355,6 +39355,80 @@
       <w:pPr>
         <w:pStyle w:val="BodyText"/>
         <w:spacing w:lineRule="auto" w:line="360"/>
+        <w:ind w:hanging="0" w:left="0"/>
+        <w:rPr>
+          <w:rFonts w:ascii="Times New Roman" w:hAnsi="Times New Roman"/>
+          <w:sz w:val="24"/>
+          <w:szCs w:val="24"/>
+        </w:rPr>
+      </w:pPr>
+      <w:r>
+        <w:rPr>
+          <w:sz w:val="24"/>
+          <w:szCs w:val="24"/>
+        </w:rPr>
+      </w:r>
+    </w:p>
+    <w:p>
+      <w:pPr>
+        <w:pStyle w:val="BodyText"/>
+        <w:spacing w:lineRule="auto" w:line="360"/>
+        <w:ind w:hanging="0" w:left="0"/>
+        <w:rPr>
+          <w:rFonts w:ascii="Times New Roman" w:hAnsi="Times New Roman"/>
+          <w:sz w:val="24"/>
+          <w:szCs w:val="24"/>
+        </w:rPr>
+      </w:pPr>
+      <w:r>
+        <w:rPr>
+          <w:sz w:val="24"/>
+          <w:szCs w:val="24"/>
+        </w:rPr>
+      </w:r>
+    </w:p>
+    <w:p>
+      <w:pPr>
+        <w:pStyle w:val="BodyText"/>
+        <w:spacing w:lineRule="auto" w:line="360"/>
+        <w:ind w:hanging="0" w:left="0"/>
+        <w:rPr>
+          <w:rFonts w:ascii="Times New Roman" w:hAnsi="Times New Roman"/>
+          <w:sz w:val="24"/>
+          <w:szCs w:val="24"/>
+        </w:rPr>
+      </w:pPr>
+      <w:r>
+        <w:rPr>
+          <w:sz w:val="24"/>
+          <w:szCs w:val="24"/>
+        </w:rPr>
+      </w:r>
+    </w:p>
+    <w:p>
+      <w:pPr>
+        <w:pStyle w:val="BodyText"/>
+        <w:spacing w:lineRule="auto" w:line="360"/>
+        <w:ind w:hanging="0" w:left="0"/>
+        <w:rPr>
+          <w:rFonts w:ascii="Times New Roman" w:hAnsi="Times New Roman"/>
+          <w:sz w:val="24"/>
+          <w:szCs w:val="24"/>
+        </w:rPr>
+      </w:pPr>
+      <w:r>
+        <w:rPr>
+          <w:sz w:val="24"/>
+          <w:szCs w:val="24"/>
+        </w:rPr>
+        <w:t>@@formulario_componentes_curriculares@@</w:t>
+      </w:r>
+    </w:p>
+    <w:p>
+      <w:pPr>
+        <w:pStyle w:val="BodyText"/>
+        <w:spacing w:lineRule="auto" w:line="360"/>
+        <w:ind w:hanging="0" w:left="0"/>
         <w:rPr>
           <w:rFonts w:ascii="Times New Roman" w:hAnsi="Times New Roman"/>
           <w:sz w:val="24"/>
@@ -40519,7 +40593,7 @@
     <w:pPr>
       <w:widowControl/>
       <w:suppressAutoHyphens w:val="true"/>
-      <w:overflowPunct w:val="false"/>
+      <w:overflowPunct w:val="true"/>
       <w:bidi w:val="0"/>
       <w:spacing w:lineRule="auto" w:line="360" w:before="0" w:after="0"/>
       <w:ind w:firstLine="709"/>
@@ -40706,8 +40780,8 @@
     <w:qFormat/>
     <w:rPr/>
   </w:style>
-  <w:style w:type="character" w:styleId="Bullets">
-    <w:name w:val="Bullets"/>
+  <w:style w:type="character" w:styleId="Bulletsuser">
+    <w:name w:val="Bullets (user)"/>
     <w:qFormat/>
     <w:rPr>
       <w:rFonts w:ascii="OpenSymbol" w:hAnsi="OpenSymbol" w:eastAsia="OpenSymbol" w:cs="OpenSymbol"/>
@@ -40984,8 +41058,8 @@
       <w:smallCaps w:val="false"/>
     </w:rPr>
   </w:style>
-  <w:style w:type="paragraph" w:styleId="TableIndexHeadinguser">
-    <w:name w:val="Table Index Heading (user)"/>
+  <w:style w:type="paragraph" w:styleId="TableIndexHeading">
+    <w:name w:val="Table Index Heading"/>
     <w:basedOn w:val="IndexHeading"/>
     <w:qFormat/>
     <w:pPr>
@@ -41046,8 +41120,8 @@
       <w:smallCaps w:val="false"/>
     </w:rPr>
   </w:style>
-  <w:style w:type="paragraph" w:styleId="FooterLeft">
-    <w:name w:val="Footer Left"/>
+  <w:style w:type="paragraph" w:styleId="FooterLeftuser">
+    <w:name w:val="Footer Left (user)"/>
     <w:basedOn w:val="Footer"/>
     <w:qFormat/>
     <w:pPr>
@@ -41055,8 +41129,8 @@
     </w:pPr>
     <w:rPr/>
   </w:style>
-  <w:style w:type="paragraph" w:styleId="FooterRight">
-    <w:name w:val="Footer Right"/>
+  <w:style w:type="paragraph" w:styleId="FooterRightuser">
+    <w:name w:val="Footer Right (user)"/>
     <w:basedOn w:val="Footer"/>
     <w:qFormat/>
     <w:pPr>
@@ -41102,8 +41176,8 @@
       <w:smallCaps w:val="false"/>
     </w:rPr>
   </w:style>
-  <w:style w:type="paragraph" w:styleId="FrameContents">
-    <w:name w:val="Frame Contents"/>
+  <w:style w:type="paragraph" w:styleId="FrameContentsuser">
+    <w:name w:val="Frame Contents (user)"/>
     <w:basedOn w:val="Normal"/>
     <w:qFormat/>
     <w:pPr/>
@@ -41155,8 +41229,8 @@
       <w:caps/>
     </w:rPr>
   </w:style>
-  <w:style w:type="paragraph" w:styleId="HeaderLeft">
-    <w:name w:val="Header Left"/>
+  <w:style w:type="paragraph" w:styleId="HeaderLeftuser">
+    <w:name w:val="Header Left (user)"/>
     <w:basedOn w:val="Header"/>
     <w:qFormat/>
     <w:pPr>
@@ -41164,8 +41238,8 @@
     </w:pPr>
     <w:rPr/>
   </w:style>
-  <w:style w:type="paragraph" w:styleId="HeaderRight">
-    <w:name w:val="Header Right"/>
+  <w:style w:type="paragraph" w:styleId="HeaderRightuser">
+    <w:name w:val="Header Right (user)"/>
     <w:basedOn w:val="Header"/>
     <w:qFormat/>
     <w:pPr>

--- a/src/main/resources/ppc.docx
+++ b/src/main/resources/ppc.docx
@@ -3087,12 +3087,14 @@
     <w:p>
       <w:pPr>
         <w:sectPr>
-          <w:footerReference w:type="even" r:id="rId3"/>
-          <w:footerReference w:type="default" r:id="rId4"/>
-          <w:footerReference w:type="first" r:id="rId5"/>
+          <w:headerReference w:type="default" r:id="rId3"/>
+          <w:headerReference w:type="first" r:id="rId4"/>
+          <w:footerReference w:type="even" r:id="rId5"/>
+          <w:footerReference w:type="default" r:id="rId6"/>
+          <w:footerReference w:type="first" r:id="rId7"/>
           <w:type w:val="nextPage"/>
           <w:pgSz w:w="11906" w:h="16838"/>
-          <w:pgMar w:left="1701" w:right="1134" w:gutter="0" w:header="0" w:top="1701" w:footer="1134" w:bottom="1191"/>
+          <w:pgMar w:left="1701" w:right="1134" w:gutter="0" w:header="1701" w:top="2330" w:footer="1134" w:bottom="1191"/>
           <w:pgNumType w:fmt="decimal"/>
           <w:formProt w:val="false"/>
           <w:titlePg/>
@@ -3198,7 +3200,7 @@
               <w:pStyle w:val="TableHeading"/>
               <w:widowControl/>
               <w:suppressAutoHyphens w:val="true"/>
-              <w:overflowPunct w:val="true"/>
+              <w:overflowPunct w:val="false"/>
               <w:bidi w:val="0"/>
               <w:spacing w:lineRule="auto" w:line="331" w:before="120" w:after="0"/>
               <w:ind w:hanging="0" w:left="0" w:right="0"/>
@@ -3975,7 +3977,7 @@
               <w:ind w:hanging="0" w:left="0" w:right="0"/>
               <w:rPr/>
             </w:pPr>
-            <w:hyperlink r:id="rId6">
+            <w:hyperlink r:id="rId8">
               <w:r>
                 <w:rPr>
                   <w:rStyle w:val="Hyperlink"/>
@@ -4102,7 +4104,7 @@
         <w:sectPr>
           <w:type w:val="continuous"/>
           <w:pgSz w:w="11906" w:h="16838"/>
-          <w:pgMar w:left="1701" w:right="1134" w:gutter="0" w:header="0" w:top="1701" w:footer="1134" w:bottom="1191"/>
+          <w:pgMar w:left="1701" w:right="1134" w:gutter="0" w:header="1701" w:top="2330" w:footer="1134" w:bottom="1191"/>
           <w:formProt w:val="false"/>
           <w:titlePg/>
           <w:textDirection w:val="lrTb"/>
@@ -4121,8 +4123,8 @@
           <w:rFonts w:ascii="Times New Roman" w:hAnsi="Times New Roman"/>
         </w:rPr>
       </w:pPr>
-      <w:bookmarkStart w:id="3" w:name="__RefHeading___Toc3349_1736451874"/>
-      <w:bookmarkEnd w:id="3"/>
+      <w:bookmarkStart w:id="4" w:name="__RefHeading___Toc3349_1736451874"/>
+      <w:bookmarkEnd w:id="4"/>
       <w:r>
         <w:rPr>
           <w:rFonts w:ascii="Times New Roman" w:hAnsi="Times New Roman"/>
@@ -4153,7 +4155,7 @@
         <w:sectPr>
           <w:type w:val="continuous"/>
           <w:pgSz w:w="11906" w:h="16838"/>
-          <w:pgMar w:left="1701" w:right="1134" w:gutter="0" w:header="0" w:top="1701" w:footer="1134" w:bottom="1191"/>
+          <w:pgMar w:left="1701" w:right="1134" w:gutter="0" w:header="1701" w:top="2330" w:footer="1134" w:bottom="1191"/>
           <w:formProt w:val="false"/>
           <w:titlePg/>
           <w:textDirection w:val="lrTb"/>
@@ -5236,7 +5238,7 @@
         <w:sectPr>
           <w:type w:val="continuous"/>
           <w:pgSz w:w="11906" w:h="16838"/>
-          <w:pgMar w:left="1701" w:right="1134" w:gutter="0" w:header="0" w:top="1701" w:footer="1134" w:bottom="1191"/>
+          <w:pgMar w:left="1701" w:right="1134" w:gutter="0" w:header="1701" w:top="2330" w:footer="1134" w:bottom="1191"/>
           <w:formProt w:val="false"/>
           <w:titlePg/>
           <w:textDirection w:val="lrTb"/>
@@ -5255,8 +5257,8 @@
           <w:rFonts w:ascii="Times New Roman" w:hAnsi="Times New Roman"/>
         </w:rPr>
       </w:pPr>
-      <w:bookmarkStart w:id="4" w:name="__RefHeading___Toc3351_1736451874"/>
-      <w:bookmarkEnd w:id="4"/>
+      <w:bookmarkStart w:id="5" w:name="__RefHeading___Toc3351_1736451874"/>
+      <w:bookmarkEnd w:id="5"/>
       <w:r>
         <w:rPr>
           <w:rFonts w:ascii="Times New Roman" w:hAnsi="Times New Roman"/>
@@ -5287,7 +5289,7 @@
         <w:sectPr>
           <w:type w:val="continuous"/>
           <w:pgSz w:w="11906" w:h="16838"/>
-          <w:pgMar w:left="1701" w:right="1134" w:gutter="0" w:header="0" w:top="1701" w:footer="1134" w:bottom="1191"/>
+          <w:pgMar w:left="1701" w:right="1134" w:gutter="0" w:header="1701" w:top="2330" w:footer="1134" w:bottom="1191"/>
           <w:formProt w:val="false"/>
           <w:titlePg/>
           <w:textDirection w:val="lrTb"/>
@@ -7951,7 +7953,7 @@
         <w:sectPr>
           <w:type w:val="continuous"/>
           <w:pgSz w:w="11906" w:h="16838"/>
-          <w:pgMar w:left="1701" w:right="1134" w:gutter="0" w:header="0" w:top="1701" w:footer="1134" w:bottom="1191"/>
+          <w:pgMar w:left="1701" w:right="1134" w:gutter="0" w:header="1701" w:top="2330" w:footer="1134" w:bottom="1191"/>
           <w:formProt w:val="false"/>
           <w:titlePg/>
           <w:textDirection w:val="lrTb"/>
@@ -7980,7 +7982,7 @@
         <w:sectPr>
           <w:type w:val="continuous"/>
           <w:pgSz w:w="11906" w:h="16838"/>
-          <w:pgMar w:left="1701" w:right="1134" w:gutter="0" w:header="0" w:top="1701" w:footer="1134" w:bottom="1191"/>
+          <w:pgMar w:left="1701" w:right="1134" w:gutter="0" w:header="1701" w:top="2330" w:footer="1134" w:bottom="1191"/>
           <w:formProt w:val="false"/>
           <w:titlePg/>
           <w:textDirection w:val="lrTb"/>
@@ -8450,7 +8452,7 @@
         <w:sectPr>
           <w:type w:val="continuous"/>
           <w:pgSz w:w="11906" w:h="16838"/>
-          <w:pgMar w:left="1701" w:right="1134" w:gutter="0" w:header="0" w:top="1701" w:footer="1134" w:bottom="1191"/>
+          <w:pgMar w:left="1701" w:right="1134" w:gutter="0" w:header="1701" w:top="2330" w:footer="1134" w:bottom="1191"/>
           <w:formProt w:val="false"/>
           <w:titlePg/>
           <w:textDirection w:val="lrTb"/>
@@ -8479,7 +8481,7 @@
         <w:sectPr>
           <w:type w:val="continuous"/>
           <w:pgSz w:w="11906" w:h="16838"/>
-          <w:pgMar w:left="1701" w:right="1134" w:gutter="0" w:header="0" w:top="1701" w:footer="1134" w:bottom="1191"/>
+          <w:pgMar w:left="1701" w:right="1134" w:gutter="0" w:header="1701" w:top="2330" w:footer="1134" w:bottom="1191"/>
           <w:formProt w:val="false"/>
           <w:titlePg/>
           <w:textDirection w:val="lrTb"/>
@@ -8880,7 +8882,7 @@
         <w:sectPr>
           <w:type w:val="continuous"/>
           <w:pgSz w:w="11906" w:h="16838"/>
-          <w:pgMar w:left="1701" w:right="1134" w:gutter="0" w:header="0" w:top="1701" w:footer="1134" w:bottom="1191"/>
+          <w:pgMar w:left="1701" w:right="1134" w:gutter="0" w:header="1701" w:top="2330" w:footer="1134" w:bottom="1191"/>
           <w:formProt w:val="false"/>
           <w:titlePg/>
           <w:textDirection w:val="lrTb"/>
@@ -8909,7 +8911,7 @@
         <w:sectPr>
           <w:type w:val="continuous"/>
           <w:pgSz w:w="11906" w:h="16838"/>
-          <w:pgMar w:left="1701" w:right="1134" w:gutter="0" w:header="0" w:top="1701" w:footer="1134" w:bottom="1191"/>
+          <w:pgMar w:left="1701" w:right="1134" w:gutter="0" w:header="1701" w:top="2330" w:footer="1134" w:bottom="1191"/>
           <w:formProt w:val="false"/>
           <w:titlePg/>
           <w:textDirection w:val="lrTb"/>
@@ -9016,7 +9018,7 @@
                 <w:rFonts w:ascii="Times New Roman" w:hAnsi="Times New Roman"/>
               </w:rPr>
             </w:pPr>
-            <w:bookmarkStart w:id="5" w:name="__DdeLink__3066_2348862467"/>
+            <w:bookmarkStart w:id="6" w:name="__DdeLink__3066_2348862467"/>
             <w:r>
               <w:rPr>
                 <w:b/>
@@ -9034,7 +9036,7 @@
               </w:rPr>
               <w:t>Aguardando autorização do conselho superior</w:t>
             </w:r>
-            <w:bookmarkEnd w:id="5"/>
+            <w:bookmarkEnd w:id="6"/>
           </w:p>
         </w:tc>
         <w:tc>
@@ -9103,7 +9105,7 @@
                 <w:rFonts w:ascii="Times New Roman" w:hAnsi="Times New Roman"/>
               </w:rPr>
             </w:pPr>
-            <w:bookmarkStart w:id="6" w:name="__DdeLink__3070_2348862467"/>
+            <w:bookmarkStart w:id="7" w:name="__DdeLink__3070_2348862467"/>
             <w:r>
               <w:rPr>
                 <w:b/>
@@ -9121,7 +9123,7 @@
               </w:rPr>
               <w:t xml:space="preserve">Autorizado pelo conselho superior </w:t>
             </w:r>
-            <w:bookmarkEnd w:id="6"/>
+            <w:bookmarkEnd w:id="7"/>
             <w:r>
               <w:rPr>
                 <w:b/>
@@ -9207,7 +9209,7 @@
                 <w:rFonts w:ascii="Times New Roman" w:hAnsi="Times New Roman"/>
               </w:rPr>
             </w:pPr>
-            <w:bookmarkStart w:id="7" w:name="__DdeLink__3072_2348862467"/>
+            <w:bookmarkStart w:id="8" w:name="__DdeLink__3072_2348862467"/>
             <w:r>
               <w:rPr>
                 <w:b/>
@@ -9225,7 +9227,7 @@
               </w:rPr>
               <w:t>Aguardando reconhecimento do MEC</w:t>
             </w:r>
-            <w:bookmarkEnd w:id="7"/>
+            <w:bookmarkEnd w:id="8"/>
           </w:p>
         </w:tc>
         <w:tc>
@@ -9294,7 +9296,7 @@
                 <w:rFonts w:ascii="Times New Roman" w:hAnsi="Times New Roman"/>
               </w:rPr>
             </w:pPr>
-            <w:bookmarkStart w:id="8" w:name="__DdeLink__3074_2348862467"/>
+            <w:bookmarkStart w:id="9" w:name="__DdeLink__3074_2348862467"/>
             <w:r>
               <w:rPr>
                 <w:b/>
@@ -9312,7 +9314,7 @@
               </w:rPr>
               <w:t>Reconhecido pelo MEC</w:t>
             </w:r>
-            <w:bookmarkEnd w:id="8"/>
+            <w:bookmarkEnd w:id="9"/>
           </w:p>
         </w:tc>
         <w:tc>
@@ -9381,7 +9383,7 @@
                 <w:rFonts w:ascii="Times New Roman" w:hAnsi="Times New Roman"/>
               </w:rPr>
             </w:pPr>
-            <w:bookmarkStart w:id="9" w:name="__DdeLink__3076_2348862467"/>
+            <w:bookmarkStart w:id="10" w:name="__DdeLink__3076_2348862467"/>
             <w:r>
               <w:rPr>
                 <w:b/>
@@ -9399,7 +9401,7 @@
               </w:rPr>
               <w:t>Cadastrado no SISTEC</w:t>
             </w:r>
-            <w:bookmarkEnd w:id="9"/>
+            <w:bookmarkEnd w:id="10"/>
           </w:p>
         </w:tc>
         <w:tc>
@@ -9466,7 +9468,7 @@
         <w:sectPr>
           <w:type w:val="continuous"/>
           <w:pgSz w:w="11906" w:h="16838"/>
-          <w:pgMar w:left="1701" w:right="1134" w:gutter="0" w:header="0" w:top="1701" w:footer="1134" w:bottom="1191"/>
+          <w:pgMar w:left="1701" w:right="1134" w:gutter="0" w:header="1701" w:top="2330" w:footer="1134" w:bottom="1191"/>
           <w:formProt w:val="false"/>
           <w:titlePg/>
           <w:textDirection w:val="lrTb"/>
@@ -9495,7 +9497,7 @@
         <w:sectPr>
           <w:type w:val="continuous"/>
           <w:pgSz w:w="11906" w:h="16838"/>
-          <w:pgMar w:left="1701" w:right="1134" w:gutter="0" w:header="0" w:top="1701" w:footer="1134" w:bottom="1191"/>
+          <w:pgMar w:left="1701" w:right="1134" w:gutter="0" w:header="1701" w:top="2330" w:footer="1134" w:bottom="1191"/>
           <w:formProt w:val="false"/>
           <w:titlePg/>
           <w:textDirection w:val="lrTb"/>
@@ -9780,7 +9782,7 @@
         <w:sectPr>
           <w:type w:val="continuous"/>
           <w:pgSz w:w="11906" w:h="16838"/>
-          <w:pgMar w:left="1701" w:right="1134" w:gutter="0" w:header="0" w:top="1701" w:footer="1134" w:bottom="1191"/>
+          <w:pgMar w:left="1701" w:right="1134" w:gutter="0" w:header="1701" w:top="2330" w:footer="1134" w:bottom="1191"/>
           <w:formProt w:val="false"/>
           <w:titlePg/>
           <w:textDirection w:val="lrTb"/>
@@ -9825,7 +9827,7 @@
         <w:sectPr>
           <w:type w:val="continuous"/>
           <w:pgSz w:w="11906" w:h="16838"/>
-          <w:pgMar w:left="1701" w:right="1134" w:gutter="0" w:header="0" w:top="1701" w:footer="1134" w:bottom="1191"/>
+          <w:pgMar w:left="1701" w:right="1134" w:gutter="0" w:header="1701" w:top="2330" w:footer="1134" w:bottom="1191"/>
           <w:formProt w:val="false"/>
           <w:titlePg/>
           <w:textDirection w:val="lrTb"/>
@@ -10507,7 +10509,7 @@
         <w:sectPr>
           <w:type w:val="continuous"/>
           <w:pgSz w:w="11906" w:h="16838"/>
-          <w:pgMar w:left="1701" w:right="1134" w:gutter="0" w:header="0" w:top="1701" w:footer="1134" w:bottom="1191"/>
+          <w:pgMar w:left="1701" w:right="1134" w:gutter="0" w:header="1701" w:top="2330" w:footer="1134" w:bottom="1191"/>
           <w:formProt w:val="false"/>
           <w:titlePg/>
           <w:textDirection w:val="lrTb"/>
@@ -10529,8 +10531,8 @@
           <w:rFonts w:ascii="Times New Roman" w:hAnsi="Times New Roman"/>
         </w:rPr>
       </w:pPr>
-      <w:bookmarkStart w:id="10" w:name="__RefHeading___Toc3343_1736451874_Copy_1"/>
-      <w:bookmarkEnd w:id="10"/>
+      <w:bookmarkStart w:id="11" w:name="__RefHeading___Toc3343_1736451874_Copy_1"/>
+      <w:bookmarkEnd w:id="11"/>
       <w:r>
         <w:rPr>
           <w:rFonts w:ascii="Times New Roman" w:hAnsi="Times New Roman"/>
@@ -10767,8 +10769,8 @@
           <w:rFonts w:ascii="Times New Roman" w:hAnsi="Times New Roman"/>
         </w:rPr>
       </w:pPr>
-      <w:bookmarkStart w:id="11" w:name="__RefHeading___Toc3343_1736451874_Copy_2"/>
-      <w:bookmarkEnd w:id="11"/>
+      <w:bookmarkStart w:id="12" w:name="__RefHeading___Toc3343_1736451874_Copy_2"/>
+      <w:bookmarkEnd w:id="12"/>
       <w:r>
         <w:rPr>
           <w:rFonts w:ascii="Times New Roman" w:hAnsi="Times New Roman"/>
@@ -10937,8 +10939,8 @@
           <w:rFonts w:ascii="Times New Roman" w:hAnsi="Times New Roman"/>
         </w:rPr>
       </w:pPr>
-      <w:bookmarkStart w:id="12" w:name="__RefHeading___Toc3343_1736451874_Copy_3"/>
-      <w:bookmarkEnd w:id="12"/>
+      <w:bookmarkStart w:id="13" w:name="__RefHeading___Toc3343_1736451874_Copy_3"/>
+      <w:bookmarkEnd w:id="13"/>
       <w:r>
         <w:rPr>
           <w:rFonts w:ascii="Times New Roman" w:hAnsi="Times New Roman"/>
@@ -11017,8 +11019,8 @@
           <w:rFonts w:ascii="Times New Roman" w:hAnsi="Times New Roman"/>
         </w:rPr>
       </w:pPr>
-      <w:bookmarkStart w:id="13" w:name="__RefHeading___Toc3343_1736451874_Copy_4"/>
-      <w:bookmarkEnd w:id="13"/>
+      <w:bookmarkStart w:id="14" w:name="__RefHeading___Toc3343_1736451874_Copy_4"/>
+      <w:bookmarkEnd w:id="14"/>
       <w:r>
         <w:rPr>
           <w:rFonts w:ascii="Times New Roman" w:hAnsi="Times New Roman"/>
@@ -11147,8 +11149,8 @@
           <w:rFonts w:ascii="Times New Roman" w:hAnsi="Times New Roman"/>
         </w:rPr>
       </w:pPr>
-      <w:bookmarkStart w:id="14" w:name="__RefHeading___Toc3351_1736451874_Copy_1"/>
-      <w:bookmarkEnd w:id="14"/>
+      <w:bookmarkStart w:id="15" w:name="__RefHeading___Toc3351_1736451874_Copy_1"/>
+      <w:bookmarkEnd w:id="15"/>
       <w:r>
         <w:rPr>
           <w:rFonts w:ascii="Times New Roman" w:hAnsi="Times New Roman"/>
@@ -11212,8 +11214,8 @@
           <w:rFonts w:ascii="Times New Roman" w:hAnsi="Times New Roman"/>
         </w:rPr>
       </w:pPr>
-      <w:bookmarkStart w:id="15" w:name="__RefHeading___Toc3351_1736451874_Copy_2"/>
-      <w:bookmarkEnd w:id="15"/>
+      <w:bookmarkStart w:id="16" w:name="__RefHeading___Toc3351_1736451874_Copy_2"/>
+      <w:bookmarkEnd w:id="16"/>
       <w:r>
         <w:rPr>
           <w:rFonts w:ascii="Times New Roman" w:hAnsi="Times New Roman"/>
@@ -11310,8 +11312,8 @@
           <w:rFonts w:ascii="Times New Roman" w:hAnsi="Times New Roman"/>
         </w:rPr>
       </w:pPr>
-      <w:bookmarkStart w:id="16" w:name="__RefHeading___Toc3351_1736451874_Copy_3"/>
-      <w:bookmarkEnd w:id="16"/>
+      <w:bookmarkStart w:id="17" w:name="__RefHeading___Toc3351_1736451874_Copy_3"/>
+      <w:bookmarkEnd w:id="17"/>
       <w:r>
         <w:rPr>
           <w:rFonts w:ascii="Times New Roman" w:hAnsi="Times New Roman"/>
@@ -11467,8 +11469,8 @@
           <w:rFonts w:ascii="Times New Roman" w:hAnsi="Times New Roman"/>
         </w:rPr>
       </w:pPr>
-      <w:bookmarkStart w:id="17" w:name="__RefHeading___Toc5067_1736451874"/>
-      <w:bookmarkEnd w:id="17"/>
+      <w:bookmarkStart w:id="18" w:name="__RefHeading___Toc5067_1736451874"/>
+      <w:bookmarkEnd w:id="18"/>
       <w:r>
         <w:rPr>
           <w:rFonts w:ascii="Times New Roman" w:hAnsi="Times New Roman"/>
@@ -11517,8 +11519,8 @@
           <w:rFonts w:ascii="Times New Roman" w:hAnsi="Times New Roman"/>
         </w:rPr>
       </w:pPr>
-      <w:bookmarkStart w:id="18" w:name="__RefHeading___Toc5069_1736451874"/>
-      <w:bookmarkEnd w:id="18"/>
+      <w:bookmarkStart w:id="19" w:name="__RefHeading___Toc5069_1736451874"/>
+      <w:bookmarkEnd w:id="19"/>
       <w:r>
         <w:rPr>
           <w:rFonts w:ascii="Times New Roman" w:hAnsi="Times New Roman"/>
@@ -11567,8 +11569,8 @@
           <w:rFonts w:ascii="Times New Roman" w:hAnsi="Times New Roman"/>
         </w:rPr>
       </w:pPr>
-      <w:bookmarkStart w:id="19" w:name="__RefHeading___Toc5071_1736451874"/>
-      <w:bookmarkEnd w:id="19"/>
+      <w:bookmarkStart w:id="20" w:name="__RefHeading___Toc5071_1736451874"/>
+      <w:bookmarkEnd w:id="20"/>
       <w:r>
         <w:rPr>
           <w:rFonts w:ascii="Times New Roman" w:hAnsi="Times New Roman"/>
@@ -11628,8 +11630,8 @@
           <w:rFonts w:ascii="Times New Roman" w:hAnsi="Times New Roman"/>
         </w:rPr>
       </w:pPr>
-      <w:bookmarkStart w:id="20" w:name="__RefHeading___Toc7894_1192043239"/>
-      <w:bookmarkEnd w:id="20"/>
+      <w:bookmarkStart w:id="21" w:name="__RefHeading___Toc7894_1192043239"/>
+      <w:bookmarkEnd w:id="21"/>
       <w:r>
         <w:rPr>
           <w:rFonts w:ascii="Times New Roman" w:hAnsi="Times New Roman"/>
@@ -11748,8 +11750,8 @@
           <w:rFonts w:ascii="Times New Roman" w:hAnsi="Times New Roman"/>
         </w:rPr>
       </w:pPr>
-      <w:bookmarkStart w:id="21" w:name="__RefHeading___Toc7896_1192043239"/>
-      <w:bookmarkEnd w:id="21"/>
+      <w:bookmarkStart w:id="22" w:name="__RefHeading___Toc7896_1192043239"/>
+      <w:bookmarkEnd w:id="22"/>
       <w:r>
         <w:rPr>
           <w:rFonts w:ascii="Times New Roman" w:hAnsi="Times New Roman"/>
@@ -11780,8 +11782,8 @@
           <w:rFonts w:ascii="Times New Roman" w:hAnsi="Times New Roman"/>
         </w:rPr>
       </w:pPr>
-      <w:bookmarkStart w:id="22" w:name="__RefHeading___Toc7898_1192043239"/>
-      <w:bookmarkEnd w:id="22"/>
+      <w:bookmarkStart w:id="23" w:name="__RefHeading___Toc7898_1192043239"/>
+      <w:bookmarkEnd w:id="23"/>
       <w:r>
         <w:rPr>
           <w:sz w:val="24"/>
@@ -11818,8 +11820,8 @@
           <w:rFonts w:ascii="Times New Roman" w:hAnsi="Times New Roman"/>
         </w:rPr>
       </w:pPr>
-      <w:bookmarkStart w:id="23" w:name="__RefHeading___Toc5081_1736451874"/>
-      <w:bookmarkEnd w:id="23"/>
+      <w:bookmarkStart w:id="24" w:name="__RefHeading___Toc5081_1736451874"/>
+      <w:bookmarkEnd w:id="24"/>
       <w:r>
         <w:rPr>
           <w:rFonts w:ascii="Times New Roman" w:hAnsi="Times New Roman"/>
@@ -11843,8 +11845,8 @@
           <w:rFonts w:ascii="Times New Roman" w:hAnsi="Times New Roman"/>
         </w:rPr>
       </w:pPr>
-      <w:bookmarkStart w:id="24" w:name="__RefHeading___Toc5083_1736451874"/>
-      <w:bookmarkEnd w:id="24"/>
+      <w:bookmarkStart w:id="25" w:name="__RefHeading___Toc5083_1736451874"/>
+      <w:bookmarkEnd w:id="25"/>
       <w:r>
         <w:rPr>
           <w:rFonts w:ascii="Times New Roman" w:hAnsi="Times New Roman"/>
@@ -11884,8 +11886,8 @@
           <w:rFonts w:ascii="Times New Roman" w:hAnsi="Times New Roman"/>
         </w:rPr>
       </w:pPr>
-      <w:bookmarkStart w:id="25" w:name="docs-internal-guid-c948560d-7fff-ef46-70"/>
-      <w:bookmarkEnd w:id="25"/>
+      <w:bookmarkStart w:id="26" w:name="docs-internal-guid-c948560d-7fff-ef46-70"/>
+      <w:bookmarkEnd w:id="26"/>
       <w:r>
         <w:rPr>
           <w:b w:val="false"/>
@@ -12398,8 +12400,8 @@
           <w:rFonts w:ascii="Times New Roman" w:hAnsi="Times New Roman"/>
         </w:rPr>
       </w:pPr>
-      <w:bookmarkStart w:id="26" w:name="__RefHeading___Toc5085_1736451874"/>
-      <w:bookmarkEnd w:id="26"/>
+      <w:bookmarkStart w:id="27" w:name="__RefHeading___Toc5085_1736451874"/>
+      <w:bookmarkEnd w:id="27"/>
       <w:r>
         <w:rPr>
           <w:rFonts w:ascii="Times New Roman" w:hAnsi="Times New Roman"/>
@@ -12439,8 +12441,8 @@
           <w:rFonts w:ascii="Times New Roman" w:hAnsi="Times New Roman"/>
         </w:rPr>
       </w:pPr>
-      <w:bookmarkStart w:id="27" w:name="docs-internal-guid-e4682c6f-7fff-9e64-93"/>
-      <w:bookmarkEnd w:id="27"/>
+      <w:bookmarkStart w:id="28" w:name="docs-internal-guid-e4682c6f-7fff-9e64-93"/>
+      <w:bookmarkEnd w:id="28"/>
       <w:r>
         <w:rPr>
           <w:b w:val="false"/>
@@ -12736,8 +12738,8 @@
           <w:rFonts w:ascii="Times New Roman" w:hAnsi="Times New Roman"/>
         </w:rPr>
       </w:pPr>
-      <w:bookmarkStart w:id="28" w:name="__RefHeading___Toc5087_1736451874"/>
-      <w:bookmarkEnd w:id="28"/>
+      <w:bookmarkStart w:id="29" w:name="__RefHeading___Toc5087_1736451874"/>
+      <w:bookmarkEnd w:id="29"/>
       <w:r>
         <w:rPr>
           <w:rFonts w:ascii="Times New Roman" w:hAnsi="Times New Roman"/>
@@ -12777,8 +12779,8 @@
           <w:rFonts w:ascii="Times New Roman" w:hAnsi="Times New Roman"/>
         </w:rPr>
       </w:pPr>
-      <w:bookmarkStart w:id="29" w:name="docs-internal-guid-f9d55902-7fff-04e1-ad"/>
-      <w:bookmarkEnd w:id="29"/>
+      <w:bookmarkStart w:id="30" w:name="docs-internal-guid-f9d55902-7fff-04e1-ad"/>
+      <w:bookmarkEnd w:id="30"/>
       <w:r>
         <w:rPr>
           <w:b w:val="false"/>
@@ -13033,8 +13035,8 @@
           <w:rFonts w:ascii="Times New Roman" w:hAnsi="Times New Roman"/>
         </w:rPr>
       </w:pPr>
-      <w:bookmarkStart w:id="30" w:name="__RefHeading___Toc5089_1736451874"/>
-      <w:bookmarkEnd w:id="30"/>
+      <w:bookmarkStart w:id="31" w:name="__RefHeading___Toc5089_1736451874"/>
+      <w:bookmarkEnd w:id="31"/>
       <w:r>
         <w:rPr>
           <w:rFonts w:ascii="Times New Roman" w:hAnsi="Times New Roman"/>
@@ -13074,8 +13076,8 @@
           <w:rFonts w:ascii="Times New Roman" w:hAnsi="Times New Roman"/>
         </w:rPr>
       </w:pPr>
-      <w:bookmarkStart w:id="31" w:name="docs-internal-guid-bef175fc-7fff-7adb-7d"/>
-      <w:bookmarkEnd w:id="31"/>
+      <w:bookmarkStart w:id="32" w:name="docs-internal-guid-bef175fc-7fff-7adb-7d"/>
+      <w:bookmarkEnd w:id="32"/>
       <w:r>
         <w:rPr>
           <w:b w:val="false"/>
@@ -13104,7 +13106,7 @@
         <w:jc w:val="both"/>
         <w:rPr/>
       </w:pPr>
-      <w:hyperlink r:id="rId7">
+      <w:hyperlink r:id="rId9">
         <w:r>
           <w:rPr>
             <w:rStyle w:val="Hyperlink"/>
@@ -13273,8 +13275,8 @@
           <w:rFonts w:ascii="Times New Roman" w:hAnsi="Times New Roman"/>
         </w:rPr>
       </w:pPr>
-      <w:bookmarkStart w:id="32" w:name="__RefHeading___Toc5091_1736451874"/>
-      <w:bookmarkEnd w:id="32"/>
+      <w:bookmarkStart w:id="33" w:name="__RefHeading___Toc5091_1736451874"/>
+      <w:bookmarkEnd w:id="33"/>
       <w:r>
         <w:rPr>
           <w:rFonts w:ascii="Times New Roman" w:hAnsi="Times New Roman"/>
@@ -13314,8 +13316,8 @@
           <w:rFonts w:ascii="Times New Roman" w:hAnsi="Times New Roman"/>
         </w:rPr>
       </w:pPr>
-      <w:bookmarkStart w:id="33" w:name="docs-internal-guid-b68e9c7a-7fff-0c35-78"/>
-      <w:bookmarkEnd w:id="33"/>
+      <w:bookmarkStart w:id="34" w:name="docs-internal-guid-b68e9c7a-7fff-0c35-78"/>
+      <w:bookmarkEnd w:id="34"/>
       <w:r>
         <w:rPr>
           <w:b w:val="false"/>
@@ -13385,7 +13387,7 @@
         <w:jc w:val="both"/>
         <w:rPr/>
       </w:pPr>
-      <w:hyperlink r:id="rId8">
+      <w:hyperlink r:id="rId10">
         <w:r>
           <w:rPr>
             <w:rStyle w:val="Hyperlink"/>
@@ -13802,8 +13804,8 @@
           <w:rFonts w:ascii="Times New Roman" w:hAnsi="Times New Roman"/>
         </w:rPr>
       </w:pPr>
-      <w:bookmarkStart w:id="34" w:name="__RefHeading___Toc5093_1736451874"/>
-      <w:bookmarkEnd w:id="34"/>
+      <w:bookmarkStart w:id="35" w:name="__RefHeading___Toc5093_1736451874"/>
+      <w:bookmarkEnd w:id="35"/>
       <w:r>
         <w:rPr>
           <w:rFonts w:ascii="Times New Roman" w:hAnsi="Times New Roman"/>
@@ -13824,8 +13826,8 @@
           <w:rFonts w:ascii="Times New Roman" w:hAnsi="Times New Roman"/>
         </w:rPr>
       </w:pPr>
-      <w:bookmarkStart w:id="35" w:name="docs-internal-guid-d4623c61-7fff-0328-5d"/>
-      <w:bookmarkEnd w:id="35"/>
+      <w:bookmarkStart w:id="36" w:name="docs-internal-guid-d4623c61-7fff-0328-5d"/>
+      <w:bookmarkEnd w:id="36"/>
       <w:r>
         <w:rPr>
           <w:b w:val="false"/>
@@ -13952,7 +13954,7 @@
         <w:widowControl/>
         <w:shd w:val="clear" w:fill="FFFFFF"/>
         <w:suppressAutoHyphens w:val="true"/>
-        <w:overflowPunct w:val="true"/>
+        <w:overflowPunct w:val="false"/>
         <w:bidi w:val="0"/>
         <w:spacing w:lineRule="auto" w:line="360" w:before="0" w:after="0"/>
         <w:ind w:firstLine="709" w:left="0" w:right="0"/>
@@ -14323,8 +14325,8 @@
           <w:rFonts w:ascii="Times New Roman" w:hAnsi="Times New Roman"/>
         </w:rPr>
       </w:pPr>
-      <w:bookmarkStart w:id="36" w:name="__RefHeading___Toc5095_1736451874"/>
-      <w:bookmarkEnd w:id="36"/>
+      <w:bookmarkStart w:id="37" w:name="__RefHeading___Toc5095_1736451874"/>
+      <w:bookmarkEnd w:id="37"/>
       <w:r>
         <w:rPr>
           <w:rFonts w:ascii="Times New Roman" w:hAnsi="Times New Roman"/>
@@ -14353,8 +14355,8 @@
           <w:rFonts w:ascii="Times New Roman" w:hAnsi="Times New Roman"/>
         </w:rPr>
       </w:pPr>
-      <w:bookmarkStart w:id="37" w:name="docs-internal-guid-4501a246-7fff-d576-e6"/>
-      <w:bookmarkEnd w:id="37"/>
+      <w:bookmarkStart w:id="38" w:name="docs-internal-guid-4501a246-7fff-d576-e6"/>
+      <w:bookmarkEnd w:id="38"/>
       <w:r>
         <w:rPr>
           <w:b w:val="false"/>
@@ -14612,8 +14614,8 @@
           <w:rFonts w:ascii="Times New Roman" w:hAnsi="Times New Roman"/>
         </w:rPr>
       </w:pPr>
-      <w:bookmarkStart w:id="38" w:name="__RefHeading___Toc5097_1736451874"/>
-      <w:bookmarkEnd w:id="38"/>
+      <w:bookmarkStart w:id="39" w:name="__RefHeading___Toc5097_1736451874"/>
+      <w:bookmarkEnd w:id="39"/>
       <w:r>
         <w:rPr>
           <w:rFonts w:ascii="Times New Roman" w:hAnsi="Times New Roman"/>
@@ -14653,8 +14655,8 @@
           <w:rFonts w:ascii="Times New Roman" w:hAnsi="Times New Roman"/>
         </w:rPr>
       </w:pPr>
-      <w:bookmarkStart w:id="39" w:name="docs-internal-guid-c8bb7e17-7fff-84c9-98"/>
-      <w:bookmarkEnd w:id="39"/>
+      <w:bookmarkStart w:id="40" w:name="docs-internal-guid-c8bb7e17-7fff-84c9-98"/>
+      <w:bookmarkEnd w:id="40"/>
       <w:r>
         <w:rPr>
           <w:b w:val="false"/>
@@ -14980,8 +14982,8 @@
           <w:rFonts w:ascii="Times New Roman" w:hAnsi="Times New Roman"/>
         </w:rPr>
       </w:pPr>
-      <w:bookmarkStart w:id="40" w:name="__RefHeading___Toc5099_1736451874"/>
-      <w:bookmarkEnd w:id="40"/>
+      <w:bookmarkStart w:id="41" w:name="__RefHeading___Toc5099_1736451874"/>
+      <w:bookmarkEnd w:id="41"/>
       <w:r>
         <w:rPr>
           <w:rFonts w:ascii="Times New Roman" w:hAnsi="Times New Roman"/>
@@ -15021,8 +15023,8 @@
           <w:rFonts w:ascii="Times New Roman" w:hAnsi="Times New Roman"/>
         </w:rPr>
       </w:pPr>
-      <w:bookmarkStart w:id="41" w:name="docs-internal-guid-3d45403c-7fff-ef91-2e"/>
-      <w:bookmarkEnd w:id="41"/>
+      <w:bookmarkStart w:id="42" w:name="docs-internal-guid-3d45403c-7fff-ef91-2e"/>
+      <w:bookmarkEnd w:id="42"/>
       <w:r>
         <w:rPr>
           <w:b w:val="false"/>
@@ -15132,8 +15134,8 @@
           <w:rFonts w:ascii="Times New Roman" w:hAnsi="Times New Roman"/>
         </w:rPr>
       </w:pPr>
-      <w:bookmarkStart w:id="42" w:name="__RefHeading___Toc5101_1736451874"/>
-      <w:bookmarkEnd w:id="42"/>
+      <w:bookmarkStart w:id="43" w:name="__RefHeading___Toc5101_1736451874"/>
+      <w:bookmarkEnd w:id="43"/>
       <w:r>
         <w:rPr>
           <w:rFonts w:ascii="Times New Roman" w:hAnsi="Times New Roman"/>
@@ -15176,8 +15178,8 @@
           <w:rFonts w:ascii="Times New Roman" w:hAnsi="Times New Roman"/>
         </w:rPr>
       </w:pPr>
-      <w:bookmarkStart w:id="43" w:name="__RefHeading___Toc5103_1736451874"/>
-      <w:bookmarkEnd w:id="43"/>
+      <w:bookmarkStart w:id="44" w:name="__RefHeading___Toc5103_1736451874"/>
+      <w:bookmarkEnd w:id="44"/>
       <w:r>
         <w:rPr>
           <w:rFonts w:ascii="Times New Roman" w:hAnsi="Times New Roman"/>
@@ -15225,8 +15227,8 @@
           <w:rFonts w:ascii="Times New Roman" w:hAnsi="Times New Roman"/>
         </w:rPr>
       </w:pPr>
-      <w:bookmarkStart w:id="44" w:name="docs-internal-guid-7bb2169a-7fff-ca8b-b7"/>
-      <w:bookmarkEnd w:id="44"/>
+      <w:bookmarkStart w:id="45" w:name="docs-internal-guid-7bb2169a-7fff-ca8b-b7"/>
+      <w:bookmarkEnd w:id="45"/>
       <w:r>
         <w:rPr>
           <w:b w:val="false"/>
@@ -15380,8 +15382,8 @@
           <w:rFonts w:ascii="Times New Roman" w:hAnsi="Times New Roman"/>
         </w:rPr>
       </w:pPr>
-      <w:bookmarkStart w:id="45" w:name="__RefHeading___Toc5105_1736451874"/>
-      <w:bookmarkEnd w:id="45"/>
+      <w:bookmarkStart w:id="46" w:name="__RefHeading___Toc5105_1736451874"/>
+      <w:bookmarkEnd w:id="46"/>
       <w:r>
         <w:rPr>
           <w:rFonts w:ascii="Times New Roman" w:hAnsi="Times New Roman"/>
@@ -15421,8 +15423,8 @@
           <w:rFonts w:ascii="Times New Roman" w:hAnsi="Times New Roman"/>
         </w:rPr>
       </w:pPr>
-      <w:bookmarkStart w:id="46" w:name="docs-internal-guid-2289d6fd-7fff-e1f5-34"/>
-      <w:bookmarkEnd w:id="46"/>
+      <w:bookmarkStart w:id="47" w:name="docs-internal-guid-2289d6fd-7fff-e1f5-34"/>
+      <w:bookmarkEnd w:id="47"/>
       <w:r>
         <w:rPr>
           <w:b w:val="false"/>
@@ -15532,8 +15534,8 @@
           <w:rFonts w:ascii="Times New Roman" w:hAnsi="Times New Roman"/>
         </w:rPr>
       </w:pPr>
-      <w:bookmarkStart w:id="47" w:name="__RefHeading___Toc5107_1736451874"/>
-      <w:bookmarkEnd w:id="47"/>
+      <w:bookmarkStart w:id="48" w:name="__RefHeading___Toc5107_1736451874"/>
+      <w:bookmarkEnd w:id="48"/>
       <w:r>
         <w:rPr>
           <w:rFonts w:ascii="Times New Roman" w:hAnsi="Times New Roman"/>
@@ -15581,8 +15583,8 @@
           <w:rFonts w:ascii="Times New Roman" w:hAnsi="Times New Roman"/>
         </w:rPr>
       </w:pPr>
-      <w:bookmarkStart w:id="48" w:name="docs-internal-guid-5eaa0203-7fff-c494-24"/>
-      <w:bookmarkEnd w:id="48"/>
+      <w:bookmarkStart w:id="49" w:name="docs-internal-guid-5eaa0203-7fff-c494-24"/>
+      <w:bookmarkEnd w:id="49"/>
       <w:r>
         <w:rPr>
           <w:b w:val="false"/>
@@ -15682,8 +15684,8 @@
           <w:rFonts w:ascii="Times New Roman" w:hAnsi="Times New Roman"/>
         </w:rPr>
       </w:pPr>
-      <w:bookmarkStart w:id="49" w:name="__RefHeading___Toc5109_1736451874"/>
-      <w:bookmarkEnd w:id="49"/>
+      <w:bookmarkStart w:id="50" w:name="__RefHeading___Toc5109_1736451874"/>
+      <w:bookmarkEnd w:id="50"/>
       <w:r>
         <w:rPr>
           <w:rFonts w:ascii="Times New Roman" w:hAnsi="Times New Roman"/>
@@ -15723,8 +15725,8 @@
           <w:rFonts w:ascii="Times New Roman" w:hAnsi="Times New Roman"/>
         </w:rPr>
       </w:pPr>
-      <w:bookmarkStart w:id="50" w:name="docs-internal-guid-8220f636-7fff-46cf-c2"/>
-      <w:bookmarkEnd w:id="50"/>
+      <w:bookmarkStart w:id="51" w:name="docs-internal-guid-8220f636-7fff-46cf-c2"/>
+      <w:bookmarkEnd w:id="51"/>
       <w:r>
         <w:rPr>
           <w:b w:val="false"/>
@@ -15946,8 +15948,8 @@
           <w:rFonts w:ascii="Times New Roman" w:hAnsi="Times New Roman"/>
         </w:rPr>
       </w:pPr>
-      <w:bookmarkStart w:id="51" w:name="__RefHeading___Toc5111_1736451874"/>
-      <w:bookmarkEnd w:id="51"/>
+      <w:bookmarkStart w:id="52" w:name="__RefHeading___Toc5111_1736451874"/>
+      <w:bookmarkEnd w:id="52"/>
       <w:r>
         <w:rPr>
           <w:rFonts w:ascii="Times New Roman" w:hAnsi="Times New Roman"/>
@@ -15989,8 +15991,8 @@
           <w:rFonts w:ascii="Times New Roman" w:hAnsi="Times New Roman"/>
         </w:rPr>
       </w:pPr>
-      <w:bookmarkStart w:id="52" w:name="docs-internal-guid-06ae4994-7fff-ff05-42"/>
-      <w:bookmarkEnd w:id="52"/>
+      <w:bookmarkStart w:id="53" w:name="docs-internal-guid-06ae4994-7fff-ff05-42"/>
+      <w:bookmarkEnd w:id="53"/>
       <w:r>
         <w:rPr>
           <w:b w:val="false"/>
@@ -16083,7 +16085,7 @@
         <w:sectPr>
           <w:type w:val="continuous"/>
           <w:pgSz w:w="11906" w:h="16838"/>
-          <w:pgMar w:left="1701" w:right="1134" w:gutter="0" w:header="0" w:top="1701" w:footer="1134" w:bottom="1191"/>
+          <w:pgMar w:left="1701" w:right="1134" w:gutter="0" w:header="1701" w:top="2330" w:footer="1134" w:bottom="1191"/>
           <w:formProt w:val="false"/>
           <w:titlePg/>
           <w:textDirection w:val="lrTb"/>
@@ -16170,7 +16172,7 @@
         <w:sectPr>
           <w:type w:val="continuous"/>
           <w:pgSz w:w="11906" w:h="16838"/>
-          <w:pgMar w:left="1701" w:right="1134" w:gutter="0" w:header="0" w:top="1701" w:footer="1134" w:bottom="1191"/>
+          <w:pgMar w:left="1701" w:right="1134" w:gutter="0" w:header="1701" w:top="2330" w:footer="1134" w:bottom="1191"/>
           <w:formProt w:val="false"/>
           <w:titlePg/>
           <w:textDirection w:val="lrTb"/>
@@ -16235,8 +16237,8 @@
           <w:rFonts w:ascii="Times New Roman" w:hAnsi="Times New Roman"/>
         </w:rPr>
       </w:pPr>
-      <w:bookmarkStart w:id="53" w:name="__RefHeading___Toc5113_1736451874"/>
-      <w:bookmarkEnd w:id="53"/>
+      <w:bookmarkStart w:id="54" w:name="__RefHeading___Toc5113_1736451874"/>
+      <w:bookmarkEnd w:id="54"/>
       <w:r>
         <w:rPr>
           <w:rFonts w:ascii="Times New Roman" w:hAnsi="Times New Roman"/>
@@ -16275,8 +16277,8 @@
           <w:rFonts w:ascii="Times New Roman" w:hAnsi="Times New Roman"/>
         </w:rPr>
       </w:pPr>
-      <w:bookmarkStart w:id="54" w:name="docs-internal-guid-eab850a6-7fff-0ae2-2f"/>
-      <w:bookmarkEnd w:id="54"/>
+      <w:bookmarkStart w:id="55" w:name="docs-internal-guid-eab850a6-7fff-0ae2-2f"/>
+      <w:bookmarkEnd w:id="55"/>
       <w:r>
         <w:rPr>
           <w:b w:val="false"/>
@@ -16389,8 +16391,8 @@
           <w:rFonts w:ascii="Times New Roman" w:hAnsi="Times New Roman"/>
         </w:rPr>
       </w:pPr>
-      <w:bookmarkStart w:id="55" w:name="__RefHeading___Toc8345_1736451874"/>
-      <w:bookmarkEnd w:id="55"/>
+      <w:bookmarkStart w:id="56" w:name="__RefHeading___Toc8345_1736451874"/>
+      <w:bookmarkEnd w:id="56"/>
       <w:r>
         <w:rPr>
           <w:rFonts w:ascii="Times New Roman" w:hAnsi="Times New Roman"/>
@@ -16429,8 +16431,8 @@
           <w:rFonts w:ascii="Times New Roman" w:hAnsi="Times New Roman"/>
         </w:rPr>
       </w:pPr>
-      <w:bookmarkStart w:id="56" w:name="docs-internal-guid-2ce41031-7fff-8a9b-20"/>
-      <w:bookmarkEnd w:id="56"/>
+      <w:bookmarkStart w:id="57" w:name="docs-internal-guid-2ce41031-7fff-8a9b-20"/>
+      <w:bookmarkEnd w:id="57"/>
       <w:r>
         <w:rPr>
           <w:b w:val="false"/>
@@ -16571,8 +16573,8 @@
           <w:rFonts w:ascii="Times New Roman" w:hAnsi="Times New Roman"/>
         </w:rPr>
       </w:pPr>
-      <w:bookmarkStart w:id="57" w:name="__RefHeading___Toc8347_1736451874"/>
-      <w:bookmarkEnd w:id="57"/>
+      <w:bookmarkStart w:id="58" w:name="__RefHeading___Toc8347_1736451874"/>
+      <w:bookmarkEnd w:id="58"/>
       <w:r>
         <w:rPr>
           <w:rFonts w:ascii="Times New Roman" w:hAnsi="Times New Roman"/>
@@ -16844,8 +16846,8 @@
           <w:rFonts w:ascii="Times New Roman" w:hAnsi="Times New Roman"/>
         </w:rPr>
       </w:pPr>
-      <w:bookmarkStart w:id="58" w:name="__DdeLink__3036_642834953"/>
       <w:bookmarkStart w:id="59" w:name="__DdeLink__6479_642834953"/>
+      <w:bookmarkStart w:id="60" w:name="__DdeLink__3036_642834953"/>
       <w:r>
         <w:rPr>
           <w:sz w:val="24"/>
@@ -16853,8 +16855,8 @@
         </w:rPr>
         <w:t>@@componentes_optativos@@</w:t>
       </w:r>
-      <w:bookmarkEnd w:id="58"/>
       <w:bookmarkEnd w:id="59"/>
+      <w:bookmarkEnd w:id="60"/>
     </w:p>
     <w:p>
       <w:pPr>
@@ -16889,8 +16891,8 @@
           <w:rFonts w:ascii="Times New Roman" w:hAnsi="Times New Roman"/>
         </w:rPr>
       </w:pPr>
-      <w:bookmarkStart w:id="60" w:name="__RefHeading___Toc8349_1736451874"/>
-      <w:bookmarkEnd w:id="60"/>
+      <w:bookmarkStart w:id="61" w:name="__RefHeading___Toc8349_1736451874"/>
+      <w:bookmarkEnd w:id="61"/>
       <w:r>
         <w:rPr>
           <w:rFonts w:ascii="Times New Roman" w:hAnsi="Times New Roman"/>
@@ -16935,8 +16937,8 @@
           <w:rFonts w:ascii="Times New Roman" w:hAnsi="Times New Roman"/>
         </w:rPr>
       </w:pPr>
-      <w:bookmarkStart w:id="61" w:name="docs-internal-guid-44011d92-7fff-174c-5b"/>
-      <w:bookmarkEnd w:id="61"/>
+      <w:bookmarkStart w:id="62" w:name="docs-internal-guid-44011d92-7fff-174c-5b"/>
+      <w:bookmarkEnd w:id="62"/>
       <w:r>
         <w:rPr>
           <w:b w:val="false"/>
@@ -17073,8 +17075,8 @@
           <w:rFonts w:ascii="Times New Roman" w:hAnsi="Times New Roman"/>
         </w:rPr>
       </w:pPr>
-      <w:bookmarkStart w:id="62" w:name="__RefHeading___Toc8351_1736451874"/>
-      <w:bookmarkEnd w:id="62"/>
+      <w:bookmarkStart w:id="63" w:name="__RefHeading___Toc8351_1736451874"/>
+      <w:bookmarkEnd w:id="63"/>
       <w:r>
         <w:rPr>
           <w:rFonts w:ascii="Times New Roman" w:hAnsi="Times New Roman"/>
@@ -17119,8 +17121,8 @@
           <w:rFonts w:ascii="Times New Roman" w:hAnsi="Times New Roman"/>
         </w:rPr>
       </w:pPr>
-      <w:bookmarkStart w:id="63" w:name="docs-internal-guid-80826a8e-7fff-db4d-c5"/>
-      <w:bookmarkEnd w:id="63"/>
+      <w:bookmarkStart w:id="64" w:name="docs-internal-guid-80826a8e-7fff-db4d-c5"/>
+      <w:bookmarkEnd w:id="64"/>
       <w:r>
         <w:rPr>
           <w:b w:val="false"/>
@@ -17195,8 +17197,8 @@
           <w:rFonts w:ascii="Times New Roman" w:hAnsi="Times New Roman"/>
         </w:rPr>
       </w:pPr>
-      <w:bookmarkStart w:id="64" w:name="__RefHeading___Toc8353_1736451874"/>
-      <w:bookmarkEnd w:id="64"/>
+      <w:bookmarkStart w:id="65" w:name="__RefHeading___Toc8353_1736451874"/>
+      <w:bookmarkEnd w:id="65"/>
       <w:r>
         <w:rPr>
           <w:rFonts w:ascii="Times New Roman" w:hAnsi="Times New Roman"/>
@@ -17236,8 +17238,8 @@
           <w:rFonts w:ascii="Times New Roman" w:hAnsi="Times New Roman"/>
         </w:rPr>
       </w:pPr>
-      <w:bookmarkStart w:id="65" w:name="docs-internal-guid-1632cf23-7fff-0ef9-b8"/>
-      <w:bookmarkEnd w:id="65"/>
+      <w:bookmarkStart w:id="66" w:name="docs-internal-guid-1632cf23-7fff-0ef9-b8"/>
+      <w:bookmarkEnd w:id="66"/>
       <w:r>
         <w:rPr>
           <w:b w:val="false"/>
@@ -17312,8 +17314,8 @@
           <w:rFonts w:ascii="Times New Roman" w:hAnsi="Times New Roman"/>
         </w:rPr>
       </w:pPr>
-      <w:bookmarkStart w:id="66" w:name="__RefHeading___Toc8355_1736451874"/>
-      <w:bookmarkEnd w:id="66"/>
+      <w:bookmarkStart w:id="67" w:name="__RefHeading___Toc8355_1736451874"/>
+      <w:bookmarkEnd w:id="67"/>
       <w:r>
         <w:rPr>
           <w:rFonts w:ascii="Times New Roman" w:hAnsi="Times New Roman"/>
@@ -18319,8 +18321,8 @@
           <w:rFonts w:ascii="Times New Roman" w:hAnsi="Times New Roman"/>
         </w:rPr>
       </w:pPr>
-      <w:bookmarkStart w:id="67" w:name="__RefHeading___Toc8357_1736451874"/>
-      <w:bookmarkEnd w:id="67"/>
+      <w:bookmarkStart w:id="68" w:name="__RefHeading___Toc8357_1736451874"/>
+      <w:bookmarkEnd w:id="68"/>
       <w:r>
         <w:rPr>
           <w:rFonts w:ascii="Times New Roman" w:hAnsi="Times New Roman"/>
@@ -18460,8 +18462,8 @@
           <w:rFonts w:ascii="Times New Roman" w:hAnsi="Times New Roman"/>
         </w:rPr>
       </w:pPr>
-      <w:bookmarkStart w:id="68" w:name="__RefHeading___Toc8359_1736451874"/>
-      <w:bookmarkEnd w:id="68"/>
+      <w:bookmarkStart w:id="69" w:name="__RefHeading___Toc8359_1736451874"/>
+      <w:bookmarkEnd w:id="69"/>
       <w:r>
         <w:rPr>
           <w:rFonts w:ascii="Times New Roman" w:hAnsi="Times New Roman"/>
@@ -18542,8 +18544,8 @@
           <w:rFonts w:ascii="Times New Roman" w:hAnsi="Times New Roman"/>
         </w:rPr>
       </w:pPr>
-      <w:bookmarkStart w:id="69" w:name="__RefHeading___Toc8361_1736451874"/>
-      <w:bookmarkEnd w:id="69"/>
+      <w:bookmarkStart w:id="70" w:name="__RefHeading___Toc8361_1736451874"/>
+      <w:bookmarkEnd w:id="70"/>
       <w:r>
         <w:rPr>
           <w:rFonts w:ascii="Times New Roman" w:hAnsi="Times New Roman"/>
@@ -19024,7 +19026,7 @@
         <w:sectPr>
           <w:type w:val="continuous"/>
           <w:pgSz w:w="11906" w:h="16838"/>
-          <w:pgMar w:left="1701" w:right="1134" w:gutter="0" w:header="0" w:top="1701" w:footer="1134" w:bottom="1191"/>
+          <w:pgMar w:left="1701" w:right="1134" w:gutter="0" w:header="1701" w:top="2330" w:footer="1134" w:bottom="1191"/>
           <w:formProt w:val="false"/>
           <w:titlePg/>
           <w:textDirection w:val="lrTb"/>
@@ -20168,7 +20170,7 @@
         <w:sectPr>
           <w:type w:val="continuous"/>
           <w:pgSz w:w="11906" w:h="16838"/>
-          <w:pgMar w:left="1701" w:right="1134" w:gutter="0" w:header="0" w:top="1701" w:footer="1134" w:bottom="1191"/>
+          <w:pgMar w:left="1701" w:right="1134" w:gutter="0" w:header="1701" w:top="2330" w:footer="1134" w:bottom="1191"/>
           <w:formProt w:val="false"/>
           <w:titlePg/>
           <w:textDirection w:val="lrTb"/>
@@ -20217,7 +20219,7 @@
         <w:sectPr>
           <w:type w:val="continuous"/>
           <w:pgSz w:w="11906" w:h="16838"/>
-          <w:pgMar w:left="1701" w:right="1134" w:gutter="0" w:header="0" w:top="1701" w:footer="1134" w:bottom="1191"/>
+          <w:pgMar w:left="1701" w:right="1134" w:gutter="0" w:header="1701" w:top="2330" w:footer="1134" w:bottom="1191"/>
           <w:formProt w:val="false"/>
           <w:titlePg/>
           <w:textDirection w:val="lrTb"/>
@@ -20742,7 +20744,7 @@
         <w:sectPr>
           <w:type w:val="continuous"/>
           <w:pgSz w:w="11906" w:h="16838"/>
-          <w:pgMar w:left="1701" w:right="1134" w:gutter="0" w:header="0" w:top="1701" w:footer="1134" w:bottom="1191"/>
+          <w:pgMar w:left="1701" w:right="1134" w:gutter="0" w:header="1701" w:top="2330" w:footer="1134" w:bottom="1191"/>
           <w:formProt w:val="false"/>
           <w:titlePg/>
           <w:textDirection w:val="lrTb"/>
@@ -20762,8 +20764,8 @@
           <w:rFonts w:ascii="Times New Roman" w:hAnsi="Times New Roman"/>
         </w:rPr>
       </w:pPr>
-      <w:bookmarkStart w:id="70" w:name="__RefHeading___Toc8363_1736451874"/>
-      <w:bookmarkEnd w:id="70"/>
+      <w:bookmarkStart w:id="71" w:name="__RefHeading___Toc8363_1736451874"/>
+      <w:bookmarkEnd w:id="71"/>
       <w:r>
         <w:rPr>
           <w:rFonts w:ascii="Times New Roman" w:hAnsi="Times New Roman"/>
@@ -20801,8 +20803,8 @@
           <w:rFonts w:ascii="Times New Roman" w:hAnsi="Times New Roman"/>
         </w:rPr>
       </w:pPr>
-      <w:bookmarkStart w:id="71" w:name="docs-internal-guid-ff4acb18-7fff-99b1-19"/>
-      <w:bookmarkEnd w:id="71"/>
+      <w:bookmarkStart w:id="72" w:name="docs-internal-guid-ff4acb18-7fff-99b1-19"/>
+      <w:bookmarkEnd w:id="72"/>
       <w:r>
         <w:rPr>
           <w:b w:val="false"/>
@@ -20850,8 +20852,8 @@
           <w:rFonts w:ascii="Times New Roman" w:hAnsi="Times New Roman"/>
         </w:rPr>
       </w:pPr>
-      <w:bookmarkStart w:id="72" w:name="__RefHeading___Toc8365_1736451874"/>
-      <w:bookmarkEnd w:id="72"/>
+      <w:bookmarkStart w:id="73" w:name="__RefHeading___Toc8365_1736451874"/>
+      <w:bookmarkEnd w:id="73"/>
       <w:r>
         <w:rPr>
           <w:rFonts w:ascii="Times New Roman" w:hAnsi="Times New Roman"/>
@@ -20889,8 +20891,8 @@
           <w:rFonts w:ascii="Times New Roman" w:hAnsi="Times New Roman"/>
         </w:rPr>
       </w:pPr>
-      <w:bookmarkStart w:id="73" w:name="docs-internal-guid-4fbe0942-7fff-85e6-82"/>
-      <w:bookmarkEnd w:id="73"/>
+      <w:bookmarkStart w:id="74" w:name="docs-internal-guid-4fbe0942-7fff-85e6-82"/>
+      <w:bookmarkEnd w:id="74"/>
       <w:r>
         <w:rPr>
           <w:b w:val="false"/>
@@ -20914,7 +20916,7 @@
         <w:pStyle w:val="BodyText"/>
         <w:widowControl/>
         <w:suppressAutoHyphens w:val="true"/>
-        <w:overflowPunct w:val="true"/>
+        <w:overflowPunct w:val="false"/>
         <w:bidi w:val="0"/>
         <w:spacing w:lineRule="auto" w:line="360" w:before="709" w:after="709"/>
         <w:ind w:firstLine="709" w:left="0" w:right="0"/>
@@ -20947,7 +20949,7 @@
         <w:pStyle w:val="BodyText"/>
         <w:widowControl/>
         <w:suppressAutoHyphens w:val="true"/>
-        <w:overflowPunct w:val="true"/>
+        <w:overflowPunct w:val="false"/>
         <w:bidi w:val="0"/>
         <w:spacing w:lineRule="auto" w:line="360" w:before="709" w:after="709"/>
         <w:ind w:firstLine="709" w:left="0" w:right="0"/>
@@ -20980,7 +20982,7 @@
         <w:pStyle w:val="BodyText"/>
         <w:widowControl/>
         <w:suppressAutoHyphens w:val="true"/>
-        <w:overflowPunct w:val="true"/>
+        <w:overflowPunct w:val="false"/>
         <w:bidi w:val="0"/>
         <w:spacing w:lineRule="auto" w:line="360" w:before="709" w:after="709"/>
         <w:ind w:firstLine="709" w:left="0" w:right="0"/>
@@ -21040,8 +21042,8 @@
           <w:rFonts w:ascii="Times New Roman" w:hAnsi="Times New Roman"/>
         </w:rPr>
       </w:pPr>
-      <w:bookmarkStart w:id="74" w:name="__RefHeading___Toc8369_1736451874"/>
-      <w:bookmarkEnd w:id="74"/>
+      <w:bookmarkStart w:id="75" w:name="__RefHeading___Toc8369_1736451874"/>
+      <w:bookmarkEnd w:id="75"/>
       <w:r>
         <w:rPr>
           <w:rFonts w:ascii="Times New Roman" w:hAnsi="Times New Roman"/>
@@ -21079,8 +21081,8 @@
           <w:rFonts w:ascii="Times New Roman" w:hAnsi="Times New Roman"/>
         </w:rPr>
       </w:pPr>
-      <w:bookmarkStart w:id="75" w:name="docs-internal-guid-0ab6b10c-7fff-f35f-93"/>
-      <w:bookmarkEnd w:id="75"/>
+      <w:bookmarkStart w:id="76" w:name="docs-internal-guid-0ab6b10c-7fff-f35f-93"/>
+      <w:bookmarkEnd w:id="76"/>
       <w:r>
         <w:rPr>
           <w:b w:val="false"/>
@@ -21294,8 +21296,8 @@
           <w:rFonts w:ascii="Times New Roman" w:hAnsi="Times New Roman"/>
         </w:rPr>
       </w:pPr>
-      <w:bookmarkStart w:id="76" w:name="__RefHeading___Toc8371_1736451874"/>
-      <w:bookmarkEnd w:id="76"/>
+      <w:bookmarkStart w:id="77" w:name="__RefHeading___Toc8371_1736451874"/>
+      <w:bookmarkEnd w:id="77"/>
       <w:r>
         <w:rPr>
           <w:rFonts w:ascii="Times New Roman" w:hAnsi="Times New Roman"/>
@@ -21327,7 +21329,7 @@
         <w:pStyle w:val="BodyText"/>
         <w:widowControl/>
         <w:suppressAutoHyphens w:val="true"/>
-        <w:overflowPunct w:val="true"/>
+        <w:overflowPunct w:val="false"/>
         <w:bidi w:val="0"/>
         <w:spacing w:before="0" w:after="0"/>
         <w:ind w:firstLine="709" w:left="0" w:right="0"/>
@@ -21348,8 +21350,8 @@
           <w:lang w:val="pt-BR" w:eastAsia="zh-CN" w:bidi="hi-IN"/>
         </w:rPr>
       </w:pPr>
-      <w:bookmarkStart w:id="77" w:name="docs-internal-guid-bb97c807-7fff-c7fa-00"/>
-      <w:bookmarkEnd w:id="77"/>
+      <w:bookmarkStart w:id="78" w:name="docs-internal-guid-bb97c807-7fff-c7fa-00"/>
+      <w:bookmarkEnd w:id="78"/>
       <w:r>
         <w:rPr>
           <w:rFonts w:eastAsia="Noto Serif CJK SC" w:cs="FreeSans"/>
@@ -21492,8 +21494,8 @@
           <w:rFonts w:ascii="Times New Roman" w:hAnsi="Times New Roman"/>
         </w:rPr>
       </w:pPr>
-      <w:bookmarkStart w:id="78" w:name="__RefHeading___Toc8373_1736451874"/>
-      <w:bookmarkEnd w:id="78"/>
+      <w:bookmarkStart w:id="79" w:name="__RefHeading___Toc8373_1736451874"/>
+      <w:bookmarkEnd w:id="79"/>
       <w:r>
         <w:rPr>
           <w:rFonts w:ascii="Times New Roman" w:hAnsi="Times New Roman"/>
@@ -21750,8 +21752,8 @@
           <w:rFonts w:ascii="Times New Roman" w:hAnsi="Times New Roman"/>
         </w:rPr>
       </w:pPr>
-      <w:bookmarkStart w:id="79" w:name="__RefHeading___Toc8375_1736451874"/>
-      <w:bookmarkEnd w:id="79"/>
+      <w:bookmarkStart w:id="80" w:name="__RefHeading___Toc8375_1736451874"/>
+      <w:bookmarkEnd w:id="80"/>
       <w:r>
         <w:rPr>
           <w:rFonts w:ascii="Times New Roman" w:hAnsi="Times New Roman"/>
@@ -21790,8 +21792,8 @@
           <w:rFonts w:ascii="Times New Roman" w:hAnsi="Times New Roman"/>
         </w:rPr>
       </w:pPr>
-      <w:bookmarkStart w:id="80" w:name="__RefHeading___Toc8377_1736451874"/>
-      <w:bookmarkEnd w:id="80"/>
+      <w:bookmarkStart w:id="81" w:name="__RefHeading___Toc8377_1736451874"/>
+      <w:bookmarkEnd w:id="81"/>
       <w:r>
         <w:rPr>
           <w:rFonts w:ascii="Times New Roman" w:hAnsi="Times New Roman"/>
@@ -22091,8 +22093,8 @@
           <w:rFonts w:ascii="Times New Roman" w:hAnsi="Times New Roman"/>
         </w:rPr>
       </w:pPr>
-      <w:bookmarkStart w:id="81" w:name="__RefHeading___Toc8379_1736451874"/>
-      <w:bookmarkEnd w:id="81"/>
+      <w:bookmarkStart w:id="82" w:name="__RefHeading___Toc8379_1736451874"/>
+      <w:bookmarkEnd w:id="82"/>
       <w:r>
         <w:rPr>
           <w:rFonts w:ascii="Times New Roman" w:hAnsi="Times New Roman"/>
@@ -22214,8 +22216,8 @@
           <w:rFonts w:ascii="Times New Roman" w:hAnsi="Times New Roman"/>
         </w:rPr>
       </w:pPr>
-      <w:bookmarkStart w:id="82" w:name="__RefHeading___Toc8381_1736451874"/>
-      <w:bookmarkEnd w:id="82"/>
+      <w:bookmarkStart w:id="83" w:name="__RefHeading___Toc8381_1736451874"/>
+      <w:bookmarkEnd w:id="83"/>
       <w:r>
         <w:rPr>
           <w:rFonts w:ascii="Times New Roman" w:hAnsi="Times New Roman"/>
@@ -22486,8 +22488,8 @@
           <w:rFonts w:ascii="Times New Roman" w:hAnsi="Times New Roman"/>
         </w:rPr>
       </w:pPr>
-      <w:bookmarkStart w:id="83" w:name="__RefHeading___Toc8383_1736451874"/>
-      <w:bookmarkEnd w:id="83"/>
+      <w:bookmarkStart w:id="84" w:name="__RefHeading___Toc8383_1736451874"/>
+      <w:bookmarkEnd w:id="84"/>
       <w:r>
         <w:rPr>
           <w:rFonts w:ascii="Times New Roman" w:hAnsi="Times New Roman"/>
@@ -22527,8 +22529,8 @@
           <w:rFonts w:ascii="Times New Roman" w:hAnsi="Times New Roman"/>
         </w:rPr>
       </w:pPr>
-      <w:bookmarkStart w:id="84" w:name="docs-internal-guid-6f8ee45d-7fff-a336-78"/>
-      <w:bookmarkEnd w:id="84"/>
+      <w:bookmarkStart w:id="85" w:name="docs-internal-guid-6f8ee45d-7fff-a336-78"/>
+      <w:bookmarkEnd w:id="85"/>
       <w:r>
         <w:rPr>
           <w:rFonts w:eastAsia="Noto Sans CJK SC" w:cs="FreeSans"/>
@@ -22805,8 +22807,8 @@
           <w:rFonts w:ascii="Times New Roman" w:hAnsi="Times New Roman"/>
         </w:rPr>
       </w:pPr>
-      <w:bookmarkStart w:id="85" w:name="__RefHeading___Toc8788_1736451874"/>
-      <w:bookmarkEnd w:id="85"/>
+      <w:bookmarkStart w:id="86" w:name="__RefHeading___Toc8788_1736451874"/>
+      <w:bookmarkEnd w:id="86"/>
       <w:r>
         <w:rPr>
           <w:rFonts w:ascii="Times New Roman" w:hAnsi="Times New Roman"/>
@@ -22963,8 +22965,8 @@
           <w:rFonts w:ascii="Times New Roman" w:hAnsi="Times New Roman"/>
         </w:rPr>
       </w:pPr>
-      <w:bookmarkStart w:id="86" w:name="__RefHeading___Toc8790_1736451874"/>
-      <w:bookmarkEnd w:id="86"/>
+      <w:bookmarkStart w:id="87" w:name="__RefHeading___Toc8790_1736451874"/>
+      <w:bookmarkEnd w:id="87"/>
       <w:r>
         <w:rPr>
           <w:rFonts w:ascii="Times New Roman" w:hAnsi="Times New Roman"/>
@@ -23002,8 +23004,8 @@
         <w:jc w:val="both"/>
         <w:rPr/>
       </w:pPr>
-      <w:bookmarkStart w:id="87" w:name="docs-internal-guid-a7d25463-7fff-641b-76"/>
-      <w:bookmarkEnd w:id="87"/>
+      <w:bookmarkStart w:id="88" w:name="docs-internal-guid-a7d25463-7fff-641b-76"/>
+      <w:bookmarkEnd w:id="88"/>
       <w:r>
         <w:rPr>
           <w:rFonts w:eastAsia="Noto Sans CJK SC" w:cs="FreeSans"/>
@@ -23140,8 +23142,8 @@
           <w:rFonts w:ascii="Times New Roman" w:hAnsi="Times New Roman"/>
         </w:rPr>
       </w:pPr>
-      <w:bookmarkStart w:id="88" w:name="__RefHeading___Toc8792_1736451874"/>
-      <w:bookmarkEnd w:id="88"/>
+      <w:bookmarkStart w:id="89" w:name="__RefHeading___Toc8792_1736451874"/>
+      <w:bookmarkEnd w:id="89"/>
       <w:r>
         <w:rPr>
           <w:rFonts w:ascii="Times New Roman" w:hAnsi="Times New Roman"/>
@@ -23266,8 +23268,8 @@
           <w:rFonts w:ascii="Times New Roman" w:hAnsi="Times New Roman"/>
         </w:rPr>
       </w:pPr>
-      <w:bookmarkStart w:id="89" w:name="__RefHeading___Toc8794_1736451874"/>
-      <w:bookmarkEnd w:id="89"/>
+      <w:bookmarkStart w:id="90" w:name="__RefHeading___Toc8794_1736451874"/>
+      <w:bookmarkEnd w:id="90"/>
       <w:r>
         <w:rPr>
           <w:rFonts w:ascii="Times New Roman" w:hAnsi="Times New Roman"/>
@@ -24605,8 +24607,8 @@
           <w:rFonts w:ascii="Times New Roman" w:hAnsi="Times New Roman"/>
         </w:rPr>
       </w:pPr>
-      <w:bookmarkStart w:id="90" w:name="__RefHeading___Toc2977_724336694"/>
-      <w:bookmarkEnd w:id="90"/>
+      <w:bookmarkStart w:id="91" w:name="__RefHeading___Toc2977_724336694"/>
+      <w:bookmarkEnd w:id="91"/>
       <w:r>
         <w:rPr>
           <w:rFonts w:ascii="Times New Roman" w:hAnsi="Times New Roman"/>
@@ -24644,8 +24646,8 @@
           <w:rFonts w:ascii="Times New Roman" w:hAnsi="Times New Roman"/>
         </w:rPr>
       </w:pPr>
-      <w:bookmarkStart w:id="91" w:name="docs-internal-guid-87136094-7fff-8bab-7f"/>
-      <w:bookmarkEnd w:id="91"/>
+      <w:bookmarkStart w:id="92" w:name="docs-internal-guid-87136094-7fff-8bab-7f"/>
+      <w:bookmarkEnd w:id="92"/>
       <w:r>
         <w:rPr>
           <w:b w:val="false"/>
@@ -25005,8 +25007,8 @@
           <w:rFonts w:ascii="Times New Roman" w:hAnsi="Times New Roman"/>
         </w:rPr>
       </w:pPr>
-      <w:bookmarkStart w:id="92" w:name="__RefHeading___Toc2979_724336694"/>
-      <w:bookmarkEnd w:id="92"/>
+      <w:bookmarkStart w:id="93" w:name="__RefHeading___Toc2979_724336694"/>
+      <w:bookmarkEnd w:id="93"/>
       <w:r>
         <w:rPr>
           <w:rFonts w:ascii="Times New Roman" w:hAnsi="Times New Roman"/>
@@ -25695,8 +25697,8 @@
           <w:rFonts w:ascii="Times New Roman" w:hAnsi="Times New Roman"/>
         </w:rPr>
       </w:pPr>
-      <w:bookmarkStart w:id="93" w:name="__RefHeading___Toc2981_724336694"/>
-      <w:bookmarkEnd w:id="93"/>
+      <w:bookmarkStart w:id="94" w:name="__RefHeading___Toc2981_724336694"/>
+      <w:bookmarkEnd w:id="94"/>
       <w:r>
         <w:rPr>
           <w:rFonts w:ascii="Times New Roman" w:hAnsi="Times New Roman"/>
@@ -25781,8 +25783,8 @@
           <w:rFonts w:ascii="Times New Roman" w:hAnsi="Times New Roman"/>
         </w:rPr>
       </w:pPr>
-      <w:bookmarkStart w:id="94" w:name="__RefHeading___Toc2983_724336694"/>
-      <w:bookmarkEnd w:id="94"/>
+      <w:bookmarkStart w:id="95" w:name="__RefHeading___Toc2983_724336694"/>
+      <w:bookmarkEnd w:id="95"/>
       <w:r>
         <w:rPr>
           <w:rFonts w:ascii="Times New Roman" w:hAnsi="Times New Roman"/>
@@ -25820,8 +25822,8 @@
           <w:rFonts w:ascii="Times New Roman" w:hAnsi="Times New Roman"/>
         </w:rPr>
       </w:pPr>
-      <w:bookmarkStart w:id="95" w:name="docs-internal-guid-0b707fbe-7fff-99ad-37"/>
-      <w:bookmarkEnd w:id="95"/>
+      <w:bookmarkStart w:id="96" w:name="docs-internal-guid-0b707fbe-7fff-99ad-37"/>
+      <w:bookmarkEnd w:id="96"/>
       <w:r>
         <w:rPr>
           <w:b w:val="false"/>
@@ -26562,8 +26564,8 @@
           <w:rFonts w:ascii="Times New Roman" w:hAnsi="Times New Roman"/>
         </w:rPr>
       </w:pPr>
-      <w:bookmarkStart w:id="96" w:name="__RefHeading___Toc2985_724336694"/>
-      <w:bookmarkEnd w:id="96"/>
+      <w:bookmarkStart w:id="97" w:name="__RefHeading___Toc2985_724336694"/>
+      <w:bookmarkEnd w:id="97"/>
       <w:r>
         <w:rPr>
           <w:rFonts w:ascii="Times New Roman" w:hAnsi="Times New Roman"/>
@@ -26639,7 +26641,7 @@
         <w:sectPr>
           <w:type w:val="continuous"/>
           <w:pgSz w:w="11906" w:h="16838"/>
-          <w:pgMar w:left="1701" w:right="1134" w:gutter="0" w:header="0" w:top="1701" w:footer="1134" w:bottom="1191"/>
+          <w:pgMar w:left="1701" w:right="1134" w:gutter="0" w:header="1701" w:top="2330" w:footer="1134" w:bottom="1191"/>
           <w:formProt w:val="false"/>
           <w:titlePg/>
           <w:textDirection w:val="lrTb"/>
@@ -27222,7 +27224,7 @@
         <w:sectPr>
           <w:type w:val="continuous"/>
           <w:pgSz w:w="11906" w:h="16838"/>
-          <w:pgMar w:left="1701" w:right="1134" w:gutter="0" w:header="0" w:top="1701" w:footer="1134" w:bottom="1191"/>
+          <w:pgMar w:left="1701" w:right="1134" w:gutter="0" w:header="1701" w:top="2330" w:footer="1134" w:bottom="1191"/>
           <w:formProt w:val="false"/>
           <w:titlePg/>
           <w:textDirection w:val="lrTb"/>
@@ -27242,8 +27244,8 @@
           <w:rFonts w:ascii="Times New Roman" w:hAnsi="Times New Roman"/>
         </w:rPr>
       </w:pPr>
-      <w:bookmarkStart w:id="97" w:name="__RefHeading___Toc2987_724336694"/>
-      <w:bookmarkEnd w:id="97"/>
+      <w:bookmarkStart w:id="98" w:name="__RefHeading___Toc2987_724336694"/>
+      <w:bookmarkEnd w:id="98"/>
       <w:r>
         <w:rPr>
           <w:rFonts w:ascii="Times New Roman" w:hAnsi="Times New Roman"/>
@@ -27328,8 +27330,8 @@
           <w:rFonts w:ascii="Times New Roman" w:hAnsi="Times New Roman"/>
         </w:rPr>
       </w:pPr>
-      <w:bookmarkStart w:id="98" w:name="__RefHeading___Toc2989_724336694"/>
-      <w:bookmarkEnd w:id="98"/>
+      <w:bookmarkStart w:id="99" w:name="__RefHeading___Toc2989_724336694"/>
+      <w:bookmarkEnd w:id="99"/>
       <w:r>
         <w:rPr>
           <w:rFonts w:ascii="Times New Roman" w:hAnsi="Times New Roman"/>
@@ -27364,8 +27366,8 @@
         <w:ind w:firstLine="709" w:left="0" w:right="0"/>
         <w:rPr/>
       </w:pPr>
-      <w:bookmarkStart w:id="99" w:name="docs-internal-guid-b32a8770-7fff-9117-7c"/>
-      <w:bookmarkEnd w:id="99"/>
+      <w:bookmarkStart w:id="100" w:name="docs-internal-guid-b32a8770-7fff-9117-7c"/>
+      <w:bookmarkEnd w:id="100"/>
       <w:r>
         <w:rPr>
           <w:b/>
@@ -30500,8 +30502,8 @@
           <w:rFonts w:ascii="Times New Roman" w:hAnsi="Times New Roman"/>
         </w:rPr>
       </w:pPr>
-      <w:bookmarkStart w:id="100" w:name="__RefHeading___Toc2991_724336694"/>
-      <w:bookmarkEnd w:id="100"/>
+      <w:bookmarkStart w:id="101" w:name="__RefHeading___Toc2991_724336694"/>
+      <w:bookmarkEnd w:id="101"/>
       <w:r>
         <w:rPr>
           <w:rFonts w:ascii="Times New Roman" w:hAnsi="Times New Roman"/>
@@ -32593,8 +32595,8 @@
           <w:rFonts w:ascii="Times New Roman" w:hAnsi="Times New Roman"/>
         </w:rPr>
       </w:pPr>
-      <w:bookmarkStart w:id="101" w:name="__RefHeading___Toc2993_724336694"/>
-      <w:bookmarkEnd w:id="101"/>
+      <w:bookmarkStart w:id="102" w:name="__RefHeading___Toc2993_724336694"/>
+      <w:bookmarkEnd w:id="102"/>
       <w:r>
         <w:rPr>
           <w:rFonts w:ascii="Times New Roman" w:hAnsi="Times New Roman"/>
@@ -32632,8 +32634,8 @@
           <w:rFonts w:ascii="Times New Roman" w:hAnsi="Times New Roman"/>
         </w:rPr>
       </w:pPr>
-      <w:bookmarkStart w:id="102" w:name="docs-internal-guid-458d0a24-7fff-e929-a5"/>
-      <w:bookmarkEnd w:id="102"/>
+      <w:bookmarkStart w:id="103" w:name="docs-internal-guid-458d0a24-7fff-e929-a5"/>
+      <w:bookmarkEnd w:id="103"/>
       <w:r>
         <w:rPr>
           <w:b w:val="false"/>
@@ -34459,8 +34461,8 @@
           <w:rFonts w:ascii="Times New Roman" w:hAnsi="Times New Roman"/>
         </w:rPr>
       </w:pPr>
-      <w:bookmarkStart w:id="103" w:name="__RefHeading___Toc2995_724336694"/>
-      <w:bookmarkEnd w:id="103"/>
+      <w:bookmarkStart w:id="104" w:name="__RefHeading___Toc2995_724336694"/>
+      <w:bookmarkEnd w:id="104"/>
       <w:r>
         <w:rPr>
           <w:rFonts w:ascii="Times New Roman" w:hAnsi="Times New Roman"/>
@@ -34877,8 +34879,8 @@
           <w:rFonts w:ascii="Times New Roman" w:hAnsi="Times New Roman"/>
         </w:rPr>
       </w:pPr>
-      <w:bookmarkStart w:id="104" w:name="__RefHeading___Toc2997_724336694"/>
-      <w:bookmarkEnd w:id="104"/>
+      <w:bookmarkStart w:id="105" w:name="__RefHeading___Toc2997_724336694"/>
+      <w:bookmarkEnd w:id="105"/>
       <w:r>
         <w:rPr>
           <w:rFonts w:ascii="Times New Roman" w:hAnsi="Times New Roman"/>
@@ -35015,8 +35017,8 @@
           <w:rFonts w:ascii="Times New Roman" w:hAnsi="Times New Roman"/>
         </w:rPr>
       </w:pPr>
-      <w:bookmarkStart w:id="105" w:name="__RefHeading___Toc2999_724336694"/>
-      <w:bookmarkEnd w:id="105"/>
+      <w:bookmarkStart w:id="106" w:name="__RefHeading___Toc2999_724336694"/>
+      <w:bookmarkEnd w:id="106"/>
       <w:r>
         <w:rPr>
           <w:rFonts w:ascii="Times New Roman" w:hAnsi="Times New Roman"/>
@@ -36281,7 +36283,7 @@
         </w:rPr>
         <w:t xml:space="preserve">As comunidades são divididas por coleção, data do documento, títulos, assuntos, que dão direcionamento à pesquisa e leitura, sendo elas: Produção Científica IFPE; Recursos Educacionais; Teses e Dissertações; Trabalhos Acadêmicos e Técnicos. Esses materiais podem ser acessados gratuitamente por meio do site </w:t>
       </w:r>
-      <w:hyperlink r:id="rId9">
+      <w:hyperlink r:id="rId11">
         <w:r>
           <w:rPr>
             <w:rStyle w:val="Hyperlink"/>
@@ -36331,8 +36333,8 @@
           <w:rFonts w:ascii="Times New Roman" w:hAnsi="Times New Roman"/>
         </w:rPr>
       </w:pPr>
-      <w:bookmarkStart w:id="106" w:name="__RefHeading___Toc3001_724336694"/>
-      <w:bookmarkEnd w:id="106"/>
+      <w:bookmarkStart w:id="107" w:name="__RefHeading___Toc3001_724336694"/>
+      <w:bookmarkEnd w:id="107"/>
       <w:r>
         <w:rPr>
           <w:rFonts w:ascii="Times New Roman" w:hAnsi="Times New Roman"/>
@@ -36381,7 +36383,7 @@
         <w:sectPr>
           <w:type w:val="continuous"/>
           <w:pgSz w:w="11906" w:h="16838"/>
-          <w:pgMar w:left="1701" w:right="1134" w:gutter="0" w:header="0" w:top="1701" w:footer="1134" w:bottom="1191"/>
+          <w:pgMar w:left="1701" w:right="1134" w:gutter="0" w:header="1701" w:top="2330" w:footer="1134" w:bottom="1191"/>
           <w:formProt w:val="false"/>
           <w:titlePg/>
           <w:textDirection w:val="lrTb"/>
@@ -37116,7 +37118,7 @@
         <w:sectPr>
           <w:type w:val="continuous"/>
           <w:pgSz w:w="11906" w:h="16838"/>
-          <w:pgMar w:left="1701" w:right="1134" w:gutter="0" w:header="0" w:top="1701" w:footer="1134" w:bottom="1191"/>
+          <w:pgMar w:left="1701" w:right="1134" w:gutter="0" w:header="1701" w:top="2330" w:footer="1134" w:bottom="1191"/>
           <w:formProt w:val="false"/>
           <w:titlePg/>
           <w:textDirection w:val="lrTb"/>
@@ -37136,8 +37138,8 @@
           <w:rFonts w:ascii="Times New Roman" w:hAnsi="Times New Roman"/>
         </w:rPr>
       </w:pPr>
-      <w:bookmarkStart w:id="107" w:name="__RefHeading___Toc3003_724336694"/>
-      <w:bookmarkEnd w:id="107"/>
+      <w:bookmarkStart w:id="108" w:name="__RefHeading___Toc3003_724336694"/>
+      <w:bookmarkEnd w:id="108"/>
       <w:r>
         <w:rPr>
           <w:rFonts w:ascii="Times New Roman" w:hAnsi="Times New Roman"/>
@@ -37980,8 +37982,8 @@
           <w:rFonts w:ascii="Times New Roman" w:hAnsi="Times New Roman"/>
         </w:rPr>
       </w:pPr>
-      <w:bookmarkStart w:id="108" w:name="__RefHeading___Toc3005_724336694"/>
-      <w:bookmarkEnd w:id="108"/>
+      <w:bookmarkStart w:id="109" w:name="__RefHeading___Toc3005_724336694"/>
+      <w:bookmarkEnd w:id="109"/>
       <w:r>
         <w:rPr>
           <w:rFonts w:ascii="Times New Roman" w:hAnsi="Times New Roman"/>
@@ -39129,8 +39131,8 @@
           <w:rFonts w:ascii="Times New Roman" w:hAnsi="Times New Roman"/>
         </w:rPr>
       </w:pPr>
-      <w:bookmarkStart w:id="109" w:name="__RefHeading___Toc3007_724336694"/>
-      <w:bookmarkEnd w:id="109"/>
+      <w:bookmarkStart w:id="110" w:name="__RefHeading___Toc3007_724336694"/>
+      <w:bookmarkEnd w:id="110"/>
       <w:r>
         <w:rPr>
           <w:rFonts w:ascii="Times New Roman" w:hAnsi="Times New Roman"/>
@@ -39216,8 +39218,8 @@
           <w:rFonts w:ascii="Times New Roman" w:hAnsi="Times New Roman"/>
         </w:rPr>
       </w:pPr>
-      <w:bookmarkStart w:id="110" w:name="__RefHeading___Toc3009_724336694"/>
-      <w:bookmarkEnd w:id="110"/>
+      <w:bookmarkStart w:id="111" w:name="__RefHeading___Toc3009_724336694"/>
+      <w:bookmarkEnd w:id="111"/>
       <w:r>
         <w:rPr>
           <w:rFonts w:ascii="Times New Roman" w:hAnsi="Times New Roman"/>
@@ -39455,10 +39457,10 @@
           <w:rFonts w:ascii="Times New Roman" w:hAnsi="Times New Roman"/>
         </w:rPr>
       </w:pPr>
-      <w:bookmarkStart w:id="111" w:name="__RefHeading___Toc3011_724336694"/>
-      <w:bookmarkStart w:id="112" w:name="docs-internal-guid-cb6f7ca0-7fff-8df8-8d"/>
-      <w:bookmarkEnd w:id="111"/>
+      <w:bookmarkStart w:id="112" w:name="__RefHeading___Toc3011_724336694"/>
+      <w:bookmarkStart w:id="113" w:name="docs-internal-guid-cb6f7ca0-7fff-8df8-8d"/>
       <w:bookmarkEnd w:id="112"/>
+      <w:bookmarkEnd w:id="113"/>
       <w:r>
         <w:rPr>
           <w:rFonts w:ascii="Times New Roman" w:hAnsi="Times New Roman"/>
@@ -39753,7 +39755,7 @@
     <w:sectPr>
       <w:type w:val="continuous"/>
       <w:pgSz w:w="11906" w:h="16838"/>
-      <w:pgMar w:left="1701" w:right="1134" w:gutter="0" w:header="0" w:top="1701" w:footer="1134" w:bottom="1191"/>
+      <w:pgMar w:left="1701" w:right="1134" w:gutter="0" w:header="1701" w:top="2330" w:footer="1134" w:bottom="1191"/>
       <w:formProt w:val="false"/>
       <w:titlePg/>
       <w:textDirection w:val="lrTb"/>
@@ -39814,6 +39816,53 @@
 </w:ftr>
 </file>
 
+<file path=word/header1.xml><?xml version="1.0" encoding="utf-8"?>
+<w:hdr xmlns:o="urn:schemas-microsoft-com:office:office" xmlns:r="http://schemas.openxmlformats.org/officeDocument/2006/relationships" xmlns:v="urn:schemas-microsoft-com:vml" xmlns:w="http://schemas.openxmlformats.org/wordprocessingml/2006/main" xmlns:w10="urn:schemas-microsoft-com:office:word" xmlns:wp="http://schemas.openxmlformats.org/drawingml/2006/wordprocessingDrawing" xmlns:pic="http://schemas.openxmlformats.org/drawingml/2006/picture" xmlns:wps="http://schemas.microsoft.com/office/word/2010/wordprocessingShape" xmlns:wpg="http://schemas.microsoft.com/office/word/2010/wordprocessingGroup" xmlns:mc="http://schemas.openxmlformats.org/markup-compatibility/2006" xmlns:wp14="http://schemas.microsoft.com/office/word/2010/wordprocessingDrawing" xmlns:w14="http://schemas.microsoft.com/office/word/2010/wordml" xmlns:w15="http://schemas.microsoft.com/office/word/2012/wordml" mc:Ignorable="w14 wp14 w15">
+  <w:p>
+    <w:pPr>
+      <w:pStyle w:val="HeaderRight"/>
+      <w:rPr/>
+    </w:pPr>
+    <w:bookmarkStart w:id="3" w:name="PageNumWizard_HEADER_Default_Page_Style2"/>
+    <w:r>
+      <w:rPr/>
+      <w:fldChar w:fldCharType="begin"/>
+    </w:r>
+    <w:r>
+      <w:rPr/>
+      <w:instrText xml:space="preserve"> PAGE </w:instrText>
+    </w:r>
+    <w:r>
+      <w:rPr/>
+      <w:fldChar w:fldCharType="separate"/>
+    </w:r>
+    <w:r>
+      <w:rPr/>
+      <w:t>2</w:t>
+    </w:r>
+    <w:r>
+      <w:rPr/>
+      <w:fldChar w:fldCharType="end"/>
+    </w:r>
+    <w:bookmarkEnd w:id="3"/>
+  </w:p>
+</w:hdr>
+</file>
+
+<file path=word/header2.xml><?xml version="1.0" encoding="utf-8"?>
+<w:hdr xmlns:o="urn:schemas-microsoft-com:office:office" xmlns:r="http://schemas.openxmlformats.org/officeDocument/2006/relationships" xmlns:v="urn:schemas-microsoft-com:vml" xmlns:w="http://schemas.openxmlformats.org/wordprocessingml/2006/main" xmlns:w10="urn:schemas-microsoft-com:office:word" xmlns:wp="http://schemas.openxmlformats.org/drawingml/2006/wordprocessingDrawing" xmlns:pic="http://schemas.openxmlformats.org/drawingml/2006/picture" xmlns:wps="http://schemas.microsoft.com/office/word/2010/wordprocessingShape" xmlns:wpg="http://schemas.microsoft.com/office/word/2010/wordprocessingGroup" xmlns:mc="http://schemas.openxmlformats.org/markup-compatibility/2006" xmlns:wp14="http://schemas.microsoft.com/office/word/2010/wordprocessingDrawing" xmlns:w14="http://schemas.microsoft.com/office/word/2010/wordml" xmlns:w15="http://schemas.microsoft.com/office/word/2012/wordml" mc:Ignorable="w14 wp14 w15">
+  <w:p>
+    <w:pPr>
+      <w:pStyle w:val="HeaderLeft"/>
+      <w:rPr/>
+    </w:pPr>
+    <w:r>
+      <w:rPr/>
+    </w:r>
+  </w:p>
+</w:hdr>
+</file>
+
 <file path=word/numbering.xml><?xml version="1.0" encoding="utf-8"?>
 <w:numbering xmlns:w="http://schemas.openxmlformats.org/wordprocessingml/2006/main" xmlns:o="urn:schemas-microsoft-com:office:office" xmlns:r="http://schemas.openxmlformats.org/officeDocument/2006/relationships" xmlns:v="urn:schemas-microsoft-com:vml" xmlns:mc="http://schemas.openxmlformats.org/markup-compatibility/2006" xmlns:w14="http://schemas.microsoft.com/office/word/2010/wordml" mc:Ignorable="w14">
   <w:abstractNum w:abstractNumId="1">
@@ -40593,7 +40642,7 @@
     <w:pPr>
       <w:widowControl/>
       <w:suppressAutoHyphens w:val="true"/>
-      <w:overflowPunct w:val="true"/>
+      <w:overflowPunct w:val="false"/>
       <w:bidi w:val="0"/>
       <w:spacing w:lineRule="auto" w:line="360" w:before="0" w:after="0"/>
       <w:ind w:firstLine="709"/>
@@ -40780,8 +40829,8 @@
     <w:qFormat/>
     <w:rPr/>
   </w:style>
-  <w:style w:type="character" w:styleId="Bulletsuser">
-    <w:name w:val="Bullets (user)"/>
+  <w:style w:type="character" w:styleId="Bullets">
+    <w:name w:val="Bullets"/>
     <w:qFormat/>
     <w:rPr>
       <w:rFonts w:ascii="OpenSymbol" w:hAnsi="OpenSymbol" w:eastAsia="OpenSymbol" w:cs="OpenSymbol"/>
@@ -41058,8 +41107,8 @@
       <w:smallCaps w:val="false"/>
     </w:rPr>
   </w:style>
-  <w:style w:type="paragraph" w:styleId="TableIndexHeading">
-    <w:name w:val="Table Index Heading"/>
+  <w:style w:type="paragraph" w:styleId="TableIndexHeadinguser">
+    <w:name w:val="Table Index Heading (user)"/>
     <w:basedOn w:val="IndexHeading"/>
     <w:qFormat/>
     <w:pPr>
@@ -41120,8 +41169,8 @@
       <w:smallCaps w:val="false"/>
     </w:rPr>
   </w:style>
-  <w:style w:type="paragraph" w:styleId="FooterLeftuser">
-    <w:name w:val="Footer Left (user)"/>
+  <w:style w:type="paragraph" w:styleId="FooterLeft">
+    <w:name w:val="Footer Left"/>
     <w:basedOn w:val="Footer"/>
     <w:qFormat/>
     <w:pPr>
@@ -41129,8 +41178,8 @@
     </w:pPr>
     <w:rPr/>
   </w:style>
-  <w:style w:type="paragraph" w:styleId="FooterRightuser">
-    <w:name w:val="Footer Right (user)"/>
+  <w:style w:type="paragraph" w:styleId="FooterRight">
+    <w:name w:val="Footer Right"/>
     <w:basedOn w:val="Footer"/>
     <w:qFormat/>
     <w:pPr>
@@ -41176,8 +41225,8 @@
       <w:smallCaps w:val="false"/>
     </w:rPr>
   </w:style>
-  <w:style w:type="paragraph" w:styleId="FrameContentsuser">
-    <w:name w:val="Frame Contents (user)"/>
+  <w:style w:type="paragraph" w:styleId="FrameContents">
+    <w:name w:val="Frame Contents"/>
     <w:basedOn w:val="Normal"/>
     <w:qFormat/>
     <w:pPr/>
@@ -41229,8 +41278,8 @@
       <w:caps/>
     </w:rPr>
   </w:style>
-  <w:style w:type="paragraph" w:styleId="HeaderLeftuser">
-    <w:name w:val="Header Left (user)"/>
+  <w:style w:type="paragraph" w:styleId="HeaderLeft">
+    <w:name w:val="Header Left"/>
     <w:basedOn w:val="Header"/>
     <w:qFormat/>
     <w:pPr>
@@ -41238,8 +41287,8 @@
     </w:pPr>
     <w:rPr/>
   </w:style>
-  <w:style w:type="paragraph" w:styleId="HeaderRightuser">
-    <w:name w:val="Header Right (user)"/>
+  <w:style w:type="paragraph" w:styleId="HeaderRight">
+    <w:name w:val="Header Right"/>
     <w:basedOn w:val="Header"/>
     <w:qFormat/>
     <w:pPr>
@@ -41247,7 +41296,7 @@
       <w:jc w:val="right"/>
     </w:pPr>
     <w:rPr>
-      <w:sz w:val="22"/>
+      <w:sz w:val="20"/>
     </w:rPr>
   </w:style>
   <w:style w:type="paragraph" w:styleId="Title">

--- a/src/main/resources/ppc.docx
+++ b/src/main/resources/ppc.docx
@@ -3087,11 +3087,12 @@
     <w:p>
       <w:pPr>
         <w:sectPr>
-          <w:headerReference w:type="default" r:id="rId3"/>
-          <w:headerReference w:type="first" r:id="rId4"/>
-          <w:footerReference w:type="even" r:id="rId5"/>
-          <w:footerReference w:type="default" r:id="rId6"/>
-          <w:footerReference w:type="first" r:id="rId7"/>
+          <w:headerReference w:type="even" r:id="rId3"/>
+          <w:headerReference w:type="default" r:id="rId4"/>
+          <w:headerReference w:type="first" r:id="rId5"/>
+          <w:footerReference w:type="even" r:id="rId6"/>
+          <w:footerReference w:type="default" r:id="rId7"/>
+          <w:footerReference w:type="first" r:id="rId8"/>
           <w:type w:val="nextPage"/>
           <w:pgSz w:w="11906" w:h="16838"/>
           <w:pgMar w:left="1701" w:right="1134" w:gutter="0" w:header="1701" w:top="2330" w:footer="1134" w:bottom="1191"/>
@@ -3200,7 +3201,7 @@
               <w:pStyle w:val="TableHeading"/>
               <w:widowControl/>
               <w:suppressAutoHyphens w:val="true"/>
-              <w:overflowPunct w:val="false"/>
+              <w:overflowPunct w:val="true"/>
               <w:bidi w:val="0"/>
               <w:spacing w:lineRule="auto" w:line="331" w:before="120" w:after="0"/>
               <w:ind w:hanging="0" w:left="0" w:right="0"/>
@@ -3977,7 +3978,7 @@
               <w:ind w:hanging="0" w:left="0" w:right="0"/>
               <w:rPr/>
             </w:pPr>
-            <w:hyperlink r:id="rId8">
+            <w:hyperlink r:id="rId9">
               <w:r>
                 <w:rPr>
                   <w:rStyle w:val="Hyperlink"/>
@@ -13106,7 +13107,7 @@
         <w:jc w:val="both"/>
         <w:rPr/>
       </w:pPr>
-      <w:hyperlink r:id="rId9">
+      <w:hyperlink r:id="rId10">
         <w:r>
           <w:rPr>
             <w:rStyle w:val="Hyperlink"/>
@@ -13387,7 +13388,7 @@
         <w:jc w:val="both"/>
         <w:rPr/>
       </w:pPr>
-      <w:hyperlink r:id="rId10">
+      <w:hyperlink r:id="rId11">
         <w:r>
           <w:rPr>
             <w:rStyle w:val="Hyperlink"/>
@@ -13954,7 +13955,7 @@
         <w:widowControl/>
         <w:shd w:val="clear" w:fill="FFFFFF"/>
         <w:suppressAutoHyphens w:val="true"/>
-        <w:overflowPunct w:val="false"/>
+        <w:overflowPunct w:val="true"/>
         <w:bidi w:val="0"/>
         <w:spacing w:lineRule="auto" w:line="360" w:before="0" w:after="0"/>
         <w:ind w:firstLine="709" w:left="0" w:right="0"/>
@@ -16846,8 +16847,8 @@
           <w:rFonts w:ascii="Times New Roman" w:hAnsi="Times New Roman"/>
         </w:rPr>
       </w:pPr>
-      <w:bookmarkStart w:id="59" w:name="__DdeLink__6479_642834953"/>
-      <w:bookmarkStart w:id="60" w:name="__DdeLink__3036_642834953"/>
+      <w:bookmarkStart w:id="59" w:name="__DdeLink__3036_642834953"/>
+      <w:bookmarkStart w:id="60" w:name="__DdeLink__6479_642834953"/>
       <w:r>
         <w:rPr>
           <w:sz w:val="24"/>
@@ -17534,11 +17535,9 @@
               <w:widowControl/>
               <w:bidi w:val="0"/>
               <w:spacing w:lineRule="auto" w:line="360" w:before="0" w:after="0"/>
-              <w:ind w:firstLine="709" w:left="0" w:right="0"/>
-              <w:jc w:val="both"/>
-              <w:rPr>
-                <w:rFonts w:ascii="Times New Roman" w:hAnsi="Times New Roman"/>
-              </w:rPr>
+              <w:ind w:hanging="0" w:left="0" w:right="0"/>
+              <w:jc w:val="left"/>
+              <w:rPr/>
             </w:pPr>
             <w:r>
               <w:rPr>
@@ -17649,11 +17648,9 @@
               <w:widowControl/>
               <w:bidi w:val="0"/>
               <w:spacing w:lineRule="auto" w:line="360" w:before="0" w:after="0"/>
-              <w:ind w:firstLine="709" w:left="0" w:right="0"/>
-              <w:jc w:val="both"/>
-              <w:rPr>
-                <w:rFonts w:ascii="Times New Roman" w:hAnsi="Times New Roman"/>
-              </w:rPr>
+              <w:ind w:hanging="0" w:left="0" w:right="0"/>
+              <w:jc w:val="left"/>
+              <w:rPr/>
             </w:pPr>
             <w:r>
               <w:rPr>
@@ -17764,11 +17761,9 @@
               <w:widowControl/>
               <w:bidi w:val="0"/>
               <w:spacing w:lineRule="auto" w:line="360" w:before="0" w:after="0"/>
-              <w:ind w:firstLine="709" w:left="0" w:right="0"/>
-              <w:jc w:val="both"/>
-              <w:rPr>
-                <w:rFonts w:ascii="Times New Roman" w:hAnsi="Times New Roman"/>
-              </w:rPr>
+              <w:ind w:hanging="0" w:left="0" w:right="0"/>
+              <w:jc w:val="left"/>
+              <w:rPr/>
             </w:pPr>
             <w:r>
               <w:rPr>
@@ -17885,11 +17880,9 @@
               <w:widowControl/>
               <w:bidi w:val="0"/>
               <w:spacing w:lineRule="auto" w:line="360" w:before="0" w:after="0"/>
-              <w:ind w:firstLine="709" w:left="0" w:right="0"/>
-              <w:jc w:val="both"/>
-              <w:rPr>
-                <w:rFonts w:ascii="Times New Roman" w:hAnsi="Times New Roman"/>
-              </w:rPr>
+              <w:ind w:hanging="0" w:left="0" w:right="0"/>
+              <w:jc w:val="left"/>
+              <w:rPr/>
             </w:pPr>
             <w:r>
               <w:rPr>
@@ -20916,7 +20909,7 @@
         <w:pStyle w:val="BodyText"/>
         <w:widowControl/>
         <w:suppressAutoHyphens w:val="true"/>
-        <w:overflowPunct w:val="false"/>
+        <w:overflowPunct w:val="true"/>
         <w:bidi w:val="0"/>
         <w:spacing w:lineRule="auto" w:line="360" w:before="709" w:after="709"/>
         <w:ind w:firstLine="709" w:left="0" w:right="0"/>
@@ -20949,7 +20942,7 @@
         <w:pStyle w:val="BodyText"/>
         <w:widowControl/>
         <w:suppressAutoHyphens w:val="true"/>
-        <w:overflowPunct w:val="false"/>
+        <w:overflowPunct w:val="true"/>
         <w:bidi w:val="0"/>
         <w:spacing w:lineRule="auto" w:line="360" w:before="709" w:after="709"/>
         <w:ind w:firstLine="709" w:left="0" w:right="0"/>
@@ -20982,7 +20975,7 @@
         <w:pStyle w:val="BodyText"/>
         <w:widowControl/>
         <w:suppressAutoHyphens w:val="true"/>
-        <w:overflowPunct w:val="false"/>
+        <w:overflowPunct w:val="true"/>
         <w:bidi w:val="0"/>
         <w:spacing w:lineRule="auto" w:line="360" w:before="709" w:after="709"/>
         <w:ind w:firstLine="709" w:left="0" w:right="0"/>
@@ -21329,7 +21322,7 @@
         <w:pStyle w:val="BodyText"/>
         <w:widowControl/>
         <w:suppressAutoHyphens w:val="true"/>
-        <w:overflowPunct w:val="false"/>
+        <w:overflowPunct w:val="true"/>
         <w:bidi w:val="0"/>
         <w:spacing w:before="0" w:after="0"/>
         <w:ind w:firstLine="709" w:left="0" w:right="0"/>
@@ -36283,7 +36276,7 @@
         </w:rPr>
         <w:t xml:space="preserve">As comunidades são divididas por coleção, data do documento, títulos, assuntos, que dão direcionamento à pesquisa e leitura, sendo elas: Produção Científica IFPE; Recursos Educacionais; Teses e Dissertações; Trabalhos Acadêmicos e Técnicos. Esses materiais podem ser acessados gratuitamente por meio do site </w:t>
       </w:r>
-      <w:hyperlink r:id="rId11">
+      <w:hyperlink r:id="rId12">
         <w:r>
           <w:rPr>
             <w:rStyle w:val="Hyperlink"/>
@@ -39820,7 +39813,21 @@
 <w:hdr xmlns:o="urn:schemas-microsoft-com:office:office" xmlns:r="http://schemas.openxmlformats.org/officeDocument/2006/relationships" xmlns:v="urn:schemas-microsoft-com:vml" xmlns:w="http://schemas.openxmlformats.org/wordprocessingml/2006/main" xmlns:w10="urn:schemas-microsoft-com:office:word" xmlns:wp="http://schemas.openxmlformats.org/drawingml/2006/wordprocessingDrawing" xmlns:pic="http://schemas.openxmlformats.org/drawingml/2006/picture" xmlns:wps="http://schemas.microsoft.com/office/word/2010/wordprocessingShape" xmlns:wpg="http://schemas.microsoft.com/office/word/2010/wordprocessingGroup" xmlns:mc="http://schemas.openxmlformats.org/markup-compatibility/2006" xmlns:wp14="http://schemas.microsoft.com/office/word/2010/wordprocessingDrawing" xmlns:w14="http://schemas.microsoft.com/office/word/2010/wordml" xmlns:w15="http://schemas.microsoft.com/office/word/2012/wordml" mc:Ignorable="w14 wp14 w15">
   <w:p>
     <w:pPr>
-      <w:pStyle w:val="HeaderRight"/>
+      <w:pStyle w:val="Header"/>
+      <w:rPr/>
+    </w:pPr>
+    <w:r>
+      <w:rPr/>
+    </w:r>
+  </w:p>
+</w:hdr>
+</file>
+
+<file path=word/header2.xml><?xml version="1.0" encoding="utf-8"?>
+<w:hdr xmlns:o="urn:schemas-microsoft-com:office:office" xmlns:r="http://schemas.openxmlformats.org/officeDocument/2006/relationships" xmlns:v="urn:schemas-microsoft-com:vml" xmlns:w="http://schemas.openxmlformats.org/wordprocessingml/2006/main" xmlns:w10="urn:schemas-microsoft-com:office:word" xmlns:wp="http://schemas.openxmlformats.org/drawingml/2006/wordprocessingDrawing" xmlns:pic="http://schemas.openxmlformats.org/drawingml/2006/picture" xmlns:wps="http://schemas.microsoft.com/office/word/2010/wordprocessingShape" xmlns:wpg="http://schemas.microsoft.com/office/word/2010/wordprocessingGroup" xmlns:mc="http://schemas.openxmlformats.org/markup-compatibility/2006" xmlns:wp14="http://schemas.microsoft.com/office/word/2010/wordprocessingDrawing" xmlns:w14="http://schemas.microsoft.com/office/word/2010/wordml" xmlns:w15="http://schemas.microsoft.com/office/word/2012/wordml" mc:Ignorable="w14 wp14 w15">
+  <w:p>
+    <w:pPr>
+      <w:pStyle w:val="HeaderRightuser"/>
       <w:rPr/>
     </w:pPr>
     <w:bookmarkStart w:id="3" w:name="PageNumWizard_HEADER_Default_Page_Style2"/>
@@ -39838,7 +39845,7 @@
     </w:r>
     <w:r>
       <w:rPr/>
-      <w:t>2</w:t>
+      <w:t>55</w:t>
     </w:r>
     <w:r>
       <w:rPr/>
@@ -39849,11 +39856,11 @@
 </w:hdr>
 </file>
 
-<file path=word/header2.xml><?xml version="1.0" encoding="utf-8"?>
+<file path=word/header3.xml><?xml version="1.0" encoding="utf-8"?>
 <w:hdr xmlns:o="urn:schemas-microsoft-com:office:office" xmlns:r="http://schemas.openxmlformats.org/officeDocument/2006/relationships" xmlns:v="urn:schemas-microsoft-com:vml" xmlns:w="http://schemas.openxmlformats.org/wordprocessingml/2006/main" xmlns:w10="urn:schemas-microsoft-com:office:word" xmlns:wp="http://schemas.openxmlformats.org/drawingml/2006/wordprocessingDrawing" xmlns:pic="http://schemas.openxmlformats.org/drawingml/2006/picture" xmlns:wps="http://schemas.microsoft.com/office/word/2010/wordprocessingShape" xmlns:wpg="http://schemas.microsoft.com/office/word/2010/wordprocessingGroup" xmlns:mc="http://schemas.openxmlformats.org/markup-compatibility/2006" xmlns:wp14="http://schemas.microsoft.com/office/word/2010/wordprocessingDrawing" xmlns:w14="http://schemas.microsoft.com/office/word/2010/wordml" xmlns:w15="http://schemas.microsoft.com/office/word/2012/wordml" mc:Ignorable="w14 wp14 w15">
   <w:p>
     <w:pPr>
-      <w:pStyle w:val="HeaderLeft"/>
+      <w:pStyle w:val="HeaderLeftuser"/>
       <w:rPr/>
     </w:pPr>
     <w:r>
@@ -40642,7 +40649,7 @@
     <w:pPr>
       <w:widowControl/>
       <w:suppressAutoHyphens w:val="true"/>
-      <w:overflowPunct w:val="false"/>
+      <w:overflowPunct w:val="true"/>
       <w:bidi w:val="0"/>
       <w:spacing w:lineRule="auto" w:line="360" w:before="0" w:after="0"/>
       <w:ind w:firstLine="709"/>
@@ -40829,8 +40836,8 @@
     <w:qFormat/>
     <w:rPr/>
   </w:style>
-  <w:style w:type="character" w:styleId="Bullets">
-    <w:name w:val="Bullets"/>
+  <w:style w:type="character" w:styleId="Bulletsuser">
+    <w:name w:val="Bullets (user)"/>
     <w:qFormat/>
     <w:rPr>
       <w:rFonts w:ascii="OpenSymbol" w:hAnsi="OpenSymbol" w:eastAsia="OpenSymbol" w:cs="OpenSymbol"/>
@@ -41107,8 +41114,8 @@
       <w:smallCaps w:val="false"/>
     </w:rPr>
   </w:style>
-  <w:style w:type="paragraph" w:styleId="TableIndexHeadinguser">
-    <w:name w:val="Table Index Heading (user)"/>
+  <w:style w:type="paragraph" w:styleId="TableIndexHeading">
+    <w:name w:val="Table Index Heading"/>
     <w:basedOn w:val="IndexHeading"/>
     <w:qFormat/>
     <w:pPr>
@@ -41169,8 +41176,8 @@
       <w:smallCaps w:val="false"/>
     </w:rPr>
   </w:style>
-  <w:style w:type="paragraph" w:styleId="FooterLeft">
-    <w:name w:val="Footer Left"/>
+  <w:style w:type="paragraph" w:styleId="FooterLeftuser">
+    <w:name w:val="Footer Left (user)"/>
     <w:basedOn w:val="Footer"/>
     <w:qFormat/>
     <w:pPr>
@@ -41178,8 +41185,8 @@
     </w:pPr>
     <w:rPr/>
   </w:style>
-  <w:style w:type="paragraph" w:styleId="FooterRight">
-    <w:name w:val="Footer Right"/>
+  <w:style w:type="paragraph" w:styleId="FooterRightuser">
+    <w:name w:val="Footer Right (user)"/>
     <w:basedOn w:val="Footer"/>
     <w:qFormat/>
     <w:pPr>
@@ -41225,8 +41232,8 @@
       <w:smallCaps w:val="false"/>
     </w:rPr>
   </w:style>
-  <w:style w:type="paragraph" w:styleId="FrameContents">
-    <w:name w:val="Frame Contents"/>
+  <w:style w:type="paragraph" w:styleId="FrameContentsuser">
+    <w:name w:val="Frame Contents (user)"/>
     <w:basedOn w:val="Normal"/>
     <w:qFormat/>
     <w:pPr/>
@@ -41278,8 +41285,8 @@
       <w:caps/>
     </w:rPr>
   </w:style>
-  <w:style w:type="paragraph" w:styleId="HeaderLeft">
-    <w:name w:val="Header Left"/>
+  <w:style w:type="paragraph" w:styleId="HeaderLeftuser">
+    <w:name w:val="Header Left (user)"/>
     <w:basedOn w:val="Header"/>
     <w:qFormat/>
     <w:pPr>
@@ -41287,8 +41294,8 @@
     </w:pPr>
     <w:rPr/>
   </w:style>
-  <w:style w:type="paragraph" w:styleId="HeaderRight">
-    <w:name w:val="Header Right"/>
+  <w:style w:type="paragraph" w:styleId="HeaderRightuser">
+    <w:name w:val="Header Right (user)"/>
     <w:basedOn w:val="Header"/>
     <w:qFormat/>
     <w:pPr>

--- a/src/main/resources/ppc.docx
+++ b/src/main/resources/ppc.docx
@@ -3201,7 +3201,7 @@
               <w:pStyle w:val="TableHeading"/>
               <w:widowControl/>
               <w:suppressAutoHyphens w:val="true"/>
-              <w:overflowPunct w:val="true"/>
+              <w:overflowPunct w:val="false"/>
               <w:bidi w:val="0"/>
               <w:spacing w:lineRule="auto" w:line="331" w:before="120" w:after="0"/>
               <w:ind w:hanging="0" w:left="0" w:right="0"/>
@@ -13955,7 +13955,7 @@
         <w:widowControl/>
         <w:shd w:val="clear" w:fill="FFFFFF"/>
         <w:suppressAutoHyphens w:val="true"/>
-        <w:overflowPunct w:val="true"/>
+        <w:overflowPunct w:val="false"/>
         <w:bidi w:val="0"/>
         <w:spacing w:lineRule="auto" w:line="360" w:before="0" w:after="0"/>
         <w:ind w:firstLine="709" w:left="0" w:right="0"/>
@@ -16847,8 +16847,8 @@
           <w:rFonts w:ascii="Times New Roman" w:hAnsi="Times New Roman"/>
         </w:rPr>
       </w:pPr>
-      <w:bookmarkStart w:id="59" w:name="__DdeLink__3036_642834953"/>
-      <w:bookmarkStart w:id="60" w:name="__DdeLink__6479_642834953"/>
+      <w:bookmarkStart w:id="59" w:name="__DdeLink__6479_642834953"/>
+      <w:bookmarkStart w:id="60" w:name="__DdeLink__3036_642834953"/>
       <w:r>
         <w:rPr>
           <w:sz w:val="24"/>
@@ -18215,7 +18215,194 @@
                 <w:effect w:val="none"/>
                 <w:shd w:fill="auto" w:val="clear"/>
               </w:rPr>
-              <w:t>{{cht}}</w:t>
+              <w:t>{{cht</w:t>
+            </w:r>
+            <w:r>
+              <w:rPr>
+                <w:b/>
+                <w:i w:val="false"/>
+                <w:caps w:val="false"/>
+                <w:smallCaps w:val="false"/>
+                <w:strike w:val="false"/>
+                <w:dstrike w:val="false"/>
+                <w:color w:val="000000"/>
+                <w:sz w:val="24"/>
+                <w:szCs w:val="24"/>
+                <w:u w:val="none"/>
+                <w:effect w:val="none"/>
+                <w:shd w:fill="auto" w:val="clear"/>
+              </w:rPr>
+              <w:t>_</w:t>
+            </w:r>
+            <w:r>
+              <w:rPr>
+                <w:b/>
+                <w:i w:val="false"/>
+                <w:caps w:val="false"/>
+                <w:smallCaps w:val="false"/>
+                <w:strike w:val="false"/>
+                <w:dstrike w:val="false"/>
+                <w:color w:val="000000"/>
+                <w:sz w:val="24"/>
+                <w:szCs w:val="24"/>
+                <w:u w:val="none"/>
+                <w:effect w:val="none"/>
+                <w:shd w:fill="auto" w:val="clear"/>
+              </w:rPr>
+              <w:t>e</w:t>
+            </w:r>
+            <w:r>
+              <w:rPr>
+                <w:b/>
+                <w:i w:val="false"/>
+                <w:caps w:val="false"/>
+                <w:smallCaps w:val="false"/>
+                <w:strike w:val="false"/>
+                <w:dstrike w:val="false"/>
+                <w:color w:val="000000"/>
+                <w:sz w:val="24"/>
+                <w:szCs w:val="24"/>
+                <w:u w:val="none"/>
+                <w:effect w:val="none"/>
+                <w:shd w:fill="auto" w:val="clear"/>
+              </w:rPr>
+              <w:t>_</w:t>
+            </w:r>
+            <w:r>
+              <w:rPr>
+                <w:b/>
+                <w:i w:val="false"/>
+                <w:caps w:val="false"/>
+                <w:smallCaps w:val="false"/>
+                <w:strike w:val="false"/>
+                <w:dstrike w:val="false"/>
+                <w:color w:val="000000"/>
+                <w:sz w:val="24"/>
+                <w:szCs w:val="24"/>
+                <w:u w:val="none"/>
+                <w:effect w:val="none"/>
+                <w:shd w:fill="auto" w:val="clear"/>
+              </w:rPr>
+              <w:t>e</w:t>
+            </w:r>
+            <w:r>
+              <w:rPr>
+                <w:b/>
+                <w:i w:val="false"/>
+                <w:caps w:val="false"/>
+                <w:smallCaps w:val="false"/>
+                <w:strike w:val="false"/>
+                <w:dstrike w:val="false"/>
+                <w:color w:val="000000"/>
+                <w:sz w:val="24"/>
+                <w:szCs w:val="24"/>
+                <w:u w:val="none"/>
+                <w:effect w:val="none"/>
+                <w:shd w:fill="auto" w:val="clear"/>
+              </w:rPr>
+              <w:t>s</w:t>
+            </w:r>
+            <w:r>
+              <w:rPr>
+                <w:b/>
+                <w:i w:val="false"/>
+                <w:caps w:val="false"/>
+                <w:smallCaps w:val="false"/>
+                <w:strike w:val="false"/>
+                <w:dstrike w:val="false"/>
+                <w:color w:val="000000"/>
+                <w:sz w:val="24"/>
+                <w:szCs w:val="24"/>
+                <w:u w:val="none"/>
+                <w:effect w:val="none"/>
+                <w:shd w:fill="auto" w:val="clear"/>
+              </w:rPr>
+              <w:t>t</w:t>
+            </w:r>
+            <w:r>
+              <w:rPr>
+                <w:b/>
+                <w:i w:val="false"/>
+                <w:caps w:val="false"/>
+                <w:smallCaps w:val="false"/>
+                <w:strike w:val="false"/>
+                <w:dstrike w:val="false"/>
+                <w:color w:val="000000"/>
+                <w:sz w:val="24"/>
+                <w:szCs w:val="24"/>
+                <w:u w:val="none"/>
+                <w:effect w:val="none"/>
+                <w:shd w:fill="auto" w:val="clear"/>
+              </w:rPr>
+              <w:t>a</w:t>
+            </w:r>
+            <w:r>
+              <w:rPr>
+                <w:b/>
+                <w:i w:val="false"/>
+                <w:caps w:val="false"/>
+                <w:smallCaps w:val="false"/>
+                <w:strike w:val="false"/>
+                <w:dstrike w:val="false"/>
+                <w:color w:val="000000"/>
+                <w:sz w:val="24"/>
+                <w:szCs w:val="24"/>
+                <w:u w:val="none"/>
+                <w:effect w:val="none"/>
+                <w:shd w:fill="auto" w:val="clear"/>
+              </w:rPr>
+              <w:t>g</w:t>
+            </w:r>
+            <w:r>
+              <w:rPr>
+                <w:b/>
+                <w:i w:val="false"/>
+                <w:caps w:val="false"/>
+                <w:smallCaps w:val="false"/>
+                <w:strike w:val="false"/>
+                <w:dstrike w:val="false"/>
+                <w:color w:val="000000"/>
+                <w:sz w:val="24"/>
+                <w:szCs w:val="24"/>
+                <w:u w:val="none"/>
+                <w:effect w:val="none"/>
+                <w:shd w:fill="auto" w:val="clear"/>
+              </w:rPr>
+              <w:t>i</w:t>
+            </w:r>
+            <w:r>
+              <w:rPr>
+                <w:b/>
+                <w:i w:val="false"/>
+                <w:caps w:val="false"/>
+                <w:smallCaps w:val="false"/>
+                <w:strike w:val="false"/>
+                <w:dstrike w:val="false"/>
+                <w:color w:val="000000"/>
+                <w:sz w:val="24"/>
+                <w:szCs w:val="24"/>
+                <w:u w:val="none"/>
+                <w:effect w:val="none"/>
+                <w:shd w:fill="auto" w:val="clear"/>
+              </w:rPr>
+              <w:t>o</w:t>
+            </w:r>
+            <w:r>
+              <w:rPr>
+                <w:b/>
+                <w:i w:val="false"/>
+                <w:caps w:val="false"/>
+                <w:smallCaps w:val="false"/>
+                <w:strike w:val="false"/>
+                <w:dstrike w:val="false"/>
+                <w:color w:val="000000"/>
+                <w:sz w:val="24"/>
+                <w:szCs w:val="24"/>
+                <w:u w:val="none"/>
+                <w:effect w:val="none"/>
+                <w:shd w:fill="auto" w:val="clear"/>
+              </w:rPr>
+              <w:t>}}</w:t>
             </w:r>
           </w:p>
         </w:tc>
@@ -20909,7 +21096,7 @@
         <w:pStyle w:val="BodyText"/>
         <w:widowControl/>
         <w:suppressAutoHyphens w:val="true"/>
-        <w:overflowPunct w:val="true"/>
+        <w:overflowPunct w:val="false"/>
         <w:bidi w:val="0"/>
         <w:spacing w:lineRule="auto" w:line="360" w:before="709" w:after="709"/>
         <w:ind w:firstLine="709" w:left="0" w:right="0"/>
@@ -20942,7 +21129,7 @@
         <w:pStyle w:val="BodyText"/>
         <w:widowControl/>
         <w:suppressAutoHyphens w:val="true"/>
-        <w:overflowPunct w:val="true"/>
+        <w:overflowPunct w:val="false"/>
         <w:bidi w:val="0"/>
         <w:spacing w:lineRule="auto" w:line="360" w:before="709" w:after="709"/>
         <w:ind w:firstLine="709" w:left="0" w:right="0"/>
@@ -20975,7 +21162,7 @@
         <w:pStyle w:val="BodyText"/>
         <w:widowControl/>
         <w:suppressAutoHyphens w:val="true"/>
-        <w:overflowPunct w:val="true"/>
+        <w:overflowPunct w:val="false"/>
         <w:bidi w:val="0"/>
         <w:spacing w:lineRule="auto" w:line="360" w:before="709" w:after="709"/>
         <w:ind w:firstLine="709" w:left="0" w:right="0"/>
@@ -21322,7 +21509,7 @@
         <w:pStyle w:val="BodyText"/>
         <w:widowControl/>
         <w:suppressAutoHyphens w:val="true"/>
-        <w:overflowPunct w:val="true"/>
+        <w:overflowPunct w:val="false"/>
         <w:bidi w:val="0"/>
         <w:spacing w:before="0" w:after="0"/>
         <w:ind w:firstLine="709" w:left="0" w:right="0"/>
@@ -39827,7 +40014,7 @@
 <w:hdr xmlns:o="urn:schemas-microsoft-com:office:office" xmlns:r="http://schemas.openxmlformats.org/officeDocument/2006/relationships" xmlns:v="urn:schemas-microsoft-com:vml" xmlns:w="http://schemas.openxmlformats.org/wordprocessingml/2006/main" xmlns:w10="urn:schemas-microsoft-com:office:word" xmlns:wp="http://schemas.openxmlformats.org/drawingml/2006/wordprocessingDrawing" xmlns:pic="http://schemas.openxmlformats.org/drawingml/2006/picture" xmlns:wps="http://schemas.microsoft.com/office/word/2010/wordprocessingShape" xmlns:wpg="http://schemas.microsoft.com/office/word/2010/wordprocessingGroup" xmlns:mc="http://schemas.openxmlformats.org/markup-compatibility/2006" xmlns:wp14="http://schemas.microsoft.com/office/word/2010/wordprocessingDrawing" xmlns:w14="http://schemas.microsoft.com/office/word/2010/wordml" xmlns:w15="http://schemas.microsoft.com/office/word/2012/wordml" mc:Ignorable="w14 wp14 w15">
   <w:p>
     <w:pPr>
-      <w:pStyle w:val="HeaderRightuser"/>
+      <w:pStyle w:val="HeaderRight"/>
       <w:rPr/>
     </w:pPr>
     <w:bookmarkStart w:id="3" w:name="PageNumWizard_HEADER_Default_Page_Style2"/>
@@ -39845,7 +40032,7 @@
     </w:r>
     <w:r>
       <w:rPr/>
-      <w:t>55</w:t>
+      <w:t>34</w:t>
     </w:r>
     <w:r>
       <w:rPr/>
@@ -39860,7 +40047,7 @@
 <w:hdr xmlns:o="urn:schemas-microsoft-com:office:office" xmlns:r="http://schemas.openxmlformats.org/officeDocument/2006/relationships" xmlns:v="urn:schemas-microsoft-com:vml" xmlns:w="http://schemas.openxmlformats.org/wordprocessingml/2006/main" xmlns:w10="urn:schemas-microsoft-com:office:word" xmlns:wp="http://schemas.openxmlformats.org/drawingml/2006/wordprocessingDrawing" xmlns:pic="http://schemas.openxmlformats.org/drawingml/2006/picture" xmlns:wps="http://schemas.microsoft.com/office/word/2010/wordprocessingShape" xmlns:wpg="http://schemas.microsoft.com/office/word/2010/wordprocessingGroup" xmlns:mc="http://schemas.openxmlformats.org/markup-compatibility/2006" xmlns:wp14="http://schemas.microsoft.com/office/word/2010/wordprocessingDrawing" xmlns:w14="http://schemas.microsoft.com/office/word/2010/wordml" xmlns:w15="http://schemas.microsoft.com/office/word/2012/wordml" mc:Ignorable="w14 wp14 w15">
   <w:p>
     <w:pPr>
-      <w:pStyle w:val="HeaderLeftuser"/>
+      <w:pStyle w:val="HeaderLeft"/>
       <w:rPr/>
     </w:pPr>
     <w:r>
@@ -40649,7 +40836,7 @@
     <w:pPr>
       <w:widowControl/>
       <w:suppressAutoHyphens w:val="true"/>
-      <w:overflowPunct w:val="true"/>
+      <w:overflowPunct w:val="false"/>
       <w:bidi w:val="0"/>
       <w:spacing w:lineRule="auto" w:line="360" w:before="0" w:after="0"/>
       <w:ind w:firstLine="709"/>
@@ -40836,8 +41023,8 @@
     <w:qFormat/>
     <w:rPr/>
   </w:style>
-  <w:style w:type="character" w:styleId="Bulletsuser">
-    <w:name w:val="Bullets (user)"/>
+  <w:style w:type="character" w:styleId="Bullets">
+    <w:name w:val="Bullets"/>
     <w:qFormat/>
     <w:rPr>
       <w:rFonts w:ascii="OpenSymbol" w:hAnsi="OpenSymbol" w:eastAsia="OpenSymbol" w:cs="OpenSymbol"/>
@@ -41114,8 +41301,8 @@
       <w:smallCaps w:val="false"/>
     </w:rPr>
   </w:style>
-  <w:style w:type="paragraph" w:styleId="TableIndexHeading">
-    <w:name w:val="Table Index Heading"/>
+  <w:style w:type="paragraph" w:styleId="TableIndexHeadinguser">
+    <w:name w:val="Table Index Heading (user)"/>
     <w:basedOn w:val="IndexHeading"/>
     <w:qFormat/>
     <w:pPr>
@@ -41176,8 +41363,8 @@
       <w:smallCaps w:val="false"/>
     </w:rPr>
   </w:style>
-  <w:style w:type="paragraph" w:styleId="FooterLeftuser">
-    <w:name w:val="Footer Left (user)"/>
+  <w:style w:type="paragraph" w:styleId="FooterLeft">
+    <w:name w:val="Footer Left"/>
     <w:basedOn w:val="Footer"/>
     <w:qFormat/>
     <w:pPr>
@@ -41185,8 +41372,8 @@
     </w:pPr>
     <w:rPr/>
   </w:style>
-  <w:style w:type="paragraph" w:styleId="FooterRightuser">
-    <w:name w:val="Footer Right (user)"/>
+  <w:style w:type="paragraph" w:styleId="FooterRight">
+    <w:name w:val="Footer Right"/>
     <w:basedOn w:val="Footer"/>
     <w:qFormat/>
     <w:pPr>
@@ -41232,8 +41419,8 @@
       <w:smallCaps w:val="false"/>
     </w:rPr>
   </w:style>
-  <w:style w:type="paragraph" w:styleId="FrameContentsuser">
-    <w:name w:val="Frame Contents (user)"/>
+  <w:style w:type="paragraph" w:styleId="FrameContents">
+    <w:name w:val="Frame Contents"/>
     <w:basedOn w:val="Normal"/>
     <w:qFormat/>
     <w:pPr/>
@@ -41285,8 +41472,8 @@
       <w:caps/>
     </w:rPr>
   </w:style>
-  <w:style w:type="paragraph" w:styleId="HeaderLeftuser">
-    <w:name w:val="Header Left (user)"/>
+  <w:style w:type="paragraph" w:styleId="HeaderLeft">
+    <w:name w:val="Header Left"/>
     <w:basedOn w:val="Header"/>
     <w:qFormat/>
     <w:pPr>
@@ -41294,8 +41481,8 @@
     </w:pPr>
     <w:rPr/>
   </w:style>
-  <w:style w:type="paragraph" w:styleId="HeaderRightuser">
-    <w:name w:val="Header Right (user)"/>
+  <w:style w:type="paragraph" w:styleId="HeaderRight">
+    <w:name w:val="Header Right"/>
     <w:basedOn w:val="Header"/>
     <w:qFormat/>
     <w:pPr>

--- a/src/main/resources/ppc.docx
+++ b/src/main/resources/ppc.docx
@@ -18190,6 +18190,48 @@
           </w:tcPr>
           <w:p>
             <w:pPr>
+              <w:pStyle w:val="BodyText"/>
+              <w:widowControl/>
+              <w:suppressAutoHyphens w:val="true"/>
+              <w:overflowPunct w:val="false"/>
+              <w:bidi w:val="0"/>
+              <w:ind w:firstLine="709" w:left="0" w:right="121"/>
+              <w:rPr>
+                <w:rFonts w:ascii="Times New Roman" w:hAnsi="Times New Roman" w:eastAsia="Noto Serif CJK SC" w:cs="FreeSans"/>
+                <w:b w:val="false"/>
+                <w:color w:val="auto"/>
+                <w:kern w:val="2"/>
+                <w:sz w:val="24"/>
+                <w:szCs w:val="24"/>
+                <w:lang w:val="pt-BR" w:eastAsia="zh-CN" w:bidi="hi-IN"/>
+              </w:rPr>
+            </w:pPr>
+            <w:r>
+              <w:rPr>
+                <w:rFonts w:eastAsia="Noto Serif CJK SC" w:cs="FreeSans"/>
+                <w:b w:val="false"/>
+                <w:color w:val="auto"/>
+                <w:kern w:val="2"/>
+                <w:sz w:val="24"/>
+                <w:szCs w:val="24"/>
+                <w:lang w:val="pt-BR" w:eastAsia="zh-CN" w:bidi="hi-IN"/>
+              </w:rPr>
+              <w:t>{{cht_e_estagio}}</w:t>
+            </w:r>
+          </w:p>
+        </w:tc>
+        <w:tc>
+          <w:tcPr>
+            <w:tcW w:w="3060" w:type="dxa"/>
+            <w:tcBorders>
+              <w:left w:val="single" w:sz="8" w:space="0" w:color="000000"/>
+              <w:bottom w:val="single" w:sz="8" w:space="0" w:color="000000"/>
+              <w:right w:val="single" w:sz="8" w:space="0" w:color="000000"/>
+            </w:tcBorders>
+            <w:vAlign w:val="center"/>
+          </w:tcPr>
+          <w:p>
+            <w:pPr>
               <w:pStyle w:val="TableContents"/>
               <w:widowControl/>
               <w:bidi w:val="0"/>
@@ -18197,240 +18239,14 @@
               <w:ind w:firstLine="709" w:left="0" w:right="0"/>
               <w:jc w:val="both"/>
               <w:rPr>
-                <w:rFonts w:ascii="Times New Roman" w:hAnsi="Times New Roman"/>
-              </w:rPr>
-            </w:pPr>
-            <w:r>
-              <w:rPr>
-                <w:b/>
-                <w:i w:val="false"/>
-                <w:caps w:val="false"/>
-                <w:smallCaps w:val="false"/>
-                <w:strike w:val="false"/>
-                <w:dstrike w:val="false"/>
-                <w:color w:val="000000"/>
-                <w:sz w:val="24"/>
-                <w:szCs w:val="24"/>
-                <w:u w:val="none"/>
-                <w:effect w:val="none"/>
-                <w:shd w:fill="auto" w:val="clear"/>
-              </w:rPr>
-              <w:t>{{cht</w:t>
-            </w:r>
-            <w:r>
-              <w:rPr>
-                <w:b/>
-                <w:i w:val="false"/>
-                <w:caps w:val="false"/>
-                <w:smallCaps w:val="false"/>
-                <w:strike w:val="false"/>
-                <w:dstrike w:val="false"/>
-                <w:color w:val="000000"/>
-                <w:sz w:val="24"/>
-                <w:szCs w:val="24"/>
-                <w:u w:val="none"/>
-                <w:effect w:val="none"/>
-                <w:shd w:fill="auto" w:val="clear"/>
-              </w:rPr>
-              <w:t>_</w:t>
-            </w:r>
-            <w:r>
-              <w:rPr>
-                <w:b/>
-                <w:i w:val="false"/>
-                <w:caps w:val="false"/>
-                <w:smallCaps w:val="false"/>
-                <w:strike w:val="false"/>
-                <w:dstrike w:val="false"/>
-                <w:color w:val="000000"/>
-                <w:sz w:val="24"/>
-                <w:szCs w:val="24"/>
-                <w:u w:val="none"/>
-                <w:effect w:val="none"/>
-                <w:shd w:fill="auto" w:val="clear"/>
-              </w:rPr>
-              <w:t>e</w:t>
-            </w:r>
-            <w:r>
-              <w:rPr>
-                <w:b/>
-                <w:i w:val="false"/>
-                <w:caps w:val="false"/>
-                <w:smallCaps w:val="false"/>
-                <w:strike w:val="false"/>
-                <w:dstrike w:val="false"/>
-                <w:color w:val="000000"/>
-                <w:sz w:val="24"/>
-                <w:szCs w:val="24"/>
-                <w:u w:val="none"/>
-                <w:effect w:val="none"/>
-                <w:shd w:fill="auto" w:val="clear"/>
-              </w:rPr>
-              <w:t>_</w:t>
-            </w:r>
-            <w:r>
-              <w:rPr>
-                <w:b/>
-                <w:i w:val="false"/>
-                <w:caps w:val="false"/>
-                <w:smallCaps w:val="false"/>
-                <w:strike w:val="false"/>
-                <w:dstrike w:val="false"/>
-                <w:color w:val="000000"/>
-                <w:sz w:val="24"/>
-                <w:szCs w:val="24"/>
-                <w:u w:val="none"/>
-                <w:effect w:val="none"/>
-                <w:shd w:fill="auto" w:val="clear"/>
-              </w:rPr>
-              <w:t>e</w:t>
-            </w:r>
-            <w:r>
-              <w:rPr>
-                <w:b/>
-                <w:i w:val="false"/>
-                <w:caps w:val="false"/>
-                <w:smallCaps w:val="false"/>
-                <w:strike w:val="false"/>
-                <w:dstrike w:val="false"/>
-                <w:color w:val="000000"/>
-                <w:sz w:val="24"/>
-                <w:szCs w:val="24"/>
-                <w:u w:val="none"/>
-                <w:effect w:val="none"/>
-                <w:shd w:fill="auto" w:val="clear"/>
-              </w:rPr>
-              <w:t>s</w:t>
-            </w:r>
-            <w:r>
-              <w:rPr>
-                <w:b/>
-                <w:i w:val="false"/>
-                <w:caps w:val="false"/>
-                <w:smallCaps w:val="false"/>
-                <w:strike w:val="false"/>
-                <w:dstrike w:val="false"/>
-                <w:color w:val="000000"/>
-                <w:sz w:val="24"/>
-                <w:szCs w:val="24"/>
-                <w:u w:val="none"/>
-                <w:effect w:val="none"/>
-                <w:shd w:fill="auto" w:val="clear"/>
-              </w:rPr>
-              <w:t>t</w:t>
-            </w:r>
-            <w:r>
-              <w:rPr>
-                <w:b/>
-                <w:i w:val="false"/>
-                <w:caps w:val="false"/>
-                <w:smallCaps w:val="false"/>
-                <w:strike w:val="false"/>
-                <w:dstrike w:val="false"/>
-                <w:color w:val="000000"/>
-                <w:sz w:val="24"/>
-                <w:szCs w:val="24"/>
-                <w:u w:val="none"/>
-                <w:effect w:val="none"/>
-                <w:shd w:fill="auto" w:val="clear"/>
-              </w:rPr>
-              <w:t>a</w:t>
-            </w:r>
-            <w:r>
-              <w:rPr>
-                <w:b/>
-                <w:i w:val="false"/>
-                <w:caps w:val="false"/>
-                <w:smallCaps w:val="false"/>
-                <w:strike w:val="false"/>
-                <w:dstrike w:val="false"/>
-                <w:color w:val="000000"/>
-                <w:sz w:val="24"/>
-                <w:szCs w:val="24"/>
-                <w:u w:val="none"/>
-                <w:effect w:val="none"/>
-                <w:shd w:fill="auto" w:val="clear"/>
-              </w:rPr>
-              <w:t>g</w:t>
-            </w:r>
-            <w:r>
-              <w:rPr>
-                <w:b/>
-                <w:i w:val="false"/>
-                <w:caps w:val="false"/>
-                <w:smallCaps w:val="false"/>
-                <w:strike w:val="false"/>
-                <w:dstrike w:val="false"/>
-                <w:color w:val="000000"/>
-                <w:sz w:val="24"/>
-                <w:szCs w:val="24"/>
-                <w:u w:val="none"/>
-                <w:effect w:val="none"/>
-                <w:shd w:fill="auto" w:val="clear"/>
-              </w:rPr>
-              <w:t>i</w:t>
-            </w:r>
-            <w:r>
-              <w:rPr>
-                <w:b/>
-                <w:i w:val="false"/>
-                <w:caps w:val="false"/>
-                <w:smallCaps w:val="false"/>
-                <w:strike w:val="false"/>
-                <w:dstrike w:val="false"/>
-                <w:color w:val="000000"/>
-                <w:sz w:val="24"/>
-                <w:szCs w:val="24"/>
-                <w:u w:val="none"/>
-                <w:effect w:val="none"/>
-                <w:shd w:fill="auto" w:val="clear"/>
-              </w:rPr>
-              <w:t>o</w:t>
-            </w:r>
-            <w:r>
-              <w:rPr>
-                <w:b/>
-                <w:i w:val="false"/>
-                <w:caps w:val="false"/>
-                <w:smallCaps w:val="false"/>
-                <w:strike w:val="false"/>
-                <w:dstrike w:val="false"/>
-                <w:color w:val="000000"/>
-                <w:sz w:val="24"/>
-                <w:szCs w:val="24"/>
-                <w:u w:val="none"/>
-                <w:effect w:val="none"/>
-                <w:shd w:fill="auto" w:val="clear"/>
-              </w:rPr>
-              <w:t>}}</w:t>
-            </w:r>
-          </w:p>
-        </w:tc>
-        <w:tc>
-          <w:tcPr>
-            <w:tcW w:w="3060" w:type="dxa"/>
-            <w:tcBorders>
-              <w:left w:val="single" w:sz="8" w:space="0" w:color="000000"/>
-              <w:bottom w:val="single" w:sz="8" w:space="0" w:color="000000"/>
-              <w:right w:val="single" w:sz="8" w:space="0" w:color="000000"/>
-            </w:tcBorders>
-            <w:vAlign w:val="center"/>
-          </w:tcPr>
-          <w:p>
-            <w:pPr>
-              <w:pStyle w:val="TableContents"/>
-              <w:widowControl/>
-              <w:bidi w:val="0"/>
-              <w:spacing w:lineRule="auto" w:line="360" w:before="0" w:after="0"/>
-              <w:ind w:firstLine="709" w:left="0" w:right="0"/>
-              <w:jc w:val="both"/>
-              <w:rPr>
-                <w:rFonts w:ascii="Times New Roman" w:hAnsi="Times New Roman"/>
-              </w:rPr>
-            </w:pPr>
-            <w:r>
-              <w:rPr>
-                <w:b/>
+                <w:b w:val="false"/>
+                <w:bCs w:val="false"/>
+              </w:rPr>
+            </w:pPr>
+            <w:r>
+              <w:rPr>
+                <w:b w:val="false"/>
+                <w:bCs w:val="false"/>
                 <w:i w:val="false"/>
                 <w:caps w:val="false"/>
                 <w:smallCaps w:val="false"/>
@@ -40032,7 +39848,7 @@
     </w:r>
     <w:r>
       <w:rPr/>
-      <w:t>34</w:t>
+      <w:t>33</w:t>
     </w:r>
     <w:r>
       <w:rPr/>

--- a/src/main/resources/ppc.docx
+++ b/src/main/resources/ppc.docx
@@ -2976,6 +2976,7 @@
           <w:numId w:val="1"/>
         </w:numPr>
         <w:spacing w:before="0" w:after="120"/>
+        <w:ind w:hanging="0" w:left="0"/>
         <w:rPr>
           <w:rFonts w:ascii="Times New Roman" w:hAnsi="Times New Roman"/>
         </w:rPr>
@@ -2995,17 +2996,13 @@
       <w:pPr>
         <w:pStyle w:val="BodyText"/>
         <w:spacing w:before="0" w:after="120"/>
-        <w:rPr>
-          <w:rFonts w:ascii="Times New Roman" w:hAnsi="Times New Roman"/>
-          <w:sz w:val="24"/>
-          <w:szCs w:val="24"/>
-        </w:rPr>
-      </w:pPr>
-      <w:r>
-        <w:rPr>
-          <w:sz w:val="24"/>
-          <w:szCs w:val="24"/>
-        </w:rPr>
+        <w:ind w:hanging="0" w:left="0"/>
+        <w:rPr>
+          <w:rFonts w:ascii="Times New Roman" w:hAnsi="Times New Roman"/>
+        </w:rPr>
+      </w:pPr>
+      <w:r>
+        <w:rPr/>
       </w:r>
     </w:p>
     <w:p>
@@ -3015,6 +3012,8 @@
           <w:ilvl w:val="0"/>
           <w:numId w:val="1"/>
         </w:numPr>
+        <w:spacing w:before="0" w:after="0"/>
+        <w:ind w:hanging="0" w:left="0"/>
         <w:rPr>
           <w:rFonts w:ascii="Times New Roman" w:hAnsi="Times New Roman"/>
         </w:rPr>
@@ -3033,17 +3032,14 @@
     <w:p>
       <w:pPr>
         <w:pStyle w:val="BodyText"/>
-        <w:rPr>
-          <w:rFonts w:ascii="Times New Roman" w:hAnsi="Times New Roman"/>
-          <w:sz w:val="24"/>
-          <w:szCs w:val="24"/>
-        </w:rPr>
-      </w:pPr>
-      <w:r>
-        <w:rPr>
-          <w:sz w:val="24"/>
-          <w:szCs w:val="24"/>
-        </w:rPr>
+        <w:spacing w:before="0" w:after="0"/>
+        <w:ind w:hanging="0" w:left="0"/>
+        <w:rPr>
+          <w:rFonts w:ascii="Times New Roman" w:hAnsi="Times New Roman"/>
+        </w:rPr>
+      </w:pPr>
+      <w:r>
+        <w:rPr/>
       </w:r>
     </w:p>
     <w:p>
@@ -3053,6 +3049,7 @@
           <w:ilvl w:val="1"/>
           <w:numId w:val="1"/>
         </w:numPr>
+        <w:ind w:hanging="0" w:left="0"/>
         <w:rPr>
           <w:rFonts w:ascii="Times New Roman" w:hAnsi="Times New Roman"/>
         </w:rPr>
@@ -3061,7 +3058,6 @@
       <w:bookmarkEnd w:id="2"/>
       <w:r>
         <w:rPr>
-          <w:rFonts w:ascii="Times New Roman" w:hAnsi="Times New Roman"/>
           <w:sz w:val="24"/>
           <w:szCs w:val="24"/>
         </w:rPr>
@@ -4120,6 +4116,7 @@
           <w:ilvl w:val="1"/>
           <w:numId w:val="1"/>
         </w:numPr>
+        <w:ind w:hanging="0" w:left="0"/>
         <w:rPr>
           <w:rFonts w:ascii="Times New Roman" w:hAnsi="Times New Roman"/>
         </w:rPr>
@@ -4128,7 +4125,6 @@
       <w:bookmarkEnd w:id="4"/>
       <w:r>
         <w:rPr>
-          <w:rFonts w:ascii="Times New Roman" w:hAnsi="Times New Roman"/>
           <w:sz w:val="24"/>
           <w:szCs w:val="24"/>
         </w:rPr>
@@ -5254,15 +5250,13 @@
           <w:ilvl w:val="1"/>
           <w:numId w:val="1"/>
         </w:numPr>
-        <w:rPr>
-          <w:rFonts w:ascii="Times New Roman" w:hAnsi="Times New Roman"/>
-        </w:rPr>
+        <w:ind w:hanging="0" w:left="0"/>
+        <w:rPr/>
       </w:pPr>
       <w:bookmarkStart w:id="5" w:name="__RefHeading___Toc3351_1736451874"/>
       <w:bookmarkEnd w:id="5"/>
       <w:r>
         <w:rPr>
-          <w:rFonts w:ascii="Times New Roman" w:hAnsi="Times New Roman"/>
           <w:sz w:val="24"/>
           <w:szCs w:val="24"/>
         </w:rPr>
@@ -10526,7 +10520,7 @@
           <w:numId w:val="1"/>
         </w:numPr>
         <w:spacing w:lineRule="auto" w:line="360" w:before="0" w:after="0"/>
-        <w:ind w:firstLine="709" w:left="0" w:right="0"/>
+        <w:ind w:hanging="0" w:left="0" w:right="0"/>
         <w:jc w:val="both"/>
         <w:rPr>
           <w:rFonts w:ascii="Times New Roman" w:hAnsi="Times New Roman"/>
@@ -10645,7 +10639,6 @@
           <w:effect w:val="none"/>
           <w:shd w:fill="auto" w:val="clear"/>
         </w:rPr>
-        <w:tab/>
         <w:t>Entre 1959 e 1971, o ensino industrial passou por uma fase de ampliação e reformulação, marcada por leis que sinalizavam uma política de valorização da educação técnica. Existia-se o favorecimento à estrutura do ensino industrial, que foram reorganizados pelo sistema educacional; as legislações focaram na expansão e melhoria do ensino, o que possibilitou maior formação ao âmbito técnico e profissional. Nesse cenário, a Escola reafirmou seu compromisso com a formação profissional, atuando de forma relevante para a região e o país. </w:t>
       </w:r>
     </w:p>
@@ -10675,7 +10668,6 @@
           <w:effect w:val="none"/>
           <w:shd w:fill="auto" w:val="clear"/>
         </w:rPr>
-        <w:tab/>
         <w:t>Durante sua trajetória, a Escola de Ensino Industrial do Recife passou por várias denominações, refletindo as mudanças educacionais e políticas do período: “Escola de Aprendizes Artífices”, “Liceu Industrial de Pernambuco”, “Escola Técnica do Recife” e, por fim, “Escola Técnica Federal de Pernambuco (ETFPE)”. Sua sede também mudou ao longo do tempo: entre 1910 e 1923, funcionou no antigo Mercado Delmiro Gouveia (atual Quartel da PM, no Derby); depois, no antigo Ginásio Pernambucano (Rua da Aurora); e, a partir de 1933, foi transferida para a Rua Henrique Dias, sendo inaugurada oficialmente em 18 de maio de 1934 por Getúlio Vargas. Atualmente, a instituição está localizada na Av. Professor Luiz Freire, no bairro da Cidade Universitária, Recife, consolidando-se como Instituto Federal de Educação, Ciência e Tecnologia de Pernambuco (IFPE). </w:t>
       </w:r>
     </w:p>
@@ -10734,7 +10726,6 @@
           <w:effect w:val="none"/>
           <w:shd w:fill="auto" w:val="clear"/>
         </w:rPr>
-        <w:tab/>
         <w:t>Com a criação da Rede Federal de Educação Profissional, Científica e Tecnológica e dos Institutos Federais de Educação, Ciência e Tecnologia, consolidou-se a missão de ofertar educação profissional e tecnológica em todos os níveis, promovendo sua integração com a educação básica e superior, com base em processos educativos, investigativos e inclusivos. O Instituto Federal de Pernambuco (IFPE), alinhado a esse propósito, reafirma seu compromisso com a formação integral do ser humano e com o desenvolvimento sustentável da sociedade, pautado na indissociabilidade entre Ensino, Pesquisa e Extensão. Essas finalidades estão diretamente conectadas às metas do Plano Nacional de Educação (PNE), que conferiu ao PNE caráter constitucional e determinou sua obrigatoriedade como referência para os planos plurianuais, reforçando o papel estratégico dos Institutos Federais no avanço da educação pública de qualidade no Brasil.</w:t>
       </w:r>
     </w:p>
@@ -10764,7 +10755,7 @@
           <w:numId w:val="1"/>
         </w:numPr>
         <w:spacing w:lineRule="auto" w:line="360" w:before="0" w:after="0"/>
-        <w:ind w:firstLine="709" w:left="0" w:right="0"/>
+        <w:ind w:hanging="0" w:left="0" w:right="0"/>
         <w:jc w:val="both"/>
         <w:rPr>
           <w:rFonts w:ascii="Times New Roman" w:hAnsi="Times New Roman"/>
@@ -10798,6 +10789,35 @@
           <w:sz w:val="24"/>
           <w:szCs w:val="24"/>
         </w:rPr>
+      </w:r>
+    </w:p>
+    <w:p>
+      <w:pPr>
+        <w:pStyle w:val="BodyText"/>
+        <w:rPr>
+          <w:rFonts w:ascii="Times New Roman" w:hAnsi="Times New Roman"/>
+        </w:rPr>
+      </w:pPr>
+      <w:r>
+        <w:rPr/>
+        <w:t>@@historico_do_campus@@</w:t>
+      </w:r>
+    </w:p>
+    <w:p>
+      <w:pPr>
+        <w:pStyle w:val="BodyText"/>
+        <w:widowControl/>
+        <w:suppressAutoHyphens w:val="true"/>
+        <w:bidi w:val="0"/>
+        <w:spacing w:lineRule="auto" w:line="360" w:before="0" w:after="0"/>
+        <w:ind w:hanging="0" w:left="0" w:right="0"/>
+        <w:jc w:val="both"/>
+        <w:rPr>
+          <w:rFonts w:ascii="Times New Roman" w:hAnsi="Times New Roman"/>
+        </w:rPr>
+      </w:pPr>
+      <w:r>
+        <w:rPr/>
       </w:r>
     </w:p>
     <w:p>
@@ -10826,100 +10846,6 @@
           <w:szCs w:val="24"/>
           <w:u w:val="none"/>
           <w:effect w:val="none"/>
-          <w:shd w:fill="auto" w:val="clear"/>
-          <w:lang w:val="pt-BR" w:eastAsia="zh-CN" w:bidi="hi-IN"/>
-        </w:rPr>
-        <w:t>$$historico_do_campus$$</w:t>
-      </w:r>
-    </w:p>
-    <w:p>
-      <w:pPr>
-        <w:pStyle w:val="BodyText"/>
-        <w:widowControl/>
-        <w:suppressAutoHyphens w:val="true"/>
-        <w:bidi w:val="0"/>
-        <w:spacing w:lineRule="auto" w:line="360" w:before="0" w:after="0"/>
-        <w:ind w:firstLine="709" w:left="0" w:right="0"/>
-        <w:jc w:val="both"/>
-        <w:rPr>
-          <w:rFonts w:ascii="Times New Roman" w:hAnsi="Times New Roman" w:eastAsia="Noto Serif CJK SC" w:cs="FreeSans"/>
-          <w:b w:val="false"/>
-          <w:i w:val="false"/>
-          <w:i w:val="false"/>
-          <w:strike w:val="false"/>
-          <w:dstrike w:val="false"/>
-          <w:color w:val="000000"/>
-          <w:kern w:val="2"/>
-          <w:sz w:val="24"/>
-          <w:szCs w:val="24"/>
-          <w:u w:val="none"/>
-          <w:effect w:val="none"/>
-          <w:shd w:fill="auto" w:val="clear"/>
-          <w:lang w:val="pt-BR" w:eastAsia="zh-CN" w:bidi="hi-IN"/>
-        </w:rPr>
-      </w:pPr>
-      <w:r>
-        <w:rPr>
-          <w:rFonts w:eastAsia="Noto Serif CJK SC" w:cs="FreeSans"/>
-          <w:b w:val="false"/>
-          <w:i w:val="false"/>
-          <w:strike w:val="false"/>
-          <w:dstrike w:val="false"/>
-          <w:color w:val="000000"/>
-          <w:kern w:val="2"/>
-          <w:sz w:val="24"/>
-          <w:szCs w:val="24"/>
-          <w:u w:val="none"/>
-          <w:effect w:val="none"/>
-          <w:shd w:fill="auto" w:val="clear"/>
-          <w:lang w:val="pt-BR" w:eastAsia="zh-CN" w:bidi="hi-IN"/>
-        </w:rPr>
-      </w:r>
-    </w:p>
-    <w:p>
-      <w:pPr>
-        <w:pStyle w:val="BodyText"/>
-        <w:widowControl/>
-        <w:suppressAutoHyphens w:val="true"/>
-        <w:bidi w:val="0"/>
-        <w:spacing w:lineRule="auto" w:line="360" w:before="0" w:after="0"/>
-        <w:ind w:firstLine="709" w:left="0" w:right="0"/>
-        <w:jc w:val="both"/>
-        <w:rPr>
-          <w:rFonts w:ascii="Times New Roman" w:hAnsi="Times New Roman"/>
-        </w:rPr>
-      </w:pPr>
-      <w:r>
-        <w:rPr>
-          <w:rFonts w:eastAsia="Noto Serif CJK SC" w:cs="FreeSans"/>
-          <w:b w:val="false"/>
-          <w:i w:val="false"/>
-          <w:strike w:val="false"/>
-          <w:dstrike w:val="false"/>
-          <w:color w:val="000000"/>
-          <w:kern w:val="2"/>
-          <w:sz w:val="24"/>
-          <w:szCs w:val="24"/>
-          <w:u w:val="none"/>
-          <w:effect w:val="none"/>
-          <w:shd w:fill="auto" w:val="clear"/>
-          <w:lang w:val="pt-BR" w:eastAsia="zh-CN" w:bidi="hi-IN"/>
-        </w:rPr>
-        <w:tab/>
-      </w:r>
-      <w:r>
-        <w:rPr>
-          <w:rFonts w:eastAsia="Noto Serif CJK SC" w:cs="FreeSans"/>
-          <w:b w:val="false"/>
-          <w:i w:val="false"/>
-          <w:strike w:val="false"/>
-          <w:dstrike w:val="false"/>
-          <w:color w:val="000000"/>
-          <w:kern w:val="2"/>
-          <w:sz w:val="24"/>
-          <w:szCs w:val="24"/>
-          <w:u w:val="none"/>
-          <w:effect w:val="none"/>
           <w:shd w:fill="FFF2CC" w:val="clear"/>
           <w:lang w:val="pt-BR" w:eastAsia="zh-CN" w:bidi="hi-IN"/>
         </w:rPr>
@@ -10934,7 +10860,7 @@
           <w:numId w:val="1"/>
         </w:numPr>
         <w:spacing w:lineRule="auto" w:line="360" w:before="0" w:after="0"/>
-        <w:ind w:firstLine="709" w:left="0" w:right="0"/>
+        <w:ind w:hanging="0" w:left="0" w:right="0"/>
         <w:jc w:val="both"/>
         <w:rPr>
           <w:rFonts w:ascii="Times New Roman" w:hAnsi="Times New Roman"/>
@@ -10982,13 +10908,6 @@
       </w:pPr>
       <w:r>
         <w:rPr>
-          <w:sz w:val="24"/>
-          <w:szCs w:val="24"/>
-        </w:rPr>
-        <w:tab/>
-      </w:r>
-      <w:r>
-        <w:rPr>
           <w:rFonts w:eastAsia="Noto Serif CJK SC" w:cs="FreeSans"/>
           <w:b w:val="false"/>
           <w:i w:val="false"/>
@@ -11003,7 +10922,25 @@
           <w:shd w:fill="FFF2CC" w:val="clear"/>
           <w:lang w:val="pt-BR" w:eastAsia="zh-CN" w:bidi="hi-IN"/>
         </w:rPr>
-        <w:t xml:space="preserve"> Construção individual da comissão de PPC. [...]</w:t>
+        <w:t xml:space="preserve"> </w:t>
+      </w:r>
+      <w:r>
+        <w:rPr>
+          <w:rFonts w:eastAsia="Noto Serif CJK SC" w:cs="FreeSans"/>
+          <w:b w:val="false"/>
+          <w:i w:val="false"/>
+          <w:strike w:val="false"/>
+          <w:dstrike w:val="false"/>
+          <w:color w:val="000000"/>
+          <w:kern w:val="2"/>
+          <w:sz w:val="24"/>
+          <w:szCs w:val="24"/>
+          <w:u w:val="none"/>
+          <w:effect w:val="none"/>
+          <w:shd w:fill="FFF2CC" w:val="clear"/>
+          <w:lang w:val="pt-BR" w:eastAsia="zh-CN" w:bidi="hi-IN"/>
+        </w:rPr>
+        <w:t>Construção individual da comissão de PPC. [...]</w:t>
       </w:r>
     </w:p>
     <w:p>
@@ -11014,11 +10951,9 @@
           <w:numId w:val="1"/>
         </w:numPr>
         <w:spacing w:lineRule="auto" w:line="360" w:before="0" w:after="0"/>
-        <w:ind w:firstLine="709" w:left="0" w:right="0"/>
+        <w:ind w:hanging="0" w:left="0" w:right="0"/>
         <w:jc w:val="both"/>
-        <w:rPr>
-          <w:rFonts w:ascii="Times New Roman" w:hAnsi="Times New Roman"/>
-        </w:rPr>
+        <w:rPr/>
       </w:pPr>
       <w:bookmarkStart w:id="14" w:name="__RefHeading___Toc3343_1736451874_Copy_4"/>
       <w:bookmarkEnd w:id="14"/>
@@ -11073,26 +11008,37 @@
           <w:szCs w:val="24"/>
           <w:u w:val="none"/>
           <w:effect w:val="none"/>
-          <w:shd w:fill="auto" w:val="clear"/>
-        </w:rPr>
-        <w:tab/>
-      </w:r>
-      <w:r>
-        <w:rPr>
-          <w:b w:val="false"/>
-          <w:i w:val="false"/>
-          <w:caps w:val="false"/>
-          <w:smallCaps w:val="false"/>
-          <w:strike w:val="false"/>
-          <w:dstrike w:val="false"/>
-          <w:color w:val="000000"/>
-          <w:sz w:val="24"/>
-          <w:szCs w:val="24"/>
-          <w:u w:val="none"/>
-          <w:effect w:val="none"/>
           <w:shd w:fill="FFF2CC" w:val="clear"/>
         </w:rPr>
-        <w:t>Neste campo, é fundamental explicar por que o curso é necessário e quais são seus benefícios, de maneira clara e objetiva, demonstrando ao leitor sua relevância. Além disso, deve-se destacar a necessidade acadêmica que o curso busca atender, utilizando-se de fundamentações que comprovem tal necessidade, indicando também o período em que poderá ser oferecido, de modo a suprir as instâncias de formação profissional. Aqui, cabe apresentar o contexto atual do campus, justificando a pertinência da implantação do curso, com base em indicadores institucionais, sociais e econômicos da região. A inclusão de dados e análises provenientes do Estudo de Viabilidade de Curso (EVC) previamente aprovado é essencial, pois fortalece a argumentação e evidencia que a proposta responde a demandas reais e diagnosticadas. Portanto, a demanda que justifica a oferta do curso deve ser indicada de forma clara, objetiva e fundamentada, baseada no Projeto Político-Pedagógico da Instituição e atender à carga horária mínima definida para cada curso em seus respectivos eixos. Recomenda-se a explicitação de uma síntese do EVC aprovado anteriormente.</w:t>
+        <w:t>Neste campo, é fundamental explicar por que o curso é necessário e quais são seus benefícios, de maneira clara e objetiva, demonstrando ao leitor sua relevância. Além disso, deve-se destacar a necessidade acadêmica que o curso busca atender, utilizando-se de fundamentações que comprovem tal necessidade, indicando também o período em que poderá ser oferecido, de modo a suprir as instâncias de formação profissional. Aqui, cabe apresentar o contexto atual do campus, justificando a pertinência da implantação do curso, com base em indicadores institucionais, sociais e econômicos da região. A inclusão de dados e análises provenientes do Estudo de Viabilidade de Curso (EVC) previamente aprovado é essencial, pois fortalece a argumentação e evidencia que a proposta responde a demandas reais e diagnosticadas. Portanto, a demanda que justifica a oferta do curso deve ser indicada de forma clara, objetiva e fundamentada, baseada no Projeto Político-Pedagógico da Instituição e atender à carga horária mínima definida para cada curso em seus respectivos eixos.</w:t>
+      </w:r>
+    </w:p>
+    <w:p>
+      <w:pPr>
+        <w:pStyle w:val="BodyText"/>
+        <w:spacing w:lineRule="auto" w:line="360" w:before="0" w:after="0"/>
+        <w:ind w:firstLine="709" w:left="0" w:right="0"/>
+        <w:jc w:val="both"/>
+        <w:rPr>
+          <w:rFonts w:ascii="Times New Roman" w:hAnsi="Times New Roman"/>
+        </w:rPr>
+      </w:pPr>
+      <w:r>
+        <w:rPr>
+          <w:b w:val="false"/>
+          <w:i w:val="false"/>
+          <w:caps w:val="false"/>
+          <w:smallCaps w:val="false"/>
+          <w:strike w:val="false"/>
+          <w:dstrike w:val="false"/>
+          <w:color w:val="000000"/>
+          <w:sz w:val="24"/>
+          <w:szCs w:val="24"/>
+          <w:u w:val="none"/>
+          <w:effect w:val="none"/>
+          <w:shd w:fill="FFF2CC" w:val="clear"/>
+        </w:rPr>
+        <w:t>Recomenda-se a explicitação de uma síntese do EVC aprovado anteriormente.</w:t>
       </w:r>
     </w:p>
     <w:p>
@@ -11144,17 +11090,14 @@
           <w:numId w:val="1"/>
         </w:numPr>
         <w:spacing w:lineRule="auto" w:line="360" w:before="0" w:after="0"/>
-        <w:ind w:firstLine="709" w:left="0" w:right="0"/>
+        <w:ind w:hanging="0" w:left="0" w:right="0"/>
         <w:jc w:val="both"/>
-        <w:rPr>
-          <w:rFonts w:ascii="Times New Roman" w:hAnsi="Times New Roman"/>
-        </w:rPr>
+        <w:rPr/>
       </w:pPr>
       <w:bookmarkStart w:id="15" w:name="__RefHeading___Toc3351_1736451874_Copy_1"/>
       <w:bookmarkEnd w:id="15"/>
       <w:r>
         <w:rPr>
-          <w:rFonts w:ascii="Times New Roman" w:hAnsi="Times New Roman"/>
           <w:sz w:val="24"/>
           <w:szCs w:val="24"/>
         </w:rPr>
@@ -11209,17 +11152,14 @@
           <w:numId w:val="1"/>
         </w:numPr>
         <w:spacing w:lineRule="auto" w:line="360" w:before="0" w:after="0"/>
-        <w:ind w:firstLine="709" w:left="0" w:right="0"/>
+        <w:ind w:hanging="0" w:left="0" w:right="0"/>
         <w:jc w:val="both"/>
-        <w:rPr>
-          <w:rFonts w:ascii="Times New Roman" w:hAnsi="Times New Roman"/>
-        </w:rPr>
+        <w:rPr/>
       </w:pPr>
       <w:bookmarkStart w:id="16" w:name="__RefHeading___Toc3351_1736451874_Copy_2"/>
       <w:bookmarkEnd w:id="16"/>
       <w:r>
         <w:rPr>
-          <w:rFonts w:ascii="Times New Roman" w:hAnsi="Times New Roman"/>
           <w:b w:val="false"/>
           <w:bCs w:val="false"/>
           <w:sz w:val="24"/>
@@ -11261,13 +11201,6 @@
           <w:rFonts w:ascii="Times New Roman" w:hAnsi="Times New Roman"/>
         </w:rPr>
       </w:pPr>
-      <w:r>
-        <w:rPr>
-          <w:sz w:val="24"/>
-          <w:szCs w:val="24"/>
-        </w:rPr>
-        <w:tab/>
-      </w:r>
       <w:r>
         <w:rPr>
           <w:sz w:val="24"/>
@@ -11307,7 +11240,7 @@
           <w:numId w:val="1"/>
         </w:numPr>
         <w:spacing w:lineRule="auto" w:line="360" w:before="0" w:after="0"/>
-        <w:ind w:firstLine="709" w:left="0" w:right="0"/>
+        <w:ind w:hanging="0" w:left="0" w:right="0"/>
         <w:jc w:val="both"/>
         <w:rPr>
           <w:rFonts w:ascii="Times New Roman" w:hAnsi="Times New Roman"/>
@@ -11317,7 +11250,6 @@
       <w:bookmarkEnd w:id="17"/>
       <w:r>
         <w:rPr>
-          <w:rFonts w:ascii="Times New Roman" w:hAnsi="Times New Roman"/>
           <w:b w:val="false"/>
           <w:bCs w:val="false"/>
           <w:sz w:val="24"/>
@@ -11359,24 +11291,6 @@
           <w:rFonts w:ascii="Times New Roman" w:hAnsi="Times New Roman"/>
         </w:rPr>
       </w:pPr>
-      <w:r>
-        <w:rPr>
-          <w:b w:val="false"/>
-          <w:bCs w:val="false"/>
-          <w:i w:val="false"/>
-          <w:caps w:val="false"/>
-          <w:smallCaps w:val="false"/>
-          <w:strike w:val="false"/>
-          <w:dstrike w:val="false"/>
-          <w:color w:val="000000"/>
-          <w:sz w:val="24"/>
-          <w:szCs w:val="24"/>
-          <w:u w:val="none"/>
-          <w:effect w:val="none"/>
-          <w:shd w:fill="auto" w:val="clear"/>
-        </w:rPr>
-        <w:tab/>
-      </w:r>
       <w:r>
         <w:rPr>
           <w:b w:val="false"/>
@@ -11464,7 +11378,7 @@
           <w:numId w:val="1"/>
         </w:numPr>
         <w:spacing w:lineRule="auto" w:line="360" w:before="0" w:after="0"/>
-        <w:ind w:firstLine="709" w:left="0" w:right="0"/>
+        <w:ind w:hanging="0" w:left="0" w:right="0"/>
         <w:jc w:val="both"/>
         <w:rPr>
           <w:rFonts w:ascii="Times New Roman" w:hAnsi="Times New Roman"/>
@@ -11474,7 +11388,6 @@
       <w:bookmarkEnd w:id="18"/>
       <w:r>
         <w:rPr>
-          <w:rFonts w:ascii="Times New Roman" w:hAnsi="Times New Roman"/>
           <w:b w:val="false"/>
           <w:bCs w:val="false"/>
           <w:sz w:val="24"/>
@@ -11514,7 +11427,7 @@
           <w:numId w:val="1"/>
         </w:numPr>
         <w:spacing w:lineRule="auto" w:line="360" w:before="0" w:after="0"/>
-        <w:ind w:firstLine="709" w:left="0" w:right="0"/>
+        <w:ind w:hanging="0" w:left="0" w:right="0"/>
         <w:jc w:val="both"/>
         <w:rPr>
           <w:rFonts w:ascii="Times New Roman" w:hAnsi="Times New Roman"/>
@@ -11524,7 +11437,6 @@
       <w:bookmarkEnd w:id="19"/>
       <w:r>
         <w:rPr>
-          <w:rFonts w:ascii="Times New Roman" w:hAnsi="Times New Roman"/>
           <w:b w:val="false"/>
           <w:bCs w:val="false"/>
           <w:sz w:val="24"/>
@@ -11564,11 +11476,9 @@
           <w:numId w:val="1"/>
         </w:numPr>
         <w:spacing w:lineRule="auto" w:line="360" w:before="0" w:after="0"/>
-        <w:ind w:firstLine="709" w:left="0" w:right="0"/>
+        <w:ind w:hanging="0" w:left="0" w:right="0"/>
         <w:jc w:val="both"/>
-        <w:rPr>
-          <w:rFonts w:ascii="Times New Roman" w:hAnsi="Times New Roman"/>
-        </w:rPr>
+        <w:rPr/>
       </w:pPr>
       <w:bookmarkStart w:id="20" w:name="__RefHeading___Toc5071_1736451874"/>
       <w:bookmarkEnd w:id="20"/>
@@ -11625,7 +11535,7 @@
           <w:numId w:val="1"/>
         </w:numPr>
         <w:spacing w:lineRule="auto" w:line="360" w:before="0" w:after="0"/>
-        <w:ind w:firstLine="709" w:left="0" w:right="0"/>
+        <w:ind w:hanging="0" w:left="0" w:right="0"/>
         <w:jc w:val="both"/>
         <w:rPr>
           <w:rFonts w:ascii="Times New Roman" w:hAnsi="Times New Roman"/>
@@ -11635,7 +11545,6 @@
       <w:bookmarkEnd w:id="21"/>
       <w:r>
         <w:rPr>
-          <w:rFonts w:ascii="Times New Roman" w:hAnsi="Times New Roman"/>
           <w:sz w:val="24"/>
           <w:szCs w:val="24"/>
         </w:rPr>
@@ -11671,13 +11580,6 @@
           <w:rFonts w:ascii="Times New Roman" w:hAnsi="Times New Roman"/>
         </w:rPr>
       </w:pPr>
-      <w:r>
-        <w:rPr>
-          <w:sz w:val="24"/>
-          <w:szCs w:val="24"/>
-        </w:rPr>
-        <w:tab/>
-      </w:r>
       <w:r>
         <w:rPr>
           <w:sz w:val="24"/>
@@ -11745,17 +11647,14 @@
           <w:numId w:val="1"/>
         </w:numPr>
         <w:spacing w:lineRule="auto" w:line="360" w:before="0" w:after="0"/>
-        <w:ind w:firstLine="709" w:left="0" w:right="0"/>
+        <w:ind w:hanging="0" w:left="0" w:right="0"/>
         <w:jc w:val="both"/>
-        <w:rPr>
-          <w:rFonts w:ascii="Times New Roman" w:hAnsi="Times New Roman"/>
-        </w:rPr>
+        <w:rPr/>
       </w:pPr>
       <w:bookmarkStart w:id="22" w:name="__RefHeading___Toc7896_1192043239"/>
       <w:bookmarkEnd w:id="22"/>
       <w:r>
         <w:rPr>
-          <w:rFonts w:ascii="Times New Roman" w:hAnsi="Times New Roman"/>
           <w:sz w:val="24"/>
           <w:szCs w:val="24"/>
         </w:rPr>
@@ -11785,13 +11684,6 @@
       </w:pPr>
       <w:bookmarkStart w:id="23" w:name="__RefHeading___Toc7898_1192043239"/>
       <w:bookmarkEnd w:id="23"/>
-      <w:r>
-        <w:rPr>
-          <w:sz w:val="24"/>
-          <w:szCs w:val="24"/>
-        </w:rPr>
-        <w:tab/>
-      </w:r>
       <w:r>
         <w:rPr>
           <w:b w:val="false"/>
@@ -11815,21 +11707,35 @@
           <w:numId w:val="1"/>
         </w:numPr>
         <w:spacing w:lineRule="auto" w:line="360" w:before="0" w:after="0"/>
+        <w:ind w:hanging="0" w:left="0" w:right="0"/>
+        <w:jc w:val="both"/>
+        <w:rPr>
+          <w:rFonts w:ascii="Times New Roman" w:hAnsi="Times New Roman"/>
+        </w:rPr>
+      </w:pPr>
+      <w:bookmarkStart w:id="24" w:name="__RefHeading___Toc5081_1736451874"/>
+      <w:bookmarkEnd w:id="24"/>
+      <w:r>
+        <w:rPr>
+          <w:rFonts w:ascii="Times New Roman" w:hAnsi="Times New Roman"/>
+          <w:sz w:val="24"/>
+          <w:szCs w:val="24"/>
+        </w:rPr>
+        <w:t>FUNDAMENTAÇÃO LEGAL</w:t>
+      </w:r>
+    </w:p>
+    <w:p>
+      <w:pPr>
+        <w:pStyle w:val="BodyText"/>
+        <w:spacing w:lineRule="auto" w:line="360" w:before="0" w:after="0"/>
         <w:ind w:firstLine="709" w:left="0" w:right="0"/>
         <w:jc w:val="both"/>
         <w:rPr>
           <w:rFonts w:ascii="Times New Roman" w:hAnsi="Times New Roman"/>
         </w:rPr>
       </w:pPr>
-      <w:bookmarkStart w:id="24" w:name="__RefHeading___Toc5081_1736451874"/>
-      <w:bookmarkEnd w:id="24"/>
-      <w:r>
-        <w:rPr>
-          <w:rFonts w:ascii="Times New Roman" w:hAnsi="Times New Roman"/>
-          <w:sz w:val="24"/>
-          <w:szCs w:val="24"/>
-        </w:rPr>
-        <w:t>FUNDAMENTAÇÃO LEGAL</w:t>
+      <w:r>
+        <w:rPr/>
       </w:r>
     </w:p>
     <w:p>
@@ -11840,7 +11746,7 @@
           <w:numId w:val="1"/>
         </w:numPr>
         <w:spacing w:lineRule="auto" w:line="360" w:before="0" w:after="0"/>
-        <w:ind w:firstLine="709" w:left="0" w:right="0"/>
+        <w:ind w:hanging="0" w:left="0" w:right="0"/>
         <w:jc w:val="both"/>
         <w:rPr>
           <w:rFonts w:ascii="Times New Roman" w:hAnsi="Times New Roman"/>
@@ -11850,7 +11756,6 @@
       <w:bookmarkEnd w:id="25"/>
       <w:r>
         <w:rPr>
-          <w:rFonts w:ascii="Times New Roman" w:hAnsi="Times New Roman"/>
           <w:sz w:val="24"/>
           <w:szCs w:val="24"/>
         </w:rPr>
@@ -11881,10 +11786,22 @@
         <w:pStyle w:val="BodyText"/>
         <w:bidi w:val="0"/>
         <w:spacing w:lineRule="auto" w:line="360" w:before="0" w:after="0"/>
-        <w:ind w:firstLine="709" w:left="0" w:right="0"/>
+        <w:ind w:hanging="0" w:left="0" w:right="0"/>
         <w:jc w:val="both"/>
         <w:rPr>
-          <w:rFonts w:ascii="Times New Roman" w:hAnsi="Times New Roman"/>
+          <w:b w:val="false"/>
+          <w:i w:val="false"/>
+          <w:i w:val="false"/>
+          <w:caps w:val="false"/>
+          <w:smallCaps w:val="false"/>
+          <w:strike w:val="false"/>
+          <w:dstrike w:val="false"/>
+          <w:color w:val="000000"/>
+          <w:sz w:val="24"/>
+          <w:szCs w:val="24"/>
+          <w:u w:val="none"/>
+          <w:effect w:val="none"/>
+          <w:shd w:fill="auto" w:val="clear"/>
         </w:rPr>
       </w:pPr>
       <w:bookmarkStart w:id="26" w:name="docs-internal-guid-c948560d-7fff-ef46-70"/>
@@ -11912,15 +11829,12 @@
         <w:pStyle w:val="BodyText"/>
         <w:bidi w:val="0"/>
         <w:spacing w:lineRule="auto" w:line="360" w:before="0" w:after="0"/>
-        <w:ind w:firstLine="709" w:left="0" w:right="0"/>
+        <w:ind w:hanging="0" w:left="0" w:right="0"/>
         <w:jc w:val="both"/>
         <w:rPr>
           <w:rFonts w:ascii="Times New Roman" w:hAnsi="Times New Roman"/>
-        </w:rPr>
-      </w:pPr>
-      <w:r>
-        <w:rPr>
-          <w:b w:val="false"/>
+          <w:b w:val="false"/>
+          <w:i w:val="false"/>
           <w:i w:val="false"/>
           <w:caps w:val="false"/>
           <w:smallCaps w:val="false"/>
@@ -11933,7 +11847,22 @@
           <w:effect w:val="none"/>
           <w:shd w:fill="auto" w:val="clear"/>
         </w:rPr>
-        <w:t>Lei nº 10.861/2004. Institui o Sistema Nacional de Avaliação da Educação Superior – SINAES e dá outras providências;</w:t>
+      </w:pPr>
+      <w:r>
+        <w:rPr>
+          <w:b w:val="false"/>
+          <w:i w:val="false"/>
+          <w:caps w:val="false"/>
+          <w:smallCaps w:val="false"/>
+          <w:strike w:val="false"/>
+          <w:dstrike w:val="false"/>
+          <w:color w:val="000000"/>
+          <w:sz w:val="24"/>
+          <w:szCs w:val="24"/>
+          <w:u w:val="none"/>
+          <w:effect w:val="none"/>
+          <w:shd w:fill="auto" w:val="clear"/>
+        </w:rPr>
       </w:r>
     </w:p>
     <w:p>
@@ -11941,15 +11870,11 @@
         <w:pStyle w:val="BodyText"/>
         <w:bidi w:val="0"/>
         <w:spacing w:lineRule="auto" w:line="360" w:before="0" w:after="0"/>
-        <w:ind w:firstLine="709" w:left="0" w:right="0"/>
+        <w:ind w:hanging="0" w:left="0" w:right="0"/>
         <w:jc w:val="both"/>
         <w:rPr>
-          <w:rFonts w:ascii="Times New Roman" w:hAnsi="Times New Roman"/>
-        </w:rPr>
-      </w:pPr>
-      <w:r>
-        <w:rPr>
-          <w:b w:val="false"/>
+          <w:b w:val="false"/>
+          <w:i w:val="false"/>
           <w:i w:val="false"/>
           <w:caps w:val="false"/>
           <w:smallCaps w:val="false"/>
@@ -11962,7 +11887,23 @@
           <w:effect w:val="none"/>
           <w:shd w:fill="auto" w:val="clear"/>
         </w:rPr>
-        <w:t>Lei nº 14.375/2022. Altera as Leis nºs 10.260, de 12 de julho de 2001, 10.522, de 19 de julho de 2002, e 12.087, de 11 de novembro de 2009, para estabelecer os requisitos e as condições para realização das transações resolutivas de litígio relativas à cobrança de créditos do Fundo de Financiamento Estudantil (Fies);</w:t>
+      </w:pPr>
+      <w:r>
+        <w:rPr>
+          <w:b w:val="false"/>
+          <w:i w:val="false"/>
+          <w:caps w:val="false"/>
+          <w:smallCaps w:val="false"/>
+          <w:strike w:val="false"/>
+          <w:dstrike w:val="false"/>
+          <w:color w:val="000000"/>
+          <w:sz w:val="24"/>
+          <w:szCs w:val="24"/>
+          <w:u w:val="none"/>
+          <w:effect w:val="none"/>
+          <w:shd w:fill="auto" w:val="clear"/>
+        </w:rPr>
+        <w:t>Lei nº 10.861/2004. Institui o Sistema Nacional de Avaliação da Educação Superior – SINAES e dá outras providências;</w:t>
       </w:r>
     </w:p>
     <w:p>
@@ -11970,15 +11911,12 @@
         <w:pStyle w:val="BodyText"/>
         <w:bidi w:val="0"/>
         <w:spacing w:lineRule="auto" w:line="360" w:before="0" w:after="0"/>
-        <w:ind w:firstLine="709" w:left="0" w:right="0"/>
+        <w:ind w:hanging="0" w:left="0" w:right="0"/>
         <w:jc w:val="both"/>
         <w:rPr>
           <w:rFonts w:ascii="Times New Roman" w:hAnsi="Times New Roman"/>
-        </w:rPr>
-      </w:pPr>
-      <w:r>
-        <w:rPr>
-          <w:b w:val="false"/>
+          <w:b w:val="false"/>
+          <w:i w:val="false"/>
           <w:i w:val="false"/>
           <w:caps w:val="false"/>
           <w:smallCaps w:val="false"/>
@@ -11991,24 +11929,22 @@
           <w:effect w:val="none"/>
           <w:shd w:fill="auto" w:val="clear"/>
         </w:rPr>
-        <w:t xml:space="preserve">Lei nº 10.861, de 14 de abril de 2004, para estabelecer a possibilidade de avaliação in loco na modalidade virtual das instituições de </w:t>
-      </w:r>
-      <w:r>
-        <w:rPr>
-          <w:b w:val="false"/>
-          <w:i w:val="false"/>
-          <w:caps w:val="false"/>
-          <w:smallCaps w:val="false"/>
-          <w:strike w:val="false"/>
-          <w:dstrike w:val="false"/>
-          <w:color w:val="000000"/>
-          <w:sz w:val="24"/>
-          <w:szCs w:val="24"/>
-          <w:u w:val="none"/>
-          <w:effect w:val="none"/>
-          <w:shd w:fill="FFFFFF" w:val="clear"/>
-        </w:rPr>
-        <w:t>ensino superior e de seus cursos de graduação;</w:t>
+      </w:pPr>
+      <w:r>
+        <w:rPr>
+          <w:b w:val="false"/>
+          <w:i w:val="false"/>
+          <w:caps w:val="false"/>
+          <w:smallCaps w:val="false"/>
+          <w:strike w:val="false"/>
+          <w:dstrike w:val="false"/>
+          <w:color w:val="000000"/>
+          <w:sz w:val="24"/>
+          <w:szCs w:val="24"/>
+          <w:u w:val="none"/>
+          <w:effect w:val="none"/>
+          <w:shd w:fill="auto" w:val="clear"/>
+        </w:rPr>
       </w:r>
     </w:p>
     <w:p>
@@ -12016,28 +11952,40 @@
         <w:pStyle w:val="BodyText"/>
         <w:bidi w:val="0"/>
         <w:spacing w:lineRule="auto" w:line="360" w:before="0" w:after="0"/>
-        <w:ind w:firstLine="709" w:left="0" w:right="0"/>
+        <w:ind w:hanging="0" w:left="0" w:right="0"/>
         <w:jc w:val="both"/>
         <w:rPr>
-          <w:rFonts w:ascii="Times New Roman" w:hAnsi="Times New Roman"/>
-        </w:rPr>
-      </w:pPr>
-      <w:r>
-        <w:rPr>
-          <w:b w:val="false"/>
-          <w:i w:val="false"/>
-          <w:caps w:val="false"/>
-          <w:smallCaps w:val="false"/>
-          <w:strike w:val="false"/>
-          <w:dstrike w:val="false"/>
-          <w:color w:val="000000"/>
-          <w:sz w:val="24"/>
-          <w:szCs w:val="24"/>
-          <w:u w:val="none"/>
-          <w:effect w:val="none"/>
-          <w:shd w:fill="FFFFFF" w:val="clear"/>
-        </w:rPr>
-        <w:t>Lei nº 13.988, de 14 de abril de 2020, para aperfeiçoar os mecanismos de transação de dívidas; </w:t>
+          <w:b w:val="false"/>
+          <w:i w:val="false"/>
+          <w:i w:val="false"/>
+          <w:caps w:val="false"/>
+          <w:smallCaps w:val="false"/>
+          <w:strike w:val="false"/>
+          <w:dstrike w:val="false"/>
+          <w:color w:val="000000"/>
+          <w:sz w:val="24"/>
+          <w:szCs w:val="24"/>
+          <w:u w:val="none"/>
+          <w:effect w:val="none"/>
+          <w:shd w:fill="auto" w:val="clear"/>
+        </w:rPr>
+      </w:pPr>
+      <w:r>
+        <w:rPr>
+          <w:b w:val="false"/>
+          <w:i w:val="false"/>
+          <w:caps w:val="false"/>
+          <w:smallCaps w:val="false"/>
+          <w:strike w:val="false"/>
+          <w:dstrike w:val="false"/>
+          <w:color w:val="000000"/>
+          <w:sz w:val="24"/>
+          <w:szCs w:val="24"/>
+          <w:u w:val="none"/>
+          <w:effect w:val="none"/>
+          <w:shd w:fill="auto" w:val="clear"/>
+        </w:rPr>
+        <w:t>Lei nº 14.375/2022. Altera as Leis nºs 10.260, de 12 de julho de 2001, 10.522, de 19 de julho de 2002, e 12.087, de 11 de novembro de 2009, para estabelecer os requisitos e as condições para realização das transações resolutivas de litígio relativas à cobrança de créditos do Fundo de Financiamento Estudantil (Fies);</w:t>
       </w:r>
     </w:p>
     <w:p>
@@ -12045,28 +11993,40 @@
         <w:pStyle w:val="BodyText"/>
         <w:bidi w:val="0"/>
         <w:spacing w:lineRule="auto" w:line="360" w:before="0" w:after="0"/>
-        <w:ind w:firstLine="709" w:left="0" w:right="0"/>
+        <w:ind w:hanging="0" w:left="0" w:right="0"/>
         <w:jc w:val="both"/>
         <w:rPr>
           <w:rFonts w:ascii="Times New Roman" w:hAnsi="Times New Roman"/>
-        </w:rPr>
-      </w:pPr>
-      <w:r>
-        <w:rPr>
-          <w:b w:val="false"/>
-          <w:i w:val="false"/>
-          <w:caps w:val="false"/>
-          <w:smallCaps w:val="false"/>
-          <w:strike w:val="false"/>
-          <w:dstrike w:val="false"/>
-          <w:color w:val="000000"/>
-          <w:sz w:val="24"/>
-          <w:szCs w:val="24"/>
-          <w:u w:val="none"/>
-          <w:effect w:val="none"/>
-          <w:shd w:fill="FFFFFF" w:val="clear"/>
-        </w:rPr>
-        <w:t>Lei nº 13.496, de 24 de outubro de 2017; e revoga dispositivos das Leis nºs 13.530, de 7 de dezembro de 2017, 13.682, de 19 de junho de 2018, 13.874, de 20 de setembro de 2019, e 14.024, de 9 de julho de 2020.</w:t>
+          <w:b w:val="false"/>
+          <w:i w:val="false"/>
+          <w:i w:val="false"/>
+          <w:caps w:val="false"/>
+          <w:smallCaps w:val="false"/>
+          <w:strike w:val="false"/>
+          <w:dstrike w:val="false"/>
+          <w:color w:val="000000"/>
+          <w:sz w:val="24"/>
+          <w:szCs w:val="24"/>
+          <w:u w:val="none"/>
+          <w:effect w:val="none"/>
+          <w:shd w:fill="auto" w:val="clear"/>
+        </w:rPr>
+      </w:pPr>
+      <w:r>
+        <w:rPr>
+          <w:b w:val="false"/>
+          <w:i w:val="false"/>
+          <w:caps w:val="false"/>
+          <w:smallCaps w:val="false"/>
+          <w:strike w:val="false"/>
+          <w:dstrike w:val="false"/>
+          <w:color w:val="000000"/>
+          <w:sz w:val="24"/>
+          <w:szCs w:val="24"/>
+          <w:u w:val="none"/>
+          <w:effect w:val="none"/>
+          <w:shd w:fill="auto" w:val="clear"/>
+        </w:rPr>
       </w:r>
     </w:p>
     <w:p>
@@ -12074,11 +12034,9 @@
         <w:pStyle w:val="BodyText"/>
         <w:bidi w:val="0"/>
         <w:spacing w:lineRule="auto" w:line="360" w:before="0" w:after="0"/>
-        <w:ind w:firstLine="709" w:left="0" w:right="0"/>
+        <w:ind w:hanging="0" w:left="0" w:right="0"/>
         <w:jc w:val="both"/>
-        <w:rPr>
-          <w:rFonts w:ascii="Times New Roman" w:hAnsi="Times New Roman"/>
-        </w:rPr>
+        <w:rPr/>
       </w:pPr>
       <w:r>
         <w:rPr>
@@ -12095,7 +12053,24 @@
           <w:effect w:val="none"/>
           <w:shd w:fill="auto" w:val="clear"/>
         </w:rPr>
-        <w:t>Lei nº 9.795, de 27 de abril de 1999. Dispõe sobre a educação ambiental, institui a Política Nacional de Educação Ambiental e dá outras providências</w:t>
+        <w:t xml:space="preserve">Lei nº 10.861, de 14 de abril de 2004, para estabelecer a possibilidade de avaliação in loco na modalidade virtual das instituições de </w:t>
+      </w:r>
+      <w:r>
+        <w:rPr>
+          <w:b w:val="false"/>
+          <w:i w:val="false"/>
+          <w:caps w:val="false"/>
+          <w:smallCaps w:val="false"/>
+          <w:strike w:val="false"/>
+          <w:dstrike w:val="false"/>
+          <w:color w:val="000000"/>
+          <w:sz w:val="24"/>
+          <w:szCs w:val="24"/>
+          <w:u w:val="none"/>
+          <w:effect w:val="none"/>
+          <w:shd w:fill="FFFFFF" w:val="clear"/>
+        </w:rPr>
+        <w:t>ensino superior e de seus cursos de graduação;</w:t>
       </w:r>
     </w:p>
     <w:p>
@@ -12103,28 +12078,39 @@
         <w:pStyle w:val="BodyText"/>
         <w:bidi w:val="0"/>
         <w:spacing w:lineRule="auto" w:line="360" w:before="0" w:after="0"/>
-        <w:ind w:firstLine="709" w:left="0" w:right="0"/>
+        <w:ind w:hanging="0" w:left="0" w:right="0"/>
         <w:jc w:val="both"/>
         <w:rPr>
-          <w:rFonts w:ascii="Times New Roman" w:hAnsi="Times New Roman"/>
-        </w:rPr>
-      </w:pPr>
-      <w:r>
-        <w:rPr>
-          <w:b w:val="false"/>
-          <w:i w:val="false"/>
-          <w:caps w:val="false"/>
-          <w:smallCaps w:val="false"/>
-          <w:strike w:val="false"/>
-          <w:dstrike w:val="false"/>
-          <w:color w:val="000000"/>
-          <w:sz w:val="24"/>
-          <w:szCs w:val="24"/>
-          <w:u w:val="none"/>
-          <w:effect w:val="none"/>
-          <w:shd w:fill="auto" w:val="clear"/>
-        </w:rPr>
-        <w:t>Lei nº 10.436, de 24 de abril de 2002. Dispõe sobre a Língua Brasileira de Sinais - LIBRAS e dá outras providências. </w:t>
+          <w:b w:val="false"/>
+          <w:i w:val="false"/>
+          <w:i w:val="false"/>
+          <w:caps w:val="false"/>
+          <w:smallCaps w:val="false"/>
+          <w:strike w:val="false"/>
+          <w:dstrike w:val="false"/>
+          <w:color w:val="000000"/>
+          <w:sz w:val="24"/>
+          <w:szCs w:val="24"/>
+          <w:u w:val="none"/>
+          <w:effect w:val="none"/>
+          <w:shd w:fill="FFFFFF" w:val="clear"/>
+        </w:rPr>
+      </w:pPr>
+      <w:r>
+        <w:rPr>
+          <w:b w:val="false"/>
+          <w:i w:val="false"/>
+          <w:caps w:val="false"/>
+          <w:smallCaps w:val="false"/>
+          <w:strike w:val="false"/>
+          <w:dstrike w:val="false"/>
+          <w:color w:val="000000"/>
+          <w:sz w:val="24"/>
+          <w:szCs w:val="24"/>
+          <w:u w:val="none"/>
+          <w:effect w:val="none"/>
+          <w:shd w:fill="FFFFFF" w:val="clear"/>
+        </w:rPr>
       </w:r>
     </w:p>
     <w:p>
@@ -12132,28 +12118,40 @@
         <w:pStyle w:val="BodyText"/>
         <w:bidi w:val="0"/>
         <w:spacing w:lineRule="auto" w:line="360" w:before="0" w:after="0"/>
-        <w:ind w:firstLine="709" w:left="0" w:right="0"/>
+        <w:ind w:hanging="0" w:left="0" w:right="0"/>
         <w:jc w:val="both"/>
         <w:rPr>
-          <w:rFonts w:ascii="Times New Roman" w:hAnsi="Times New Roman"/>
-        </w:rPr>
-      </w:pPr>
-      <w:r>
-        <w:rPr>
-          <w:b w:val="false"/>
-          <w:i w:val="false"/>
-          <w:caps w:val="false"/>
-          <w:smallCaps w:val="false"/>
-          <w:strike w:val="false"/>
-          <w:dstrike w:val="false"/>
-          <w:color w:val="000000"/>
-          <w:sz w:val="24"/>
-          <w:szCs w:val="24"/>
-          <w:u w:val="none"/>
-          <w:effect w:val="none"/>
-          <w:shd w:fill="auto" w:val="clear"/>
-        </w:rPr>
-        <w:t>Lei no 10.639, de 09 de janeiro de 2003. Altera a Lei no 9.394, de 20 de dezembro de 1996, que estabelece as diretrizes e bases da educação nacional, para incluir no currículo oficial da Rede de Ensino a obrigatoriedade da temática "História e Cultura Afro-Brasileira", e dá outras providências.</w:t>
+          <w:b w:val="false"/>
+          <w:i w:val="false"/>
+          <w:i w:val="false"/>
+          <w:caps w:val="false"/>
+          <w:smallCaps w:val="false"/>
+          <w:strike w:val="false"/>
+          <w:dstrike w:val="false"/>
+          <w:color w:val="000000"/>
+          <w:sz w:val="24"/>
+          <w:szCs w:val="24"/>
+          <w:u w:val="none"/>
+          <w:effect w:val="none"/>
+          <w:shd w:fill="FFFFFF" w:val="clear"/>
+        </w:rPr>
+      </w:pPr>
+      <w:r>
+        <w:rPr>
+          <w:b w:val="false"/>
+          <w:i w:val="false"/>
+          <w:caps w:val="false"/>
+          <w:smallCaps w:val="false"/>
+          <w:strike w:val="false"/>
+          <w:dstrike w:val="false"/>
+          <w:color w:val="000000"/>
+          <w:sz w:val="24"/>
+          <w:szCs w:val="24"/>
+          <w:u w:val="none"/>
+          <w:effect w:val="none"/>
+          <w:shd w:fill="FFFFFF" w:val="clear"/>
+        </w:rPr>
+        <w:t>Lei nº 13.988, de 14 de abril de 2020, para aperfeiçoar os mecanismos de transação de dívidas; </w:t>
       </w:r>
     </w:p>
     <w:p>
@@ -12161,28 +12159,39 @@
         <w:pStyle w:val="BodyText"/>
         <w:bidi w:val="0"/>
         <w:spacing w:lineRule="auto" w:line="360" w:before="0" w:after="0"/>
-        <w:ind w:firstLine="709" w:left="0" w:right="0"/>
+        <w:ind w:hanging="0" w:left="0" w:right="0"/>
         <w:jc w:val="both"/>
         <w:rPr>
-          <w:rFonts w:ascii="Times New Roman" w:hAnsi="Times New Roman"/>
-        </w:rPr>
-      </w:pPr>
-      <w:r>
-        <w:rPr>
-          <w:b w:val="false"/>
-          <w:i w:val="false"/>
-          <w:caps w:val="false"/>
-          <w:smallCaps w:val="false"/>
-          <w:strike w:val="false"/>
-          <w:dstrike w:val="false"/>
-          <w:color w:val="000000"/>
-          <w:sz w:val="24"/>
-          <w:szCs w:val="24"/>
-          <w:u w:val="none"/>
-          <w:effect w:val="none"/>
-          <w:shd w:fill="auto" w:val="clear"/>
-        </w:rPr>
-        <w:t>Lei nº 10.741, de 01 de outubro de 2003. Dispõe sobre o Estatuto do Idoso. </w:t>
+          <w:b w:val="false"/>
+          <w:i w:val="false"/>
+          <w:i w:val="false"/>
+          <w:caps w:val="false"/>
+          <w:smallCaps w:val="false"/>
+          <w:strike w:val="false"/>
+          <w:dstrike w:val="false"/>
+          <w:color w:val="000000"/>
+          <w:sz w:val="24"/>
+          <w:szCs w:val="24"/>
+          <w:u w:val="none"/>
+          <w:effect w:val="none"/>
+          <w:shd w:fill="FFFFFF" w:val="clear"/>
+        </w:rPr>
+      </w:pPr>
+      <w:r>
+        <w:rPr>
+          <w:b w:val="false"/>
+          <w:i w:val="false"/>
+          <w:caps w:val="false"/>
+          <w:smallCaps w:val="false"/>
+          <w:strike w:val="false"/>
+          <w:dstrike w:val="false"/>
+          <w:color w:val="000000"/>
+          <w:sz w:val="24"/>
+          <w:szCs w:val="24"/>
+          <w:u w:val="none"/>
+          <w:effect w:val="none"/>
+          <w:shd w:fill="FFFFFF" w:val="clear"/>
+        </w:rPr>
       </w:r>
     </w:p>
     <w:p>
@@ -12190,28 +12199,40 @@
         <w:pStyle w:val="BodyText"/>
         <w:bidi w:val="0"/>
         <w:spacing w:lineRule="auto" w:line="360" w:before="0" w:after="0"/>
-        <w:ind w:firstLine="709" w:left="0" w:right="0"/>
+        <w:ind w:hanging="0" w:left="0" w:right="0"/>
         <w:jc w:val="both"/>
         <w:rPr>
-          <w:rFonts w:ascii="Times New Roman" w:hAnsi="Times New Roman"/>
-        </w:rPr>
-      </w:pPr>
-      <w:r>
-        <w:rPr>
-          <w:b w:val="false"/>
-          <w:i w:val="false"/>
-          <w:caps w:val="false"/>
-          <w:smallCaps w:val="false"/>
-          <w:strike w:val="false"/>
-          <w:dstrike w:val="false"/>
-          <w:color w:val="000000"/>
-          <w:sz w:val="24"/>
-          <w:szCs w:val="24"/>
-          <w:u w:val="none"/>
-          <w:effect w:val="none"/>
-          <w:shd w:fill="auto" w:val="clear"/>
-        </w:rPr>
-        <w:t>Lei nº 11.645, de 10 de março de 2008. Altera a Lei no 9.394, de 20 de dezembro de 1996, modificada pela Lei no 10.639, de 09 de janeiro de 2003, que estabelece as diretrizes e bases da educação nacional, para incluir no currículo oficial da rede de ensino a obrigatoriedade da temática “História e Cultura AfroBrasileira e Indígena”. </w:t>
+          <w:b w:val="false"/>
+          <w:i w:val="false"/>
+          <w:i w:val="false"/>
+          <w:caps w:val="false"/>
+          <w:smallCaps w:val="false"/>
+          <w:strike w:val="false"/>
+          <w:dstrike w:val="false"/>
+          <w:color w:val="000000"/>
+          <w:sz w:val="24"/>
+          <w:szCs w:val="24"/>
+          <w:u w:val="none"/>
+          <w:effect w:val="none"/>
+          <w:shd w:fill="FFFFFF" w:val="clear"/>
+        </w:rPr>
+      </w:pPr>
+      <w:r>
+        <w:rPr>
+          <w:b w:val="false"/>
+          <w:i w:val="false"/>
+          <w:caps w:val="false"/>
+          <w:smallCaps w:val="false"/>
+          <w:strike w:val="false"/>
+          <w:dstrike w:val="false"/>
+          <w:color w:val="000000"/>
+          <w:sz w:val="24"/>
+          <w:szCs w:val="24"/>
+          <w:u w:val="none"/>
+          <w:effect w:val="none"/>
+          <w:shd w:fill="FFFFFF" w:val="clear"/>
+        </w:rPr>
+        <w:t>Lei nº 13.496, de 24 de outubro de 2017; e revoga dispositivos das Leis nºs 13.530, de 7 de dezembro de 2017, 13.682, de 19 de junho de 2018, 13.874, de 20 de setembro de 2019, e 14.024, de 9 de julho de 2020.</w:t>
       </w:r>
     </w:p>
     <w:p>
@@ -12219,28 +12240,39 @@
         <w:pStyle w:val="BodyText"/>
         <w:bidi w:val="0"/>
         <w:spacing w:lineRule="auto" w:line="360" w:before="0" w:after="0"/>
-        <w:ind w:firstLine="709" w:left="0" w:right="0"/>
+        <w:ind w:hanging="0" w:left="0" w:right="0"/>
         <w:jc w:val="both"/>
         <w:rPr>
-          <w:rFonts w:ascii="Times New Roman" w:hAnsi="Times New Roman"/>
-        </w:rPr>
-      </w:pPr>
-      <w:r>
-        <w:rPr>
-          <w:b w:val="false"/>
-          <w:i w:val="false"/>
-          <w:caps w:val="false"/>
-          <w:smallCaps w:val="false"/>
-          <w:strike w:val="false"/>
-          <w:dstrike w:val="false"/>
-          <w:color w:val="000000"/>
-          <w:sz w:val="24"/>
-          <w:szCs w:val="24"/>
-          <w:u w:val="none"/>
-          <w:effect w:val="none"/>
-          <w:shd w:fill="auto" w:val="clear"/>
-        </w:rPr>
-        <w:t>Lei nº 11.788, de 25 de setembro de 2008. Dispõe sobre o estágio de estudantes; altera a redação do art. 428 da Consolidação das Leis do Trabalho – CLT, aprovada pelo Decreto-Lei nº 5.452, de 1º de maio de 1943;</w:t>
+          <w:b w:val="false"/>
+          <w:i w:val="false"/>
+          <w:i w:val="false"/>
+          <w:caps w:val="false"/>
+          <w:smallCaps w:val="false"/>
+          <w:strike w:val="false"/>
+          <w:dstrike w:val="false"/>
+          <w:color w:val="000000"/>
+          <w:sz w:val="24"/>
+          <w:szCs w:val="24"/>
+          <w:u w:val="none"/>
+          <w:effect w:val="none"/>
+          <w:shd w:fill="FFFFFF" w:val="clear"/>
+        </w:rPr>
+      </w:pPr>
+      <w:r>
+        <w:rPr>
+          <w:b w:val="false"/>
+          <w:i w:val="false"/>
+          <w:caps w:val="false"/>
+          <w:smallCaps w:val="false"/>
+          <w:strike w:val="false"/>
+          <w:dstrike w:val="false"/>
+          <w:color w:val="000000"/>
+          <w:sz w:val="24"/>
+          <w:szCs w:val="24"/>
+          <w:u w:val="none"/>
+          <w:effect w:val="none"/>
+          <w:shd w:fill="FFFFFF" w:val="clear"/>
+        </w:rPr>
       </w:r>
     </w:p>
     <w:p>
@@ -12248,15 +12280,11 @@
         <w:pStyle w:val="BodyText"/>
         <w:bidi w:val="0"/>
         <w:spacing w:lineRule="auto" w:line="360" w:before="0" w:after="0"/>
-        <w:ind w:firstLine="709" w:left="0" w:right="0"/>
+        <w:ind w:hanging="0" w:left="0" w:right="0"/>
         <w:jc w:val="both"/>
         <w:rPr>
-          <w:rFonts w:ascii="Times New Roman" w:hAnsi="Times New Roman"/>
-        </w:rPr>
-      </w:pPr>
-      <w:r>
-        <w:rPr>
-          <w:b w:val="false"/>
+          <w:b w:val="false"/>
+          <w:i w:val="false"/>
           <w:i w:val="false"/>
           <w:caps w:val="false"/>
           <w:smallCaps w:val="false"/>
@@ -12269,7 +12297,23 @@
           <w:effect w:val="none"/>
           <w:shd w:fill="auto" w:val="clear"/>
         </w:rPr>
-        <w:t>Lei nº 9.394, de 20 de dezembro de 1996; revoga as Leis nº 6.494, de 7 de dezembro de 1977, e 8.859, de 23 de março de 1994, o parágrafo único do art. 82 da Lei nº 9.394, de 20 de dezembro de 1996, e o art. 6nº da Medida Provisória nº 2.164-41, de 24 de agosto de 2001; e dá outras providências.</w:t>
+      </w:pPr>
+      <w:r>
+        <w:rPr>
+          <w:b w:val="false"/>
+          <w:i w:val="false"/>
+          <w:caps w:val="false"/>
+          <w:smallCaps w:val="false"/>
+          <w:strike w:val="false"/>
+          <w:dstrike w:val="false"/>
+          <w:color w:val="000000"/>
+          <w:sz w:val="24"/>
+          <w:szCs w:val="24"/>
+          <w:u w:val="none"/>
+          <w:effect w:val="none"/>
+          <w:shd w:fill="auto" w:val="clear"/>
+        </w:rPr>
+        <w:t>Lei nº 9.795, de 27 de abril de 1999. Dispõe sobre a educação ambiental, institui a Política Nacional de Educação Ambiental e dá outras providências</w:t>
       </w:r>
     </w:p>
     <w:p>
@@ -12277,15 +12321,11 @@
         <w:pStyle w:val="BodyText"/>
         <w:bidi w:val="0"/>
         <w:spacing w:lineRule="auto" w:line="360" w:before="0" w:after="0"/>
-        <w:ind w:firstLine="709" w:left="0" w:right="0"/>
+        <w:ind w:hanging="0" w:left="0" w:right="0"/>
         <w:jc w:val="both"/>
         <w:rPr>
-          <w:rFonts w:ascii="Times New Roman" w:hAnsi="Times New Roman"/>
-        </w:rPr>
-      </w:pPr>
-      <w:r>
-        <w:rPr>
-          <w:b w:val="false"/>
+          <w:b w:val="false"/>
+          <w:i w:val="false"/>
           <w:i w:val="false"/>
           <w:caps w:val="false"/>
           <w:smallCaps w:val="false"/>
@@ -12298,7 +12338,22 @@
           <w:effect w:val="none"/>
           <w:shd w:fill="auto" w:val="clear"/>
         </w:rPr>
-        <w:t>Lei nº 12.288, de 20 de julho de 2010. Institui o Estatuto da Igualdade Racial; altera as Leis nos 7.716, de 5 de janeiro de 1989, 9.029, de 13 de abril de 1995, 7.347, de 24 de julho de 1985, e 10.778, de 24 de novembro de 2003.</w:t>
+      </w:pPr>
+      <w:r>
+        <w:rPr>
+          <w:b w:val="false"/>
+          <w:i w:val="false"/>
+          <w:caps w:val="false"/>
+          <w:smallCaps w:val="false"/>
+          <w:strike w:val="false"/>
+          <w:dstrike w:val="false"/>
+          <w:color w:val="000000"/>
+          <w:sz w:val="24"/>
+          <w:szCs w:val="24"/>
+          <w:u w:val="none"/>
+          <w:effect w:val="none"/>
+          <w:shd w:fill="auto" w:val="clear"/>
+        </w:rPr>
       </w:r>
     </w:p>
     <w:p>
@@ -12306,15 +12361,11 @@
         <w:pStyle w:val="BodyText"/>
         <w:bidi w:val="0"/>
         <w:spacing w:lineRule="auto" w:line="360" w:before="0" w:after="0"/>
-        <w:ind w:firstLine="709" w:left="0" w:right="0"/>
+        <w:ind w:hanging="0" w:left="0" w:right="0"/>
         <w:jc w:val="both"/>
         <w:rPr>
-          <w:rFonts w:ascii="Times New Roman" w:hAnsi="Times New Roman"/>
-        </w:rPr>
-      </w:pPr>
-      <w:r>
-        <w:rPr>
-          <w:b w:val="false"/>
+          <w:b w:val="false"/>
+          <w:i w:val="false"/>
           <w:i w:val="false"/>
           <w:caps w:val="false"/>
           <w:smallCaps w:val="false"/>
@@ -12327,6 +12378,575 @@
           <w:effect w:val="none"/>
           <w:shd w:fill="auto" w:val="clear"/>
         </w:rPr>
+      </w:pPr>
+      <w:r>
+        <w:rPr>
+          <w:b w:val="false"/>
+          <w:i w:val="false"/>
+          <w:caps w:val="false"/>
+          <w:smallCaps w:val="false"/>
+          <w:strike w:val="false"/>
+          <w:dstrike w:val="false"/>
+          <w:color w:val="000000"/>
+          <w:sz w:val="24"/>
+          <w:szCs w:val="24"/>
+          <w:u w:val="none"/>
+          <w:effect w:val="none"/>
+          <w:shd w:fill="auto" w:val="clear"/>
+        </w:rPr>
+        <w:t>Lei nº 10.436, de 24 de abril de 2002. Dispõe sobre a Língua Brasileira de Sinais - LIBRAS e dá outras providências. </w:t>
+      </w:r>
+    </w:p>
+    <w:p>
+      <w:pPr>
+        <w:pStyle w:val="BodyText"/>
+        <w:bidi w:val="0"/>
+        <w:spacing w:lineRule="auto" w:line="360" w:before="0" w:after="0"/>
+        <w:ind w:hanging="0" w:left="0" w:right="0"/>
+        <w:jc w:val="both"/>
+        <w:rPr>
+          <w:b w:val="false"/>
+          <w:i w:val="false"/>
+          <w:i w:val="false"/>
+          <w:caps w:val="false"/>
+          <w:smallCaps w:val="false"/>
+          <w:strike w:val="false"/>
+          <w:dstrike w:val="false"/>
+          <w:color w:val="000000"/>
+          <w:sz w:val="24"/>
+          <w:szCs w:val="24"/>
+          <w:u w:val="none"/>
+          <w:effect w:val="none"/>
+          <w:shd w:fill="auto" w:val="clear"/>
+        </w:rPr>
+      </w:pPr>
+      <w:r>
+        <w:rPr>
+          <w:b w:val="false"/>
+          <w:i w:val="false"/>
+          <w:caps w:val="false"/>
+          <w:smallCaps w:val="false"/>
+          <w:strike w:val="false"/>
+          <w:dstrike w:val="false"/>
+          <w:color w:val="000000"/>
+          <w:sz w:val="24"/>
+          <w:szCs w:val="24"/>
+          <w:u w:val="none"/>
+          <w:effect w:val="none"/>
+          <w:shd w:fill="auto" w:val="clear"/>
+        </w:rPr>
+      </w:r>
+    </w:p>
+    <w:p>
+      <w:pPr>
+        <w:pStyle w:val="BodyText"/>
+        <w:bidi w:val="0"/>
+        <w:spacing w:lineRule="auto" w:line="360" w:before="0" w:after="0"/>
+        <w:ind w:hanging="0" w:left="0" w:right="0"/>
+        <w:jc w:val="both"/>
+        <w:rPr>
+          <w:b w:val="false"/>
+          <w:i w:val="false"/>
+          <w:i w:val="false"/>
+          <w:caps w:val="false"/>
+          <w:smallCaps w:val="false"/>
+          <w:strike w:val="false"/>
+          <w:dstrike w:val="false"/>
+          <w:color w:val="000000"/>
+          <w:sz w:val="24"/>
+          <w:szCs w:val="24"/>
+          <w:u w:val="none"/>
+          <w:effect w:val="none"/>
+          <w:shd w:fill="auto" w:val="clear"/>
+        </w:rPr>
+      </w:pPr>
+      <w:r>
+        <w:rPr>
+          <w:b w:val="false"/>
+          <w:i w:val="false"/>
+          <w:caps w:val="false"/>
+          <w:smallCaps w:val="false"/>
+          <w:strike w:val="false"/>
+          <w:dstrike w:val="false"/>
+          <w:color w:val="000000"/>
+          <w:sz w:val="24"/>
+          <w:szCs w:val="24"/>
+          <w:u w:val="none"/>
+          <w:effect w:val="none"/>
+          <w:shd w:fill="auto" w:val="clear"/>
+        </w:rPr>
+        <w:t>Lei no 10.639, de 09 de janeiro de 2003. Altera a Lei no 9.394, de 20 de dezembro de 1996, que estabelece as diretrizes e bases da educação nacional, para incluir no currículo oficial da Rede de Ensino a obrigatoriedade da temática "História e Cultura Afro-Brasileira", e dá outras providências.</w:t>
+      </w:r>
+    </w:p>
+    <w:p>
+      <w:pPr>
+        <w:pStyle w:val="BodyText"/>
+        <w:bidi w:val="0"/>
+        <w:spacing w:lineRule="auto" w:line="360" w:before="0" w:after="0"/>
+        <w:ind w:hanging="0" w:left="0" w:right="0"/>
+        <w:jc w:val="both"/>
+        <w:rPr>
+          <w:b w:val="false"/>
+          <w:i w:val="false"/>
+          <w:i w:val="false"/>
+          <w:caps w:val="false"/>
+          <w:smallCaps w:val="false"/>
+          <w:strike w:val="false"/>
+          <w:dstrike w:val="false"/>
+          <w:color w:val="000000"/>
+          <w:sz w:val="24"/>
+          <w:szCs w:val="24"/>
+          <w:u w:val="none"/>
+          <w:effect w:val="none"/>
+          <w:shd w:fill="auto" w:val="clear"/>
+        </w:rPr>
+      </w:pPr>
+      <w:r>
+        <w:rPr>
+          <w:b w:val="false"/>
+          <w:i w:val="false"/>
+          <w:caps w:val="false"/>
+          <w:smallCaps w:val="false"/>
+          <w:strike w:val="false"/>
+          <w:dstrike w:val="false"/>
+          <w:color w:val="000000"/>
+          <w:sz w:val="24"/>
+          <w:szCs w:val="24"/>
+          <w:u w:val="none"/>
+          <w:effect w:val="none"/>
+          <w:shd w:fill="auto" w:val="clear"/>
+        </w:rPr>
+      </w:r>
+    </w:p>
+    <w:p>
+      <w:pPr>
+        <w:pStyle w:val="BodyText"/>
+        <w:bidi w:val="0"/>
+        <w:spacing w:lineRule="auto" w:line="360" w:before="0" w:after="0"/>
+        <w:ind w:hanging="0" w:left="0" w:right="0"/>
+        <w:jc w:val="both"/>
+        <w:rPr>
+          <w:b w:val="false"/>
+          <w:i w:val="false"/>
+          <w:i w:val="false"/>
+          <w:caps w:val="false"/>
+          <w:smallCaps w:val="false"/>
+          <w:strike w:val="false"/>
+          <w:dstrike w:val="false"/>
+          <w:color w:val="000000"/>
+          <w:sz w:val="24"/>
+          <w:szCs w:val="24"/>
+          <w:u w:val="none"/>
+          <w:effect w:val="none"/>
+          <w:shd w:fill="auto" w:val="clear"/>
+        </w:rPr>
+      </w:pPr>
+      <w:r>
+        <w:rPr>
+          <w:b w:val="false"/>
+          <w:i w:val="false"/>
+          <w:caps w:val="false"/>
+          <w:smallCaps w:val="false"/>
+          <w:strike w:val="false"/>
+          <w:dstrike w:val="false"/>
+          <w:color w:val="000000"/>
+          <w:sz w:val="24"/>
+          <w:szCs w:val="24"/>
+          <w:u w:val="none"/>
+          <w:effect w:val="none"/>
+          <w:shd w:fill="auto" w:val="clear"/>
+        </w:rPr>
+        <w:t>Lei nº 10.741, de 01 de outubro de 2003. Dispõe sobre o Estatuto do Idoso. </w:t>
+      </w:r>
+    </w:p>
+    <w:p>
+      <w:pPr>
+        <w:pStyle w:val="BodyText"/>
+        <w:bidi w:val="0"/>
+        <w:spacing w:lineRule="auto" w:line="360" w:before="0" w:after="0"/>
+        <w:ind w:hanging="0" w:left="0" w:right="0"/>
+        <w:jc w:val="both"/>
+        <w:rPr>
+          <w:b w:val="false"/>
+          <w:i w:val="false"/>
+          <w:i w:val="false"/>
+          <w:caps w:val="false"/>
+          <w:smallCaps w:val="false"/>
+          <w:strike w:val="false"/>
+          <w:dstrike w:val="false"/>
+          <w:color w:val="000000"/>
+          <w:sz w:val="24"/>
+          <w:szCs w:val="24"/>
+          <w:u w:val="none"/>
+          <w:effect w:val="none"/>
+          <w:shd w:fill="auto" w:val="clear"/>
+        </w:rPr>
+      </w:pPr>
+      <w:r>
+        <w:rPr>
+          <w:b w:val="false"/>
+          <w:i w:val="false"/>
+          <w:caps w:val="false"/>
+          <w:smallCaps w:val="false"/>
+          <w:strike w:val="false"/>
+          <w:dstrike w:val="false"/>
+          <w:color w:val="000000"/>
+          <w:sz w:val="24"/>
+          <w:szCs w:val="24"/>
+          <w:u w:val="none"/>
+          <w:effect w:val="none"/>
+          <w:shd w:fill="auto" w:val="clear"/>
+        </w:rPr>
+      </w:r>
+    </w:p>
+    <w:p>
+      <w:pPr>
+        <w:pStyle w:val="BodyText"/>
+        <w:bidi w:val="0"/>
+        <w:spacing w:lineRule="auto" w:line="360" w:before="0" w:after="0"/>
+        <w:ind w:hanging="0" w:left="0" w:right="0"/>
+        <w:jc w:val="both"/>
+        <w:rPr>
+          <w:b w:val="false"/>
+          <w:i w:val="false"/>
+          <w:i w:val="false"/>
+          <w:caps w:val="false"/>
+          <w:smallCaps w:val="false"/>
+          <w:strike w:val="false"/>
+          <w:dstrike w:val="false"/>
+          <w:color w:val="000000"/>
+          <w:sz w:val="24"/>
+          <w:szCs w:val="24"/>
+          <w:u w:val="none"/>
+          <w:effect w:val="none"/>
+          <w:shd w:fill="auto" w:val="clear"/>
+        </w:rPr>
+      </w:pPr>
+      <w:r>
+        <w:rPr>
+          <w:b w:val="false"/>
+          <w:i w:val="false"/>
+          <w:caps w:val="false"/>
+          <w:smallCaps w:val="false"/>
+          <w:strike w:val="false"/>
+          <w:dstrike w:val="false"/>
+          <w:color w:val="000000"/>
+          <w:sz w:val="24"/>
+          <w:szCs w:val="24"/>
+          <w:u w:val="none"/>
+          <w:effect w:val="none"/>
+          <w:shd w:fill="auto" w:val="clear"/>
+        </w:rPr>
+        <w:t>Lei nº 11.645, de 10 de março de 2008. Altera a Lei no 9.394, de 20 de dezembro de 1996, modificada pela Lei no 10.639, de 09 de janeiro de 2003, que estabelece as diretrizes e bases da educação nacional, para incluir no currículo oficial da rede de ensino a obrigatoriedade da temática “História e Cultura AfroBrasileira e Indígena”. </w:t>
+      </w:r>
+    </w:p>
+    <w:p>
+      <w:pPr>
+        <w:pStyle w:val="BodyText"/>
+        <w:bidi w:val="0"/>
+        <w:spacing w:lineRule="auto" w:line="360" w:before="0" w:after="0"/>
+        <w:ind w:hanging="0" w:left="0" w:right="0"/>
+        <w:jc w:val="both"/>
+        <w:rPr>
+          <w:b w:val="false"/>
+          <w:i w:val="false"/>
+          <w:i w:val="false"/>
+          <w:caps w:val="false"/>
+          <w:smallCaps w:val="false"/>
+          <w:strike w:val="false"/>
+          <w:dstrike w:val="false"/>
+          <w:color w:val="000000"/>
+          <w:sz w:val="24"/>
+          <w:szCs w:val="24"/>
+          <w:u w:val="none"/>
+          <w:effect w:val="none"/>
+          <w:shd w:fill="auto" w:val="clear"/>
+        </w:rPr>
+      </w:pPr>
+      <w:r>
+        <w:rPr>
+          <w:b w:val="false"/>
+          <w:i w:val="false"/>
+          <w:caps w:val="false"/>
+          <w:smallCaps w:val="false"/>
+          <w:strike w:val="false"/>
+          <w:dstrike w:val="false"/>
+          <w:color w:val="000000"/>
+          <w:sz w:val="24"/>
+          <w:szCs w:val="24"/>
+          <w:u w:val="none"/>
+          <w:effect w:val="none"/>
+          <w:shd w:fill="auto" w:val="clear"/>
+        </w:rPr>
+      </w:r>
+    </w:p>
+    <w:p>
+      <w:pPr>
+        <w:pStyle w:val="BodyText"/>
+        <w:bidi w:val="0"/>
+        <w:spacing w:lineRule="auto" w:line="360" w:before="0" w:after="0"/>
+        <w:ind w:hanging="0" w:left="0" w:right="0"/>
+        <w:jc w:val="both"/>
+        <w:rPr>
+          <w:b w:val="false"/>
+          <w:i w:val="false"/>
+          <w:i w:val="false"/>
+          <w:caps w:val="false"/>
+          <w:smallCaps w:val="false"/>
+          <w:strike w:val="false"/>
+          <w:dstrike w:val="false"/>
+          <w:color w:val="000000"/>
+          <w:sz w:val="24"/>
+          <w:szCs w:val="24"/>
+          <w:u w:val="none"/>
+          <w:effect w:val="none"/>
+          <w:shd w:fill="auto" w:val="clear"/>
+        </w:rPr>
+      </w:pPr>
+      <w:r>
+        <w:rPr>
+          <w:b w:val="false"/>
+          <w:i w:val="false"/>
+          <w:caps w:val="false"/>
+          <w:smallCaps w:val="false"/>
+          <w:strike w:val="false"/>
+          <w:dstrike w:val="false"/>
+          <w:color w:val="000000"/>
+          <w:sz w:val="24"/>
+          <w:szCs w:val="24"/>
+          <w:u w:val="none"/>
+          <w:effect w:val="none"/>
+          <w:shd w:fill="auto" w:val="clear"/>
+        </w:rPr>
+        <w:t>Lei nº 11.788, de 25 de setembro de 2008. Dispõe sobre o estágio de estudantes; altera a redação do art. 428 da Consolidação das Leis do Trabalho – CLT, aprovada pelo Decreto-Lei nº 5.452, de 1º de maio de 1943;</w:t>
+      </w:r>
+    </w:p>
+    <w:p>
+      <w:pPr>
+        <w:pStyle w:val="BodyText"/>
+        <w:bidi w:val="0"/>
+        <w:spacing w:lineRule="auto" w:line="360" w:before="0" w:after="0"/>
+        <w:ind w:hanging="0" w:left="0" w:right="0"/>
+        <w:jc w:val="both"/>
+        <w:rPr>
+          <w:b w:val="false"/>
+          <w:i w:val="false"/>
+          <w:i w:val="false"/>
+          <w:caps w:val="false"/>
+          <w:smallCaps w:val="false"/>
+          <w:strike w:val="false"/>
+          <w:dstrike w:val="false"/>
+          <w:color w:val="000000"/>
+          <w:sz w:val="24"/>
+          <w:szCs w:val="24"/>
+          <w:u w:val="none"/>
+          <w:effect w:val="none"/>
+          <w:shd w:fill="auto" w:val="clear"/>
+        </w:rPr>
+      </w:pPr>
+      <w:r>
+        <w:rPr>
+          <w:b w:val="false"/>
+          <w:i w:val="false"/>
+          <w:caps w:val="false"/>
+          <w:smallCaps w:val="false"/>
+          <w:strike w:val="false"/>
+          <w:dstrike w:val="false"/>
+          <w:color w:val="000000"/>
+          <w:sz w:val="24"/>
+          <w:szCs w:val="24"/>
+          <w:u w:val="none"/>
+          <w:effect w:val="none"/>
+          <w:shd w:fill="auto" w:val="clear"/>
+        </w:rPr>
+      </w:r>
+    </w:p>
+    <w:p>
+      <w:pPr>
+        <w:pStyle w:val="BodyText"/>
+        <w:bidi w:val="0"/>
+        <w:spacing w:lineRule="auto" w:line="360" w:before="0" w:after="0"/>
+        <w:ind w:hanging="0" w:left="0" w:right="0"/>
+        <w:jc w:val="both"/>
+        <w:rPr>
+          <w:b w:val="false"/>
+          <w:i w:val="false"/>
+          <w:i w:val="false"/>
+          <w:caps w:val="false"/>
+          <w:smallCaps w:val="false"/>
+          <w:strike w:val="false"/>
+          <w:dstrike w:val="false"/>
+          <w:color w:val="000000"/>
+          <w:sz w:val="24"/>
+          <w:szCs w:val="24"/>
+          <w:u w:val="none"/>
+          <w:effect w:val="none"/>
+          <w:shd w:fill="auto" w:val="clear"/>
+        </w:rPr>
+      </w:pPr>
+      <w:r>
+        <w:rPr>
+          <w:b w:val="false"/>
+          <w:i w:val="false"/>
+          <w:caps w:val="false"/>
+          <w:smallCaps w:val="false"/>
+          <w:strike w:val="false"/>
+          <w:dstrike w:val="false"/>
+          <w:color w:val="000000"/>
+          <w:sz w:val="24"/>
+          <w:szCs w:val="24"/>
+          <w:u w:val="none"/>
+          <w:effect w:val="none"/>
+          <w:shd w:fill="auto" w:val="clear"/>
+        </w:rPr>
+        <w:t>Lei nº 9.394, de 20 de dezembro de 1996; revoga as Leis nº 6.494, de 7 de dezembro de 1977, e 8.859, de 23 de março de 1994, o parágrafo único do art. 82 da Lei nº 9.394, de 20 de dezembro de 1996, e o art. 6nº da Medida Provisória nº 2.164-41, de 24 de agosto de 2001; e dá outras providências.</w:t>
+      </w:r>
+    </w:p>
+    <w:p>
+      <w:pPr>
+        <w:pStyle w:val="BodyText"/>
+        <w:bidi w:val="0"/>
+        <w:spacing w:lineRule="auto" w:line="360" w:before="0" w:after="0"/>
+        <w:ind w:hanging="0" w:left="0" w:right="0"/>
+        <w:jc w:val="both"/>
+        <w:rPr>
+          <w:b w:val="false"/>
+          <w:i w:val="false"/>
+          <w:i w:val="false"/>
+          <w:caps w:val="false"/>
+          <w:smallCaps w:val="false"/>
+          <w:strike w:val="false"/>
+          <w:dstrike w:val="false"/>
+          <w:color w:val="000000"/>
+          <w:sz w:val="24"/>
+          <w:szCs w:val="24"/>
+          <w:u w:val="none"/>
+          <w:effect w:val="none"/>
+          <w:shd w:fill="auto" w:val="clear"/>
+        </w:rPr>
+      </w:pPr>
+      <w:r>
+        <w:rPr>
+          <w:b w:val="false"/>
+          <w:i w:val="false"/>
+          <w:caps w:val="false"/>
+          <w:smallCaps w:val="false"/>
+          <w:strike w:val="false"/>
+          <w:dstrike w:val="false"/>
+          <w:color w:val="000000"/>
+          <w:sz w:val="24"/>
+          <w:szCs w:val="24"/>
+          <w:u w:val="none"/>
+          <w:effect w:val="none"/>
+          <w:shd w:fill="auto" w:val="clear"/>
+        </w:rPr>
+      </w:r>
+    </w:p>
+    <w:p>
+      <w:pPr>
+        <w:pStyle w:val="BodyText"/>
+        <w:bidi w:val="0"/>
+        <w:spacing w:lineRule="auto" w:line="360" w:before="0" w:after="0"/>
+        <w:ind w:hanging="0" w:left="0" w:right="0"/>
+        <w:jc w:val="both"/>
+        <w:rPr>
+          <w:b w:val="false"/>
+          <w:i w:val="false"/>
+          <w:i w:val="false"/>
+          <w:caps w:val="false"/>
+          <w:smallCaps w:val="false"/>
+          <w:strike w:val="false"/>
+          <w:dstrike w:val="false"/>
+          <w:color w:val="000000"/>
+          <w:sz w:val="24"/>
+          <w:szCs w:val="24"/>
+          <w:u w:val="none"/>
+          <w:effect w:val="none"/>
+          <w:shd w:fill="auto" w:val="clear"/>
+        </w:rPr>
+      </w:pPr>
+      <w:r>
+        <w:rPr>
+          <w:b w:val="false"/>
+          <w:i w:val="false"/>
+          <w:caps w:val="false"/>
+          <w:smallCaps w:val="false"/>
+          <w:strike w:val="false"/>
+          <w:dstrike w:val="false"/>
+          <w:color w:val="000000"/>
+          <w:sz w:val="24"/>
+          <w:szCs w:val="24"/>
+          <w:u w:val="none"/>
+          <w:effect w:val="none"/>
+          <w:shd w:fill="auto" w:val="clear"/>
+        </w:rPr>
+        <w:t>Lei nº 12.288, de 20 de julho de 2010. Institui o Estatuto da Igualdade Racial; altera as Leis nos 7.716, de 5 de janeiro de 1989, 9.029, de 13 de abril de 1995, 7.347, de 24 de julho de 1985, e 10.778, de 24 de novembro de 2003.</w:t>
+      </w:r>
+    </w:p>
+    <w:p>
+      <w:pPr>
+        <w:pStyle w:val="BodyText"/>
+        <w:bidi w:val="0"/>
+        <w:spacing w:lineRule="auto" w:line="360" w:before="0" w:after="0"/>
+        <w:ind w:hanging="0" w:left="0" w:right="0"/>
+        <w:jc w:val="both"/>
+        <w:rPr>
+          <w:b w:val="false"/>
+          <w:i w:val="false"/>
+          <w:i w:val="false"/>
+          <w:caps w:val="false"/>
+          <w:smallCaps w:val="false"/>
+          <w:strike w:val="false"/>
+          <w:dstrike w:val="false"/>
+          <w:color w:val="000000"/>
+          <w:sz w:val="24"/>
+          <w:szCs w:val="24"/>
+          <w:u w:val="none"/>
+          <w:effect w:val="none"/>
+          <w:shd w:fill="auto" w:val="clear"/>
+        </w:rPr>
+      </w:pPr>
+      <w:r>
+        <w:rPr>
+          <w:b w:val="false"/>
+          <w:i w:val="false"/>
+          <w:caps w:val="false"/>
+          <w:smallCaps w:val="false"/>
+          <w:strike w:val="false"/>
+          <w:dstrike w:val="false"/>
+          <w:color w:val="000000"/>
+          <w:sz w:val="24"/>
+          <w:szCs w:val="24"/>
+          <w:u w:val="none"/>
+          <w:effect w:val="none"/>
+          <w:shd w:fill="auto" w:val="clear"/>
+        </w:rPr>
+      </w:r>
+    </w:p>
+    <w:p>
+      <w:pPr>
+        <w:pStyle w:val="BodyText"/>
+        <w:bidi w:val="0"/>
+        <w:spacing w:lineRule="auto" w:line="360" w:before="0" w:after="0"/>
+        <w:ind w:hanging="0" w:left="0" w:right="0"/>
+        <w:jc w:val="both"/>
+        <w:rPr/>
+      </w:pPr>
+      <w:r>
+        <w:rPr>
+          <w:b w:val="false"/>
+          <w:i w:val="false"/>
+          <w:caps w:val="false"/>
+          <w:smallCaps w:val="false"/>
+          <w:strike w:val="false"/>
+          <w:dstrike w:val="false"/>
+          <w:color w:val="000000"/>
+          <w:sz w:val="24"/>
+          <w:szCs w:val="24"/>
+          <w:u w:val="none"/>
+          <w:effect w:val="none"/>
+          <w:shd w:fill="auto" w:val="clear"/>
+        </w:rPr>
         <w:t>PORTARIA Nº 2.117, DE 6 DE DEZEMBRO DE 2019 Dispõe sobre a oferta de carga horária na modalidade de Ensino a Distância - EaD em cursos de graduação presenciais ofertados por Instituições de Educação Superior - IES pertencentes ao Sistema Federal de Ensino</w:t>
       </w:r>
       <w:r>
@@ -12351,7 +12971,7 @@
       <w:pPr>
         <w:pStyle w:val="BodyText"/>
         <w:spacing w:lineRule="auto" w:line="360" w:before="0" w:after="0"/>
-        <w:ind w:firstLine="709" w:left="0" w:right="0"/>
+        <w:ind w:hanging="0" w:left="0" w:right="0"/>
         <w:jc w:val="both"/>
         <w:rPr>
           <w:rFonts w:ascii="Times New Roman" w:hAnsi="Times New Roman"/>
@@ -12395,7 +13015,7 @@
           <w:numId w:val="1"/>
         </w:numPr>
         <w:spacing w:lineRule="auto" w:line="360" w:before="0" w:after="0"/>
-        <w:ind w:firstLine="709" w:left="0" w:right="0"/>
+        <w:ind w:hanging="0" w:left="0" w:right="0"/>
         <w:jc w:val="both"/>
         <w:rPr>
           <w:rFonts w:ascii="Times New Roman" w:hAnsi="Times New Roman"/>
@@ -12405,7 +13025,6 @@
       <w:bookmarkEnd w:id="27"/>
       <w:r>
         <w:rPr>
-          <w:rFonts w:ascii="Times New Roman" w:hAnsi="Times New Roman"/>
           <w:sz w:val="24"/>
           <w:szCs w:val="24"/>
         </w:rPr>
@@ -12420,15 +13039,10 @@
         <w:jc w:val="both"/>
         <w:rPr>
           <w:rFonts w:ascii="Times New Roman" w:hAnsi="Times New Roman"/>
-          <w:sz w:val="24"/>
-          <w:szCs w:val="24"/>
-        </w:rPr>
-      </w:pPr>
-      <w:r>
-        <w:rPr>
-          <w:sz w:val="24"/>
-          <w:szCs w:val="24"/>
-        </w:rPr>
+        </w:rPr>
+      </w:pPr>
+      <w:r>
+        <w:rPr/>
       </w:r>
     </w:p>
     <w:p>
@@ -12436,10 +13050,22 @@
         <w:pStyle w:val="BodyText"/>
         <w:bidi w:val="0"/>
         <w:spacing w:lineRule="auto" w:line="360" w:before="0" w:after="0"/>
-        <w:ind w:firstLine="709" w:left="0" w:right="0"/>
+        <w:ind w:hanging="0" w:left="0" w:right="0"/>
         <w:jc w:val="both"/>
         <w:rPr>
-          <w:rFonts w:ascii="Times New Roman" w:hAnsi="Times New Roman"/>
+          <w:b w:val="false"/>
+          <w:i w:val="false"/>
+          <w:i w:val="false"/>
+          <w:caps w:val="false"/>
+          <w:smallCaps w:val="false"/>
+          <w:strike w:val="false"/>
+          <w:dstrike w:val="false"/>
+          <w:color w:val="000000"/>
+          <w:sz w:val="24"/>
+          <w:szCs w:val="24"/>
+          <w:u w:val="none"/>
+          <w:effect w:val="none"/>
+          <w:shd w:fill="auto" w:val="clear"/>
         </w:rPr>
       </w:pPr>
       <w:bookmarkStart w:id="28" w:name="docs-internal-guid-e4682c6f-7fff-9e64-93"/>
@@ -12467,15 +13093,11 @@
         <w:pStyle w:val="BodyText"/>
         <w:bidi w:val="0"/>
         <w:spacing w:lineRule="auto" w:line="360" w:before="0" w:after="0"/>
-        <w:ind w:firstLine="709" w:left="0" w:right="0"/>
+        <w:ind w:hanging="0" w:left="0" w:right="0"/>
         <w:jc w:val="both"/>
         <w:rPr>
-          <w:rFonts w:ascii="Times New Roman" w:hAnsi="Times New Roman"/>
-        </w:rPr>
-      </w:pPr>
-      <w:r>
-        <w:rPr>
-          <w:b w:val="false"/>
+          <w:b w:val="false"/>
+          <w:i w:val="false"/>
           <w:i w:val="false"/>
           <w:caps w:val="false"/>
           <w:smallCaps w:val="false"/>
@@ -12488,7 +13110,22 @@
           <w:effect w:val="none"/>
           <w:shd w:fill="auto" w:val="clear"/>
         </w:rPr>
-        <w:t>DECRETO Nº 9.235, DE 15 DE DEZEMBRO DE 2017 Dispõe sobre o exercício das funções de regulação, supervisão e avaliação das instituições de educação superior e dos cursos superiores de graduação e de pós-graduação no sistema federal de ensino.</w:t>
+      </w:pPr>
+      <w:r>
+        <w:rPr>
+          <w:b w:val="false"/>
+          <w:i w:val="false"/>
+          <w:caps w:val="false"/>
+          <w:smallCaps w:val="false"/>
+          <w:strike w:val="false"/>
+          <w:dstrike w:val="false"/>
+          <w:color w:val="000000"/>
+          <w:sz w:val="24"/>
+          <w:szCs w:val="24"/>
+          <w:u w:val="none"/>
+          <w:effect w:val="none"/>
+          <w:shd w:fill="auto" w:val="clear"/>
+        </w:rPr>
       </w:r>
     </w:p>
     <w:p>
@@ -12496,10 +13133,22 @@
         <w:pStyle w:val="BodyText"/>
         <w:bidi w:val="0"/>
         <w:spacing w:lineRule="auto" w:line="360" w:before="0" w:after="0"/>
-        <w:ind w:firstLine="709" w:left="0" w:right="0"/>
+        <w:ind w:hanging="0" w:left="0" w:right="0"/>
         <w:jc w:val="both"/>
         <w:rPr>
-          <w:rFonts w:ascii="Times New Roman" w:hAnsi="Times New Roman"/>
+          <w:b w:val="false"/>
+          <w:i w:val="false"/>
+          <w:i w:val="false"/>
+          <w:caps w:val="false"/>
+          <w:smallCaps w:val="false"/>
+          <w:strike w:val="false"/>
+          <w:dstrike w:val="false"/>
+          <w:color w:val="000000"/>
+          <w:sz w:val="24"/>
+          <w:szCs w:val="24"/>
+          <w:u w:val="none"/>
+          <w:effect w:val="none"/>
+          <w:shd w:fill="auto" w:val="clear"/>
         </w:rPr>
       </w:pPr>
       <w:r>
@@ -12525,15 +13174,11 @@
         <w:pStyle w:val="BodyText"/>
         <w:bidi w:val="0"/>
         <w:spacing w:lineRule="auto" w:line="360" w:before="0" w:after="0"/>
-        <w:ind w:firstLine="709" w:left="0" w:right="0"/>
+        <w:ind w:hanging="0" w:left="0" w:right="0"/>
         <w:jc w:val="both"/>
         <w:rPr>
-          <w:rFonts w:ascii="Times New Roman" w:hAnsi="Times New Roman"/>
-        </w:rPr>
-      </w:pPr>
-      <w:r>
-        <w:rPr>
-          <w:b w:val="false"/>
+          <w:b w:val="false"/>
+          <w:i w:val="false"/>
           <w:i w:val="false"/>
           <w:caps w:val="false"/>
           <w:smallCaps w:val="false"/>
@@ -12546,7 +13191,22 @@
           <w:effect w:val="none"/>
           <w:shd w:fill="auto" w:val="clear"/>
         </w:rPr>
-        <w:t>Decreto nº 5.626, de 22 de dezembro de 2005. Regulamenta a Lei no 10.436, de 24 de abril de 2002, que dispõe sobre a Língua Brasileira de Sinais (LIBRAS), e o art. 18 da Lei no 10.098, de 19 de dezembro de 2000.</w:t>
+      </w:pPr>
+      <w:r>
+        <w:rPr>
+          <w:b w:val="false"/>
+          <w:i w:val="false"/>
+          <w:caps w:val="false"/>
+          <w:smallCaps w:val="false"/>
+          <w:strike w:val="false"/>
+          <w:dstrike w:val="false"/>
+          <w:color w:val="000000"/>
+          <w:sz w:val="24"/>
+          <w:szCs w:val="24"/>
+          <w:u w:val="none"/>
+          <w:effect w:val="none"/>
+          <w:shd w:fill="auto" w:val="clear"/>
+        </w:rPr>
       </w:r>
     </w:p>
     <w:p>
@@ -12554,15 +13214,11 @@
         <w:pStyle w:val="BodyText"/>
         <w:bidi w:val="0"/>
         <w:spacing w:lineRule="auto" w:line="360" w:before="0" w:after="0"/>
-        <w:ind w:firstLine="709" w:left="0" w:right="0"/>
+        <w:ind w:hanging="0" w:left="0" w:right="0"/>
         <w:jc w:val="both"/>
         <w:rPr>
-          <w:rFonts w:ascii="Times New Roman" w:hAnsi="Times New Roman"/>
-        </w:rPr>
-      </w:pPr>
-      <w:r>
-        <w:rPr>
-          <w:b w:val="false"/>
+          <w:b w:val="false"/>
+          <w:i w:val="false"/>
           <w:i w:val="false"/>
           <w:caps w:val="false"/>
           <w:smallCaps w:val="false"/>
@@ -12575,7 +13231,23 @@
           <w:effect w:val="none"/>
           <w:shd w:fill="auto" w:val="clear"/>
         </w:rPr>
-        <w:t>Decreto nº 5.296, de 2 de dezembro de 2004. Regulamenta as Leis nos 10.048, de 8 de novembro de 2000, que dá prioridade de atendimento às pessoas que especifica, e 10.098, de 19 de dezembro de 2000, que estabelece normas gerais e critérios básicos para a promoção da acessibilidade das pessoas portadoras de deficiência ou com mobilidade reduzida, e dá outras providências</w:t>
+      </w:pPr>
+      <w:r>
+        <w:rPr>
+          <w:b w:val="false"/>
+          <w:i w:val="false"/>
+          <w:caps w:val="false"/>
+          <w:smallCaps w:val="false"/>
+          <w:strike w:val="false"/>
+          <w:dstrike w:val="false"/>
+          <w:color w:val="000000"/>
+          <w:sz w:val="24"/>
+          <w:szCs w:val="24"/>
+          <w:u w:val="none"/>
+          <w:effect w:val="none"/>
+          <w:shd w:fill="auto" w:val="clear"/>
+        </w:rPr>
+        <w:t>DECRETO Nº 9.235, DE 15 DE DEZEMBRO DE 2017 Dispõe sobre o exercício das funções de regulação, supervisão e avaliação das instituições de educação superior e dos cursos superiores de graduação e de pós-graduação no sistema federal de ensino.</w:t>
       </w:r>
     </w:p>
     <w:p>
@@ -12583,15 +13255,11 @@
         <w:pStyle w:val="BodyText"/>
         <w:bidi w:val="0"/>
         <w:spacing w:lineRule="auto" w:line="360" w:before="0" w:after="0"/>
-        <w:ind w:firstLine="709" w:left="0" w:right="0"/>
+        <w:ind w:hanging="0" w:left="0" w:right="0"/>
         <w:jc w:val="both"/>
         <w:rPr>
-          <w:rFonts w:ascii="Times New Roman" w:hAnsi="Times New Roman"/>
-        </w:rPr>
-      </w:pPr>
-      <w:r>
-        <w:rPr>
-          <w:b w:val="false"/>
+          <w:b w:val="false"/>
+          <w:i w:val="false"/>
           <w:i w:val="false"/>
           <w:caps w:val="false"/>
           <w:smallCaps w:val="false"/>
@@ -12604,25 +13272,21 @@
           <w:effect w:val="none"/>
           <w:shd w:fill="auto" w:val="clear"/>
         </w:rPr>
-        <w:t>Decreto nº 6.872, de 04 de junho de 2009. Aprova o Plano Nacional de Promoção da Igualdade Racial - PLANAPIR, e institui o seu Comitê de Articulação e Monitoramento.</w:t>
-      </w:r>
-    </w:p>
-    <w:p>
-      <w:pPr>
-        <w:pStyle w:val="BodyText"/>
-        <w:spacing w:lineRule="auto" w:line="360" w:before="0" w:after="0"/>
-        <w:ind w:firstLine="709" w:left="0" w:right="0"/>
-        <w:jc w:val="both"/>
-        <w:rPr>
-          <w:rFonts w:ascii="Times New Roman" w:hAnsi="Times New Roman"/>
-          <w:sz w:val="24"/>
-          <w:szCs w:val="24"/>
-        </w:rPr>
-      </w:pPr>
-      <w:r>
-        <w:rPr>
-          <w:sz w:val="24"/>
-          <w:szCs w:val="24"/>
+      </w:pPr>
+      <w:r>
+        <w:rPr>
+          <w:b w:val="false"/>
+          <w:i w:val="false"/>
+          <w:caps w:val="false"/>
+          <w:smallCaps w:val="false"/>
+          <w:strike w:val="false"/>
+          <w:dstrike w:val="false"/>
+          <w:color w:val="000000"/>
+          <w:sz w:val="24"/>
+          <w:szCs w:val="24"/>
+          <w:u w:val="none"/>
+          <w:effect w:val="none"/>
+          <w:shd w:fill="auto" w:val="clear"/>
         </w:rPr>
       </w:r>
     </w:p>
@@ -12631,15 +13295,11 @@
         <w:pStyle w:val="BodyText"/>
         <w:bidi w:val="0"/>
         <w:spacing w:lineRule="auto" w:line="360" w:before="0" w:after="0"/>
-        <w:ind w:firstLine="709" w:left="0" w:right="0"/>
+        <w:ind w:hanging="0" w:left="0" w:right="0"/>
         <w:jc w:val="both"/>
         <w:rPr>
-          <w:rFonts w:ascii="Times New Roman" w:hAnsi="Times New Roman"/>
-        </w:rPr>
-      </w:pPr>
-      <w:r>
-        <w:rPr>
-          <w:b w:val="false"/>
+          <w:b w:val="false"/>
+          <w:i w:val="false"/>
           <w:i w:val="false"/>
           <w:caps w:val="false"/>
           <w:smallCaps w:val="false"/>
@@ -12652,7 +13312,23 @@
           <w:effect w:val="none"/>
           <w:shd w:fill="auto" w:val="clear"/>
         </w:rPr>
-        <w:t>Decreto nº 6.949, de 25 de agosto de 2009. Promulga a Convenção Internacional sobre os Direitos das Pessoas com Deficiência e seu Protocolo Facultativo, assinados em Nova York, em 30 de março de 2007. </w:t>
+      </w:pPr>
+      <w:r>
+        <w:rPr>
+          <w:b w:val="false"/>
+          <w:i w:val="false"/>
+          <w:caps w:val="false"/>
+          <w:smallCaps w:val="false"/>
+          <w:strike w:val="false"/>
+          <w:dstrike w:val="false"/>
+          <w:color w:val="000000"/>
+          <w:sz w:val="24"/>
+          <w:szCs w:val="24"/>
+          <w:u w:val="none"/>
+          <w:effect w:val="none"/>
+          <w:shd w:fill="auto" w:val="clear"/>
+        </w:rPr>
+        <w:t>Decreto nº 5.626, de 22 de dezembro de 2005. Regulamenta a Lei no 10.436, de 24 de abril de 2002, que dispõe sobre a Língua Brasileira de Sinais (LIBRAS), e o art. 18 da Lei no 10.098, de 19 de dezembro de 2000.</w:t>
       </w:r>
     </w:p>
     <w:p>
@@ -12660,11 +13336,257 @@
         <w:pStyle w:val="BodyText"/>
         <w:bidi w:val="0"/>
         <w:spacing w:lineRule="auto" w:line="360" w:before="0" w:after="0"/>
-        <w:ind w:firstLine="709" w:left="0" w:right="0"/>
+        <w:ind w:hanging="0" w:left="0" w:right="0"/>
         <w:jc w:val="both"/>
         <w:rPr>
-          <w:rFonts w:ascii="Times New Roman" w:hAnsi="Times New Roman"/>
-        </w:rPr>
+          <w:b w:val="false"/>
+          <w:i w:val="false"/>
+          <w:i w:val="false"/>
+          <w:caps w:val="false"/>
+          <w:smallCaps w:val="false"/>
+          <w:strike w:val="false"/>
+          <w:dstrike w:val="false"/>
+          <w:color w:val="000000"/>
+          <w:sz w:val="24"/>
+          <w:szCs w:val="24"/>
+          <w:u w:val="none"/>
+          <w:effect w:val="none"/>
+          <w:shd w:fill="auto" w:val="clear"/>
+        </w:rPr>
+      </w:pPr>
+      <w:r>
+        <w:rPr>
+          <w:b w:val="false"/>
+          <w:i w:val="false"/>
+          <w:caps w:val="false"/>
+          <w:smallCaps w:val="false"/>
+          <w:strike w:val="false"/>
+          <w:dstrike w:val="false"/>
+          <w:color w:val="000000"/>
+          <w:sz w:val="24"/>
+          <w:szCs w:val="24"/>
+          <w:u w:val="none"/>
+          <w:effect w:val="none"/>
+          <w:shd w:fill="auto" w:val="clear"/>
+        </w:rPr>
+      </w:r>
+    </w:p>
+    <w:p>
+      <w:pPr>
+        <w:pStyle w:val="BodyText"/>
+        <w:bidi w:val="0"/>
+        <w:spacing w:lineRule="auto" w:line="360" w:before="0" w:after="0"/>
+        <w:ind w:hanging="0" w:left="0" w:right="0"/>
+        <w:jc w:val="both"/>
+        <w:rPr>
+          <w:b w:val="false"/>
+          <w:i w:val="false"/>
+          <w:i w:val="false"/>
+          <w:caps w:val="false"/>
+          <w:smallCaps w:val="false"/>
+          <w:strike w:val="false"/>
+          <w:dstrike w:val="false"/>
+          <w:color w:val="000000"/>
+          <w:sz w:val="24"/>
+          <w:szCs w:val="24"/>
+          <w:u w:val="none"/>
+          <w:effect w:val="none"/>
+          <w:shd w:fill="auto" w:val="clear"/>
+        </w:rPr>
+      </w:pPr>
+      <w:r>
+        <w:rPr>
+          <w:b w:val="false"/>
+          <w:i w:val="false"/>
+          <w:caps w:val="false"/>
+          <w:smallCaps w:val="false"/>
+          <w:strike w:val="false"/>
+          <w:dstrike w:val="false"/>
+          <w:color w:val="000000"/>
+          <w:sz w:val="24"/>
+          <w:szCs w:val="24"/>
+          <w:u w:val="none"/>
+          <w:effect w:val="none"/>
+          <w:shd w:fill="auto" w:val="clear"/>
+        </w:rPr>
+        <w:t>Decreto nº 5.296, de 2 de dezembro de 2004. Regulamenta as Leis nos 10.048, de 8 de novembro de 2000, que dá prioridade de atendimento às pessoas que especifica, e 10.098, de 19 de dezembro de 2000, que estabelece normas gerais e critérios básicos para a promoção da acessibilidade das pessoas portadoras de deficiência ou com mobilidade reduzida, e dá outras providências</w:t>
+      </w:r>
+    </w:p>
+    <w:p>
+      <w:pPr>
+        <w:pStyle w:val="BodyText"/>
+        <w:bidi w:val="0"/>
+        <w:spacing w:lineRule="auto" w:line="360" w:before="0" w:after="0"/>
+        <w:ind w:hanging="0" w:left="0" w:right="0"/>
+        <w:jc w:val="both"/>
+        <w:rPr>
+          <w:b w:val="false"/>
+          <w:i w:val="false"/>
+          <w:i w:val="false"/>
+          <w:caps w:val="false"/>
+          <w:smallCaps w:val="false"/>
+          <w:strike w:val="false"/>
+          <w:dstrike w:val="false"/>
+          <w:color w:val="000000"/>
+          <w:sz w:val="24"/>
+          <w:szCs w:val="24"/>
+          <w:u w:val="none"/>
+          <w:effect w:val="none"/>
+          <w:shd w:fill="auto" w:val="clear"/>
+        </w:rPr>
+      </w:pPr>
+      <w:r>
+        <w:rPr>
+          <w:b w:val="false"/>
+          <w:i w:val="false"/>
+          <w:caps w:val="false"/>
+          <w:smallCaps w:val="false"/>
+          <w:strike w:val="false"/>
+          <w:dstrike w:val="false"/>
+          <w:color w:val="000000"/>
+          <w:sz w:val="24"/>
+          <w:szCs w:val="24"/>
+          <w:u w:val="none"/>
+          <w:effect w:val="none"/>
+          <w:shd w:fill="auto" w:val="clear"/>
+        </w:rPr>
+      </w:r>
+    </w:p>
+    <w:p>
+      <w:pPr>
+        <w:pStyle w:val="BodyText"/>
+        <w:bidi w:val="0"/>
+        <w:spacing w:lineRule="auto" w:line="360" w:before="0" w:after="0"/>
+        <w:ind w:hanging="0" w:left="0" w:right="0"/>
+        <w:jc w:val="both"/>
+        <w:rPr/>
+      </w:pPr>
+      <w:r>
+        <w:rPr>
+          <w:b w:val="false"/>
+          <w:i w:val="false"/>
+          <w:caps w:val="false"/>
+          <w:smallCaps w:val="false"/>
+          <w:strike w:val="false"/>
+          <w:dstrike w:val="false"/>
+          <w:color w:val="000000"/>
+          <w:sz w:val="24"/>
+          <w:szCs w:val="24"/>
+          <w:u w:val="none"/>
+          <w:effect w:val="none"/>
+          <w:shd w:fill="auto" w:val="clear"/>
+        </w:rPr>
+        <w:t>Decreto nº 6.872, de 04 de junho de 2009. Aprova o Plano Nacional de Promoção da Igualdade Racial - PLANAPIR, e institui o seu Comitê de Articulação e Monitoramento.</w:t>
+      </w:r>
+    </w:p>
+    <w:p>
+      <w:pPr>
+        <w:pStyle w:val="BodyText"/>
+        <w:spacing w:lineRule="auto" w:line="360" w:before="0" w:after="0"/>
+        <w:ind w:hanging="0" w:left="0" w:right="0"/>
+        <w:jc w:val="both"/>
+        <w:rPr>
+          <w:rFonts w:ascii="Times New Roman" w:hAnsi="Times New Roman"/>
+          <w:sz w:val="24"/>
+          <w:szCs w:val="24"/>
+        </w:rPr>
+      </w:pPr>
+      <w:r>
+        <w:rPr>
+          <w:sz w:val="24"/>
+          <w:szCs w:val="24"/>
+        </w:rPr>
+      </w:r>
+    </w:p>
+    <w:p>
+      <w:pPr>
+        <w:pStyle w:val="BodyText"/>
+        <w:bidi w:val="0"/>
+        <w:spacing w:lineRule="auto" w:line="360" w:before="0" w:after="0"/>
+        <w:ind w:hanging="0" w:left="0" w:right="0"/>
+        <w:jc w:val="both"/>
+        <w:rPr>
+          <w:b w:val="false"/>
+          <w:i w:val="false"/>
+          <w:i w:val="false"/>
+          <w:caps w:val="false"/>
+          <w:smallCaps w:val="false"/>
+          <w:strike w:val="false"/>
+          <w:dstrike w:val="false"/>
+          <w:color w:val="000000"/>
+          <w:sz w:val="24"/>
+          <w:szCs w:val="24"/>
+          <w:u w:val="none"/>
+          <w:effect w:val="none"/>
+          <w:shd w:fill="auto" w:val="clear"/>
+        </w:rPr>
+      </w:pPr>
+      <w:r>
+        <w:rPr>
+          <w:b w:val="false"/>
+          <w:i w:val="false"/>
+          <w:caps w:val="false"/>
+          <w:smallCaps w:val="false"/>
+          <w:strike w:val="false"/>
+          <w:dstrike w:val="false"/>
+          <w:color w:val="000000"/>
+          <w:sz w:val="24"/>
+          <w:szCs w:val="24"/>
+          <w:u w:val="none"/>
+          <w:effect w:val="none"/>
+          <w:shd w:fill="auto" w:val="clear"/>
+        </w:rPr>
+        <w:t>Decreto nº 6.949, de 25 de agosto de 2009. Promulga a Convenção Internacional sobre os Direitos das Pessoas com Deficiência e seu Protocolo Facultativo, assinados em Nova York, em 30 de março de 2007. </w:t>
+      </w:r>
+    </w:p>
+    <w:p>
+      <w:pPr>
+        <w:pStyle w:val="BodyText"/>
+        <w:bidi w:val="0"/>
+        <w:spacing w:lineRule="auto" w:line="360" w:before="0" w:after="0"/>
+        <w:ind w:hanging="0" w:left="0" w:right="0"/>
+        <w:jc w:val="both"/>
+        <w:rPr>
+          <w:b w:val="false"/>
+          <w:i w:val="false"/>
+          <w:i w:val="false"/>
+          <w:caps w:val="false"/>
+          <w:smallCaps w:val="false"/>
+          <w:strike w:val="false"/>
+          <w:dstrike w:val="false"/>
+          <w:color w:val="000000"/>
+          <w:sz w:val="24"/>
+          <w:szCs w:val="24"/>
+          <w:u w:val="none"/>
+          <w:effect w:val="none"/>
+          <w:shd w:fill="auto" w:val="clear"/>
+        </w:rPr>
+      </w:pPr>
+      <w:r>
+        <w:rPr>
+          <w:b w:val="false"/>
+          <w:i w:val="false"/>
+          <w:caps w:val="false"/>
+          <w:smallCaps w:val="false"/>
+          <w:strike w:val="false"/>
+          <w:dstrike w:val="false"/>
+          <w:color w:val="000000"/>
+          <w:sz w:val="24"/>
+          <w:szCs w:val="24"/>
+          <w:u w:val="none"/>
+          <w:effect w:val="none"/>
+          <w:shd w:fill="auto" w:val="clear"/>
+        </w:rPr>
+      </w:r>
+    </w:p>
+    <w:p>
+      <w:pPr>
+        <w:pStyle w:val="BodyText"/>
+        <w:bidi w:val="0"/>
+        <w:spacing w:lineRule="auto" w:line="360" w:before="0" w:after="0"/>
+        <w:ind w:hanging="0" w:left="0" w:right="0"/>
+        <w:jc w:val="both"/>
+        <w:rPr/>
       </w:pPr>
       <w:r>
         <w:rPr>
@@ -12733,7 +13655,7 @@
           <w:numId w:val="1"/>
         </w:numPr>
         <w:spacing w:lineRule="auto" w:line="360" w:before="0" w:after="0"/>
-        <w:ind w:firstLine="709" w:left="0" w:right="0"/>
+        <w:ind w:hanging="0" w:left="0" w:right="0"/>
         <w:jc w:val="both"/>
         <w:rPr>
           <w:rFonts w:ascii="Times New Roman" w:hAnsi="Times New Roman"/>
@@ -12743,7 +13665,6 @@
       <w:bookmarkEnd w:id="29"/>
       <w:r>
         <w:rPr>
-          <w:rFonts w:ascii="Times New Roman" w:hAnsi="Times New Roman"/>
           <w:sz w:val="24"/>
           <w:szCs w:val="24"/>
         </w:rPr>
@@ -12774,10 +13695,22 @@
         <w:pStyle w:val="BodyText"/>
         <w:bidi w:val="0"/>
         <w:spacing w:lineRule="auto" w:line="360" w:before="0" w:after="0"/>
-        <w:ind w:firstLine="709" w:left="0" w:right="0"/>
+        <w:ind w:hanging="0" w:left="0" w:right="0"/>
         <w:jc w:val="both"/>
         <w:rPr>
-          <w:rFonts w:ascii="Times New Roman" w:hAnsi="Times New Roman"/>
+          <w:b w:val="false"/>
+          <w:i w:val="false"/>
+          <w:i w:val="false"/>
+          <w:caps w:val="false"/>
+          <w:smallCaps w:val="false"/>
+          <w:strike w:val="false"/>
+          <w:dstrike w:val="false"/>
+          <w:color w:val="000000"/>
+          <w:sz w:val="24"/>
+          <w:szCs w:val="24"/>
+          <w:u w:val="none"/>
+          <w:effect w:val="none"/>
+          <w:shd w:fill="auto" w:val="clear"/>
         </w:rPr>
       </w:pPr>
       <w:bookmarkStart w:id="30" w:name="docs-internal-guid-f9d55902-7fff-04e1-ad"/>
@@ -12805,15 +13738,11 @@
         <w:pStyle w:val="BodyText"/>
         <w:bidi w:val="0"/>
         <w:spacing w:lineRule="auto" w:line="360" w:before="0" w:after="0"/>
-        <w:ind w:firstLine="709" w:left="0" w:right="0"/>
+        <w:ind w:hanging="0" w:left="0" w:right="0"/>
         <w:jc w:val="both"/>
         <w:rPr>
-          <w:rFonts w:ascii="Times New Roman" w:hAnsi="Times New Roman"/>
-        </w:rPr>
-      </w:pPr>
-      <w:r>
-        <w:rPr>
-          <w:b w:val="false"/>
+          <w:b w:val="false"/>
+          <w:i w:val="false"/>
           <w:i w:val="false"/>
           <w:caps w:val="false"/>
           <w:smallCaps w:val="false"/>
@@ -12826,7 +13755,22 @@
           <w:effect w:val="none"/>
           <w:shd w:fill="auto" w:val="clear"/>
         </w:rPr>
-        <w:t>Parecer CNE/CP nº 03, de 10 de março de 2004. Diretrizes Curriculares Nacionais para a Educação das Relações Étnico-Raciais e para o Ensino de História e Cultura Afro-Brasileira e Africana</w:t>
+      </w:pPr>
+      <w:r>
+        <w:rPr>
+          <w:b w:val="false"/>
+          <w:i w:val="false"/>
+          <w:caps w:val="false"/>
+          <w:smallCaps w:val="false"/>
+          <w:strike w:val="false"/>
+          <w:dstrike w:val="false"/>
+          <w:color w:val="000000"/>
+          <w:sz w:val="24"/>
+          <w:szCs w:val="24"/>
+          <w:u w:val="none"/>
+          <w:effect w:val="none"/>
+          <w:shd w:fill="auto" w:val="clear"/>
+        </w:rPr>
       </w:r>
     </w:p>
     <w:p>
@@ -12834,15 +13778,11 @@
         <w:pStyle w:val="BodyText"/>
         <w:bidi w:val="0"/>
         <w:spacing w:lineRule="auto" w:line="360" w:before="0" w:after="0"/>
-        <w:ind w:firstLine="709" w:left="0" w:right="0"/>
+        <w:ind w:hanging="0" w:left="0" w:right="0"/>
         <w:jc w:val="both"/>
         <w:rPr>
-          <w:rFonts w:ascii="Times New Roman" w:hAnsi="Times New Roman"/>
-        </w:rPr>
-      </w:pPr>
-      <w:r>
-        <w:rPr>
-          <w:b w:val="false"/>
+          <w:b w:val="false"/>
+          <w:i w:val="false"/>
           <w:i w:val="false"/>
           <w:caps w:val="false"/>
           <w:smallCaps w:val="false"/>
@@ -12855,7 +13795,23 @@
           <w:effect w:val="none"/>
           <w:shd w:fill="auto" w:val="clear"/>
         </w:rPr>
-        <w:t>Parecer CNE/CP nº 08 de 06 de março de 2012. Institui as Diretrizes Nacionais para a Educação em Direitos Humanos</w:t>
+      </w:pPr>
+      <w:r>
+        <w:rPr>
+          <w:b w:val="false"/>
+          <w:i w:val="false"/>
+          <w:caps w:val="false"/>
+          <w:smallCaps w:val="false"/>
+          <w:strike w:val="false"/>
+          <w:dstrike w:val="false"/>
+          <w:color w:val="000000"/>
+          <w:sz w:val="24"/>
+          <w:szCs w:val="24"/>
+          <w:u w:val="none"/>
+          <w:effect w:val="none"/>
+          <w:shd w:fill="auto" w:val="clear"/>
+        </w:rPr>
+        <w:t>Parecer CNE/CP nº 03, de 10 de março de 2004. Diretrizes Curriculares Nacionais para a Educação das Relações Étnico-Raciais e para o Ensino de História e Cultura Afro-Brasileira e Africana</w:t>
       </w:r>
     </w:p>
     <w:p>
@@ -12863,15 +13819,11 @@
         <w:pStyle w:val="BodyText"/>
         <w:bidi w:val="0"/>
         <w:spacing w:lineRule="auto" w:line="360" w:before="0" w:after="0"/>
-        <w:ind w:firstLine="709" w:left="0" w:right="0"/>
+        <w:ind w:hanging="0" w:left="0" w:right="0"/>
         <w:jc w:val="both"/>
         <w:rPr>
-          <w:rFonts w:ascii="Times New Roman" w:hAnsi="Times New Roman"/>
-        </w:rPr>
-      </w:pPr>
-      <w:r>
-        <w:rPr>
-          <w:b w:val="false"/>
+          <w:b w:val="false"/>
+          <w:i w:val="false"/>
           <w:i w:val="false"/>
           <w:caps w:val="false"/>
           <w:smallCaps w:val="false"/>
@@ -12884,7 +13836,22 @@
           <w:effect w:val="none"/>
           <w:shd w:fill="auto" w:val="clear"/>
         </w:rPr>
-        <w:t>Parecer CNE/CP nº 14, de 06 de junho de 2012. Institui as Diretrizes Curriculares Nacionais para a Educação Ambiental</w:t>
+      </w:pPr>
+      <w:r>
+        <w:rPr>
+          <w:b w:val="false"/>
+          <w:i w:val="false"/>
+          <w:caps w:val="false"/>
+          <w:smallCaps w:val="false"/>
+          <w:strike w:val="false"/>
+          <w:dstrike w:val="false"/>
+          <w:color w:val="000000"/>
+          <w:sz w:val="24"/>
+          <w:szCs w:val="24"/>
+          <w:u w:val="none"/>
+          <w:effect w:val="none"/>
+          <w:shd w:fill="auto" w:val="clear"/>
+        </w:rPr>
       </w:r>
     </w:p>
     <w:p>
@@ -12892,15 +13859,11 @@
         <w:pStyle w:val="BodyText"/>
         <w:bidi w:val="0"/>
         <w:spacing w:lineRule="auto" w:line="360" w:before="0" w:after="0"/>
-        <w:ind w:firstLine="709" w:left="0" w:right="0"/>
+        <w:ind w:hanging="0" w:left="0" w:right="0"/>
         <w:jc w:val="both"/>
         <w:rPr>
-          <w:rFonts w:ascii="Times New Roman" w:hAnsi="Times New Roman"/>
-        </w:rPr>
-      </w:pPr>
-      <w:r>
-        <w:rPr>
-          <w:b w:val="false"/>
+          <w:b w:val="false"/>
+          <w:i w:val="false"/>
           <w:i w:val="false"/>
           <w:caps w:val="false"/>
           <w:smallCaps w:val="false"/>
@@ -12913,7 +13876,23 @@
           <w:effect w:val="none"/>
           <w:shd w:fill="auto" w:val="clear"/>
         </w:rPr>
-        <w:t>Resolução nº 16, de 20 de junho de 2008. Dispõe sobre inserção nos currículos mínimos dos diversos níveis de ensino formal de conteúdos voltados ao processo de envelhecimento, ao respeito e à valorização do idoso, de forma a eliminar o preconceito e a produzir conhecimentos sobre a matéria. </w:t>
+      </w:pPr>
+      <w:r>
+        <w:rPr>
+          <w:b w:val="false"/>
+          <w:i w:val="false"/>
+          <w:caps w:val="false"/>
+          <w:smallCaps w:val="false"/>
+          <w:strike w:val="false"/>
+          <w:dstrike w:val="false"/>
+          <w:color w:val="000000"/>
+          <w:sz w:val="24"/>
+          <w:szCs w:val="24"/>
+          <w:u w:val="none"/>
+          <w:effect w:val="none"/>
+          <w:shd w:fill="auto" w:val="clear"/>
+        </w:rPr>
+        <w:t>Parecer CNE/CP nº 08 de 06 de março de 2012. Institui as Diretrizes Nacionais para a Educação em Direitos Humanos</w:t>
       </w:r>
     </w:p>
     <w:p>
@@ -12921,15 +13900,11 @@
         <w:pStyle w:val="BodyText"/>
         <w:bidi w:val="0"/>
         <w:spacing w:lineRule="auto" w:line="360" w:before="0" w:after="0"/>
-        <w:ind w:firstLine="709" w:left="0" w:right="0"/>
+        <w:ind w:hanging="0" w:left="0" w:right="0"/>
         <w:jc w:val="both"/>
         <w:rPr>
-          <w:rFonts w:ascii="Times New Roman" w:hAnsi="Times New Roman"/>
-        </w:rPr>
-      </w:pPr>
-      <w:r>
-        <w:rPr>
-          <w:b w:val="false"/>
+          <w:b w:val="false"/>
+          <w:i w:val="false"/>
           <w:i w:val="false"/>
           <w:caps w:val="false"/>
           <w:smallCaps w:val="false"/>
@@ -12942,7 +13917,22 @@
           <w:effect w:val="none"/>
           <w:shd w:fill="auto" w:val="clear"/>
         </w:rPr>
-        <w:t>Resolução nº 01, de 17 de junho de 2004. Institui Diretrizes Curriculares Nacionais para a Educação das Relações Étnico-Raciais e para o Ensino de História e Cultura Afro-Brasileira e Africana.</w:t>
+      </w:pPr>
+      <w:r>
+        <w:rPr>
+          <w:b w:val="false"/>
+          <w:i w:val="false"/>
+          <w:caps w:val="false"/>
+          <w:smallCaps w:val="false"/>
+          <w:strike w:val="false"/>
+          <w:dstrike w:val="false"/>
+          <w:color w:val="000000"/>
+          <w:sz w:val="24"/>
+          <w:szCs w:val="24"/>
+          <w:u w:val="none"/>
+          <w:effect w:val="none"/>
+          <w:shd w:fill="auto" w:val="clear"/>
+        </w:rPr>
       </w:r>
     </w:p>
     <w:p>
@@ -12950,15 +13940,11 @@
         <w:pStyle w:val="BodyText"/>
         <w:bidi w:val="0"/>
         <w:spacing w:lineRule="auto" w:line="360" w:before="0" w:after="0"/>
-        <w:ind w:firstLine="709" w:left="0" w:right="0"/>
+        <w:ind w:hanging="0" w:left="0" w:right="0"/>
         <w:jc w:val="both"/>
         <w:rPr>
-          <w:rFonts w:ascii="Times New Roman" w:hAnsi="Times New Roman"/>
-        </w:rPr>
-      </w:pPr>
-      <w:r>
-        <w:rPr>
-          <w:b w:val="false"/>
+          <w:b w:val="false"/>
+          <w:i w:val="false"/>
           <w:i w:val="false"/>
           <w:caps w:val="false"/>
           <w:smallCaps w:val="false"/>
@@ -12971,7 +13957,23 @@
           <w:effect w:val="none"/>
           <w:shd w:fill="auto" w:val="clear"/>
         </w:rPr>
-        <w:t>Resolução CNE/CP nº 01, de 30 de maio de 2012. Estabelece Diretrizes Nacionais para a Educação em Direitos Humanos. </w:t>
+      </w:pPr>
+      <w:r>
+        <w:rPr>
+          <w:b w:val="false"/>
+          <w:i w:val="false"/>
+          <w:caps w:val="false"/>
+          <w:smallCaps w:val="false"/>
+          <w:strike w:val="false"/>
+          <w:dstrike w:val="false"/>
+          <w:color w:val="000000"/>
+          <w:sz w:val="24"/>
+          <w:szCs w:val="24"/>
+          <w:u w:val="none"/>
+          <w:effect w:val="none"/>
+          <w:shd w:fill="auto" w:val="clear"/>
+        </w:rPr>
+        <w:t>Parecer CNE/CP nº 14, de 06 de junho de 2012. Institui as Diretrizes Curriculares Nacionais para a Educação Ambiental</w:t>
       </w:r>
     </w:p>
     <w:p>
@@ -12979,7 +13981,290 @@
         <w:pStyle w:val="BodyText"/>
         <w:bidi w:val="0"/>
         <w:spacing w:lineRule="auto" w:line="360" w:before="0" w:after="0"/>
-        <w:ind w:firstLine="709" w:left="0" w:right="0"/>
+        <w:ind w:hanging="0" w:left="0" w:right="0"/>
+        <w:jc w:val="both"/>
+        <w:rPr>
+          <w:b w:val="false"/>
+          <w:i w:val="false"/>
+          <w:i w:val="false"/>
+          <w:caps w:val="false"/>
+          <w:smallCaps w:val="false"/>
+          <w:strike w:val="false"/>
+          <w:dstrike w:val="false"/>
+          <w:color w:val="000000"/>
+          <w:sz w:val="24"/>
+          <w:szCs w:val="24"/>
+          <w:u w:val="none"/>
+          <w:effect w:val="none"/>
+          <w:shd w:fill="auto" w:val="clear"/>
+        </w:rPr>
+      </w:pPr>
+      <w:r>
+        <w:rPr>
+          <w:b w:val="false"/>
+          <w:i w:val="false"/>
+          <w:caps w:val="false"/>
+          <w:smallCaps w:val="false"/>
+          <w:strike w:val="false"/>
+          <w:dstrike w:val="false"/>
+          <w:color w:val="000000"/>
+          <w:sz w:val="24"/>
+          <w:szCs w:val="24"/>
+          <w:u w:val="none"/>
+          <w:effect w:val="none"/>
+          <w:shd w:fill="auto" w:val="clear"/>
+        </w:rPr>
+      </w:r>
+    </w:p>
+    <w:p>
+      <w:pPr>
+        <w:pStyle w:val="BodyText"/>
+        <w:bidi w:val="0"/>
+        <w:spacing w:lineRule="auto" w:line="360" w:before="0" w:after="0"/>
+        <w:ind w:hanging="0" w:left="0" w:right="0"/>
+        <w:jc w:val="both"/>
+        <w:rPr>
+          <w:b w:val="false"/>
+          <w:i w:val="false"/>
+          <w:i w:val="false"/>
+          <w:caps w:val="false"/>
+          <w:smallCaps w:val="false"/>
+          <w:strike w:val="false"/>
+          <w:dstrike w:val="false"/>
+          <w:color w:val="000000"/>
+          <w:sz w:val="24"/>
+          <w:szCs w:val="24"/>
+          <w:u w:val="none"/>
+          <w:effect w:val="none"/>
+          <w:shd w:fill="auto" w:val="clear"/>
+        </w:rPr>
+      </w:pPr>
+      <w:r>
+        <w:rPr>
+          <w:b w:val="false"/>
+          <w:i w:val="false"/>
+          <w:caps w:val="false"/>
+          <w:smallCaps w:val="false"/>
+          <w:strike w:val="false"/>
+          <w:dstrike w:val="false"/>
+          <w:color w:val="000000"/>
+          <w:sz w:val="24"/>
+          <w:szCs w:val="24"/>
+          <w:u w:val="none"/>
+          <w:effect w:val="none"/>
+          <w:shd w:fill="auto" w:val="clear"/>
+        </w:rPr>
+        <w:t>Resolução nº 16, de 20 de junho de 2008. Dispõe sobre inserção nos currículos mínimos dos diversos níveis de ensino formal de conteúdos voltados ao processo de envelhecimento, ao respeito e à valorização do idoso, de forma a eliminar o preconceito e a produzir conhecimentos sobre a matéria. </w:t>
+      </w:r>
+    </w:p>
+    <w:p>
+      <w:pPr>
+        <w:pStyle w:val="BodyText"/>
+        <w:bidi w:val="0"/>
+        <w:spacing w:lineRule="auto" w:line="360" w:before="0" w:after="0"/>
+        <w:ind w:hanging="0" w:left="0" w:right="0"/>
+        <w:jc w:val="both"/>
+        <w:rPr>
+          <w:b w:val="false"/>
+          <w:i w:val="false"/>
+          <w:i w:val="false"/>
+          <w:caps w:val="false"/>
+          <w:smallCaps w:val="false"/>
+          <w:strike w:val="false"/>
+          <w:dstrike w:val="false"/>
+          <w:color w:val="000000"/>
+          <w:sz w:val="24"/>
+          <w:szCs w:val="24"/>
+          <w:u w:val="none"/>
+          <w:effect w:val="none"/>
+          <w:shd w:fill="auto" w:val="clear"/>
+        </w:rPr>
+      </w:pPr>
+      <w:r>
+        <w:rPr>
+          <w:b w:val="false"/>
+          <w:i w:val="false"/>
+          <w:caps w:val="false"/>
+          <w:smallCaps w:val="false"/>
+          <w:strike w:val="false"/>
+          <w:dstrike w:val="false"/>
+          <w:color w:val="000000"/>
+          <w:sz w:val="24"/>
+          <w:szCs w:val="24"/>
+          <w:u w:val="none"/>
+          <w:effect w:val="none"/>
+          <w:shd w:fill="auto" w:val="clear"/>
+        </w:rPr>
+      </w:r>
+    </w:p>
+    <w:p>
+      <w:pPr>
+        <w:pStyle w:val="BodyText"/>
+        <w:bidi w:val="0"/>
+        <w:spacing w:lineRule="auto" w:line="360" w:before="0" w:after="0"/>
+        <w:ind w:hanging="0" w:left="0" w:right="0"/>
+        <w:jc w:val="both"/>
+        <w:rPr>
+          <w:b w:val="false"/>
+          <w:i w:val="false"/>
+          <w:i w:val="false"/>
+          <w:caps w:val="false"/>
+          <w:smallCaps w:val="false"/>
+          <w:strike w:val="false"/>
+          <w:dstrike w:val="false"/>
+          <w:color w:val="000000"/>
+          <w:sz w:val="24"/>
+          <w:szCs w:val="24"/>
+          <w:u w:val="none"/>
+          <w:effect w:val="none"/>
+          <w:shd w:fill="auto" w:val="clear"/>
+        </w:rPr>
+      </w:pPr>
+      <w:r>
+        <w:rPr>
+          <w:b w:val="false"/>
+          <w:i w:val="false"/>
+          <w:caps w:val="false"/>
+          <w:smallCaps w:val="false"/>
+          <w:strike w:val="false"/>
+          <w:dstrike w:val="false"/>
+          <w:color w:val="000000"/>
+          <w:sz w:val="24"/>
+          <w:szCs w:val="24"/>
+          <w:u w:val="none"/>
+          <w:effect w:val="none"/>
+          <w:shd w:fill="auto" w:val="clear"/>
+        </w:rPr>
+        <w:t>Resolução nº 01, de 17 de junho de 2004. Institui Diretrizes Curriculares Nacionais para a Educação das Relações Étnico-Raciais e para o Ensino de História e Cultura Afro-Brasileira e Africana.</w:t>
+      </w:r>
+    </w:p>
+    <w:p>
+      <w:pPr>
+        <w:pStyle w:val="BodyText"/>
+        <w:bidi w:val="0"/>
+        <w:spacing w:lineRule="auto" w:line="360" w:before="0" w:after="0"/>
+        <w:ind w:hanging="0" w:left="0" w:right="0"/>
+        <w:jc w:val="both"/>
+        <w:rPr>
+          <w:b w:val="false"/>
+          <w:i w:val="false"/>
+          <w:i w:val="false"/>
+          <w:caps w:val="false"/>
+          <w:smallCaps w:val="false"/>
+          <w:strike w:val="false"/>
+          <w:dstrike w:val="false"/>
+          <w:color w:val="000000"/>
+          <w:sz w:val="24"/>
+          <w:szCs w:val="24"/>
+          <w:u w:val="none"/>
+          <w:effect w:val="none"/>
+          <w:shd w:fill="auto" w:val="clear"/>
+        </w:rPr>
+      </w:pPr>
+      <w:r>
+        <w:rPr>
+          <w:b w:val="false"/>
+          <w:i w:val="false"/>
+          <w:caps w:val="false"/>
+          <w:smallCaps w:val="false"/>
+          <w:strike w:val="false"/>
+          <w:dstrike w:val="false"/>
+          <w:color w:val="000000"/>
+          <w:sz w:val="24"/>
+          <w:szCs w:val="24"/>
+          <w:u w:val="none"/>
+          <w:effect w:val="none"/>
+          <w:shd w:fill="auto" w:val="clear"/>
+        </w:rPr>
+      </w:r>
+    </w:p>
+    <w:p>
+      <w:pPr>
+        <w:pStyle w:val="BodyText"/>
+        <w:bidi w:val="0"/>
+        <w:spacing w:lineRule="auto" w:line="360" w:before="0" w:after="0"/>
+        <w:ind w:hanging="0" w:left="0" w:right="0"/>
+        <w:jc w:val="both"/>
+        <w:rPr>
+          <w:b w:val="false"/>
+          <w:i w:val="false"/>
+          <w:i w:val="false"/>
+          <w:caps w:val="false"/>
+          <w:smallCaps w:val="false"/>
+          <w:strike w:val="false"/>
+          <w:dstrike w:val="false"/>
+          <w:color w:val="000000"/>
+          <w:sz w:val="24"/>
+          <w:szCs w:val="24"/>
+          <w:u w:val="none"/>
+          <w:effect w:val="none"/>
+          <w:shd w:fill="auto" w:val="clear"/>
+        </w:rPr>
+      </w:pPr>
+      <w:r>
+        <w:rPr>
+          <w:b w:val="false"/>
+          <w:i w:val="false"/>
+          <w:caps w:val="false"/>
+          <w:smallCaps w:val="false"/>
+          <w:strike w:val="false"/>
+          <w:dstrike w:val="false"/>
+          <w:color w:val="000000"/>
+          <w:sz w:val="24"/>
+          <w:szCs w:val="24"/>
+          <w:u w:val="none"/>
+          <w:effect w:val="none"/>
+          <w:shd w:fill="auto" w:val="clear"/>
+        </w:rPr>
+        <w:t>Resolução CNE/CP nº 01, de 30 de maio de 2012. Estabelece Diretrizes Nacionais para a Educação em Direitos Humanos. </w:t>
+      </w:r>
+    </w:p>
+    <w:p>
+      <w:pPr>
+        <w:pStyle w:val="BodyText"/>
+        <w:bidi w:val="0"/>
+        <w:spacing w:lineRule="auto" w:line="360" w:before="0" w:after="0"/>
+        <w:ind w:hanging="0" w:left="0" w:right="0"/>
+        <w:jc w:val="both"/>
+        <w:rPr>
+          <w:b w:val="false"/>
+          <w:i w:val="false"/>
+          <w:i w:val="false"/>
+          <w:caps w:val="false"/>
+          <w:smallCaps w:val="false"/>
+          <w:strike w:val="false"/>
+          <w:dstrike w:val="false"/>
+          <w:color w:val="000000"/>
+          <w:sz w:val="24"/>
+          <w:szCs w:val="24"/>
+          <w:u w:val="none"/>
+          <w:effect w:val="none"/>
+          <w:shd w:fill="auto" w:val="clear"/>
+        </w:rPr>
+      </w:pPr>
+      <w:r>
+        <w:rPr>
+          <w:b w:val="false"/>
+          <w:i w:val="false"/>
+          <w:caps w:val="false"/>
+          <w:smallCaps w:val="false"/>
+          <w:strike w:val="false"/>
+          <w:dstrike w:val="false"/>
+          <w:color w:val="000000"/>
+          <w:sz w:val="24"/>
+          <w:szCs w:val="24"/>
+          <w:u w:val="none"/>
+          <w:effect w:val="none"/>
+          <w:shd w:fill="auto" w:val="clear"/>
+        </w:rPr>
+      </w:r>
+    </w:p>
+    <w:p>
+      <w:pPr>
+        <w:pStyle w:val="BodyText"/>
+        <w:bidi w:val="0"/>
+        <w:spacing w:lineRule="auto" w:line="360" w:before="0" w:after="0"/>
+        <w:ind w:hanging="0" w:left="0" w:right="0"/>
         <w:jc w:val="both"/>
         <w:rPr>
           <w:rFonts w:ascii="Times New Roman" w:hAnsi="Times New Roman"/>
@@ -13030,7 +14315,7 @@
           <w:numId w:val="1"/>
         </w:numPr>
         <w:spacing w:lineRule="auto" w:line="360" w:before="0" w:after="0"/>
-        <w:ind w:firstLine="709" w:left="0" w:right="0"/>
+        <w:ind w:hanging="0" w:left="0" w:right="0"/>
         <w:jc w:val="both"/>
         <w:rPr>
           <w:rFonts w:ascii="Times New Roman" w:hAnsi="Times New Roman"/>
@@ -13040,7 +14325,6 @@
       <w:bookmarkEnd w:id="31"/>
       <w:r>
         <w:rPr>
-          <w:rFonts w:ascii="Times New Roman" w:hAnsi="Times New Roman"/>
           <w:sz w:val="24"/>
           <w:szCs w:val="24"/>
         </w:rPr>
@@ -13071,10 +14355,22 @@
         <w:pStyle w:val="BodyText"/>
         <w:bidi w:val="0"/>
         <w:spacing w:lineRule="auto" w:line="360" w:before="0" w:after="0"/>
-        <w:ind w:firstLine="709" w:left="0" w:right="0"/>
+        <w:ind w:hanging="0" w:left="0" w:right="0"/>
         <w:jc w:val="both"/>
         <w:rPr>
-          <w:rFonts w:ascii="Times New Roman" w:hAnsi="Times New Roman"/>
+          <w:b w:val="false"/>
+          <w:i w:val="false"/>
+          <w:i w:val="false"/>
+          <w:caps w:val="false"/>
+          <w:smallCaps w:val="false"/>
+          <w:strike w:val="false"/>
+          <w:dstrike w:val="false"/>
+          <w:color w:val="000000"/>
+          <w:sz w:val="24"/>
+          <w:szCs w:val="24"/>
+          <w:u w:val="none"/>
+          <w:effect w:val="none"/>
+          <w:shd w:fill="auto" w:val="clear"/>
         </w:rPr>
       </w:pPr>
       <w:bookmarkStart w:id="32" w:name="docs-internal-guid-bef175fc-7fff-7adb-7d"/>
@@ -13095,6 +14391,46 @@
           <w:shd w:fill="auto" w:val="clear"/>
         </w:rPr>
         <w:t>Parecer CNE/CES nº 08, de 31 de janeiro de 2007. Dispõe sobre carga horária mínima e procedimentos relativos à integralização e duração dos cursos de graduação, bacharelados, na modalidade presencial</w:t>
+      </w:r>
+    </w:p>
+    <w:p>
+      <w:pPr>
+        <w:pStyle w:val="BodyText"/>
+        <w:bidi w:val="0"/>
+        <w:spacing w:lineRule="auto" w:line="360" w:before="0" w:after="0"/>
+        <w:ind w:hanging="0" w:left="0" w:right="0"/>
+        <w:jc w:val="both"/>
+        <w:rPr>
+          <w:b w:val="false"/>
+          <w:i w:val="false"/>
+          <w:i w:val="false"/>
+          <w:caps w:val="false"/>
+          <w:smallCaps w:val="false"/>
+          <w:strike w:val="false"/>
+          <w:dstrike w:val="false"/>
+          <w:color w:val="000000"/>
+          <w:sz w:val="24"/>
+          <w:szCs w:val="24"/>
+          <w:u w:val="none"/>
+          <w:effect w:val="none"/>
+          <w:shd w:fill="auto" w:val="clear"/>
+        </w:rPr>
+      </w:pPr>
+      <w:r>
+        <w:rPr>
+          <w:b w:val="false"/>
+          <w:i w:val="false"/>
+          <w:caps w:val="false"/>
+          <w:smallCaps w:val="false"/>
+          <w:strike w:val="false"/>
+          <w:dstrike w:val="false"/>
+          <w:color w:val="000000"/>
+          <w:sz w:val="24"/>
+          <w:szCs w:val="24"/>
+          <w:u w:val="none"/>
+          <w:effect w:val="none"/>
+          <w:shd w:fill="auto" w:val="clear"/>
+        </w:rPr>
       </w:r>
     </w:p>
     <w:p>
@@ -13103,7 +14439,7 @@
         <w:shd w:val="clear" w:fill="FFFFFF"/>
         <w:bidi w:val="0"/>
         <w:spacing w:lineRule="auto" w:line="360" w:before="0" w:after="0"/>
-        <w:ind w:firstLine="709" w:left="0" w:right="0"/>
+        <w:ind w:hanging="0" w:left="0" w:right="0"/>
         <w:jc w:val="both"/>
         <w:rPr/>
       </w:pPr>
@@ -13166,7 +14502,7 @@
         <w:shd w:val="clear" w:fill="FFFFFF"/>
         <w:bidi w:val="0"/>
         <w:spacing w:lineRule="auto" w:line="360" w:before="0" w:after="0"/>
-        <w:ind w:firstLine="709" w:left="0" w:right="0"/>
+        <w:ind w:hanging="0" w:left="0" w:right="0"/>
         <w:jc w:val="both"/>
         <w:rPr>
           <w:rFonts w:ascii="Times New Roman" w:hAnsi="Times New Roman"/>
@@ -13208,10 +14544,22 @@
         <w:shd w:val="clear" w:fill="FFFFFF"/>
         <w:bidi w:val="0"/>
         <w:spacing w:lineRule="auto" w:line="360" w:before="0" w:after="0"/>
-        <w:ind w:firstLine="709" w:left="0" w:right="0"/>
+        <w:ind w:hanging="0" w:left="0" w:right="0"/>
         <w:jc w:val="both"/>
         <w:rPr>
-          <w:rFonts w:ascii="Times New Roman" w:hAnsi="Times New Roman"/>
+          <w:b w:val="false"/>
+          <w:i w:val="false"/>
+          <w:i w:val="false"/>
+          <w:caps w:val="false"/>
+          <w:smallCaps w:val="false"/>
+          <w:strike w:val="false"/>
+          <w:dstrike w:val="false"/>
+          <w:color w:val="000000"/>
+          <w:sz w:val="24"/>
+          <w:szCs w:val="24"/>
+          <w:u w:val="none"/>
+          <w:effect w:val="none"/>
+          <w:shd w:fill="auto" w:val="clear"/>
         </w:rPr>
       </w:pPr>
       <w:r>
@@ -13238,15 +14586,11 @@
         <w:shd w:val="clear" w:fill="FFFFFF"/>
         <w:bidi w:val="0"/>
         <w:spacing w:lineRule="auto" w:line="360" w:before="0" w:after="0"/>
-        <w:ind w:firstLine="709" w:left="0" w:right="0"/>
+        <w:ind w:hanging="0" w:left="0" w:right="0"/>
         <w:jc w:val="both"/>
         <w:rPr>
-          <w:rFonts w:ascii="Times New Roman" w:hAnsi="Times New Roman"/>
-        </w:rPr>
-      </w:pPr>
-      <w:r>
-        <w:rPr>
-          <w:b w:val="false"/>
+          <w:b w:val="false"/>
+          <w:i w:val="false"/>
           <w:i w:val="false"/>
           <w:caps w:val="false"/>
           <w:smallCaps w:val="false"/>
@@ -13259,7 +14603,105 @@
           <w:effect w:val="none"/>
           <w:shd w:fill="auto" w:val="clear"/>
         </w:rPr>
+      </w:pPr>
+      <w:r>
+        <w:rPr>
+          <w:b w:val="false"/>
+          <w:i w:val="false"/>
+          <w:caps w:val="false"/>
+          <w:smallCaps w:val="false"/>
+          <w:strike w:val="false"/>
+          <w:dstrike w:val="false"/>
+          <w:color w:val="000000"/>
+          <w:sz w:val="24"/>
+          <w:szCs w:val="24"/>
+          <w:u w:val="none"/>
+          <w:effect w:val="none"/>
+          <w:shd w:fill="auto" w:val="clear"/>
+        </w:rPr>
+      </w:r>
+    </w:p>
+    <w:p>
+      <w:pPr>
+        <w:pStyle w:val="BodyText"/>
+        <w:shd w:val="clear" w:fill="FFFFFF"/>
+        <w:bidi w:val="0"/>
+        <w:spacing w:lineRule="auto" w:line="360" w:before="0" w:after="0"/>
+        <w:ind w:hanging="0" w:left="0" w:right="0"/>
+        <w:jc w:val="both"/>
+        <w:rPr>
+          <w:b w:val="false"/>
+          <w:i w:val="false"/>
+          <w:i w:val="false"/>
+          <w:caps w:val="false"/>
+          <w:smallCaps w:val="false"/>
+          <w:strike w:val="false"/>
+          <w:dstrike w:val="false"/>
+          <w:color w:val="000000"/>
+          <w:sz w:val="24"/>
+          <w:szCs w:val="24"/>
+          <w:u w:val="none"/>
+          <w:effect w:val="none"/>
+          <w:shd w:fill="auto" w:val="clear"/>
+        </w:rPr>
+      </w:pPr>
+      <w:r>
+        <w:rPr>
+          <w:b w:val="false"/>
+          <w:i w:val="false"/>
+          <w:caps w:val="false"/>
+          <w:smallCaps w:val="false"/>
+          <w:strike w:val="false"/>
+          <w:dstrike w:val="false"/>
+          <w:color w:val="000000"/>
+          <w:sz w:val="24"/>
+          <w:szCs w:val="24"/>
+          <w:u w:val="none"/>
+          <w:effect w:val="none"/>
+          <w:shd w:fill="auto" w:val="clear"/>
+        </w:rPr>
         <w:t>REFERENCIAIS CURRICULARES NACIONAIS DOS CURSOS DE BACHARELADO E LICENCIATURA, Brasília, Abril de 2010. </w:t>
+      </w:r>
+    </w:p>
+    <w:p>
+      <w:pPr>
+        <w:pStyle w:val="BodyText"/>
+        <w:shd w:val="clear" w:fill="FFFFFF"/>
+        <w:bidi w:val="0"/>
+        <w:spacing w:lineRule="auto" w:line="360" w:before="0" w:after="0"/>
+        <w:ind w:hanging="0" w:left="0" w:right="0"/>
+        <w:jc w:val="both"/>
+        <w:rPr>
+          <w:b w:val="false"/>
+          <w:i w:val="false"/>
+          <w:i w:val="false"/>
+          <w:caps w:val="false"/>
+          <w:smallCaps w:val="false"/>
+          <w:strike w:val="false"/>
+          <w:dstrike w:val="false"/>
+          <w:color w:val="000000"/>
+          <w:sz w:val="24"/>
+          <w:szCs w:val="24"/>
+          <w:u w:val="none"/>
+          <w:effect w:val="none"/>
+          <w:shd w:fill="auto" w:val="clear"/>
+        </w:rPr>
+      </w:pPr>
+      <w:r>
+        <w:rPr>
+          <w:b w:val="false"/>
+          <w:i w:val="false"/>
+          <w:caps w:val="false"/>
+          <w:smallCaps w:val="false"/>
+          <w:strike w:val="false"/>
+          <w:dstrike w:val="false"/>
+          <w:color w:val="000000"/>
+          <w:sz w:val="24"/>
+          <w:szCs w:val="24"/>
+          <w:u w:val="none"/>
+          <w:effect w:val="none"/>
+          <w:shd w:fill="auto" w:val="clear"/>
+        </w:rPr>
       </w:r>
     </w:p>
     <w:p>
@@ -13270,7 +14712,7 @@
           <w:numId w:val="1"/>
         </w:numPr>
         <w:spacing w:lineRule="auto" w:line="360" w:before="0" w:after="0"/>
-        <w:ind w:firstLine="709" w:left="0" w:right="0"/>
+        <w:ind w:hanging="0" w:left="0" w:right="0"/>
         <w:jc w:val="both"/>
         <w:rPr>
           <w:rFonts w:ascii="Times New Roman" w:hAnsi="Times New Roman"/>
@@ -13280,7 +14722,6 @@
       <w:bookmarkEnd w:id="33"/>
       <w:r>
         <w:rPr>
-          <w:rFonts w:ascii="Times New Roman" w:hAnsi="Times New Roman"/>
           <w:sz w:val="24"/>
           <w:szCs w:val="24"/>
         </w:rPr>
@@ -13311,11 +14752,9 @@
         <w:pStyle w:val="BodyText"/>
         <w:bidi w:val="0"/>
         <w:spacing w:lineRule="auto" w:line="360" w:before="0" w:after="0"/>
-        <w:ind w:firstLine="709" w:left="0" w:right="0"/>
+        <w:ind w:hanging="0" w:left="0" w:right="0"/>
         <w:jc w:val="both"/>
-        <w:rPr>
-          <w:rFonts w:ascii="Times New Roman" w:hAnsi="Times New Roman"/>
-        </w:rPr>
+        <w:rPr/>
       </w:pPr>
       <w:bookmarkStart w:id="34" w:name="docs-internal-guid-b68e9c7a-7fff-0c35-78"/>
       <w:bookmarkEnd w:id="34"/>
@@ -13342,7 +14781,7 @@
         <w:pStyle w:val="BodyText"/>
         <w:bidi w:val="0"/>
         <w:spacing w:lineRule="auto" w:line="360" w:before="0" w:after="0"/>
-        <w:ind w:firstLine="709" w:left="0" w:right="0"/>
+        <w:ind w:hanging="0" w:left="0" w:right="0"/>
         <w:jc w:val="both"/>
         <w:rPr>
           <w:rFonts w:ascii="Times New Roman" w:hAnsi="Times New Roman"/>
@@ -13384,7 +14823,7 @@
         <w:shd w:val="clear" w:fill="FFFFFF"/>
         <w:bidi w:val="0"/>
         <w:spacing w:lineRule="auto" w:line="360" w:before="0" w:after="0"/>
-        <w:ind w:firstLine="709" w:left="0" w:right="0"/>
+        <w:ind w:hanging="0" w:left="0" w:right="0"/>
         <w:jc w:val="both"/>
         <w:rPr/>
       </w:pPr>
@@ -13461,15 +14900,11 @@
         <w:shd w:val="clear" w:fill="FFFFFF"/>
         <w:bidi w:val="0"/>
         <w:spacing w:lineRule="auto" w:line="360" w:before="0" w:after="0"/>
-        <w:ind w:firstLine="709" w:left="0" w:right="0"/>
+        <w:ind w:hanging="0" w:left="0" w:right="0"/>
         <w:jc w:val="both"/>
         <w:rPr>
-          <w:rFonts w:ascii="Times New Roman" w:hAnsi="Times New Roman"/>
-        </w:rPr>
-      </w:pPr>
-      <w:r>
-        <w:rPr>
-          <w:b w:val="false"/>
+          <w:b w:val="false"/>
+          <w:i w:val="false"/>
           <w:i w:val="false"/>
           <w:caps w:val="false"/>
           <w:smallCaps w:val="false"/>
@@ -13482,7 +14917,22 @@
           <w:effect w:val="none"/>
           <w:shd w:fill="auto" w:val="clear"/>
         </w:rPr>
-        <w:t>Portaria nº 10, de 28 de julho de 2006. Aprova em extrato o Catálogo Nacional dos Cursos Superiores de Tecnologia; </w:t>
+      </w:pPr>
+      <w:r>
+        <w:rPr>
+          <w:b w:val="false"/>
+          <w:i w:val="false"/>
+          <w:caps w:val="false"/>
+          <w:smallCaps w:val="false"/>
+          <w:strike w:val="false"/>
+          <w:dstrike w:val="false"/>
+          <w:color w:val="000000"/>
+          <w:sz w:val="24"/>
+          <w:szCs w:val="24"/>
+          <w:u w:val="none"/>
+          <w:effect w:val="none"/>
+          <w:shd w:fill="auto" w:val="clear"/>
+        </w:rPr>
       </w:r>
     </w:p>
     <w:p>
@@ -13491,12 +14941,13 @@
         <w:shd w:val="clear" w:fill="FFFFFF"/>
         <w:bidi w:val="0"/>
         <w:spacing w:lineRule="auto" w:line="360" w:before="0" w:after="0"/>
-        <w:ind w:firstLine="709" w:left="0" w:right="0"/>
+        <w:ind w:hanging="0" w:left="0" w:right="0"/>
         <w:jc w:val="both"/>
-        <w:rPr>
-          <w:rFonts w:ascii="Times New Roman" w:hAnsi="Times New Roman"/>
-          <w:b w:val="false"/>
-          <w:i w:val="false"/>
+        <w:rPr/>
+      </w:pPr>
+      <w:r>
+        <w:rPr>
+          <w:b w:val="false"/>
           <w:i w:val="false"/>
           <w:caps w:val="false"/>
           <w:smallCaps w:val="false"/>
@@ -13509,22 +14960,7 @@
           <w:effect w:val="none"/>
           <w:shd w:fill="auto" w:val="clear"/>
         </w:rPr>
-      </w:pPr>
-      <w:r>
-        <w:rPr>
-          <w:b w:val="false"/>
-          <w:i w:val="false"/>
-          <w:caps w:val="false"/>
-          <w:smallCaps w:val="false"/>
-          <w:strike w:val="false"/>
-          <w:dstrike w:val="false"/>
-          <w:color w:val="000000"/>
-          <w:sz w:val="24"/>
-          <w:szCs w:val="24"/>
-          <w:u w:val="none"/>
-          <w:effect w:val="none"/>
-          <w:shd w:fill="auto" w:val="clear"/>
-        </w:rPr>
+        <w:t>Portaria nº 10, de 28 de julho de 2006. Aprova em extrato o Catálogo Nacional dos Cursos Superiores de Tecnologia; </w:t>
       </w:r>
     </w:p>
     <w:p>
@@ -13533,15 +14969,12 @@
         <w:shd w:val="clear" w:fill="FFFFFF"/>
         <w:bidi w:val="0"/>
         <w:spacing w:lineRule="auto" w:line="360" w:before="0" w:after="0"/>
-        <w:ind w:firstLine="709" w:left="0" w:right="0"/>
+        <w:ind w:hanging="0" w:left="0" w:right="0"/>
         <w:jc w:val="both"/>
         <w:rPr>
           <w:rFonts w:ascii="Times New Roman" w:hAnsi="Times New Roman"/>
-        </w:rPr>
-      </w:pPr>
-      <w:r>
-        <w:rPr>
-          <w:b w:val="false"/>
+          <w:b w:val="false"/>
+          <w:i w:val="false"/>
           <w:i w:val="false"/>
           <w:caps w:val="false"/>
           <w:smallCaps w:val="false"/>
@@ -13554,7 +14987,22 @@
           <w:effect w:val="none"/>
           <w:shd w:fill="auto" w:val="clear"/>
         </w:rPr>
-        <w:t>Resolução CNE/CP Nº 1, DE 5 DE JANEIRO DE 2021 Define as Diretrizes Curriculares Nacionais Gerais para a Educação Profissional e Tecnológica. </w:t>
+      </w:pPr>
+      <w:r>
+        <w:rPr>
+          <w:b w:val="false"/>
+          <w:i w:val="false"/>
+          <w:caps w:val="false"/>
+          <w:smallCaps w:val="false"/>
+          <w:strike w:val="false"/>
+          <w:dstrike w:val="false"/>
+          <w:color w:val="000000"/>
+          <w:sz w:val="24"/>
+          <w:szCs w:val="24"/>
+          <w:u w:val="none"/>
+          <w:effect w:val="none"/>
+          <w:shd w:fill="auto" w:val="clear"/>
+        </w:rPr>
       </w:r>
     </w:p>
     <w:p>
@@ -13563,12 +15011,13 @@
         <w:shd w:val="clear" w:fill="FFFFFF"/>
         <w:bidi w:val="0"/>
         <w:spacing w:lineRule="auto" w:line="360" w:before="0" w:after="0"/>
-        <w:ind w:firstLine="709" w:left="0" w:right="0"/>
+        <w:ind w:hanging="0" w:left="0" w:right="0"/>
         <w:jc w:val="both"/>
-        <w:rPr>
-          <w:rFonts w:ascii="Times New Roman" w:hAnsi="Times New Roman"/>
-          <w:b w:val="false"/>
-          <w:i w:val="false"/>
+        <w:rPr/>
+      </w:pPr>
+      <w:r>
+        <w:rPr>
+          <w:b w:val="false"/>
           <w:i w:val="false"/>
           <w:caps w:val="false"/>
           <w:smallCaps w:val="false"/>
@@ -13581,22 +15030,7 @@
           <w:effect w:val="none"/>
           <w:shd w:fill="auto" w:val="clear"/>
         </w:rPr>
-      </w:pPr>
-      <w:r>
-        <w:rPr>
-          <w:b w:val="false"/>
-          <w:i w:val="false"/>
-          <w:caps w:val="false"/>
-          <w:smallCaps w:val="false"/>
-          <w:strike w:val="false"/>
-          <w:dstrike w:val="false"/>
-          <w:color w:val="000000"/>
-          <w:sz w:val="24"/>
-          <w:szCs w:val="24"/>
-          <w:u w:val="none"/>
-          <w:effect w:val="none"/>
-          <w:shd w:fill="auto" w:val="clear"/>
-        </w:rPr>
+        <w:t>Resolução CNE/CP Nº 1, DE 5 DE JANEIRO DE 2021 Define as Diretrizes Curriculares Nacionais Gerais para a Educação Profissional e Tecnológica. </w:t>
       </w:r>
     </w:p>
     <w:p>
@@ -13605,15 +15039,12 @@
         <w:shd w:val="clear" w:fill="FFFFFF"/>
         <w:bidi w:val="0"/>
         <w:spacing w:lineRule="auto" w:line="360" w:before="0" w:after="0"/>
-        <w:ind w:firstLine="709" w:left="0" w:right="0"/>
+        <w:ind w:hanging="0" w:left="0" w:right="0"/>
         <w:jc w:val="both"/>
         <w:rPr>
           <w:rFonts w:ascii="Times New Roman" w:hAnsi="Times New Roman"/>
-        </w:rPr>
-      </w:pPr>
-      <w:r>
-        <w:rPr>
-          <w:b w:val="false"/>
+          <w:b w:val="false"/>
+          <w:i w:val="false"/>
           <w:i w:val="false"/>
           <w:caps w:val="false"/>
           <w:smallCaps w:val="false"/>
@@ -13626,7 +15057,22 @@
           <w:effect w:val="none"/>
           <w:shd w:fill="auto" w:val="clear"/>
         </w:rPr>
-        <w:t>PORTARIA SERES/MEC Nº 612, DE 11 DE NOVEMBRO DE 2024 Estabelece regras de transição para adequação ao Catálogo Nacional de Cursos Superiores de Tecnologia, 4ª edição - 2024, aprovado pela Portaria n° 514, de 4 de junho de 2024.</w:t>
+      </w:pPr>
+      <w:r>
+        <w:rPr>
+          <w:b w:val="false"/>
+          <w:i w:val="false"/>
+          <w:caps w:val="false"/>
+          <w:smallCaps w:val="false"/>
+          <w:strike w:val="false"/>
+          <w:dstrike w:val="false"/>
+          <w:color w:val="000000"/>
+          <w:sz w:val="24"/>
+          <w:szCs w:val="24"/>
+          <w:u w:val="none"/>
+          <w:effect w:val="none"/>
+          <w:shd w:fill="auto" w:val="clear"/>
+        </w:rPr>
       </w:r>
     </w:p>
     <w:p>
@@ -13635,12 +15081,13 @@
         <w:shd w:val="clear" w:fill="FFFFFF"/>
         <w:bidi w:val="0"/>
         <w:spacing w:lineRule="auto" w:line="360" w:before="0" w:after="0"/>
-        <w:ind w:firstLine="709" w:left="0" w:right="0"/>
+        <w:ind w:hanging="0" w:left="0" w:right="0"/>
         <w:jc w:val="both"/>
-        <w:rPr>
-          <w:rFonts w:ascii="Times New Roman" w:hAnsi="Times New Roman"/>
-          <w:b w:val="false"/>
-          <w:i w:val="false"/>
+        <w:rPr/>
+      </w:pPr>
+      <w:r>
+        <w:rPr>
+          <w:b w:val="false"/>
           <w:i w:val="false"/>
           <w:caps w:val="false"/>
           <w:smallCaps w:val="false"/>
@@ -13653,22 +15100,7 @@
           <w:effect w:val="none"/>
           <w:shd w:fill="auto" w:val="clear"/>
         </w:rPr>
-      </w:pPr>
-      <w:r>
-        <w:rPr>
-          <w:b w:val="false"/>
-          <w:i w:val="false"/>
-          <w:caps w:val="false"/>
-          <w:smallCaps w:val="false"/>
-          <w:strike w:val="false"/>
-          <w:dstrike w:val="false"/>
-          <w:color w:val="000000"/>
-          <w:sz w:val="24"/>
-          <w:szCs w:val="24"/>
-          <w:u w:val="none"/>
-          <w:effect w:val="none"/>
-          <w:shd w:fill="auto" w:val="clear"/>
-        </w:rPr>
+        <w:t>PORTARIA SERES/MEC Nº 612, DE 11 DE NOVEMBRO DE 2024 Estabelece regras de transição para adequação ao Catálogo Nacional de Cursos Superiores de Tecnologia, 4ª edição - 2024, aprovado pela Portaria n° 514, de 4 de junho de 2024.</w:t>
       </w:r>
     </w:p>
     <w:p>
@@ -13677,15 +15109,12 @@
         <w:shd w:val="clear" w:fill="FFFFFF"/>
         <w:bidi w:val="0"/>
         <w:spacing w:lineRule="auto" w:line="360" w:before="0" w:after="0"/>
-        <w:ind w:firstLine="709" w:left="0" w:right="0"/>
+        <w:ind w:hanging="0" w:left="0" w:right="0"/>
         <w:jc w:val="both"/>
         <w:rPr>
           <w:rFonts w:ascii="Times New Roman" w:hAnsi="Times New Roman"/>
-        </w:rPr>
-      </w:pPr>
-      <w:r>
-        <w:rPr>
-          <w:b w:val="false"/>
+          <w:b w:val="false"/>
+          <w:i w:val="false"/>
           <w:i w:val="false"/>
           <w:caps w:val="false"/>
           <w:smallCaps w:val="false"/>
@@ -13698,7 +15127,22 @@
           <w:effect w:val="none"/>
           <w:shd w:fill="auto" w:val="clear"/>
         </w:rPr>
-        <w:t>Parecer CNE/CES 436/2001. Cursos Superiores de Tecnologia - Formação de Tecnólogos. </w:t>
+      </w:pPr>
+      <w:r>
+        <w:rPr>
+          <w:b w:val="false"/>
+          <w:i w:val="false"/>
+          <w:caps w:val="false"/>
+          <w:smallCaps w:val="false"/>
+          <w:strike w:val="false"/>
+          <w:dstrike w:val="false"/>
+          <w:color w:val="000000"/>
+          <w:sz w:val="24"/>
+          <w:szCs w:val="24"/>
+          <w:u w:val="none"/>
+          <w:effect w:val="none"/>
+          <w:shd w:fill="auto" w:val="clear"/>
+        </w:rPr>
       </w:r>
     </w:p>
     <w:p>
@@ -13707,15 +15151,11 @@
         <w:shd w:val="clear" w:fill="FFFFFF"/>
         <w:bidi w:val="0"/>
         <w:spacing w:lineRule="auto" w:line="360" w:before="0" w:after="0"/>
-        <w:ind w:firstLine="709" w:left="0" w:right="0"/>
+        <w:ind w:hanging="0" w:left="0" w:right="0"/>
         <w:jc w:val="both"/>
         <w:rPr>
-          <w:rFonts w:ascii="Times New Roman" w:hAnsi="Times New Roman"/>
-        </w:rPr>
-      </w:pPr>
-      <w:r>
-        <w:rPr>
-          <w:b w:val="false"/>
+          <w:b w:val="false"/>
+          <w:i w:val="false"/>
           <w:i w:val="false"/>
           <w:caps w:val="false"/>
           <w:smallCaps w:val="false"/>
@@ -13728,7 +15168,23 @@
           <w:effect w:val="none"/>
           <w:shd w:fill="auto" w:val="clear"/>
         </w:rPr>
-        <w:t>Parecer CNE/CES nº 277/2006. Nova forma de organização da Educação Profissional e Tecnológica de graduação;</w:t>
+      </w:pPr>
+      <w:r>
+        <w:rPr>
+          <w:b w:val="false"/>
+          <w:i w:val="false"/>
+          <w:caps w:val="false"/>
+          <w:smallCaps w:val="false"/>
+          <w:strike w:val="false"/>
+          <w:dstrike w:val="false"/>
+          <w:color w:val="000000"/>
+          <w:sz w:val="24"/>
+          <w:szCs w:val="24"/>
+          <w:u w:val="none"/>
+          <w:effect w:val="none"/>
+          <w:shd w:fill="auto" w:val="clear"/>
+        </w:rPr>
+        <w:t>Parecer CNE/CES 436/2001. Cursos Superiores de Tecnologia - Formação de Tecnólogos. </w:t>
       </w:r>
     </w:p>
     <w:p>
@@ -13737,15 +15193,11 @@
         <w:shd w:val="clear" w:fill="FFFFFF"/>
         <w:bidi w:val="0"/>
         <w:spacing w:lineRule="auto" w:line="360" w:before="0" w:after="0"/>
-        <w:ind w:firstLine="709" w:left="0" w:right="0"/>
+        <w:ind w:hanging="0" w:left="0" w:right="0"/>
         <w:jc w:val="both"/>
         <w:rPr>
-          <w:rFonts w:ascii="Times New Roman" w:hAnsi="Times New Roman"/>
-        </w:rPr>
-      </w:pPr>
-      <w:r>
-        <w:rPr>
-          <w:b w:val="false"/>
+          <w:b w:val="false"/>
+          <w:i w:val="false"/>
           <w:i w:val="false"/>
           <w:caps w:val="false"/>
           <w:smallCaps w:val="false"/>
@@ -13758,7 +15210,22 @@
           <w:effect w:val="none"/>
           <w:shd w:fill="auto" w:val="clear"/>
         </w:rPr>
-        <w:t>Parecer CNE/CES nº: 239/2008. Carga horária das atividades complementares nos cursos superiores de tecnologia. </w:t>
+      </w:pPr>
+      <w:r>
+        <w:rPr>
+          <w:b w:val="false"/>
+          <w:i w:val="false"/>
+          <w:caps w:val="false"/>
+          <w:smallCaps w:val="false"/>
+          <w:strike w:val="false"/>
+          <w:dstrike w:val="false"/>
+          <w:color w:val="000000"/>
+          <w:sz w:val="24"/>
+          <w:szCs w:val="24"/>
+          <w:u w:val="none"/>
+          <w:effect w:val="none"/>
+          <w:shd w:fill="auto" w:val="clear"/>
+        </w:rPr>
       </w:r>
     </w:p>
     <w:p>
@@ -13767,15 +15234,11 @@
         <w:shd w:val="clear" w:fill="FFFFFF"/>
         <w:bidi w:val="0"/>
         <w:spacing w:lineRule="auto" w:line="360" w:before="0" w:after="0"/>
-        <w:ind w:firstLine="709" w:left="0" w:right="0"/>
+        <w:ind w:hanging="0" w:left="0" w:right="0"/>
         <w:jc w:val="both"/>
         <w:rPr>
-          <w:rFonts w:ascii="Times New Roman" w:hAnsi="Times New Roman"/>
-        </w:rPr>
-      </w:pPr>
-      <w:r>
-        <w:rPr>
-          <w:b w:val="false"/>
+          <w:b w:val="false"/>
+          <w:i w:val="false"/>
           <w:i w:val="false"/>
           <w:caps w:val="false"/>
           <w:smallCaps w:val="false"/>
@@ -13788,7 +15251,230 @@
           <w:effect w:val="none"/>
           <w:shd w:fill="auto" w:val="clear"/>
         </w:rPr>
-        <w:t>PORTARIA Nº 514, DE 4 DE JUNHO DE 2024 Aprova a 4ª edição do Catálogo Nacional de Cursos Superiores de Tecnologia - CNCST e a incorporação de Áreas Tecnológicas aos Eixos Tecnológicos do CNCST e do Catálogo Nacional de Cursos Técnicos - CNCT.</w:t>
+      </w:pPr>
+      <w:r>
+        <w:rPr>
+          <w:b w:val="false"/>
+          <w:i w:val="false"/>
+          <w:caps w:val="false"/>
+          <w:smallCaps w:val="false"/>
+          <w:strike w:val="false"/>
+          <w:dstrike w:val="false"/>
+          <w:color w:val="000000"/>
+          <w:sz w:val="24"/>
+          <w:szCs w:val="24"/>
+          <w:u w:val="none"/>
+          <w:effect w:val="none"/>
+          <w:shd w:fill="auto" w:val="clear"/>
+        </w:rPr>
+        <w:t>Parecer CNE/CES nº 277/2006. Nova forma de organização da Educação Profissional e Tecnológica de graduação;</w:t>
+      </w:r>
+    </w:p>
+    <w:p>
+      <w:pPr>
+        <w:pStyle w:val="BodyText"/>
+        <w:shd w:val="clear" w:fill="FFFFFF"/>
+        <w:bidi w:val="0"/>
+        <w:spacing w:lineRule="auto" w:line="360" w:before="0" w:after="0"/>
+        <w:ind w:hanging="0" w:left="0" w:right="0"/>
+        <w:jc w:val="both"/>
+        <w:rPr>
+          <w:b w:val="false"/>
+          <w:i w:val="false"/>
+          <w:i w:val="false"/>
+          <w:caps w:val="false"/>
+          <w:smallCaps w:val="false"/>
+          <w:strike w:val="false"/>
+          <w:dstrike w:val="false"/>
+          <w:color w:val="000000"/>
+          <w:sz w:val="24"/>
+          <w:szCs w:val="24"/>
+          <w:u w:val="none"/>
+          <w:effect w:val="none"/>
+          <w:shd w:fill="auto" w:val="clear"/>
+        </w:rPr>
+      </w:pPr>
+      <w:r>
+        <w:rPr>
+          <w:b w:val="false"/>
+          <w:i w:val="false"/>
+          <w:caps w:val="false"/>
+          <w:smallCaps w:val="false"/>
+          <w:strike w:val="false"/>
+          <w:dstrike w:val="false"/>
+          <w:color w:val="000000"/>
+          <w:sz w:val="24"/>
+          <w:szCs w:val="24"/>
+          <w:u w:val="none"/>
+          <w:effect w:val="none"/>
+          <w:shd w:fill="auto" w:val="clear"/>
+        </w:rPr>
+      </w:r>
+    </w:p>
+    <w:p>
+      <w:pPr>
+        <w:pStyle w:val="BodyText"/>
+        <w:shd w:val="clear" w:fill="FFFFFF"/>
+        <w:bidi w:val="0"/>
+        <w:spacing w:lineRule="auto" w:line="360" w:before="0" w:after="0"/>
+        <w:ind w:hanging="0" w:left="0" w:right="0"/>
+        <w:jc w:val="both"/>
+        <w:rPr>
+          <w:b w:val="false"/>
+          <w:i w:val="false"/>
+          <w:i w:val="false"/>
+          <w:caps w:val="false"/>
+          <w:smallCaps w:val="false"/>
+          <w:strike w:val="false"/>
+          <w:dstrike w:val="false"/>
+          <w:color w:val="000000"/>
+          <w:sz w:val="24"/>
+          <w:szCs w:val="24"/>
+          <w:u w:val="none"/>
+          <w:effect w:val="none"/>
+          <w:shd w:fill="auto" w:val="clear"/>
+        </w:rPr>
+      </w:pPr>
+      <w:r>
+        <w:rPr>
+          <w:b w:val="false"/>
+          <w:i w:val="false"/>
+          <w:caps w:val="false"/>
+          <w:smallCaps w:val="false"/>
+          <w:strike w:val="false"/>
+          <w:dstrike w:val="false"/>
+          <w:color w:val="000000"/>
+          <w:sz w:val="24"/>
+          <w:szCs w:val="24"/>
+          <w:u w:val="none"/>
+          <w:effect w:val="none"/>
+          <w:shd w:fill="auto" w:val="clear"/>
+        </w:rPr>
+        <w:t>Parecer CNE/CES nº: 239/2008. Carga horária das atividades complementares nos cursos superiores de tecnologia. </w:t>
+      </w:r>
+    </w:p>
+    <w:p>
+      <w:pPr>
+        <w:pStyle w:val="BodyText"/>
+        <w:shd w:val="clear" w:fill="FFFFFF"/>
+        <w:bidi w:val="0"/>
+        <w:spacing w:lineRule="auto" w:line="360" w:before="0" w:after="0"/>
+        <w:ind w:hanging="0" w:left="0" w:right="0"/>
+        <w:jc w:val="both"/>
+        <w:rPr>
+          <w:b w:val="false"/>
+          <w:i w:val="false"/>
+          <w:i w:val="false"/>
+          <w:caps w:val="false"/>
+          <w:smallCaps w:val="false"/>
+          <w:strike w:val="false"/>
+          <w:dstrike w:val="false"/>
+          <w:color w:val="000000"/>
+          <w:sz w:val="24"/>
+          <w:szCs w:val="24"/>
+          <w:u w:val="none"/>
+          <w:effect w:val="none"/>
+          <w:shd w:fill="auto" w:val="clear"/>
+        </w:rPr>
+      </w:pPr>
+      <w:r>
+        <w:rPr>
+          <w:b w:val="false"/>
+          <w:i w:val="false"/>
+          <w:caps w:val="false"/>
+          <w:smallCaps w:val="false"/>
+          <w:strike w:val="false"/>
+          <w:dstrike w:val="false"/>
+          <w:color w:val="000000"/>
+          <w:sz w:val="24"/>
+          <w:szCs w:val="24"/>
+          <w:u w:val="none"/>
+          <w:effect w:val="none"/>
+          <w:shd w:fill="auto" w:val="clear"/>
+        </w:rPr>
+      </w:r>
+    </w:p>
+    <w:p>
+      <w:pPr>
+        <w:pStyle w:val="BodyText"/>
+        <w:shd w:val="clear" w:fill="FFFFFF"/>
+        <w:bidi w:val="0"/>
+        <w:spacing w:lineRule="auto" w:line="360" w:before="0" w:after="0"/>
+        <w:ind w:hanging="0" w:left="0" w:right="0"/>
+        <w:jc w:val="both"/>
+        <w:rPr>
+          <w:b w:val="false"/>
+          <w:i w:val="false"/>
+          <w:i w:val="false"/>
+          <w:caps w:val="false"/>
+          <w:smallCaps w:val="false"/>
+          <w:strike w:val="false"/>
+          <w:dstrike w:val="false"/>
+          <w:color w:val="000000"/>
+          <w:sz w:val="24"/>
+          <w:szCs w:val="24"/>
+          <w:u w:val="none"/>
+          <w:effect w:val="none"/>
+          <w:shd w:fill="auto" w:val="clear"/>
+        </w:rPr>
+      </w:pPr>
+      <w:r>
+        <w:rPr>
+          <w:b w:val="false"/>
+          <w:i w:val="false"/>
+          <w:caps w:val="false"/>
+          <w:smallCaps w:val="false"/>
+          <w:strike w:val="false"/>
+          <w:dstrike w:val="false"/>
+          <w:color w:val="000000"/>
+          <w:sz w:val="24"/>
+          <w:szCs w:val="24"/>
+          <w:u w:val="none"/>
+          <w:effect w:val="none"/>
+          <w:shd w:fill="auto" w:val="clear"/>
+        </w:rPr>
+        <w:t>PORTARIA Nº 514, DE 4 DE JUNHO DE 2024 Aprova a 4ª edição do Catálogo Nacional de Cursos Superiores de Tecnologia - CNCST e a incorporação de Áreas Tecnológicas aos Eixos Tecnológicos do CNCST e do Catálogo Nacional de Cursos Técnicos – CNCT.</w:t>
+      </w:r>
+    </w:p>
+    <w:p>
+      <w:pPr>
+        <w:pStyle w:val="BodyText"/>
+        <w:shd w:val="clear" w:fill="FFFFFF"/>
+        <w:bidi w:val="0"/>
+        <w:spacing w:lineRule="auto" w:line="360" w:before="0" w:after="0"/>
+        <w:ind w:hanging="0" w:left="0" w:right="0"/>
+        <w:jc w:val="both"/>
+        <w:rPr>
+          <w:b w:val="false"/>
+          <w:i w:val="false"/>
+          <w:i w:val="false"/>
+          <w:caps w:val="false"/>
+          <w:smallCaps w:val="false"/>
+          <w:strike w:val="false"/>
+          <w:dstrike w:val="false"/>
+          <w:color w:val="000000"/>
+          <w:sz w:val="24"/>
+          <w:szCs w:val="24"/>
+          <w:u w:val="none"/>
+          <w:effect w:val="none"/>
+          <w:shd w:fill="auto" w:val="clear"/>
+        </w:rPr>
+      </w:pPr>
+      <w:r>
+        <w:rPr>
+          <w:b w:val="false"/>
+          <w:i w:val="false"/>
+          <w:caps w:val="false"/>
+          <w:smallCaps w:val="false"/>
+          <w:strike w:val="false"/>
+          <w:dstrike w:val="false"/>
+          <w:color w:val="000000"/>
+          <w:sz w:val="24"/>
+          <w:szCs w:val="24"/>
+          <w:u w:val="none"/>
+          <w:effect w:val="none"/>
+          <w:shd w:fill="auto" w:val="clear"/>
+        </w:rPr>
       </w:r>
     </w:p>
     <w:p>
@@ -13799,7 +15485,7 @@
           <w:numId w:val="1"/>
         </w:numPr>
         <w:spacing w:lineRule="auto" w:line="360" w:before="0" w:after="0"/>
-        <w:ind w:firstLine="709" w:left="0" w:right="0"/>
+        <w:ind w:hanging="0" w:left="0" w:right="0"/>
         <w:jc w:val="both"/>
         <w:rPr>
           <w:rFonts w:ascii="Times New Roman" w:hAnsi="Times New Roman"/>
@@ -13809,7 +15495,6 @@
       <w:bookmarkEnd w:id="35"/>
       <w:r>
         <w:rPr>
-          <w:rFonts w:ascii="Times New Roman" w:hAnsi="Times New Roman"/>
           <w:sz w:val="24"/>
           <w:szCs w:val="24"/>
         </w:rPr>
@@ -13819,7 +15504,6 @@
     <w:p>
       <w:pPr>
         <w:pStyle w:val="BodyText"/>
-        <w:bidi w:val="0"/>
         <w:spacing w:lineRule="auto" w:line="360" w:before="0" w:after="0"/>
         <w:ind w:firstLine="709" w:left="0" w:right="0"/>
         <w:jc w:val="both"/>
@@ -13827,6 +15511,33 @@
           <w:rFonts w:ascii="Times New Roman" w:hAnsi="Times New Roman"/>
         </w:rPr>
       </w:pPr>
+      <w:r>
+        <w:rPr/>
+      </w:r>
+    </w:p>
+    <w:p>
+      <w:pPr>
+        <w:pStyle w:val="BodyText"/>
+        <w:bidi w:val="0"/>
+        <w:spacing w:lineRule="auto" w:line="360" w:before="0" w:after="0"/>
+        <w:ind w:hanging="0" w:left="0" w:right="0"/>
+        <w:jc w:val="both"/>
+        <w:rPr>
+          <w:b w:val="false"/>
+          <w:i w:val="false"/>
+          <w:i w:val="false"/>
+          <w:caps w:val="false"/>
+          <w:smallCaps w:val="false"/>
+          <w:strike w:val="false"/>
+          <w:dstrike w:val="false"/>
+          <w:color w:val="000000"/>
+          <w:sz w:val="24"/>
+          <w:szCs w:val="24"/>
+          <w:u w:val="none"/>
+          <w:effect w:val="none"/>
+          <w:shd w:fill="auto" w:val="clear"/>
+        </w:rPr>
+      </w:pPr>
       <w:bookmarkStart w:id="36" w:name="docs-internal-guid-d4623c61-7fff-0328-5d"/>
       <w:bookmarkEnd w:id="36"/>
       <w:r>
@@ -13845,6 +15556,46 @@
           <w:shd w:fill="auto" w:val="clear"/>
         </w:rPr>
         <w:t>Resolução IFPE/CONSUP nº 50, de 23 de novembro de 2010. Aprova ad referendum o Regimento do Colegiado dos Cursos Superiores do IFPE.</w:t>
+      </w:r>
+    </w:p>
+    <w:p>
+      <w:pPr>
+        <w:pStyle w:val="BodyText"/>
+        <w:bidi w:val="0"/>
+        <w:spacing w:lineRule="auto" w:line="360" w:before="0" w:after="0"/>
+        <w:ind w:hanging="0" w:left="0" w:right="0"/>
+        <w:jc w:val="both"/>
+        <w:rPr>
+          <w:b w:val="false"/>
+          <w:i w:val="false"/>
+          <w:i w:val="false"/>
+          <w:caps w:val="false"/>
+          <w:smallCaps w:val="false"/>
+          <w:strike w:val="false"/>
+          <w:dstrike w:val="false"/>
+          <w:color w:val="000000"/>
+          <w:sz w:val="24"/>
+          <w:szCs w:val="24"/>
+          <w:u w:val="none"/>
+          <w:effect w:val="none"/>
+          <w:shd w:fill="auto" w:val="clear"/>
+        </w:rPr>
+      </w:pPr>
+      <w:r>
+        <w:rPr>
+          <w:b w:val="false"/>
+          <w:i w:val="false"/>
+          <w:caps w:val="false"/>
+          <w:smallCaps w:val="false"/>
+          <w:strike w:val="false"/>
+          <w:dstrike w:val="false"/>
+          <w:color w:val="000000"/>
+          <w:sz w:val="24"/>
+          <w:szCs w:val="24"/>
+          <w:u w:val="none"/>
+          <w:effect w:val="none"/>
+          <w:shd w:fill="auto" w:val="clear"/>
+        </w:rPr>
       </w:r>
     </w:p>
     <w:p>
@@ -13853,11 +15604,9 @@
         <w:shd w:val="clear" w:fill="FFFFFF"/>
         <w:bidi w:val="0"/>
         <w:spacing w:lineRule="auto" w:line="360" w:before="0" w:after="0"/>
-        <w:ind w:firstLine="709" w:left="0" w:right="0"/>
+        <w:ind w:hanging="0" w:left="0" w:right="0"/>
         <w:jc w:val="both"/>
-        <w:rPr>
-          <w:rFonts w:ascii="Times New Roman" w:hAnsi="Times New Roman"/>
-        </w:rPr>
+        <w:rPr/>
       </w:pPr>
       <w:r>
         <w:rPr>
@@ -13883,7 +15632,7 @@
         <w:shd w:val="clear" w:fill="FFFFFF"/>
         <w:bidi w:val="0"/>
         <w:spacing w:lineRule="auto" w:line="360" w:before="0" w:after="0"/>
-        <w:ind w:firstLine="709" w:left="0" w:right="0"/>
+        <w:ind w:hanging="0" w:left="0" w:right="0"/>
         <w:jc w:val="both"/>
         <w:rPr>
           <w:rFonts w:ascii="Times New Roman" w:hAnsi="Times New Roman"/>
@@ -13925,11 +15674,9 @@
         <w:shd w:val="clear" w:fill="FFFFFF"/>
         <w:bidi w:val="0"/>
         <w:spacing w:lineRule="auto" w:line="360" w:before="0" w:after="0"/>
-        <w:ind w:firstLine="709" w:left="0" w:right="0"/>
+        <w:ind w:hanging="0" w:left="0" w:right="0"/>
         <w:jc w:val="both"/>
-        <w:rPr>
-          <w:rFonts w:ascii="Times New Roman" w:hAnsi="Times New Roman"/>
-        </w:rPr>
+        <w:rPr/>
       </w:pPr>
       <w:r>
         <w:rPr>
@@ -13958,7 +15705,7 @@
         <w:overflowPunct w:val="false"/>
         <w:bidi w:val="0"/>
         <w:spacing w:lineRule="auto" w:line="360" w:before="0" w:after="0"/>
-        <w:ind w:firstLine="709" w:left="0" w:right="0"/>
+        <w:ind w:hanging="0" w:left="0" w:right="0"/>
         <w:jc w:val="both"/>
         <w:rPr>
           <w:rFonts w:ascii="Times New Roman" w:hAnsi="Times New Roman"/>
@@ -14000,11 +15747,9 @@
         <w:shd w:val="clear" w:fill="FFFFFF"/>
         <w:bidi w:val="0"/>
         <w:spacing w:lineRule="auto" w:line="360" w:before="0" w:after="0"/>
-        <w:ind w:firstLine="709" w:left="0" w:right="0"/>
+        <w:ind w:hanging="0" w:left="0" w:right="0"/>
         <w:jc w:val="both"/>
-        <w:rPr>
-          <w:rFonts w:ascii="Times New Roman" w:hAnsi="Times New Roman"/>
-        </w:rPr>
+        <w:rPr/>
       </w:pPr>
       <w:r>
         <w:rPr>
@@ -14030,7 +15775,7 @@
         <w:shd w:val="clear" w:fill="FFFFFF"/>
         <w:bidi w:val="0"/>
         <w:spacing w:lineRule="auto" w:line="360" w:before="0" w:after="0"/>
-        <w:ind w:firstLine="709" w:left="0" w:right="0"/>
+        <w:ind w:hanging="0" w:left="0" w:right="0"/>
         <w:jc w:val="both"/>
         <w:rPr>
           <w:rFonts w:ascii="Times New Roman" w:hAnsi="Times New Roman"/>
@@ -14072,11 +15817,9 @@
         <w:shd w:val="clear" w:fill="FFFFFF"/>
         <w:bidi w:val="0"/>
         <w:spacing w:lineRule="auto" w:line="360" w:before="0" w:after="0"/>
-        <w:ind w:firstLine="709" w:left="0" w:right="0"/>
+        <w:ind w:hanging="0" w:left="0" w:right="0"/>
         <w:jc w:val="both"/>
-        <w:rPr>
-          <w:rFonts w:ascii="Times New Roman" w:hAnsi="Times New Roman"/>
-        </w:rPr>
+        <w:rPr/>
       </w:pPr>
       <w:r>
         <w:rPr>
@@ -14102,7 +15845,7 @@
         <w:shd w:val="clear" w:fill="FFFFFF"/>
         <w:bidi w:val="0"/>
         <w:spacing w:lineRule="auto" w:line="360" w:before="0" w:after="0"/>
-        <w:ind w:firstLine="709" w:left="0" w:right="0"/>
+        <w:ind w:hanging="0" w:left="0" w:right="0"/>
         <w:jc w:val="both"/>
         <w:rPr>
           <w:rFonts w:ascii="Times New Roman" w:hAnsi="Times New Roman"/>
@@ -14144,11 +15887,9 @@
         <w:shd w:val="clear" w:fill="FFFFFF"/>
         <w:bidi w:val="0"/>
         <w:spacing w:lineRule="auto" w:line="360" w:before="0" w:after="0"/>
-        <w:ind w:firstLine="709" w:left="0" w:right="0"/>
+        <w:ind w:hanging="0" w:left="0" w:right="0"/>
         <w:jc w:val="both"/>
-        <w:rPr>
-          <w:rFonts w:ascii="Times New Roman" w:hAnsi="Times New Roman"/>
-        </w:rPr>
+        <w:rPr/>
       </w:pPr>
       <w:r>
         <w:rPr>
@@ -14174,7 +15915,7 @@
         <w:shd w:val="clear" w:fill="FFFFFF"/>
         <w:bidi w:val="0"/>
         <w:spacing w:lineRule="auto" w:line="360" w:before="0" w:after="0"/>
-        <w:ind w:firstLine="709" w:left="0" w:right="0"/>
+        <w:ind w:hanging="0" w:left="0" w:right="0"/>
         <w:jc w:val="both"/>
         <w:rPr>
           <w:rFonts w:ascii="Times New Roman" w:hAnsi="Times New Roman"/>
@@ -14216,11 +15957,9 @@
         <w:shd w:val="clear" w:fill="FFFFFF"/>
         <w:bidi w:val="0"/>
         <w:spacing w:lineRule="auto" w:line="360" w:before="0" w:after="0"/>
-        <w:ind w:firstLine="709" w:left="0" w:right="0"/>
+        <w:ind w:hanging="0" w:left="0" w:right="0"/>
         <w:jc w:val="both"/>
-        <w:rPr>
-          <w:rFonts w:ascii="Times New Roman" w:hAnsi="Times New Roman"/>
-        </w:rPr>
+        <w:rPr/>
       </w:pPr>
       <w:r>
         <w:rPr>
@@ -14246,7 +15985,7 @@
         <w:shd w:val="clear" w:fill="FFFFFF"/>
         <w:bidi w:val="0"/>
         <w:spacing w:lineRule="auto" w:line="360" w:before="0" w:after="0"/>
-        <w:ind w:firstLine="709" w:left="0" w:right="0"/>
+        <w:ind w:hanging="0" w:left="0" w:right="0"/>
         <w:jc w:val="both"/>
         <w:rPr>
           <w:rFonts w:ascii="Times New Roman" w:hAnsi="Times New Roman"/>
@@ -14288,15 +16027,11 @@
         <w:shd w:val="clear" w:fill="FFFFFF"/>
         <w:bidi w:val="0"/>
         <w:spacing w:lineRule="auto" w:line="360" w:before="0" w:after="0"/>
-        <w:ind w:firstLine="709" w:left="0" w:right="0"/>
+        <w:ind w:hanging="0" w:left="0" w:right="0"/>
         <w:jc w:val="both"/>
         <w:rPr>
-          <w:rFonts w:ascii="Times New Roman" w:hAnsi="Times New Roman"/>
-        </w:rPr>
-      </w:pPr>
-      <w:r>
-        <w:rPr>
-          <w:b w:val="false"/>
+          <w:b w:val="false"/>
+          <w:i w:val="false"/>
           <w:i w:val="false"/>
           <w:caps w:val="false"/>
           <w:smallCaps w:val="false"/>
@@ -14309,7 +16044,64 @@
           <w:effect w:val="none"/>
           <w:shd w:fill="auto" w:val="clear"/>
         </w:rPr>
+      </w:pPr>
+      <w:r>
+        <w:rPr>
+          <w:b w:val="false"/>
+          <w:i w:val="false"/>
+          <w:caps w:val="false"/>
+          <w:smallCaps w:val="false"/>
+          <w:strike w:val="false"/>
+          <w:dstrike w:val="false"/>
+          <w:color w:val="000000"/>
+          <w:sz w:val="24"/>
+          <w:szCs w:val="24"/>
+          <w:u w:val="none"/>
+          <w:effect w:val="none"/>
+          <w:shd w:fill="auto" w:val="clear"/>
+        </w:rPr>
         <w:t>RESOLUÇÃO CONSUP/IFPE Nº195, DE 19 DE JUNHO DE 2023 Aprova o novo Regulamento das Atividades dos Trabalhos de Conclusão dos Cursos de Graduação do IFPE e revoga a Resolução nº 81/2011, do Conselho Superior do IFPE</w:t>
+      </w:r>
+    </w:p>
+    <w:p>
+      <w:pPr>
+        <w:pStyle w:val="BodyText"/>
+        <w:shd w:val="clear" w:fill="FFFFFF"/>
+        <w:bidi w:val="0"/>
+        <w:spacing w:lineRule="auto" w:line="360" w:before="0" w:after="0"/>
+        <w:ind w:hanging="0" w:left="0" w:right="0"/>
+        <w:jc w:val="both"/>
+        <w:rPr>
+          <w:b w:val="false"/>
+          <w:i w:val="false"/>
+          <w:i w:val="false"/>
+          <w:caps w:val="false"/>
+          <w:smallCaps w:val="false"/>
+          <w:strike w:val="false"/>
+          <w:dstrike w:val="false"/>
+          <w:color w:val="000000"/>
+          <w:sz w:val="24"/>
+          <w:szCs w:val="24"/>
+          <w:u w:val="none"/>
+          <w:effect w:val="none"/>
+          <w:shd w:fill="auto" w:val="clear"/>
+        </w:rPr>
+      </w:pPr>
+      <w:r>
+        <w:rPr>
+          <w:b w:val="false"/>
+          <w:i w:val="false"/>
+          <w:caps w:val="false"/>
+          <w:smallCaps w:val="false"/>
+          <w:strike w:val="false"/>
+          <w:dstrike w:val="false"/>
+          <w:color w:val="000000"/>
+          <w:sz w:val="24"/>
+          <w:szCs w:val="24"/>
+          <w:u w:val="none"/>
+          <w:effect w:val="none"/>
+          <w:shd w:fill="auto" w:val="clear"/>
+        </w:rPr>
       </w:r>
     </w:p>
     <w:p>
@@ -14320,7 +16112,7 @@
           <w:numId w:val="1"/>
         </w:numPr>
         <w:spacing w:lineRule="auto" w:line="360" w:before="0" w:after="0"/>
-        <w:ind w:firstLine="709" w:left="0" w:right="0"/>
+        <w:ind w:hanging="0" w:left="0" w:right="0"/>
         <w:jc w:val="both"/>
         <w:rPr>
           <w:rFonts w:ascii="Times New Roman" w:hAnsi="Times New Roman"/>
@@ -14330,7 +16122,6 @@
       <w:bookmarkEnd w:id="37"/>
       <w:r>
         <w:rPr>
-          <w:rFonts w:ascii="Times New Roman" w:hAnsi="Times New Roman"/>
           <w:sz w:val="24"/>
           <w:szCs w:val="24"/>
         </w:rPr>
@@ -14338,7 +16129,6 @@
       </w:r>
       <w:r>
         <w:rPr>
-          <w:rFonts w:ascii="Times New Roman" w:hAnsi="Times New Roman"/>
           <w:sz w:val="24"/>
           <w:szCs w:val="24"/>
         </w:rPr>
@@ -14348,7 +16138,6 @@
     <w:p>
       <w:pPr>
         <w:pStyle w:val="BodyText"/>
-        <w:bidi w:val="0"/>
         <w:spacing w:lineRule="auto" w:line="360" w:before="0" w:after="0"/>
         <w:ind w:firstLine="709" w:left="0" w:right="0"/>
         <w:jc w:val="both"/>
@@ -14356,6 +16145,33 @@
           <w:rFonts w:ascii="Times New Roman" w:hAnsi="Times New Roman"/>
         </w:rPr>
       </w:pPr>
+      <w:r>
+        <w:rPr/>
+      </w:r>
+    </w:p>
+    <w:p>
+      <w:pPr>
+        <w:pStyle w:val="BodyText"/>
+        <w:bidi w:val="0"/>
+        <w:spacing w:lineRule="auto" w:line="360" w:before="0" w:after="0"/>
+        <w:ind w:hanging="0" w:left="0" w:right="0"/>
+        <w:jc w:val="both"/>
+        <w:rPr>
+          <w:b w:val="false"/>
+          <w:i w:val="false"/>
+          <w:i w:val="false"/>
+          <w:caps w:val="false"/>
+          <w:smallCaps w:val="false"/>
+          <w:strike w:val="false"/>
+          <w:dstrike w:val="false"/>
+          <w:color w:val="000000"/>
+          <w:sz w:val="24"/>
+          <w:szCs w:val="24"/>
+          <w:u w:val="none"/>
+          <w:effect w:val="none"/>
+          <w:shd w:fill="auto" w:val="clear"/>
+        </w:rPr>
+      </w:pPr>
       <w:bookmarkStart w:id="38" w:name="docs-internal-guid-4501a246-7fff-d576-e6"/>
       <w:bookmarkEnd w:id="38"/>
       <w:r>
@@ -14381,14 +16197,52 @@
     <w:p>
       <w:pPr>
         <w:pStyle w:val="BodyText"/>
+        <w:bidi w:val="0"/>
+        <w:spacing w:lineRule="auto" w:line="360" w:before="0" w:after="0"/>
+        <w:ind w:hanging="0" w:left="0" w:right="0"/>
+        <w:jc w:val="both"/>
+        <w:rPr>
+          <w:b w:val="false"/>
+          <w:i w:val="false"/>
+          <w:i w:val="false"/>
+          <w:caps w:val="false"/>
+          <w:smallCaps w:val="false"/>
+          <w:strike w:val="false"/>
+          <w:dstrike w:val="false"/>
+          <w:color w:val="000000"/>
+          <w:sz w:val="24"/>
+          <w:szCs w:val="24"/>
+          <w:u w:val="none"/>
+          <w:effect w:val="none"/>
+          <w:shd w:fill="auto" w:val="clear"/>
+        </w:rPr>
+      </w:pPr>
+      <w:r>
+        <w:rPr>
+          <w:b w:val="false"/>
+          <w:i w:val="false"/>
+          <w:caps w:val="false"/>
+          <w:smallCaps w:val="false"/>
+          <w:strike w:val="false"/>
+          <w:dstrike w:val="false"/>
+          <w:color w:val="000000"/>
+          <w:sz w:val="24"/>
+          <w:szCs w:val="24"/>
+          <w:u w:val="none"/>
+          <w:effect w:val="none"/>
+          <w:shd w:fill="auto" w:val="clear"/>
+        </w:rPr>
+      </w:r>
+    </w:p>
+    <w:p>
+      <w:pPr>
+        <w:pStyle w:val="BodyText"/>
         <w:shd w:val="clear" w:fill="FFFFFF"/>
         <w:bidi w:val="0"/>
         <w:spacing w:lineRule="auto" w:line="360" w:before="0" w:after="0"/>
-        <w:ind w:firstLine="709" w:left="0" w:right="0"/>
+        <w:ind w:hanging="0" w:left="0" w:right="0"/>
         <w:jc w:val="both"/>
-        <w:rPr>
-          <w:rFonts w:ascii="Times New Roman" w:hAnsi="Times New Roman"/>
-        </w:rPr>
+        <w:rPr/>
       </w:pPr>
       <w:r>
         <w:rPr>
@@ -14463,7 +16317,7 @@
         <w:shd w:val="clear" w:fill="FFFFFF"/>
         <w:bidi w:val="0"/>
         <w:spacing w:lineRule="auto" w:line="360" w:before="0" w:after="0"/>
-        <w:ind w:firstLine="709" w:left="0" w:right="0"/>
+        <w:ind w:hanging="0" w:left="0" w:right="0"/>
         <w:jc w:val="both"/>
         <w:rPr>
           <w:rFonts w:ascii="Times New Roman" w:hAnsi="Times New Roman"/>
@@ -14505,11 +16359,9 @@
         <w:shd w:val="clear" w:fill="FFFFFF"/>
         <w:bidi w:val="0"/>
         <w:spacing w:lineRule="auto" w:line="360" w:before="0" w:after="0"/>
-        <w:ind w:firstLine="709" w:left="0" w:right="0"/>
+        <w:ind w:hanging="0" w:left="0" w:right="0"/>
         <w:jc w:val="both"/>
-        <w:rPr>
-          <w:rFonts w:ascii="Times New Roman" w:hAnsi="Times New Roman"/>
-        </w:rPr>
+        <w:rPr/>
       </w:pPr>
       <w:r>
         <w:rPr>
@@ -14535,7 +16387,7 @@
         <w:shd w:val="clear" w:fill="FFFFFF"/>
         <w:bidi w:val="0"/>
         <w:spacing w:lineRule="auto" w:line="360" w:before="0" w:after="0"/>
-        <w:ind w:firstLine="709" w:left="0" w:right="0"/>
+        <w:ind w:hanging="0" w:left="0" w:right="0"/>
         <w:jc w:val="both"/>
         <w:rPr>
           <w:rFonts w:ascii="Times New Roman" w:hAnsi="Times New Roman"/>
@@ -14577,15 +16429,11 @@
         <w:shd w:val="clear" w:fill="FFFFFF"/>
         <w:bidi w:val="0"/>
         <w:spacing w:lineRule="auto" w:line="360" w:before="0" w:after="0"/>
-        <w:ind w:firstLine="709" w:left="0" w:right="0"/>
+        <w:ind w:hanging="0" w:left="0" w:right="0"/>
         <w:jc w:val="both"/>
         <w:rPr>
-          <w:rFonts w:ascii="Times New Roman" w:hAnsi="Times New Roman"/>
-        </w:rPr>
-      </w:pPr>
-      <w:r>
-        <w:rPr>
-          <w:b w:val="false"/>
+          <w:b w:val="false"/>
+          <w:i w:val="false"/>
           <w:i w:val="false"/>
           <w:caps w:val="false"/>
           <w:smallCaps w:val="false"/>
@@ -14598,7 +16446,64 @@
           <w:effect w:val="none"/>
           <w:shd w:fill="auto" w:val="clear"/>
         </w:rPr>
+      </w:pPr>
+      <w:r>
+        <w:rPr>
+          <w:b w:val="false"/>
+          <w:i w:val="false"/>
+          <w:caps w:val="false"/>
+          <w:smallCaps w:val="false"/>
+          <w:strike w:val="false"/>
+          <w:dstrike w:val="false"/>
+          <w:color w:val="000000"/>
+          <w:sz w:val="24"/>
+          <w:szCs w:val="24"/>
+          <w:u w:val="none"/>
+          <w:effect w:val="none"/>
+          <w:shd w:fill="auto" w:val="clear"/>
+        </w:rPr>
         <w:t>INSTRUÇÃO NORMATIVA CONJUNTA PROEXT-PRODEN/IFPE Nº 1, DE 06 DE AGOSTO DE 2025 Orienta sobre os aspectos operacionais dispostos na Resolução nº 105, de 28 de outubro de 2021, do Conselho Superior do IFPE, que aprova o Regulamento da Política de Curricularização da Extensão no IFPE.</w:t>
+      </w:r>
+    </w:p>
+    <w:p>
+      <w:pPr>
+        <w:pStyle w:val="BodyText"/>
+        <w:shd w:val="clear" w:fill="FFFFFF"/>
+        <w:bidi w:val="0"/>
+        <w:spacing w:lineRule="auto" w:line="360" w:before="0" w:after="0"/>
+        <w:ind w:hanging="0" w:left="0" w:right="0"/>
+        <w:jc w:val="both"/>
+        <w:rPr>
+          <w:b w:val="false"/>
+          <w:i w:val="false"/>
+          <w:i w:val="false"/>
+          <w:caps w:val="false"/>
+          <w:smallCaps w:val="false"/>
+          <w:strike w:val="false"/>
+          <w:dstrike w:val="false"/>
+          <w:color w:val="000000"/>
+          <w:sz w:val="24"/>
+          <w:szCs w:val="24"/>
+          <w:u w:val="none"/>
+          <w:effect w:val="none"/>
+          <w:shd w:fill="auto" w:val="clear"/>
+        </w:rPr>
+      </w:pPr>
+      <w:r>
+        <w:rPr>
+          <w:b w:val="false"/>
+          <w:i w:val="false"/>
+          <w:caps w:val="false"/>
+          <w:smallCaps w:val="false"/>
+          <w:strike w:val="false"/>
+          <w:dstrike w:val="false"/>
+          <w:color w:val="000000"/>
+          <w:sz w:val="24"/>
+          <w:szCs w:val="24"/>
+          <w:u w:val="none"/>
+          <w:effect w:val="none"/>
+          <w:shd w:fill="auto" w:val="clear"/>
+        </w:rPr>
       </w:r>
     </w:p>
     <w:p>
@@ -14609,7 +16514,7 @@
           <w:numId w:val="1"/>
         </w:numPr>
         <w:spacing w:lineRule="auto" w:line="360" w:before="0" w:after="0"/>
-        <w:ind w:firstLine="709" w:left="0" w:right="0"/>
+        <w:ind w:hanging="0" w:left="0" w:right="0"/>
         <w:jc w:val="both"/>
         <w:rPr>
           <w:rFonts w:ascii="Times New Roman" w:hAnsi="Times New Roman"/>
@@ -14977,7 +16882,7 @@
           <w:numId w:val="1"/>
         </w:numPr>
         <w:spacing w:lineRule="auto" w:line="360" w:before="0" w:after="0"/>
-        <w:ind w:firstLine="709" w:left="0" w:right="0"/>
+        <w:ind w:hanging="0" w:left="0" w:right="0"/>
         <w:jc w:val="both"/>
         <w:rPr>
           <w:rFonts w:ascii="Times New Roman" w:hAnsi="Times New Roman"/>
@@ -15129,7 +17034,7 @@
           <w:numId w:val="1"/>
         </w:numPr>
         <w:spacing w:lineRule="auto" w:line="360" w:before="0" w:after="0"/>
-        <w:ind w:firstLine="709" w:left="0" w:right="0"/>
+        <w:ind w:hanging="0" w:left="0" w:right="0"/>
         <w:jc w:val="both"/>
         <w:rPr>
           <w:rFonts w:ascii="Times New Roman" w:hAnsi="Times New Roman"/>
@@ -15173,7 +17078,7 @@
           <w:numId w:val="1"/>
         </w:numPr>
         <w:spacing w:lineRule="auto" w:line="360" w:before="0" w:after="0"/>
-        <w:ind w:firstLine="709" w:left="0" w:right="0"/>
+        <w:ind w:hanging="0" w:left="0" w:right="0"/>
         <w:jc w:val="both"/>
         <w:rPr>
           <w:rFonts w:ascii="Times New Roman" w:hAnsi="Times New Roman"/>
@@ -15183,7 +17088,6 @@
       <w:bookmarkEnd w:id="44"/>
       <w:r>
         <w:rPr>
-          <w:rFonts w:ascii="Times New Roman" w:hAnsi="Times New Roman"/>
           <w:sz w:val="24"/>
           <w:szCs w:val="24"/>
         </w:rPr>
@@ -15191,7 +17095,6 @@
       </w:r>
       <w:r>
         <w:rPr>
-          <w:rFonts w:ascii="Times New Roman" w:hAnsi="Times New Roman"/>
           <w:sz w:val="24"/>
           <w:szCs w:val="24"/>
         </w:rPr>
@@ -15377,7 +17280,7 @@
           <w:numId w:val="1"/>
         </w:numPr>
         <w:spacing w:lineRule="auto" w:line="360" w:before="0" w:after="0"/>
-        <w:ind w:firstLine="709" w:left="0" w:right="0"/>
+        <w:ind w:hanging="0" w:left="0" w:right="0"/>
         <w:jc w:val="both"/>
         <w:rPr>
           <w:rFonts w:ascii="Times New Roman" w:hAnsi="Times New Roman"/>
@@ -15529,7 +17432,7 @@
           <w:numId w:val="1"/>
         </w:numPr>
         <w:spacing w:lineRule="auto" w:line="360" w:before="0" w:after="0"/>
-        <w:ind w:firstLine="709" w:left="0" w:right="0"/>
+        <w:ind w:hanging="0" w:left="0" w:right="0"/>
         <w:jc w:val="both"/>
         <w:rPr>
           <w:rFonts w:ascii="Times New Roman" w:hAnsi="Times New Roman"/>
@@ -15539,7 +17442,6 @@
       <w:bookmarkEnd w:id="48"/>
       <w:r>
         <w:rPr>
-          <w:rFonts w:ascii="Times New Roman" w:hAnsi="Times New Roman"/>
           <w:sz w:val="24"/>
           <w:szCs w:val="24"/>
         </w:rPr>
@@ -15547,7 +17449,6 @@
       </w:r>
       <w:r>
         <w:rPr>
-          <w:rFonts w:ascii="Times New Roman" w:hAnsi="Times New Roman"/>
           <w:sz w:val="24"/>
           <w:szCs w:val="24"/>
         </w:rPr>
@@ -15602,25 +17503,6 @@
           <w:shd w:fill="FFF2CC" w:val="clear"/>
         </w:rPr>
         <w:t>Campo que trata da integração de atividades de extensão universitária ao currículo dos cursos de graduação, conforme diretrizes nacionais e institucionais. A curricularização promove a articulação entre ensino, pesquisa e extensão, por meio de ações que envolvem a interação com a sociedade e a aplicação prática do conhecimento acadêmico. Com base na Resolução nº 7/2018 do CNE/CES e na Resolução nº 105/2021 do Conselho Superior do IFPE, esta Instrução Normativa Conjunta, emitida pela Pró-Reitoria de Extensão e pela Pró-Reitoria de Ensino do IFPE, estabelece os procedimentos para a oferta da extensão como componente obrigatório nos cursos de graduação, a inserção da carga horária de extensão nos Projetos Pedagógicos de Curso (PPCs), respeitando o mínimo de 10% da carga horária total de cada curso. Desta forma, espera-se que o PPC detalhe a forma de inserção dessas atividades.  [...] Construção individual</w:t>
-      </w:r>
-    </w:p>
-    <w:p>
-      <w:pPr>
-        <w:pStyle w:val="BodyText"/>
-        <w:spacing w:lineRule="auto" w:line="360" w:before="0" w:after="0"/>
-        <w:ind w:firstLine="709" w:left="0" w:right="0"/>
-        <w:jc w:val="both"/>
-        <w:rPr>
-          <w:rFonts w:ascii="Times New Roman" w:hAnsi="Times New Roman"/>
-          <w:sz w:val="24"/>
-          <w:szCs w:val="24"/>
-        </w:rPr>
-      </w:pPr>
-      <w:r>
-        <w:rPr>
-          <w:sz w:val="24"/>
-          <w:szCs w:val="24"/>
-        </w:rPr>
       </w:r>
     </w:p>
     <w:p>
@@ -15679,7 +17561,7 @@
           <w:numId w:val="1"/>
         </w:numPr>
         <w:spacing w:lineRule="auto" w:line="360" w:before="0" w:after="0"/>
-        <w:ind w:firstLine="709" w:left="0" w:right="0"/>
+        <w:ind w:hanging="0" w:left="0" w:right="0"/>
         <w:jc w:val="both"/>
         <w:rPr>
           <w:rFonts w:ascii="Times New Roman" w:hAnsi="Times New Roman"/>
@@ -15689,7 +17571,6 @@
       <w:bookmarkEnd w:id="50"/>
       <w:r>
         <w:rPr>
-          <w:rFonts w:ascii="Times New Roman" w:hAnsi="Times New Roman"/>
           <w:sz w:val="24"/>
           <w:szCs w:val="24"/>
         </w:rPr>
@@ -15788,23 +17669,6 @@
       </w:pPr>
       <w:r>
         <w:rPr>
-          <w:b/>
-          <w:i w:val="false"/>
-          <w:caps w:val="false"/>
-          <w:smallCaps w:val="false"/>
-          <w:strike w:val="false"/>
-          <w:dstrike w:val="false"/>
-          <w:color w:val="000000"/>
-          <w:sz w:val="24"/>
-          <w:szCs w:val="24"/>
-          <w:u w:val="none"/>
-          <w:effect w:val="none"/>
-          <w:shd w:fill="FFF2CC" w:val="clear"/>
-        </w:rPr>
-        <w:tab/>
-      </w:r>
-      <w:r>
-        <w:rPr>
           <w:b w:val="false"/>
           <w:i w:val="false"/>
           <w:caps w:val="false"/>
@@ -15891,7 +17755,7 @@
           <w:effect w:val="none"/>
           <w:shd w:fill="FFF2CC" w:val="clear"/>
         </w:rPr>
-        <w:t>[...] Construção individual</w:t>
+        <w:t>[...] Construção individual.</w:t>
       </w:r>
     </w:p>
     <w:p>
@@ -15943,7 +17807,7 @@
           <w:numId w:val="1"/>
         </w:numPr>
         <w:spacing w:lineRule="auto" w:line="360" w:before="0" w:after="0"/>
-        <w:ind w:firstLine="709" w:left="0" w:right="0"/>
+        <w:ind w:hanging="0" w:left="0" w:right="0"/>
         <w:jc w:val="both"/>
         <w:rPr>
           <w:rFonts w:ascii="Times New Roman" w:hAnsi="Times New Roman"/>
@@ -15953,7 +17817,6 @@
       <w:bookmarkEnd w:id="52"/>
       <w:r>
         <w:rPr>
-          <w:rFonts w:ascii="Times New Roman" w:hAnsi="Times New Roman"/>
           <w:sz w:val="24"/>
           <w:szCs w:val="24"/>
         </w:rPr>
@@ -15992,25 +17855,6 @@
           <w:rFonts w:ascii="Times New Roman" w:hAnsi="Times New Roman"/>
         </w:rPr>
       </w:pPr>
-      <w:bookmarkStart w:id="53" w:name="docs-internal-guid-06ae4994-7fff-ff05-42"/>
-      <w:bookmarkEnd w:id="53"/>
-      <w:r>
-        <w:rPr>
-          <w:b w:val="false"/>
-          <w:i w:val="false"/>
-          <w:caps w:val="false"/>
-          <w:smallCaps w:val="false"/>
-          <w:strike w:val="false"/>
-          <w:dstrike w:val="false"/>
-          <w:color w:val="000000"/>
-          <w:sz w:val="24"/>
-          <w:szCs w:val="24"/>
-          <w:u w:val="none"/>
-          <w:effect w:val="none"/>
-          <w:shd w:fill="auto" w:val="clear"/>
-        </w:rPr>
-        <w:tab/>
-      </w:r>
       <w:r>
         <w:rPr>
           <w:b w:val="false"/>
@@ -16026,7 +17870,7 @@
           <w:effect w:val="none"/>
           <w:shd w:fill="FFF2CC" w:val="clear"/>
         </w:rPr>
-        <w:t xml:space="preserve">Configura-se como um quadro síntese da Matriz Curricular e espera-se que no desenho curricular, exista a estrutura organizada das disciplinas, atividades e competências que compõem o curso, demonstrando o caminho que os alunos percorreram para atingir o objetivo do curso até a obtenção do diploma, pontuando a compatibilidade da carga horária total (em horas-relógio), evidenciar a articulação da teoria com a prática e explicitar claramente a articulação entre os componentes curriculares no percurso de formação. Deve conter: COMPONENTES CURRICULARES - Carga Horária (h/r) - Período - Pré-Requisito - Co-Requisito. </w:t>
+        <w:t>Configura-se como um quadro síntese da Matriz Curricular e espera-se que no desenho curricular, exista a estrutura organizada das disciplinas, atividades e competências que compõem o curso, demonstrando o caminho que os alunos percorreram para atingir o objetivo do curso até a obtenção do diploma, pontuando a compatibilidade da carga horária total (em horas-relógio), evidenciar a articulação da teoria com a prática e explicitar claramente a articulação entre os componentes curriculares no percurso de formação. Deve conter: COMPONENTES CURRICULARES - Carga Horária (h/r) - Período - Pré-Requisito - Co-Requisito.</w:t>
       </w:r>
       <w:r>
         <w:rPr>
@@ -16232,17 +18076,16 @@
           <w:numId w:val="1"/>
         </w:numPr>
         <w:spacing w:lineRule="auto" w:line="360"/>
-        <w:ind w:firstLine="709"/>
+        <w:ind w:hanging="0" w:left="0"/>
         <w:jc w:val="both"/>
         <w:rPr>
           <w:rFonts w:ascii="Times New Roman" w:hAnsi="Times New Roman"/>
         </w:rPr>
       </w:pPr>
-      <w:bookmarkStart w:id="54" w:name="__RefHeading___Toc5113_1736451874"/>
-      <w:bookmarkEnd w:id="54"/>
-      <w:r>
-        <w:rPr>
-          <w:rFonts w:ascii="Times New Roman" w:hAnsi="Times New Roman"/>
+      <w:bookmarkStart w:id="53" w:name="__RefHeading___Toc5113_1736451874"/>
+      <w:bookmarkEnd w:id="53"/>
+      <w:r>
+        <w:rPr>
           <w:sz w:val="24"/>
           <w:szCs w:val="24"/>
         </w:rPr>
@@ -16278,8 +18121,8 @@
           <w:rFonts w:ascii="Times New Roman" w:hAnsi="Times New Roman"/>
         </w:rPr>
       </w:pPr>
-      <w:bookmarkStart w:id="55" w:name="docs-internal-guid-eab850a6-7fff-0ae2-2f"/>
-      <w:bookmarkEnd w:id="55"/>
+      <w:bookmarkStart w:id="54" w:name="docs-internal-guid-eab850a6-7fff-0ae2-2f"/>
+      <w:bookmarkEnd w:id="54"/>
       <w:r>
         <w:rPr>
           <w:b w:val="false"/>
@@ -16296,46 +18139,6 @@
           <w:shd w:fill="FFF2CC" w:val="clear"/>
         </w:rPr>
         <w:t xml:space="preserve">Neste campo, utiliza-se a representação visual com a sequência das disciplinas e atividades acadêmicas. Essa sequência contará especificamente com a ilustração de acordo com os períodos, semestres ou anos do curso, facilitando a compreensão de toda trajetória formativa dos alunos. </w:t>
-      </w:r>
-    </w:p>
-    <w:p>
-      <w:pPr>
-        <w:pStyle w:val="Normal"/>
-        <w:spacing w:lineRule="auto" w:line="360"/>
-        <w:ind w:firstLine="709"/>
-        <w:jc w:val="both"/>
-        <w:rPr>
-          <w:rFonts w:ascii="Times New Roman" w:hAnsi="Times New Roman"/>
-          <w:b w:val="false"/>
-          <w:i w:val="false"/>
-          <w:i w:val="false"/>
-          <w:caps w:val="false"/>
-          <w:smallCaps w:val="false"/>
-          <w:strike w:val="false"/>
-          <w:dstrike w:val="false"/>
-          <w:color w:val="000000"/>
-          <w:sz w:val="24"/>
-          <w:szCs w:val="24"/>
-          <w:u w:val="none"/>
-          <w:effect w:val="none"/>
-          <w:shd w:fill="FFFFFF" w:val="clear"/>
-        </w:rPr>
-      </w:pPr>
-      <w:r>
-        <w:rPr>
-          <w:b w:val="false"/>
-          <w:i w:val="false"/>
-          <w:caps w:val="false"/>
-          <w:smallCaps w:val="false"/>
-          <w:strike w:val="false"/>
-          <w:dstrike w:val="false"/>
-          <w:color w:val="000000"/>
-          <w:sz w:val="24"/>
-          <w:szCs w:val="24"/>
-          <w:u w:val="none"/>
-          <w:effect w:val="none"/>
-          <w:shd w:fill="FFFFFF" w:val="clear"/>
-        </w:rPr>
       </w:r>
     </w:p>
     <w:p>
@@ -16386,17 +18189,16 @@
           <w:numId w:val="1"/>
         </w:numPr>
         <w:spacing w:lineRule="auto" w:line="360"/>
-        <w:ind w:firstLine="709"/>
+        <w:ind w:hanging="0" w:left="0"/>
         <w:jc w:val="both"/>
         <w:rPr>
           <w:rFonts w:ascii="Times New Roman" w:hAnsi="Times New Roman"/>
         </w:rPr>
       </w:pPr>
-      <w:bookmarkStart w:id="56" w:name="__RefHeading___Toc8345_1736451874"/>
-      <w:bookmarkEnd w:id="56"/>
-      <w:r>
-        <w:rPr>
-          <w:rFonts w:ascii="Times New Roman" w:hAnsi="Times New Roman"/>
+      <w:bookmarkStart w:id="55" w:name="__RefHeading___Toc8345_1736451874"/>
+      <w:bookmarkEnd w:id="55"/>
+      <w:r>
+        <w:rPr>
           <w:sz w:val="24"/>
           <w:szCs w:val="24"/>
         </w:rPr>
@@ -16432,8 +18234,8 @@
           <w:rFonts w:ascii="Times New Roman" w:hAnsi="Times New Roman"/>
         </w:rPr>
       </w:pPr>
-      <w:bookmarkStart w:id="57" w:name="docs-internal-guid-2ce41031-7fff-8a9b-20"/>
-      <w:bookmarkEnd w:id="57"/>
+      <w:bookmarkStart w:id="56" w:name="docs-internal-guid-2ce41031-7fff-8a9b-20"/>
+      <w:bookmarkEnd w:id="56"/>
       <w:r>
         <w:rPr>
           <w:b w:val="false"/>
@@ -16567,18 +18369,17 @@
           <w:ilvl w:val="2"/>
           <w:numId w:val="1"/>
         </w:numPr>
-        <w:spacing w:lineRule="auto" w:line="360"/>
-        <w:ind w:firstLine="709"/>
+        <w:spacing w:lineRule="auto" w:line="360" w:before="0" w:after="0"/>
+        <w:ind w:hanging="0" w:left="0"/>
         <w:jc w:val="both"/>
         <w:rPr>
           <w:rFonts w:ascii="Times New Roman" w:hAnsi="Times New Roman"/>
         </w:rPr>
       </w:pPr>
-      <w:bookmarkStart w:id="58" w:name="__RefHeading___Toc8347_1736451874"/>
-      <w:bookmarkEnd w:id="58"/>
-      <w:r>
-        <w:rPr>
-          <w:rFonts w:ascii="Times New Roman" w:hAnsi="Times New Roman"/>
+      <w:bookmarkStart w:id="57" w:name="__RefHeading___Toc8347_1736451874"/>
+      <w:bookmarkEnd w:id="57"/>
+      <w:r>
+        <w:rPr>
           <w:b w:val="false"/>
           <w:bCs w:val="false"/>
           <w:sz w:val="24"/>
@@ -16588,7 +18389,6 @@
       </w:r>
       <w:r>
         <w:rPr>
-          <w:rFonts w:ascii="Times New Roman" w:hAnsi="Times New Roman"/>
           <w:b w:val="false"/>
           <w:bCs w:val="false"/>
           <w:sz w:val="24"/>
@@ -16716,7 +18516,6 @@
           <w:effect w:val="none"/>
           <w:shd w:fill="FFF2CC" w:val="clear"/>
         </w:rPr>
-        <w:tab/>
         <w:t xml:space="preserve">Os componentes optativos (OP) são componentes curriculares obrigatórios, cuja carga horária está contemplada na </w:t>
       </w:r>
       <w:r>
@@ -16780,8 +18579,8 @@
       <w:pPr>
         <w:pStyle w:val="Quadro"/>
         <w:keepNext w:val="true"/>
-        <w:spacing w:lineRule="auto" w:line="360"/>
-        <w:ind w:firstLine="709"/>
+        <w:spacing w:lineRule="auto" w:line="360" w:before="0" w:after="0"/>
+        <w:ind w:hanging="0"/>
         <w:jc w:val="both"/>
         <w:rPr>
           <w:rFonts w:ascii="Times New Roman" w:hAnsi="Times New Roman"/>
@@ -16847,8 +18646,8 @@
           <w:rFonts w:ascii="Times New Roman" w:hAnsi="Times New Roman"/>
         </w:rPr>
       </w:pPr>
-      <w:bookmarkStart w:id="59" w:name="__DdeLink__6479_642834953"/>
-      <w:bookmarkStart w:id="60" w:name="__DdeLink__3036_642834953"/>
+      <w:bookmarkStart w:id="58" w:name="__DdeLink__6479_642834953"/>
+      <w:bookmarkStart w:id="59" w:name="__DdeLink__3036_642834953"/>
       <w:r>
         <w:rPr>
           <w:sz w:val="24"/>
@@ -16856,8 +18655,8 @@
         </w:rPr>
         <w:t>@@componentes_optativos@@</w:t>
       </w:r>
+      <w:bookmarkEnd w:id="58"/>
       <w:bookmarkEnd w:id="59"/>
-      <w:bookmarkEnd w:id="60"/>
     </w:p>
     <w:p>
       <w:pPr>
@@ -16885,18 +18684,17 @@
           <w:ilvl w:val="2"/>
           <w:numId w:val="1"/>
         </w:numPr>
-        <w:spacing w:lineRule="auto" w:line="360"/>
-        <w:ind w:firstLine="709"/>
+        <w:spacing w:lineRule="auto" w:line="360" w:before="0" w:after="0"/>
+        <w:ind w:hanging="0" w:left="0"/>
         <w:jc w:val="both"/>
         <w:rPr>
           <w:rFonts w:ascii="Times New Roman" w:hAnsi="Times New Roman"/>
         </w:rPr>
       </w:pPr>
-      <w:bookmarkStart w:id="61" w:name="__RefHeading___Toc8349_1736451874"/>
-      <w:bookmarkEnd w:id="61"/>
-      <w:r>
-        <w:rPr>
-          <w:rFonts w:ascii="Times New Roman" w:hAnsi="Times New Roman"/>
+      <w:bookmarkStart w:id="60" w:name="__RefHeading___Toc8349_1736451874"/>
+      <w:bookmarkEnd w:id="60"/>
+      <w:r>
+        <w:rPr>
           <w:b w:val="false"/>
           <w:bCs w:val="false"/>
           <w:sz w:val="24"/>
@@ -16938,8 +18736,6 @@
           <w:rFonts w:ascii="Times New Roman" w:hAnsi="Times New Roman"/>
         </w:rPr>
       </w:pPr>
-      <w:bookmarkStart w:id="62" w:name="docs-internal-guid-44011d92-7fff-174c-5b"/>
-      <w:bookmarkEnd w:id="62"/>
       <w:r>
         <w:rPr>
           <w:b w:val="false"/>
@@ -16956,7 +18752,6 @@
           <w:effect w:val="none"/>
           <w:shd w:fill="FFF2CC" w:val="clear"/>
         </w:rPr>
-        <w:tab/>
         <w:t>Os componentes eletivos são componentes curriculares de livre escolha do estudante, cuja carga horária não será obrigatória na Matriz Curricular do curso, podendo ser cursadas, inclusive, em outros cursos superiores do IFPE e computadas como atividades complementares, desde que esteja dentro das normas vigentes.</w:t>
       </w:r>
     </w:p>
@@ -16987,8 +18782,8 @@
       <w:pPr>
         <w:pStyle w:val="Quadro"/>
         <w:keepNext w:val="true"/>
-        <w:spacing w:lineRule="auto" w:line="360"/>
-        <w:ind w:firstLine="709"/>
+        <w:spacing w:lineRule="auto" w:line="360" w:before="0" w:after="0"/>
+        <w:ind w:hanging="0"/>
         <w:jc w:val="both"/>
         <w:rPr>
           <w:rFonts w:ascii="Times New Roman" w:hAnsi="Times New Roman"/>
@@ -17059,7 +18854,21 @@
           <w:sz w:val="24"/>
           <w:szCs w:val="24"/>
         </w:rPr>
-        <w:t>@@componentes_optativos@@</w:t>
+        <w:t>@@componentes_eletivos@@</w:t>
+      </w:r>
+    </w:p>
+    <w:p>
+      <w:pPr>
+        <w:pStyle w:val="BodyText"/>
+        <w:spacing w:lineRule="auto" w:line="360" w:before="0" w:after="0"/>
+        <w:ind w:firstLine="709"/>
+        <w:jc w:val="both"/>
+        <w:rPr>
+          <w:rFonts w:ascii="Times New Roman" w:hAnsi="Times New Roman"/>
+        </w:rPr>
+      </w:pPr>
+      <w:r>
+        <w:rPr/>
       </w:r>
     </w:p>
     <w:p>
@@ -17069,18 +18878,17 @@
           <w:ilvl w:val="2"/>
           <w:numId w:val="1"/>
         </w:numPr>
-        <w:spacing w:lineRule="auto" w:line="360"/>
-        <w:ind w:firstLine="709"/>
+        <w:spacing w:lineRule="auto" w:line="360" w:before="0" w:after="0"/>
+        <w:ind w:hanging="0" w:left="0"/>
         <w:jc w:val="both"/>
         <w:rPr>
           <w:rFonts w:ascii="Times New Roman" w:hAnsi="Times New Roman"/>
         </w:rPr>
       </w:pPr>
-      <w:bookmarkStart w:id="63" w:name="__RefHeading___Toc8351_1736451874"/>
-      <w:bookmarkEnd w:id="63"/>
-      <w:r>
-        <w:rPr>
-          <w:rFonts w:ascii="Times New Roman" w:hAnsi="Times New Roman"/>
+      <w:bookmarkStart w:id="61" w:name="__RefHeading___Toc8351_1736451874"/>
+      <w:bookmarkEnd w:id="61"/>
+      <w:r>
+        <w:rPr>
           <w:b w:val="false"/>
           <w:bCs w:val="false"/>
           <w:sz w:val="24"/>
@@ -17092,24 +18900,15 @@
     <w:p>
       <w:pPr>
         <w:pStyle w:val="BodyText"/>
-        <w:spacing w:lineRule="auto" w:line="360"/>
-        <w:ind w:firstLine="709"/>
+        <w:spacing w:lineRule="auto" w:line="360" w:before="0" w:after="0"/>
+        <w:ind w:hanging="0"/>
         <w:jc w:val="both"/>
         <w:rPr>
           <w:rFonts w:ascii="Times New Roman" w:hAnsi="Times New Roman"/>
-          <w:b w:val="false"/>
-          <w:bCs w:val="false"/>
-          <w:sz w:val="24"/>
-          <w:szCs w:val="24"/>
-        </w:rPr>
-      </w:pPr>
-      <w:r>
-        <w:rPr>
-          <w:b w:val="false"/>
-          <w:bCs w:val="false"/>
-          <w:sz w:val="24"/>
-          <w:szCs w:val="24"/>
-        </w:rPr>
+        </w:rPr>
+      </w:pPr>
+      <w:r>
+        <w:rPr/>
       </w:r>
     </w:p>
     <w:p>
@@ -17122,26 +18921,6 @@
           <w:rFonts w:ascii="Times New Roman" w:hAnsi="Times New Roman"/>
         </w:rPr>
       </w:pPr>
-      <w:bookmarkStart w:id="64" w:name="docs-internal-guid-80826a8e-7fff-db4d-c5"/>
-      <w:bookmarkEnd w:id="64"/>
-      <w:r>
-        <w:rPr>
-          <w:b w:val="false"/>
-          <w:bCs w:val="false"/>
-          <w:i w:val="false"/>
-          <w:caps w:val="false"/>
-          <w:smallCaps w:val="false"/>
-          <w:strike w:val="false"/>
-          <w:dstrike w:val="false"/>
-          <w:color w:val="000000"/>
-          <w:sz w:val="24"/>
-          <w:szCs w:val="24"/>
-          <w:u w:val="none"/>
-          <w:effect w:val="none"/>
-          <w:shd w:fill="auto" w:val="clear"/>
-        </w:rPr>
-        <w:tab/>
-      </w:r>
       <w:r>
         <w:rPr>
           <w:b w:val="false"/>
@@ -17191,15 +18970,15 @@
           <w:ilvl w:val="0"/>
           <w:numId w:val="1"/>
         </w:numPr>
-        <w:spacing w:lineRule="auto" w:line="360"/>
-        <w:ind w:firstLine="709"/>
+        <w:spacing w:lineRule="auto" w:line="360" w:before="0" w:after="0"/>
+        <w:ind w:hanging="0" w:left="0"/>
         <w:jc w:val="both"/>
         <w:rPr>
           <w:rFonts w:ascii="Times New Roman" w:hAnsi="Times New Roman"/>
         </w:rPr>
       </w:pPr>
-      <w:bookmarkStart w:id="65" w:name="__RefHeading___Toc8353_1736451874"/>
-      <w:bookmarkEnd w:id="65"/>
+      <w:bookmarkStart w:id="62" w:name="__RefHeading___Toc8353_1736451874"/>
+      <w:bookmarkEnd w:id="62"/>
       <w:r>
         <w:rPr>
           <w:rFonts w:ascii="Times New Roman" w:hAnsi="Times New Roman"/>
@@ -17239,8 +19018,8 @@
           <w:rFonts w:ascii="Times New Roman" w:hAnsi="Times New Roman"/>
         </w:rPr>
       </w:pPr>
-      <w:bookmarkStart w:id="66" w:name="docs-internal-guid-1632cf23-7fff-0ef9-b8"/>
-      <w:bookmarkEnd w:id="66"/>
+      <w:bookmarkStart w:id="63" w:name="docs-internal-guid-1632cf23-7fff-0ef9-b8"/>
+      <w:bookmarkEnd w:id="63"/>
       <w:r>
         <w:rPr>
           <w:b w:val="false"/>
@@ -17309,17 +19088,16 @@
           <w:numId w:val="1"/>
         </w:numPr>
         <w:spacing w:lineRule="auto" w:line="360"/>
-        <w:ind w:firstLine="709"/>
+        <w:ind w:hanging="0" w:left="0"/>
         <w:jc w:val="both"/>
         <w:rPr>
           <w:rFonts w:ascii="Times New Roman" w:hAnsi="Times New Roman"/>
         </w:rPr>
       </w:pPr>
-      <w:bookmarkStart w:id="67" w:name="__RefHeading___Toc8355_1736451874"/>
-      <w:bookmarkEnd w:id="67"/>
-      <w:r>
-        <w:rPr>
-          <w:rFonts w:ascii="Times New Roman" w:hAnsi="Times New Roman"/>
+      <w:bookmarkStart w:id="64" w:name="__RefHeading___Toc8355_1736451874"/>
+      <w:bookmarkEnd w:id="64"/>
+      <w:r>
+        <w:rPr>
           <w:sz w:val="24"/>
           <w:szCs w:val="24"/>
         </w:rPr>
@@ -18310,15 +20088,15 @@
           <w:ilvl w:val="0"/>
           <w:numId w:val="1"/>
         </w:numPr>
-        <w:spacing w:lineRule="auto" w:line="360"/>
-        <w:ind w:firstLine="709"/>
+        <w:spacing w:lineRule="auto" w:line="360" w:before="0" w:after="0"/>
+        <w:ind w:hanging="0" w:left="0"/>
         <w:jc w:val="both"/>
         <w:rPr>
           <w:rFonts w:ascii="Times New Roman" w:hAnsi="Times New Roman"/>
         </w:rPr>
       </w:pPr>
-      <w:bookmarkStart w:id="68" w:name="__RefHeading___Toc8357_1736451874"/>
-      <w:bookmarkEnd w:id="68"/>
+      <w:bookmarkStart w:id="65" w:name="__RefHeading___Toc8357_1736451874"/>
+      <w:bookmarkEnd w:id="65"/>
       <w:r>
         <w:rPr>
           <w:rFonts w:ascii="Times New Roman" w:hAnsi="Times New Roman"/>
@@ -18451,15 +20229,15 @@
           <w:ilvl w:val="0"/>
           <w:numId w:val="1"/>
         </w:numPr>
-        <w:spacing w:lineRule="auto" w:line="360"/>
-        <w:ind w:firstLine="709"/>
+        <w:spacing w:lineRule="auto" w:line="360" w:before="0" w:after="0"/>
+        <w:ind w:hanging="0" w:left="0"/>
         <w:jc w:val="both"/>
         <w:rPr>
           <w:rFonts w:ascii="Times New Roman" w:hAnsi="Times New Roman"/>
         </w:rPr>
       </w:pPr>
-      <w:bookmarkStart w:id="69" w:name="__RefHeading___Toc8359_1736451874"/>
-      <w:bookmarkEnd w:id="69"/>
+      <w:bookmarkStart w:id="66" w:name="__RefHeading___Toc8359_1736451874"/>
+      <w:bookmarkEnd w:id="66"/>
       <w:r>
         <w:rPr>
           <w:rFonts w:ascii="Times New Roman" w:hAnsi="Times New Roman"/>
@@ -18534,17 +20312,16 @@
           <w:numId w:val="1"/>
         </w:numPr>
         <w:spacing w:lineRule="auto" w:line="360"/>
-        <w:ind w:firstLine="709"/>
+        <w:ind w:hanging="0" w:left="0"/>
         <w:jc w:val="both"/>
         <w:rPr>
           <w:rFonts w:ascii="Times New Roman" w:hAnsi="Times New Roman"/>
         </w:rPr>
       </w:pPr>
-      <w:bookmarkStart w:id="70" w:name="__RefHeading___Toc8361_1736451874"/>
-      <w:bookmarkEnd w:id="70"/>
-      <w:r>
-        <w:rPr>
-          <w:rFonts w:ascii="Times New Roman" w:hAnsi="Times New Roman"/>
+      <w:bookmarkStart w:id="67" w:name="__RefHeading___Toc8361_1736451874"/>
+      <w:bookmarkEnd w:id="67"/>
+      <w:r>
+        <w:rPr>
           <w:sz w:val="24"/>
           <w:szCs w:val="24"/>
         </w:rPr>
@@ -18586,7 +20363,7 @@
           <w:szCs w:val="24"/>
           <w:shd w:fill="auto" w:val="clear"/>
         </w:rPr>
-        <w:t xml:space="preserve">  </w:t>
+        <w:t xml:space="preserve"> </w:t>
       </w:r>
       <w:r>
         <w:rPr>
@@ -18900,7 +20677,6 @@
           <w:effect w:val="none"/>
           <w:shd w:fill="FFF2CC" w:val="clear"/>
         </w:rPr>
-        <w:tab/>
         <w:t>Em termos de carga horária, deve ser previsto, na Organização Curricular, um mínimo de 200 horas de atividades complementares que levem à formação acadêmico-científica dos estudantes, mediante a participação deles em atividades acadêmico-científico-culturais diversas. Os instrumentos do SINAES, por exemplo, analisam se o curso estimula os discentes à realização de atividades acadêmicas e eventos complementares, bem como a participarem de eventos externos (Congressos, Seminários, Palestras, Viagens etc.), com divulgação, preparação e apoio. Observam, também, se as atividades complementares desenvolvem com qualidade temas pertinentes e complementares ao curso, assim como temas transversais (sustentabilidade, diversidade, direitos humanos e outros). Assim, é importante que o PPC contempla e explicite esses aspectos, assegurando a articulação das atividades acadêmicas com a formação como um todo e, particularmente, sua articulação com outras estratégias de flexibilidade curricular (ex.: Prática Profissional, Estágio, TCC, etc.). Essa dinâmica exige, também, da Instituição o emprego de mecanismos adequados e coerentes de registro, de acompanhamento e de verificação do cumprimento das atividades complementares, previstos no PPC e efetivamente implantados. </w:t>
       </w:r>
     </w:p>
@@ -20737,6 +22513,24 @@
     </w:p>
     <w:p>
       <w:pPr>
+        <w:pStyle w:val="BodyText"/>
+        <w:rPr>
+          <w:rFonts w:ascii="Times New Roman" w:hAnsi="Times New Roman"/>
+          <w:sz w:val="24"/>
+          <w:szCs w:val="24"/>
+          <w:shd w:fill="FFFF00" w:val="clear"/>
+        </w:rPr>
+      </w:pPr>
+      <w:r>
+        <w:rPr>
+          <w:sz w:val="24"/>
+          <w:szCs w:val="24"/>
+          <w:shd w:fill="FFFF00" w:val="clear"/>
+        </w:rPr>
+      </w:r>
+    </w:p>
+    <w:p>
+      <w:pPr>
         <w:sectPr>
           <w:type w:val="continuous"/>
           <w:pgSz w:w="11906" w:h="16838"/>
@@ -20755,13 +22549,13 @@
           <w:ilvl w:val="0"/>
           <w:numId w:val="1"/>
         </w:numPr>
-        <w:spacing w:lineRule="auto" w:line="360"/>
-        <w:rPr>
-          <w:rFonts w:ascii="Times New Roman" w:hAnsi="Times New Roman"/>
-        </w:rPr>
-      </w:pPr>
-      <w:bookmarkStart w:id="71" w:name="__RefHeading___Toc8363_1736451874"/>
-      <w:bookmarkEnd w:id="71"/>
+        <w:spacing w:lineRule="auto" w:line="360" w:before="0" w:after="0"/>
+        <w:rPr>
+          <w:rFonts w:ascii="Times New Roman" w:hAnsi="Times New Roman"/>
+        </w:rPr>
+      </w:pPr>
+      <w:bookmarkStart w:id="68" w:name="__RefHeading___Toc8363_1736451874"/>
+      <w:bookmarkEnd w:id="68"/>
       <w:r>
         <w:rPr>
           <w:rFonts w:ascii="Times New Roman" w:hAnsi="Times New Roman"/>
@@ -20774,18 +22568,13 @@
     <w:p>
       <w:pPr>
         <w:pStyle w:val="BodyText"/>
-        <w:spacing w:lineRule="auto" w:line="360"/>
-        <w:rPr>
-          <w:rFonts w:ascii="Times New Roman" w:hAnsi="Times New Roman"/>
-          <w:sz w:val="24"/>
-          <w:szCs w:val="24"/>
-        </w:rPr>
-      </w:pPr>
-      <w:r>
-        <w:rPr>
-          <w:sz w:val="24"/>
-          <w:szCs w:val="24"/>
-        </w:rPr>
+        <w:spacing w:lineRule="auto" w:line="360" w:before="0" w:after="0"/>
+        <w:rPr>
+          <w:rFonts w:ascii="Times New Roman" w:hAnsi="Times New Roman"/>
+        </w:rPr>
+      </w:pPr>
+      <w:r>
+        <w:rPr/>
       </w:r>
     </w:p>
     <w:p>
@@ -20799,8 +22588,8 @@
           <w:rFonts w:ascii="Times New Roman" w:hAnsi="Times New Roman"/>
         </w:rPr>
       </w:pPr>
-      <w:bookmarkStart w:id="72" w:name="docs-internal-guid-ff4acb18-7fff-99b1-19"/>
-      <w:bookmarkEnd w:id="72"/>
+      <w:bookmarkStart w:id="69" w:name="docs-internal-guid-ff4acb18-7fff-99b1-19"/>
+      <w:bookmarkEnd w:id="69"/>
       <w:r>
         <w:rPr>
           <w:b w:val="false"/>
@@ -20843,28 +22632,28 @@
           <w:ilvl w:val="0"/>
           <w:numId w:val="1"/>
         </w:numPr>
+        <w:spacing w:lineRule="auto" w:line="360" w:before="0" w:after="0"/>
+        <w:rPr>
+          <w:rFonts w:ascii="Times New Roman" w:hAnsi="Times New Roman"/>
+        </w:rPr>
+      </w:pPr>
+      <w:bookmarkStart w:id="70" w:name="__RefHeading___Toc8365_1736451874"/>
+      <w:bookmarkEnd w:id="70"/>
+      <w:r>
+        <w:rPr>
+          <w:rFonts w:ascii="Times New Roman" w:hAnsi="Times New Roman"/>
+          <w:sz w:val="24"/>
+          <w:szCs w:val="24"/>
+        </w:rPr>
+        <w:t>ESTÁGIO SUPERVISIONADO</w:t>
+      </w:r>
+    </w:p>
+    <w:p>
+      <w:pPr>
+        <w:pStyle w:val="BodyText"/>
         <w:spacing w:lineRule="auto" w:line="360"/>
         <w:rPr>
           <w:rFonts w:ascii="Times New Roman" w:hAnsi="Times New Roman"/>
-        </w:rPr>
-      </w:pPr>
-      <w:bookmarkStart w:id="73" w:name="__RefHeading___Toc8365_1736451874"/>
-      <w:bookmarkEnd w:id="73"/>
-      <w:r>
-        <w:rPr>
-          <w:rFonts w:ascii="Times New Roman" w:hAnsi="Times New Roman"/>
-          <w:sz w:val="24"/>
-          <w:szCs w:val="24"/>
-        </w:rPr>
-        <w:t>ESTÁGIO SUPERVISIONADO</w:t>
-      </w:r>
-    </w:p>
-    <w:p>
-      <w:pPr>
-        <w:pStyle w:val="BodyText"/>
-        <w:spacing w:lineRule="auto" w:line="360"/>
-        <w:rPr>
-          <w:rFonts w:ascii="Times New Roman" w:hAnsi="Times New Roman"/>
           <w:sz w:val="24"/>
           <w:szCs w:val="24"/>
         </w:rPr>
@@ -20880,15 +22669,15 @@
       <w:pPr>
         <w:pStyle w:val="BodyText"/>
         <w:bidi w:val="0"/>
-        <w:spacing w:lineRule="auto" w:line="360" w:before="709" w:after="709"/>
+        <w:spacing w:lineRule="auto" w:line="360" w:before="0" w:after="0"/>
         <w:ind w:firstLine="709" w:left="0" w:right="0"/>
         <w:jc w:val="both"/>
         <w:rPr>
           <w:rFonts w:ascii="Times New Roman" w:hAnsi="Times New Roman"/>
         </w:rPr>
       </w:pPr>
-      <w:bookmarkStart w:id="74" w:name="docs-internal-guid-4fbe0942-7fff-85e6-82"/>
-      <w:bookmarkEnd w:id="74"/>
+      <w:bookmarkStart w:id="71" w:name="docs-internal-guid-4fbe0942-7fff-85e6-82"/>
+      <w:bookmarkEnd w:id="71"/>
       <w:r>
         <w:rPr>
           <w:b w:val="false"/>
@@ -20914,12 +22703,10 @@
         <w:suppressAutoHyphens w:val="true"/>
         <w:overflowPunct w:val="false"/>
         <w:bidi w:val="0"/>
-        <w:spacing w:lineRule="auto" w:line="360" w:before="709" w:after="709"/>
+        <w:spacing w:lineRule="auto" w:line="360" w:before="0" w:after="0"/>
         <w:ind w:firstLine="709" w:left="0" w:right="0"/>
         <w:jc w:val="both"/>
-        <w:rPr>
-          <w:rFonts w:ascii="Times New Roman" w:hAnsi="Times New Roman"/>
-        </w:rPr>
+        <w:rPr/>
       </w:pPr>
       <w:r>
         <w:rPr>
@@ -20947,12 +22734,10 @@
         <w:suppressAutoHyphens w:val="true"/>
         <w:overflowPunct w:val="false"/>
         <w:bidi w:val="0"/>
-        <w:spacing w:lineRule="auto" w:line="360" w:before="709" w:after="709"/>
+        <w:spacing w:lineRule="auto" w:line="360" w:before="0" w:after="0"/>
         <w:ind w:firstLine="709" w:left="0" w:right="0"/>
         <w:jc w:val="both"/>
-        <w:rPr>
-          <w:rFonts w:ascii="Times New Roman" w:hAnsi="Times New Roman"/>
-        </w:rPr>
+        <w:rPr/>
       </w:pPr>
       <w:r>
         <w:rPr>
@@ -20980,12 +22765,10 @@
         <w:suppressAutoHyphens w:val="true"/>
         <w:overflowPunct w:val="false"/>
         <w:bidi w:val="0"/>
-        <w:spacing w:lineRule="auto" w:line="360" w:before="709" w:after="709"/>
+        <w:spacing w:lineRule="auto" w:line="360" w:before="0" w:after="0"/>
         <w:ind w:firstLine="709" w:left="0" w:right="0"/>
         <w:jc w:val="both"/>
-        <w:rPr>
-          <w:rFonts w:ascii="Times New Roman" w:hAnsi="Times New Roman"/>
-        </w:rPr>
+        <w:rPr/>
       </w:pPr>
       <w:r>
         <w:rPr>
@@ -21033,13 +22816,13 @@
           <w:ilvl w:val="0"/>
           <w:numId w:val="1"/>
         </w:numPr>
-        <w:spacing w:lineRule="auto" w:line="360"/>
-        <w:rPr>
-          <w:rFonts w:ascii="Times New Roman" w:hAnsi="Times New Roman"/>
-        </w:rPr>
-      </w:pPr>
-      <w:bookmarkStart w:id="75" w:name="__RefHeading___Toc8369_1736451874"/>
-      <w:bookmarkEnd w:id="75"/>
+        <w:spacing w:lineRule="auto" w:line="360" w:before="0" w:after="0"/>
+        <w:rPr>
+          <w:rFonts w:ascii="Times New Roman" w:hAnsi="Times New Roman"/>
+        </w:rPr>
+      </w:pPr>
+      <w:bookmarkStart w:id="72" w:name="__RefHeading___Toc8369_1736451874"/>
+      <w:bookmarkEnd w:id="72"/>
       <w:r>
         <w:rPr>
           <w:rFonts w:ascii="Times New Roman" w:hAnsi="Times New Roman"/>
@@ -21052,18 +22835,13 @@
     <w:p>
       <w:pPr>
         <w:pStyle w:val="BodyText"/>
-        <w:spacing w:lineRule="auto" w:line="360"/>
-        <w:rPr>
-          <w:rFonts w:ascii="Times New Roman" w:hAnsi="Times New Roman"/>
-          <w:sz w:val="24"/>
-          <w:szCs w:val="24"/>
-        </w:rPr>
-      </w:pPr>
-      <w:r>
-        <w:rPr>
-          <w:sz w:val="24"/>
-          <w:szCs w:val="24"/>
-        </w:rPr>
+        <w:spacing w:lineRule="auto" w:line="360" w:before="0" w:after="0"/>
+        <w:rPr>
+          <w:rFonts w:ascii="Times New Roman" w:hAnsi="Times New Roman"/>
+        </w:rPr>
+      </w:pPr>
+      <w:r>
+        <w:rPr/>
       </w:r>
     </w:p>
     <w:p>
@@ -21077,8 +22855,8 @@
           <w:rFonts w:ascii="Times New Roman" w:hAnsi="Times New Roman"/>
         </w:rPr>
       </w:pPr>
-      <w:bookmarkStart w:id="76" w:name="docs-internal-guid-0ab6b10c-7fff-f35f-93"/>
-      <w:bookmarkEnd w:id="76"/>
+      <w:bookmarkStart w:id="73" w:name="docs-internal-guid-0ab6b10c-7fff-f35f-93"/>
+      <w:bookmarkEnd w:id="73"/>
       <w:r>
         <w:rPr>
           <w:b w:val="false"/>
@@ -21095,48 +22873,6 @@
           <w:shd w:fill="FFF2CC" w:val="clear"/>
         </w:rPr>
         <w:t>(OBS: Para os cursos tecnólogos não é obrigatório)</w:t>
-      </w:r>
-    </w:p>
-    <w:p>
-      <w:pPr>
-        <w:pStyle w:val="BodyText"/>
-        <w:bidi w:val="0"/>
-        <w:spacing w:lineRule="auto" w:line="360" w:before="0" w:after="0"/>
-        <w:ind w:hanging="0" w:left="0" w:right="121"/>
-        <w:jc w:val="both"/>
-        <w:rPr>
-          <w:rFonts w:ascii="Times New Roman" w:hAnsi="Times New Roman"/>
-          <w:b w:val="false"/>
-          <w:i w:val="false"/>
-          <w:i w:val="false"/>
-          <w:caps w:val="false"/>
-          <w:smallCaps w:val="false"/>
-          <w:strike w:val="false"/>
-          <w:dstrike w:val="false"/>
-          <w:color w:val="000000"/>
-          <w:sz w:val="24"/>
-          <w:szCs w:val="24"/>
-          <w:highlight w:val="none"/>
-          <w:u w:val="none"/>
-          <w:effect w:val="none"/>
-          <w:shd w:fill="FFF2CC" w:val="clear"/>
-        </w:rPr>
-      </w:pPr>
-      <w:r>
-        <w:rPr>
-          <w:b w:val="false"/>
-          <w:i w:val="false"/>
-          <w:caps w:val="false"/>
-          <w:smallCaps w:val="false"/>
-          <w:strike w:val="false"/>
-          <w:dstrike w:val="false"/>
-          <w:color w:val="000000"/>
-          <w:sz w:val="24"/>
-          <w:szCs w:val="24"/>
-          <w:u w:val="none"/>
-          <w:effect w:val="none"/>
-          <w:shd w:fill="FFF2CC" w:val="clear"/>
-        </w:rPr>
       </w:r>
     </w:p>
     <w:p>
@@ -21287,13 +23023,13 @@
           <w:ilvl w:val="0"/>
           <w:numId w:val="1"/>
         </w:numPr>
-        <w:spacing w:lineRule="auto" w:line="360"/>
-        <w:rPr>
-          <w:rFonts w:ascii="Times New Roman" w:hAnsi="Times New Roman"/>
-        </w:rPr>
-      </w:pPr>
-      <w:bookmarkStart w:id="77" w:name="__RefHeading___Toc8371_1736451874"/>
-      <w:bookmarkEnd w:id="77"/>
+        <w:spacing w:lineRule="auto" w:line="360" w:before="0" w:after="0"/>
+        <w:rPr>
+          <w:rFonts w:ascii="Times New Roman" w:hAnsi="Times New Roman"/>
+        </w:rPr>
+      </w:pPr>
+      <w:bookmarkStart w:id="74" w:name="__RefHeading___Toc8371_1736451874"/>
+      <w:bookmarkEnd w:id="74"/>
       <w:r>
         <w:rPr>
           <w:rFonts w:ascii="Times New Roman" w:hAnsi="Times New Roman"/>
@@ -21346,8 +23082,8 @@
           <w:lang w:val="pt-BR" w:eastAsia="zh-CN" w:bidi="hi-IN"/>
         </w:rPr>
       </w:pPr>
-      <w:bookmarkStart w:id="78" w:name="docs-internal-guid-bb97c807-7fff-c7fa-00"/>
-      <w:bookmarkEnd w:id="78"/>
+      <w:bookmarkStart w:id="75" w:name="docs-internal-guid-bb97c807-7fff-c7fa-00"/>
+      <w:bookmarkEnd w:id="75"/>
       <w:r>
         <w:rPr>
           <w:rFonts w:eastAsia="Noto Serif CJK SC" w:cs="FreeSans"/>
@@ -21485,13 +23221,13 @@
           <w:ilvl w:val="0"/>
           <w:numId w:val="1"/>
         </w:numPr>
-        <w:spacing w:lineRule="auto" w:line="360"/>
-        <w:rPr>
-          <w:rFonts w:ascii="Times New Roman" w:hAnsi="Times New Roman"/>
-        </w:rPr>
-      </w:pPr>
-      <w:bookmarkStart w:id="79" w:name="__RefHeading___Toc8373_1736451874"/>
-      <w:bookmarkEnd w:id="79"/>
+        <w:spacing w:lineRule="auto" w:line="360" w:before="0" w:after="0"/>
+        <w:rPr>
+          <w:rFonts w:ascii="Times New Roman" w:hAnsi="Times New Roman"/>
+        </w:rPr>
+      </w:pPr>
+      <w:bookmarkStart w:id="76" w:name="__RefHeading___Toc8373_1736451874"/>
+      <w:bookmarkEnd w:id="76"/>
       <w:r>
         <w:rPr>
           <w:rFonts w:ascii="Times New Roman" w:hAnsi="Times New Roman"/>
@@ -21605,48 +23341,6 @@
           <w:shd w:fill="FFF2CC" w:val="clear"/>
         </w:rPr>
         <w:t>, quando necessário, com o apoio do Núcleo de Atendimento a Pessoas com Necessidades Educativas Especiais (NAPNE), da Assessoria Pedagógica (ASPE) e do Serviço de Psicologia. Tais estratégias visam contribuir para a eliminação de barreiras atitudinais, arquitetônicas, curriculares e de comunicação e sinalização, entre outras, de modo a assegurar a inclusão educacional das pessoas deficientes, ou seja, a não exclusão do sistema educacional geral sob alegação de deficiência, além de garantir atendimento psicopedagógico. </w:t>
-      </w:r>
-    </w:p>
-    <w:p>
-      <w:pPr>
-        <w:pStyle w:val="BodyText"/>
-        <w:widowControl/>
-        <w:suppressAutoHyphens w:val="true"/>
-        <w:bidi w:val="0"/>
-        <w:spacing w:lineRule="auto" w:line="360"/>
-        <w:jc w:val="left"/>
-        <w:rPr>
-          <w:rFonts w:ascii="Times New Roman" w:hAnsi="Times New Roman"/>
-          <w:b w:val="false"/>
-          <w:i w:val="false"/>
-          <w:i w:val="false"/>
-          <w:caps w:val="false"/>
-          <w:smallCaps w:val="false"/>
-          <w:strike w:val="false"/>
-          <w:dstrike w:val="false"/>
-          <w:color w:val="000000"/>
-          <w:sz w:val="24"/>
-          <w:szCs w:val="24"/>
-          <w:u w:val="none"/>
-          <w:effect w:val="none"/>
-          <w:shd w:fill="auto" w:val="clear"/>
-        </w:rPr>
-      </w:pPr>
-      <w:r>
-        <w:rPr>
-          <w:b w:val="false"/>
-          <w:i w:val="false"/>
-          <w:caps w:val="false"/>
-          <w:smallCaps w:val="false"/>
-          <w:strike w:val="false"/>
-          <w:dstrike w:val="false"/>
-          <w:color w:val="000000"/>
-          <w:sz w:val="24"/>
-          <w:szCs w:val="24"/>
-          <w:u w:val="none"/>
-          <w:effect w:val="none"/>
-          <w:shd w:fill="auto" w:val="clear"/>
-        </w:rPr>
       </w:r>
     </w:p>
     <w:p>
@@ -21743,13 +23437,13 @@
           <w:ilvl w:val="0"/>
           <w:numId w:val="1"/>
         </w:numPr>
-        <w:spacing w:lineRule="auto" w:line="360"/>
-        <w:rPr>
-          <w:rFonts w:ascii="Times New Roman" w:hAnsi="Times New Roman"/>
-        </w:rPr>
-      </w:pPr>
-      <w:bookmarkStart w:id="80" w:name="__RefHeading___Toc8375_1736451874"/>
-      <w:bookmarkEnd w:id="80"/>
+        <w:spacing w:lineRule="auto" w:line="360" w:before="0" w:after="0"/>
+        <w:rPr>
+          <w:rFonts w:ascii="Times New Roman" w:hAnsi="Times New Roman"/>
+        </w:rPr>
+      </w:pPr>
+      <w:bookmarkStart w:id="77" w:name="__RefHeading___Toc8375_1736451874"/>
+      <w:bookmarkEnd w:id="77"/>
       <w:r>
         <w:rPr>
           <w:rFonts w:ascii="Times New Roman" w:hAnsi="Times New Roman"/>
@@ -21762,18 +23456,13 @@
     <w:p>
       <w:pPr>
         <w:pStyle w:val="BodyText"/>
-        <w:spacing w:lineRule="auto" w:line="360"/>
-        <w:rPr>
-          <w:rFonts w:ascii="Times New Roman" w:hAnsi="Times New Roman"/>
-          <w:sz w:val="24"/>
-          <w:szCs w:val="24"/>
-        </w:rPr>
-      </w:pPr>
-      <w:r>
-        <w:rPr>
-          <w:sz w:val="24"/>
-          <w:szCs w:val="24"/>
-        </w:rPr>
+        <w:spacing w:lineRule="auto" w:line="360" w:before="0" w:after="0"/>
+        <w:rPr>
+          <w:rFonts w:ascii="Times New Roman" w:hAnsi="Times New Roman"/>
+        </w:rPr>
+      </w:pPr>
+      <w:r>
+        <w:rPr/>
       </w:r>
     </w:p>
     <w:p>
@@ -21788,11 +23477,10 @@
           <w:rFonts w:ascii="Times New Roman" w:hAnsi="Times New Roman"/>
         </w:rPr>
       </w:pPr>
-      <w:bookmarkStart w:id="81" w:name="__RefHeading___Toc8377_1736451874"/>
-      <w:bookmarkEnd w:id="81"/>
-      <w:r>
-        <w:rPr>
-          <w:rFonts w:ascii="Times New Roman" w:hAnsi="Times New Roman"/>
+      <w:bookmarkStart w:id="78" w:name="__RefHeading___Toc8377_1736451874"/>
+      <w:bookmarkEnd w:id="78"/>
+      <w:r>
+        <w:rPr>
           <w:sz w:val="24"/>
           <w:szCs w:val="24"/>
         </w:rPr>
@@ -22089,11 +23777,10 @@
           <w:rFonts w:ascii="Times New Roman" w:hAnsi="Times New Roman"/>
         </w:rPr>
       </w:pPr>
-      <w:bookmarkStart w:id="82" w:name="__RefHeading___Toc8379_1736451874"/>
-      <w:bookmarkEnd w:id="82"/>
-      <w:r>
-        <w:rPr>
-          <w:rFonts w:ascii="Times New Roman" w:hAnsi="Times New Roman"/>
+      <w:bookmarkStart w:id="79" w:name="__RefHeading___Toc8379_1736451874"/>
+      <w:bookmarkEnd w:id="79"/>
+      <w:r>
+        <w:rPr>
           <w:sz w:val="24"/>
           <w:szCs w:val="24"/>
         </w:rPr>
@@ -22212,11 +23899,10 @@
           <w:rFonts w:ascii="Times New Roman" w:hAnsi="Times New Roman"/>
         </w:rPr>
       </w:pPr>
-      <w:bookmarkStart w:id="83" w:name="__RefHeading___Toc8381_1736451874"/>
-      <w:bookmarkEnd w:id="83"/>
-      <w:r>
-        <w:rPr>
-          <w:rFonts w:ascii="Times New Roman" w:hAnsi="Times New Roman"/>
+      <w:bookmarkStart w:id="80" w:name="__RefHeading___Toc8381_1736451874"/>
+      <w:bookmarkEnd w:id="80"/>
+      <w:r>
+        <w:rPr>
           <w:sz w:val="24"/>
           <w:szCs w:val="24"/>
         </w:rPr>
@@ -22252,27 +23938,6 @@
           <w:rFonts w:ascii="Times New Roman" w:hAnsi="Times New Roman"/>
         </w:rPr>
       </w:pPr>
-      <w:r>
-        <w:rPr>
-          <w:rFonts w:eastAsia="Noto Sans CJK SC" w:cs="FreeSans"/>
-          <w:b w:val="false"/>
-          <w:bCs/>
-          <w:i w:val="false"/>
-          <w:caps w:val="false"/>
-          <w:smallCaps w:val="false"/>
-          <w:strike w:val="false"/>
-          <w:dstrike w:val="false"/>
-          <w:color w:val="000000"/>
-          <w:kern w:val="2"/>
-          <w:sz w:val="24"/>
-          <w:szCs w:val="24"/>
-          <w:u w:val="none"/>
-          <w:effect w:val="none"/>
-          <w:shd w:fill="auto" w:val="clear"/>
-          <w:lang w:val="pt-BR" w:eastAsia="zh-CN" w:bidi="hi-IN"/>
-        </w:rPr>
-        <w:tab/>
-      </w:r>
       <w:r>
         <w:rPr>
           <w:rFonts w:eastAsia="Noto Sans CJK SC" w:cs="FreeSans"/>
@@ -22484,11 +24149,10 @@
           <w:rFonts w:ascii="Times New Roman" w:hAnsi="Times New Roman"/>
         </w:rPr>
       </w:pPr>
-      <w:bookmarkStart w:id="84" w:name="__RefHeading___Toc8383_1736451874"/>
-      <w:bookmarkEnd w:id="84"/>
-      <w:r>
-        <w:rPr>
-          <w:rFonts w:ascii="Times New Roman" w:hAnsi="Times New Roman"/>
+      <w:bookmarkStart w:id="81" w:name="__RefHeading___Toc8383_1736451874"/>
+      <w:bookmarkEnd w:id="81"/>
+      <w:r>
+        <w:rPr>
           <w:sz w:val="24"/>
           <w:szCs w:val="24"/>
         </w:rPr>
@@ -22525,8 +24189,8 @@
           <w:rFonts w:ascii="Times New Roman" w:hAnsi="Times New Roman"/>
         </w:rPr>
       </w:pPr>
-      <w:bookmarkStart w:id="85" w:name="docs-internal-guid-6f8ee45d-7fff-a336-78"/>
-      <w:bookmarkEnd w:id="85"/>
+      <w:bookmarkStart w:id="82" w:name="docs-internal-guid-6f8ee45d-7fff-a336-78"/>
+      <w:bookmarkEnd w:id="82"/>
       <w:r>
         <w:rPr>
           <w:rFonts w:eastAsia="Noto Sans CJK SC" w:cs="FreeSans"/>
@@ -22798,13 +24462,13 @@
           <w:ilvl w:val="0"/>
           <w:numId w:val="1"/>
         </w:numPr>
-        <w:spacing w:lineRule="auto" w:line="360"/>
-        <w:rPr>
-          <w:rFonts w:ascii="Times New Roman" w:hAnsi="Times New Roman"/>
-        </w:rPr>
-      </w:pPr>
-      <w:bookmarkStart w:id="86" w:name="__RefHeading___Toc8788_1736451874"/>
-      <w:bookmarkEnd w:id="86"/>
+        <w:spacing w:lineRule="auto" w:line="360" w:before="0" w:after="0"/>
+        <w:rPr>
+          <w:rFonts w:ascii="Times New Roman" w:hAnsi="Times New Roman"/>
+        </w:rPr>
+      </w:pPr>
+      <w:bookmarkStart w:id="83" w:name="__RefHeading___Toc8788_1736451874"/>
+      <w:bookmarkEnd w:id="83"/>
       <w:r>
         <w:rPr>
           <w:rFonts w:ascii="Times New Roman" w:hAnsi="Times New Roman"/>
@@ -22956,13 +24620,13 @@
           <w:ilvl w:val="0"/>
           <w:numId w:val="1"/>
         </w:numPr>
-        <w:spacing w:lineRule="auto" w:line="360"/>
-        <w:rPr>
-          <w:rFonts w:ascii="Times New Roman" w:hAnsi="Times New Roman"/>
-        </w:rPr>
-      </w:pPr>
-      <w:bookmarkStart w:id="87" w:name="__RefHeading___Toc8790_1736451874"/>
-      <w:bookmarkEnd w:id="87"/>
+        <w:spacing w:lineRule="auto" w:line="360" w:before="0" w:after="0"/>
+        <w:rPr>
+          <w:rFonts w:ascii="Times New Roman" w:hAnsi="Times New Roman"/>
+        </w:rPr>
+      </w:pPr>
+      <w:bookmarkStart w:id="84" w:name="__RefHeading___Toc8790_1736451874"/>
+      <w:bookmarkEnd w:id="84"/>
       <w:r>
         <w:rPr>
           <w:rFonts w:ascii="Times New Roman" w:hAnsi="Times New Roman"/>
@@ -23000,8 +24664,8 @@
         <w:jc w:val="both"/>
         <w:rPr/>
       </w:pPr>
-      <w:bookmarkStart w:id="88" w:name="docs-internal-guid-a7d25463-7fff-641b-76"/>
-      <w:bookmarkEnd w:id="88"/>
+      <w:bookmarkStart w:id="85" w:name="docs-internal-guid-a7d25463-7fff-641b-76"/>
+      <w:bookmarkEnd w:id="85"/>
       <w:r>
         <w:rPr>
           <w:rFonts w:eastAsia="Noto Sans CJK SC" w:cs="FreeSans"/>
@@ -23133,13 +24797,13 @@
           <w:ilvl w:val="0"/>
           <w:numId w:val="1"/>
         </w:numPr>
-        <w:spacing w:lineRule="auto" w:line="360"/>
-        <w:rPr>
-          <w:rFonts w:ascii="Times New Roman" w:hAnsi="Times New Roman"/>
-        </w:rPr>
-      </w:pPr>
-      <w:bookmarkStart w:id="89" w:name="__RefHeading___Toc8792_1736451874"/>
-      <w:bookmarkEnd w:id="89"/>
+        <w:spacing w:lineRule="auto" w:line="360" w:before="0" w:after="0"/>
+        <w:rPr>
+          <w:rFonts w:ascii="Times New Roman" w:hAnsi="Times New Roman"/>
+        </w:rPr>
+      </w:pPr>
+      <w:bookmarkStart w:id="86" w:name="__RefHeading___Toc8792_1736451874"/>
+      <w:bookmarkEnd w:id="86"/>
       <w:r>
         <w:rPr>
           <w:rFonts w:ascii="Times New Roman" w:hAnsi="Times New Roman"/>
@@ -23259,16 +24923,15 @@
           <w:ilvl w:val="1"/>
           <w:numId w:val="1"/>
         </w:numPr>
-        <w:spacing w:lineRule="auto" w:line="360" w:before="200" w:after="120"/>
-        <w:rPr>
-          <w:rFonts w:ascii="Times New Roman" w:hAnsi="Times New Roman"/>
-        </w:rPr>
-      </w:pPr>
-      <w:bookmarkStart w:id="90" w:name="__RefHeading___Toc8794_1736451874"/>
-      <w:bookmarkEnd w:id="90"/>
-      <w:r>
-        <w:rPr>
-          <w:rFonts w:ascii="Times New Roman" w:hAnsi="Times New Roman"/>
+        <w:spacing w:lineRule="auto" w:line="360" w:before="0" w:after="0"/>
+        <w:rPr>
+          <w:rFonts w:ascii="Times New Roman" w:hAnsi="Times New Roman"/>
+        </w:rPr>
+      </w:pPr>
+      <w:bookmarkStart w:id="87" w:name="__RefHeading___Toc8794_1736451874"/>
+      <w:bookmarkEnd w:id="87"/>
+      <w:r>
+        <w:rPr>
           <w:sz w:val="24"/>
           <w:szCs w:val="24"/>
         </w:rPr>
@@ -23277,19 +24940,14 @@
     </w:p>
     <w:p>
       <w:pPr>
-        <w:pStyle w:val="Normal"/>
-        <w:spacing w:lineRule="auto" w:line="360" w:before="200" w:after="120"/>
-        <w:rPr>
-          <w:rFonts w:ascii="Times New Roman" w:hAnsi="Times New Roman"/>
-          <w:sz w:val="24"/>
-          <w:szCs w:val="24"/>
-        </w:rPr>
-      </w:pPr>
-      <w:r>
-        <w:rPr>
-          <w:sz w:val="24"/>
-          <w:szCs w:val="24"/>
-        </w:rPr>
+        <w:pStyle w:val="BodyText"/>
+        <w:spacing w:lineRule="auto" w:line="360" w:before="0" w:after="0"/>
+        <w:rPr>
+          <w:rFonts w:ascii="Times New Roman" w:hAnsi="Times New Roman"/>
+        </w:rPr>
+      </w:pPr>
+      <w:r>
+        <w:rPr/>
       </w:r>
     </w:p>
     <w:p>
@@ -24603,11 +26261,10 @@
           <w:rFonts w:ascii="Times New Roman" w:hAnsi="Times New Roman"/>
         </w:rPr>
       </w:pPr>
-      <w:bookmarkStart w:id="91" w:name="__RefHeading___Toc2977_724336694"/>
-      <w:bookmarkEnd w:id="91"/>
-      <w:r>
-        <w:rPr>
-          <w:rFonts w:ascii="Times New Roman" w:hAnsi="Times New Roman"/>
+      <w:bookmarkStart w:id="88" w:name="__RefHeading___Toc2977_724336694"/>
+      <w:bookmarkEnd w:id="88"/>
+      <w:r>
+        <w:rPr>
           <w:sz w:val="24"/>
           <w:szCs w:val="24"/>
         </w:rPr>
@@ -24636,14 +26293,14 @@
         <w:pStyle w:val="BodyText"/>
         <w:bidi w:val="0"/>
         <w:spacing w:lineRule="auto" w:line="360" w:before="0" w:after="0"/>
-        <w:ind w:hanging="0" w:left="0" w:right="121"/>
+        <w:ind w:firstLine="709" w:left="0" w:right="0"/>
         <w:jc w:val="both"/>
         <w:rPr>
           <w:rFonts w:ascii="Times New Roman" w:hAnsi="Times New Roman"/>
         </w:rPr>
       </w:pPr>
-      <w:bookmarkStart w:id="92" w:name="docs-internal-guid-87136094-7fff-8bab-7f"/>
-      <w:bookmarkEnd w:id="92"/>
+      <w:bookmarkStart w:id="89" w:name="docs-internal-guid-87136094-7fff-8bab-7f"/>
+      <w:bookmarkEnd w:id="89"/>
       <w:r>
         <w:rPr>
           <w:b w:val="false"/>
@@ -25003,8 +26660,8 @@
           <w:rFonts w:ascii="Times New Roman" w:hAnsi="Times New Roman"/>
         </w:rPr>
       </w:pPr>
-      <w:bookmarkStart w:id="93" w:name="__RefHeading___Toc2979_724336694"/>
-      <w:bookmarkEnd w:id="93"/>
+      <w:bookmarkStart w:id="90" w:name="__RefHeading___Toc2979_724336694"/>
+      <w:bookmarkEnd w:id="90"/>
       <w:r>
         <w:rPr>
           <w:rFonts w:ascii="Times New Roman" w:hAnsi="Times New Roman"/>
@@ -25688,13 +27345,13 @@
           <w:ilvl w:val="0"/>
           <w:numId w:val="1"/>
         </w:numPr>
-        <w:spacing w:lineRule="auto" w:line="360"/>
-        <w:rPr>
-          <w:rFonts w:ascii="Times New Roman" w:hAnsi="Times New Roman"/>
-        </w:rPr>
-      </w:pPr>
-      <w:bookmarkStart w:id="94" w:name="__RefHeading___Toc2981_724336694"/>
-      <w:bookmarkEnd w:id="94"/>
+        <w:spacing w:lineRule="auto" w:line="360" w:before="0" w:after="0"/>
+        <w:rPr>
+          <w:rFonts w:ascii="Times New Roman" w:hAnsi="Times New Roman"/>
+        </w:rPr>
+      </w:pPr>
+      <w:bookmarkStart w:id="91" w:name="__RefHeading___Toc2981_724336694"/>
+      <w:bookmarkEnd w:id="91"/>
       <w:r>
         <w:rPr>
           <w:rFonts w:ascii="Times New Roman" w:hAnsi="Times New Roman"/>
@@ -25707,18 +27364,13 @@
     <w:p>
       <w:pPr>
         <w:pStyle w:val="BodyText"/>
-        <w:spacing w:lineRule="auto" w:line="360"/>
-        <w:rPr>
-          <w:rFonts w:ascii="Times New Roman" w:hAnsi="Times New Roman"/>
-          <w:sz w:val="24"/>
-          <w:szCs w:val="24"/>
-        </w:rPr>
-      </w:pPr>
-      <w:r>
-        <w:rPr>
-          <w:sz w:val="24"/>
-          <w:szCs w:val="24"/>
-        </w:rPr>
+        <w:spacing w:lineRule="auto" w:line="360" w:before="0" w:after="0"/>
+        <w:rPr>
+          <w:rFonts w:ascii="Times New Roman" w:hAnsi="Times New Roman"/>
+        </w:rPr>
+      </w:pPr>
+      <w:r>
+        <w:rPr/>
       </w:r>
     </w:p>
     <w:p>
@@ -25730,13 +27382,6 @@
           <w:rFonts w:ascii="Times New Roman" w:hAnsi="Times New Roman"/>
         </w:rPr>
       </w:pPr>
-      <w:r>
-        <w:rPr>
-          <w:sz w:val="24"/>
-          <w:szCs w:val="24"/>
-        </w:rPr>
-        <w:tab/>
-      </w:r>
       <w:r>
         <w:rPr>
           <w:sz w:val="24"/>
@@ -25774,13 +27419,13 @@
           <w:ilvl w:val="0"/>
           <w:numId w:val="1"/>
         </w:numPr>
-        <w:spacing w:lineRule="auto" w:line="360"/>
-        <w:rPr>
-          <w:rFonts w:ascii="Times New Roman" w:hAnsi="Times New Roman"/>
-        </w:rPr>
-      </w:pPr>
-      <w:bookmarkStart w:id="95" w:name="__RefHeading___Toc2983_724336694"/>
-      <w:bookmarkEnd w:id="95"/>
+        <w:spacing w:lineRule="auto" w:line="360" w:before="0" w:after="0"/>
+        <w:rPr>
+          <w:rFonts w:ascii="Times New Roman" w:hAnsi="Times New Roman"/>
+        </w:rPr>
+      </w:pPr>
+      <w:bookmarkStart w:id="92" w:name="__RefHeading___Toc2983_724336694"/>
+      <w:bookmarkEnd w:id="92"/>
       <w:r>
         <w:rPr>
           <w:rFonts w:ascii="Times New Roman" w:hAnsi="Times New Roman"/>
@@ -25818,25 +27463,6 @@
           <w:rFonts w:ascii="Times New Roman" w:hAnsi="Times New Roman"/>
         </w:rPr>
       </w:pPr>
-      <w:bookmarkStart w:id="96" w:name="docs-internal-guid-0b707fbe-7fff-99ad-37"/>
-      <w:bookmarkEnd w:id="96"/>
-      <w:r>
-        <w:rPr>
-          <w:b w:val="false"/>
-          <w:i w:val="false"/>
-          <w:caps w:val="false"/>
-          <w:smallCaps w:val="false"/>
-          <w:strike w:val="false"/>
-          <w:dstrike w:val="false"/>
-          <w:color w:val="000000"/>
-          <w:sz w:val="24"/>
-          <w:szCs w:val="24"/>
-          <w:u w:val="none"/>
-          <w:effect w:val="none"/>
-          <w:shd w:fill="FFFFFF" w:val="clear"/>
-        </w:rPr>
-        <w:tab/>
-      </w:r>
       <w:r>
         <w:rPr>
           <w:b w:val="false"/>
@@ -26560,11 +28186,10 @@
           <w:rFonts w:ascii="Times New Roman" w:hAnsi="Times New Roman"/>
         </w:rPr>
       </w:pPr>
-      <w:bookmarkStart w:id="97" w:name="__RefHeading___Toc2985_724336694"/>
-      <w:bookmarkEnd w:id="97"/>
-      <w:r>
-        <w:rPr>
-          <w:rFonts w:ascii="Times New Roman" w:hAnsi="Times New Roman"/>
+      <w:bookmarkStart w:id="93" w:name="__RefHeading___Toc2985_724336694"/>
+      <w:bookmarkEnd w:id="93"/>
+      <w:r>
+        <w:rPr>
           <w:sz w:val="24"/>
           <w:szCs w:val="24"/>
         </w:rPr>
@@ -26596,13 +28221,6 @@
           <w:rFonts w:ascii="Times New Roman" w:hAnsi="Times New Roman"/>
         </w:rPr>
       </w:pPr>
-      <w:r>
-        <w:rPr>
-          <w:sz w:val="24"/>
-          <w:szCs w:val="24"/>
-        </w:rPr>
-        <w:tab/>
-      </w:r>
       <w:r>
         <w:rPr>
           <w:sz w:val="24"/>
@@ -27235,13 +28853,13 @@
           <w:ilvl w:val="0"/>
           <w:numId w:val="1"/>
         </w:numPr>
-        <w:spacing w:lineRule="auto" w:line="360"/>
-        <w:rPr>
-          <w:rFonts w:ascii="Times New Roman" w:hAnsi="Times New Roman"/>
-        </w:rPr>
-      </w:pPr>
-      <w:bookmarkStart w:id="98" w:name="__RefHeading___Toc2987_724336694"/>
-      <w:bookmarkEnd w:id="98"/>
+        <w:spacing w:lineRule="auto" w:line="360" w:before="0" w:after="0"/>
+        <w:rPr>
+          <w:rFonts w:ascii="Times New Roman" w:hAnsi="Times New Roman"/>
+        </w:rPr>
+      </w:pPr>
+      <w:bookmarkStart w:id="94" w:name="__RefHeading___Toc2987_724336694"/>
+      <w:bookmarkEnd w:id="94"/>
       <w:r>
         <w:rPr>
           <w:rFonts w:ascii="Times New Roman" w:hAnsi="Times New Roman"/>
@@ -27326,11 +28944,10 @@
           <w:rFonts w:ascii="Times New Roman" w:hAnsi="Times New Roman"/>
         </w:rPr>
       </w:pPr>
-      <w:bookmarkStart w:id="99" w:name="__RefHeading___Toc2989_724336694"/>
-      <w:bookmarkEnd w:id="99"/>
-      <w:r>
-        <w:rPr>
-          <w:rFonts w:ascii="Times New Roman" w:hAnsi="Times New Roman"/>
+      <w:bookmarkStart w:id="95" w:name="__RefHeading___Toc2989_724336694"/>
+      <w:bookmarkEnd w:id="95"/>
+      <w:r>
+        <w:rPr>
           <w:sz w:val="24"/>
           <w:szCs w:val="24"/>
         </w:rPr>
@@ -27362,8 +28979,8 @@
         <w:ind w:firstLine="709" w:left="0" w:right="0"/>
         <w:rPr/>
       </w:pPr>
-      <w:bookmarkStart w:id="100" w:name="docs-internal-guid-b32a8770-7fff-9117-7c"/>
-      <w:bookmarkEnd w:id="100"/>
+      <w:bookmarkStart w:id="96" w:name="docs-internal-guid-b32a8770-7fff-9117-7c"/>
+      <w:bookmarkEnd w:id="96"/>
       <w:r>
         <w:rPr>
           <w:b/>
@@ -29130,7 +30747,7 @@
         <w:shd w:val="clear" w:fill="FFFFFF"/>
         <w:bidi w:val="0"/>
         <w:spacing w:lineRule="auto" w:line="360" w:before="0" w:after="0"/>
-        <w:ind w:hanging="0" w:left="0" w:right="121"/>
+        <w:ind w:firstLine="709" w:left="0" w:right="0"/>
         <w:jc w:val="both"/>
         <w:rPr>
           <w:rFonts w:ascii="Times New Roman" w:hAnsi="Times New Roman"/>
@@ -29151,7 +30768,6 @@
           <w:effect w:val="none"/>
           <w:shd w:fill="FFF2CC" w:val="clear"/>
         </w:rPr>
-        <w:tab/>
         <w:t>O SINAES observa se as instalações para docentes (salas de professores e de reuniões) estão equipadas segundo a finalidade e se atendem adequadamente aos requisitos de dimensão, limpeza, iluminação, acústica, ventilação, conservação e comodidade necessários às atividades desenvolvidas.</w:t>
       </w:r>
     </w:p>
@@ -30498,11 +32114,10 @@
           <w:rFonts w:ascii="Times New Roman" w:hAnsi="Times New Roman"/>
         </w:rPr>
       </w:pPr>
-      <w:bookmarkStart w:id="101" w:name="__RefHeading___Toc2991_724336694"/>
-      <w:bookmarkEnd w:id="101"/>
-      <w:r>
-        <w:rPr>
-          <w:rFonts w:ascii="Times New Roman" w:hAnsi="Times New Roman"/>
+      <w:bookmarkStart w:id="97" w:name="__RefHeading___Toc2991_724336694"/>
+      <w:bookmarkEnd w:id="97"/>
+      <w:r>
+        <w:rPr>
           <w:sz w:val="24"/>
           <w:szCs w:val="24"/>
         </w:rPr>
@@ -32591,11 +34206,10 @@
           <w:rFonts w:ascii="Times New Roman" w:hAnsi="Times New Roman"/>
         </w:rPr>
       </w:pPr>
-      <w:bookmarkStart w:id="102" w:name="__RefHeading___Toc2993_724336694"/>
-      <w:bookmarkEnd w:id="102"/>
-      <w:r>
-        <w:rPr>
-          <w:rFonts w:ascii="Times New Roman" w:hAnsi="Times New Roman"/>
+      <w:bookmarkStart w:id="98" w:name="__RefHeading___Toc2993_724336694"/>
+      <w:bookmarkEnd w:id="98"/>
+      <w:r>
+        <w:rPr>
           <w:sz w:val="24"/>
           <w:szCs w:val="24"/>
         </w:rPr>
@@ -32630,8 +34244,8 @@
           <w:rFonts w:ascii="Times New Roman" w:hAnsi="Times New Roman"/>
         </w:rPr>
       </w:pPr>
-      <w:bookmarkStart w:id="103" w:name="docs-internal-guid-458d0a24-7fff-e929-a5"/>
-      <w:bookmarkEnd w:id="103"/>
+      <w:bookmarkStart w:id="99" w:name="docs-internal-guid-458d0a24-7fff-e929-a5"/>
+      <w:bookmarkEnd w:id="99"/>
       <w:r>
         <w:rPr>
           <w:b w:val="false"/>
@@ -34452,13 +36066,13 @@
           <w:ilvl w:val="0"/>
           <w:numId w:val="1"/>
         </w:numPr>
-        <w:spacing w:lineRule="auto" w:line="360"/>
-        <w:rPr>
-          <w:rFonts w:ascii="Times New Roman" w:hAnsi="Times New Roman"/>
-        </w:rPr>
-      </w:pPr>
-      <w:bookmarkStart w:id="104" w:name="__RefHeading___Toc2995_724336694"/>
-      <w:bookmarkEnd w:id="104"/>
+        <w:spacing w:lineRule="auto" w:line="360" w:before="0" w:after="0"/>
+        <w:rPr>
+          <w:rFonts w:ascii="Times New Roman" w:hAnsi="Times New Roman"/>
+        </w:rPr>
+      </w:pPr>
+      <w:bookmarkStart w:id="100" w:name="__RefHeading___Toc2995_724336694"/>
+      <w:bookmarkEnd w:id="100"/>
       <w:r>
         <w:rPr>
           <w:rFonts w:ascii="Times New Roman" w:hAnsi="Times New Roman"/>
@@ -34563,7 +36177,7 @@
       <w:pPr>
         <w:pStyle w:val="BodyText"/>
         <w:bidi w:val="0"/>
-        <w:spacing w:lineRule="auto" w:line="360" w:before="240" w:after="240"/>
+        <w:spacing w:lineRule="auto" w:line="360" w:before="0" w:after="0"/>
         <w:ind w:firstLine="709" w:left="0" w:right="0"/>
         <w:jc w:val="both"/>
         <w:rPr/>
@@ -34590,7 +36204,7 @@
       <w:pPr>
         <w:pStyle w:val="BodyText"/>
         <w:bidi w:val="0"/>
-        <w:spacing w:lineRule="auto" w:line="360" w:before="240" w:after="240"/>
+        <w:spacing w:lineRule="auto" w:line="360" w:before="0" w:after="0"/>
         <w:ind w:firstLine="709" w:left="0" w:right="0"/>
         <w:jc w:val="both"/>
         <w:rPr/>
@@ -34649,7 +36263,47 @@
       <w:pPr>
         <w:pStyle w:val="BodyText"/>
         <w:bidi w:val="0"/>
-        <w:spacing w:lineRule="auto" w:line="360" w:before="240" w:after="240"/>
+        <w:spacing w:lineRule="auto" w:line="360" w:before="0" w:after="0"/>
+        <w:ind w:firstLine="709" w:left="0" w:right="0"/>
+        <w:jc w:val="both"/>
+        <w:rPr>
+          <w:b w:val="false"/>
+          <w:i w:val="false"/>
+          <w:i w:val="false"/>
+          <w:caps w:val="false"/>
+          <w:smallCaps w:val="false"/>
+          <w:strike w:val="false"/>
+          <w:dstrike w:val="false"/>
+          <w:color w:val="000000"/>
+          <w:sz w:val="24"/>
+          <w:szCs w:val="24"/>
+          <w:u w:val="none"/>
+          <w:effect w:val="none"/>
+          <w:shd w:fill="FFF2CC" w:val="clear"/>
+        </w:rPr>
+      </w:pPr>
+      <w:r>
+        <w:rPr>
+          <w:b w:val="false"/>
+          <w:i w:val="false"/>
+          <w:caps w:val="false"/>
+          <w:smallCaps w:val="false"/>
+          <w:strike w:val="false"/>
+          <w:dstrike w:val="false"/>
+          <w:color w:val="000000"/>
+          <w:sz w:val="24"/>
+          <w:szCs w:val="24"/>
+          <w:u w:val="none"/>
+          <w:effect w:val="none"/>
+          <w:shd w:fill="FFF2CC" w:val="clear"/>
+        </w:rPr>
+      </w:r>
+    </w:p>
+    <w:p>
+      <w:pPr>
+        <w:pStyle w:val="BodyText"/>
+        <w:bidi w:val="0"/>
+        <w:spacing w:lineRule="auto" w:line="360" w:before="0" w:after="0"/>
         <w:ind w:firstLine="709" w:left="0" w:right="0"/>
         <w:jc w:val="both"/>
         <w:rPr/>
@@ -34693,7 +36347,47 @@
       <w:pPr>
         <w:pStyle w:val="BodyText"/>
         <w:bidi w:val="0"/>
-        <w:spacing w:lineRule="auto" w:line="360" w:before="240" w:after="240"/>
+        <w:spacing w:lineRule="auto" w:line="360" w:before="0" w:after="0"/>
+        <w:ind w:firstLine="709" w:left="0" w:right="0"/>
+        <w:jc w:val="both"/>
+        <w:rPr>
+          <w:b w:val="false"/>
+          <w:i w:val="false"/>
+          <w:i w:val="false"/>
+          <w:caps w:val="false"/>
+          <w:smallCaps w:val="false"/>
+          <w:strike w:val="false"/>
+          <w:dstrike w:val="false"/>
+          <w:color w:val="000000"/>
+          <w:sz w:val="24"/>
+          <w:szCs w:val="24"/>
+          <w:u w:val="none"/>
+          <w:effect w:val="none"/>
+          <w:shd w:fill="FFF2CC" w:val="clear"/>
+        </w:rPr>
+      </w:pPr>
+      <w:r>
+        <w:rPr>
+          <w:b w:val="false"/>
+          <w:i w:val="false"/>
+          <w:caps w:val="false"/>
+          <w:smallCaps w:val="false"/>
+          <w:strike w:val="false"/>
+          <w:dstrike w:val="false"/>
+          <w:color w:val="000000"/>
+          <w:sz w:val="24"/>
+          <w:szCs w:val="24"/>
+          <w:u w:val="none"/>
+          <w:effect w:val="none"/>
+          <w:shd w:fill="FFF2CC" w:val="clear"/>
+        </w:rPr>
+      </w:r>
+    </w:p>
+    <w:p>
+      <w:pPr>
+        <w:pStyle w:val="BodyText"/>
+        <w:bidi w:val="0"/>
+        <w:spacing w:lineRule="auto" w:line="360" w:before="0" w:after="0"/>
         <w:ind w:firstLine="709" w:left="0" w:right="0"/>
         <w:jc w:val="both"/>
         <w:rPr/>
@@ -34737,7 +36431,47 @@
       <w:pPr>
         <w:pStyle w:val="BodyText"/>
         <w:bidi w:val="0"/>
-        <w:spacing w:lineRule="auto" w:line="360" w:before="240" w:after="240"/>
+        <w:spacing w:lineRule="auto" w:line="360" w:before="0" w:after="0"/>
+        <w:ind w:firstLine="709" w:left="0" w:right="0"/>
+        <w:jc w:val="both"/>
+        <w:rPr>
+          <w:b w:val="false"/>
+          <w:i w:val="false"/>
+          <w:i w:val="false"/>
+          <w:caps w:val="false"/>
+          <w:smallCaps w:val="false"/>
+          <w:strike w:val="false"/>
+          <w:dstrike w:val="false"/>
+          <w:color w:val="000000"/>
+          <w:sz w:val="24"/>
+          <w:szCs w:val="24"/>
+          <w:u w:val="none"/>
+          <w:effect w:val="none"/>
+          <w:shd w:fill="FFF2CC" w:val="clear"/>
+        </w:rPr>
+      </w:pPr>
+      <w:r>
+        <w:rPr>
+          <w:b w:val="false"/>
+          <w:i w:val="false"/>
+          <w:caps w:val="false"/>
+          <w:smallCaps w:val="false"/>
+          <w:strike w:val="false"/>
+          <w:dstrike w:val="false"/>
+          <w:color w:val="000000"/>
+          <w:sz w:val="24"/>
+          <w:szCs w:val="24"/>
+          <w:u w:val="none"/>
+          <w:effect w:val="none"/>
+          <w:shd w:fill="FFF2CC" w:val="clear"/>
+        </w:rPr>
+      </w:r>
+    </w:p>
+    <w:p>
+      <w:pPr>
+        <w:pStyle w:val="BodyText"/>
+        <w:bidi w:val="0"/>
+        <w:spacing w:lineRule="auto" w:line="360" w:before="0" w:after="0"/>
         <w:ind w:firstLine="709" w:left="0" w:right="0"/>
         <w:jc w:val="both"/>
         <w:rPr/>
@@ -34781,7 +36515,47 @@
       <w:pPr>
         <w:pStyle w:val="BodyText"/>
         <w:bidi w:val="0"/>
-        <w:spacing w:lineRule="auto" w:line="360" w:before="240" w:after="240"/>
+        <w:spacing w:lineRule="auto" w:line="360" w:before="0" w:after="0"/>
+        <w:ind w:firstLine="709" w:left="0" w:right="0"/>
+        <w:jc w:val="both"/>
+        <w:rPr>
+          <w:b w:val="false"/>
+          <w:i w:val="false"/>
+          <w:i w:val="false"/>
+          <w:caps w:val="false"/>
+          <w:smallCaps w:val="false"/>
+          <w:strike w:val="false"/>
+          <w:dstrike w:val="false"/>
+          <w:color w:val="000000"/>
+          <w:sz w:val="24"/>
+          <w:szCs w:val="24"/>
+          <w:u w:val="none"/>
+          <w:effect w:val="none"/>
+          <w:shd w:fill="FFF2CC" w:val="clear"/>
+        </w:rPr>
+      </w:pPr>
+      <w:r>
+        <w:rPr>
+          <w:b w:val="false"/>
+          <w:i w:val="false"/>
+          <w:caps w:val="false"/>
+          <w:smallCaps w:val="false"/>
+          <w:strike w:val="false"/>
+          <w:dstrike w:val="false"/>
+          <w:color w:val="000000"/>
+          <w:sz w:val="24"/>
+          <w:szCs w:val="24"/>
+          <w:u w:val="none"/>
+          <w:effect w:val="none"/>
+          <w:shd w:fill="FFF2CC" w:val="clear"/>
+        </w:rPr>
+      </w:r>
+    </w:p>
+    <w:p>
+      <w:pPr>
+        <w:pStyle w:val="BodyText"/>
+        <w:bidi w:val="0"/>
+        <w:spacing w:lineRule="auto" w:line="360" w:before="0" w:after="0"/>
         <w:ind w:firstLine="709" w:left="0" w:right="0"/>
         <w:jc w:val="both"/>
         <w:rPr/>
@@ -34825,22 +36599,20 @@
       <w:pPr>
         <w:pStyle w:val="BodyText"/>
         <w:bidi w:val="0"/>
-        <w:spacing w:lineRule="auto" w:line="360" w:before="240" w:after="240"/>
-        <w:ind w:hanging="0" w:left="0" w:right="0"/>
+        <w:spacing w:lineRule="auto" w:line="360" w:before="0" w:after="0"/>
+        <w:ind w:firstLine="709" w:left="0" w:right="0"/>
         <w:jc w:val="both"/>
         <w:rPr>
-          <w:rFonts w:ascii="Times New Roman" w:hAnsi="Times New Roman"/>
-          <w:b w:val="false"/>
-          <w:i w:val="false"/>
-          <w:i w:val="false"/>
-          <w:caps w:val="false"/>
-          <w:smallCaps w:val="false"/>
-          <w:strike w:val="false"/>
-          <w:dstrike w:val="false"/>
-          <w:color w:val="000000"/>
-          <w:sz w:val="24"/>
-          <w:szCs w:val="24"/>
-          <w:highlight w:val="none"/>
+          <w:b w:val="false"/>
+          <w:i w:val="false"/>
+          <w:i w:val="false"/>
+          <w:caps w:val="false"/>
+          <w:smallCaps w:val="false"/>
+          <w:strike w:val="false"/>
+          <w:dstrike w:val="false"/>
+          <w:color w:val="000000"/>
+          <w:sz w:val="24"/>
+          <w:szCs w:val="24"/>
           <w:u w:val="none"/>
           <w:effect w:val="none"/>
           <w:shd w:fill="FFF2CC" w:val="clear"/>
@@ -34870,13 +36642,13 @@
           <w:ilvl w:val="0"/>
           <w:numId w:val="1"/>
         </w:numPr>
-        <w:spacing w:lineRule="auto" w:line="360"/>
-        <w:rPr>
-          <w:rFonts w:ascii="Times New Roman" w:hAnsi="Times New Roman"/>
-        </w:rPr>
-      </w:pPr>
-      <w:bookmarkStart w:id="105" w:name="__RefHeading___Toc2997_724336694"/>
-      <w:bookmarkEnd w:id="105"/>
+        <w:spacing w:lineRule="auto" w:line="360" w:before="0" w:after="0"/>
+        <w:rPr>
+          <w:rFonts w:ascii="Times New Roman" w:hAnsi="Times New Roman"/>
+        </w:rPr>
+      </w:pPr>
+      <w:bookmarkStart w:id="101" w:name="__RefHeading___Toc2997_724336694"/>
+      <w:bookmarkEnd w:id="101"/>
       <w:r>
         <w:rPr>
           <w:rFonts w:ascii="Times New Roman" w:hAnsi="Times New Roman"/>
@@ -35013,11 +36785,10 @@
           <w:rFonts w:ascii="Times New Roman" w:hAnsi="Times New Roman"/>
         </w:rPr>
       </w:pPr>
-      <w:bookmarkStart w:id="106" w:name="__RefHeading___Toc2999_724336694"/>
-      <w:bookmarkEnd w:id="106"/>
-      <w:r>
-        <w:rPr>
-          <w:rFonts w:ascii="Times New Roman" w:hAnsi="Times New Roman"/>
+      <w:bookmarkStart w:id="102" w:name="__RefHeading___Toc2999_724336694"/>
+      <w:bookmarkEnd w:id="102"/>
+      <w:r>
+        <w:rPr>
           <w:sz w:val="24"/>
           <w:szCs w:val="24"/>
         </w:rPr>
@@ -35029,7 +36800,7 @@
         <w:pStyle w:val="BodyText"/>
         <w:bidi w:val="0"/>
         <w:spacing w:lineRule="auto" w:line="360" w:before="0" w:after="0"/>
-        <w:ind w:hanging="0" w:left="0" w:right="121"/>
+        <w:ind w:hanging="0" w:left="0" w:right="0"/>
         <w:jc w:val="both"/>
         <w:rPr>
           <w:rFonts w:ascii="Times New Roman" w:hAnsi="Times New Roman"/>
@@ -36324,16 +38095,15 @@
           <w:ilvl w:val="2"/>
           <w:numId w:val="1"/>
         </w:numPr>
-        <w:spacing w:lineRule="auto" w:line="360"/>
-        <w:rPr>
-          <w:rFonts w:ascii="Times New Roman" w:hAnsi="Times New Roman"/>
-        </w:rPr>
-      </w:pPr>
-      <w:bookmarkStart w:id="107" w:name="__RefHeading___Toc3001_724336694"/>
-      <w:bookmarkEnd w:id="107"/>
-      <w:r>
-        <w:rPr>
-          <w:rFonts w:ascii="Times New Roman" w:hAnsi="Times New Roman"/>
+        <w:spacing w:lineRule="auto" w:line="360" w:before="0" w:after="0"/>
+        <w:rPr>
+          <w:rFonts w:ascii="Times New Roman" w:hAnsi="Times New Roman"/>
+        </w:rPr>
+      </w:pPr>
+      <w:bookmarkStart w:id="103" w:name="__RefHeading___Toc3001_724336694"/>
+      <w:bookmarkEnd w:id="103"/>
+      <w:r>
+        <w:rPr>
           <w:sz w:val="24"/>
           <w:szCs w:val="24"/>
         </w:rPr>
@@ -37111,6 +38881,22 @@
     </w:p>
     <w:p>
       <w:pPr>
+        <w:pStyle w:val="BodyText"/>
+        <w:rPr>
+          <w:rFonts w:ascii="Times New Roman" w:hAnsi="Times New Roman"/>
+          <w:sz w:val="24"/>
+          <w:szCs w:val="24"/>
+        </w:rPr>
+      </w:pPr>
+      <w:r>
+        <w:rPr>
+          <w:sz w:val="24"/>
+          <w:szCs w:val="24"/>
+        </w:rPr>
+      </w:r>
+    </w:p>
+    <w:p>
+      <w:pPr>
         <w:sectPr>
           <w:type w:val="continuous"/>
           <w:pgSz w:w="11906" w:h="16838"/>
@@ -37129,16 +38915,15 @@
           <w:ilvl w:val="2"/>
           <w:numId w:val="1"/>
         </w:numPr>
-        <w:spacing w:lineRule="auto" w:line="360"/>
-        <w:rPr>
-          <w:rFonts w:ascii="Times New Roman" w:hAnsi="Times New Roman"/>
-        </w:rPr>
-      </w:pPr>
-      <w:bookmarkStart w:id="108" w:name="__RefHeading___Toc3003_724336694"/>
-      <w:bookmarkEnd w:id="108"/>
-      <w:r>
-        <w:rPr>
-          <w:rFonts w:ascii="Times New Roman" w:hAnsi="Times New Roman"/>
+        <w:spacing w:lineRule="auto" w:line="360" w:before="0" w:after="0"/>
+        <w:rPr>
+          <w:rFonts w:ascii="Times New Roman" w:hAnsi="Times New Roman"/>
+        </w:rPr>
+      </w:pPr>
+      <w:bookmarkStart w:id="104" w:name="__RefHeading___Toc3003_724336694"/>
+      <w:bookmarkEnd w:id="104"/>
+      <w:r>
+        <w:rPr>
           <w:sz w:val="24"/>
           <w:szCs w:val="24"/>
         </w:rPr>
@@ -37927,62 +39712,20 @@
     </w:p>
     <w:p>
       <w:pPr>
-        <w:pStyle w:val="BodyText"/>
-        <w:bidi w:val="0"/>
-        <w:spacing w:lineRule="auto" w:line="360" w:before="0" w:after="0"/>
-        <w:ind w:hanging="0" w:left="0" w:right="121"/>
-        <w:jc w:val="both"/>
-        <w:rPr>
-          <w:rFonts w:ascii="Times New Roman" w:hAnsi="Times New Roman"/>
-          <w:b w:val="false"/>
-          <w:i w:val="false"/>
-          <w:i w:val="false"/>
-          <w:caps w:val="false"/>
-          <w:smallCaps w:val="false"/>
-          <w:strike w:val="false"/>
-          <w:dstrike w:val="false"/>
-          <w:color w:val="000000"/>
-          <w:sz w:val="24"/>
-          <w:szCs w:val="24"/>
-          <w:u w:val="none"/>
-          <w:effect w:val="none"/>
-          <w:shd w:fill="auto" w:val="clear"/>
-        </w:rPr>
-      </w:pPr>
-      <w:r>
-        <w:rPr>
-          <w:b w:val="false"/>
-          <w:i w:val="false"/>
-          <w:caps w:val="false"/>
-          <w:smallCaps w:val="false"/>
-          <w:strike w:val="false"/>
-          <w:dstrike w:val="false"/>
-          <w:color w:val="000000"/>
-          <w:sz w:val="24"/>
-          <w:szCs w:val="24"/>
-          <w:u w:val="none"/>
-          <w:effect w:val="none"/>
-          <w:shd w:fill="auto" w:val="clear"/>
-        </w:rPr>
-      </w:r>
-    </w:p>
-    <w:p>
-      <w:pPr>
         <w:pStyle w:val="Heading3"/>
         <w:numPr>
           <w:ilvl w:val="2"/>
           <w:numId w:val="1"/>
         </w:numPr>
-        <w:spacing w:lineRule="auto" w:line="360"/>
-        <w:rPr>
-          <w:rFonts w:ascii="Times New Roman" w:hAnsi="Times New Roman"/>
-        </w:rPr>
-      </w:pPr>
-      <w:bookmarkStart w:id="109" w:name="__RefHeading___Toc3005_724336694"/>
-      <w:bookmarkEnd w:id="109"/>
-      <w:r>
-        <w:rPr>
-          <w:rFonts w:ascii="Times New Roman" w:hAnsi="Times New Roman"/>
+        <w:spacing w:lineRule="auto" w:line="360" w:before="0" w:after="0"/>
+        <w:rPr>
+          <w:rFonts w:ascii="Times New Roman" w:hAnsi="Times New Roman"/>
+        </w:rPr>
+      </w:pPr>
+      <w:bookmarkStart w:id="105" w:name="__RefHeading___Toc3005_724336694"/>
+      <w:bookmarkEnd w:id="105"/>
+      <w:r>
+        <w:rPr>
           <w:sz w:val="24"/>
           <w:szCs w:val="24"/>
         </w:rPr>
@@ -39122,13 +40865,13 @@
           <w:ilvl w:val="0"/>
           <w:numId w:val="1"/>
         </w:numPr>
-        <w:spacing w:lineRule="auto" w:line="360"/>
-        <w:rPr>
-          <w:rFonts w:ascii="Times New Roman" w:hAnsi="Times New Roman"/>
-        </w:rPr>
-      </w:pPr>
-      <w:bookmarkStart w:id="110" w:name="__RefHeading___Toc3007_724336694"/>
-      <w:bookmarkEnd w:id="110"/>
+        <w:spacing w:lineRule="auto" w:line="360" w:before="0" w:after="0"/>
+        <w:rPr>
+          <w:rFonts w:ascii="Times New Roman" w:hAnsi="Times New Roman"/>
+        </w:rPr>
+      </w:pPr>
+      <w:bookmarkStart w:id="106" w:name="__RefHeading___Toc3007_724336694"/>
+      <w:bookmarkEnd w:id="106"/>
       <w:r>
         <w:rPr>
           <w:rFonts w:ascii="Times New Roman" w:hAnsi="Times New Roman"/>
@@ -39204,6 +40947,30 @@
     <w:p>
       <w:pPr>
         <w:pStyle w:val="Heading1"/>
+        <w:numPr>
+          <w:ilvl w:val="0"/>
+          <w:numId w:val="0"/>
+        </w:numPr>
+        <w:spacing w:lineRule="auto" w:line="360" w:before="0" w:after="0"/>
+        <w:ind w:hanging="0" w:left="0"/>
+        <w:rPr>
+          <w:rFonts w:ascii="Times New Roman" w:hAnsi="Times New Roman"/>
+        </w:rPr>
+      </w:pPr>
+      <w:bookmarkStart w:id="107" w:name="__RefHeading___Toc3009_724336694"/>
+      <w:bookmarkEnd w:id="107"/>
+      <w:r>
+        <w:rPr>
+          <w:rFonts w:ascii="Times New Roman" w:hAnsi="Times New Roman"/>
+          <w:sz w:val="24"/>
+          <w:szCs w:val="24"/>
+        </w:rPr>
+        <w:t>APÊNDICE</w:t>
+      </w:r>
+    </w:p>
+    <w:p>
+      <w:pPr>
+        <w:pStyle w:val="BodyText"/>
         <w:numPr>
           <w:ilvl w:val="0"/>
           <w:numId w:val="0"/>
@@ -39212,30 +40979,6 @@
         <w:ind w:hanging="0" w:left="720"/>
         <w:rPr>
           <w:rFonts w:ascii="Times New Roman" w:hAnsi="Times New Roman"/>
-        </w:rPr>
-      </w:pPr>
-      <w:bookmarkStart w:id="111" w:name="__RefHeading___Toc3009_724336694"/>
-      <w:bookmarkEnd w:id="111"/>
-      <w:r>
-        <w:rPr>
-          <w:rFonts w:ascii="Times New Roman" w:hAnsi="Times New Roman"/>
-          <w:sz w:val="24"/>
-          <w:szCs w:val="24"/>
-        </w:rPr>
-        <w:t>APÊNDICE</w:t>
-      </w:r>
-    </w:p>
-    <w:p>
-      <w:pPr>
-        <w:pStyle w:val="BodyText"/>
-        <w:numPr>
-          <w:ilvl w:val="0"/>
-          <w:numId w:val="0"/>
-        </w:numPr>
-        <w:spacing w:lineRule="auto" w:line="360"/>
-        <w:ind w:hanging="0" w:left="720"/>
-        <w:rPr>
-          <w:rFonts w:ascii="Times New Roman" w:hAnsi="Times New Roman"/>
           <w:sz w:val="24"/>
           <w:szCs w:val="24"/>
         </w:rPr>
@@ -39277,27 +41020,6 @@
     <w:p>
       <w:pPr>
         <w:pStyle w:val="BodyText"/>
-        <w:spacing w:lineRule="auto" w:line="360"/>
-        <w:ind w:firstLine="709" w:right="0"/>
-        <w:rPr>
-          <w:rFonts w:ascii="Times New Roman" w:hAnsi="Times New Roman"/>
-          <w:sz w:val="24"/>
-          <w:szCs w:val="24"/>
-          <w:highlight w:val="none"/>
-          <w:shd w:fill="FFF2CC" w:val="clear"/>
-        </w:rPr>
-      </w:pPr>
-      <w:r>
-        <w:rPr>
-          <w:sz w:val="24"/>
-          <w:szCs w:val="24"/>
-          <w:shd w:fill="FFF2CC" w:val="clear"/>
-        </w:rPr>
-      </w:r>
-    </w:p>
-    <w:p>
-      <w:pPr>
-        <w:pStyle w:val="BodyText"/>
         <w:bidi w:val="0"/>
         <w:spacing w:lineRule="auto" w:line="360" w:before="0" w:after="0"/>
         <w:ind w:firstLine="709" w:left="0" w:right="0"/>
@@ -39383,42 +41105,6 @@
           <w:sz w:val="24"/>
           <w:szCs w:val="24"/>
         </w:rPr>
-      </w:r>
-    </w:p>
-    <w:p>
-      <w:pPr>
-        <w:pStyle w:val="BodyText"/>
-        <w:spacing w:lineRule="auto" w:line="360"/>
-        <w:ind w:hanging="0" w:left="0"/>
-        <w:rPr>
-          <w:rFonts w:ascii="Times New Roman" w:hAnsi="Times New Roman"/>
-          <w:sz w:val="24"/>
-          <w:szCs w:val="24"/>
-        </w:rPr>
-      </w:pPr>
-      <w:r>
-        <w:rPr>
-          <w:sz w:val="24"/>
-          <w:szCs w:val="24"/>
-        </w:rPr>
-      </w:r>
-    </w:p>
-    <w:p>
-      <w:pPr>
-        <w:pStyle w:val="BodyText"/>
-        <w:spacing w:lineRule="auto" w:line="360"/>
-        <w:ind w:hanging="0" w:left="0"/>
-        <w:rPr>
-          <w:rFonts w:ascii="Times New Roman" w:hAnsi="Times New Roman"/>
-          <w:sz w:val="24"/>
-          <w:szCs w:val="24"/>
-        </w:rPr>
-      </w:pPr>
-      <w:r>
-        <w:rPr>
-          <w:sz w:val="24"/>
-          <w:szCs w:val="24"/>
-        </w:rPr>
         <w:t>@@formulario_componentes_curriculares@@</w:t>
       </w:r>
     </w:p>
@@ -39447,23 +41133,20 @@
           <w:ilvl w:val="0"/>
           <w:numId w:val="0"/>
         </w:numPr>
-        <w:spacing w:lineRule="auto" w:line="360"/>
+        <w:spacing w:lineRule="auto" w:line="360" w:before="0" w:after="0"/>
         <w:ind w:hanging="0" w:left="0"/>
         <w:rPr>
           <w:rFonts w:ascii="Times New Roman" w:hAnsi="Times New Roman"/>
         </w:rPr>
       </w:pPr>
-      <w:bookmarkStart w:id="112" w:name="__RefHeading___Toc3011_724336694"/>
-      <w:bookmarkStart w:id="113" w:name="docs-internal-guid-cb6f7ca0-7fff-8df8-8d"/>
-      <w:bookmarkEnd w:id="112"/>
-      <w:bookmarkEnd w:id="113"/>
-      <w:r>
-        <w:rPr>
-          <w:rFonts w:ascii="Times New Roman" w:hAnsi="Times New Roman"/>
-          <w:sz w:val="24"/>
-          <w:szCs w:val="24"/>
-        </w:rPr>
-        <w:tab/>
+      <w:bookmarkStart w:id="108" w:name="__RefHeading___Toc3011_724336694"/>
+      <w:bookmarkEnd w:id="108"/>
+      <w:r>
+        <w:rPr>
+          <w:rFonts w:ascii="Times New Roman" w:hAnsi="Times New Roman"/>
+          <w:sz w:val="24"/>
+          <w:szCs w:val="24"/>
+        </w:rPr>
         <w:t>ANEXOS</w:t>
       </w:r>
     </w:p>
@@ -39848,7 +41531,7 @@
     </w:r>
     <w:r>
       <w:rPr/>
-      <w:t>33</w:t>
+      <w:t>62</w:t>
     </w:r>
     <w:r>
       <w:rPr/>
@@ -39885,7 +41568,7 @@
         <w:tabs>
           <w:tab w:val="num" w:pos="720"/>
         </w:tabs>
-        <w:ind w:left="720" w:hanging="360"/>
+        <w:ind w:left="0" w:hanging="0"/>
       </w:pPr>
       <w:rPr/>
     </w:lvl>
@@ -39896,9 +41579,9 @@
       <w:lvlJc w:val="left"/>
       <w:pPr>
         <w:tabs>
-          <w:tab w:val="num" w:pos="1080"/>
+          <w:tab w:val="num" w:pos="0"/>
         </w:tabs>
-        <w:ind w:left="1080" w:hanging="360"/>
+        <w:ind w:left="0" w:hanging="0"/>
       </w:pPr>
       <w:rPr/>
     </w:lvl>
@@ -39909,9 +41592,9 @@
       <w:lvlJc w:val="left"/>
       <w:pPr>
         <w:tabs>
-          <w:tab w:val="num" w:pos="1440"/>
+          <w:tab w:val="num" w:pos="0"/>
         </w:tabs>
-        <w:ind w:left="1440" w:hanging="360"/>
+        <w:ind w:left="0" w:hanging="0"/>
       </w:pPr>
       <w:rPr/>
     </w:lvl>
@@ -40680,7 +42363,8 @@
         <w:ilvl w:val="0"/>
         <w:numId w:val="1"/>
       </w:numPr>
-      <w:spacing w:before="240" w:after="120"/>
+      <w:spacing w:lineRule="auto" w:line="360" w:before="850" w:after="850"/>
+      <w:ind w:hanging="0" w:left="0"/>
       <w:outlineLvl w:val="0"/>
     </w:pPr>
     <w:rPr>
@@ -40702,11 +42386,12 @@
         <w:ilvl w:val="1"/>
         <w:numId w:val="1"/>
       </w:numPr>
-      <w:spacing w:before="200" w:after="120"/>
+      <w:spacing w:before="0" w:after="0"/>
+      <w:ind w:hanging="0" w:left="0"/>
       <w:outlineLvl w:val="1"/>
     </w:pPr>
     <w:rPr>
-      <w:rFonts w:ascii="Arial" w:hAnsi="Arial"/>
+      <w:rFonts w:ascii="Times New Roman" w:hAnsi="Times New Roman"/>
       <w:b/>
       <w:bCs w:val="false"/>
       <w:caps w:val="false"/>
@@ -40725,11 +42410,12 @@
         <w:ilvl w:val="2"/>
         <w:numId w:val="1"/>
       </w:numPr>
-      <w:spacing w:before="140" w:after="120"/>
+      <w:spacing w:before="850" w:after="850"/>
+      <w:ind w:hanging="0" w:left="0"/>
       <w:outlineLvl w:val="2"/>
     </w:pPr>
     <w:rPr>
-      <w:rFonts w:ascii="Arial" w:hAnsi="Arial"/>
+      <w:rFonts w:ascii="Times New Roman" w:hAnsi="Times New Roman"/>
       <w:b w:val="false"/>
       <w:bCs w:val="false"/>
       <w:caps w:val="false"/>
